--- a/arb/docx/34.content.docx
+++ b/arb/docx/34.content.docx
@@ -1038,6 +1038,22 @@
       </w:r>
       <w:r>
         <w:rPr>
+          <w:lang w:val="ar_AE" w:bidi="ar_AE"/>
+        </w:rPr>
+        <w:t>מַשָּׂ֖א</w:t>
+      </w:r>
+    </w:p>
+    <w:p>
+      <w:pPr>
+        <w:bidi/>
+      </w:pPr>
+      <w:r>
+        <w:rPr>
+          <w:lang w:val="ar_AE" w:bidi="ar_AE"/>
+        </w:rPr>
+      </w:r>
+      <w:r>
+        <w:rPr>
           <w:b/>
           <w:lang w:val="ar_AE" w:bidi="ar_AE"/>
         </w:rPr>
@@ -1143,6 +1159,22 @@
       </w:r>
       <w:r>
         <w:rPr>
+          <w:lang w:val="ar_AE" w:bidi="ar_AE"/>
+        </w:rPr>
+        <w:t>הָ⁠אֶלְקֹשִֽׁי</w:t>
+      </w:r>
+    </w:p>
+    <w:p>
+      <w:pPr>
+        <w:bidi/>
+      </w:pPr>
+      <w:r>
+        <w:rPr>
+          <w:lang w:val="ar_AE" w:bidi="ar_AE"/>
+        </w:rPr>
+      </w:r>
+      <w:r>
+        <w:rPr>
           <w:b/>
           <w:lang w:val="ar_AE" w:bidi="ar_AE"/>
         </w:rPr>
@@ -1242,6 +1274,22 @@
       </w:r>
       <w:r>
         <w:rPr>
+          <w:lang w:val="ar_AE" w:bidi="ar_AE"/>
+        </w:rPr>
+        <w:t>נֹקֵ֤ם &amp; לְ⁠צָרָ֔י⁠ו</w:t>
+      </w:r>
+    </w:p>
+    <w:p>
+      <w:pPr>
+        <w:bidi/>
+      </w:pPr>
+      <w:r>
+        <w:rPr>
+          <w:lang w:val="ar_AE" w:bidi="ar_AE"/>
+        </w:rPr>
+      </w:r>
+      <w:r>
+        <w:rPr>
           <w:b/>
           <w:lang w:val="ar_AE" w:bidi="ar_AE"/>
         </w:rPr>
@@ -1347,6 +1395,22 @@
       </w:r>
       <w:r>
         <w:rPr>
+          <w:lang w:val="ar_AE" w:bidi="ar_AE"/>
+        </w:rPr>
+        <w:t>אֵ֣ל קַנּ֤וֹא וְ⁠נֹקֵם֙ יְהוָ֔ה נֹקֵ֥ם יְהוָ֖ה וּ⁠בַ֣עַל חֵמָ֑ה</w:t>
+      </w:r>
+    </w:p>
+    <w:p>
+      <w:pPr>
+        <w:bidi/>
+      </w:pPr>
+      <w:r>
+        <w:rPr>
+          <w:lang w:val="ar_AE" w:bidi="ar_AE"/>
+        </w:rPr>
+      </w:r>
+      <w:r>
+        <w:rPr>
           <w:b/>
           <w:lang w:val="ar_AE" w:bidi="ar_AE"/>
         </w:rPr>
@@ -1439,6 +1503,22 @@
       </w:r>
       <w:r>
         <w:rPr>
+          <w:lang w:val="ar_AE" w:bidi="ar_AE"/>
+        </w:rPr>
+        <w:t>וּ⁠בַ֣עַל חֵמָ֑ה</w:t>
+      </w:r>
+    </w:p>
+    <w:p>
+      <w:pPr>
+        <w:bidi/>
+      </w:pPr>
+      <w:r>
+        <w:rPr>
+          <w:lang w:val="ar_AE" w:bidi="ar_AE"/>
+        </w:rPr>
+      </w:r>
+      <w:r>
+        <w:rPr>
           <w:b/>
           <w:lang w:val="ar_AE" w:bidi="ar_AE"/>
         </w:rPr>
@@ -1544,6 +1624,22 @@
       </w:r>
       <w:r>
         <w:rPr>
+          <w:lang w:val="ar_AE" w:bidi="ar_AE"/>
+        </w:rPr>
+        <w:t>נֹקֵ֤ם יְהוָה֙ לְ⁠צָרָ֔י⁠ו וְ⁠נוֹטֵ֥ר ה֖וּא לְ⁠אֹיְבָֽי⁠ו</w:t>
+      </w:r>
+    </w:p>
+    <w:p>
+      <w:pPr>
+        <w:bidi/>
+      </w:pPr>
+      <w:r>
+        <w:rPr>
+          <w:lang w:val="ar_AE" w:bidi="ar_AE"/>
+        </w:rPr>
+      </w:r>
+      <w:r>
+        <w:rPr>
           <w:b/>
           <w:lang w:val="ar_AE" w:bidi="ar_AE"/>
         </w:rPr>
@@ -1650,6 +1746,22 @@
       </w:r>
       <w:r>
         <w:rPr>
+          <w:lang w:val="ar_AE" w:bidi="ar_AE"/>
+        </w:rPr>
+        <w:t>וְ⁠נוֹטֵ֥ר ה֖וּא לְ⁠אֹיְבָֽי⁠ו</w:t>
+      </w:r>
+    </w:p>
+    <w:p>
+      <w:pPr>
+        <w:bidi/>
+      </w:pPr>
+      <w:r>
+        <w:rPr>
+          <w:lang w:val="ar_AE" w:bidi="ar_AE"/>
+        </w:rPr>
+      </w:r>
+      <w:r>
+        <w:rPr>
           <w:b/>
           <w:lang w:val="ar_AE" w:bidi="ar_AE"/>
         </w:rPr>
@@ -1755,6 +1867,22 @@
       </w:r>
       <w:r>
         <w:rPr>
+          <w:lang w:val="ar_AE" w:bidi="ar_AE"/>
+        </w:rPr>
+        <w:t>אֶ֤רֶךְ אַפַּ֨יִם֙</w:t>
+      </w:r>
+    </w:p>
+    <w:p>
+      <w:pPr>
+        <w:bidi/>
+      </w:pPr>
+      <w:r>
+        <w:rPr>
+          <w:lang w:val="ar_AE" w:bidi="ar_AE"/>
+        </w:rPr>
+      </w:r>
+      <w:r>
+        <w:rPr>
           <w:b/>
           <w:lang w:val="ar_AE" w:bidi="ar_AE"/>
         </w:rPr>
@@ -1860,6 +1988,22 @@
       </w:r>
       <w:r>
         <w:rPr>
+          <w:lang w:val="ar_AE" w:bidi="ar_AE"/>
+        </w:rPr>
+        <w:t>ו⁠גדול־כֹּ֔חַ</w:t>
+      </w:r>
+    </w:p>
+    <w:p>
+      <w:pPr>
+        <w:bidi/>
+      </w:pPr>
+      <w:r>
+        <w:rPr>
+          <w:lang w:val="ar_AE" w:bidi="ar_AE"/>
+        </w:rPr>
+      </w:r>
+      <w:r>
+        <w:rPr>
           <w:b/>
           <w:lang w:val="ar_AE" w:bidi="ar_AE"/>
         </w:rPr>
@@ -1965,6 +2109,22 @@
       </w:r>
       <w:r>
         <w:rPr>
+          <w:lang w:val="ar_AE" w:bidi="ar_AE"/>
+        </w:rPr>
+        <w:t>וְ⁠נַקֵּ֖ה לֹ֣א יְנַקֶּ֑ה</w:t>
+      </w:r>
+    </w:p>
+    <w:p>
+      <w:pPr>
+        <w:bidi/>
+      </w:pPr>
+      <w:r>
+        <w:rPr>
+          <w:lang w:val="ar_AE" w:bidi="ar_AE"/>
+        </w:rPr>
+      </w:r>
+      <w:r>
+        <w:rPr>
           <w:b/>
           <w:lang w:val="ar_AE" w:bidi="ar_AE"/>
         </w:rPr>
@@ -2070,6 +2230,22 @@
       </w:r>
       <w:r>
         <w:rPr>
+          <w:lang w:val="ar_AE" w:bidi="ar_AE"/>
+        </w:rPr>
+        <w:t>גּוֹעֵ֤ר</w:t>
+      </w:r>
+    </w:p>
+    <w:p>
+      <w:pPr>
+        <w:bidi/>
+      </w:pPr>
+      <w:r>
+        <w:rPr>
+          <w:lang w:val="ar_AE" w:bidi="ar_AE"/>
+        </w:rPr>
+      </w:r>
+      <w:r>
+        <w:rPr>
           <w:b/>
           <w:lang w:val="ar_AE" w:bidi="ar_AE"/>
         </w:rPr>
@@ -2175,6 +2351,22 @@
       </w:r>
       <w:r>
         <w:rPr>
+          <w:lang w:val="ar_AE" w:bidi="ar_AE"/>
+        </w:rPr>
+        <w:t>אֻמְלַ֤ל בָּשָׁן֙</w:t>
+      </w:r>
+    </w:p>
+    <w:p>
+      <w:pPr>
+        <w:bidi/>
+      </w:pPr>
+      <w:r>
+        <w:rPr>
+          <w:lang w:val="ar_AE" w:bidi="ar_AE"/>
+        </w:rPr>
+      </w:r>
+      <w:r>
+        <w:rPr>
           <w:b/>
           <w:lang w:val="ar_AE" w:bidi="ar_AE"/>
         </w:rPr>
@@ -2280,6 +2472,22 @@
       </w:r>
       <w:r>
         <w:rPr>
+          <w:lang w:val="ar_AE" w:bidi="ar_AE"/>
+        </w:rPr>
+        <w:t>וְ⁠כַרְמֶ֔ל</w:t>
+      </w:r>
+    </w:p>
+    <w:p>
+      <w:pPr>
+        <w:bidi/>
+      </w:pPr>
+      <w:r>
+        <w:rPr>
+          <w:lang w:val="ar_AE" w:bidi="ar_AE"/>
+        </w:rPr>
+      </w:r>
+      <w:r>
+        <w:rPr>
           <w:b/>
           <w:lang w:val="ar_AE" w:bidi="ar_AE"/>
         </w:rPr>
@@ -2379,6 +2587,22 @@
       </w:r>
       <w:r>
         <w:rPr>
+          <w:lang w:val="ar_AE" w:bidi="ar_AE"/>
+        </w:rPr>
+        <w:t>וְ⁠כַרְמֶ֔ל</w:t>
+      </w:r>
+    </w:p>
+    <w:p>
+      <w:pPr>
+        <w:bidi/>
+      </w:pPr>
+      <w:r>
+        <w:rPr>
+          <w:lang w:val="ar_AE" w:bidi="ar_AE"/>
+        </w:rPr>
+      </w:r>
+      <w:r>
+        <w:rPr>
           <w:b/>
           <w:lang w:val="ar_AE" w:bidi="ar_AE"/>
         </w:rPr>
@@ -2471,6 +2695,22 @@
       </w:r>
       <w:r>
         <w:rPr>
+          <w:lang w:val="ar_AE" w:bidi="ar_AE"/>
+        </w:rPr>
+        <w:t>וְ⁠הַ⁠גְּבָע֖וֹת הִתְמֹגָ֑גוּ</w:t>
+      </w:r>
+    </w:p>
+    <w:p>
+      <w:pPr>
+        <w:bidi/>
+      </w:pPr>
+      <w:r>
+        <w:rPr>
+          <w:lang w:val="ar_AE" w:bidi="ar_AE"/>
+        </w:rPr>
+      </w:r>
+      <w:r>
+        <w:rPr>
           <w:b/>
           <w:lang w:val="ar_AE" w:bidi="ar_AE"/>
         </w:rPr>
@@ -2563,6 +2803,22 @@
       </w:r>
       <w:r>
         <w:rPr>
+          <w:lang w:val="ar_AE" w:bidi="ar_AE"/>
+        </w:rPr>
+        <w:t>יֹ֥שְׁבֵי בָֽ⁠הּ</w:t>
+      </w:r>
+    </w:p>
+    <w:p>
+      <w:pPr>
+        <w:bidi/>
+      </w:pPr>
+      <w:r>
+        <w:rPr>
+          <w:lang w:val="ar_AE" w:bidi="ar_AE"/>
+        </w:rPr>
+      </w:r>
+      <w:r>
+        <w:rPr>
           <w:b/>
           <w:lang w:val="ar_AE" w:bidi="ar_AE"/>
         </w:rPr>
@@ -2668,6 +2924,22 @@
       </w:r>
       <w:r>
         <w:rPr>
+          <w:lang w:val="ar_AE" w:bidi="ar_AE"/>
+        </w:rPr>
+        <w:t>לִ⁠פְנֵ֤י זַעְמ⁠וֹ֙ מִ֣י יַֽעֲמ֔וֹד וּ⁠מִ֥י יָק֖וּם בַּ⁠חֲר֣וֹן אַפּ֑⁠וֹ</w:t>
+      </w:r>
+    </w:p>
+    <w:p>
+      <w:pPr>
+        <w:bidi/>
+      </w:pPr>
+      <w:r>
+        <w:rPr>
+          <w:lang w:val="ar_AE" w:bidi="ar_AE"/>
+        </w:rPr>
+      </w:r>
+      <w:r>
+        <w:rPr>
           <w:b/>
           <w:lang w:val="ar_AE" w:bidi="ar_AE"/>
         </w:rPr>
@@ -2774,6 +3046,22 @@
       </w:r>
       <w:r>
         <w:rPr>
+          <w:lang w:val="ar_AE" w:bidi="ar_AE"/>
+        </w:rPr>
+        <w:t>לִ⁠פְנֵ֤י</w:t>
+      </w:r>
+    </w:p>
+    <w:p>
+      <w:pPr>
+        <w:bidi/>
+      </w:pPr>
+      <w:r>
+        <w:rPr>
+          <w:lang w:val="ar_AE" w:bidi="ar_AE"/>
+        </w:rPr>
+      </w:r>
+      <w:r>
+        <w:rPr>
           <w:b/>
           <w:lang w:val="ar_AE" w:bidi="ar_AE"/>
         </w:rPr>
@@ -2879,6 +3167,22 @@
       </w:r>
       <w:r>
         <w:rPr>
+          <w:lang w:val="ar_AE" w:bidi="ar_AE"/>
+        </w:rPr>
+        <w:t>בַּ⁠חֲר֣וֹן אַפּ֑⁠וֹ</w:t>
+      </w:r>
+    </w:p>
+    <w:p>
+      <w:pPr>
+        <w:bidi/>
+      </w:pPr>
+      <w:r>
+        <w:rPr>
+          <w:lang w:val="ar_AE" w:bidi="ar_AE"/>
+        </w:rPr>
+      </w:r>
+      <w:r>
+        <w:rPr>
           <w:b/>
           <w:lang w:val="ar_AE" w:bidi="ar_AE"/>
         </w:rPr>
@@ -2984,6 +3288,22 @@
       </w:r>
       <w:r>
         <w:rPr>
+          <w:lang w:val="ar_AE" w:bidi="ar_AE"/>
+        </w:rPr>
+        <w:t>לִ⁠פְנֵ֤י זַעְמ⁠וֹ֙ &amp; חֲמָת⁠וֹ֙ נִתְּכָ֣ה כָ⁠אֵ֔שׁ</w:t>
+      </w:r>
+    </w:p>
+    <w:p>
+      <w:pPr>
+        <w:bidi/>
+      </w:pPr>
+      <w:r>
+        <w:rPr>
+          <w:lang w:val="ar_AE" w:bidi="ar_AE"/>
+        </w:rPr>
+      </w:r>
+      <w:r>
+        <w:rPr>
           <w:b/>
           <w:lang w:val="ar_AE" w:bidi="ar_AE"/>
         </w:rPr>
@@ -3115,6 +3435,22 @@
       </w:r>
       <w:r>
         <w:rPr>
+          <w:lang w:val="ar_AE" w:bidi="ar_AE"/>
+        </w:rPr>
+        <w:t>לִ⁠פְנֵ֤י זַעְמ⁠וֹ֙ מִ֣י יַֽעֲמ֔וֹד</w:t>
+      </w:r>
+    </w:p>
+    <w:p>
+      <w:pPr>
+        <w:bidi/>
+      </w:pPr>
+      <w:r>
+        <w:rPr>
+          <w:lang w:val="ar_AE" w:bidi="ar_AE"/>
+        </w:rPr>
+      </w:r>
+      <w:r>
+        <w:rPr>
           <w:b/>
           <w:lang w:val="ar_AE" w:bidi="ar_AE"/>
         </w:rPr>
@@ -3207,6 +3543,22 @@
       </w:r>
       <w:r>
         <w:rPr>
+          <w:lang w:val="ar_AE" w:bidi="ar_AE"/>
+        </w:rPr>
+        <w:t>וּ⁠מִ֥י יָק֖וּם בַּ⁠חֲר֣וֹן אַפּ֑⁠וֹ</w:t>
+      </w:r>
+    </w:p>
+    <w:p>
+      <w:pPr>
+        <w:bidi/>
+      </w:pPr>
+      <w:r>
+        <w:rPr>
+          <w:lang w:val="ar_AE" w:bidi="ar_AE"/>
+        </w:rPr>
+      </w:r>
+      <w:r>
+        <w:rPr>
           <w:b/>
           <w:lang w:val="ar_AE" w:bidi="ar_AE"/>
         </w:rPr>
@@ -3299,6 +3651,22 @@
       </w:r>
       <w:r>
         <w:rPr>
+          <w:lang w:val="ar_AE" w:bidi="ar_AE"/>
+        </w:rPr>
+        <w:t>לְ⁠מָע֖וֹז</w:t>
+      </w:r>
+    </w:p>
+    <w:p>
+      <w:pPr>
+        <w:bidi/>
+      </w:pPr>
+      <w:r>
+        <w:rPr>
+          <w:lang w:val="ar_AE" w:bidi="ar_AE"/>
+        </w:rPr>
+      </w:r>
+      <w:r>
+        <w:rPr>
           <w:b/>
           <w:lang w:val="ar_AE" w:bidi="ar_AE"/>
         </w:rPr>
@@ -3391,6 +3759,22 @@
       </w:r>
       <w:r>
         <w:rPr>
+          <w:lang w:val="ar_AE" w:bidi="ar_AE"/>
+        </w:rPr>
+        <w:t>בְּ⁠י֣וֹם צָרָ֑ה</w:t>
+      </w:r>
+    </w:p>
+    <w:p>
+      <w:pPr>
+        <w:bidi/>
+      </w:pPr>
+      <w:r>
+        <w:rPr>
+          <w:lang w:val="ar_AE" w:bidi="ar_AE"/>
+        </w:rPr>
+      </w:r>
+      <w:r>
+        <w:rPr>
           <w:b/>
           <w:lang w:val="ar_AE" w:bidi="ar_AE"/>
         </w:rPr>
@@ -3509,6 +3893,22 @@
       </w:r>
       <w:r>
         <w:rPr>
+          <w:lang w:val="ar_AE" w:bidi="ar_AE"/>
+        </w:rPr>
+        <w:t>חֹ֥סֵי בֽ⁠וֹ</w:t>
+      </w:r>
+    </w:p>
+    <w:p>
+      <w:pPr>
+        <w:bidi/>
+      </w:pPr>
+      <w:r>
+        <w:rPr>
+          <w:lang w:val="ar_AE" w:bidi="ar_AE"/>
+        </w:rPr>
+      </w:r>
+      <w:r>
+        <w:rPr>
           <w:b/>
           <w:lang w:val="ar_AE" w:bidi="ar_AE"/>
         </w:rPr>
@@ -3614,6 +4014,22 @@
       </w:r>
       <w:r>
         <w:rPr>
+          <w:lang w:val="ar_AE" w:bidi="ar_AE"/>
+        </w:rPr>
+        <w:t>מְקוֹמָ֑⁠הּ</w:t>
+      </w:r>
+    </w:p>
+    <w:p>
+      <w:pPr>
+        <w:bidi/>
+      </w:pPr>
+      <w:r>
+        <w:rPr>
+          <w:lang w:val="ar_AE" w:bidi="ar_AE"/>
+        </w:rPr>
+      </w:r>
+      <w:r>
+        <w:rPr>
           <w:b/>
           <w:lang w:val="ar_AE" w:bidi="ar_AE"/>
         </w:rPr>
@@ -3719,6 +4135,22 @@
       </w:r>
       <w:r>
         <w:rPr>
+          <w:lang w:val="ar_AE" w:bidi="ar_AE"/>
+        </w:rPr>
+        <w:t>וְ⁠אֹיְבָ֖י⁠ו יְרַדֶּף־חֹֽשֶׁךְ</w:t>
+      </w:r>
+    </w:p>
+    <w:p>
+      <w:pPr>
+        <w:bidi/>
+      </w:pPr>
+      <w:r>
+        <w:rPr>
+          <w:lang w:val="ar_AE" w:bidi="ar_AE"/>
+        </w:rPr>
+      </w:r>
+      <w:r>
+        <w:rPr>
           <w:b/>
           <w:lang w:val="ar_AE" w:bidi="ar_AE"/>
         </w:rPr>
@@ -3824,6 +4256,22 @@
       </w:r>
       <w:r>
         <w:rPr>
+          <w:lang w:val="ar_AE" w:bidi="ar_AE"/>
+        </w:rPr>
+        <w:t>מַה־תְּחַשְּׁבוּ⁠ן֙ אֶל־יְהוָ֔ה</w:t>
+      </w:r>
+    </w:p>
+    <w:p>
+      <w:pPr>
+        <w:bidi/>
+      </w:pPr>
+      <w:r>
+        <w:rPr>
+          <w:lang w:val="ar_AE" w:bidi="ar_AE"/>
+        </w:rPr>
+      </w:r>
+      <w:r>
+        <w:rPr>
           <w:b/>
           <w:lang w:val="ar_AE" w:bidi="ar_AE"/>
         </w:rPr>
@@ -3916,6 +4364,22 @@
       </w:r>
       <w:r>
         <w:rPr>
+          <w:lang w:val="ar_AE" w:bidi="ar_AE"/>
+        </w:rPr>
+        <w:t>תְּחַשְּׁבוּ⁠ן֙</w:t>
+      </w:r>
+    </w:p>
+    <w:p>
+      <w:pPr>
+        <w:bidi/>
+      </w:pPr>
+      <w:r>
+        <w:rPr>
+          <w:lang w:val="ar_AE" w:bidi="ar_AE"/>
+        </w:rPr>
+      </w:r>
+      <w:r>
+        <w:rPr>
           <w:b/>
           <w:lang w:val="ar_AE" w:bidi="ar_AE"/>
         </w:rPr>
@@ -4021,6 +4485,22 @@
       </w:r>
       <w:r>
         <w:rPr>
+          <w:lang w:val="ar_AE" w:bidi="ar_AE"/>
+        </w:rPr>
+        <w:t>תְּחַשְּׁבוּ⁠ן֙</w:t>
+      </w:r>
+    </w:p>
+    <w:p>
+      <w:pPr>
+        <w:bidi/>
+      </w:pPr>
+      <w:r>
+        <w:rPr>
+          <w:lang w:val="ar_AE" w:bidi="ar_AE"/>
+        </w:rPr>
+      </w:r>
+      <w:r>
+        <w:rPr>
           <w:b/>
           <w:lang w:val="ar_AE" w:bidi="ar_AE"/>
         </w:rPr>
@@ -4126,6 +4606,22 @@
       </w:r>
       <w:r>
         <w:rPr>
+          <w:lang w:val="ar_AE" w:bidi="ar_AE"/>
+        </w:rPr>
+        <w:t>צָרָֽה</w:t>
+      </w:r>
+    </w:p>
+    <w:p>
+      <w:pPr>
+        <w:bidi/>
+      </w:pPr>
+      <w:r>
+        <w:rPr>
+          <w:lang w:val="ar_AE" w:bidi="ar_AE"/>
+        </w:rPr>
+      </w:r>
+      <w:r>
+        <w:rPr>
           <w:b/>
           <w:lang w:val="ar_AE" w:bidi="ar_AE"/>
         </w:rPr>
@@ -4231,6 +4727,22 @@
       </w:r>
       <w:r>
         <w:rPr>
+          <w:lang w:val="ar_AE" w:bidi="ar_AE"/>
+        </w:rPr>
+        <w:t>לֹֽא־תָק֥וּם</w:t>
+      </w:r>
+    </w:p>
+    <w:p>
+      <w:pPr>
+        <w:bidi/>
+      </w:pPr>
+      <w:r>
+        <w:rPr>
+          <w:lang w:val="ar_AE" w:bidi="ar_AE"/>
+        </w:rPr>
+      </w:r>
+      <w:r>
+        <w:rPr>
           <w:b/>
           <w:lang w:val="ar_AE" w:bidi="ar_AE"/>
         </w:rPr>
@@ -4349,6 +4861,22 @@
       </w:r>
       <w:r>
         <w:rPr>
+          <w:lang w:val="ar_AE" w:bidi="ar_AE"/>
+        </w:rPr>
+        <w:t>עַד־סִירִ֣ים סְבֻכִ֔ים וּ⁠כְ⁠סָבְאָ֖⁠ם סְבוּאִ֑ים אֻ֨כְּל֔וּ</w:t>
+      </w:r>
+    </w:p>
+    <w:p>
+      <w:pPr>
+        <w:bidi/>
+      </w:pPr>
+      <w:r>
+        <w:rPr>
+          <w:lang w:val="ar_AE" w:bidi="ar_AE"/>
+        </w:rPr>
+      </w:r>
+      <w:r>
+        <w:rPr>
           <w:b/>
           <w:lang w:val="ar_AE" w:bidi="ar_AE"/>
         </w:rPr>
@@ -4441,6 +4969,22 @@
       </w:r>
       <w:r>
         <w:rPr>
+          <w:lang w:val="ar_AE" w:bidi="ar_AE"/>
+        </w:rPr>
+        <w:t>וּ⁠כְ⁠סָבְאָ֖⁠ם &amp; אֻ֨כְּל֔וּ</w:t>
+      </w:r>
+    </w:p>
+    <w:p>
+      <w:pPr>
+        <w:bidi/>
+      </w:pPr>
+      <w:r>
+        <w:rPr>
+          <w:lang w:val="ar_AE" w:bidi="ar_AE"/>
+        </w:rPr>
+      </w:r>
+      <w:r>
+        <w:rPr>
           <w:b/>
           <w:lang w:val="ar_AE" w:bidi="ar_AE"/>
         </w:rPr>
@@ -4572,6 +5116,22 @@
       </w:r>
       <w:r>
         <w:rPr>
+          <w:lang w:val="ar_AE" w:bidi="ar_AE"/>
+        </w:rPr>
+        <w:t>אֻ֨כְּל֔וּ</w:t>
+      </w:r>
+    </w:p>
+    <w:p>
+      <w:pPr>
+        <w:bidi/>
+      </w:pPr>
+      <w:r>
+        <w:rPr>
+          <w:lang w:val="ar_AE" w:bidi="ar_AE"/>
+        </w:rPr>
+      </w:r>
+      <w:r>
+        <w:rPr>
           <w:b/>
           <w:lang w:val="ar_AE" w:bidi="ar_AE"/>
         </w:rPr>
@@ -4664,6 +5224,22 @@
       </w:r>
       <w:r>
         <w:rPr>
+          <w:lang w:val="ar_AE" w:bidi="ar_AE"/>
+        </w:rPr>
+        <w:t>מִמֵּ֣⁠ךְ</w:t>
+      </w:r>
+    </w:p>
+    <w:p>
+      <w:pPr>
+        <w:bidi/>
+      </w:pPr>
+      <w:r>
+        <w:rPr>
+          <w:lang w:val="ar_AE" w:bidi="ar_AE"/>
+        </w:rPr>
+      </w:r>
+      <w:r>
+        <w:rPr>
           <w:b/>
           <w:lang w:val="ar_AE" w:bidi="ar_AE"/>
         </w:rPr>
@@ -4769,6 +5345,22 @@
       </w:r>
       <w:r>
         <w:rPr>
+          <w:lang w:val="ar_AE" w:bidi="ar_AE"/>
+        </w:rPr>
+        <w:t>מִמֵּ֣⁠ךְ</w:t>
+      </w:r>
+    </w:p>
+    <w:p>
+      <w:pPr>
+        <w:bidi/>
+      </w:pPr>
+      <w:r>
+        <w:rPr>
+          <w:lang w:val="ar_AE" w:bidi="ar_AE"/>
+        </w:rPr>
+      </w:r>
+      <w:r>
+        <w:rPr>
           <w:b/>
           <w:lang w:val="ar_AE" w:bidi="ar_AE"/>
         </w:rPr>
@@ -4874,6 +5466,22 @@
       </w:r>
       <w:r>
         <w:rPr>
+          <w:lang w:val="ar_AE" w:bidi="ar_AE"/>
+        </w:rPr>
+        <w:t>מִמֵּ֣⁠ךְ יָצָ֔א</w:t>
+      </w:r>
+    </w:p>
+    <w:p>
+      <w:pPr>
+        <w:bidi/>
+      </w:pPr>
+      <w:r>
+        <w:rPr>
+          <w:lang w:val="ar_AE" w:bidi="ar_AE"/>
+        </w:rPr>
+      </w:r>
+      <w:r>
+        <w:rPr>
           <w:b/>
           <w:lang w:val="ar_AE" w:bidi="ar_AE"/>
         </w:rPr>
@@ -4980,6 +5588,22 @@
       </w:r>
       <w:r>
         <w:rPr>
+          <w:lang w:val="ar_AE" w:bidi="ar_AE"/>
+        </w:rPr>
+        <w:t>חֹשֵׁ֥ב &amp; רָעָ֑ה יֹעֵ֖ץ בְּלִיָּֽעַל</w:t>
+      </w:r>
+    </w:p>
+    <w:p>
+      <w:pPr>
+        <w:bidi/>
+      </w:pPr>
+      <w:r>
+        <w:rPr>
+          <w:lang w:val="ar_AE" w:bidi="ar_AE"/>
+        </w:rPr>
+      </w:r>
+      <w:r>
+        <w:rPr>
           <w:b/>
           <w:lang w:val="ar_AE" w:bidi="ar_AE"/>
         </w:rPr>
@@ -5085,6 +5709,22 @@
       </w:r>
       <w:r>
         <w:rPr>
+          <w:lang w:val="ar_AE" w:bidi="ar_AE"/>
+        </w:rPr>
+        <w:t>חֹשֵׁ֥ב &amp; רָעָ֑ה יֹעֵ֖ץ בְּלִיָּֽעַל</w:t>
+      </w:r>
+    </w:p>
+    <w:p>
+      <w:pPr>
+        <w:bidi/>
+      </w:pPr>
+      <w:r>
+        <w:rPr>
+          <w:lang w:val="ar_AE" w:bidi="ar_AE"/>
+        </w:rPr>
+      </w:r>
+      <w:r>
+        <w:rPr>
           <w:b/>
           <w:lang w:val="ar_AE" w:bidi="ar_AE"/>
         </w:rPr>
@@ -5216,6 +5856,22 @@
       </w:r>
       <w:r>
         <w:rPr>
+          <w:lang w:val="ar_AE" w:bidi="ar_AE"/>
+        </w:rPr>
+        <w:t>שְׁלֵמִים֙</w:t>
+      </w:r>
+    </w:p>
+    <w:p>
+      <w:pPr>
+        <w:bidi/>
+      </w:pPr>
+      <w:r>
+        <w:rPr>
+          <w:lang w:val="ar_AE" w:bidi="ar_AE"/>
+        </w:rPr>
+      </w:r>
+      <w:r>
+        <w:rPr>
           <w:b/>
           <w:lang w:val="ar_AE" w:bidi="ar_AE"/>
         </w:rPr>
@@ -5321,6 +5977,22 @@
       </w:r>
       <w:r>
         <w:rPr>
+          <w:lang w:val="ar_AE" w:bidi="ar_AE"/>
+        </w:rPr>
+        <w:t>שְׁלֵמִים֙</w:t>
+      </w:r>
+    </w:p>
+    <w:p>
+      <w:pPr>
+        <w:bidi/>
+      </w:pPr>
+      <w:r>
+        <w:rPr>
+          <w:lang w:val="ar_AE" w:bidi="ar_AE"/>
+        </w:rPr>
+      </w:r>
+      <w:r>
+        <w:rPr>
           <w:b/>
           <w:lang w:val="ar_AE" w:bidi="ar_AE"/>
         </w:rPr>
@@ -5426,6 +6098,22 @@
       </w:r>
       <w:r>
         <w:rPr>
+          <w:lang w:val="ar_AE" w:bidi="ar_AE"/>
+        </w:rPr>
+        <w:t>נָגֹ֖זּוּ וְ⁠עָבָ֑ר</w:t>
+      </w:r>
+    </w:p>
+    <w:p>
+      <w:pPr>
+        <w:bidi/>
+      </w:pPr>
+      <w:r>
+        <w:rPr>
+          <w:lang w:val="ar_AE" w:bidi="ar_AE"/>
+        </w:rPr>
+      </w:r>
+      <w:r>
+        <w:rPr>
           <w:b/>
           <w:lang w:val="ar_AE" w:bidi="ar_AE"/>
         </w:rPr>
@@ -5518,6 +6206,22 @@
       </w:r>
       <w:r>
         <w:rPr>
+          <w:lang w:val="ar_AE" w:bidi="ar_AE"/>
+        </w:rPr>
+        <w:t>נָגֹ֖זּוּ</w:t>
+      </w:r>
+    </w:p>
+    <w:p>
+      <w:pPr>
+        <w:bidi/>
+      </w:pPr>
+      <w:r>
+        <w:rPr>
+          <w:lang w:val="ar_AE" w:bidi="ar_AE"/>
+        </w:rPr>
+      </w:r>
+      <w:r>
+        <w:rPr>
           <w:b/>
           <w:lang w:val="ar_AE" w:bidi="ar_AE"/>
         </w:rPr>
@@ -5623,6 +6327,22 @@
       </w:r>
       <w:r>
         <w:rPr>
+          <w:lang w:val="ar_AE" w:bidi="ar_AE"/>
+        </w:rPr>
+        <w:t>נָגֹ֖זּוּ</w:t>
+      </w:r>
+    </w:p>
+    <w:p>
+      <w:pPr>
+        <w:bidi/>
+      </w:pPr>
+      <w:r>
+        <w:rPr>
+          <w:lang w:val="ar_AE" w:bidi="ar_AE"/>
+        </w:rPr>
+      </w:r>
+      <w:r>
+        <w:rPr>
           <w:b/>
           <w:lang w:val="ar_AE" w:bidi="ar_AE"/>
         </w:rPr>
@@ -5715,6 +6435,22 @@
       </w:r>
       <w:r>
         <w:rPr>
+          <w:lang w:val="ar_AE" w:bidi="ar_AE"/>
+        </w:rPr>
+        <w:t>וְ⁠עָבָ֑ר</w:t>
+      </w:r>
+    </w:p>
+    <w:p>
+      <w:pPr>
+        <w:bidi/>
+      </w:pPr>
+      <w:r>
+        <w:rPr>
+          <w:lang w:val="ar_AE" w:bidi="ar_AE"/>
+        </w:rPr>
+      </w:r>
+      <w:r>
+        <w:rPr>
           <w:b/>
           <w:lang w:val="ar_AE" w:bidi="ar_AE"/>
         </w:rPr>
@@ -5833,6 +6569,22 @@
       </w:r>
       <w:r>
         <w:rPr>
+          <w:lang w:val="ar_AE" w:bidi="ar_AE"/>
+        </w:rPr>
+        <w:t>וְ⁠עִ֨נִּתִ֔⁠ךְ</w:t>
+      </w:r>
+    </w:p>
+    <w:p>
+      <w:pPr>
+        <w:bidi/>
+      </w:pPr>
+      <w:r>
+        <w:rPr>
+          <w:lang w:val="ar_AE" w:bidi="ar_AE"/>
+        </w:rPr>
+      </w:r>
+      <w:r>
+        <w:rPr>
           <w:b/>
           <w:lang w:val="ar_AE" w:bidi="ar_AE"/>
         </w:rPr>
@@ -5938,6 +6690,22 @@
       </w:r>
       <w:r>
         <w:rPr>
+          <w:lang w:val="ar_AE" w:bidi="ar_AE"/>
+        </w:rPr>
+        <w:t>מֹטֵ֖⁠הוּ</w:t>
+      </w:r>
+    </w:p>
+    <w:p>
+      <w:pPr>
+        <w:bidi/>
+      </w:pPr>
+      <w:r>
+        <w:rPr>
+          <w:lang w:val="ar_AE" w:bidi="ar_AE"/>
+        </w:rPr>
+      </w:r>
+      <w:r>
+        <w:rPr>
           <w:b/>
           <w:lang w:val="ar_AE" w:bidi="ar_AE"/>
         </w:rPr>
@@ -6043,6 +6811,22 @@
       </w:r>
       <w:r>
         <w:rPr>
+          <w:lang w:val="ar_AE" w:bidi="ar_AE"/>
+        </w:rPr>
+        <w:t>מֹטֵ֖⁠הוּ</w:t>
+      </w:r>
+    </w:p>
+    <w:p>
+      <w:pPr>
+        <w:bidi/>
+      </w:pPr>
+      <w:r>
+        <w:rPr>
+          <w:lang w:val="ar_AE" w:bidi="ar_AE"/>
+        </w:rPr>
+      </w:r>
+      <w:r>
+        <w:rPr>
           <w:b/>
           <w:lang w:val="ar_AE" w:bidi="ar_AE"/>
         </w:rPr>
@@ -6135,6 +6919,22 @@
       </w:r>
       <w:r>
         <w:rPr>
+          <w:lang w:val="ar_AE" w:bidi="ar_AE"/>
+        </w:rPr>
+        <w:t>מֵֽ⁠עָלָ֑יִ⁠ךְ וּ⁠מוֹסְרֹתַ֖יִ⁠ךְ</w:t>
+      </w:r>
+    </w:p>
+    <w:p>
+      <w:pPr>
+        <w:bidi/>
+      </w:pPr>
+      <w:r>
+        <w:rPr>
+          <w:lang w:val="ar_AE" w:bidi="ar_AE"/>
+        </w:rPr>
+      </w:r>
+      <w:r>
+        <w:rPr>
           <w:b/>
           <w:lang w:val="ar_AE" w:bidi="ar_AE"/>
         </w:rPr>
@@ -6254,6 +7054,22 @@
       </w:r>
       <w:r>
         <w:rPr>
+          <w:lang w:val="ar_AE" w:bidi="ar_AE"/>
+        </w:rPr>
+        <w:t>וּ⁠מוֹסְרֹתַ֖יִ⁠ךְ אֲנַתֵּֽק</w:t>
+      </w:r>
+    </w:p>
+    <w:p>
+      <w:pPr>
+        <w:bidi/>
+      </w:pPr>
+      <w:r>
+        <w:rPr>
+          <w:lang w:val="ar_AE" w:bidi="ar_AE"/>
+        </w:rPr>
+      </w:r>
+      <w:r>
+        <w:rPr>
           <w:b/>
           <w:lang w:val="ar_AE" w:bidi="ar_AE"/>
         </w:rPr>
@@ -6359,6 +7175,22 @@
       </w:r>
       <w:r>
         <w:rPr>
+          <w:lang w:val="ar_AE" w:bidi="ar_AE"/>
+        </w:rPr>
+        <w:t>עָלֶ֨י⁠ךָ֙</w:t>
+      </w:r>
+    </w:p>
+    <w:p>
+      <w:pPr>
+        <w:bidi/>
+      </w:pPr>
+      <w:r>
+        <w:rPr>
+          <w:lang w:val="ar_AE" w:bidi="ar_AE"/>
+        </w:rPr>
+      </w:r>
+      <w:r>
+        <w:rPr>
           <w:b/>
           <w:lang w:val="ar_AE" w:bidi="ar_AE"/>
         </w:rPr>
@@ -6478,6 +7310,22 @@
       </w:r>
       <w:r>
         <w:rPr>
+          <w:lang w:val="ar_AE" w:bidi="ar_AE"/>
+        </w:rPr>
+        <w:t>לֹֽא־יִזָּרַ֥ע מִ⁠שִּׁמְ⁠ךָ֖</w:t>
+      </w:r>
+    </w:p>
+    <w:p>
+      <w:pPr>
+        <w:bidi/>
+      </w:pPr>
+      <w:r>
+        <w:rPr>
+          <w:lang w:val="ar_AE" w:bidi="ar_AE"/>
+        </w:rPr>
+      </w:r>
+      <w:r>
+        <w:rPr>
           <w:b/>
           <w:lang w:val="ar_AE" w:bidi="ar_AE"/>
         </w:rPr>
@@ -6598,6 +7446,22 @@
         <w:rPr>
           <w:lang w:val="ar_AE" w:bidi="ar_AE"/>
         </w:rPr>
+        <w:t>אַכְרִ֨ית</w:t>
+      </w:r>
+    </w:p>
+    <w:p>
+      <w:pPr>
+        <w:bidi/>
+      </w:pPr>
+      <w:r>
+        <w:rPr>
+          <w:lang w:val="ar_AE" w:bidi="ar_AE"/>
+        </w:rPr>
+      </w:r>
+      <w:r>
+        <w:rPr>
+          <w:lang w:val="ar_AE" w:bidi="ar_AE"/>
+        </w:rPr>
         <w:t>"</w:t>
       </w:r>
       <w:r>
@@ -6701,6 +7565,22 @@
         <w:rPr>
           <w:lang w:val="ar_AE" w:bidi="ar_AE"/>
         </w:rPr>
+      </w:r>
+    </w:p>
+    <w:p>
+      <w:pPr>
+        <w:bidi/>
+      </w:pPr>
+      <w:r>
+        <w:rPr>
+          <w:lang w:val="ar_AE" w:bidi="ar_AE"/>
+        </w:rPr>
+      </w:r>
+      <w:r>
+        <w:rPr>
+          <w:lang w:val="ar_AE" w:bidi="ar_AE"/>
+        </w:rPr>
+        <w:t>הִנֵּ֨ה</w:t>
       </w:r>
     </w:p>
     <w:p>
@@ -6840,6 +7720,22 @@
       </w:r>
       <w:r>
         <w:rPr>
+          <w:lang w:val="ar_AE" w:bidi="ar_AE"/>
+        </w:rPr>
+        <w:t>רַגְלֵ֤י מְבַשֵּׂר֙</w:t>
+      </w:r>
+    </w:p>
+    <w:p>
+      <w:pPr>
+        <w:bidi/>
+      </w:pPr>
+      <w:r>
+        <w:rPr>
+          <w:lang w:val="ar_AE" w:bidi="ar_AE"/>
+        </w:rPr>
+      </w:r>
+      <w:r>
+        <w:rPr>
           <w:b/>
           <w:lang w:val="ar_AE" w:bidi="ar_AE"/>
         </w:rPr>
@@ -6945,6 +7841,22 @@
       </w:r>
       <w:r>
         <w:rPr>
+          <w:lang w:val="ar_AE" w:bidi="ar_AE"/>
+        </w:rPr>
+        <w:t>חָגִּ֧י &amp; חַגַּ֖יִ⁠ךְ</w:t>
+      </w:r>
+    </w:p>
+    <w:p>
+      <w:pPr>
+        <w:bidi/>
+      </w:pPr>
+      <w:r>
+        <w:rPr>
+          <w:lang w:val="ar_AE" w:bidi="ar_AE"/>
+        </w:rPr>
+      </w:r>
+      <w:r>
+        <w:rPr>
           <w:b/>
           <w:lang w:val="ar_AE" w:bidi="ar_AE"/>
         </w:rPr>
@@ -7050,6 +7962,22 @@
       </w:r>
       <w:r>
         <w:rPr>
+          <w:lang w:val="ar_AE" w:bidi="ar_AE"/>
+        </w:rPr>
+        <w:t>יְהוּדָ֛ה</w:t>
+      </w:r>
+    </w:p>
+    <w:p>
+      <w:pPr>
+        <w:bidi/>
+      </w:pPr>
+      <w:r>
+        <w:rPr>
+          <w:lang w:val="ar_AE" w:bidi="ar_AE"/>
+        </w:rPr>
+      </w:r>
+      <w:r>
+        <w:rPr>
           <w:b/>
           <w:lang w:val="ar_AE" w:bidi="ar_AE"/>
         </w:rPr>
@@ -7155,6 +8083,22 @@
       </w:r>
       <w:r>
         <w:rPr>
+          <w:lang w:val="ar_AE" w:bidi="ar_AE"/>
+        </w:rPr>
+        <w:t>בְּלִיַּ֖עַל</w:t>
+      </w:r>
+    </w:p>
+    <w:p>
+      <w:pPr>
+        <w:bidi/>
+      </w:pPr>
+      <w:r>
+        <w:rPr>
+          <w:lang w:val="ar_AE" w:bidi="ar_AE"/>
+        </w:rPr>
+      </w:r>
+      <w:r>
+        <w:rPr>
           <w:b/>
           <w:lang w:val="ar_AE" w:bidi="ar_AE"/>
         </w:rPr>
@@ -7260,6 +8204,22 @@
       </w:r>
       <w:r>
         <w:rPr>
+          <w:lang w:val="ar_AE" w:bidi="ar_AE"/>
+        </w:rPr>
+        <w:t>כֻּלֹּ֥⁠ה נִכְרָֽת</w:t>
+      </w:r>
+    </w:p>
+    <w:p>
+      <w:pPr>
+        <w:bidi/>
+      </w:pPr>
+      <w:r>
+        <w:rPr>
+          <w:lang w:val="ar_AE" w:bidi="ar_AE"/>
+        </w:rPr>
+      </w:r>
+      <w:r>
+        <w:rPr>
           <w:b/>
           <w:lang w:val="ar_AE" w:bidi="ar_AE"/>
         </w:rPr>
@@ -7365,6 +8325,22 @@
       </w:r>
       <w:r>
         <w:rPr>
+          <w:lang w:val="ar_AE" w:bidi="ar_AE"/>
+        </w:rPr>
+        <w:t>כֻּלֹּ֥⁠ה נִכְרָֽת</w:t>
+      </w:r>
+    </w:p>
+    <w:p>
+      <w:pPr>
+        <w:bidi/>
+      </w:pPr>
+      <w:r>
+        <w:rPr>
+          <w:lang w:val="ar_AE" w:bidi="ar_AE"/>
+        </w:rPr>
+      </w:r>
+      <w:r>
+        <w:rPr>
           <w:b/>
           <w:lang w:val="ar_AE" w:bidi="ar_AE"/>
         </w:rPr>
@@ -7444,6 +8420,22 @@
         <w:rPr>
           <w:lang w:val="ar_AE" w:bidi="ar_AE"/>
         </w:rPr>
+      </w:r>
+    </w:p>
+    <w:p>
+      <w:pPr>
+        <w:bidi/>
+      </w:pPr>
+      <w:r>
+        <w:rPr>
+          <w:lang w:val="ar_AE" w:bidi="ar_AE"/>
+        </w:rPr>
+      </w:r>
+      <w:r>
+        <w:rPr>
+          <w:lang w:val="ar_AE" w:bidi="ar_AE"/>
+        </w:rPr>
+        <w:t>כֻּלֹּ֥⁠ה נִכְרָֽת</w:t>
       </w:r>
     </w:p>
     <w:p>
@@ -7791,6 +8783,22 @@
       </w:r>
       <w:r>
         <w:rPr>
+          <w:lang w:val="ar_AE" w:bidi="ar_AE"/>
+        </w:rPr>
+        <w:t>עָלָ֥ה מֵפִ֛יץ עַל־פָּנַ֖יִ⁠ךְ</w:t>
+      </w:r>
+    </w:p>
+    <w:p>
+      <w:pPr>
+        <w:bidi/>
+      </w:pPr>
+      <w:r>
+        <w:rPr>
+          <w:lang w:val="ar_AE" w:bidi="ar_AE"/>
+        </w:rPr>
+      </w:r>
+      <w:r>
+        <w:rPr>
           <w:b/>
           <w:lang w:val="ar_AE" w:bidi="ar_AE"/>
         </w:rPr>
@@ -7897,6 +8905,22 @@
       </w:r>
       <w:r>
         <w:rPr>
+          <w:lang w:val="ar_AE" w:bidi="ar_AE"/>
+        </w:rPr>
+        <w:t>עָלָ֥ה</w:t>
+      </w:r>
+    </w:p>
+    <w:p>
+      <w:pPr>
+        <w:bidi/>
+      </w:pPr>
+      <w:r>
+        <w:rPr>
+          <w:lang w:val="ar_AE" w:bidi="ar_AE"/>
+        </w:rPr>
+      </w:r>
+      <w:r>
+        <w:rPr>
           <w:b/>
           <w:lang w:val="ar_AE" w:bidi="ar_AE"/>
         </w:rPr>
@@ -7989,6 +9013,22 @@
       </w:r>
       <w:r>
         <w:rPr>
+          <w:lang w:val="ar_AE" w:bidi="ar_AE"/>
+        </w:rPr>
+        <w:t>פָּנַ֖יִ⁠ךְ</w:t>
+      </w:r>
+    </w:p>
+    <w:p>
+      <w:pPr>
+        <w:bidi/>
+      </w:pPr>
+      <w:r>
+        <w:rPr>
+          <w:lang w:val="ar_AE" w:bidi="ar_AE"/>
+        </w:rPr>
+      </w:r>
+      <w:r>
+        <w:rPr>
           <w:b/>
           <w:lang w:val="ar_AE" w:bidi="ar_AE"/>
         </w:rPr>
@@ -8094,6 +9134,22 @@
       </w:r>
       <w:r>
         <w:rPr>
+          <w:lang w:val="ar_AE" w:bidi="ar_AE"/>
+        </w:rPr>
+        <w:t>פָּנַ֖יִ⁠ךְ</w:t>
+      </w:r>
+    </w:p>
+    <w:p>
+      <w:pPr>
+        <w:bidi/>
+      </w:pPr>
+      <w:r>
+        <w:rPr>
+          <w:lang w:val="ar_AE" w:bidi="ar_AE"/>
+        </w:rPr>
+      </w:r>
+      <w:r>
+        <w:rPr>
           <w:b/>
           <w:lang w:val="ar_AE" w:bidi="ar_AE"/>
         </w:rPr>
@@ -8199,6 +9255,22 @@
       </w:r>
       <w:r>
         <w:rPr>
+          <w:lang w:val="ar_AE" w:bidi="ar_AE"/>
+        </w:rPr>
+        <w:t>אַמֵּ֥ץ כֹּ֖חַ מְאֹֽד</w:t>
+      </w:r>
+    </w:p>
+    <w:p>
+      <w:pPr>
+        <w:bidi/>
+      </w:pPr>
+      <w:r>
+        <w:rPr>
+          <w:lang w:val="ar_AE" w:bidi="ar_AE"/>
+        </w:rPr>
+      </w:r>
+      <w:r>
+        <w:rPr>
           <w:b/>
           <w:lang w:val="ar_AE" w:bidi="ar_AE"/>
         </w:rPr>
@@ -8304,6 +9376,22 @@
       </w:r>
       <w:r>
         <w:rPr>
+          <w:lang w:val="ar_AE" w:bidi="ar_AE"/>
+        </w:rPr>
+        <w:t>חַזֵּ֣ק מָתְנַ֔יִם</w:t>
+      </w:r>
+    </w:p>
+    <w:p>
+      <w:pPr>
+        <w:bidi/>
+      </w:pPr>
+      <w:r>
+        <w:rPr>
+          <w:lang w:val="ar_AE" w:bidi="ar_AE"/>
+        </w:rPr>
+      </w:r>
+      <w:r>
+        <w:rPr>
           <w:b/>
           <w:lang w:val="ar_AE" w:bidi="ar_AE"/>
         </w:rPr>
@@ -8409,6 +9497,22 @@
       </w:r>
       <w:r>
         <w:rPr>
+          <w:lang w:val="ar_AE" w:bidi="ar_AE"/>
+        </w:rPr>
+        <w:t>שָׁ֤ב</w:t>
+      </w:r>
+    </w:p>
+    <w:p>
+      <w:pPr>
+        <w:bidi/>
+      </w:pPr>
+      <w:r>
+        <w:rPr>
+          <w:lang w:val="ar_AE" w:bidi="ar_AE"/>
+        </w:rPr>
+      </w:r>
+      <w:r>
+        <w:rPr>
           <w:b/>
           <w:lang w:val="ar_AE" w:bidi="ar_AE"/>
         </w:rPr>
@@ -8501,6 +9605,22 @@
       </w:r>
       <w:r>
         <w:rPr>
+          <w:lang w:val="ar_AE" w:bidi="ar_AE"/>
+        </w:rPr>
+        <w:t>שָׁ֤ב יְהוָה֙ אֶת־גְּא֣וֹן יַעֲקֹ֔ב כִּ⁠גְא֖וֹן יִשְׂרָאֵ֑ל</w:t>
+      </w:r>
+    </w:p>
+    <w:p>
+      <w:pPr>
+        <w:bidi/>
+      </w:pPr>
+      <w:r>
+        <w:rPr>
+          <w:lang w:val="ar_AE" w:bidi="ar_AE"/>
+        </w:rPr>
+      </w:r>
+      <w:r>
+        <w:rPr>
           <w:b/>
           <w:lang w:val="ar_AE" w:bidi="ar_AE"/>
         </w:rPr>
@@ -8606,6 +9726,22 @@
       </w:r>
       <w:r>
         <w:rPr>
+          <w:lang w:val="ar_AE" w:bidi="ar_AE"/>
+        </w:rPr>
+        <w:t>בְקָקוּ⁠ם֙ בֹּֽקְקִ֔ים</w:t>
+      </w:r>
+    </w:p>
+    <w:p>
+      <w:pPr>
+        <w:bidi/>
+      </w:pPr>
+      <w:r>
+        <w:rPr>
+          <w:lang w:val="ar_AE" w:bidi="ar_AE"/>
+        </w:rPr>
+      </w:r>
+      <w:r>
+        <w:rPr>
           <w:b/>
           <w:lang w:val="ar_AE" w:bidi="ar_AE"/>
         </w:rPr>
@@ -8711,6 +9847,22 @@
       </w:r>
       <w:r>
         <w:rPr>
+          <w:lang w:val="ar_AE" w:bidi="ar_AE"/>
+        </w:rPr>
+        <w:t>גִּבֹּרֵ֜י⁠הוּ</w:t>
+      </w:r>
+    </w:p>
+    <w:p>
+      <w:pPr>
+        <w:bidi/>
+      </w:pPr>
+      <w:r>
+        <w:rPr>
+          <w:lang w:val="ar_AE" w:bidi="ar_AE"/>
+        </w:rPr>
+      </w:r>
+      <w:r>
+        <w:rPr>
           <w:b/>
           <w:lang w:val="ar_AE" w:bidi="ar_AE"/>
         </w:rPr>
@@ -8816,6 +9968,22 @@
       </w:r>
       <w:r>
         <w:rPr>
+          <w:lang w:val="ar_AE" w:bidi="ar_AE"/>
+        </w:rPr>
+        <w:t>מְתֻלָּעִ֔ים</w:t>
+      </w:r>
+    </w:p>
+    <w:p>
+      <w:pPr>
+        <w:bidi/>
+      </w:pPr>
+      <w:r>
+        <w:rPr>
+          <w:lang w:val="ar_AE" w:bidi="ar_AE"/>
+        </w:rPr>
+      </w:r>
+      <w:r>
+        <w:rPr>
           <w:b/>
           <w:lang w:val="ar_AE" w:bidi="ar_AE"/>
         </w:rPr>
@@ -8921,6 +10089,22 @@
       </w:r>
       <w:r>
         <w:rPr>
+          <w:lang w:val="ar_AE" w:bidi="ar_AE"/>
+        </w:rPr>
+        <w:t>בְּ⁠אֵשׁ &amp; הָ⁠רֶ֖כֶב</w:t>
+      </w:r>
+    </w:p>
+    <w:p>
+      <w:pPr>
+        <w:bidi/>
+      </w:pPr>
+      <w:r>
+        <w:rPr>
+          <w:lang w:val="ar_AE" w:bidi="ar_AE"/>
+        </w:rPr>
+      </w:r>
+      <w:r>
+        <w:rPr>
           <w:b/>
           <w:lang w:val="ar_AE" w:bidi="ar_AE"/>
         </w:rPr>
@@ -9026,6 +10210,22 @@
       </w:r>
       <w:r>
         <w:rPr>
+          <w:lang w:val="ar_AE" w:bidi="ar_AE"/>
+        </w:rPr>
+        <w:t>בְּ⁠אֵשׁ־פְּלָד֥וֹת</w:t>
+      </w:r>
+    </w:p>
+    <w:p>
+      <w:pPr>
+        <w:bidi/>
+      </w:pPr>
+      <w:r>
+        <w:rPr>
+          <w:lang w:val="ar_AE" w:bidi="ar_AE"/>
+        </w:rPr>
+      </w:r>
+      <w:r>
+        <w:rPr>
           <w:b/>
           <w:lang w:val="ar_AE" w:bidi="ar_AE"/>
         </w:rPr>
@@ -9144,6 +10344,22 @@
       </w:r>
       <w:r>
         <w:rPr>
+          <w:lang w:val="ar_AE" w:bidi="ar_AE"/>
+        </w:rPr>
+        <w:t>וְ⁠הַ⁠בְּרֹשִׁ֖ים</w:t>
+      </w:r>
+    </w:p>
+    <w:p>
+      <w:pPr>
+        <w:bidi/>
+      </w:pPr>
+      <w:r>
+        <w:rPr>
+          <w:lang w:val="ar_AE" w:bidi="ar_AE"/>
+        </w:rPr>
+      </w:r>
+      <w:r>
+        <w:rPr>
           <w:b/>
           <w:lang w:val="ar_AE" w:bidi="ar_AE"/>
         </w:rPr>
@@ -9249,6 +10465,22 @@
       </w:r>
       <w:r>
         <w:rPr>
+          <w:lang w:val="ar_AE" w:bidi="ar_AE"/>
+        </w:rPr>
+        <w:t>יִתְהוֹלְל֣וּ</w:t>
+      </w:r>
+    </w:p>
+    <w:p>
+      <w:pPr>
+        <w:bidi/>
+      </w:pPr>
+      <w:r>
+        <w:rPr>
+          <w:lang w:val="ar_AE" w:bidi="ar_AE"/>
+        </w:rPr>
+      </w:r>
+      <w:r>
+        <w:rPr>
           <w:b/>
           <w:lang w:val="ar_AE" w:bidi="ar_AE"/>
         </w:rPr>
@@ -9341,6 +10573,22 @@
       </w:r>
       <w:r>
         <w:rPr>
+          <w:lang w:val="ar_AE" w:bidi="ar_AE"/>
+        </w:rPr>
+        <w:t>כַּ⁠לַּפִּידִ֔ם</w:t>
+      </w:r>
+    </w:p>
+    <w:p>
+      <w:pPr>
+        <w:bidi/>
+      </w:pPr>
+      <w:r>
+        <w:rPr>
+          <w:lang w:val="ar_AE" w:bidi="ar_AE"/>
+        </w:rPr>
+      </w:r>
+      <w:r>
+        <w:rPr>
           <w:b/>
           <w:lang w:val="ar_AE" w:bidi="ar_AE"/>
         </w:rPr>
@@ -9446,6 +10694,22 @@
       </w:r>
       <w:r>
         <w:rPr>
+          <w:lang w:val="ar_AE" w:bidi="ar_AE"/>
+        </w:rPr>
+        <w:t>כַּ⁠בְּרָקִ֖ים יְרוֹצֵֽצוּ</w:t>
+      </w:r>
+    </w:p>
+    <w:p>
+      <w:pPr>
+        <w:bidi/>
+      </w:pPr>
+      <w:r>
+        <w:rPr>
+          <w:lang w:val="ar_AE" w:bidi="ar_AE"/>
+        </w:rPr>
+      </w:r>
+      <w:r>
+        <w:rPr>
           <w:b/>
           <w:lang w:val="ar_AE" w:bidi="ar_AE"/>
         </w:rPr>
@@ -9538,6 +10802,22 @@
       </w:r>
       <w:r>
         <w:rPr>
+          <w:lang w:val="ar_AE" w:bidi="ar_AE"/>
+        </w:rPr>
+        <w:t>יִזְכֹּר֙</w:t>
+      </w:r>
+    </w:p>
+    <w:p>
+      <w:pPr>
+        <w:bidi/>
+      </w:pPr>
+      <w:r>
+        <w:rPr>
+          <w:lang w:val="ar_AE" w:bidi="ar_AE"/>
+        </w:rPr>
+      </w:r>
+      <w:r>
+        <w:rPr>
           <w:b/>
           <w:lang w:val="ar_AE" w:bidi="ar_AE"/>
         </w:rPr>
@@ -9656,6 +10936,22 @@
       </w:r>
       <w:r>
         <w:rPr>
+          <w:lang w:val="ar_AE" w:bidi="ar_AE"/>
+        </w:rPr>
+        <w:t>חֽוֹמָתָ֔⁠הּ</w:t>
+      </w:r>
+    </w:p>
+    <w:p>
+      <w:pPr>
+        <w:bidi/>
+      </w:pPr>
+      <w:r>
+        <w:rPr>
+          <w:lang w:val="ar_AE" w:bidi="ar_AE"/>
+        </w:rPr>
+      </w:r>
+      <w:r>
+        <w:rPr>
           <w:b/>
           <w:lang w:val="ar_AE" w:bidi="ar_AE"/>
         </w:rPr>
@@ -9761,6 +11057,22 @@
       </w:r>
       <w:r>
         <w:rPr>
+          <w:lang w:val="ar_AE" w:bidi="ar_AE"/>
+        </w:rPr>
+        <w:t>וְ⁠הֻכַ֖ן הַ⁠סֹּכֵֽךְ</w:t>
+      </w:r>
+    </w:p>
+    <w:p>
+      <w:pPr>
+        <w:bidi/>
+      </w:pPr>
+      <w:r>
+        <w:rPr>
+          <w:lang w:val="ar_AE" w:bidi="ar_AE"/>
+        </w:rPr>
+      </w:r>
+      <w:r>
+        <w:rPr>
           <w:b/>
           <w:lang w:val="ar_AE" w:bidi="ar_AE"/>
         </w:rPr>
@@ -9866,6 +11178,22 @@
       </w:r>
       <w:r>
         <w:rPr>
+          <w:lang w:val="ar_AE" w:bidi="ar_AE"/>
+        </w:rPr>
+        <w:t>שַׁעֲרֵ֥י הַ⁠נְּהָר֖וֹת נִפְתָּ֑חוּ וְ⁠הַֽ⁠הֵיכָ֖ל נָמֽוֹג</w:t>
+      </w:r>
+    </w:p>
+    <w:p>
+      <w:pPr>
+        <w:bidi/>
+      </w:pPr>
+      <w:r>
+        <w:rPr>
+          <w:lang w:val="ar_AE" w:bidi="ar_AE"/>
+        </w:rPr>
+      </w:r>
+      <w:r>
+        <w:rPr>
           <w:b/>
           <w:lang w:val="ar_AE" w:bidi="ar_AE"/>
         </w:rPr>
@@ -9958,6 +11286,22 @@
       </w:r>
       <w:r>
         <w:rPr>
+          <w:lang w:val="ar_AE" w:bidi="ar_AE"/>
+        </w:rPr>
+        <w:t>שַׁעֲרֵ֥י הַ⁠נְּהָר֖וֹת</w:t>
+      </w:r>
+    </w:p>
+    <w:p>
+      <w:pPr>
+        <w:bidi/>
+      </w:pPr>
+      <w:r>
+        <w:rPr>
+          <w:lang w:val="ar_AE" w:bidi="ar_AE"/>
+        </w:rPr>
+      </w:r>
+      <w:r>
+        <w:rPr>
           <w:b/>
           <w:lang w:val="ar_AE" w:bidi="ar_AE"/>
         </w:rPr>
@@ -10050,6 +11394,22 @@
       </w:r>
       <w:r>
         <w:rPr>
+          <w:lang w:val="ar_AE" w:bidi="ar_AE"/>
+        </w:rPr>
+        <w:t>נִפְתָּ֑חוּ</w:t>
+      </w:r>
+    </w:p>
+    <w:p>
+      <w:pPr>
+        <w:bidi/>
+      </w:pPr>
+      <w:r>
+        <w:rPr>
+          <w:lang w:val="ar_AE" w:bidi="ar_AE"/>
+        </w:rPr>
+      </w:r>
+      <w:r>
+        <w:rPr>
           <w:b/>
           <w:lang w:val="ar_AE" w:bidi="ar_AE"/>
         </w:rPr>
@@ -10155,6 +11515,22 @@
       </w:r>
       <w:r>
         <w:rPr>
+          <w:lang w:val="ar_AE" w:bidi="ar_AE"/>
+        </w:rPr>
+        <w:t>וְ⁠הַֽ⁠הֵיכָ֖ל נָמֽוֹג</w:t>
+      </w:r>
+    </w:p>
+    <w:p>
+      <w:pPr>
+        <w:bidi/>
+      </w:pPr>
+      <w:r>
+        <w:rPr>
+          <w:lang w:val="ar_AE" w:bidi="ar_AE"/>
+        </w:rPr>
+      </w:r>
+      <w:r>
+        <w:rPr>
           <w:b/>
           <w:lang w:val="ar_AE" w:bidi="ar_AE"/>
         </w:rPr>
@@ -10247,6 +11623,22 @@
         <w:rPr>
           <w:lang w:val="ar_AE" w:bidi="ar_AE"/>
         </w:rPr>
+      </w:r>
+    </w:p>
+    <w:p>
+      <w:pPr>
+        <w:bidi/>
+      </w:pPr>
+      <w:r>
+        <w:rPr>
+          <w:lang w:val="ar_AE" w:bidi="ar_AE"/>
+        </w:rPr>
+      </w:r>
+      <w:r>
+        <w:rPr>
+          <w:lang w:val="ar_AE" w:bidi="ar_AE"/>
+        </w:rPr>
+        <w:t>וְ⁠הֻצַּ֖ב</w:t>
       </w:r>
     </w:p>
     <w:p>
@@ -10359,6 +11751,22 @@
       </w:r>
       <w:r>
         <w:rPr>
+          <w:lang w:val="ar_AE" w:bidi="ar_AE"/>
+        </w:rPr>
+        <w:t>גֻּלְּתָ֣ה</w:t>
+      </w:r>
+    </w:p>
+    <w:p>
+      <w:pPr>
+        <w:bidi/>
+      </w:pPr>
+      <w:r>
+        <w:rPr>
+          <w:lang w:val="ar_AE" w:bidi="ar_AE"/>
+        </w:rPr>
+      </w:r>
+      <w:r>
+        <w:rPr>
           <w:b/>
           <w:lang w:val="ar_AE" w:bidi="ar_AE"/>
         </w:rPr>
@@ -10464,6 +11872,22 @@
       </w:r>
       <w:r>
         <w:rPr>
+          <w:lang w:val="ar_AE" w:bidi="ar_AE"/>
+        </w:rPr>
+        <w:t>הֹֽעֲלָ֑תָה</w:t>
+      </w:r>
+    </w:p>
+    <w:p>
+      <w:pPr>
+        <w:bidi/>
+      </w:pPr>
+      <w:r>
+        <w:rPr>
+          <w:lang w:val="ar_AE" w:bidi="ar_AE"/>
+        </w:rPr>
+      </w:r>
+      <w:r>
+        <w:rPr>
           <w:b/>
           <w:lang w:val="ar_AE" w:bidi="ar_AE"/>
         </w:rPr>
@@ -10569,6 +11993,22 @@
       </w:r>
       <w:r>
         <w:rPr>
+          <w:lang w:val="ar_AE" w:bidi="ar_AE"/>
+        </w:rPr>
+        <w:t>גֻּלְּתָ֣ה הֹֽעֲלָ֑תָה וְ⁠אַמְהֹתֶ֗י⁠הָ</w:t>
+      </w:r>
+    </w:p>
+    <w:p>
+      <w:pPr>
+        <w:bidi/>
+      </w:pPr>
+      <w:r>
+        <w:rPr>
+          <w:lang w:val="ar_AE" w:bidi="ar_AE"/>
+        </w:rPr>
+      </w:r>
+      <w:r>
+        <w:rPr>
           <w:b/>
           <w:lang w:val="ar_AE" w:bidi="ar_AE"/>
         </w:rPr>
@@ -10687,6 +12127,22 @@
       </w:r>
       <w:r>
         <w:rPr>
+          <w:lang w:val="ar_AE" w:bidi="ar_AE"/>
+        </w:rPr>
+        <w:t>גֻּלְּתָ֣ה הֹֽעֲלָ֑תָה וְ⁠אַמְהֹתֶ֗י⁠הָ</w:t>
+      </w:r>
+    </w:p>
+    <w:p>
+      <w:pPr>
+        <w:bidi/>
+      </w:pPr>
+      <w:r>
+        <w:rPr>
+          <w:lang w:val="ar_AE" w:bidi="ar_AE"/>
+        </w:rPr>
+      </w:r>
+      <w:r>
+        <w:rPr>
           <w:b/>
           <w:lang w:val="ar_AE" w:bidi="ar_AE"/>
         </w:rPr>
@@ -10779,6 +12235,22 @@
       </w:r>
       <w:r>
         <w:rPr>
+          <w:lang w:val="ar_AE" w:bidi="ar_AE"/>
+        </w:rPr>
+        <w:t>לִבְבֵ⁠הֶֽן</w:t>
+      </w:r>
+    </w:p>
+    <w:p>
+      <w:pPr>
+        <w:bidi/>
+      </w:pPr>
+      <w:r>
+        <w:rPr>
+          <w:lang w:val="ar_AE" w:bidi="ar_AE"/>
+        </w:rPr>
+      </w:r>
+      <w:r>
+        <w:rPr>
           <w:b/>
           <w:lang w:val="ar_AE" w:bidi="ar_AE"/>
         </w:rPr>
@@ -10884,6 +12356,22 @@
       </w:r>
       <w:r>
         <w:rPr>
+          <w:lang w:val="ar_AE" w:bidi="ar_AE"/>
+        </w:rPr>
+        <w:t>מְתֹפְפֹ֖ת עַל־לִבְבֵ⁠הֶֽן</w:t>
+      </w:r>
+    </w:p>
+    <w:p>
+      <w:pPr>
+        <w:bidi/>
+      </w:pPr>
+      <w:r>
+        <w:rPr>
+          <w:lang w:val="ar_AE" w:bidi="ar_AE"/>
+        </w:rPr>
+      </w:r>
+      <w:r>
+        <w:rPr>
           <w:b/>
           <w:lang w:val="ar_AE" w:bidi="ar_AE"/>
         </w:rPr>
@@ -10976,6 +12464,22 @@
       </w:r>
       <w:r>
         <w:rPr>
+          <w:lang w:val="ar_AE" w:bidi="ar_AE"/>
+        </w:rPr>
+        <w:t>כִ⁠בְרֵֽכַת־מַ֖יִם</w:t>
+      </w:r>
+    </w:p>
+    <w:p>
+      <w:pPr>
+        <w:bidi/>
+      </w:pPr>
+      <w:r>
+        <w:rPr>
+          <w:lang w:val="ar_AE" w:bidi="ar_AE"/>
+        </w:rPr>
+      </w:r>
+      <w:r>
+        <w:rPr>
           <w:b/>
           <w:lang w:val="ar_AE" w:bidi="ar_AE"/>
         </w:rPr>
@@ -11078,6 +12582,22 @@
       </w:r>
       <w:r>
         <w:rPr>
+          <w:lang w:val="ar_AE" w:bidi="ar_AE"/>
+        </w:rPr>
+        <w:t>מִ֣⁠ימֵי הִ֑יא</w:t>
+      </w:r>
+    </w:p>
+    <w:p>
+      <w:pPr>
+        <w:bidi/>
+      </w:pPr>
+      <w:r>
+        <w:rPr>
+          <w:lang w:val="ar_AE" w:bidi="ar_AE"/>
+        </w:rPr>
+      </w:r>
+      <w:r>
+        <w:rPr>
           <w:b/>
           <w:lang w:val="ar_AE" w:bidi="ar_AE"/>
         </w:rPr>
@@ -11193,6 +12713,22 @@
       </w:r>
       <w:r>
         <w:rPr>
+          <w:lang w:val="ar_AE" w:bidi="ar_AE"/>
+        </w:rPr>
+        <w:t>וְ⁠הֵ֣מָּה</w:t>
+      </w:r>
+    </w:p>
+    <w:p>
+      <w:pPr>
+        <w:bidi/>
+      </w:pPr>
+      <w:r>
+        <w:rPr>
+          <w:lang w:val="ar_AE" w:bidi="ar_AE"/>
+        </w:rPr>
+      </w:r>
+      <w:r>
+        <w:rPr>
           <w:b/>
           <w:lang w:val="ar_AE" w:bidi="ar_AE"/>
         </w:rPr>
@@ -11332,6 +12868,22 @@
       </w:r>
       <w:r>
         <w:rPr>
+          <w:lang w:val="ar_AE" w:bidi="ar_AE"/>
+        </w:rPr>
+        <w:t>עִמְד֥וּ עֲמֹ֖דוּ</w:t>
+      </w:r>
+    </w:p>
+    <w:p>
+      <w:pPr>
+        <w:bidi/>
+      </w:pPr>
+      <w:r>
+        <w:rPr>
+          <w:lang w:val="ar_AE" w:bidi="ar_AE"/>
+        </w:rPr>
+      </w:r>
+      <w:r>
+        <w:rPr>
           <w:b/>
           <w:lang w:val="ar_AE" w:bidi="ar_AE"/>
         </w:rPr>
@@ -11445,6 +12997,22 @@
       </w:r>
       <w:r>
         <w:rPr>
+          <w:lang w:val="ar_AE" w:bidi="ar_AE"/>
+        </w:rPr>
+        <w:t>בֹּ֥זּוּ כֶ֖סֶף בֹּ֣זּוּ זָהָ֑ב וְ⁠אֵ֥ין קֵ֨צֶה֙ לַ⁠תְּכוּנָ֔ה כָּבֹ֕ד מִ⁠כֹּ֖ל כְּלִ֥י חֶמְדָּֽה</w:t>
+      </w:r>
+    </w:p>
+    <w:p>
+      <w:pPr>
+        <w:bidi/>
+      </w:pPr>
+      <w:r>
+        <w:rPr>
+          <w:lang w:val="ar_AE" w:bidi="ar_AE"/>
+        </w:rPr>
+      </w:r>
+      <w:r>
+        <w:rPr>
           <w:b/>
           <w:lang w:val="ar_AE" w:bidi="ar_AE"/>
         </w:rPr>
@@ -11547,6 +13115,22 @@
       </w:r>
       <w:r>
         <w:rPr>
+          <w:lang w:val="ar_AE" w:bidi="ar_AE"/>
+        </w:rPr>
+        <w:t>וְ⁠אֵ֥ין קֵ֨צֶה֙ לַ⁠תְּכוּנָ֔ה</w:t>
+      </w:r>
+    </w:p>
+    <w:p>
+      <w:pPr>
+        <w:bidi/>
+      </w:pPr>
+      <w:r>
+        <w:rPr>
+          <w:lang w:val="ar_AE" w:bidi="ar_AE"/>
+        </w:rPr>
+      </w:r>
+      <w:r>
+        <w:rPr>
           <w:b/>
           <w:lang w:val="ar_AE" w:bidi="ar_AE"/>
         </w:rPr>
@@ -11636,6 +13220,22 @@
         <w:rPr>
           <w:lang w:val="ar_AE" w:bidi="ar_AE"/>
         </w:rPr>
+      </w:r>
+    </w:p>
+    <w:p>
+      <w:pPr>
+        <w:bidi/>
+      </w:pPr>
+      <w:r>
+        <w:rPr>
+          <w:lang w:val="ar_AE" w:bidi="ar_AE"/>
+        </w:rPr>
+      </w:r>
+      <w:r>
+        <w:rPr>
+          <w:lang w:val="ar_AE" w:bidi="ar_AE"/>
+        </w:rPr>
+        <w:t>כְּלִ֥י חֶמְדָּֽה</w:t>
       </w:r>
     </w:p>
     <w:p>
@@ -11784,6 +13384,22 @@
       </w:r>
       <w:r>
         <w:rPr>
+          <w:lang w:val="ar_AE" w:bidi="ar_AE"/>
+        </w:rPr>
+        <w:t>בּוּקָ֥ה וּ⁠מְבוּקָ֖ה וּ⁠מְבֻלָּקָ֑ה</w:t>
+      </w:r>
+    </w:p>
+    <w:p>
+      <w:pPr>
+        <w:bidi/>
+      </w:pPr>
+      <w:r>
+        <w:rPr>
+          <w:lang w:val="ar_AE" w:bidi="ar_AE"/>
+        </w:rPr>
+      </w:r>
+      <w:r>
+        <w:rPr>
           <w:b/>
           <w:lang w:val="ar_AE" w:bidi="ar_AE"/>
         </w:rPr>
@@ -11886,6 +13502,22 @@
       </w:r>
       <w:r>
         <w:rPr>
+          <w:lang w:val="ar_AE" w:bidi="ar_AE"/>
+        </w:rPr>
+        <w:t>וְ⁠לֵ֨ב</w:t>
+      </w:r>
+    </w:p>
+    <w:p>
+      <w:pPr>
+        <w:bidi/>
+      </w:pPr>
+      <w:r>
+        <w:rPr>
+          <w:lang w:val="ar_AE" w:bidi="ar_AE"/>
+        </w:rPr>
+      </w:r>
+      <w:r>
+        <w:rPr>
           <w:b/>
           <w:lang w:val="ar_AE" w:bidi="ar_AE"/>
         </w:rPr>
@@ -12001,6 +13633,22 @@
       </w:r>
       <w:r>
         <w:rPr>
+          <w:lang w:val="ar_AE" w:bidi="ar_AE"/>
+        </w:rPr>
+        <w:t>וְ⁠לֵ֨ב נָמֵ֜ס</w:t>
+      </w:r>
+    </w:p>
+    <w:p>
+      <w:pPr>
+        <w:bidi/>
+      </w:pPr>
+      <w:r>
+        <w:rPr>
+          <w:lang w:val="ar_AE" w:bidi="ar_AE"/>
+        </w:rPr>
+      </w:r>
+      <w:r>
+        <w:rPr>
           <w:b/>
           <w:lang w:val="ar_AE" w:bidi="ar_AE"/>
         </w:rPr>
@@ -12103,6 +13751,22 @@
       </w:r>
       <w:r>
         <w:rPr>
+          <w:lang w:val="ar_AE" w:bidi="ar_AE"/>
+        </w:rPr>
+        <w:t>וְ⁠חַלְחָלָה֙ בְּ⁠כָל־מָתְנַ֔יִם</w:t>
+      </w:r>
+    </w:p>
+    <w:p>
+      <w:pPr>
+        <w:bidi/>
+      </w:pPr>
+      <w:r>
+        <w:rPr>
+          <w:lang w:val="ar_AE" w:bidi="ar_AE"/>
+        </w:rPr>
+      </w:r>
+      <w:r>
+        <w:rPr>
           <w:b/>
           <w:lang w:val="ar_AE" w:bidi="ar_AE"/>
         </w:rPr>
@@ -12218,6 +13882,22 @@
       </w:r>
       <w:r>
         <w:rPr>
+          <w:lang w:val="ar_AE" w:bidi="ar_AE"/>
+        </w:rPr>
+        <w:t>קִבְּצ֥וּ פָארֽוּר</w:t>
+      </w:r>
+    </w:p>
+    <w:p>
+      <w:pPr>
+        <w:bidi/>
+      </w:pPr>
+      <w:r>
+        <w:rPr>
+          <w:lang w:val="ar_AE" w:bidi="ar_AE"/>
+        </w:rPr>
+      </w:r>
+      <w:r>
+        <w:rPr>
           <w:b/>
           <w:lang w:val="ar_AE" w:bidi="ar_AE"/>
         </w:rPr>
@@ -12333,6 +14013,22 @@
       </w:r>
       <w:r>
         <w:rPr>
+          <w:lang w:val="ar_AE" w:bidi="ar_AE"/>
+        </w:rPr>
+        <w:t>אַיֵּה֙ מְע֣וֹן אֲרָי֔וֹת וּ⁠מִרְעֶ֥ה ה֖וּא לַ⁠כְּפִרִ֑ים אֲשֶׁ֣ר הָלַךְ֩ אַרְיֵ֨ה לָבִ֥יא שָׁ֛ם גּ֥וּר אַרְיֵ֖ה וְ⁠אֵ֥ין מַחֲרִֽיד</w:t>
+      </w:r>
+    </w:p>
+    <w:p>
+      <w:pPr>
+        <w:bidi/>
+      </w:pPr>
+      <w:r>
+        <w:rPr>
+          <w:lang w:val="ar_AE" w:bidi="ar_AE"/>
+        </w:rPr>
+      </w:r>
+      <w:r>
+        <w:rPr>
           <w:b/>
           <w:lang w:val="ar_AE" w:bidi="ar_AE"/>
         </w:rPr>
@@ -12439,6 +14135,22 @@
       </w:r>
       <w:r>
         <w:rPr>
+          <w:lang w:val="ar_AE" w:bidi="ar_AE"/>
+        </w:rPr>
+        <w:t>מְע֣וֹן אֲרָי֔וֹת</w:t>
+      </w:r>
+    </w:p>
+    <w:p>
+      <w:pPr>
+        <w:bidi/>
+      </w:pPr>
+      <w:r>
+        <w:rPr>
+          <w:lang w:val="ar_AE" w:bidi="ar_AE"/>
+        </w:rPr>
+      </w:r>
+      <w:r>
+        <w:rPr>
           <w:b/>
           <w:lang w:val="ar_AE" w:bidi="ar_AE"/>
         </w:rPr>
@@ -12541,6 +14253,22 @@
       </w:r>
       <w:r>
         <w:rPr>
+          <w:lang w:val="ar_AE" w:bidi="ar_AE"/>
+        </w:rPr>
+        <w:t>לָבִ֥יא שָׁ֛ם</w:t>
+      </w:r>
+    </w:p>
+    <w:p>
+      <w:pPr>
+        <w:bidi/>
+      </w:pPr>
+      <w:r>
+        <w:rPr>
+          <w:lang w:val="ar_AE" w:bidi="ar_AE"/>
+        </w:rPr>
+      </w:r>
+      <w:r>
+        <w:rPr>
           <w:b/>
           <w:lang w:val="ar_AE" w:bidi="ar_AE"/>
         </w:rPr>
@@ -12657,6 +14385,22 @@
       </w:r>
       <w:r>
         <w:rPr>
+          <w:lang w:val="ar_AE" w:bidi="ar_AE"/>
+        </w:rPr>
+        <w:t>גּ֥וּר אַרְיֵ֖ה</w:t>
+      </w:r>
+    </w:p>
+    <w:p>
+      <w:pPr>
+        <w:bidi/>
+      </w:pPr>
+      <w:r>
+        <w:rPr>
+          <w:lang w:val="ar_AE" w:bidi="ar_AE"/>
+        </w:rPr>
+      </w:r>
+      <w:r>
+        <w:rPr>
           <w:b/>
           <w:lang w:val="ar_AE" w:bidi="ar_AE"/>
         </w:rPr>
@@ -12759,6 +14503,22 @@
       </w:r>
       <w:r>
         <w:rPr>
+          <w:lang w:val="ar_AE" w:bidi="ar_AE"/>
+        </w:rPr>
+        <w:t>טֹרֵף֙ בְּ⁠דֵ֣י</w:t>
+      </w:r>
+    </w:p>
+    <w:p>
+      <w:pPr>
+        <w:bidi/>
+      </w:pPr>
+      <w:r>
+        <w:rPr>
+          <w:lang w:val="ar_AE" w:bidi="ar_AE"/>
+        </w:rPr>
+      </w:r>
+      <w:r>
+        <w:rPr>
           <w:b/>
           <w:lang w:val="ar_AE" w:bidi="ar_AE"/>
         </w:rPr>
@@ -12861,6 +14621,22 @@
       </w:r>
       <w:r>
         <w:rPr>
+          <w:lang w:val="ar_AE" w:bidi="ar_AE"/>
+        </w:rPr>
+        <w:t>וּ⁠מְחַנֵּ֖ק</w:t>
+      </w:r>
+    </w:p>
+    <w:p>
+      <w:pPr>
+        <w:bidi/>
+      </w:pPr>
+      <w:r>
+        <w:rPr>
+          <w:lang w:val="ar_AE" w:bidi="ar_AE"/>
+        </w:rPr>
+      </w:r>
+      <w:r>
+        <w:rPr>
           <w:b/>
           <w:lang w:val="ar_AE" w:bidi="ar_AE"/>
         </w:rPr>
@@ -12963,6 +14739,22 @@
       </w:r>
       <w:r>
         <w:rPr>
+          <w:lang w:val="ar_AE" w:bidi="ar_AE"/>
+        </w:rPr>
+        <w:t>וַ⁠יְמַלֵּא־טֶ֣רֶף חֹרָ֔י⁠ו וּ⁠מְעֹֽנֹתָ֖י⁠ו טְרֵפָֽה</w:t>
+      </w:r>
+    </w:p>
+    <w:p>
+      <w:pPr>
+        <w:bidi/>
+      </w:pPr>
+      <w:r>
+        <w:rPr>
+          <w:lang w:val="ar_AE" w:bidi="ar_AE"/>
+        </w:rPr>
+      </w:r>
+      <w:r>
+        <w:rPr>
           <w:b/>
           <w:lang w:val="ar_AE" w:bidi="ar_AE"/>
         </w:rPr>
@@ -13065,6 +14857,22 @@
       </w:r>
       <w:r>
         <w:rPr>
+          <w:lang w:val="ar_AE" w:bidi="ar_AE"/>
+        </w:rPr>
+        <w:t>וּ⁠מְעֹֽנֹתָ֖י⁠ו</w:t>
+      </w:r>
+    </w:p>
+    <w:p>
+      <w:pPr>
+        <w:bidi/>
+      </w:pPr>
+      <w:r>
+        <w:rPr>
+          <w:lang w:val="ar_AE" w:bidi="ar_AE"/>
+        </w:rPr>
+      </w:r>
+      <w:r>
+        <w:rPr>
           <w:b/>
           <w:lang w:val="ar_AE" w:bidi="ar_AE"/>
         </w:rPr>
@@ -13167,6 +14975,22 @@
       </w:r>
       <w:r>
         <w:rPr>
+          <w:lang w:val="ar_AE" w:bidi="ar_AE"/>
+        </w:rPr>
+        <w:t>הִנְ⁠נִ֣י אֵלַ֗יִ⁠ךְ</w:t>
+      </w:r>
+    </w:p>
+    <w:p>
+      <w:pPr>
+        <w:bidi/>
+      </w:pPr>
+      <w:r>
+        <w:rPr>
+          <w:lang w:val="ar_AE" w:bidi="ar_AE"/>
+        </w:rPr>
+      </w:r>
+      <w:r>
+        <w:rPr>
           <w:b/>
           <w:lang w:val="ar_AE" w:bidi="ar_AE"/>
         </w:rPr>
@@ -13269,6 +15093,22 @@
       </w:r>
       <w:r>
         <w:rPr>
+          <w:lang w:val="ar_AE" w:bidi="ar_AE"/>
+        </w:rPr>
+        <w:t>הִנְ⁠נִ֣י אֵלַ֗יִ⁠ךְ</w:t>
+      </w:r>
+    </w:p>
+    <w:p>
+      <w:pPr>
+        <w:bidi/>
+      </w:pPr>
+      <w:r>
+        <w:rPr>
+          <w:lang w:val="ar_AE" w:bidi="ar_AE"/>
+        </w:rPr>
+      </w:r>
+      <w:r>
+        <w:rPr>
           <w:b/>
           <w:lang w:val="ar_AE" w:bidi="ar_AE"/>
         </w:rPr>
@@ -13384,6 +15224,22 @@
       </w:r>
       <w:r>
         <w:rPr>
+          <w:lang w:val="ar_AE" w:bidi="ar_AE"/>
+        </w:rPr>
+        <w:t>נְאֻם֙</w:t>
+      </w:r>
+    </w:p>
+    <w:p>
+      <w:pPr>
+        <w:bidi/>
+      </w:pPr>
+      <w:r>
+        <w:rPr>
+          <w:lang w:val="ar_AE" w:bidi="ar_AE"/>
+        </w:rPr>
+      </w:r>
+      <w:r>
+        <w:rPr>
           <w:b/>
           <w:lang w:val="ar_AE" w:bidi="ar_AE"/>
         </w:rPr>
@@ -13486,6 +15342,22 @@
       </w:r>
       <w:r>
         <w:rPr>
+          <w:lang w:val="ar_AE" w:bidi="ar_AE"/>
+        </w:rPr>
+        <w:t>רִכְבָּ֔⁠הּ</w:t>
+      </w:r>
+    </w:p>
+    <w:p>
+      <w:pPr>
+        <w:bidi/>
+      </w:pPr>
+      <w:r>
+        <w:rPr>
+          <w:lang w:val="ar_AE" w:bidi="ar_AE"/>
+        </w:rPr>
+      </w:r>
+      <w:r>
+        <w:rPr>
           <w:b/>
           <w:lang w:val="ar_AE" w:bidi="ar_AE"/>
         </w:rPr>
@@ -13601,6 +15473,22 @@
       </w:r>
       <w:r>
         <w:rPr>
+          <w:lang w:val="ar_AE" w:bidi="ar_AE"/>
+        </w:rPr>
+        <w:t>רִכְבָּ֔⁠הּ</w:t>
+      </w:r>
+    </w:p>
+    <w:p>
+      <w:pPr>
+        <w:bidi/>
+      </w:pPr>
+      <w:r>
+        <w:rPr>
+          <w:lang w:val="ar_AE" w:bidi="ar_AE"/>
+        </w:rPr>
+      </w:r>
+      <w:r>
+        <w:rPr>
           <w:b/>
           <w:lang w:val="ar_AE" w:bidi="ar_AE"/>
         </w:rPr>
@@ -13716,6 +15604,22 @@
       </w:r>
       <w:r>
         <w:rPr>
+          <w:lang w:val="ar_AE" w:bidi="ar_AE"/>
+        </w:rPr>
+        <w:t>תֹּ֣אכַל חָ֑רֶב</w:t>
+      </w:r>
+    </w:p>
+    <w:p>
+      <w:pPr>
+        <w:bidi/>
+      </w:pPr>
+      <w:r>
+        <w:rPr>
+          <w:lang w:val="ar_AE" w:bidi="ar_AE"/>
+        </w:rPr>
+      </w:r>
+      <w:r>
+        <w:rPr>
           <w:b/>
           <w:lang w:val="ar_AE" w:bidi="ar_AE"/>
         </w:rPr>
@@ -13831,6 +15735,22 @@
         <w:rPr>
           <w:lang w:val="ar_AE" w:bidi="ar_AE"/>
         </w:rPr>
+      </w:r>
+    </w:p>
+    <w:p>
+      <w:pPr>
+        <w:bidi/>
+      </w:pPr>
+      <w:r>
+        <w:rPr>
+          <w:lang w:val="ar_AE" w:bidi="ar_AE"/>
+        </w:rPr>
+      </w:r>
+      <w:r>
+        <w:rPr>
+          <w:lang w:val="ar_AE" w:bidi="ar_AE"/>
+        </w:rPr>
+        <w:t>וְ⁠הִכְרַתִּ֤י</w:t>
       </w:r>
     </w:p>
     <w:p>
@@ -14212,6 +16132,22 @@
       </w:r>
       <w:r>
         <w:rPr>
+          <w:lang w:val="ar_AE" w:bidi="ar_AE"/>
+        </w:rPr>
+        <w:t>עִ֣יר דָּמִ֑ים</w:t>
+      </w:r>
+    </w:p>
+    <w:p>
+      <w:pPr>
+        <w:bidi/>
+      </w:pPr>
+      <w:r>
+        <w:rPr>
+          <w:lang w:val="ar_AE" w:bidi="ar_AE"/>
+        </w:rPr>
+      </w:r>
+      <w:r>
+        <w:rPr>
           <w:b/>
           <w:lang w:val="ar_AE" w:bidi="ar_AE"/>
         </w:rPr>
@@ -14317,6 +16253,22 @@
       </w:r>
       <w:r>
         <w:rPr>
+          <w:lang w:val="ar_AE" w:bidi="ar_AE"/>
+        </w:rPr>
+        <w:t>כֻּלָּ֗⁠הּ כַּ֤חַשׁ</w:t>
+      </w:r>
+    </w:p>
+    <w:p>
+      <w:pPr>
+        <w:bidi/>
+      </w:pPr>
+      <w:r>
+        <w:rPr>
+          <w:lang w:val="ar_AE" w:bidi="ar_AE"/>
+        </w:rPr>
+      </w:r>
+      <w:r>
+        <w:rPr>
           <w:b/>
           <w:lang w:val="ar_AE" w:bidi="ar_AE"/>
         </w:rPr>
@@ -14432,6 +16384,22 @@
       </w:r>
       <w:r>
         <w:rPr>
+          <w:lang w:val="ar_AE" w:bidi="ar_AE"/>
+        </w:rPr>
+        <w:t>שׁ֔וֹט &amp; רַ֣עַשׁ אוֹפָ֑ן וְ⁠ס֣וּס דֹּהֵ֔ר וּ⁠מֶרְכָּבָ֖ה מְרַקֵּדָֽה</w:t>
+      </w:r>
+    </w:p>
+    <w:p>
+      <w:pPr>
+        <w:bidi/>
+      </w:pPr>
+      <w:r>
+        <w:rPr>
+          <w:lang w:val="ar_AE" w:bidi="ar_AE"/>
+        </w:rPr>
+      </w:r>
+      <w:r>
+        <w:rPr>
           <w:b/>
           <w:lang w:val="ar_AE" w:bidi="ar_AE"/>
         </w:rPr>
@@ -14599,6 +16567,22 @@
       </w:r>
       <w:r>
         <w:rPr>
+          <w:lang w:val="ar_AE" w:bidi="ar_AE"/>
+        </w:rPr>
+        <w:t>פָּרָ֣שׁ מַעֲלֶ֗ה וְ⁠לַ֤הַב חֶ֨רֶב֙ וּ⁠בְרַ֣ק חֲנִ֔ית</w:t>
+      </w:r>
+    </w:p>
+    <w:p>
+      <w:pPr>
+        <w:bidi/>
+      </w:pPr>
+      <w:r>
+        <w:rPr>
+          <w:lang w:val="ar_AE" w:bidi="ar_AE"/>
+        </w:rPr>
+      </w:r>
+      <w:r>
+        <w:rPr>
           <w:b/>
           <w:lang w:val="ar_AE" w:bidi="ar_AE"/>
         </w:rPr>
@@ -14727,6 +16711,22 @@
       </w:r>
       <w:r>
         <w:rPr>
+          <w:lang w:val="ar_AE" w:bidi="ar_AE"/>
+        </w:rPr>
+        <w:t>פָּרָ֣שׁ מַעֲלֶ֗ה וְ⁠לַ֤הַב חֶ֨רֶב֙ וּ⁠בְרַ֣ק חֲנִ֔ית</w:t>
+      </w:r>
+    </w:p>
+    <w:p>
+      <w:pPr>
+        <w:bidi/>
+      </w:pPr>
+      <w:r>
+        <w:rPr>
+          <w:lang w:val="ar_AE" w:bidi="ar_AE"/>
+        </w:rPr>
+      </w:r>
+      <w:r>
+        <w:rPr>
           <w:b/>
           <w:lang w:val="ar_AE" w:bidi="ar_AE"/>
         </w:rPr>
@@ -14829,6 +16829,22 @@
       </w:r>
       <w:r>
         <w:rPr>
+          <w:lang w:val="ar_AE" w:bidi="ar_AE"/>
+        </w:rPr>
+        <w:t>וְ⁠אֵ֥ין קֵ֨צֶה֙ לַ⁠גְּוִיָּ֔ה</w:t>
+      </w:r>
+    </w:p>
+    <w:p>
+      <w:pPr>
+        <w:bidi/>
+      </w:pPr>
+      <w:r>
+        <w:rPr>
+          <w:lang w:val="ar_AE" w:bidi="ar_AE"/>
+        </w:rPr>
+      </w:r>
+      <w:r>
+        <w:rPr>
           <w:b/>
           <w:lang w:val="ar_AE" w:bidi="ar_AE"/>
         </w:rPr>
@@ -14931,6 +16947,22 @@
       </w:r>
       <w:r>
         <w:rPr>
+          <w:lang w:val="ar_AE" w:bidi="ar_AE"/>
+        </w:rPr>
+        <w:t>וְכָשְׁל֖וּ</w:t>
+      </w:r>
+    </w:p>
+    <w:p>
+      <w:pPr>
+        <w:bidi/>
+      </w:pPr>
+      <w:r>
+        <w:rPr>
+          <w:lang w:val="ar_AE" w:bidi="ar_AE"/>
+        </w:rPr>
+      </w:r>
+      <w:r>
+        <w:rPr>
           <w:b/>
           <w:lang w:val="ar_AE" w:bidi="ar_AE"/>
         </w:rPr>
@@ -15046,6 +17078,22 @@
       </w:r>
       <w:r>
         <w:rPr>
+          <w:lang w:val="ar_AE" w:bidi="ar_AE"/>
+        </w:rPr>
+        <w:t>בִּ⁠גְוִיָּתָֽ⁠ם</w:t>
+      </w:r>
+    </w:p>
+    <w:p>
+      <w:pPr>
+        <w:bidi/>
+      </w:pPr>
+      <w:r>
+        <w:rPr>
+          <w:lang w:val="ar_AE" w:bidi="ar_AE"/>
+        </w:rPr>
+      </w:r>
+      <w:r>
+        <w:rPr>
           <w:b/>
           <w:lang w:val="ar_AE" w:bidi="ar_AE"/>
         </w:rPr>
@@ -15174,6 +17222,22 @@
       </w:r>
       <w:r>
         <w:rPr>
+          <w:lang w:val="ar_AE" w:bidi="ar_AE"/>
+        </w:rPr>
+        <w:t>זְנוּנֵ֣י זוֹנָ֔ה</w:t>
+      </w:r>
+    </w:p>
+    <w:p>
+      <w:pPr>
+        <w:bidi/>
+      </w:pPr>
+      <w:r>
+        <w:rPr>
+          <w:lang w:val="ar_AE" w:bidi="ar_AE"/>
+        </w:rPr>
+      </w:r>
+      <w:r>
+        <w:rPr>
           <w:b/>
           <w:lang w:val="ar_AE" w:bidi="ar_AE"/>
         </w:rPr>
@@ -15287,6 +17351,22 @@
       </w:r>
       <w:r>
         <w:rPr>
+          <w:lang w:val="ar_AE" w:bidi="ar_AE"/>
+        </w:rPr>
+        <w:t>מֵ⁠רֹב֙</w:t>
+      </w:r>
+    </w:p>
+    <w:p>
+      <w:pPr>
+        <w:bidi/>
+      </w:pPr>
+      <w:r>
+        <w:rPr>
+          <w:lang w:val="ar_AE" w:bidi="ar_AE"/>
+        </w:rPr>
+      </w:r>
+      <w:r>
+        <w:rPr>
           <w:b/>
           <w:lang w:val="ar_AE" w:bidi="ar_AE"/>
         </w:rPr>
@@ -15400,6 +17480,22 @@
       </w:r>
       <w:r>
         <w:rPr>
+          <w:lang w:val="ar_AE" w:bidi="ar_AE"/>
+        </w:rPr>
+        <w:t>וּ⁠מִשְׁפָּח֖וֹת</w:t>
+      </w:r>
+    </w:p>
+    <w:p>
+      <w:pPr>
+        <w:bidi/>
+      </w:pPr>
+      <w:r>
+        <w:rPr>
+          <w:lang w:val="ar_AE" w:bidi="ar_AE"/>
+        </w:rPr>
+      </w:r>
+      <w:r>
+        <w:rPr>
           <w:b/>
           <w:lang w:val="ar_AE" w:bidi="ar_AE"/>
         </w:rPr>
@@ -15500,6 +17596,22 @@
         <w:rPr>
           <w:lang w:val="ar_AE" w:bidi="ar_AE"/>
         </w:rPr>
+      </w:r>
+    </w:p>
+    <w:p>
+      <w:pPr>
+        <w:bidi/>
+      </w:pPr>
+      <w:r>
+        <w:rPr>
+          <w:lang w:val="ar_AE" w:bidi="ar_AE"/>
+        </w:rPr>
+      </w:r>
+      <w:r>
+        <w:rPr>
+          <w:lang w:val="ar_AE" w:bidi="ar_AE"/>
+        </w:rPr>
+        <w:t>הִנְ⁠נִ֣י אֵלַ֗יִ⁠ךְ</w:t>
       </w:r>
     </w:p>
     <w:p>
@@ -15646,6 +17758,22 @@
       </w:r>
       <w:r>
         <w:rPr>
+          <w:lang w:val="ar_AE" w:bidi="ar_AE"/>
+        </w:rPr>
+        <w:t>אֵלַ֗יִ⁠ךְ</w:t>
+      </w:r>
+    </w:p>
+    <w:p>
+      <w:pPr>
+        <w:bidi/>
+      </w:pPr>
+      <w:r>
+        <w:rPr>
+          <w:lang w:val="ar_AE" w:bidi="ar_AE"/>
+        </w:rPr>
+      </w:r>
+      <w:r>
+        <w:rPr>
           <w:b/>
           <w:lang w:val="ar_AE" w:bidi="ar_AE"/>
         </w:rPr>
@@ -15774,6 +17902,22 @@
       </w:r>
       <w:r>
         <w:rPr>
+          <w:lang w:val="ar_AE" w:bidi="ar_AE"/>
+        </w:rPr>
+        <w:t>נְאֻם֙</w:t>
+      </w:r>
+    </w:p>
+    <w:p>
+      <w:pPr>
+        <w:bidi/>
+      </w:pPr>
+      <w:r>
+        <w:rPr>
+          <w:lang w:val="ar_AE" w:bidi="ar_AE"/>
+        </w:rPr>
+      </w:r>
+      <w:r>
+        <w:rPr>
           <w:b/>
           <w:lang w:val="ar_AE" w:bidi="ar_AE"/>
         </w:rPr>
@@ -15876,6 +18020,22 @@
       </w:r>
       <w:r>
         <w:rPr>
+          <w:lang w:val="ar_AE" w:bidi="ar_AE"/>
+        </w:rPr>
+        <w:t>וּ⁠מַמְלָכ֖וֹת קְלוֹנֵֽ⁠ךְ</w:t>
+      </w:r>
+    </w:p>
+    <w:p>
+      <w:pPr>
+        <w:bidi/>
+      </w:pPr>
+      <w:r>
+        <w:rPr>
+          <w:lang w:val="ar_AE" w:bidi="ar_AE"/>
+        </w:rPr>
+      </w:r>
+      <w:r>
+        <w:rPr>
           <w:b/>
           <w:lang w:val="ar_AE" w:bidi="ar_AE"/>
         </w:rPr>
@@ -15978,6 +18138,22 @@
       </w:r>
       <w:r>
         <w:rPr>
+          <w:lang w:val="ar_AE" w:bidi="ar_AE"/>
+        </w:rPr>
+        <w:t>קְלוֹנֵֽ⁠ךְ</w:t>
+      </w:r>
+    </w:p>
+    <w:p>
+      <w:pPr>
+        <w:bidi/>
+      </w:pPr>
+      <w:r>
+        <w:rPr>
+          <w:lang w:val="ar_AE" w:bidi="ar_AE"/>
+        </w:rPr>
+      </w:r>
+      <w:r>
+        <w:rPr>
           <w:b/>
           <w:lang w:val="ar_AE" w:bidi="ar_AE"/>
         </w:rPr>
@@ -16080,6 +18256,22 @@
         <w:rPr>
           <w:lang w:val="ar_AE" w:bidi="ar_AE"/>
         </w:rPr>
+      </w:r>
+    </w:p>
+    <w:p>
+      <w:pPr>
+        <w:bidi/>
+      </w:pPr>
+      <w:r>
+        <w:rPr>
+          <w:lang w:val="ar_AE" w:bidi="ar_AE"/>
+        </w:rPr>
+      </w:r>
+      <w:r>
+        <w:rPr>
+          <w:lang w:val="ar_AE" w:bidi="ar_AE"/>
+        </w:rPr>
+        <w:t>עָלַ֛יִ⁠ךְ</w:t>
       </w:r>
     </w:p>
     <w:p>
@@ -16226,6 +18418,22 @@
       </w:r>
       <w:r>
         <w:rPr>
+          <w:lang w:val="ar_AE" w:bidi="ar_AE"/>
+        </w:rPr>
+        <w:t>וְ⁠הִשְׁלַכְתִּ֥י עָלַ֛יִ⁠ךְ שִׁקֻּצִ֖ים</w:t>
+      </w:r>
+    </w:p>
+    <w:p>
+      <w:pPr>
+        <w:bidi/>
+      </w:pPr>
+      <w:r>
+        <w:rPr>
+          <w:lang w:val="ar_AE" w:bidi="ar_AE"/>
+        </w:rPr>
+      </w:r>
+      <w:r>
+        <w:rPr>
           <w:b/>
           <w:lang w:val="ar_AE" w:bidi="ar_AE"/>
         </w:rPr>
@@ -16341,6 +18549,22 @@
       </w:r>
       <w:r>
         <w:rPr>
+          <w:lang w:val="ar_AE" w:bidi="ar_AE"/>
+        </w:rPr>
+        <w:t>שָׁדְּדָ֣ה נִֽינְוֵ֔ה</w:t>
+      </w:r>
+    </w:p>
+    <w:p>
+      <w:pPr>
+        <w:bidi/>
+      </w:pPr>
+      <w:r>
+        <w:rPr>
+          <w:lang w:val="ar_AE" w:bidi="ar_AE"/>
+        </w:rPr>
+      </w:r>
+      <w:r>
+        <w:rPr>
           <w:b/>
           <w:lang w:val="ar_AE" w:bidi="ar_AE"/>
         </w:rPr>
@@ -16456,6 +18680,22 @@
       </w:r>
       <w:r>
         <w:rPr>
+          <w:lang w:val="ar_AE" w:bidi="ar_AE"/>
+        </w:rPr>
+        <w:t>שָׁדְּדָ֣ה נִֽינְוֵ֔ה</w:t>
+      </w:r>
+    </w:p>
+    <w:p>
+      <w:pPr>
+        <w:bidi/>
+      </w:pPr>
+      <w:r>
+        <w:rPr>
+          <w:lang w:val="ar_AE" w:bidi="ar_AE"/>
+        </w:rPr>
+      </w:r>
+      <w:r>
+        <w:rPr>
           <w:b/>
           <w:lang w:val="ar_AE" w:bidi="ar_AE"/>
         </w:rPr>
@@ -16558,6 +18798,22 @@
       </w:r>
       <w:r>
         <w:rPr>
+          <w:lang w:val="ar_AE" w:bidi="ar_AE"/>
+        </w:rPr>
+        <w:t>מִ֖י יָנ֣וּד לָ֑⁠הּ</w:t>
+      </w:r>
+    </w:p>
+    <w:p>
+      <w:pPr>
+        <w:bidi/>
+      </w:pPr>
+      <w:r>
+        <w:rPr>
+          <w:lang w:val="ar_AE" w:bidi="ar_AE"/>
+        </w:rPr>
+      </w:r>
+      <w:r>
+        <w:rPr>
           <w:b/>
           <w:lang w:val="ar_AE" w:bidi="ar_AE"/>
         </w:rPr>
@@ -16660,6 +18916,22 @@
       </w:r>
       <w:r>
         <w:rPr>
+          <w:lang w:val="ar_AE" w:bidi="ar_AE"/>
+        </w:rPr>
+        <w:t>מֵ⁠אַ֛יִן אֲבַקֵּ֥שׁ מְנַחֲמִ֖ים לָֽ⁠ךְ</w:t>
+      </w:r>
+    </w:p>
+    <w:p>
+      <w:pPr>
+        <w:bidi/>
+      </w:pPr>
+      <w:r>
+        <w:rPr>
+          <w:lang w:val="ar_AE" w:bidi="ar_AE"/>
+        </w:rPr>
+      </w:r>
+      <w:r>
+        <w:rPr>
           <w:b/>
           <w:lang w:val="ar_AE" w:bidi="ar_AE"/>
         </w:rPr>
@@ -16762,6 +19034,22 @@
       </w:r>
       <w:r>
         <w:rPr>
+          <w:lang w:val="ar_AE" w:bidi="ar_AE"/>
+        </w:rPr>
+        <w:t>הֲ⁠תֵֽיטְבִי֙ מִ⁠נֹּ֣א אָמ֔וֹן הַ⁠יֹּֽשְׁבָה֙ בַּ⁠יְאֹרִ֔ים מַ֖יִם סָבִ֣יב לָ֑⁠הּ אֲשֶׁר־חֵ֣יל יָ֔ם מִ⁠יָּ֖ם חוֹמָתָֽ⁠הּ</w:t>
+      </w:r>
+    </w:p>
+    <w:p>
+      <w:pPr>
+        <w:bidi/>
+      </w:pPr>
+      <w:r>
+        <w:rPr>
+          <w:lang w:val="ar_AE" w:bidi="ar_AE"/>
+        </w:rPr>
+      </w:r>
+      <w:r>
+        <w:rPr>
           <w:b/>
           <w:lang w:val="ar_AE" w:bidi="ar_AE"/>
         </w:rPr>
@@ -16864,6 +19152,22 @@
       </w:r>
       <w:r>
         <w:rPr>
+          <w:lang w:val="ar_AE" w:bidi="ar_AE"/>
+        </w:rPr>
+        <w:t>מִ⁠נֹּ֣א אָמ֔וֹן</w:t>
+      </w:r>
+    </w:p>
+    <w:p>
+      <w:pPr>
+        <w:bidi/>
+      </w:pPr>
+      <w:r>
+        <w:rPr>
+          <w:lang w:val="ar_AE" w:bidi="ar_AE"/>
+        </w:rPr>
+      </w:r>
+      <w:r>
+        <w:rPr>
           <w:b/>
           <w:lang w:val="ar_AE" w:bidi="ar_AE"/>
         </w:rPr>
@@ -16973,6 +19277,22 @@
       </w:r>
       <w:r>
         <w:rPr>
+          <w:lang w:val="ar_AE" w:bidi="ar_AE"/>
+        </w:rPr>
+        <w:t>אֲשֶׁר־חֵ֣יל יָ֔ם מִ⁠יָּ֖ם חוֹמָתָֽ⁠הּ</w:t>
+      </w:r>
+    </w:p>
+    <w:p>
+      <w:pPr>
+        <w:bidi/>
+      </w:pPr>
+      <w:r>
+        <w:rPr>
+          <w:lang w:val="ar_AE" w:bidi="ar_AE"/>
+        </w:rPr>
+      </w:r>
+      <w:r>
+        <w:rPr>
           <w:b/>
           <w:lang w:val="ar_AE" w:bidi="ar_AE"/>
         </w:rPr>
@@ -17088,6 +19408,22 @@
       </w:r>
       <w:r>
         <w:rPr>
+          <w:lang w:val="ar_AE" w:bidi="ar_AE"/>
+        </w:rPr>
+        <w:t>מִ⁠יָּ֖ם חוֹמָתָֽ⁠הּ</w:t>
+      </w:r>
+    </w:p>
+    <w:p>
+      <w:pPr>
+        <w:bidi/>
+      </w:pPr>
+      <w:r>
+        <w:rPr>
+          <w:lang w:val="ar_AE" w:bidi="ar_AE"/>
+        </w:rPr>
+      </w:r>
+      <w:r>
+        <w:rPr>
           <w:b/>
           <w:lang w:val="ar_AE" w:bidi="ar_AE"/>
         </w:rPr>
@@ -17216,6 +19552,22 @@
       </w:r>
       <w:r>
         <w:rPr>
+          <w:lang w:val="ar_AE" w:bidi="ar_AE"/>
+        </w:rPr>
+        <w:t>מִ⁠יָּ֖ם חוֹמָתָֽ⁠הּ</w:t>
+      </w:r>
+    </w:p>
+    <w:p>
+      <w:pPr>
+        <w:bidi/>
+      </w:pPr>
+      <w:r>
+        <w:rPr>
+          <w:lang w:val="ar_AE" w:bidi="ar_AE"/>
+        </w:rPr>
+      </w:r>
+      <w:r>
+        <w:rPr>
           <w:b/>
           <w:lang w:val="ar_AE" w:bidi="ar_AE"/>
         </w:rPr>
@@ -17318,6 +19670,22 @@
       </w:r>
       <w:r>
         <w:rPr>
+          <w:lang w:val="ar_AE" w:bidi="ar_AE"/>
+        </w:rPr>
+        <w:t>עָצְמָ֛⁠ה</w:t>
+      </w:r>
+    </w:p>
+    <w:p>
+      <w:pPr>
+        <w:bidi/>
+      </w:pPr>
+      <w:r>
+        <w:rPr>
+          <w:lang w:val="ar_AE" w:bidi="ar_AE"/>
+        </w:rPr>
+      </w:r>
+      <w:r>
+        <w:rPr>
           <w:b/>
           <w:lang w:val="ar_AE" w:bidi="ar_AE"/>
         </w:rPr>
@@ -17433,6 +19801,22 @@
       </w:r>
       <w:r>
         <w:rPr>
+          <w:lang w:val="ar_AE" w:bidi="ar_AE"/>
+        </w:rPr>
+        <w:t>וְ⁠אֵ֣ין קֵ֑צֶה</w:t>
+      </w:r>
+    </w:p>
+    <w:p>
+      <w:pPr>
+        <w:bidi/>
+      </w:pPr>
+      <w:r>
+        <w:rPr>
+          <w:lang w:val="ar_AE" w:bidi="ar_AE"/>
+        </w:rPr>
+      </w:r>
+      <w:r>
+        <w:rPr>
           <w:b/>
           <w:lang w:val="ar_AE" w:bidi="ar_AE"/>
         </w:rPr>
@@ -17535,6 +19919,22 @@
       </w:r>
       <w:r>
         <w:rPr>
+          <w:lang w:val="ar_AE" w:bidi="ar_AE"/>
+        </w:rPr>
+        <w:t>וְ⁠אֵ֣ין קֵ֑צֶה</w:t>
+      </w:r>
+    </w:p>
+    <w:p>
+      <w:pPr>
+        <w:bidi/>
+      </w:pPr>
+      <w:r>
+        <w:rPr>
+          <w:lang w:val="ar_AE" w:bidi="ar_AE"/>
+        </w:rPr>
+      </w:r>
+      <w:r>
+        <w:rPr>
           <w:b/>
           <w:lang w:val="ar_AE" w:bidi="ar_AE"/>
         </w:rPr>
@@ -17641,6 +20041,22 @@
       </w:r>
       <w:r>
         <w:rPr>
+          <w:lang w:val="ar_AE" w:bidi="ar_AE"/>
+        </w:rPr>
+        <w:t>פּ֣וּט</w:t>
+      </w:r>
+    </w:p>
+    <w:p>
+      <w:pPr>
+        <w:bidi/>
+      </w:pPr>
+      <w:r>
+        <w:rPr>
+          <w:lang w:val="ar_AE" w:bidi="ar_AE"/>
+        </w:rPr>
+      </w:r>
+      <w:r>
+        <w:rPr>
           <w:b/>
           <w:lang w:val="ar_AE" w:bidi="ar_AE"/>
         </w:rPr>
@@ -17760,6 +20176,22 @@
       </w:r>
       <w:r>
         <w:rPr>
+          <w:lang w:val="ar_AE" w:bidi="ar_AE"/>
+        </w:rPr>
+        <w:t>וְ⁠לוּבִ֔ים</w:t>
+      </w:r>
+    </w:p>
+    <w:p>
+      <w:pPr>
+        <w:bidi/>
+      </w:pPr>
+      <w:r>
+        <w:rPr>
+          <w:lang w:val="ar_AE" w:bidi="ar_AE"/>
+        </w:rPr>
+      </w:r>
+      <w:r>
+        <w:rPr>
           <w:b/>
           <w:lang w:val="ar_AE" w:bidi="ar_AE"/>
         </w:rPr>
@@ -17879,6 +20311,22 @@
       </w:r>
       <w:r>
         <w:rPr>
+          <w:lang w:val="ar_AE" w:bidi="ar_AE"/>
+        </w:rPr>
+        <w:t>בְּ⁠עֶזְרָתֵֽ⁠ךְ</w:t>
+      </w:r>
+    </w:p>
+    <w:p>
+      <w:pPr>
+        <w:bidi/>
+      </w:pPr>
+      <w:r>
+        <w:rPr>
+          <w:lang w:val="ar_AE" w:bidi="ar_AE"/>
+        </w:rPr>
+      </w:r>
+      <w:r>
+        <w:rPr>
           <w:b/>
           <w:lang w:val="ar_AE" w:bidi="ar_AE"/>
         </w:rPr>
@@ -18010,6 +20458,22 @@
       </w:r>
       <w:r>
         <w:rPr>
+          <w:lang w:val="ar_AE" w:bidi="ar_AE"/>
+        </w:rPr>
+        <w:t>הִ֗יא לַ⁠גֹּלָה֙</w:t>
+      </w:r>
+    </w:p>
+    <w:p>
+      <w:pPr>
+        <w:bidi/>
+      </w:pPr>
+      <w:r>
+        <w:rPr>
+          <w:lang w:val="ar_AE" w:bidi="ar_AE"/>
+        </w:rPr>
+      </w:r>
+      <w:r>
+        <w:rPr>
           <w:b/>
           <w:lang w:val="ar_AE" w:bidi="ar_AE"/>
         </w:rPr>
@@ -18141,6 +20605,22 @@
       </w:r>
       <w:r>
         <w:rPr>
+          <w:lang w:val="ar_AE" w:bidi="ar_AE"/>
+        </w:rPr>
+        <w:t>גְּדוֹלֶ֖י⁠הָ</w:t>
+      </w:r>
+    </w:p>
+    <w:p>
+      <w:pPr>
+        <w:bidi/>
+      </w:pPr>
+      <w:r>
+        <w:rPr>
+          <w:lang w:val="ar_AE" w:bidi="ar_AE"/>
+        </w:rPr>
+      </w:r>
+      <w:r>
+        <w:rPr>
           <w:b/>
           <w:lang w:val="ar_AE" w:bidi="ar_AE"/>
         </w:rPr>
@@ -18260,6 +20740,22 @@
       </w:r>
       <w:r>
         <w:rPr>
+          <w:lang w:val="ar_AE" w:bidi="ar_AE"/>
+        </w:rPr>
+        <w:t>עֹלָלֶ֛י⁠הָ יְרֻטְּשׁ֖וּ</w:t>
+      </w:r>
+    </w:p>
+    <w:p>
+      <w:pPr>
+        <w:bidi/>
+      </w:pPr>
+      <w:r>
+        <w:rPr>
+          <w:lang w:val="ar_AE" w:bidi="ar_AE"/>
+        </w:rPr>
+      </w:r>
+      <w:r>
+        <w:rPr>
           <w:b/>
           <w:lang w:val="ar_AE" w:bidi="ar_AE"/>
         </w:rPr>
@@ -18359,6 +20855,22 @@
       </w:r>
       <w:r>
         <w:rPr>
+          <w:lang w:val="ar_AE" w:bidi="ar_AE"/>
+        </w:rPr>
+        <w:t>בְּ⁠רֹ֣אשׁ כָּל־חוּצ֑וֹת</w:t>
+      </w:r>
+    </w:p>
+    <w:p>
+      <w:pPr>
+        <w:bidi/>
+      </w:pPr>
+      <w:r>
+        <w:rPr>
+          <w:lang w:val="ar_AE" w:bidi="ar_AE"/>
+        </w:rPr>
+      </w:r>
+      <w:r>
+        <w:rPr>
           <w:b/>
           <w:lang w:val="ar_AE" w:bidi="ar_AE"/>
         </w:rPr>
@@ -18471,6 +20983,22 @@
       </w:r>
       <w:r>
         <w:rPr>
+          <w:lang w:val="ar_AE" w:bidi="ar_AE"/>
+        </w:rPr>
+        <w:t>יַדּ֣וּ</w:t>
+      </w:r>
+    </w:p>
+    <w:p>
+      <w:pPr>
+        <w:bidi/>
+      </w:pPr>
+      <w:r>
+        <w:rPr>
+          <w:lang w:val="ar_AE" w:bidi="ar_AE"/>
+        </w:rPr>
+      </w:r>
+      <w:r>
+        <w:rPr>
           <w:b/>
           <w:lang w:val="ar_AE" w:bidi="ar_AE"/>
         </w:rPr>
@@ -18601,6 +21129,22 @@
       </w:r>
       <w:r>
         <w:rPr>
+          <w:lang w:val="ar_AE" w:bidi="ar_AE"/>
+        </w:rPr>
+        <w:t>וְ⁠כָל־גְּדוֹלֶ֖י⁠הָ רֻתְּק֥וּ</w:t>
+      </w:r>
+    </w:p>
+    <w:p>
+      <w:pPr>
+        <w:bidi/>
+      </w:pPr>
+      <w:r>
+        <w:rPr>
+          <w:lang w:val="ar_AE" w:bidi="ar_AE"/>
+        </w:rPr>
+      </w:r>
+      <w:r>
+        <w:rPr>
           <w:b/>
           <w:lang w:val="ar_AE" w:bidi="ar_AE"/>
         </w:rPr>
@@ -18707,6 +21251,22 @@
       </w:r>
       <w:r>
         <w:rPr>
+          <w:lang w:val="ar_AE" w:bidi="ar_AE"/>
+        </w:rPr>
+        <w:t>אַ֣תְּ</w:t>
+      </w:r>
+    </w:p>
+    <w:p>
+      <w:pPr>
+        <w:bidi/>
+      </w:pPr>
+      <w:r>
+        <w:rPr>
+          <w:lang w:val="ar_AE" w:bidi="ar_AE"/>
+        </w:rPr>
+      </w:r>
+      <w:r>
+        <w:rPr>
           <w:b/>
           <w:lang w:val="ar_AE" w:bidi="ar_AE"/>
         </w:rPr>
@@ -18826,6 +21386,22 @@
       </w:r>
       <w:r>
         <w:rPr>
+          <w:lang w:val="ar_AE" w:bidi="ar_AE"/>
+        </w:rPr>
+        <w:t>תִּשְׁכְּרִ֔י</w:t>
+      </w:r>
+    </w:p>
+    <w:p>
+      <w:pPr>
+        <w:bidi/>
+      </w:pPr>
+      <w:r>
+        <w:rPr>
+          <w:lang w:val="ar_AE" w:bidi="ar_AE"/>
+        </w:rPr>
+      </w:r>
+      <w:r>
+        <w:rPr>
           <w:b/>
           <w:lang w:val="ar_AE" w:bidi="ar_AE"/>
         </w:rPr>
@@ -18932,6 +21508,22 @@
       </w:r>
       <w:r>
         <w:rPr>
+          <w:lang w:val="ar_AE" w:bidi="ar_AE"/>
+        </w:rPr>
+        <w:t>תְּהִ֖י נַֽעֲלָמָ֑ה</w:t>
+      </w:r>
+    </w:p>
+    <w:p>
+      <w:pPr>
+        <w:bidi/>
+      </w:pPr>
+      <w:r>
+        <w:rPr>
+          <w:lang w:val="ar_AE" w:bidi="ar_AE"/>
+        </w:rPr>
+      </w:r>
+      <w:r>
+        <w:rPr>
           <w:b/>
           <w:lang w:val="ar_AE" w:bidi="ar_AE"/>
         </w:rPr>
@@ -19038,6 +21630,22 @@
       </w:r>
       <w:r>
         <w:rPr>
+          <w:lang w:val="ar_AE" w:bidi="ar_AE"/>
+        </w:rPr>
+        <w:t>כָּ֨ל־מִבְצָרַ֔יִ⁠ךְ תְּאֵנִ֖ים עִם־בִּכּוּרִ֑ים</w:t>
+      </w:r>
+    </w:p>
+    <w:p>
+      <w:pPr>
+        <w:bidi/>
+      </w:pPr>
+      <w:r>
+        <w:rPr>
+          <w:lang w:val="ar_AE" w:bidi="ar_AE"/>
+        </w:rPr>
+      </w:r>
+      <w:r>
+        <w:rPr>
           <w:b/>
           <w:lang w:val="ar_AE" w:bidi="ar_AE"/>
         </w:rPr>
@@ -19183,6 +21791,22 @@
       </w:r>
       <w:r>
         <w:rPr>
+          <w:lang w:val="ar_AE" w:bidi="ar_AE"/>
+        </w:rPr>
+        <w:t>הִנֵּ֨ה</w:t>
+      </w:r>
+    </w:p>
+    <w:p>
+      <w:pPr>
+        <w:bidi/>
+      </w:pPr>
+      <w:r>
+        <w:rPr>
+          <w:lang w:val="ar_AE" w:bidi="ar_AE"/>
+        </w:rPr>
+      </w:r>
+      <w:r>
+        <w:rPr>
           <w:b/>
           <w:lang w:val="ar_AE" w:bidi="ar_AE"/>
         </w:rPr>
@@ -19289,6 +21913,22 @@
       </w:r>
       <w:r>
         <w:rPr>
+          <w:lang w:val="ar_AE" w:bidi="ar_AE"/>
+        </w:rPr>
+        <w:t>עַמֵּ֤⁠ךְ</w:t>
+      </w:r>
+    </w:p>
+    <w:p>
+      <w:pPr>
+        <w:bidi/>
+      </w:pPr>
+      <w:r>
+        <w:rPr>
+          <w:lang w:val="ar_AE" w:bidi="ar_AE"/>
+        </w:rPr>
+      </w:r>
+      <w:r>
+        <w:rPr>
           <w:b/>
           <w:lang w:val="ar_AE" w:bidi="ar_AE"/>
         </w:rPr>
@@ -19408,6 +22048,22 @@
       </w:r>
       <w:r>
         <w:rPr>
+          <w:lang w:val="ar_AE" w:bidi="ar_AE"/>
+        </w:rPr>
+        <w:t>נָשִׁים֙</w:t>
+      </w:r>
+    </w:p>
+    <w:p>
+      <w:pPr>
+        <w:bidi/>
+      </w:pPr>
+      <w:r>
+        <w:rPr>
+          <w:lang w:val="ar_AE" w:bidi="ar_AE"/>
+        </w:rPr>
+      </w:r>
+      <w:r>
+        <w:rPr>
           <w:b/>
           <w:lang w:val="ar_AE" w:bidi="ar_AE"/>
         </w:rPr>
@@ -19540,6 +22196,22 @@
       </w:r>
       <w:r>
         <w:rPr>
+          <w:lang w:val="ar_AE" w:bidi="ar_AE"/>
+        </w:rPr>
+        <w:t>פָּת֥וֹחַ נִפְתְּח֖וּ</w:t>
+      </w:r>
+    </w:p>
+    <w:p>
+      <w:pPr>
+        <w:bidi/>
+      </w:pPr>
+      <w:r>
+        <w:rPr>
+          <w:lang w:val="ar_AE" w:bidi="ar_AE"/>
+        </w:rPr>
+      </w:r>
+      <w:r>
+        <w:rPr>
           <w:b/>
           <w:lang w:val="ar_AE" w:bidi="ar_AE"/>
         </w:rPr>
@@ -19659,6 +22331,22 @@
       </w:r>
       <w:r>
         <w:rPr>
+          <w:lang w:val="ar_AE" w:bidi="ar_AE"/>
+        </w:rPr>
+        <w:t>נִפְתְּח֖וּ &amp; אָכְלָ֥ה</w:t>
+      </w:r>
+    </w:p>
+    <w:p>
+      <w:pPr>
+        <w:bidi/>
+      </w:pPr>
+      <w:r>
+        <w:rPr>
+          <w:lang w:val="ar_AE" w:bidi="ar_AE"/>
+        </w:rPr>
+      </w:r>
+      <w:r>
+        <w:rPr>
           <w:b/>
           <w:lang w:val="ar_AE" w:bidi="ar_AE"/>
         </w:rPr>
@@ -19779,6 +22467,22 @@
       </w:r>
       <w:r>
         <w:rPr>
+          <w:lang w:val="ar_AE" w:bidi="ar_AE"/>
+        </w:rPr>
+        <w:t>בְּרִיחָֽיִ⁠ך</w:t>
+      </w:r>
+    </w:p>
+    <w:p>
+      <w:pPr>
+        <w:bidi/>
+      </w:pPr>
+      <w:r>
+        <w:rPr>
+          <w:lang w:val="ar_AE" w:bidi="ar_AE"/>
+        </w:rPr>
+      </w:r>
+      <w:r>
+        <w:rPr>
           <w:b/>
           <w:lang w:val="ar_AE" w:bidi="ar_AE"/>
         </w:rPr>
@@ -19898,6 +22602,22 @@
       </w:r>
       <w:r>
         <w:rPr>
+          <w:lang w:val="ar_AE" w:bidi="ar_AE"/>
+        </w:rPr>
+        <w:t>מֵ֤י מָצוֹר֙ שַֽׁאֲבִי־לָ֔⁠ךְ</w:t>
+      </w:r>
+    </w:p>
+    <w:p>
+      <w:pPr>
+        <w:bidi/>
+      </w:pPr>
+      <w:r>
+        <w:rPr>
+          <w:lang w:val="ar_AE" w:bidi="ar_AE"/>
+        </w:rPr>
+      </w:r>
+      <w:r>
+        <w:rPr>
           <w:b/>
           <w:lang w:val="ar_AE" w:bidi="ar_AE"/>
         </w:rPr>
@@ -20017,6 +22737,22 @@
       </w:r>
       <w:r>
         <w:rPr>
+          <w:lang w:val="ar_AE" w:bidi="ar_AE"/>
+        </w:rPr>
+        <w:t>לָ֔⁠ךְ</w:t>
+      </w:r>
+    </w:p>
+    <w:p>
+      <w:pPr>
+        <w:bidi/>
+      </w:pPr>
+      <w:r>
+        <w:rPr>
+          <w:lang w:val="ar_AE" w:bidi="ar_AE"/>
+        </w:rPr>
+      </w:r>
+      <w:r>
+        <w:rPr>
           <w:b/>
           <w:lang w:val="ar_AE" w:bidi="ar_AE"/>
         </w:rPr>
@@ -20136,6 +22872,22 @@
       </w:r>
       <w:r>
         <w:rPr>
+          <w:lang w:val="ar_AE" w:bidi="ar_AE"/>
+        </w:rPr>
+        <w:t>מַלְבֵּֽן</w:t>
+      </w:r>
+    </w:p>
+    <w:p>
+      <w:pPr>
+        <w:bidi/>
+      </w:pPr>
+      <w:r>
+        <w:rPr>
+          <w:lang w:val="ar_AE" w:bidi="ar_AE"/>
+        </w:rPr>
+      </w:r>
+      <w:r>
+        <w:rPr>
           <w:b/>
           <w:lang w:val="ar_AE" w:bidi="ar_AE"/>
         </w:rPr>
@@ -20255,6 +23007,22 @@
       </w:r>
       <w:r>
         <w:rPr>
+          <w:lang w:val="ar_AE" w:bidi="ar_AE"/>
+        </w:rPr>
+        <w:t>שָׁ֚ם תֹּאכְלֵ֣⁠ךְ אֵ֔שׁ</w:t>
+      </w:r>
+    </w:p>
+    <w:p>
+      <w:pPr>
+        <w:bidi/>
+      </w:pPr>
+      <w:r>
+        <w:rPr>
+          <w:lang w:val="ar_AE" w:bidi="ar_AE"/>
+        </w:rPr>
+      </w:r>
+      <w:r>
+        <w:rPr>
           <w:b/>
           <w:lang w:val="ar_AE" w:bidi="ar_AE"/>
         </w:rPr>
@@ -20374,6 +23142,22 @@
       </w:r>
       <w:r>
         <w:rPr>
+          <w:lang w:val="ar_AE" w:bidi="ar_AE"/>
+        </w:rPr>
+        <w:t>תַּכְרִיתֵ֣⁠ךְ</w:t>
+      </w:r>
+    </w:p>
+    <w:p>
+      <w:pPr>
+        <w:bidi/>
+      </w:pPr>
+      <w:r>
+        <w:rPr>
+          <w:lang w:val="ar_AE" w:bidi="ar_AE"/>
+        </w:rPr>
+      </w:r>
+      <w:r>
+        <w:rPr>
           <w:b/>
           <w:lang w:val="ar_AE" w:bidi="ar_AE"/>
         </w:rPr>
@@ -20493,6 +23277,22 @@
       </w:r>
       <w:r>
         <w:rPr>
+          <w:lang w:val="ar_AE" w:bidi="ar_AE"/>
+        </w:rPr>
+        <w:t>כַּ⁠יָּ֑לֶק</w:t>
+      </w:r>
+    </w:p>
+    <w:p>
+      <w:pPr>
+        <w:bidi/>
+      </w:pPr>
+      <w:r>
+        <w:rPr>
+          <w:lang w:val="ar_AE" w:bidi="ar_AE"/>
+        </w:rPr>
+      </w:r>
+      <w:r>
+        <w:rPr>
           <w:b/>
           <w:lang w:val="ar_AE" w:bidi="ar_AE"/>
         </w:rPr>
@@ -20599,6 +23399,22 @@
       </w:r>
       <w:r>
         <w:rPr>
+          <w:lang w:val="ar_AE" w:bidi="ar_AE"/>
+        </w:rPr>
+        <w:t>כַּ⁠יֶּ֔לֶק</w:t>
+      </w:r>
+    </w:p>
+    <w:p>
+      <w:pPr>
+        <w:bidi/>
+      </w:pPr>
+      <w:r>
+        <w:rPr>
+          <w:lang w:val="ar_AE" w:bidi="ar_AE"/>
+        </w:rPr>
+      </w:r>
+      <w:r>
+        <w:rPr>
           <w:b/>
           <w:lang w:val="ar_AE" w:bidi="ar_AE"/>
         </w:rPr>
@@ -20705,6 +23521,22 @@
       </w:r>
       <w:r>
         <w:rPr>
+          <w:lang w:val="ar_AE" w:bidi="ar_AE"/>
+        </w:rPr>
+        <w:t>כָּ⁠אַרְבֶּֽה</w:t>
+      </w:r>
+    </w:p>
+    <w:p>
+      <w:pPr>
+        <w:bidi/>
+      </w:pPr>
+      <w:r>
+        <w:rPr>
+          <w:lang w:val="ar_AE" w:bidi="ar_AE"/>
+        </w:rPr>
+      </w:r>
+      <w:r>
+        <w:rPr>
           <w:b/>
           <w:lang w:val="ar_AE" w:bidi="ar_AE"/>
         </w:rPr>
@@ -20811,6 +23643,22 @@
       </w:r>
       <w:r>
         <w:rPr>
+          <w:lang w:val="ar_AE" w:bidi="ar_AE"/>
+        </w:rPr>
+        <w:t>הִרְבֵּית֙</w:t>
+      </w:r>
+    </w:p>
+    <w:p>
+      <w:pPr>
+        <w:bidi/>
+      </w:pPr>
+      <w:r>
+        <w:rPr>
+          <w:lang w:val="ar_AE" w:bidi="ar_AE"/>
+        </w:rPr>
+      </w:r>
+      <w:r>
+        <w:rPr>
           <w:b/>
           <w:lang w:val="ar_AE" w:bidi="ar_AE"/>
         </w:rPr>
@@ -20917,6 +23765,22 @@
       </w:r>
       <w:r>
         <w:rPr>
+          <w:lang w:val="ar_AE" w:bidi="ar_AE"/>
+        </w:rPr>
+        <w:t>מִ⁠כּוֹכְבֵ֖י הַ⁠שָּׁמָ֑יִם</w:t>
+      </w:r>
+    </w:p>
+    <w:p>
+      <w:pPr>
+        <w:bidi/>
+      </w:pPr>
+      <w:r>
+        <w:rPr>
+          <w:lang w:val="ar_AE" w:bidi="ar_AE"/>
+        </w:rPr>
+      </w:r>
+      <w:r>
+        <w:rPr>
           <w:b/>
           <w:lang w:val="ar_AE" w:bidi="ar_AE"/>
         </w:rPr>
@@ -21023,6 +23887,22 @@
       </w:r>
       <w:r>
         <w:rPr>
+          <w:lang w:val="ar_AE" w:bidi="ar_AE"/>
+        </w:rPr>
+        <w:t>יֶ֥לֶק פָּשַׁ֖ט וַ⁠יָּעֹֽף</w:t>
+      </w:r>
+    </w:p>
+    <w:p>
+      <w:pPr>
+        <w:bidi/>
+      </w:pPr>
+      <w:r>
+        <w:rPr>
+          <w:lang w:val="ar_AE" w:bidi="ar_AE"/>
+        </w:rPr>
+      </w:r>
+      <w:r>
+        <w:rPr>
           <w:b/>
           <w:lang w:val="ar_AE" w:bidi="ar_AE"/>
         </w:rPr>
@@ -21129,6 +24009,22 @@
       </w:r>
       <w:r>
         <w:rPr>
+          <w:lang w:val="ar_AE" w:bidi="ar_AE"/>
+        </w:rPr>
+        <w:t>פָּשַׁ֖ט</w:t>
+      </w:r>
+    </w:p>
+    <w:p>
+      <w:pPr>
+        <w:bidi/>
+      </w:pPr>
+      <w:r>
+        <w:rPr>
+          <w:lang w:val="ar_AE" w:bidi="ar_AE"/>
+        </w:rPr>
+      </w:r>
+      <w:r>
+        <w:rPr>
           <w:b/>
           <w:lang w:val="ar_AE" w:bidi="ar_AE"/>
         </w:rPr>
@@ -21248,6 +24144,22 @@
       </w:r>
       <w:r>
         <w:rPr>
+          <w:lang w:val="ar_AE" w:bidi="ar_AE"/>
+        </w:rPr>
+        <w:t>מִנְּזָרַ֨יִ⁠ךְ֙ כָּֽ⁠אַרְבֶּ֔ה וְ⁠טַפְסְרַ֖יִ⁠ךְ כְּ⁠ג֣וֹב גֹּבָ֑י</w:t>
+      </w:r>
+    </w:p>
+    <w:p>
+      <w:pPr>
+        <w:bidi/>
+      </w:pPr>
+      <w:r>
+        <w:rPr>
+          <w:lang w:val="ar_AE" w:bidi="ar_AE"/>
+        </w:rPr>
+      </w:r>
+      <w:r>
+        <w:rPr>
           <w:b/>
           <w:lang w:val="ar_AE" w:bidi="ar_AE"/>
         </w:rPr>
@@ -21354,6 +24266,22 @@
       </w:r>
       <w:r>
         <w:rPr>
+          <w:lang w:val="ar_AE" w:bidi="ar_AE"/>
+        </w:rPr>
+        <w:t>מִנְּזָרַ֨יִ⁠ךְ֙ כָּֽ⁠אַרְבֶּ֔ה וְ⁠טַפְסְרַ֖יִ⁠ךְ כְּ⁠ג֣וֹב גֹּבָ֑י</w:t>
+      </w:r>
+    </w:p>
+    <w:p>
+      <w:pPr>
+        <w:bidi/>
+      </w:pPr>
+      <w:r>
+        <w:rPr>
+          <w:lang w:val="ar_AE" w:bidi="ar_AE"/>
+        </w:rPr>
+      </w:r>
+      <w:r>
+        <w:rPr>
           <w:b/>
           <w:lang w:val="ar_AE" w:bidi="ar_AE"/>
         </w:rPr>
@@ -21460,6 +24388,22 @@
       </w:r>
       <w:r>
         <w:rPr>
+          <w:lang w:val="ar_AE" w:bidi="ar_AE"/>
+        </w:rPr>
+        <w:t>וְ⁠טַפְסְרַ֖יִ⁠ךְ כְּ⁠ג֣וֹב גֹּבָ֑י</w:t>
+      </w:r>
+    </w:p>
+    <w:p>
+      <w:pPr>
+        <w:bidi/>
+      </w:pPr>
+      <w:r>
+        <w:rPr>
+          <w:lang w:val="ar_AE" w:bidi="ar_AE"/>
+        </w:rPr>
+      </w:r>
+      <w:r>
+        <w:rPr>
           <w:b/>
           <w:lang w:val="ar_AE" w:bidi="ar_AE"/>
         </w:rPr>
@@ -21566,6 +24510,22 @@
       </w:r>
       <w:r>
         <w:rPr>
+          <w:lang w:val="ar_AE" w:bidi="ar_AE"/>
+        </w:rPr>
+        <w:t>וְ⁠נוֹדַ֔ד &amp; מְקוֹמ֖⁠וֹ</w:t>
+      </w:r>
+    </w:p>
+    <w:p>
+      <w:pPr>
+        <w:bidi/>
+      </w:pPr>
+      <w:r>
+        <w:rPr>
+          <w:lang w:val="ar_AE" w:bidi="ar_AE"/>
+        </w:rPr>
+      </w:r>
+      <w:r>
+        <w:rPr>
           <w:b/>
           <w:lang w:val="ar_AE" w:bidi="ar_AE"/>
         </w:rPr>
@@ -21686,6 +24646,22 @@
       </w:r>
       <w:r>
         <w:rPr>
+          <w:lang w:val="ar_AE" w:bidi="ar_AE"/>
+        </w:rPr>
+        <w:t>נָמ֤וּ רֹעֶ֨י⁠ךָ֙ מֶ֣לֶךְ אַשּׁ֔וּר</w:t>
+      </w:r>
+    </w:p>
+    <w:p>
+      <w:pPr>
+        <w:bidi/>
+      </w:pPr>
+      <w:r>
+        <w:rPr>
+          <w:lang w:val="ar_AE" w:bidi="ar_AE"/>
+        </w:rPr>
+      </w:r>
+      <w:r>
+        <w:rPr>
           <w:b/>
           <w:lang w:val="ar_AE" w:bidi="ar_AE"/>
         </w:rPr>
@@ -21792,6 +24768,22 @@
       </w:r>
       <w:r>
         <w:rPr>
+          <w:lang w:val="ar_AE" w:bidi="ar_AE"/>
+        </w:rPr>
+        <w:t>נָמ֤וּ רֹעֶ֨י⁠ךָ֙ &amp; יִשְׁכְּנ֖וּ אַדִּירֶ֑י⁠ךָ</w:t>
+      </w:r>
+    </w:p>
+    <w:p>
+      <w:pPr>
+        <w:bidi/>
+      </w:pPr>
+      <w:r>
+        <w:rPr>
+          <w:lang w:val="ar_AE" w:bidi="ar_AE"/>
+        </w:rPr>
+      </w:r>
+      <w:r>
+        <w:rPr>
           <w:b/>
           <w:lang w:val="ar_AE" w:bidi="ar_AE"/>
         </w:rPr>
@@ -21912,6 +24904,22 @@
       </w:r>
       <w:r>
         <w:rPr>
+          <w:lang w:val="ar_AE" w:bidi="ar_AE"/>
+        </w:rPr>
+        <w:t>רֹעֶ֨י⁠ךָ֙</w:t>
+      </w:r>
+    </w:p>
+    <w:p>
+      <w:pPr>
+        <w:bidi/>
+      </w:pPr>
+      <w:r>
+        <w:rPr>
+          <w:lang w:val="ar_AE" w:bidi="ar_AE"/>
+        </w:rPr>
+      </w:r>
+      <w:r>
+        <w:rPr>
           <w:b/>
           <w:lang w:val="ar_AE" w:bidi="ar_AE"/>
         </w:rPr>
@@ -22018,6 +25026,22 @@
       </w:r>
       <w:r>
         <w:rPr>
+          <w:lang w:val="ar_AE" w:bidi="ar_AE"/>
+        </w:rPr>
+        <w:t>נָמ֤וּ &amp; יִשְׁכְּנ֖וּ</w:t>
+      </w:r>
+    </w:p>
+    <w:p>
+      <w:pPr>
+        <w:bidi/>
+      </w:pPr>
+      <w:r>
+        <w:rPr>
+          <w:lang w:val="ar_AE" w:bidi="ar_AE"/>
+        </w:rPr>
+      </w:r>
+      <w:r>
+        <w:rPr>
           <w:b/>
           <w:lang w:val="ar_AE" w:bidi="ar_AE"/>
         </w:rPr>
@@ -22164,6 +25188,22 @@
       </w:r>
       <w:r>
         <w:rPr>
+          <w:lang w:val="ar_AE" w:bidi="ar_AE"/>
+        </w:rPr>
+        <w:t>נָפֹ֧שׁוּ עַמְּ⁠ךָ֛</w:t>
+      </w:r>
+    </w:p>
+    <w:p>
+      <w:pPr>
+        <w:bidi/>
+      </w:pPr>
+      <w:r>
+        <w:rPr>
+          <w:lang w:val="ar_AE" w:bidi="ar_AE"/>
+        </w:rPr>
+      </w:r>
+      <w:r>
+        <w:rPr>
           <w:b/>
           <w:lang w:val="ar_AE" w:bidi="ar_AE"/>
         </w:rPr>
@@ -22270,6 +25310,22 @@
       </w:r>
       <w:r>
         <w:rPr>
+          <w:lang w:val="ar_AE" w:bidi="ar_AE"/>
+        </w:rPr>
+        <w:t>אֵין־כֵּהָ֣ה לְ⁠שִׁבְרֶ֔⁠ךָ</w:t>
+      </w:r>
+    </w:p>
+    <w:p>
+      <w:pPr>
+        <w:bidi/>
+      </w:pPr>
+      <w:r>
+        <w:rPr>
+          <w:lang w:val="ar_AE" w:bidi="ar_AE"/>
+        </w:rPr>
+      </w:r>
+      <w:r>
+        <w:rPr>
           <w:b/>
           <w:lang w:val="ar_AE" w:bidi="ar_AE"/>
         </w:rPr>
@@ -22376,6 +25432,22 @@
       </w:r>
       <w:r>
         <w:rPr>
+          <w:lang w:val="ar_AE" w:bidi="ar_AE"/>
+        </w:rPr>
+        <w:t>נַחְלָ֖ה מַכָּתֶ֑⁠ךָ</w:t>
+      </w:r>
+    </w:p>
+    <w:p>
+      <w:pPr>
+        <w:bidi/>
+      </w:pPr>
+      <w:r>
+        <w:rPr>
+          <w:lang w:val="ar_AE" w:bidi="ar_AE"/>
+        </w:rPr>
+      </w:r>
+      <w:r>
+        <w:rPr>
           <w:b/>
           <w:lang w:val="ar_AE" w:bidi="ar_AE"/>
         </w:rPr>
@@ -22495,6 +25567,22 @@
       </w:r>
       <w:r>
         <w:rPr>
+          <w:lang w:val="ar_AE" w:bidi="ar_AE"/>
+        </w:rPr>
+        <w:t>שֹׁמְעֵ֣י שִׁמְעֲ⁠ךָ֗</w:t>
+      </w:r>
+    </w:p>
+    <w:p>
+      <w:pPr>
+        <w:bidi/>
+      </w:pPr>
+      <w:r>
+        <w:rPr>
+          <w:lang w:val="ar_AE" w:bidi="ar_AE"/>
+        </w:rPr>
+      </w:r>
+      <w:r>
+        <w:rPr>
           <w:b/>
           <w:lang w:val="ar_AE" w:bidi="ar_AE"/>
         </w:rPr>
@@ -22614,6 +25702,22 @@
       </w:r>
       <w:r>
         <w:rPr>
+          <w:lang w:val="ar_AE" w:bidi="ar_AE"/>
+        </w:rPr>
+        <w:t>תָּ֤קְעוּ כַף֙</w:t>
+      </w:r>
+    </w:p>
+    <w:p>
+      <w:pPr>
+        <w:bidi/>
+      </w:pPr>
+      <w:r>
+        <w:rPr>
+          <w:lang w:val="ar_AE" w:bidi="ar_AE"/>
+        </w:rPr>
+      </w:r>
+      <w:r>
+        <w:rPr>
           <w:b/>
           <w:lang w:val="ar_AE" w:bidi="ar_AE"/>
         </w:rPr>
@@ -22720,6 +25824,22 @@
       </w:r>
       <w:r>
         <w:rPr>
+          <w:lang w:val="ar_AE" w:bidi="ar_AE"/>
+        </w:rPr>
+        <w:t>כִּ֗י עַל־מִ֛י לֹֽא־עָבְרָ֥ה רָעָתְ⁠ךָ֖ תָּמִֽיד</w:t>
+      </w:r>
+    </w:p>
+    <w:p>
+      <w:pPr>
+        <w:bidi/>
+      </w:pPr>
+      <w:r>
+        <w:rPr>
+          <w:lang w:val="ar_AE" w:bidi="ar_AE"/>
+        </w:rPr>
+      </w:r>
+      <w:r>
+        <w:rPr>
           <w:b/>
           <w:lang w:val="ar_AE" w:bidi="ar_AE"/>
         </w:rPr>
@@ -22813,6 +25933,22 @@
         <w:rPr>
           <w:lang w:val="ar_AE" w:bidi="ar_AE"/>
         </w:rPr>
+      </w:r>
+    </w:p>
+    <w:p>
+      <w:pPr>
+        <w:bidi/>
+      </w:pPr>
+      <w:r>
+        <w:rPr>
+          <w:lang w:val="ar_AE" w:bidi="ar_AE"/>
+        </w:rPr>
+      </w:r>
+      <w:r>
+        <w:rPr>
+          <w:lang w:val="ar_AE" w:bidi="ar_AE"/>
+        </w:rPr>
+        <w:t>רָעָתְ⁠ךָ֖ תָּמִֽיד</w:t>
       </w:r>
     </w:p>
     <w:p>

--- a/arb/docx/34.content.docx
+++ b/arb/docx/34.content.docx
@@ -32,51 +32,16 @@
     </w:p>
     <w:p>
       <w:pPr>
-        <w:pStyle w:val="Heading2"/>
-        <w:bidi/>
-      </w:pPr>
-      <w:r>
-        <w:rPr>
-          <w:lang w:val="ar_AE" w:bidi="ar_AE"/>
-        </w:rPr>
-        <w:t>License Information</w:t>
-      </w:r>
-      <w:r>
-        <w:rPr>
-          <w:lang w:val="ar_AE" w:bidi="ar_AE"/>
-        </w:rPr>
-      </w:r>
-    </w:p>
-    <w:p>
-      <w:pPr>
-        <w:bidi/>
-      </w:pPr>
-      <w:r>
-        <w:rPr>
-          <w:lang w:val="ar_AE" w:bidi="ar_AE"/>
-        </w:rPr>
-      </w:r>
-      <w:r>
-        <w:rPr>
-          <w:b/>
-          <w:lang w:val="ar_AE" w:bidi="ar_AE"/>
-        </w:rPr>
-        <w:t>ملاحظات الترجمة (كلمة متكشفة)</w:t>
-      </w:r>
-      <w:r>
-        <w:rPr>
-          <w:lang w:val="ar_AE" w:bidi="ar_AE"/>
-        </w:rPr>
-        <w:t xml:space="preserve"> (Arabic) is based on</w:t>
-      </w:r>
-      <w:r>
-        <w:rPr>
-          <w:lang w:val="ar_AE" w:bidi="ar_AE"/>
-        </w:rPr>
-        <w:t xml:space="preserve">: </w:t>
-      </w:r>
-      <w:r>
-        <w:rPr>
+        <w:bidi/>
+      </w:pPr>
+      <w:r>
+        <w:rPr>
+          <w:lang w:val="ar_AE" w:bidi="ar_AE"/>
+        </w:rPr>
+      </w:r>
+      <w:r>
+        <w:rPr>
+          <w:b/>
           <w:lang w:val="ar_AE" w:bidi="ar_AE"/>
         </w:rPr>
         <w:t>unfoldingWord® Translation Notes</w:t>
@@ -85,64 +50,31 @@
         <w:rPr>
           <w:lang w:val="ar_AE" w:bidi="ar_AE"/>
         </w:rPr>
-        <w:t xml:space="preserve">, </w:t>
-      </w:r>
-      <w:hyperlink r:id="rId13">
-        <w:r>
-          <w:rPr>
-            <w:lang w:val="ar_AE" w:bidi="ar_AE"/>
-          </w:rPr>
-          <w:rPr>
-            <w:color w:val="0000EE"/>
-            <w:u w:val="single"/>
-          </w:rPr>
-          <w:t>unfoldingWord</w:t>
-        </w:r>
-      </w:hyperlink>
-      <w:r>
-        <w:rPr>
-          <w:lang w:val="ar_AE" w:bidi="ar_AE"/>
-        </w:rPr>
-        <w:t xml:space="preserve">, 2022, which is licensed under a </w:t>
-      </w:r>
-      <w:hyperlink r:id="rId14">
-        <w:r>
-          <w:rPr>
-            <w:lang w:val="ar_AE" w:bidi="ar_AE"/>
-          </w:rPr>
-          <w:rPr>
-            <w:color w:val="0000EE"/>
-            <w:u w:val="single"/>
-          </w:rPr>
-          <w:t>CC BY-SA 4.0 license</w:t>
-        </w:r>
-      </w:hyperlink>
-      <w:r>
-        <w:rPr>
-          <w:lang w:val="ar_AE" w:bidi="ar_AE"/>
-        </w:rPr>
-        <w:t>.</w:t>
-      </w:r>
-      <w:r>
-        <w:rPr>
-          <w:lang w:val="ar_AE" w:bidi="ar_AE"/>
-        </w:rPr>
-      </w:r>
-    </w:p>
-    <w:p>
-      <w:pPr>
-        <w:bidi/>
-      </w:pPr>
-      <w:r>
-        <w:rPr>
-          <w:lang w:val="ar_AE" w:bidi="ar_AE"/>
-        </w:rPr>
-      </w:r>
-      <w:r>
-        <w:rPr>
-          <w:lang w:val="ar_AE" w:bidi="ar_AE"/>
-        </w:rPr>
-        <w:t>This PDF version is provided under the same license.</w:t>
+        <w:t xml:space="preserve"> © 2022 unfoldingWord. Released under CC BY-SA 4.0 license. </w:t>
+      </w:r>
+      <w:r>
+        <w:rPr>
+          <w:lang w:val="ar_AE" w:bidi="ar_AE"/>
+        </w:rPr>
+        <w:t>unfoldingWord® Translation Notes</w:t>
+      </w:r>
+      <w:r>
+        <w:rPr>
+          <w:lang w:val="ar_AE" w:bidi="ar_AE"/>
+        </w:rPr>
+        <w:t xml:space="preserve"> has been adapted in the following languages: Tok Pisin, Arabic (عربي), French (Français), Hindi (हिंदी), Indonesian (Bahasa Indonesia), Portuguese (Português), Russian (Русский), Spanish (Español), Swahili (Kiswahili), and Simplified Chinese (简体中文) from </w:t>
+      </w:r>
+      <w:r>
+        <w:rPr>
+          <w:lang w:val="ar_AE" w:bidi="ar_AE"/>
+        </w:rPr>
+        <w:t>unfoldingWord® Translation Notes</w:t>
+      </w:r>
+      <w:r>
+        <w:rPr>
+          <w:lang w:val="ar_AE" w:bidi="ar_AE"/>
+        </w:rPr>
+        <w:t xml:space="preserve"> © 2022 unfoldingWord. Released under CC BY-SA 4.0 license by Mission Mutual</w:t>
       </w:r>
       <w:r>
         <w:rPr>
@@ -585,7 +517,7 @@
         </w:rPr>
         <w:t>في هذه النبوّة، يخاطب الرب كثيرًا شعب يهوذا وشعب نينوى بكلمة "يهوذا" و"نينوى"، حيث يستخدم اسم الأمة أو المدينة ليمثّل الشعب. كما يستعمل أفعالًا بصيغة المفرد تصف الأمة أو المدينة وكأنها تفعل ما يفعله البشر. مثلًا، يُصوَّر يهوذا وهو يلبس النير والرُبط</w:t>
       </w:r>
-      <w:hyperlink r:id="rId15">
+      <w:hyperlink r:id="rId13">
         <w:r>
           <w:rPr>
             <w:lang w:val="ar_AE" w:bidi="ar_AE"/>
@@ -603,7 +535,7 @@
         </w:rPr>
         <w:t xml:space="preserve"> أو يحتفل بالأعياد ويوفي النذور </w:t>
       </w:r>
-      <w:hyperlink r:id="rId16">
+      <w:hyperlink r:id="rId14">
         <w:r>
           <w:rPr>
             <w:lang w:val="ar_AE" w:bidi="ar_AE"/>
@@ -621,7 +553,7 @@
         </w:rPr>
         <w:t xml:space="preserve">. ويُصوَّر نينوى كجندي يحرس الأسوار ويراقب الطريق ويشدّ حقويه </w:t>
       </w:r>
-      <w:hyperlink r:id="rId17">
+      <w:hyperlink r:id="rId15">
         <w:r>
           <w:rPr>
             <w:lang w:val="ar_AE" w:bidi="ar_AE"/>
@@ -639,7 +571,7 @@
         </w:rPr>
         <w:t xml:space="preserve">، وأيضًا كزانية يجرّدها الرب من ثيابها ويغطيها بالقاذورات </w:t>
       </w:r>
-      <w:hyperlink r:id="rId18">
+      <w:hyperlink r:id="rId16">
         <w:r>
           <w:rPr>
             <w:lang w:val="ar_AE" w:bidi="ar_AE"/>
@@ -657,7 +589,7 @@
         </w:rPr>
         <w:t xml:space="preserve">، وكأنها سكران يختبئ </w:t>
       </w:r>
-      <w:hyperlink r:id="rId19">
+      <w:hyperlink r:id="rId17">
         <w:r>
           <w:rPr>
             <w:lang w:val="ar_AE" w:bidi="ar_AE"/>
@@ -1038,22 +970,6 @@
       </w:r>
       <w:r>
         <w:rPr>
-          <w:lang w:val="ar_AE" w:bidi="ar_AE"/>
-        </w:rPr>
-        <w:t>מַשָּׂ֖א</w:t>
-      </w:r>
-    </w:p>
-    <w:p>
-      <w:pPr>
-        <w:bidi/>
-      </w:pPr>
-      <w:r>
-        <w:rPr>
-          <w:lang w:val="ar_AE" w:bidi="ar_AE"/>
-        </w:rPr>
-      </w:r>
-      <w:r>
-        <w:rPr>
           <w:b/>
           <w:lang w:val="ar_AE" w:bidi="ar_AE"/>
         </w:rPr>
@@ -1159,22 +1075,6 @@
       </w:r>
       <w:r>
         <w:rPr>
-          <w:lang w:val="ar_AE" w:bidi="ar_AE"/>
-        </w:rPr>
-        <w:t>הָ⁠אֶלְקֹשִֽׁי</w:t>
-      </w:r>
-    </w:p>
-    <w:p>
-      <w:pPr>
-        <w:bidi/>
-      </w:pPr>
-      <w:r>
-        <w:rPr>
-          <w:lang w:val="ar_AE" w:bidi="ar_AE"/>
-        </w:rPr>
-      </w:r>
-      <w:r>
-        <w:rPr>
           <w:b/>
           <w:lang w:val="ar_AE" w:bidi="ar_AE"/>
         </w:rPr>
@@ -1274,22 +1174,6 @@
       </w:r>
       <w:r>
         <w:rPr>
-          <w:lang w:val="ar_AE" w:bidi="ar_AE"/>
-        </w:rPr>
-        <w:t>נֹקֵ֤ם &amp; לְ⁠צָרָ֔י⁠ו</w:t>
-      </w:r>
-    </w:p>
-    <w:p>
-      <w:pPr>
-        <w:bidi/>
-      </w:pPr>
-      <w:r>
-        <w:rPr>
-          <w:lang w:val="ar_AE" w:bidi="ar_AE"/>
-        </w:rPr>
-      </w:r>
-      <w:r>
-        <w:rPr>
           <w:b/>
           <w:lang w:val="ar_AE" w:bidi="ar_AE"/>
         </w:rPr>
@@ -1395,22 +1279,6 @@
       </w:r>
       <w:r>
         <w:rPr>
-          <w:lang w:val="ar_AE" w:bidi="ar_AE"/>
-        </w:rPr>
-        <w:t>אֵ֣ל קַנּ֤וֹא וְ⁠נֹקֵם֙ יְהוָ֔ה נֹקֵ֥ם יְהוָ֖ה וּ⁠בַ֣עַל חֵמָ֑ה</w:t>
-      </w:r>
-    </w:p>
-    <w:p>
-      <w:pPr>
-        <w:bidi/>
-      </w:pPr>
-      <w:r>
-        <w:rPr>
-          <w:lang w:val="ar_AE" w:bidi="ar_AE"/>
-        </w:rPr>
-      </w:r>
-      <w:r>
-        <w:rPr>
           <w:b/>
           <w:lang w:val="ar_AE" w:bidi="ar_AE"/>
         </w:rPr>
@@ -1503,22 +1371,6 @@
       </w:r>
       <w:r>
         <w:rPr>
-          <w:lang w:val="ar_AE" w:bidi="ar_AE"/>
-        </w:rPr>
-        <w:t>וּ⁠בַ֣עַל חֵמָ֑ה</w:t>
-      </w:r>
-    </w:p>
-    <w:p>
-      <w:pPr>
-        <w:bidi/>
-      </w:pPr>
-      <w:r>
-        <w:rPr>
-          <w:lang w:val="ar_AE" w:bidi="ar_AE"/>
-        </w:rPr>
-      </w:r>
-      <w:r>
-        <w:rPr>
           <w:b/>
           <w:lang w:val="ar_AE" w:bidi="ar_AE"/>
         </w:rPr>
@@ -1624,22 +1476,6 @@
       </w:r>
       <w:r>
         <w:rPr>
-          <w:lang w:val="ar_AE" w:bidi="ar_AE"/>
-        </w:rPr>
-        <w:t>נֹקֵ֤ם יְהוָה֙ לְ⁠צָרָ֔י⁠ו וְ⁠נוֹטֵ֥ר ה֖וּא לְ⁠אֹיְבָֽי⁠ו</w:t>
-      </w:r>
-    </w:p>
-    <w:p>
-      <w:pPr>
-        <w:bidi/>
-      </w:pPr>
-      <w:r>
-        <w:rPr>
-          <w:lang w:val="ar_AE" w:bidi="ar_AE"/>
-        </w:rPr>
-      </w:r>
-      <w:r>
-        <w:rPr>
           <w:b/>
           <w:lang w:val="ar_AE" w:bidi="ar_AE"/>
         </w:rPr>
@@ -1746,22 +1582,6 @@
       </w:r>
       <w:r>
         <w:rPr>
-          <w:lang w:val="ar_AE" w:bidi="ar_AE"/>
-        </w:rPr>
-        <w:t>וְ⁠נוֹטֵ֥ר ה֖וּא לְ⁠אֹיְבָֽי⁠ו</w:t>
-      </w:r>
-    </w:p>
-    <w:p>
-      <w:pPr>
-        <w:bidi/>
-      </w:pPr>
-      <w:r>
-        <w:rPr>
-          <w:lang w:val="ar_AE" w:bidi="ar_AE"/>
-        </w:rPr>
-      </w:r>
-      <w:r>
-        <w:rPr>
           <w:b/>
           <w:lang w:val="ar_AE" w:bidi="ar_AE"/>
         </w:rPr>
@@ -1867,22 +1687,6 @@
       </w:r>
       <w:r>
         <w:rPr>
-          <w:lang w:val="ar_AE" w:bidi="ar_AE"/>
-        </w:rPr>
-        <w:t>אֶ֤רֶךְ אַפַּ֨יִם֙</w:t>
-      </w:r>
-    </w:p>
-    <w:p>
-      <w:pPr>
-        <w:bidi/>
-      </w:pPr>
-      <w:r>
-        <w:rPr>
-          <w:lang w:val="ar_AE" w:bidi="ar_AE"/>
-        </w:rPr>
-      </w:r>
-      <w:r>
-        <w:rPr>
           <w:b/>
           <w:lang w:val="ar_AE" w:bidi="ar_AE"/>
         </w:rPr>
@@ -1988,22 +1792,6 @@
       </w:r>
       <w:r>
         <w:rPr>
-          <w:lang w:val="ar_AE" w:bidi="ar_AE"/>
-        </w:rPr>
-        <w:t>ו⁠גדול־כֹּ֔חַ</w:t>
-      </w:r>
-    </w:p>
-    <w:p>
-      <w:pPr>
-        <w:bidi/>
-      </w:pPr>
-      <w:r>
-        <w:rPr>
-          <w:lang w:val="ar_AE" w:bidi="ar_AE"/>
-        </w:rPr>
-      </w:r>
-      <w:r>
-        <w:rPr>
           <w:b/>
           <w:lang w:val="ar_AE" w:bidi="ar_AE"/>
         </w:rPr>
@@ -2109,22 +1897,6 @@
       </w:r>
       <w:r>
         <w:rPr>
-          <w:lang w:val="ar_AE" w:bidi="ar_AE"/>
-        </w:rPr>
-        <w:t>וְ⁠נַקֵּ֖ה לֹ֣א יְנַקֶּ֑ה</w:t>
-      </w:r>
-    </w:p>
-    <w:p>
-      <w:pPr>
-        <w:bidi/>
-      </w:pPr>
-      <w:r>
-        <w:rPr>
-          <w:lang w:val="ar_AE" w:bidi="ar_AE"/>
-        </w:rPr>
-      </w:r>
-      <w:r>
-        <w:rPr>
           <w:b/>
           <w:lang w:val="ar_AE" w:bidi="ar_AE"/>
         </w:rPr>
@@ -2230,22 +2002,6 @@
       </w:r>
       <w:r>
         <w:rPr>
-          <w:lang w:val="ar_AE" w:bidi="ar_AE"/>
-        </w:rPr>
-        <w:t>גּוֹעֵ֤ר</w:t>
-      </w:r>
-    </w:p>
-    <w:p>
-      <w:pPr>
-        <w:bidi/>
-      </w:pPr>
-      <w:r>
-        <w:rPr>
-          <w:lang w:val="ar_AE" w:bidi="ar_AE"/>
-        </w:rPr>
-      </w:r>
-      <w:r>
-        <w:rPr>
           <w:b/>
           <w:lang w:val="ar_AE" w:bidi="ar_AE"/>
         </w:rPr>
@@ -2351,22 +2107,6 @@
       </w:r>
       <w:r>
         <w:rPr>
-          <w:lang w:val="ar_AE" w:bidi="ar_AE"/>
-        </w:rPr>
-        <w:t>אֻמְלַ֤ל בָּשָׁן֙</w:t>
-      </w:r>
-    </w:p>
-    <w:p>
-      <w:pPr>
-        <w:bidi/>
-      </w:pPr>
-      <w:r>
-        <w:rPr>
-          <w:lang w:val="ar_AE" w:bidi="ar_AE"/>
-        </w:rPr>
-      </w:r>
-      <w:r>
-        <w:rPr>
           <w:b/>
           <w:lang w:val="ar_AE" w:bidi="ar_AE"/>
         </w:rPr>
@@ -2472,22 +2212,6 @@
       </w:r>
       <w:r>
         <w:rPr>
-          <w:lang w:val="ar_AE" w:bidi="ar_AE"/>
-        </w:rPr>
-        <w:t>וְ⁠כַרְמֶ֔ל</w:t>
-      </w:r>
-    </w:p>
-    <w:p>
-      <w:pPr>
-        <w:bidi/>
-      </w:pPr>
-      <w:r>
-        <w:rPr>
-          <w:lang w:val="ar_AE" w:bidi="ar_AE"/>
-        </w:rPr>
-      </w:r>
-      <w:r>
-        <w:rPr>
           <w:b/>
           <w:lang w:val="ar_AE" w:bidi="ar_AE"/>
         </w:rPr>
@@ -2587,22 +2311,6 @@
       </w:r>
       <w:r>
         <w:rPr>
-          <w:lang w:val="ar_AE" w:bidi="ar_AE"/>
-        </w:rPr>
-        <w:t>וְ⁠כַרְמֶ֔ל</w:t>
-      </w:r>
-    </w:p>
-    <w:p>
-      <w:pPr>
-        <w:bidi/>
-      </w:pPr>
-      <w:r>
-        <w:rPr>
-          <w:lang w:val="ar_AE" w:bidi="ar_AE"/>
-        </w:rPr>
-      </w:r>
-      <w:r>
-        <w:rPr>
           <w:b/>
           <w:lang w:val="ar_AE" w:bidi="ar_AE"/>
         </w:rPr>
@@ -2695,22 +2403,6 @@
       </w:r>
       <w:r>
         <w:rPr>
-          <w:lang w:val="ar_AE" w:bidi="ar_AE"/>
-        </w:rPr>
-        <w:t>וְ⁠הַ⁠גְּבָע֖וֹת הִתְמֹגָ֑גוּ</w:t>
-      </w:r>
-    </w:p>
-    <w:p>
-      <w:pPr>
-        <w:bidi/>
-      </w:pPr>
-      <w:r>
-        <w:rPr>
-          <w:lang w:val="ar_AE" w:bidi="ar_AE"/>
-        </w:rPr>
-      </w:r>
-      <w:r>
-        <w:rPr>
           <w:b/>
           <w:lang w:val="ar_AE" w:bidi="ar_AE"/>
         </w:rPr>
@@ -2803,22 +2495,6 @@
       </w:r>
       <w:r>
         <w:rPr>
-          <w:lang w:val="ar_AE" w:bidi="ar_AE"/>
-        </w:rPr>
-        <w:t>יֹ֥שְׁבֵי בָֽ⁠הּ</w:t>
-      </w:r>
-    </w:p>
-    <w:p>
-      <w:pPr>
-        <w:bidi/>
-      </w:pPr>
-      <w:r>
-        <w:rPr>
-          <w:lang w:val="ar_AE" w:bidi="ar_AE"/>
-        </w:rPr>
-      </w:r>
-      <w:r>
-        <w:rPr>
           <w:b/>
           <w:lang w:val="ar_AE" w:bidi="ar_AE"/>
         </w:rPr>
@@ -2924,22 +2600,6 @@
       </w:r>
       <w:r>
         <w:rPr>
-          <w:lang w:val="ar_AE" w:bidi="ar_AE"/>
-        </w:rPr>
-        <w:t>לִ⁠פְנֵ֤י זַעְמ⁠וֹ֙ מִ֣י יַֽעֲמ֔וֹד וּ⁠מִ֥י יָק֖וּם בַּ⁠חֲר֣וֹן אַפּ֑⁠וֹ</w:t>
-      </w:r>
-    </w:p>
-    <w:p>
-      <w:pPr>
-        <w:bidi/>
-      </w:pPr>
-      <w:r>
-        <w:rPr>
-          <w:lang w:val="ar_AE" w:bidi="ar_AE"/>
-        </w:rPr>
-      </w:r>
-      <w:r>
-        <w:rPr>
           <w:b/>
           <w:lang w:val="ar_AE" w:bidi="ar_AE"/>
         </w:rPr>
@@ -3046,22 +2706,6 @@
       </w:r>
       <w:r>
         <w:rPr>
-          <w:lang w:val="ar_AE" w:bidi="ar_AE"/>
-        </w:rPr>
-        <w:t>לִ⁠פְנֵ֤י</w:t>
-      </w:r>
-    </w:p>
-    <w:p>
-      <w:pPr>
-        <w:bidi/>
-      </w:pPr>
-      <w:r>
-        <w:rPr>
-          <w:lang w:val="ar_AE" w:bidi="ar_AE"/>
-        </w:rPr>
-      </w:r>
-      <w:r>
-        <w:rPr>
           <w:b/>
           <w:lang w:val="ar_AE" w:bidi="ar_AE"/>
         </w:rPr>
@@ -3167,22 +2811,6 @@
       </w:r>
       <w:r>
         <w:rPr>
-          <w:lang w:val="ar_AE" w:bidi="ar_AE"/>
-        </w:rPr>
-        <w:t>בַּ⁠חֲר֣וֹן אַפּ֑⁠וֹ</w:t>
-      </w:r>
-    </w:p>
-    <w:p>
-      <w:pPr>
-        <w:bidi/>
-      </w:pPr>
-      <w:r>
-        <w:rPr>
-          <w:lang w:val="ar_AE" w:bidi="ar_AE"/>
-        </w:rPr>
-      </w:r>
-      <w:r>
-        <w:rPr>
           <w:b/>
           <w:lang w:val="ar_AE" w:bidi="ar_AE"/>
         </w:rPr>
@@ -3288,22 +2916,6 @@
       </w:r>
       <w:r>
         <w:rPr>
-          <w:lang w:val="ar_AE" w:bidi="ar_AE"/>
-        </w:rPr>
-        <w:t>לִ⁠פְנֵ֤י זַעְמ⁠וֹ֙ &amp; חֲמָת⁠וֹ֙ נִתְּכָ֣ה כָ⁠אֵ֔שׁ</w:t>
-      </w:r>
-    </w:p>
-    <w:p>
-      <w:pPr>
-        <w:bidi/>
-      </w:pPr>
-      <w:r>
-        <w:rPr>
-          <w:lang w:val="ar_AE" w:bidi="ar_AE"/>
-        </w:rPr>
-      </w:r>
-      <w:r>
-        <w:rPr>
           <w:b/>
           <w:lang w:val="ar_AE" w:bidi="ar_AE"/>
         </w:rPr>
@@ -3435,22 +3047,6 @@
       </w:r>
       <w:r>
         <w:rPr>
-          <w:lang w:val="ar_AE" w:bidi="ar_AE"/>
-        </w:rPr>
-        <w:t>לִ⁠פְנֵ֤י זַעְמ⁠וֹ֙ מִ֣י יַֽעֲמ֔וֹד</w:t>
-      </w:r>
-    </w:p>
-    <w:p>
-      <w:pPr>
-        <w:bidi/>
-      </w:pPr>
-      <w:r>
-        <w:rPr>
-          <w:lang w:val="ar_AE" w:bidi="ar_AE"/>
-        </w:rPr>
-      </w:r>
-      <w:r>
-        <w:rPr>
           <w:b/>
           <w:lang w:val="ar_AE" w:bidi="ar_AE"/>
         </w:rPr>
@@ -3543,22 +3139,6 @@
       </w:r>
       <w:r>
         <w:rPr>
-          <w:lang w:val="ar_AE" w:bidi="ar_AE"/>
-        </w:rPr>
-        <w:t>וּ⁠מִ֥י יָק֖וּם בַּ⁠חֲר֣וֹן אַפּ֑⁠וֹ</w:t>
-      </w:r>
-    </w:p>
-    <w:p>
-      <w:pPr>
-        <w:bidi/>
-      </w:pPr>
-      <w:r>
-        <w:rPr>
-          <w:lang w:val="ar_AE" w:bidi="ar_AE"/>
-        </w:rPr>
-      </w:r>
-      <w:r>
-        <w:rPr>
           <w:b/>
           <w:lang w:val="ar_AE" w:bidi="ar_AE"/>
         </w:rPr>
@@ -3651,22 +3231,6 @@
       </w:r>
       <w:r>
         <w:rPr>
-          <w:lang w:val="ar_AE" w:bidi="ar_AE"/>
-        </w:rPr>
-        <w:t>לְ⁠מָע֖וֹז</w:t>
-      </w:r>
-    </w:p>
-    <w:p>
-      <w:pPr>
-        <w:bidi/>
-      </w:pPr>
-      <w:r>
-        <w:rPr>
-          <w:lang w:val="ar_AE" w:bidi="ar_AE"/>
-        </w:rPr>
-      </w:r>
-      <w:r>
-        <w:rPr>
           <w:b/>
           <w:lang w:val="ar_AE" w:bidi="ar_AE"/>
         </w:rPr>
@@ -3759,22 +3323,6 @@
       </w:r>
       <w:r>
         <w:rPr>
-          <w:lang w:val="ar_AE" w:bidi="ar_AE"/>
-        </w:rPr>
-        <w:t>בְּ⁠י֣וֹם צָרָ֑ה</w:t>
-      </w:r>
-    </w:p>
-    <w:p>
-      <w:pPr>
-        <w:bidi/>
-      </w:pPr>
-      <w:r>
-        <w:rPr>
-          <w:lang w:val="ar_AE" w:bidi="ar_AE"/>
-        </w:rPr>
-      </w:r>
-      <w:r>
-        <w:rPr>
           <w:b/>
           <w:lang w:val="ar_AE" w:bidi="ar_AE"/>
         </w:rPr>
@@ -3893,22 +3441,6 @@
       </w:r>
       <w:r>
         <w:rPr>
-          <w:lang w:val="ar_AE" w:bidi="ar_AE"/>
-        </w:rPr>
-        <w:t>חֹ֥סֵי בֽ⁠וֹ</w:t>
-      </w:r>
-    </w:p>
-    <w:p>
-      <w:pPr>
-        <w:bidi/>
-      </w:pPr>
-      <w:r>
-        <w:rPr>
-          <w:lang w:val="ar_AE" w:bidi="ar_AE"/>
-        </w:rPr>
-      </w:r>
-      <w:r>
-        <w:rPr>
           <w:b/>
           <w:lang w:val="ar_AE" w:bidi="ar_AE"/>
         </w:rPr>
@@ -4014,22 +3546,6 @@
       </w:r>
       <w:r>
         <w:rPr>
-          <w:lang w:val="ar_AE" w:bidi="ar_AE"/>
-        </w:rPr>
-        <w:t>מְקוֹמָ֑⁠הּ</w:t>
-      </w:r>
-    </w:p>
-    <w:p>
-      <w:pPr>
-        <w:bidi/>
-      </w:pPr>
-      <w:r>
-        <w:rPr>
-          <w:lang w:val="ar_AE" w:bidi="ar_AE"/>
-        </w:rPr>
-      </w:r>
-      <w:r>
-        <w:rPr>
           <w:b/>
           <w:lang w:val="ar_AE" w:bidi="ar_AE"/>
         </w:rPr>
@@ -4135,22 +3651,6 @@
       </w:r>
       <w:r>
         <w:rPr>
-          <w:lang w:val="ar_AE" w:bidi="ar_AE"/>
-        </w:rPr>
-        <w:t>וְ⁠אֹיְבָ֖י⁠ו יְרַדֶּף־חֹֽשֶׁךְ</w:t>
-      </w:r>
-    </w:p>
-    <w:p>
-      <w:pPr>
-        <w:bidi/>
-      </w:pPr>
-      <w:r>
-        <w:rPr>
-          <w:lang w:val="ar_AE" w:bidi="ar_AE"/>
-        </w:rPr>
-      </w:r>
-      <w:r>
-        <w:rPr>
           <w:b/>
           <w:lang w:val="ar_AE" w:bidi="ar_AE"/>
         </w:rPr>
@@ -4256,22 +3756,6 @@
       </w:r>
       <w:r>
         <w:rPr>
-          <w:lang w:val="ar_AE" w:bidi="ar_AE"/>
-        </w:rPr>
-        <w:t>מַה־תְּחַשְּׁבוּ⁠ן֙ אֶל־יְהוָ֔ה</w:t>
-      </w:r>
-    </w:p>
-    <w:p>
-      <w:pPr>
-        <w:bidi/>
-      </w:pPr>
-      <w:r>
-        <w:rPr>
-          <w:lang w:val="ar_AE" w:bidi="ar_AE"/>
-        </w:rPr>
-      </w:r>
-      <w:r>
-        <w:rPr>
           <w:b/>
           <w:lang w:val="ar_AE" w:bidi="ar_AE"/>
         </w:rPr>
@@ -4364,22 +3848,6 @@
       </w:r>
       <w:r>
         <w:rPr>
-          <w:lang w:val="ar_AE" w:bidi="ar_AE"/>
-        </w:rPr>
-        <w:t>תְּחַשְּׁבוּ⁠ן֙</w:t>
-      </w:r>
-    </w:p>
-    <w:p>
-      <w:pPr>
-        <w:bidi/>
-      </w:pPr>
-      <w:r>
-        <w:rPr>
-          <w:lang w:val="ar_AE" w:bidi="ar_AE"/>
-        </w:rPr>
-      </w:r>
-      <w:r>
-        <w:rPr>
           <w:b/>
           <w:lang w:val="ar_AE" w:bidi="ar_AE"/>
         </w:rPr>
@@ -4485,22 +3953,6 @@
       </w:r>
       <w:r>
         <w:rPr>
-          <w:lang w:val="ar_AE" w:bidi="ar_AE"/>
-        </w:rPr>
-        <w:t>תְּחַשְּׁבוּ⁠ן֙</w:t>
-      </w:r>
-    </w:p>
-    <w:p>
-      <w:pPr>
-        <w:bidi/>
-      </w:pPr>
-      <w:r>
-        <w:rPr>
-          <w:lang w:val="ar_AE" w:bidi="ar_AE"/>
-        </w:rPr>
-      </w:r>
-      <w:r>
-        <w:rPr>
           <w:b/>
           <w:lang w:val="ar_AE" w:bidi="ar_AE"/>
         </w:rPr>
@@ -4606,22 +4058,6 @@
       </w:r>
       <w:r>
         <w:rPr>
-          <w:lang w:val="ar_AE" w:bidi="ar_AE"/>
-        </w:rPr>
-        <w:t>צָרָֽה</w:t>
-      </w:r>
-    </w:p>
-    <w:p>
-      <w:pPr>
-        <w:bidi/>
-      </w:pPr>
-      <w:r>
-        <w:rPr>
-          <w:lang w:val="ar_AE" w:bidi="ar_AE"/>
-        </w:rPr>
-      </w:r>
-      <w:r>
-        <w:rPr>
           <w:b/>
           <w:lang w:val="ar_AE" w:bidi="ar_AE"/>
         </w:rPr>
@@ -4727,22 +4163,6 @@
       </w:r>
       <w:r>
         <w:rPr>
-          <w:lang w:val="ar_AE" w:bidi="ar_AE"/>
-        </w:rPr>
-        <w:t>לֹֽא־תָק֥וּם</w:t>
-      </w:r>
-    </w:p>
-    <w:p>
-      <w:pPr>
-        <w:bidi/>
-      </w:pPr>
-      <w:r>
-        <w:rPr>
-          <w:lang w:val="ar_AE" w:bidi="ar_AE"/>
-        </w:rPr>
-      </w:r>
-      <w:r>
-        <w:rPr>
           <w:b/>
           <w:lang w:val="ar_AE" w:bidi="ar_AE"/>
         </w:rPr>
@@ -4861,22 +4281,6 @@
       </w:r>
       <w:r>
         <w:rPr>
-          <w:lang w:val="ar_AE" w:bidi="ar_AE"/>
-        </w:rPr>
-        <w:t>עַד־סִירִ֣ים סְבֻכִ֔ים וּ⁠כְ⁠סָבְאָ֖⁠ם סְבוּאִ֑ים אֻ֨כְּל֔וּ</w:t>
-      </w:r>
-    </w:p>
-    <w:p>
-      <w:pPr>
-        <w:bidi/>
-      </w:pPr>
-      <w:r>
-        <w:rPr>
-          <w:lang w:val="ar_AE" w:bidi="ar_AE"/>
-        </w:rPr>
-      </w:r>
-      <w:r>
-        <w:rPr>
           <w:b/>
           <w:lang w:val="ar_AE" w:bidi="ar_AE"/>
         </w:rPr>
@@ -4969,22 +4373,6 @@
       </w:r>
       <w:r>
         <w:rPr>
-          <w:lang w:val="ar_AE" w:bidi="ar_AE"/>
-        </w:rPr>
-        <w:t>וּ⁠כְ⁠סָבְאָ֖⁠ם &amp; אֻ֨כְּל֔וּ</w:t>
-      </w:r>
-    </w:p>
-    <w:p>
-      <w:pPr>
-        <w:bidi/>
-      </w:pPr>
-      <w:r>
-        <w:rPr>
-          <w:lang w:val="ar_AE" w:bidi="ar_AE"/>
-        </w:rPr>
-      </w:r>
-      <w:r>
-        <w:rPr>
           <w:b/>
           <w:lang w:val="ar_AE" w:bidi="ar_AE"/>
         </w:rPr>
@@ -5116,22 +4504,6 @@
       </w:r>
       <w:r>
         <w:rPr>
-          <w:lang w:val="ar_AE" w:bidi="ar_AE"/>
-        </w:rPr>
-        <w:t>אֻ֨כְּל֔וּ</w:t>
-      </w:r>
-    </w:p>
-    <w:p>
-      <w:pPr>
-        <w:bidi/>
-      </w:pPr>
-      <w:r>
-        <w:rPr>
-          <w:lang w:val="ar_AE" w:bidi="ar_AE"/>
-        </w:rPr>
-      </w:r>
-      <w:r>
-        <w:rPr>
           <w:b/>
           <w:lang w:val="ar_AE" w:bidi="ar_AE"/>
         </w:rPr>
@@ -5224,22 +4596,6 @@
       </w:r>
       <w:r>
         <w:rPr>
-          <w:lang w:val="ar_AE" w:bidi="ar_AE"/>
-        </w:rPr>
-        <w:t>מִמֵּ֣⁠ךְ</w:t>
-      </w:r>
-    </w:p>
-    <w:p>
-      <w:pPr>
-        <w:bidi/>
-      </w:pPr>
-      <w:r>
-        <w:rPr>
-          <w:lang w:val="ar_AE" w:bidi="ar_AE"/>
-        </w:rPr>
-      </w:r>
-      <w:r>
-        <w:rPr>
           <w:b/>
           <w:lang w:val="ar_AE" w:bidi="ar_AE"/>
         </w:rPr>
@@ -5345,22 +4701,6 @@
       </w:r>
       <w:r>
         <w:rPr>
-          <w:lang w:val="ar_AE" w:bidi="ar_AE"/>
-        </w:rPr>
-        <w:t>מִמֵּ֣⁠ךְ</w:t>
-      </w:r>
-    </w:p>
-    <w:p>
-      <w:pPr>
-        <w:bidi/>
-      </w:pPr>
-      <w:r>
-        <w:rPr>
-          <w:lang w:val="ar_AE" w:bidi="ar_AE"/>
-        </w:rPr>
-      </w:r>
-      <w:r>
-        <w:rPr>
           <w:b/>
           <w:lang w:val="ar_AE" w:bidi="ar_AE"/>
         </w:rPr>
@@ -5466,22 +4806,6 @@
       </w:r>
       <w:r>
         <w:rPr>
-          <w:lang w:val="ar_AE" w:bidi="ar_AE"/>
-        </w:rPr>
-        <w:t>מִמֵּ֣⁠ךְ יָצָ֔א</w:t>
-      </w:r>
-    </w:p>
-    <w:p>
-      <w:pPr>
-        <w:bidi/>
-      </w:pPr>
-      <w:r>
-        <w:rPr>
-          <w:lang w:val="ar_AE" w:bidi="ar_AE"/>
-        </w:rPr>
-      </w:r>
-      <w:r>
-        <w:rPr>
           <w:b/>
           <w:lang w:val="ar_AE" w:bidi="ar_AE"/>
         </w:rPr>
@@ -5588,22 +4912,6 @@
       </w:r>
       <w:r>
         <w:rPr>
-          <w:lang w:val="ar_AE" w:bidi="ar_AE"/>
-        </w:rPr>
-        <w:t>חֹשֵׁ֥ב &amp; רָעָ֑ה יֹעֵ֖ץ בְּלִיָּֽעַל</w:t>
-      </w:r>
-    </w:p>
-    <w:p>
-      <w:pPr>
-        <w:bidi/>
-      </w:pPr>
-      <w:r>
-        <w:rPr>
-          <w:lang w:val="ar_AE" w:bidi="ar_AE"/>
-        </w:rPr>
-      </w:r>
-      <w:r>
-        <w:rPr>
           <w:b/>
           <w:lang w:val="ar_AE" w:bidi="ar_AE"/>
         </w:rPr>
@@ -5709,22 +5017,6 @@
       </w:r>
       <w:r>
         <w:rPr>
-          <w:lang w:val="ar_AE" w:bidi="ar_AE"/>
-        </w:rPr>
-        <w:t>חֹשֵׁ֥ב &amp; רָעָ֑ה יֹעֵ֖ץ בְּלִיָּֽעַל</w:t>
-      </w:r>
-    </w:p>
-    <w:p>
-      <w:pPr>
-        <w:bidi/>
-      </w:pPr>
-      <w:r>
-        <w:rPr>
-          <w:lang w:val="ar_AE" w:bidi="ar_AE"/>
-        </w:rPr>
-      </w:r>
-      <w:r>
-        <w:rPr>
           <w:b/>
           <w:lang w:val="ar_AE" w:bidi="ar_AE"/>
         </w:rPr>
@@ -5856,22 +5148,6 @@
       </w:r>
       <w:r>
         <w:rPr>
-          <w:lang w:val="ar_AE" w:bidi="ar_AE"/>
-        </w:rPr>
-        <w:t>שְׁלֵמִים֙</w:t>
-      </w:r>
-    </w:p>
-    <w:p>
-      <w:pPr>
-        <w:bidi/>
-      </w:pPr>
-      <w:r>
-        <w:rPr>
-          <w:lang w:val="ar_AE" w:bidi="ar_AE"/>
-        </w:rPr>
-      </w:r>
-      <w:r>
-        <w:rPr>
           <w:b/>
           <w:lang w:val="ar_AE" w:bidi="ar_AE"/>
         </w:rPr>
@@ -5977,22 +5253,6 @@
       </w:r>
       <w:r>
         <w:rPr>
-          <w:lang w:val="ar_AE" w:bidi="ar_AE"/>
-        </w:rPr>
-        <w:t>שְׁלֵמִים֙</w:t>
-      </w:r>
-    </w:p>
-    <w:p>
-      <w:pPr>
-        <w:bidi/>
-      </w:pPr>
-      <w:r>
-        <w:rPr>
-          <w:lang w:val="ar_AE" w:bidi="ar_AE"/>
-        </w:rPr>
-      </w:r>
-      <w:r>
-        <w:rPr>
           <w:b/>
           <w:lang w:val="ar_AE" w:bidi="ar_AE"/>
         </w:rPr>
@@ -6098,22 +5358,6 @@
       </w:r>
       <w:r>
         <w:rPr>
-          <w:lang w:val="ar_AE" w:bidi="ar_AE"/>
-        </w:rPr>
-        <w:t>נָגֹ֖זּוּ וְ⁠עָבָ֑ר</w:t>
-      </w:r>
-    </w:p>
-    <w:p>
-      <w:pPr>
-        <w:bidi/>
-      </w:pPr>
-      <w:r>
-        <w:rPr>
-          <w:lang w:val="ar_AE" w:bidi="ar_AE"/>
-        </w:rPr>
-      </w:r>
-      <w:r>
-        <w:rPr>
           <w:b/>
           <w:lang w:val="ar_AE" w:bidi="ar_AE"/>
         </w:rPr>
@@ -6206,22 +5450,6 @@
       </w:r>
       <w:r>
         <w:rPr>
-          <w:lang w:val="ar_AE" w:bidi="ar_AE"/>
-        </w:rPr>
-        <w:t>נָגֹ֖זּוּ</w:t>
-      </w:r>
-    </w:p>
-    <w:p>
-      <w:pPr>
-        <w:bidi/>
-      </w:pPr>
-      <w:r>
-        <w:rPr>
-          <w:lang w:val="ar_AE" w:bidi="ar_AE"/>
-        </w:rPr>
-      </w:r>
-      <w:r>
-        <w:rPr>
           <w:b/>
           <w:lang w:val="ar_AE" w:bidi="ar_AE"/>
         </w:rPr>
@@ -6327,22 +5555,6 @@
       </w:r>
       <w:r>
         <w:rPr>
-          <w:lang w:val="ar_AE" w:bidi="ar_AE"/>
-        </w:rPr>
-        <w:t>נָגֹ֖זּוּ</w:t>
-      </w:r>
-    </w:p>
-    <w:p>
-      <w:pPr>
-        <w:bidi/>
-      </w:pPr>
-      <w:r>
-        <w:rPr>
-          <w:lang w:val="ar_AE" w:bidi="ar_AE"/>
-        </w:rPr>
-      </w:r>
-      <w:r>
-        <w:rPr>
           <w:b/>
           <w:lang w:val="ar_AE" w:bidi="ar_AE"/>
         </w:rPr>
@@ -6435,22 +5647,6 @@
       </w:r>
       <w:r>
         <w:rPr>
-          <w:lang w:val="ar_AE" w:bidi="ar_AE"/>
-        </w:rPr>
-        <w:t>וְ⁠עָבָ֑ר</w:t>
-      </w:r>
-    </w:p>
-    <w:p>
-      <w:pPr>
-        <w:bidi/>
-      </w:pPr>
-      <w:r>
-        <w:rPr>
-          <w:lang w:val="ar_AE" w:bidi="ar_AE"/>
-        </w:rPr>
-      </w:r>
-      <w:r>
-        <w:rPr>
           <w:b/>
           <w:lang w:val="ar_AE" w:bidi="ar_AE"/>
         </w:rPr>
@@ -6569,22 +5765,6 @@
       </w:r>
       <w:r>
         <w:rPr>
-          <w:lang w:val="ar_AE" w:bidi="ar_AE"/>
-        </w:rPr>
-        <w:t>וְ⁠עִ֨נִּתִ֔⁠ךְ</w:t>
-      </w:r>
-    </w:p>
-    <w:p>
-      <w:pPr>
-        <w:bidi/>
-      </w:pPr>
-      <w:r>
-        <w:rPr>
-          <w:lang w:val="ar_AE" w:bidi="ar_AE"/>
-        </w:rPr>
-      </w:r>
-      <w:r>
-        <w:rPr>
           <w:b/>
           <w:lang w:val="ar_AE" w:bidi="ar_AE"/>
         </w:rPr>
@@ -6690,22 +5870,6 @@
       </w:r>
       <w:r>
         <w:rPr>
-          <w:lang w:val="ar_AE" w:bidi="ar_AE"/>
-        </w:rPr>
-        <w:t>מֹטֵ֖⁠הוּ</w:t>
-      </w:r>
-    </w:p>
-    <w:p>
-      <w:pPr>
-        <w:bidi/>
-      </w:pPr>
-      <w:r>
-        <w:rPr>
-          <w:lang w:val="ar_AE" w:bidi="ar_AE"/>
-        </w:rPr>
-      </w:r>
-      <w:r>
-        <w:rPr>
           <w:b/>
           <w:lang w:val="ar_AE" w:bidi="ar_AE"/>
         </w:rPr>
@@ -6811,22 +5975,6 @@
       </w:r>
       <w:r>
         <w:rPr>
-          <w:lang w:val="ar_AE" w:bidi="ar_AE"/>
-        </w:rPr>
-        <w:t>מֹטֵ֖⁠הוּ</w:t>
-      </w:r>
-    </w:p>
-    <w:p>
-      <w:pPr>
-        <w:bidi/>
-      </w:pPr>
-      <w:r>
-        <w:rPr>
-          <w:lang w:val="ar_AE" w:bidi="ar_AE"/>
-        </w:rPr>
-      </w:r>
-      <w:r>
-        <w:rPr>
           <w:b/>
           <w:lang w:val="ar_AE" w:bidi="ar_AE"/>
         </w:rPr>
@@ -6919,22 +6067,6 @@
       </w:r>
       <w:r>
         <w:rPr>
-          <w:lang w:val="ar_AE" w:bidi="ar_AE"/>
-        </w:rPr>
-        <w:t>מֵֽ⁠עָלָ֑יִ⁠ךְ וּ⁠מוֹסְרֹתַ֖יִ⁠ךְ</w:t>
-      </w:r>
-    </w:p>
-    <w:p>
-      <w:pPr>
-        <w:bidi/>
-      </w:pPr>
-      <w:r>
-        <w:rPr>
-          <w:lang w:val="ar_AE" w:bidi="ar_AE"/>
-        </w:rPr>
-      </w:r>
-      <w:r>
-        <w:rPr>
           <w:b/>
           <w:lang w:val="ar_AE" w:bidi="ar_AE"/>
         </w:rPr>
@@ -7054,22 +6186,6 @@
       </w:r>
       <w:r>
         <w:rPr>
-          <w:lang w:val="ar_AE" w:bidi="ar_AE"/>
-        </w:rPr>
-        <w:t>וּ⁠מוֹסְרֹתַ֖יִ⁠ךְ אֲנַתֵּֽק</w:t>
-      </w:r>
-    </w:p>
-    <w:p>
-      <w:pPr>
-        <w:bidi/>
-      </w:pPr>
-      <w:r>
-        <w:rPr>
-          <w:lang w:val="ar_AE" w:bidi="ar_AE"/>
-        </w:rPr>
-      </w:r>
-      <w:r>
-        <w:rPr>
           <w:b/>
           <w:lang w:val="ar_AE" w:bidi="ar_AE"/>
         </w:rPr>
@@ -7175,22 +6291,6 @@
       </w:r>
       <w:r>
         <w:rPr>
-          <w:lang w:val="ar_AE" w:bidi="ar_AE"/>
-        </w:rPr>
-        <w:t>עָלֶ֨י⁠ךָ֙</w:t>
-      </w:r>
-    </w:p>
-    <w:p>
-      <w:pPr>
-        <w:bidi/>
-      </w:pPr>
-      <w:r>
-        <w:rPr>
-          <w:lang w:val="ar_AE" w:bidi="ar_AE"/>
-        </w:rPr>
-      </w:r>
-      <w:r>
-        <w:rPr>
           <w:b/>
           <w:lang w:val="ar_AE" w:bidi="ar_AE"/>
         </w:rPr>
@@ -7310,22 +6410,6 @@
       </w:r>
       <w:r>
         <w:rPr>
-          <w:lang w:val="ar_AE" w:bidi="ar_AE"/>
-        </w:rPr>
-        <w:t>לֹֽא־יִזָּרַ֥ע מִ⁠שִּׁמְ⁠ךָ֖</w:t>
-      </w:r>
-    </w:p>
-    <w:p>
-      <w:pPr>
-        <w:bidi/>
-      </w:pPr>
-      <w:r>
-        <w:rPr>
-          <w:lang w:val="ar_AE" w:bidi="ar_AE"/>
-        </w:rPr>
-      </w:r>
-      <w:r>
-        <w:rPr>
           <w:b/>
           <w:lang w:val="ar_AE" w:bidi="ar_AE"/>
         </w:rPr>
@@ -7446,22 +6530,6 @@
         <w:rPr>
           <w:lang w:val="ar_AE" w:bidi="ar_AE"/>
         </w:rPr>
-        <w:t>אַכְרִ֨ית</w:t>
-      </w:r>
-    </w:p>
-    <w:p>
-      <w:pPr>
-        <w:bidi/>
-      </w:pPr>
-      <w:r>
-        <w:rPr>
-          <w:lang w:val="ar_AE" w:bidi="ar_AE"/>
-        </w:rPr>
-      </w:r>
-      <w:r>
-        <w:rPr>
-          <w:lang w:val="ar_AE" w:bidi="ar_AE"/>
-        </w:rPr>
         <w:t>"</w:t>
       </w:r>
       <w:r>
@@ -7565,22 +6633,6 @@
         <w:rPr>
           <w:lang w:val="ar_AE" w:bidi="ar_AE"/>
         </w:rPr>
-      </w:r>
-    </w:p>
-    <w:p>
-      <w:pPr>
-        <w:bidi/>
-      </w:pPr>
-      <w:r>
-        <w:rPr>
-          <w:lang w:val="ar_AE" w:bidi="ar_AE"/>
-        </w:rPr>
-      </w:r>
-      <w:r>
-        <w:rPr>
-          <w:lang w:val="ar_AE" w:bidi="ar_AE"/>
-        </w:rPr>
-        <w:t>הִנֵּ֨ה</w:t>
       </w:r>
     </w:p>
     <w:p>
@@ -7720,22 +6772,6 @@
       </w:r>
       <w:r>
         <w:rPr>
-          <w:lang w:val="ar_AE" w:bidi="ar_AE"/>
-        </w:rPr>
-        <w:t>רַגְלֵ֤י מְבַשֵּׂר֙</w:t>
-      </w:r>
-    </w:p>
-    <w:p>
-      <w:pPr>
-        <w:bidi/>
-      </w:pPr>
-      <w:r>
-        <w:rPr>
-          <w:lang w:val="ar_AE" w:bidi="ar_AE"/>
-        </w:rPr>
-      </w:r>
-      <w:r>
-        <w:rPr>
           <w:b/>
           <w:lang w:val="ar_AE" w:bidi="ar_AE"/>
         </w:rPr>
@@ -7841,22 +6877,6 @@
       </w:r>
       <w:r>
         <w:rPr>
-          <w:lang w:val="ar_AE" w:bidi="ar_AE"/>
-        </w:rPr>
-        <w:t>חָגִּ֧י &amp; חַגַּ֖יִ⁠ךְ</w:t>
-      </w:r>
-    </w:p>
-    <w:p>
-      <w:pPr>
-        <w:bidi/>
-      </w:pPr>
-      <w:r>
-        <w:rPr>
-          <w:lang w:val="ar_AE" w:bidi="ar_AE"/>
-        </w:rPr>
-      </w:r>
-      <w:r>
-        <w:rPr>
           <w:b/>
           <w:lang w:val="ar_AE" w:bidi="ar_AE"/>
         </w:rPr>
@@ -7962,22 +6982,6 @@
       </w:r>
       <w:r>
         <w:rPr>
-          <w:lang w:val="ar_AE" w:bidi="ar_AE"/>
-        </w:rPr>
-        <w:t>יְהוּדָ֛ה</w:t>
-      </w:r>
-    </w:p>
-    <w:p>
-      <w:pPr>
-        <w:bidi/>
-      </w:pPr>
-      <w:r>
-        <w:rPr>
-          <w:lang w:val="ar_AE" w:bidi="ar_AE"/>
-        </w:rPr>
-      </w:r>
-      <w:r>
-        <w:rPr>
           <w:b/>
           <w:lang w:val="ar_AE" w:bidi="ar_AE"/>
         </w:rPr>
@@ -8083,22 +7087,6 @@
       </w:r>
       <w:r>
         <w:rPr>
-          <w:lang w:val="ar_AE" w:bidi="ar_AE"/>
-        </w:rPr>
-        <w:t>בְּלִיַּ֖עַל</w:t>
-      </w:r>
-    </w:p>
-    <w:p>
-      <w:pPr>
-        <w:bidi/>
-      </w:pPr>
-      <w:r>
-        <w:rPr>
-          <w:lang w:val="ar_AE" w:bidi="ar_AE"/>
-        </w:rPr>
-      </w:r>
-      <w:r>
-        <w:rPr>
           <w:b/>
           <w:lang w:val="ar_AE" w:bidi="ar_AE"/>
         </w:rPr>
@@ -8204,22 +7192,6 @@
       </w:r>
       <w:r>
         <w:rPr>
-          <w:lang w:val="ar_AE" w:bidi="ar_AE"/>
-        </w:rPr>
-        <w:t>כֻּלֹּ֥⁠ה נִכְרָֽת</w:t>
-      </w:r>
-    </w:p>
-    <w:p>
-      <w:pPr>
-        <w:bidi/>
-      </w:pPr>
-      <w:r>
-        <w:rPr>
-          <w:lang w:val="ar_AE" w:bidi="ar_AE"/>
-        </w:rPr>
-      </w:r>
-      <w:r>
-        <w:rPr>
           <w:b/>
           <w:lang w:val="ar_AE" w:bidi="ar_AE"/>
         </w:rPr>
@@ -8325,22 +7297,6 @@
       </w:r>
       <w:r>
         <w:rPr>
-          <w:lang w:val="ar_AE" w:bidi="ar_AE"/>
-        </w:rPr>
-        <w:t>כֻּלֹּ֥⁠ה נִכְרָֽת</w:t>
-      </w:r>
-    </w:p>
-    <w:p>
-      <w:pPr>
-        <w:bidi/>
-      </w:pPr>
-      <w:r>
-        <w:rPr>
-          <w:lang w:val="ar_AE" w:bidi="ar_AE"/>
-        </w:rPr>
-      </w:r>
-      <w:r>
-        <w:rPr>
           <w:b/>
           <w:lang w:val="ar_AE" w:bidi="ar_AE"/>
         </w:rPr>
@@ -8420,22 +7376,6 @@
         <w:rPr>
           <w:lang w:val="ar_AE" w:bidi="ar_AE"/>
         </w:rPr>
-      </w:r>
-    </w:p>
-    <w:p>
-      <w:pPr>
-        <w:bidi/>
-      </w:pPr>
-      <w:r>
-        <w:rPr>
-          <w:lang w:val="ar_AE" w:bidi="ar_AE"/>
-        </w:rPr>
-      </w:r>
-      <w:r>
-        <w:rPr>
-          <w:lang w:val="ar_AE" w:bidi="ar_AE"/>
-        </w:rPr>
-        <w:t>כֻּלֹּ֥⁠ה נִכְרָֽת</w:t>
       </w:r>
     </w:p>
     <w:p>
@@ -8783,22 +7723,6 @@
       </w:r>
       <w:r>
         <w:rPr>
-          <w:lang w:val="ar_AE" w:bidi="ar_AE"/>
-        </w:rPr>
-        <w:t>עָלָ֥ה מֵפִ֛יץ עַל־פָּנַ֖יִ⁠ךְ</w:t>
-      </w:r>
-    </w:p>
-    <w:p>
-      <w:pPr>
-        <w:bidi/>
-      </w:pPr>
-      <w:r>
-        <w:rPr>
-          <w:lang w:val="ar_AE" w:bidi="ar_AE"/>
-        </w:rPr>
-      </w:r>
-      <w:r>
-        <w:rPr>
           <w:b/>
           <w:lang w:val="ar_AE" w:bidi="ar_AE"/>
         </w:rPr>
@@ -8905,22 +7829,6 @@
       </w:r>
       <w:r>
         <w:rPr>
-          <w:lang w:val="ar_AE" w:bidi="ar_AE"/>
-        </w:rPr>
-        <w:t>עָלָ֥ה</w:t>
-      </w:r>
-    </w:p>
-    <w:p>
-      <w:pPr>
-        <w:bidi/>
-      </w:pPr>
-      <w:r>
-        <w:rPr>
-          <w:lang w:val="ar_AE" w:bidi="ar_AE"/>
-        </w:rPr>
-      </w:r>
-      <w:r>
-        <w:rPr>
           <w:b/>
           <w:lang w:val="ar_AE" w:bidi="ar_AE"/>
         </w:rPr>
@@ -9013,22 +7921,6 @@
       </w:r>
       <w:r>
         <w:rPr>
-          <w:lang w:val="ar_AE" w:bidi="ar_AE"/>
-        </w:rPr>
-        <w:t>פָּנַ֖יִ⁠ךְ</w:t>
-      </w:r>
-    </w:p>
-    <w:p>
-      <w:pPr>
-        <w:bidi/>
-      </w:pPr>
-      <w:r>
-        <w:rPr>
-          <w:lang w:val="ar_AE" w:bidi="ar_AE"/>
-        </w:rPr>
-      </w:r>
-      <w:r>
-        <w:rPr>
           <w:b/>
           <w:lang w:val="ar_AE" w:bidi="ar_AE"/>
         </w:rPr>
@@ -9134,22 +8026,6 @@
       </w:r>
       <w:r>
         <w:rPr>
-          <w:lang w:val="ar_AE" w:bidi="ar_AE"/>
-        </w:rPr>
-        <w:t>פָּנַ֖יִ⁠ךְ</w:t>
-      </w:r>
-    </w:p>
-    <w:p>
-      <w:pPr>
-        <w:bidi/>
-      </w:pPr>
-      <w:r>
-        <w:rPr>
-          <w:lang w:val="ar_AE" w:bidi="ar_AE"/>
-        </w:rPr>
-      </w:r>
-      <w:r>
-        <w:rPr>
           <w:b/>
           <w:lang w:val="ar_AE" w:bidi="ar_AE"/>
         </w:rPr>
@@ -9255,22 +8131,6 @@
       </w:r>
       <w:r>
         <w:rPr>
-          <w:lang w:val="ar_AE" w:bidi="ar_AE"/>
-        </w:rPr>
-        <w:t>אַמֵּ֥ץ כֹּ֖חַ מְאֹֽד</w:t>
-      </w:r>
-    </w:p>
-    <w:p>
-      <w:pPr>
-        <w:bidi/>
-      </w:pPr>
-      <w:r>
-        <w:rPr>
-          <w:lang w:val="ar_AE" w:bidi="ar_AE"/>
-        </w:rPr>
-      </w:r>
-      <w:r>
-        <w:rPr>
           <w:b/>
           <w:lang w:val="ar_AE" w:bidi="ar_AE"/>
         </w:rPr>
@@ -9376,22 +8236,6 @@
       </w:r>
       <w:r>
         <w:rPr>
-          <w:lang w:val="ar_AE" w:bidi="ar_AE"/>
-        </w:rPr>
-        <w:t>חַזֵּ֣ק מָתְנַ֔יִם</w:t>
-      </w:r>
-    </w:p>
-    <w:p>
-      <w:pPr>
-        <w:bidi/>
-      </w:pPr>
-      <w:r>
-        <w:rPr>
-          <w:lang w:val="ar_AE" w:bidi="ar_AE"/>
-        </w:rPr>
-      </w:r>
-      <w:r>
-        <w:rPr>
           <w:b/>
           <w:lang w:val="ar_AE" w:bidi="ar_AE"/>
         </w:rPr>
@@ -9497,22 +8341,6 @@
       </w:r>
       <w:r>
         <w:rPr>
-          <w:lang w:val="ar_AE" w:bidi="ar_AE"/>
-        </w:rPr>
-        <w:t>שָׁ֤ב</w:t>
-      </w:r>
-    </w:p>
-    <w:p>
-      <w:pPr>
-        <w:bidi/>
-      </w:pPr>
-      <w:r>
-        <w:rPr>
-          <w:lang w:val="ar_AE" w:bidi="ar_AE"/>
-        </w:rPr>
-      </w:r>
-      <w:r>
-        <w:rPr>
           <w:b/>
           <w:lang w:val="ar_AE" w:bidi="ar_AE"/>
         </w:rPr>
@@ -9605,22 +8433,6 @@
       </w:r>
       <w:r>
         <w:rPr>
-          <w:lang w:val="ar_AE" w:bidi="ar_AE"/>
-        </w:rPr>
-        <w:t>שָׁ֤ב יְהוָה֙ אֶת־גְּא֣וֹן יַעֲקֹ֔ב כִּ⁠גְא֖וֹן יִשְׂרָאֵ֑ל</w:t>
-      </w:r>
-    </w:p>
-    <w:p>
-      <w:pPr>
-        <w:bidi/>
-      </w:pPr>
-      <w:r>
-        <w:rPr>
-          <w:lang w:val="ar_AE" w:bidi="ar_AE"/>
-        </w:rPr>
-      </w:r>
-      <w:r>
-        <w:rPr>
           <w:b/>
           <w:lang w:val="ar_AE" w:bidi="ar_AE"/>
         </w:rPr>
@@ -9726,22 +8538,6 @@
       </w:r>
       <w:r>
         <w:rPr>
-          <w:lang w:val="ar_AE" w:bidi="ar_AE"/>
-        </w:rPr>
-        <w:t>בְקָקוּ⁠ם֙ בֹּֽקְקִ֔ים</w:t>
-      </w:r>
-    </w:p>
-    <w:p>
-      <w:pPr>
-        <w:bidi/>
-      </w:pPr>
-      <w:r>
-        <w:rPr>
-          <w:lang w:val="ar_AE" w:bidi="ar_AE"/>
-        </w:rPr>
-      </w:r>
-      <w:r>
-        <w:rPr>
           <w:b/>
           <w:lang w:val="ar_AE" w:bidi="ar_AE"/>
         </w:rPr>
@@ -9847,22 +8643,6 @@
       </w:r>
       <w:r>
         <w:rPr>
-          <w:lang w:val="ar_AE" w:bidi="ar_AE"/>
-        </w:rPr>
-        <w:t>גִּבֹּרֵ֜י⁠הוּ</w:t>
-      </w:r>
-    </w:p>
-    <w:p>
-      <w:pPr>
-        <w:bidi/>
-      </w:pPr>
-      <w:r>
-        <w:rPr>
-          <w:lang w:val="ar_AE" w:bidi="ar_AE"/>
-        </w:rPr>
-      </w:r>
-      <w:r>
-        <w:rPr>
           <w:b/>
           <w:lang w:val="ar_AE" w:bidi="ar_AE"/>
         </w:rPr>
@@ -9968,22 +8748,6 @@
       </w:r>
       <w:r>
         <w:rPr>
-          <w:lang w:val="ar_AE" w:bidi="ar_AE"/>
-        </w:rPr>
-        <w:t>מְתֻלָּעִ֔ים</w:t>
-      </w:r>
-    </w:p>
-    <w:p>
-      <w:pPr>
-        <w:bidi/>
-      </w:pPr>
-      <w:r>
-        <w:rPr>
-          <w:lang w:val="ar_AE" w:bidi="ar_AE"/>
-        </w:rPr>
-      </w:r>
-      <w:r>
-        <w:rPr>
           <w:b/>
           <w:lang w:val="ar_AE" w:bidi="ar_AE"/>
         </w:rPr>
@@ -10089,22 +8853,6 @@
       </w:r>
       <w:r>
         <w:rPr>
-          <w:lang w:val="ar_AE" w:bidi="ar_AE"/>
-        </w:rPr>
-        <w:t>בְּ⁠אֵשׁ &amp; הָ⁠רֶ֖כֶב</w:t>
-      </w:r>
-    </w:p>
-    <w:p>
-      <w:pPr>
-        <w:bidi/>
-      </w:pPr>
-      <w:r>
-        <w:rPr>
-          <w:lang w:val="ar_AE" w:bidi="ar_AE"/>
-        </w:rPr>
-      </w:r>
-      <w:r>
-        <w:rPr>
           <w:b/>
           <w:lang w:val="ar_AE" w:bidi="ar_AE"/>
         </w:rPr>
@@ -10210,22 +8958,6 @@
       </w:r>
       <w:r>
         <w:rPr>
-          <w:lang w:val="ar_AE" w:bidi="ar_AE"/>
-        </w:rPr>
-        <w:t>בְּ⁠אֵשׁ־פְּלָד֥וֹת</w:t>
-      </w:r>
-    </w:p>
-    <w:p>
-      <w:pPr>
-        <w:bidi/>
-      </w:pPr>
-      <w:r>
-        <w:rPr>
-          <w:lang w:val="ar_AE" w:bidi="ar_AE"/>
-        </w:rPr>
-      </w:r>
-      <w:r>
-        <w:rPr>
           <w:b/>
           <w:lang w:val="ar_AE" w:bidi="ar_AE"/>
         </w:rPr>
@@ -10344,22 +9076,6 @@
       </w:r>
       <w:r>
         <w:rPr>
-          <w:lang w:val="ar_AE" w:bidi="ar_AE"/>
-        </w:rPr>
-        <w:t>וְ⁠הַ⁠בְּרֹשִׁ֖ים</w:t>
-      </w:r>
-    </w:p>
-    <w:p>
-      <w:pPr>
-        <w:bidi/>
-      </w:pPr>
-      <w:r>
-        <w:rPr>
-          <w:lang w:val="ar_AE" w:bidi="ar_AE"/>
-        </w:rPr>
-      </w:r>
-      <w:r>
-        <w:rPr>
           <w:b/>
           <w:lang w:val="ar_AE" w:bidi="ar_AE"/>
         </w:rPr>
@@ -10465,22 +9181,6 @@
       </w:r>
       <w:r>
         <w:rPr>
-          <w:lang w:val="ar_AE" w:bidi="ar_AE"/>
-        </w:rPr>
-        <w:t>יִתְהוֹלְל֣וּ</w:t>
-      </w:r>
-    </w:p>
-    <w:p>
-      <w:pPr>
-        <w:bidi/>
-      </w:pPr>
-      <w:r>
-        <w:rPr>
-          <w:lang w:val="ar_AE" w:bidi="ar_AE"/>
-        </w:rPr>
-      </w:r>
-      <w:r>
-        <w:rPr>
           <w:b/>
           <w:lang w:val="ar_AE" w:bidi="ar_AE"/>
         </w:rPr>
@@ -10573,22 +9273,6 @@
       </w:r>
       <w:r>
         <w:rPr>
-          <w:lang w:val="ar_AE" w:bidi="ar_AE"/>
-        </w:rPr>
-        <w:t>כַּ⁠לַּפִּידִ֔ם</w:t>
-      </w:r>
-    </w:p>
-    <w:p>
-      <w:pPr>
-        <w:bidi/>
-      </w:pPr>
-      <w:r>
-        <w:rPr>
-          <w:lang w:val="ar_AE" w:bidi="ar_AE"/>
-        </w:rPr>
-      </w:r>
-      <w:r>
-        <w:rPr>
           <w:b/>
           <w:lang w:val="ar_AE" w:bidi="ar_AE"/>
         </w:rPr>
@@ -10694,22 +9378,6 @@
       </w:r>
       <w:r>
         <w:rPr>
-          <w:lang w:val="ar_AE" w:bidi="ar_AE"/>
-        </w:rPr>
-        <w:t>כַּ⁠בְּרָקִ֖ים יְרוֹצֵֽצוּ</w:t>
-      </w:r>
-    </w:p>
-    <w:p>
-      <w:pPr>
-        <w:bidi/>
-      </w:pPr>
-      <w:r>
-        <w:rPr>
-          <w:lang w:val="ar_AE" w:bidi="ar_AE"/>
-        </w:rPr>
-      </w:r>
-      <w:r>
-        <w:rPr>
           <w:b/>
           <w:lang w:val="ar_AE" w:bidi="ar_AE"/>
         </w:rPr>
@@ -10802,22 +9470,6 @@
       </w:r>
       <w:r>
         <w:rPr>
-          <w:lang w:val="ar_AE" w:bidi="ar_AE"/>
-        </w:rPr>
-        <w:t>יִזְכֹּר֙</w:t>
-      </w:r>
-    </w:p>
-    <w:p>
-      <w:pPr>
-        <w:bidi/>
-      </w:pPr>
-      <w:r>
-        <w:rPr>
-          <w:lang w:val="ar_AE" w:bidi="ar_AE"/>
-        </w:rPr>
-      </w:r>
-      <w:r>
-        <w:rPr>
           <w:b/>
           <w:lang w:val="ar_AE" w:bidi="ar_AE"/>
         </w:rPr>
@@ -10936,22 +9588,6 @@
       </w:r>
       <w:r>
         <w:rPr>
-          <w:lang w:val="ar_AE" w:bidi="ar_AE"/>
-        </w:rPr>
-        <w:t>חֽוֹמָתָ֔⁠הּ</w:t>
-      </w:r>
-    </w:p>
-    <w:p>
-      <w:pPr>
-        <w:bidi/>
-      </w:pPr>
-      <w:r>
-        <w:rPr>
-          <w:lang w:val="ar_AE" w:bidi="ar_AE"/>
-        </w:rPr>
-      </w:r>
-      <w:r>
-        <w:rPr>
           <w:b/>
           <w:lang w:val="ar_AE" w:bidi="ar_AE"/>
         </w:rPr>
@@ -11057,22 +9693,6 @@
       </w:r>
       <w:r>
         <w:rPr>
-          <w:lang w:val="ar_AE" w:bidi="ar_AE"/>
-        </w:rPr>
-        <w:t>וְ⁠הֻכַ֖ן הַ⁠סֹּכֵֽךְ</w:t>
-      </w:r>
-    </w:p>
-    <w:p>
-      <w:pPr>
-        <w:bidi/>
-      </w:pPr>
-      <w:r>
-        <w:rPr>
-          <w:lang w:val="ar_AE" w:bidi="ar_AE"/>
-        </w:rPr>
-      </w:r>
-      <w:r>
-        <w:rPr>
           <w:b/>
           <w:lang w:val="ar_AE" w:bidi="ar_AE"/>
         </w:rPr>
@@ -11178,22 +9798,6 @@
       </w:r>
       <w:r>
         <w:rPr>
-          <w:lang w:val="ar_AE" w:bidi="ar_AE"/>
-        </w:rPr>
-        <w:t>שַׁעֲרֵ֥י הַ⁠נְּהָר֖וֹת נִפְתָּ֑חוּ וְ⁠הַֽ⁠הֵיכָ֖ל נָמֽוֹג</w:t>
-      </w:r>
-    </w:p>
-    <w:p>
-      <w:pPr>
-        <w:bidi/>
-      </w:pPr>
-      <w:r>
-        <w:rPr>
-          <w:lang w:val="ar_AE" w:bidi="ar_AE"/>
-        </w:rPr>
-      </w:r>
-      <w:r>
-        <w:rPr>
           <w:b/>
           <w:lang w:val="ar_AE" w:bidi="ar_AE"/>
         </w:rPr>
@@ -11286,22 +9890,6 @@
       </w:r>
       <w:r>
         <w:rPr>
-          <w:lang w:val="ar_AE" w:bidi="ar_AE"/>
-        </w:rPr>
-        <w:t>שַׁעֲרֵ֥י הַ⁠נְּהָר֖וֹת</w:t>
-      </w:r>
-    </w:p>
-    <w:p>
-      <w:pPr>
-        <w:bidi/>
-      </w:pPr>
-      <w:r>
-        <w:rPr>
-          <w:lang w:val="ar_AE" w:bidi="ar_AE"/>
-        </w:rPr>
-      </w:r>
-      <w:r>
-        <w:rPr>
           <w:b/>
           <w:lang w:val="ar_AE" w:bidi="ar_AE"/>
         </w:rPr>
@@ -11394,22 +9982,6 @@
       </w:r>
       <w:r>
         <w:rPr>
-          <w:lang w:val="ar_AE" w:bidi="ar_AE"/>
-        </w:rPr>
-        <w:t>נִפְתָּ֑חוּ</w:t>
-      </w:r>
-    </w:p>
-    <w:p>
-      <w:pPr>
-        <w:bidi/>
-      </w:pPr>
-      <w:r>
-        <w:rPr>
-          <w:lang w:val="ar_AE" w:bidi="ar_AE"/>
-        </w:rPr>
-      </w:r>
-      <w:r>
-        <w:rPr>
           <w:b/>
           <w:lang w:val="ar_AE" w:bidi="ar_AE"/>
         </w:rPr>
@@ -11515,22 +10087,6 @@
       </w:r>
       <w:r>
         <w:rPr>
-          <w:lang w:val="ar_AE" w:bidi="ar_AE"/>
-        </w:rPr>
-        <w:t>וְ⁠הַֽ⁠הֵיכָ֖ל נָמֽוֹג</w:t>
-      </w:r>
-    </w:p>
-    <w:p>
-      <w:pPr>
-        <w:bidi/>
-      </w:pPr>
-      <w:r>
-        <w:rPr>
-          <w:lang w:val="ar_AE" w:bidi="ar_AE"/>
-        </w:rPr>
-      </w:r>
-      <w:r>
-        <w:rPr>
           <w:b/>
           <w:lang w:val="ar_AE" w:bidi="ar_AE"/>
         </w:rPr>
@@ -11623,22 +10179,6 @@
         <w:rPr>
           <w:lang w:val="ar_AE" w:bidi="ar_AE"/>
         </w:rPr>
-      </w:r>
-    </w:p>
-    <w:p>
-      <w:pPr>
-        <w:bidi/>
-      </w:pPr>
-      <w:r>
-        <w:rPr>
-          <w:lang w:val="ar_AE" w:bidi="ar_AE"/>
-        </w:rPr>
-      </w:r>
-      <w:r>
-        <w:rPr>
-          <w:lang w:val="ar_AE" w:bidi="ar_AE"/>
-        </w:rPr>
-        <w:t>וְ⁠הֻצַּ֖ב</w:t>
       </w:r>
     </w:p>
     <w:p>
@@ -11751,22 +10291,6 @@
       </w:r>
       <w:r>
         <w:rPr>
-          <w:lang w:val="ar_AE" w:bidi="ar_AE"/>
-        </w:rPr>
-        <w:t>גֻּלְּתָ֣ה</w:t>
-      </w:r>
-    </w:p>
-    <w:p>
-      <w:pPr>
-        <w:bidi/>
-      </w:pPr>
-      <w:r>
-        <w:rPr>
-          <w:lang w:val="ar_AE" w:bidi="ar_AE"/>
-        </w:rPr>
-      </w:r>
-      <w:r>
-        <w:rPr>
           <w:b/>
           <w:lang w:val="ar_AE" w:bidi="ar_AE"/>
         </w:rPr>
@@ -11872,22 +10396,6 @@
       </w:r>
       <w:r>
         <w:rPr>
-          <w:lang w:val="ar_AE" w:bidi="ar_AE"/>
-        </w:rPr>
-        <w:t>הֹֽעֲלָ֑תָה</w:t>
-      </w:r>
-    </w:p>
-    <w:p>
-      <w:pPr>
-        <w:bidi/>
-      </w:pPr>
-      <w:r>
-        <w:rPr>
-          <w:lang w:val="ar_AE" w:bidi="ar_AE"/>
-        </w:rPr>
-      </w:r>
-      <w:r>
-        <w:rPr>
           <w:b/>
           <w:lang w:val="ar_AE" w:bidi="ar_AE"/>
         </w:rPr>
@@ -11993,22 +10501,6 @@
       </w:r>
       <w:r>
         <w:rPr>
-          <w:lang w:val="ar_AE" w:bidi="ar_AE"/>
-        </w:rPr>
-        <w:t>גֻּלְּתָ֣ה הֹֽעֲלָ֑תָה וְ⁠אַמְהֹתֶ֗י⁠הָ</w:t>
-      </w:r>
-    </w:p>
-    <w:p>
-      <w:pPr>
-        <w:bidi/>
-      </w:pPr>
-      <w:r>
-        <w:rPr>
-          <w:lang w:val="ar_AE" w:bidi="ar_AE"/>
-        </w:rPr>
-      </w:r>
-      <w:r>
-        <w:rPr>
           <w:b/>
           <w:lang w:val="ar_AE" w:bidi="ar_AE"/>
         </w:rPr>
@@ -12127,22 +10619,6 @@
       </w:r>
       <w:r>
         <w:rPr>
-          <w:lang w:val="ar_AE" w:bidi="ar_AE"/>
-        </w:rPr>
-        <w:t>גֻּלְּתָ֣ה הֹֽעֲלָ֑תָה וְ⁠אַמְהֹתֶ֗י⁠הָ</w:t>
-      </w:r>
-    </w:p>
-    <w:p>
-      <w:pPr>
-        <w:bidi/>
-      </w:pPr>
-      <w:r>
-        <w:rPr>
-          <w:lang w:val="ar_AE" w:bidi="ar_AE"/>
-        </w:rPr>
-      </w:r>
-      <w:r>
-        <w:rPr>
           <w:b/>
           <w:lang w:val="ar_AE" w:bidi="ar_AE"/>
         </w:rPr>
@@ -12235,22 +10711,6 @@
       </w:r>
       <w:r>
         <w:rPr>
-          <w:lang w:val="ar_AE" w:bidi="ar_AE"/>
-        </w:rPr>
-        <w:t>לִבְבֵ⁠הֶֽן</w:t>
-      </w:r>
-    </w:p>
-    <w:p>
-      <w:pPr>
-        <w:bidi/>
-      </w:pPr>
-      <w:r>
-        <w:rPr>
-          <w:lang w:val="ar_AE" w:bidi="ar_AE"/>
-        </w:rPr>
-      </w:r>
-      <w:r>
-        <w:rPr>
           <w:b/>
           <w:lang w:val="ar_AE" w:bidi="ar_AE"/>
         </w:rPr>
@@ -12356,22 +10816,6 @@
       </w:r>
       <w:r>
         <w:rPr>
-          <w:lang w:val="ar_AE" w:bidi="ar_AE"/>
-        </w:rPr>
-        <w:t>מְתֹפְפֹ֖ת עַל־לִבְבֵ⁠הֶֽן</w:t>
-      </w:r>
-    </w:p>
-    <w:p>
-      <w:pPr>
-        <w:bidi/>
-      </w:pPr>
-      <w:r>
-        <w:rPr>
-          <w:lang w:val="ar_AE" w:bidi="ar_AE"/>
-        </w:rPr>
-      </w:r>
-      <w:r>
-        <w:rPr>
           <w:b/>
           <w:lang w:val="ar_AE" w:bidi="ar_AE"/>
         </w:rPr>
@@ -12464,22 +10908,6 @@
       </w:r>
       <w:r>
         <w:rPr>
-          <w:lang w:val="ar_AE" w:bidi="ar_AE"/>
-        </w:rPr>
-        <w:t>כִ⁠בְרֵֽכַת־מַ֖יִם</w:t>
-      </w:r>
-    </w:p>
-    <w:p>
-      <w:pPr>
-        <w:bidi/>
-      </w:pPr>
-      <w:r>
-        <w:rPr>
-          <w:lang w:val="ar_AE" w:bidi="ar_AE"/>
-        </w:rPr>
-      </w:r>
-      <w:r>
-        <w:rPr>
           <w:b/>
           <w:lang w:val="ar_AE" w:bidi="ar_AE"/>
         </w:rPr>
@@ -12582,22 +11010,6 @@
       </w:r>
       <w:r>
         <w:rPr>
-          <w:lang w:val="ar_AE" w:bidi="ar_AE"/>
-        </w:rPr>
-        <w:t>מִ֣⁠ימֵי הִ֑יא</w:t>
-      </w:r>
-    </w:p>
-    <w:p>
-      <w:pPr>
-        <w:bidi/>
-      </w:pPr>
-      <w:r>
-        <w:rPr>
-          <w:lang w:val="ar_AE" w:bidi="ar_AE"/>
-        </w:rPr>
-      </w:r>
-      <w:r>
-        <w:rPr>
           <w:b/>
           <w:lang w:val="ar_AE" w:bidi="ar_AE"/>
         </w:rPr>
@@ -12713,22 +11125,6 @@
       </w:r>
       <w:r>
         <w:rPr>
-          <w:lang w:val="ar_AE" w:bidi="ar_AE"/>
-        </w:rPr>
-        <w:t>וְ⁠הֵ֣מָּה</w:t>
-      </w:r>
-    </w:p>
-    <w:p>
-      <w:pPr>
-        <w:bidi/>
-      </w:pPr>
-      <w:r>
-        <w:rPr>
-          <w:lang w:val="ar_AE" w:bidi="ar_AE"/>
-        </w:rPr>
-      </w:r>
-      <w:r>
-        <w:rPr>
           <w:b/>
           <w:lang w:val="ar_AE" w:bidi="ar_AE"/>
         </w:rPr>
@@ -12868,22 +11264,6 @@
       </w:r>
       <w:r>
         <w:rPr>
-          <w:lang w:val="ar_AE" w:bidi="ar_AE"/>
-        </w:rPr>
-        <w:t>עִמְד֥וּ עֲמֹ֖דוּ</w:t>
-      </w:r>
-    </w:p>
-    <w:p>
-      <w:pPr>
-        <w:bidi/>
-      </w:pPr>
-      <w:r>
-        <w:rPr>
-          <w:lang w:val="ar_AE" w:bidi="ar_AE"/>
-        </w:rPr>
-      </w:r>
-      <w:r>
-        <w:rPr>
           <w:b/>
           <w:lang w:val="ar_AE" w:bidi="ar_AE"/>
         </w:rPr>
@@ -12997,22 +11377,6 @@
       </w:r>
       <w:r>
         <w:rPr>
-          <w:lang w:val="ar_AE" w:bidi="ar_AE"/>
-        </w:rPr>
-        <w:t>בֹּ֥זּוּ כֶ֖סֶף בֹּ֣זּוּ זָהָ֑ב וְ⁠אֵ֥ין קֵ֨צֶה֙ לַ⁠תְּכוּנָ֔ה כָּבֹ֕ד מִ⁠כֹּ֖ל כְּלִ֥י חֶמְדָּֽה</w:t>
-      </w:r>
-    </w:p>
-    <w:p>
-      <w:pPr>
-        <w:bidi/>
-      </w:pPr>
-      <w:r>
-        <w:rPr>
-          <w:lang w:val="ar_AE" w:bidi="ar_AE"/>
-        </w:rPr>
-      </w:r>
-      <w:r>
-        <w:rPr>
           <w:b/>
           <w:lang w:val="ar_AE" w:bidi="ar_AE"/>
         </w:rPr>
@@ -13115,22 +11479,6 @@
       </w:r>
       <w:r>
         <w:rPr>
-          <w:lang w:val="ar_AE" w:bidi="ar_AE"/>
-        </w:rPr>
-        <w:t>וְ⁠אֵ֥ין קֵ֨צֶה֙ לַ⁠תְּכוּנָ֔ה</w:t>
-      </w:r>
-    </w:p>
-    <w:p>
-      <w:pPr>
-        <w:bidi/>
-      </w:pPr>
-      <w:r>
-        <w:rPr>
-          <w:lang w:val="ar_AE" w:bidi="ar_AE"/>
-        </w:rPr>
-      </w:r>
-      <w:r>
-        <w:rPr>
           <w:b/>
           <w:lang w:val="ar_AE" w:bidi="ar_AE"/>
         </w:rPr>
@@ -13220,22 +11568,6 @@
         <w:rPr>
           <w:lang w:val="ar_AE" w:bidi="ar_AE"/>
         </w:rPr>
-      </w:r>
-    </w:p>
-    <w:p>
-      <w:pPr>
-        <w:bidi/>
-      </w:pPr>
-      <w:r>
-        <w:rPr>
-          <w:lang w:val="ar_AE" w:bidi="ar_AE"/>
-        </w:rPr>
-      </w:r>
-      <w:r>
-        <w:rPr>
-          <w:lang w:val="ar_AE" w:bidi="ar_AE"/>
-        </w:rPr>
-        <w:t>כְּלִ֥י חֶמְדָּֽה</w:t>
       </w:r>
     </w:p>
     <w:p>
@@ -13384,22 +11716,6 @@
       </w:r>
       <w:r>
         <w:rPr>
-          <w:lang w:val="ar_AE" w:bidi="ar_AE"/>
-        </w:rPr>
-        <w:t>בּוּקָ֥ה וּ⁠מְבוּקָ֖ה וּ⁠מְבֻלָּקָ֑ה</w:t>
-      </w:r>
-    </w:p>
-    <w:p>
-      <w:pPr>
-        <w:bidi/>
-      </w:pPr>
-      <w:r>
-        <w:rPr>
-          <w:lang w:val="ar_AE" w:bidi="ar_AE"/>
-        </w:rPr>
-      </w:r>
-      <w:r>
-        <w:rPr>
           <w:b/>
           <w:lang w:val="ar_AE" w:bidi="ar_AE"/>
         </w:rPr>
@@ -13502,22 +11818,6 @@
       </w:r>
       <w:r>
         <w:rPr>
-          <w:lang w:val="ar_AE" w:bidi="ar_AE"/>
-        </w:rPr>
-        <w:t>וְ⁠לֵ֨ב</w:t>
-      </w:r>
-    </w:p>
-    <w:p>
-      <w:pPr>
-        <w:bidi/>
-      </w:pPr>
-      <w:r>
-        <w:rPr>
-          <w:lang w:val="ar_AE" w:bidi="ar_AE"/>
-        </w:rPr>
-      </w:r>
-      <w:r>
-        <w:rPr>
           <w:b/>
           <w:lang w:val="ar_AE" w:bidi="ar_AE"/>
         </w:rPr>
@@ -13633,22 +11933,6 @@
       </w:r>
       <w:r>
         <w:rPr>
-          <w:lang w:val="ar_AE" w:bidi="ar_AE"/>
-        </w:rPr>
-        <w:t>וְ⁠לֵ֨ב נָמֵ֜ס</w:t>
-      </w:r>
-    </w:p>
-    <w:p>
-      <w:pPr>
-        <w:bidi/>
-      </w:pPr>
-      <w:r>
-        <w:rPr>
-          <w:lang w:val="ar_AE" w:bidi="ar_AE"/>
-        </w:rPr>
-      </w:r>
-      <w:r>
-        <w:rPr>
           <w:b/>
           <w:lang w:val="ar_AE" w:bidi="ar_AE"/>
         </w:rPr>
@@ -13751,22 +12035,6 @@
       </w:r>
       <w:r>
         <w:rPr>
-          <w:lang w:val="ar_AE" w:bidi="ar_AE"/>
-        </w:rPr>
-        <w:t>וְ⁠חַלְחָלָה֙ בְּ⁠כָל־מָתְנַ֔יִם</w:t>
-      </w:r>
-    </w:p>
-    <w:p>
-      <w:pPr>
-        <w:bidi/>
-      </w:pPr>
-      <w:r>
-        <w:rPr>
-          <w:lang w:val="ar_AE" w:bidi="ar_AE"/>
-        </w:rPr>
-      </w:r>
-      <w:r>
-        <w:rPr>
           <w:b/>
           <w:lang w:val="ar_AE" w:bidi="ar_AE"/>
         </w:rPr>
@@ -13882,22 +12150,6 @@
       </w:r>
       <w:r>
         <w:rPr>
-          <w:lang w:val="ar_AE" w:bidi="ar_AE"/>
-        </w:rPr>
-        <w:t>קִבְּצ֥וּ פָארֽוּר</w:t>
-      </w:r>
-    </w:p>
-    <w:p>
-      <w:pPr>
-        <w:bidi/>
-      </w:pPr>
-      <w:r>
-        <w:rPr>
-          <w:lang w:val="ar_AE" w:bidi="ar_AE"/>
-        </w:rPr>
-      </w:r>
-      <w:r>
-        <w:rPr>
           <w:b/>
           <w:lang w:val="ar_AE" w:bidi="ar_AE"/>
         </w:rPr>
@@ -14013,22 +12265,6 @@
       </w:r>
       <w:r>
         <w:rPr>
-          <w:lang w:val="ar_AE" w:bidi="ar_AE"/>
-        </w:rPr>
-        <w:t>אַיֵּה֙ מְע֣וֹן אֲרָי֔וֹת וּ⁠מִרְעֶ֥ה ה֖וּא לַ⁠כְּפִרִ֑ים אֲשֶׁ֣ר הָלַךְ֩ אַרְיֵ֨ה לָבִ֥יא שָׁ֛ם גּ֥וּר אַרְיֵ֖ה וְ⁠אֵ֥ין מַחֲרִֽיד</w:t>
-      </w:r>
-    </w:p>
-    <w:p>
-      <w:pPr>
-        <w:bidi/>
-      </w:pPr>
-      <w:r>
-        <w:rPr>
-          <w:lang w:val="ar_AE" w:bidi="ar_AE"/>
-        </w:rPr>
-      </w:r>
-      <w:r>
-        <w:rPr>
           <w:b/>
           <w:lang w:val="ar_AE" w:bidi="ar_AE"/>
         </w:rPr>
@@ -14135,22 +12371,6 @@
       </w:r>
       <w:r>
         <w:rPr>
-          <w:lang w:val="ar_AE" w:bidi="ar_AE"/>
-        </w:rPr>
-        <w:t>מְע֣וֹן אֲרָי֔וֹת</w:t>
-      </w:r>
-    </w:p>
-    <w:p>
-      <w:pPr>
-        <w:bidi/>
-      </w:pPr>
-      <w:r>
-        <w:rPr>
-          <w:lang w:val="ar_AE" w:bidi="ar_AE"/>
-        </w:rPr>
-      </w:r>
-      <w:r>
-        <w:rPr>
           <w:b/>
           <w:lang w:val="ar_AE" w:bidi="ar_AE"/>
         </w:rPr>
@@ -14253,22 +12473,6 @@
       </w:r>
       <w:r>
         <w:rPr>
-          <w:lang w:val="ar_AE" w:bidi="ar_AE"/>
-        </w:rPr>
-        <w:t>לָבִ֥יא שָׁ֛ם</w:t>
-      </w:r>
-    </w:p>
-    <w:p>
-      <w:pPr>
-        <w:bidi/>
-      </w:pPr>
-      <w:r>
-        <w:rPr>
-          <w:lang w:val="ar_AE" w:bidi="ar_AE"/>
-        </w:rPr>
-      </w:r>
-      <w:r>
-        <w:rPr>
           <w:b/>
           <w:lang w:val="ar_AE" w:bidi="ar_AE"/>
         </w:rPr>
@@ -14385,22 +12589,6 @@
       </w:r>
       <w:r>
         <w:rPr>
-          <w:lang w:val="ar_AE" w:bidi="ar_AE"/>
-        </w:rPr>
-        <w:t>גּ֥וּר אַרְיֵ֖ה</w:t>
-      </w:r>
-    </w:p>
-    <w:p>
-      <w:pPr>
-        <w:bidi/>
-      </w:pPr>
-      <w:r>
-        <w:rPr>
-          <w:lang w:val="ar_AE" w:bidi="ar_AE"/>
-        </w:rPr>
-      </w:r>
-      <w:r>
-        <w:rPr>
           <w:b/>
           <w:lang w:val="ar_AE" w:bidi="ar_AE"/>
         </w:rPr>
@@ -14503,22 +12691,6 @@
       </w:r>
       <w:r>
         <w:rPr>
-          <w:lang w:val="ar_AE" w:bidi="ar_AE"/>
-        </w:rPr>
-        <w:t>טֹרֵף֙ בְּ⁠דֵ֣י</w:t>
-      </w:r>
-    </w:p>
-    <w:p>
-      <w:pPr>
-        <w:bidi/>
-      </w:pPr>
-      <w:r>
-        <w:rPr>
-          <w:lang w:val="ar_AE" w:bidi="ar_AE"/>
-        </w:rPr>
-      </w:r>
-      <w:r>
-        <w:rPr>
           <w:b/>
           <w:lang w:val="ar_AE" w:bidi="ar_AE"/>
         </w:rPr>
@@ -14621,22 +12793,6 @@
       </w:r>
       <w:r>
         <w:rPr>
-          <w:lang w:val="ar_AE" w:bidi="ar_AE"/>
-        </w:rPr>
-        <w:t>וּ⁠מְחַנֵּ֖ק</w:t>
-      </w:r>
-    </w:p>
-    <w:p>
-      <w:pPr>
-        <w:bidi/>
-      </w:pPr>
-      <w:r>
-        <w:rPr>
-          <w:lang w:val="ar_AE" w:bidi="ar_AE"/>
-        </w:rPr>
-      </w:r>
-      <w:r>
-        <w:rPr>
           <w:b/>
           <w:lang w:val="ar_AE" w:bidi="ar_AE"/>
         </w:rPr>
@@ -14739,22 +12895,6 @@
       </w:r>
       <w:r>
         <w:rPr>
-          <w:lang w:val="ar_AE" w:bidi="ar_AE"/>
-        </w:rPr>
-        <w:t>וַ⁠יְמַלֵּא־טֶ֣רֶף חֹרָ֔י⁠ו וּ⁠מְעֹֽנֹתָ֖י⁠ו טְרֵפָֽה</w:t>
-      </w:r>
-    </w:p>
-    <w:p>
-      <w:pPr>
-        <w:bidi/>
-      </w:pPr>
-      <w:r>
-        <w:rPr>
-          <w:lang w:val="ar_AE" w:bidi="ar_AE"/>
-        </w:rPr>
-      </w:r>
-      <w:r>
-        <w:rPr>
           <w:b/>
           <w:lang w:val="ar_AE" w:bidi="ar_AE"/>
         </w:rPr>
@@ -14857,22 +12997,6 @@
       </w:r>
       <w:r>
         <w:rPr>
-          <w:lang w:val="ar_AE" w:bidi="ar_AE"/>
-        </w:rPr>
-        <w:t>וּ⁠מְעֹֽנֹתָ֖י⁠ו</w:t>
-      </w:r>
-    </w:p>
-    <w:p>
-      <w:pPr>
-        <w:bidi/>
-      </w:pPr>
-      <w:r>
-        <w:rPr>
-          <w:lang w:val="ar_AE" w:bidi="ar_AE"/>
-        </w:rPr>
-      </w:r>
-      <w:r>
-        <w:rPr>
           <w:b/>
           <w:lang w:val="ar_AE" w:bidi="ar_AE"/>
         </w:rPr>
@@ -14975,22 +13099,6 @@
       </w:r>
       <w:r>
         <w:rPr>
-          <w:lang w:val="ar_AE" w:bidi="ar_AE"/>
-        </w:rPr>
-        <w:t>הִנְ⁠נִ֣י אֵלַ֗יִ⁠ךְ</w:t>
-      </w:r>
-    </w:p>
-    <w:p>
-      <w:pPr>
-        <w:bidi/>
-      </w:pPr>
-      <w:r>
-        <w:rPr>
-          <w:lang w:val="ar_AE" w:bidi="ar_AE"/>
-        </w:rPr>
-      </w:r>
-      <w:r>
-        <w:rPr>
           <w:b/>
           <w:lang w:val="ar_AE" w:bidi="ar_AE"/>
         </w:rPr>
@@ -15093,22 +13201,6 @@
       </w:r>
       <w:r>
         <w:rPr>
-          <w:lang w:val="ar_AE" w:bidi="ar_AE"/>
-        </w:rPr>
-        <w:t>הִנְ⁠נִ֣י אֵלַ֗יִ⁠ךְ</w:t>
-      </w:r>
-    </w:p>
-    <w:p>
-      <w:pPr>
-        <w:bidi/>
-      </w:pPr>
-      <w:r>
-        <w:rPr>
-          <w:lang w:val="ar_AE" w:bidi="ar_AE"/>
-        </w:rPr>
-      </w:r>
-      <w:r>
-        <w:rPr>
           <w:b/>
           <w:lang w:val="ar_AE" w:bidi="ar_AE"/>
         </w:rPr>
@@ -15224,22 +13316,6 @@
       </w:r>
       <w:r>
         <w:rPr>
-          <w:lang w:val="ar_AE" w:bidi="ar_AE"/>
-        </w:rPr>
-        <w:t>נְאֻם֙</w:t>
-      </w:r>
-    </w:p>
-    <w:p>
-      <w:pPr>
-        <w:bidi/>
-      </w:pPr>
-      <w:r>
-        <w:rPr>
-          <w:lang w:val="ar_AE" w:bidi="ar_AE"/>
-        </w:rPr>
-      </w:r>
-      <w:r>
-        <w:rPr>
           <w:b/>
           <w:lang w:val="ar_AE" w:bidi="ar_AE"/>
         </w:rPr>
@@ -15342,22 +13418,6 @@
       </w:r>
       <w:r>
         <w:rPr>
-          <w:lang w:val="ar_AE" w:bidi="ar_AE"/>
-        </w:rPr>
-        <w:t>רִכְבָּ֔⁠הּ</w:t>
-      </w:r>
-    </w:p>
-    <w:p>
-      <w:pPr>
-        <w:bidi/>
-      </w:pPr>
-      <w:r>
-        <w:rPr>
-          <w:lang w:val="ar_AE" w:bidi="ar_AE"/>
-        </w:rPr>
-      </w:r>
-      <w:r>
-        <w:rPr>
           <w:b/>
           <w:lang w:val="ar_AE" w:bidi="ar_AE"/>
         </w:rPr>
@@ -15473,22 +13533,6 @@
       </w:r>
       <w:r>
         <w:rPr>
-          <w:lang w:val="ar_AE" w:bidi="ar_AE"/>
-        </w:rPr>
-        <w:t>רִכְבָּ֔⁠הּ</w:t>
-      </w:r>
-    </w:p>
-    <w:p>
-      <w:pPr>
-        <w:bidi/>
-      </w:pPr>
-      <w:r>
-        <w:rPr>
-          <w:lang w:val="ar_AE" w:bidi="ar_AE"/>
-        </w:rPr>
-      </w:r>
-      <w:r>
-        <w:rPr>
           <w:b/>
           <w:lang w:val="ar_AE" w:bidi="ar_AE"/>
         </w:rPr>
@@ -15604,22 +13648,6 @@
       </w:r>
       <w:r>
         <w:rPr>
-          <w:lang w:val="ar_AE" w:bidi="ar_AE"/>
-        </w:rPr>
-        <w:t>תֹּ֣אכַל חָ֑רֶב</w:t>
-      </w:r>
-    </w:p>
-    <w:p>
-      <w:pPr>
-        <w:bidi/>
-      </w:pPr>
-      <w:r>
-        <w:rPr>
-          <w:lang w:val="ar_AE" w:bidi="ar_AE"/>
-        </w:rPr>
-      </w:r>
-      <w:r>
-        <w:rPr>
           <w:b/>
           <w:lang w:val="ar_AE" w:bidi="ar_AE"/>
         </w:rPr>
@@ -15735,22 +13763,6 @@
         <w:rPr>
           <w:lang w:val="ar_AE" w:bidi="ar_AE"/>
         </w:rPr>
-      </w:r>
-    </w:p>
-    <w:p>
-      <w:pPr>
-        <w:bidi/>
-      </w:pPr>
-      <w:r>
-        <w:rPr>
-          <w:lang w:val="ar_AE" w:bidi="ar_AE"/>
-        </w:rPr>
-      </w:r>
-      <w:r>
-        <w:rPr>
-          <w:lang w:val="ar_AE" w:bidi="ar_AE"/>
-        </w:rPr>
-        <w:t>וְ⁠הִכְרַתִּ֤י</w:t>
       </w:r>
     </w:p>
     <w:p>
@@ -16132,22 +14144,6 @@
       </w:r>
       <w:r>
         <w:rPr>
-          <w:lang w:val="ar_AE" w:bidi="ar_AE"/>
-        </w:rPr>
-        <w:t>עִ֣יר דָּמִ֑ים</w:t>
-      </w:r>
-    </w:p>
-    <w:p>
-      <w:pPr>
-        <w:bidi/>
-      </w:pPr>
-      <w:r>
-        <w:rPr>
-          <w:lang w:val="ar_AE" w:bidi="ar_AE"/>
-        </w:rPr>
-      </w:r>
-      <w:r>
-        <w:rPr>
           <w:b/>
           <w:lang w:val="ar_AE" w:bidi="ar_AE"/>
         </w:rPr>
@@ -16253,22 +14249,6 @@
       </w:r>
       <w:r>
         <w:rPr>
-          <w:lang w:val="ar_AE" w:bidi="ar_AE"/>
-        </w:rPr>
-        <w:t>כֻּלָּ֗⁠הּ כַּ֤חַשׁ</w:t>
-      </w:r>
-    </w:p>
-    <w:p>
-      <w:pPr>
-        <w:bidi/>
-      </w:pPr>
-      <w:r>
-        <w:rPr>
-          <w:lang w:val="ar_AE" w:bidi="ar_AE"/>
-        </w:rPr>
-      </w:r>
-      <w:r>
-        <w:rPr>
           <w:b/>
           <w:lang w:val="ar_AE" w:bidi="ar_AE"/>
         </w:rPr>
@@ -16384,22 +14364,6 @@
       </w:r>
       <w:r>
         <w:rPr>
-          <w:lang w:val="ar_AE" w:bidi="ar_AE"/>
-        </w:rPr>
-        <w:t>שׁ֔וֹט &amp; רַ֣עַשׁ אוֹפָ֑ן וְ⁠ס֣וּס דֹּהֵ֔ר וּ⁠מֶרְכָּבָ֖ה מְרַקֵּדָֽה</w:t>
-      </w:r>
-    </w:p>
-    <w:p>
-      <w:pPr>
-        <w:bidi/>
-      </w:pPr>
-      <w:r>
-        <w:rPr>
-          <w:lang w:val="ar_AE" w:bidi="ar_AE"/>
-        </w:rPr>
-      </w:r>
-      <w:r>
-        <w:rPr>
           <w:b/>
           <w:lang w:val="ar_AE" w:bidi="ar_AE"/>
         </w:rPr>
@@ -16567,22 +14531,6 @@
       </w:r>
       <w:r>
         <w:rPr>
-          <w:lang w:val="ar_AE" w:bidi="ar_AE"/>
-        </w:rPr>
-        <w:t>פָּרָ֣שׁ מַעֲלֶ֗ה וְ⁠לַ֤הַב חֶ֨רֶב֙ וּ⁠בְרַ֣ק חֲנִ֔ית</w:t>
-      </w:r>
-    </w:p>
-    <w:p>
-      <w:pPr>
-        <w:bidi/>
-      </w:pPr>
-      <w:r>
-        <w:rPr>
-          <w:lang w:val="ar_AE" w:bidi="ar_AE"/>
-        </w:rPr>
-      </w:r>
-      <w:r>
-        <w:rPr>
           <w:b/>
           <w:lang w:val="ar_AE" w:bidi="ar_AE"/>
         </w:rPr>
@@ -16711,22 +14659,6 @@
       </w:r>
       <w:r>
         <w:rPr>
-          <w:lang w:val="ar_AE" w:bidi="ar_AE"/>
-        </w:rPr>
-        <w:t>פָּרָ֣שׁ מַעֲלֶ֗ה וְ⁠לַ֤הַב חֶ֨רֶב֙ וּ⁠בְרַ֣ק חֲנִ֔ית</w:t>
-      </w:r>
-    </w:p>
-    <w:p>
-      <w:pPr>
-        <w:bidi/>
-      </w:pPr>
-      <w:r>
-        <w:rPr>
-          <w:lang w:val="ar_AE" w:bidi="ar_AE"/>
-        </w:rPr>
-      </w:r>
-      <w:r>
-        <w:rPr>
           <w:b/>
           <w:lang w:val="ar_AE" w:bidi="ar_AE"/>
         </w:rPr>
@@ -16829,22 +14761,6 @@
       </w:r>
       <w:r>
         <w:rPr>
-          <w:lang w:val="ar_AE" w:bidi="ar_AE"/>
-        </w:rPr>
-        <w:t>וְ⁠אֵ֥ין קֵ֨צֶה֙ לַ⁠גְּוִיָּ֔ה</w:t>
-      </w:r>
-    </w:p>
-    <w:p>
-      <w:pPr>
-        <w:bidi/>
-      </w:pPr>
-      <w:r>
-        <w:rPr>
-          <w:lang w:val="ar_AE" w:bidi="ar_AE"/>
-        </w:rPr>
-      </w:r>
-      <w:r>
-        <w:rPr>
           <w:b/>
           <w:lang w:val="ar_AE" w:bidi="ar_AE"/>
         </w:rPr>
@@ -16947,22 +14863,6 @@
       </w:r>
       <w:r>
         <w:rPr>
-          <w:lang w:val="ar_AE" w:bidi="ar_AE"/>
-        </w:rPr>
-        <w:t>וְכָשְׁל֖וּ</w:t>
-      </w:r>
-    </w:p>
-    <w:p>
-      <w:pPr>
-        <w:bidi/>
-      </w:pPr>
-      <w:r>
-        <w:rPr>
-          <w:lang w:val="ar_AE" w:bidi="ar_AE"/>
-        </w:rPr>
-      </w:r>
-      <w:r>
-        <w:rPr>
           <w:b/>
           <w:lang w:val="ar_AE" w:bidi="ar_AE"/>
         </w:rPr>
@@ -17078,22 +14978,6 @@
       </w:r>
       <w:r>
         <w:rPr>
-          <w:lang w:val="ar_AE" w:bidi="ar_AE"/>
-        </w:rPr>
-        <w:t>בִּ⁠גְוִיָּתָֽ⁠ם</w:t>
-      </w:r>
-    </w:p>
-    <w:p>
-      <w:pPr>
-        <w:bidi/>
-      </w:pPr>
-      <w:r>
-        <w:rPr>
-          <w:lang w:val="ar_AE" w:bidi="ar_AE"/>
-        </w:rPr>
-      </w:r>
-      <w:r>
-        <w:rPr>
           <w:b/>
           <w:lang w:val="ar_AE" w:bidi="ar_AE"/>
         </w:rPr>
@@ -17222,22 +15106,6 @@
       </w:r>
       <w:r>
         <w:rPr>
-          <w:lang w:val="ar_AE" w:bidi="ar_AE"/>
-        </w:rPr>
-        <w:t>זְנוּנֵ֣י זוֹנָ֔ה</w:t>
-      </w:r>
-    </w:p>
-    <w:p>
-      <w:pPr>
-        <w:bidi/>
-      </w:pPr>
-      <w:r>
-        <w:rPr>
-          <w:lang w:val="ar_AE" w:bidi="ar_AE"/>
-        </w:rPr>
-      </w:r>
-      <w:r>
-        <w:rPr>
           <w:b/>
           <w:lang w:val="ar_AE" w:bidi="ar_AE"/>
         </w:rPr>
@@ -17351,22 +15219,6 @@
       </w:r>
       <w:r>
         <w:rPr>
-          <w:lang w:val="ar_AE" w:bidi="ar_AE"/>
-        </w:rPr>
-        <w:t>מֵ⁠רֹב֙</w:t>
-      </w:r>
-    </w:p>
-    <w:p>
-      <w:pPr>
-        <w:bidi/>
-      </w:pPr>
-      <w:r>
-        <w:rPr>
-          <w:lang w:val="ar_AE" w:bidi="ar_AE"/>
-        </w:rPr>
-      </w:r>
-      <w:r>
-        <w:rPr>
           <w:b/>
           <w:lang w:val="ar_AE" w:bidi="ar_AE"/>
         </w:rPr>
@@ -17480,22 +15332,6 @@
       </w:r>
       <w:r>
         <w:rPr>
-          <w:lang w:val="ar_AE" w:bidi="ar_AE"/>
-        </w:rPr>
-        <w:t>וּ⁠מִשְׁפָּח֖וֹת</w:t>
-      </w:r>
-    </w:p>
-    <w:p>
-      <w:pPr>
-        <w:bidi/>
-      </w:pPr>
-      <w:r>
-        <w:rPr>
-          <w:lang w:val="ar_AE" w:bidi="ar_AE"/>
-        </w:rPr>
-      </w:r>
-      <w:r>
-        <w:rPr>
           <w:b/>
           <w:lang w:val="ar_AE" w:bidi="ar_AE"/>
         </w:rPr>
@@ -17609,22 +15445,6 @@
       </w:r>
       <w:r>
         <w:rPr>
-          <w:lang w:val="ar_AE" w:bidi="ar_AE"/>
-        </w:rPr>
-        <w:t>הִנְ⁠נִ֣י אֵלַ֗יִ⁠ךְ</w:t>
-      </w:r>
-    </w:p>
-    <w:p>
-      <w:pPr>
-        <w:bidi/>
-      </w:pPr>
-      <w:r>
-        <w:rPr>
-          <w:lang w:val="ar_AE" w:bidi="ar_AE"/>
-        </w:rPr>
-      </w:r>
-      <w:r>
-        <w:rPr>
           <w:b/>
           <w:lang w:val="ar_AE" w:bidi="ar_AE"/>
         </w:rPr>
@@ -17659,7 +15479,7 @@
         </w:rPr>
         <w:t xml:space="preserve"> للتأكيد على ما سيقوله. قد تتضمن لغتك تعبير مشابه فيمكنك استخدامه في ترجمتك. انظر كيف تمت ترجمة هذا في </w:t>
       </w:r>
-      <w:hyperlink r:id="rId20">
+      <w:hyperlink r:id="rId18">
         <w:r>
           <w:rPr>
             <w:lang w:val="ar_AE" w:bidi="ar_AE"/>
@@ -17758,22 +15578,6 @@
       </w:r>
       <w:r>
         <w:rPr>
-          <w:lang w:val="ar_AE" w:bidi="ar_AE"/>
-        </w:rPr>
-        <w:t>אֵלַ֗יִ⁠ךְ</w:t>
-      </w:r>
-    </w:p>
-    <w:p>
-      <w:pPr>
-        <w:bidi/>
-      </w:pPr>
-      <w:r>
-        <w:rPr>
-          <w:lang w:val="ar_AE" w:bidi="ar_AE"/>
-        </w:rPr>
-      </w:r>
-      <w:r>
-        <w:rPr>
           <w:b/>
           <w:lang w:val="ar_AE" w:bidi="ar_AE"/>
         </w:rPr>
@@ -17902,22 +15706,6 @@
       </w:r>
       <w:r>
         <w:rPr>
-          <w:lang w:val="ar_AE" w:bidi="ar_AE"/>
-        </w:rPr>
-        <w:t>נְאֻם֙</w:t>
-      </w:r>
-    </w:p>
-    <w:p>
-      <w:pPr>
-        <w:bidi/>
-      </w:pPr>
-      <w:r>
-        <w:rPr>
-          <w:lang w:val="ar_AE" w:bidi="ar_AE"/>
-        </w:rPr>
-      </w:r>
-      <w:r>
-        <w:rPr>
           <w:b/>
           <w:lang w:val="ar_AE" w:bidi="ar_AE"/>
         </w:rPr>
@@ -18020,22 +15808,6 @@
       </w:r>
       <w:r>
         <w:rPr>
-          <w:lang w:val="ar_AE" w:bidi="ar_AE"/>
-        </w:rPr>
-        <w:t>וּ⁠מַמְלָכ֖וֹת קְלוֹנֵֽ⁠ךְ</w:t>
-      </w:r>
-    </w:p>
-    <w:p>
-      <w:pPr>
-        <w:bidi/>
-      </w:pPr>
-      <w:r>
-        <w:rPr>
-          <w:lang w:val="ar_AE" w:bidi="ar_AE"/>
-        </w:rPr>
-      </w:r>
-      <w:r>
-        <w:rPr>
           <w:b/>
           <w:lang w:val="ar_AE" w:bidi="ar_AE"/>
         </w:rPr>
@@ -18138,22 +15910,6 @@
       </w:r>
       <w:r>
         <w:rPr>
-          <w:lang w:val="ar_AE" w:bidi="ar_AE"/>
-        </w:rPr>
-        <w:t>קְלוֹנֵֽ⁠ךְ</w:t>
-      </w:r>
-    </w:p>
-    <w:p>
-      <w:pPr>
-        <w:bidi/>
-      </w:pPr>
-      <w:r>
-        <w:rPr>
-          <w:lang w:val="ar_AE" w:bidi="ar_AE"/>
-        </w:rPr>
-      </w:r>
-      <w:r>
-        <w:rPr>
           <w:b/>
           <w:lang w:val="ar_AE" w:bidi="ar_AE"/>
         </w:rPr>
@@ -18269,22 +16025,6 @@
       </w:r>
       <w:r>
         <w:rPr>
-          <w:lang w:val="ar_AE" w:bidi="ar_AE"/>
-        </w:rPr>
-        <w:t>עָלַ֛יִ⁠ךְ</w:t>
-      </w:r>
-    </w:p>
-    <w:p>
-      <w:pPr>
-        <w:bidi/>
-      </w:pPr>
-      <w:r>
-        <w:rPr>
-          <w:lang w:val="ar_AE" w:bidi="ar_AE"/>
-        </w:rPr>
-      </w:r>
-      <w:r>
-        <w:rPr>
           <w:b/>
           <w:lang w:val="ar_AE" w:bidi="ar_AE"/>
         </w:rPr>
@@ -18319,7 +16059,7 @@
         </w:rPr>
         <w:t xml:space="preserve"> يشير إلى نينوى، التي وصفها الرب بأنها المرأة في </w:t>
       </w:r>
-      <w:hyperlink r:id="rId21">
+      <w:hyperlink r:id="rId19">
         <w:r>
           <w:rPr>
             <w:lang w:val="ar_AE" w:bidi="ar_AE"/>
@@ -18418,22 +16158,6 @@
       </w:r>
       <w:r>
         <w:rPr>
-          <w:lang w:val="ar_AE" w:bidi="ar_AE"/>
-        </w:rPr>
-        <w:t>וְ⁠הִשְׁלַכְתִּ֥י עָלַ֛יִ⁠ךְ שִׁקֻּצִ֖ים</w:t>
-      </w:r>
-    </w:p>
-    <w:p>
-      <w:pPr>
-        <w:bidi/>
-      </w:pPr>
-      <w:r>
-        <w:rPr>
-          <w:lang w:val="ar_AE" w:bidi="ar_AE"/>
-        </w:rPr>
-      </w:r>
-      <w:r>
-        <w:rPr>
           <w:b/>
           <w:lang w:val="ar_AE" w:bidi="ar_AE"/>
         </w:rPr>
@@ -18549,22 +16273,6 @@
       </w:r>
       <w:r>
         <w:rPr>
-          <w:lang w:val="ar_AE" w:bidi="ar_AE"/>
-        </w:rPr>
-        <w:t>שָׁדְּדָ֣ה נִֽינְוֵ֔ה</w:t>
-      </w:r>
-    </w:p>
-    <w:p>
-      <w:pPr>
-        <w:bidi/>
-      </w:pPr>
-      <w:r>
-        <w:rPr>
-          <w:lang w:val="ar_AE" w:bidi="ar_AE"/>
-        </w:rPr>
-      </w:r>
-      <w:r>
-        <w:rPr>
           <w:b/>
           <w:lang w:val="ar_AE" w:bidi="ar_AE"/>
         </w:rPr>
@@ -18680,22 +16388,6 @@
       </w:r>
       <w:r>
         <w:rPr>
-          <w:lang w:val="ar_AE" w:bidi="ar_AE"/>
-        </w:rPr>
-        <w:t>שָׁדְּדָ֣ה נִֽינְוֵ֔ה</w:t>
-      </w:r>
-    </w:p>
-    <w:p>
-      <w:pPr>
-        <w:bidi/>
-      </w:pPr>
-      <w:r>
-        <w:rPr>
-          <w:lang w:val="ar_AE" w:bidi="ar_AE"/>
-        </w:rPr>
-      </w:r>
-      <w:r>
-        <w:rPr>
           <w:b/>
           <w:lang w:val="ar_AE" w:bidi="ar_AE"/>
         </w:rPr>
@@ -18798,22 +16490,6 @@
       </w:r>
       <w:r>
         <w:rPr>
-          <w:lang w:val="ar_AE" w:bidi="ar_AE"/>
-        </w:rPr>
-        <w:t>מִ֖י יָנ֣וּד לָ֑⁠הּ</w:t>
-      </w:r>
-    </w:p>
-    <w:p>
-      <w:pPr>
-        <w:bidi/>
-      </w:pPr>
-      <w:r>
-        <w:rPr>
-          <w:lang w:val="ar_AE" w:bidi="ar_AE"/>
-        </w:rPr>
-      </w:r>
-      <w:r>
-        <w:rPr>
           <w:b/>
           <w:lang w:val="ar_AE" w:bidi="ar_AE"/>
         </w:rPr>
@@ -18916,22 +16592,6 @@
       </w:r>
       <w:r>
         <w:rPr>
-          <w:lang w:val="ar_AE" w:bidi="ar_AE"/>
-        </w:rPr>
-        <w:t>מֵ⁠אַ֛יִן אֲבַקֵּ֥שׁ מְנַחֲמִ֖ים לָֽ⁠ךְ</w:t>
-      </w:r>
-    </w:p>
-    <w:p>
-      <w:pPr>
-        <w:bidi/>
-      </w:pPr>
-      <w:r>
-        <w:rPr>
-          <w:lang w:val="ar_AE" w:bidi="ar_AE"/>
-        </w:rPr>
-      </w:r>
-      <w:r>
-        <w:rPr>
           <w:b/>
           <w:lang w:val="ar_AE" w:bidi="ar_AE"/>
         </w:rPr>
@@ -19034,22 +16694,6 @@
       </w:r>
       <w:r>
         <w:rPr>
-          <w:lang w:val="ar_AE" w:bidi="ar_AE"/>
-        </w:rPr>
-        <w:t>הֲ⁠תֵֽיטְבִי֙ מִ⁠נֹּ֣א אָמ֔וֹן הַ⁠יֹּֽשְׁבָה֙ בַּ⁠יְאֹרִ֔ים מַ֖יִם סָבִ֣יב לָ֑⁠הּ אֲשֶׁר־חֵ֣יל יָ֔ם מִ⁠יָּ֖ם חוֹמָתָֽ⁠הּ</w:t>
-      </w:r>
-    </w:p>
-    <w:p>
-      <w:pPr>
-        <w:bidi/>
-      </w:pPr>
-      <w:r>
-        <w:rPr>
-          <w:lang w:val="ar_AE" w:bidi="ar_AE"/>
-        </w:rPr>
-      </w:r>
-      <w:r>
-        <w:rPr>
           <w:b/>
           <w:lang w:val="ar_AE" w:bidi="ar_AE"/>
         </w:rPr>
@@ -19152,22 +16796,6 @@
       </w:r>
       <w:r>
         <w:rPr>
-          <w:lang w:val="ar_AE" w:bidi="ar_AE"/>
-        </w:rPr>
-        <w:t>מִ⁠נֹּ֣א אָמ֔וֹן</w:t>
-      </w:r>
-    </w:p>
-    <w:p>
-      <w:pPr>
-        <w:bidi/>
-      </w:pPr>
-      <w:r>
-        <w:rPr>
-          <w:lang w:val="ar_AE" w:bidi="ar_AE"/>
-        </w:rPr>
-      </w:r>
-      <w:r>
-        <w:rPr>
           <w:b/>
           <w:lang w:val="ar_AE" w:bidi="ar_AE"/>
         </w:rPr>
@@ -19277,22 +16905,6 @@
       </w:r>
       <w:r>
         <w:rPr>
-          <w:lang w:val="ar_AE" w:bidi="ar_AE"/>
-        </w:rPr>
-        <w:t>אֲשֶׁר־חֵ֣יל יָ֔ם מִ⁠יָּ֖ם חוֹמָתָֽ⁠הּ</w:t>
-      </w:r>
-    </w:p>
-    <w:p>
-      <w:pPr>
-        <w:bidi/>
-      </w:pPr>
-      <w:r>
-        <w:rPr>
-          <w:lang w:val="ar_AE" w:bidi="ar_AE"/>
-        </w:rPr>
-      </w:r>
-      <w:r>
-        <w:rPr>
           <w:b/>
           <w:lang w:val="ar_AE" w:bidi="ar_AE"/>
         </w:rPr>
@@ -19408,22 +17020,6 @@
       </w:r>
       <w:r>
         <w:rPr>
-          <w:lang w:val="ar_AE" w:bidi="ar_AE"/>
-        </w:rPr>
-        <w:t>מִ⁠יָּ֖ם חוֹמָתָֽ⁠הּ</w:t>
-      </w:r>
-    </w:p>
-    <w:p>
-      <w:pPr>
-        <w:bidi/>
-      </w:pPr>
-      <w:r>
-        <w:rPr>
-          <w:lang w:val="ar_AE" w:bidi="ar_AE"/>
-        </w:rPr>
-      </w:r>
-      <w:r>
-        <w:rPr>
           <w:b/>
           <w:lang w:val="ar_AE" w:bidi="ar_AE"/>
         </w:rPr>
@@ -19552,22 +17148,6 @@
       </w:r>
       <w:r>
         <w:rPr>
-          <w:lang w:val="ar_AE" w:bidi="ar_AE"/>
-        </w:rPr>
-        <w:t>מִ⁠יָּ֖ם חוֹמָתָֽ⁠הּ</w:t>
-      </w:r>
-    </w:p>
-    <w:p>
-      <w:pPr>
-        <w:bidi/>
-      </w:pPr>
-      <w:r>
-        <w:rPr>
-          <w:lang w:val="ar_AE" w:bidi="ar_AE"/>
-        </w:rPr>
-      </w:r>
-      <w:r>
-        <w:rPr>
           <w:b/>
           <w:lang w:val="ar_AE" w:bidi="ar_AE"/>
         </w:rPr>
@@ -19670,22 +17250,6 @@
       </w:r>
       <w:r>
         <w:rPr>
-          <w:lang w:val="ar_AE" w:bidi="ar_AE"/>
-        </w:rPr>
-        <w:t>עָצְמָ֛⁠ה</w:t>
-      </w:r>
-    </w:p>
-    <w:p>
-      <w:pPr>
-        <w:bidi/>
-      </w:pPr>
-      <w:r>
-        <w:rPr>
-          <w:lang w:val="ar_AE" w:bidi="ar_AE"/>
-        </w:rPr>
-      </w:r>
-      <w:r>
-        <w:rPr>
           <w:b/>
           <w:lang w:val="ar_AE" w:bidi="ar_AE"/>
         </w:rPr>
@@ -19801,22 +17365,6 @@
       </w:r>
       <w:r>
         <w:rPr>
-          <w:lang w:val="ar_AE" w:bidi="ar_AE"/>
-        </w:rPr>
-        <w:t>וְ⁠אֵ֣ין קֵ֑צֶה</w:t>
-      </w:r>
-    </w:p>
-    <w:p>
-      <w:pPr>
-        <w:bidi/>
-      </w:pPr>
-      <w:r>
-        <w:rPr>
-          <w:lang w:val="ar_AE" w:bidi="ar_AE"/>
-        </w:rPr>
-      </w:r>
-      <w:r>
-        <w:rPr>
           <w:b/>
           <w:lang w:val="ar_AE" w:bidi="ar_AE"/>
         </w:rPr>
@@ -19919,22 +17467,6 @@
       </w:r>
       <w:r>
         <w:rPr>
-          <w:lang w:val="ar_AE" w:bidi="ar_AE"/>
-        </w:rPr>
-        <w:t>וְ⁠אֵ֣ין קֵ֑צֶה</w:t>
-      </w:r>
-    </w:p>
-    <w:p>
-      <w:pPr>
-        <w:bidi/>
-      </w:pPr>
-      <w:r>
-        <w:rPr>
-          <w:lang w:val="ar_AE" w:bidi="ar_AE"/>
-        </w:rPr>
-      </w:r>
-      <w:r>
-        <w:rPr>
           <w:b/>
           <w:lang w:val="ar_AE" w:bidi="ar_AE"/>
         </w:rPr>
@@ -20041,22 +17573,6 @@
       </w:r>
       <w:r>
         <w:rPr>
-          <w:lang w:val="ar_AE" w:bidi="ar_AE"/>
-        </w:rPr>
-        <w:t>פּ֣וּט</w:t>
-      </w:r>
-    </w:p>
-    <w:p>
-      <w:pPr>
-        <w:bidi/>
-      </w:pPr>
-      <w:r>
-        <w:rPr>
-          <w:lang w:val="ar_AE" w:bidi="ar_AE"/>
-        </w:rPr>
-      </w:r>
-      <w:r>
-        <w:rPr>
           <w:b/>
           <w:lang w:val="ar_AE" w:bidi="ar_AE"/>
         </w:rPr>
@@ -20176,22 +17692,6 @@
       </w:r>
       <w:r>
         <w:rPr>
-          <w:lang w:val="ar_AE" w:bidi="ar_AE"/>
-        </w:rPr>
-        <w:t>וְ⁠לוּבִ֔ים</w:t>
-      </w:r>
-    </w:p>
-    <w:p>
-      <w:pPr>
-        <w:bidi/>
-      </w:pPr>
-      <w:r>
-        <w:rPr>
-          <w:lang w:val="ar_AE" w:bidi="ar_AE"/>
-        </w:rPr>
-      </w:r>
-      <w:r>
-        <w:rPr>
           <w:b/>
           <w:lang w:val="ar_AE" w:bidi="ar_AE"/>
         </w:rPr>
@@ -20311,22 +17811,6 @@
       </w:r>
       <w:r>
         <w:rPr>
-          <w:lang w:val="ar_AE" w:bidi="ar_AE"/>
-        </w:rPr>
-        <w:t>בְּ⁠עֶזְרָתֵֽ⁠ךְ</w:t>
-      </w:r>
-    </w:p>
-    <w:p>
-      <w:pPr>
-        <w:bidi/>
-      </w:pPr>
-      <w:r>
-        <w:rPr>
-          <w:lang w:val="ar_AE" w:bidi="ar_AE"/>
-        </w:rPr>
-      </w:r>
-      <w:r>
-        <w:rPr>
           <w:b/>
           <w:lang w:val="ar_AE" w:bidi="ar_AE"/>
         </w:rPr>
@@ -20458,22 +17942,6 @@
       </w:r>
       <w:r>
         <w:rPr>
-          <w:lang w:val="ar_AE" w:bidi="ar_AE"/>
-        </w:rPr>
-        <w:t>הִ֗יא לַ⁠גֹּלָה֙</w:t>
-      </w:r>
-    </w:p>
-    <w:p>
-      <w:pPr>
-        <w:bidi/>
-      </w:pPr>
-      <w:r>
-        <w:rPr>
-          <w:lang w:val="ar_AE" w:bidi="ar_AE"/>
-        </w:rPr>
-      </w:r>
-      <w:r>
-        <w:rPr>
           <w:b/>
           <w:lang w:val="ar_AE" w:bidi="ar_AE"/>
         </w:rPr>
@@ -20605,22 +18073,6 @@
       </w:r>
       <w:r>
         <w:rPr>
-          <w:lang w:val="ar_AE" w:bidi="ar_AE"/>
-        </w:rPr>
-        <w:t>גְּדוֹלֶ֖י⁠הָ</w:t>
-      </w:r>
-    </w:p>
-    <w:p>
-      <w:pPr>
-        <w:bidi/>
-      </w:pPr>
-      <w:r>
-        <w:rPr>
-          <w:lang w:val="ar_AE" w:bidi="ar_AE"/>
-        </w:rPr>
-      </w:r>
-      <w:r>
-        <w:rPr>
           <w:b/>
           <w:lang w:val="ar_AE" w:bidi="ar_AE"/>
         </w:rPr>
@@ -20740,22 +18192,6 @@
       </w:r>
       <w:r>
         <w:rPr>
-          <w:lang w:val="ar_AE" w:bidi="ar_AE"/>
-        </w:rPr>
-        <w:t>עֹלָלֶ֛י⁠הָ יְרֻטְּשׁ֖וּ</w:t>
-      </w:r>
-    </w:p>
-    <w:p>
-      <w:pPr>
-        <w:bidi/>
-      </w:pPr>
-      <w:r>
-        <w:rPr>
-          <w:lang w:val="ar_AE" w:bidi="ar_AE"/>
-        </w:rPr>
-      </w:r>
-      <w:r>
-        <w:rPr>
           <w:b/>
           <w:lang w:val="ar_AE" w:bidi="ar_AE"/>
         </w:rPr>
@@ -20855,22 +18291,6 @@
       </w:r>
       <w:r>
         <w:rPr>
-          <w:lang w:val="ar_AE" w:bidi="ar_AE"/>
-        </w:rPr>
-        <w:t>בְּ⁠רֹ֣אשׁ כָּל־חוּצ֑וֹת</w:t>
-      </w:r>
-    </w:p>
-    <w:p>
-      <w:pPr>
-        <w:bidi/>
-      </w:pPr>
-      <w:r>
-        <w:rPr>
-          <w:lang w:val="ar_AE" w:bidi="ar_AE"/>
-        </w:rPr>
-      </w:r>
-      <w:r>
-        <w:rPr>
           <w:b/>
           <w:lang w:val="ar_AE" w:bidi="ar_AE"/>
         </w:rPr>
@@ -20983,22 +18403,6 @@
       </w:r>
       <w:r>
         <w:rPr>
-          <w:lang w:val="ar_AE" w:bidi="ar_AE"/>
-        </w:rPr>
-        <w:t>יַדּ֣וּ</w:t>
-      </w:r>
-    </w:p>
-    <w:p>
-      <w:pPr>
-        <w:bidi/>
-      </w:pPr>
-      <w:r>
-        <w:rPr>
-          <w:lang w:val="ar_AE" w:bidi="ar_AE"/>
-        </w:rPr>
-      </w:r>
-      <w:r>
-        <w:rPr>
           <w:b/>
           <w:lang w:val="ar_AE" w:bidi="ar_AE"/>
         </w:rPr>
@@ -21129,22 +18533,6 @@
       </w:r>
       <w:r>
         <w:rPr>
-          <w:lang w:val="ar_AE" w:bidi="ar_AE"/>
-        </w:rPr>
-        <w:t>וְ⁠כָל־גְּדוֹלֶ֖י⁠הָ רֻתְּק֥וּ</w:t>
-      </w:r>
-    </w:p>
-    <w:p>
-      <w:pPr>
-        <w:bidi/>
-      </w:pPr>
-      <w:r>
-        <w:rPr>
-          <w:lang w:val="ar_AE" w:bidi="ar_AE"/>
-        </w:rPr>
-      </w:r>
-      <w:r>
-        <w:rPr>
           <w:b/>
           <w:lang w:val="ar_AE" w:bidi="ar_AE"/>
         </w:rPr>
@@ -21251,22 +18639,6 @@
       </w:r>
       <w:r>
         <w:rPr>
-          <w:lang w:val="ar_AE" w:bidi="ar_AE"/>
-        </w:rPr>
-        <w:t>אַ֣תְּ</w:t>
-      </w:r>
-    </w:p>
-    <w:p>
-      <w:pPr>
-        <w:bidi/>
-      </w:pPr>
-      <w:r>
-        <w:rPr>
-          <w:lang w:val="ar_AE" w:bidi="ar_AE"/>
-        </w:rPr>
-      </w:r>
-      <w:r>
-        <w:rPr>
           <w:b/>
           <w:lang w:val="ar_AE" w:bidi="ar_AE"/>
         </w:rPr>
@@ -21386,22 +18758,6 @@
       </w:r>
       <w:r>
         <w:rPr>
-          <w:lang w:val="ar_AE" w:bidi="ar_AE"/>
-        </w:rPr>
-        <w:t>תִּשְׁכְּרִ֔י</w:t>
-      </w:r>
-    </w:p>
-    <w:p>
-      <w:pPr>
-        <w:bidi/>
-      </w:pPr>
-      <w:r>
-        <w:rPr>
-          <w:lang w:val="ar_AE" w:bidi="ar_AE"/>
-        </w:rPr>
-      </w:r>
-      <w:r>
-        <w:rPr>
           <w:b/>
           <w:lang w:val="ar_AE" w:bidi="ar_AE"/>
         </w:rPr>
@@ -21508,22 +18864,6 @@
       </w:r>
       <w:r>
         <w:rPr>
-          <w:lang w:val="ar_AE" w:bidi="ar_AE"/>
-        </w:rPr>
-        <w:t>תְּהִ֖י נַֽעֲלָמָ֑ה</w:t>
-      </w:r>
-    </w:p>
-    <w:p>
-      <w:pPr>
-        <w:bidi/>
-      </w:pPr>
-      <w:r>
-        <w:rPr>
-          <w:lang w:val="ar_AE" w:bidi="ar_AE"/>
-        </w:rPr>
-      </w:r>
-      <w:r>
-        <w:rPr>
           <w:b/>
           <w:lang w:val="ar_AE" w:bidi="ar_AE"/>
         </w:rPr>
@@ -21630,22 +18970,6 @@
       </w:r>
       <w:r>
         <w:rPr>
-          <w:lang w:val="ar_AE" w:bidi="ar_AE"/>
-        </w:rPr>
-        <w:t>כָּ֨ל־מִבְצָרַ֔יִ⁠ךְ תְּאֵנִ֖ים עִם־בִּכּוּרִ֑ים</w:t>
-      </w:r>
-    </w:p>
-    <w:p>
-      <w:pPr>
-        <w:bidi/>
-      </w:pPr>
-      <w:r>
-        <w:rPr>
-          <w:lang w:val="ar_AE" w:bidi="ar_AE"/>
-        </w:rPr>
-      </w:r>
-      <w:r>
-        <w:rPr>
           <w:b/>
           <w:lang w:val="ar_AE" w:bidi="ar_AE"/>
         </w:rPr>
@@ -21791,22 +19115,6 @@
       </w:r>
       <w:r>
         <w:rPr>
-          <w:lang w:val="ar_AE" w:bidi="ar_AE"/>
-        </w:rPr>
-        <w:t>הִנֵּ֨ה</w:t>
-      </w:r>
-    </w:p>
-    <w:p>
-      <w:pPr>
-        <w:bidi/>
-      </w:pPr>
-      <w:r>
-        <w:rPr>
-          <w:lang w:val="ar_AE" w:bidi="ar_AE"/>
-        </w:rPr>
-      </w:r>
-      <w:r>
-        <w:rPr>
           <w:b/>
           <w:lang w:val="ar_AE" w:bidi="ar_AE"/>
         </w:rPr>
@@ -21913,22 +19221,6 @@
       </w:r>
       <w:r>
         <w:rPr>
-          <w:lang w:val="ar_AE" w:bidi="ar_AE"/>
-        </w:rPr>
-        <w:t>עַמֵּ֤⁠ךְ</w:t>
-      </w:r>
-    </w:p>
-    <w:p>
-      <w:pPr>
-        <w:bidi/>
-      </w:pPr>
-      <w:r>
-        <w:rPr>
-          <w:lang w:val="ar_AE" w:bidi="ar_AE"/>
-        </w:rPr>
-      </w:r>
-      <w:r>
-        <w:rPr>
           <w:b/>
           <w:lang w:val="ar_AE" w:bidi="ar_AE"/>
         </w:rPr>
@@ -22048,22 +19340,6 @@
       </w:r>
       <w:r>
         <w:rPr>
-          <w:lang w:val="ar_AE" w:bidi="ar_AE"/>
-        </w:rPr>
-        <w:t>נָשִׁים֙</w:t>
-      </w:r>
-    </w:p>
-    <w:p>
-      <w:pPr>
-        <w:bidi/>
-      </w:pPr>
-      <w:r>
-        <w:rPr>
-          <w:lang w:val="ar_AE" w:bidi="ar_AE"/>
-        </w:rPr>
-      </w:r>
-      <w:r>
-        <w:rPr>
           <w:b/>
           <w:lang w:val="ar_AE" w:bidi="ar_AE"/>
         </w:rPr>
@@ -22196,22 +19472,6 @@
       </w:r>
       <w:r>
         <w:rPr>
-          <w:lang w:val="ar_AE" w:bidi="ar_AE"/>
-        </w:rPr>
-        <w:t>פָּת֥וֹחַ נִפְתְּח֖וּ</w:t>
-      </w:r>
-    </w:p>
-    <w:p>
-      <w:pPr>
-        <w:bidi/>
-      </w:pPr>
-      <w:r>
-        <w:rPr>
-          <w:lang w:val="ar_AE" w:bidi="ar_AE"/>
-        </w:rPr>
-      </w:r>
-      <w:r>
-        <w:rPr>
           <w:b/>
           <w:lang w:val="ar_AE" w:bidi="ar_AE"/>
         </w:rPr>
@@ -22331,22 +19591,6 @@
       </w:r>
       <w:r>
         <w:rPr>
-          <w:lang w:val="ar_AE" w:bidi="ar_AE"/>
-        </w:rPr>
-        <w:t>נִפְתְּח֖וּ &amp; אָכְלָ֥ה</w:t>
-      </w:r>
-    </w:p>
-    <w:p>
-      <w:pPr>
-        <w:bidi/>
-      </w:pPr>
-      <w:r>
-        <w:rPr>
-          <w:lang w:val="ar_AE" w:bidi="ar_AE"/>
-        </w:rPr>
-      </w:r>
-      <w:r>
-        <w:rPr>
           <w:b/>
           <w:lang w:val="ar_AE" w:bidi="ar_AE"/>
         </w:rPr>
@@ -22467,22 +19711,6 @@
       </w:r>
       <w:r>
         <w:rPr>
-          <w:lang w:val="ar_AE" w:bidi="ar_AE"/>
-        </w:rPr>
-        <w:t>בְּרִיחָֽיִ⁠ך</w:t>
-      </w:r>
-    </w:p>
-    <w:p>
-      <w:pPr>
-        <w:bidi/>
-      </w:pPr>
-      <w:r>
-        <w:rPr>
-          <w:lang w:val="ar_AE" w:bidi="ar_AE"/>
-        </w:rPr>
-      </w:r>
-      <w:r>
-        <w:rPr>
           <w:b/>
           <w:lang w:val="ar_AE" w:bidi="ar_AE"/>
         </w:rPr>
@@ -22602,22 +19830,6 @@
       </w:r>
       <w:r>
         <w:rPr>
-          <w:lang w:val="ar_AE" w:bidi="ar_AE"/>
-        </w:rPr>
-        <w:t>מֵ֤י מָצוֹר֙ שַֽׁאֲבִי־לָ֔⁠ךְ</w:t>
-      </w:r>
-    </w:p>
-    <w:p>
-      <w:pPr>
-        <w:bidi/>
-      </w:pPr>
-      <w:r>
-        <w:rPr>
-          <w:lang w:val="ar_AE" w:bidi="ar_AE"/>
-        </w:rPr>
-      </w:r>
-      <w:r>
-        <w:rPr>
           <w:b/>
           <w:lang w:val="ar_AE" w:bidi="ar_AE"/>
         </w:rPr>
@@ -22737,22 +19949,6 @@
       </w:r>
       <w:r>
         <w:rPr>
-          <w:lang w:val="ar_AE" w:bidi="ar_AE"/>
-        </w:rPr>
-        <w:t>לָ֔⁠ךְ</w:t>
-      </w:r>
-    </w:p>
-    <w:p>
-      <w:pPr>
-        <w:bidi/>
-      </w:pPr>
-      <w:r>
-        <w:rPr>
-          <w:lang w:val="ar_AE" w:bidi="ar_AE"/>
-        </w:rPr>
-      </w:r>
-      <w:r>
-        <w:rPr>
           <w:b/>
           <w:lang w:val="ar_AE" w:bidi="ar_AE"/>
         </w:rPr>
@@ -22872,22 +20068,6 @@
       </w:r>
       <w:r>
         <w:rPr>
-          <w:lang w:val="ar_AE" w:bidi="ar_AE"/>
-        </w:rPr>
-        <w:t>מַלְבֵּֽן</w:t>
-      </w:r>
-    </w:p>
-    <w:p>
-      <w:pPr>
-        <w:bidi/>
-      </w:pPr>
-      <w:r>
-        <w:rPr>
-          <w:lang w:val="ar_AE" w:bidi="ar_AE"/>
-        </w:rPr>
-      </w:r>
-      <w:r>
-        <w:rPr>
           <w:b/>
           <w:lang w:val="ar_AE" w:bidi="ar_AE"/>
         </w:rPr>
@@ -23007,22 +20187,6 @@
       </w:r>
       <w:r>
         <w:rPr>
-          <w:lang w:val="ar_AE" w:bidi="ar_AE"/>
-        </w:rPr>
-        <w:t>שָׁ֚ם תֹּאכְלֵ֣⁠ךְ אֵ֔שׁ</w:t>
-      </w:r>
-    </w:p>
-    <w:p>
-      <w:pPr>
-        <w:bidi/>
-      </w:pPr>
-      <w:r>
-        <w:rPr>
-          <w:lang w:val="ar_AE" w:bidi="ar_AE"/>
-        </w:rPr>
-      </w:r>
-      <w:r>
-        <w:rPr>
           <w:b/>
           <w:lang w:val="ar_AE" w:bidi="ar_AE"/>
         </w:rPr>
@@ -23142,22 +20306,6 @@
       </w:r>
       <w:r>
         <w:rPr>
-          <w:lang w:val="ar_AE" w:bidi="ar_AE"/>
-        </w:rPr>
-        <w:t>תַּכְרִיתֵ֣⁠ךְ</w:t>
-      </w:r>
-    </w:p>
-    <w:p>
-      <w:pPr>
-        <w:bidi/>
-      </w:pPr>
-      <w:r>
-        <w:rPr>
-          <w:lang w:val="ar_AE" w:bidi="ar_AE"/>
-        </w:rPr>
-      </w:r>
-      <w:r>
-        <w:rPr>
           <w:b/>
           <w:lang w:val="ar_AE" w:bidi="ar_AE"/>
         </w:rPr>
@@ -23277,22 +20425,6 @@
       </w:r>
       <w:r>
         <w:rPr>
-          <w:lang w:val="ar_AE" w:bidi="ar_AE"/>
-        </w:rPr>
-        <w:t>כַּ⁠יָּ֑לֶק</w:t>
-      </w:r>
-    </w:p>
-    <w:p>
-      <w:pPr>
-        <w:bidi/>
-      </w:pPr>
-      <w:r>
-        <w:rPr>
-          <w:lang w:val="ar_AE" w:bidi="ar_AE"/>
-        </w:rPr>
-      </w:r>
-      <w:r>
-        <w:rPr>
           <w:b/>
           <w:lang w:val="ar_AE" w:bidi="ar_AE"/>
         </w:rPr>
@@ -23399,22 +20531,6 @@
       </w:r>
       <w:r>
         <w:rPr>
-          <w:lang w:val="ar_AE" w:bidi="ar_AE"/>
-        </w:rPr>
-        <w:t>כַּ⁠יֶּ֔לֶק</w:t>
-      </w:r>
-    </w:p>
-    <w:p>
-      <w:pPr>
-        <w:bidi/>
-      </w:pPr>
-      <w:r>
-        <w:rPr>
-          <w:lang w:val="ar_AE" w:bidi="ar_AE"/>
-        </w:rPr>
-      </w:r>
-      <w:r>
-        <w:rPr>
           <w:b/>
           <w:lang w:val="ar_AE" w:bidi="ar_AE"/>
         </w:rPr>
@@ -23521,22 +20637,6 @@
       </w:r>
       <w:r>
         <w:rPr>
-          <w:lang w:val="ar_AE" w:bidi="ar_AE"/>
-        </w:rPr>
-        <w:t>כָּ⁠אַרְבֶּֽה</w:t>
-      </w:r>
-    </w:p>
-    <w:p>
-      <w:pPr>
-        <w:bidi/>
-      </w:pPr>
-      <w:r>
-        <w:rPr>
-          <w:lang w:val="ar_AE" w:bidi="ar_AE"/>
-        </w:rPr>
-      </w:r>
-      <w:r>
-        <w:rPr>
           <w:b/>
           <w:lang w:val="ar_AE" w:bidi="ar_AE"/>
         </w:rPr>
@@ -23643,22 +20743,6 @@
       </w:r>
       <w:r>
         <w:rPr>
-          <w:lang w:val="ar_AE" w:bidi="ar_AE"/>
-        </w:rPr>
-        <w:t>הִרְבֵּית֙</w:t>
-      </w:r>
-    </w:p>
-    <w:p>
-      <w:pPr>
-        <w:bidi/>
-      </w:pPr>
-      <w:r>
-        <w:rPr>
-          <w:lang w:val="ar_AE" w:bidi="ar_AE"/>
-        </w:rPr>
-      </w:r>
-      <w:r>
-        <w:rPr>
           <w:b/>
           <w:lang w:val="ar_AE" w:bidi="ar_AE"/>
         </w:rPr>
@@ -23765,22 +20849,6 @@
       </w:r>
       <w:r>
         <w:rPr>
-          <w:lang w:val="ar_AE" w:bidi="ar_AE"/>
-        </w:rPr>
-        <w:t>מִ⁠כּוֹכְבֵ֖י הַ⁠שָּׁמָ֑יִם</w:t>
-      </w:r>
-    </w:p>
-    <w:p>
-      <w:pPr>
-        <w:bidi/>
-      </w:pPr>
-      <w:r>
-        <w:rPr>
-          <w:lang w:val="ar_AE" w:bidi="ar_AE"/>
-        </w:rPr>
-      </w:r>
-      <w:r>
-        <w:rPr>
           <w:b/>
           <w:lang w:val="ar_AE" w:bidi="ar_AE"/>
         </w:rPr>
@@ -23887,22 +20955,6 @@
       </w:r>
       <w:r>
         <w:rPr>
-          <w:lang w:val="ar_AE" w:bidi="ar_AE"/>
-        </w:rPr>
-        <w:t>יֶ֥לֶק פָּשַׁ֖ט וַ⁠יָּעֹֽף</w:t>
-      </w:r>
-    </w:p>
-    <w:p>
-      <w:pPr>
-        <w:bidi/>
-      </w:pPr>
-      <w:r>
-        <w:rPr>
-          <w:lang w:val="ar_AE" w:bidi="ar_AE"/>
-        </w:rPr>
-      </w:r>
-      <w:r>
-        <w:rPr>
           <w:b/>
           <w:lang w:val="ar_AE" w:bidi="ar_AE"/>
         </w:rPr>
@@ -24009,22 +21061,6 @@
       </w:r>
       <w:r>
         <w:rPr>
-          <w:lang w:val="ar_AE" w:bidi="ar_AE"/>
-        </w:rPr>
-        <w:t>פָּשַׁ֖ט</w:t>
-      </w:r>
-    </w:p>
-    <w:p>
-      <w:pPr>
-        <w:bidi/>
-      </w:pPr>
-      <w:r>
-        <w:rPr>
-          <w:lang w:val="ar_AE" w:bidi="ar_AE"/>
-        </w:rPr>
-      </w:r>
-      <w:r>
-        <w:rPr>
           <w:b/>
           <w:lang w:val="ar_AE" w:bidi="ar_AE"/>
         </w:rPr>
@@ -24144,22 +21180,6 @@
       </w:r>
       <w:r>
         <w:rPr>
-          <w:lang w:val="ar_AE" w:bidi="ar_AE"/>
-        </w:rPr>
-        <w:t>מִנְּזָרַ֨יִ⁠ךְ֙ כָּֽ⁠אַרְבֶּ֔ה וְ⁠טַפְסְרַ֖יִ⁠ךְ כְּ⁠ג֣וֹב גֹּבָ֑י</w:t>
-      </w:r>
-    </w:p>
-    <w:p>
-      <w:pPr>
-        <w:bidi/>
-      </w:pPr>
-      <w:r>
-        <w:rPr>
-          <w:lang w:val="ar_AE" w:bidi="ar_AE"/>
-        </w:rPr>
-      </w:r>
-      <w:r>
-        <w:rPr>
           <w:b/>
           <w:lang w:val="ar_AE" w:bidi="ar_AE"/>
         </w:rPr>
@@ -24266,22 +21286,6 @@
       </w:r>
       <w:r>
         <w:rPr>
-          <w:lang w:val="ar_AE" w:bidi="ar_AE"/>
-        </w:rPr>
-        <w:t>מִנְּזָרַ֨יִ⁠ךְ֙ כָּֽ⁠אַרְבֶּ֔ה וְ⁠טַפְסְרַ֖יִ⁠ךְ כְּ⁠ג֣וֹב גֹּבָ֑י</w:t>
-      </w:r>
-    </w:p>
-    <w:p>
-      <w:pPr>
-        <w:bidi/>
-      </w:pPr>
-      <w:r>
-        <w:rPr>
-          <w:lang w:val="ar_AE" w:bidi="ar_AE"/>
-        </w:rPr>
-      </w:r>
-      <w:r>
-        <w:rPr>
           <w:b/>
           <w:lang w:val="ar_AE" w:bidi="ar_AE"/>
         </w:rPr>
@@ -24388,22 +21392,6 @@
       </w:r>
       <w:r>
         <w:rPr>
-          <w:lang w:val="ar_AE" w:bidi="ar_AE"/>
-        </w:rPr>
-        <w:t>וְ⁠טַפְסְרַ֖יִ⁠ךְ כְּ⁠ג֣וֹב גֹּבָ֑י</w:t>
-      </w:r>
-    </w:p>
-    <w:p>
-      <w:pPr>
-        <w:bidi/>
-      </w:pPr>
-      <w:r>
-        <w:rPr>
-          <w:lang w:val="ar_AE" w:bidi="ar_AE"/>
-        </w:rPr>
-      </w:r>
-      <w:r>
-        <w:rPr>
           <w:b/>
           <w:lang w:val="ar_AE" w:bidi="ar_AE"/>
         </w:rPr>
@@ -24510,22 +21498,6 @@
       </w:r>
       <w:r>
         <w:rPr>
-          <w:lang w:val="ar_AE" w:bidi="ar_AE"/>
-        </w:rPr>
-        <w:t>וְ⁠נוֹדַ֔ד &amp; מְקוֹמ֖⁠וֹ</w:t>
-      </w:r>
-    </w:p>
-    <w:p>
-      <w:pPr>
-        <w:bidi/>
-      </w:pPr>
-      <w:r>
-        <w:rPr>
-          <w:lang w:val="ar_AE" w:bidi="ar_AE"/>
-        </w:rPr>
-      </w:r>
-      <w:r>
-        <w:rPr>
           <w:b/>
           <w:lang w:val="ar_AE" w:bidi="ar_AE"/>
         </w:rPr>
@@ -24646,22 +21618,6 @@
       </w:r>
       <w:r>
         <w:rPr>
-          <w:lang w:val="ar_AE" w:bidi="ar_AE"/>
-        </w:rPr>
-        <w:t>נָמ֤וּ רֹעֶ֨י⁠ךָ֙ מֶ֣לֶךְ אַשּׁ֔וּר</w:t>
-      </w:r>
-    </w:p>
-    <w:p>
-      <w:pPr>
-        <w:bidi/>
-      </w:pPr>
-      <w:r>
-        <w:rPr>
-          <w:lang w:val="ar_AE" w:bidi="ar_AE"/>
-        </w:rPr>
-      </w:r>
-      <w:r>
-        <w:rPr>
           <w:b/>
           <w:lang w:val="ar_AE" w:bidi="ar_AE"/>
         </w:rPr>
@@ -24768,22 +21724,6 @@
       </w:r>
       <w:r>
         <w:rPr>
-          <w:lang w:val="ar_AE" w:bidi="ar_AE"/>
-        </w:rPr>
-        <w:t>נָמ֤וּ רֹעֶ֨י⁠ךָ֙ &amp; יִשְׁכְּנ֖וּ אַדִּירֶ֑י⁠ךָ</w:t>
-      </w:r>
-    </w:p>
-    <w:p>
-      <w:pPr>
-        <w:bidi/>
-      </w:pPr>
-      <w:r>
-        <w:rPr>
-          <w:lang w:val="ar_AE" w:bidi="ar_AE"/>
-        </w:rPr>
-      </w:r>
-      <w:r>
-        <w:rPr>
           <w:b/>
           <w:lang w:val="ar_AE" w:bidi="ar_AE"/>
         </w:rPr>
@@ -24904,22 +21844,6 @@
       </w:r>
       <w:r>
         <w:rPr>
-          <w:lang w:val="ar_AE" w:bidi="ar_AE"/>
-        </w:rPr>
-        <w:t>רֹעֶ֨י⁠ךָ֙</w:t>
-      </w:r>
-    </w:p>
-    <w:p>
-      <w:pPr>
-        <w:bidi/>
-      </w:pPr>
-      <w:r>
-        <w:rPr>
-          <w:lang w:val="ar_AE" w:bidi="ar_AE"/>
-        </w:rPr>
-      </w:r>
-      <w:r>
-        <w:rPr>
           <w:b/>
           <w:lang w:val="ar_AE" w:bidi="ar_AE"/>
         </w:rPr>
@@ -25026,22 +21950,6 @@
       </w:r>
       <w:r>
         <w:rPr>
-          <w:lang w:val="ar_AE" w:bidi="ar_AE"/>
-        </w:rPr>
-        <w:t>נָמ֤וּ &amp; יִשְׁכְּנ֖וּ</w:t>
-      </w:r>
-    </w:p>
-    <w:p>
-      <w:pPr>
-        <w:bidi/>
-      </w:pPr>
-      <w:r>
-        <w:rPr>
-          <w:lang w:val="ar_AE" w:bidi="ar_AE"/>
-        </w:rPr>
-      </w:r>
-      <w:r>
-        <w:rPr>
           <w:b/>
           <w:lang w:val="ar_AE" w:bidi="ar_AE"/>
         </w:rPr>
@@ -25188,22 +22096,6 @@
       </w:r>
       <w:r>
         <w:rPr>
-          <w:lang w:val="ar_AE" w:bidi="ar_AE"/>
-        </w:rPr>
-        <w:t>נָפֹ֧שׁוּ עַמְּ⁠ךָ֛</w:t>
-      </w:r>
-    </w:p>
-    <w:p>
-      <w:pPr>
-        <w:bidi/>
-      </w:pPr>
-      <w:r>
-        <w:rPr>
-          <w:lang w:val="ar_AE" w:bidi="ar_AE"/>
-        </w:rPr>
-      </w:r>
-      <w:r>
-        <w:rPr>
           <w:b/>
           <w:lang w:val="ar_AE" w:bidi="ar_AE"/>
         </w:rPr>
@@ -25310,22 +22202,6 @@
       </w:r>
       <w:r>
         <w:rPr>
-          <w:lang w:val="ar_AE" w:bidi="ar_AE"/>
-        </w:rPr>
-        <w:t>אֵין־כֵּהָ֣ה לְ⁠שִׁבְרֶ֔⁠ךָ</w:t>
-      </w:r>
-    </w:p>
-    <w:p>
-      <w:pPr>
-        <w:bidi/>
-      </w:pPr>
-      <w:r>
-        <w:rPr>
-          <w:lang w:val="ar_AE" w:bidi="ar_AE"/>
-        </w:rPr>
-      </w:r>
-      <w:r>
-        <w:rPr>
           <w:b/>
           <w:lang w:val="ar_AE" w:bidi="ar_AE"/>
         </w:rPr>
@@ -25432,22 +22308,6 @@
       </w:r>
       <w:r>
         <w:rPr>
-          <w:lang w:val="ar_AE" w:bidi="ar_AE"/>
-        </w:rPr>
-        <w:t>נַחְלָ֖ה מַכָּתֶ֑⁠ךָ</w:t>
-      </w:r>
-    </w:p>
-    <w:p>
-      <w:pPr>
-        <w:bidi/>
-      </w:pPr>
-      <w:r>
-        <w:rPr>
-          <w:lang w:val="ar_AE" w:bidi="ar_AE"/>
-        </w:rPr>
-      </w:r>
-      <w:r>
-        <w:rPr>
           <w:b/>
           <w:lang w:val="ar_AE" w:bidi="ar_AE"/>
         </w:rPr>
@@ -25567,22 +22427,6 @@
       </w:r>
       <w:r>
         <w:rPr>
-          <w:lang w:val="ar_AE" w:bidi="ar_AE"/>
-        </w:rPr>
-        <w:t>שֹׁמְעֵ֣י שִׁמְעֲ⁠ךָ֗</w:t>
-      </w:r>
-    </w:p>
-    <w:p>
-      <w:pPr>
-        <w:bidi/>
-      </w:pPr>
-      <w:r>
-        <w:rPr>
-          <w:lang w:val="ar_AE" w:bidi="ar_AE"/>
-        </w:rPr>
-      </w:r>
-      <w:r>
-        <w:rPr>
           <w:b/>
           <w:lang w:val="ar_AE" w:bidi="ar_AE"/>
         </w:rPr>
@@ -25702,22 +22546,6 @@
       </w:r>
       <w:r>
         <w:rPr>
-          <w:lang w:val="ar_AE" w:bidi="ar_AE"/>
-        </w:rPr>
-        <w:t>תָּ֤קְעוּ כַף֙</w:t>
-      </w:r>
-    </w:p>
-    <w:p>
-      <w:pPr>
-        <w:bidi/>
-      </w:pPr>
-      <w:r>
-        <w:rPr>
-          <w:lang w:val="ar_AE" w:bidi="ar_AE"/>
-        </w:rPr>
-      </w:r>
-      <w:r>
-        <w:rPr>
           <w:b/>
           <w:lang w:val="ar_AE" w:bidi="ar_AE"/>
         </w:rPr>
@@ -25824,22 +22652,6 @@
       </w:r>
       <w:r>
         <w:rPr>
-          <w:lang w:val="ar_AE" w:bidi="ar_AE"/>
-        </w:rPr>
-        <w:t>כִּ֗י עַל־מִ֛י לֹֽא־עָבְרָ֥ה רָעָתְ⁠ךָ֖ תָּמִֽיד</w:t>
-      </w:r>
-    </w:p>
-    <w:p>
-      <w:pPr>
-        <w:bidi/>
-      </w:pPr>
-      <w:r>
-        <w:rPr>
-          <w:lang w:val="ar_AE" w:bidi="ar_AE"/>
-        </w:rPr>
-      </w:r>
-      <w:r>
-        <w:rPr>
           <w:b/>
           <w:lang w:val="ar_AE" w:bidi="ar_AE"/>
         </w:rPr>
@@ -25933,22 +22745,6 @@
         <w:rPr>
           <w:lang w:val="ar_AE" w:bidi="ar_AE"/>
         </w:rPr>
-      </w:r>
-    </w:p>
-    <w:p>
-      <w:pPr>
-        <w:bidi/>
-      </w:pPr>
-      <w:r>
-        <w:rPr>
-          <w:lang w:val="ar_AE" w:bidi="ar_AE"/>
-        </w:rPr>
-      </w:r>
-      <w:r>
-        <w:rPr>
-          <w:lang w:val="ar_AE" w:bidi="ar_AE"/>
-        </w:rPr>
-        <w:t>רָעָתְ⁠ךָ֖ תָּמִֽיד</w:t>
       </w:r>
     </w:p>
     <w:p>

--- a/arb/docx/34.content.docx
+++ b/arb/docx/34.content.docx
@@ -32,16 +32,51 @@
     </w:p>
     <w:p>
       <w:pPr>
-        <w:bidi/>
-      </w:pPr>
-      <w:r>
-        <w:rPr>
-          <w:lang w:val="ar_AE" w:bidi="ar_AE"/>
-        </w:rPr>
-      </w:r>
-      <w:r>
-        <w:rPr>
-          <w:b/>
+        <w:pStyle w:val="Heading2"/>
+        <w:bidi/>
+      </w:pPr>
+      <w:r>
+        <w:rPr>
+          <w:lang w:val="ar_AE" w:bidi="ar_AE"/>
+        </w:rPr>
+        <w:t>License Information</w:t>
+      </w:r>
+      <w:r>
+        <w:rPr>
+          <w:lang w:val="ar_AE" w:bidi="ar_AE"/>
+        </w:rPr>
+      </w:r>
+    </w:p>
+    <w:p>
+      <w:pPr>
+        <w:bidi/>
+      </w:pPr>
+      <w:r>
+        <w:rPr>
+          <w:lang w:val="ar_AE" w:bidi="ar_AE"/>
+        </w:rPr>
+      </w:r>
+      <w:r>
+        <w:rPr>
+          <w:b/>
+          <w:lang w:val="ar_AE" w:bidi="ar_AE"/>
+        </w:rPr>
+        <w:t>ملاحظات الترجمة (كلمة متكشفة)</w:t>
+      </w:r>
+      <w:r>
+        <w:rPr>
+          <w:lang w:val="ar_AE" w:bidi="ar_AE"/>
+        </w:rPr>
+        <w:t xml:space="preserve"> (Arabic) is based on</w:t>
+      </w:r>
+      <w:r>
+        <w:rPr>
+          <w:lang w:val="ar_AE" w:bidi="ar_AE"/>
+        </w:rPr>
+        <w:t xml:space="preserve">: </w:t>
+      </w:r>
+      <w:r>
+        <w:rPr>
           <w:lang w:val="ar_AE" w:bidi="ar_AE"/>
         </w:rPr>
         <w:t>unfoldingWord® Translation Notes</w:t>
@@ -50,31 +85,64 @@
         <w:rPr>
           <w:lang w:val="ar_AE" w:bidi="ar_AE"/>
         </w:rPr>
-        <w:t xml:space="preserve"> © 2022 unfoldingWord. Released under CC BY-SA 4.0 license. </w:t>
-      </w:r>
-      <w:r>
-        <w:rPr>
-          <w:lang w:val="ar_AE" w:bidi="ar_AE"/>
-        </w:rPr>
-        <w:t>unfoldingWord® Translation Notes</w:t>
-      </w:r>
-      <w:r>
-        <w:rPr>
-          <w:lang w:val="ar_AE" w:bidi="ar_AE"/>
-        </w:rPr>
-        <w:t xml:space="preserve"> has been adapted in the following languages: Tok Pisin, Arabic (عربي), French (Français), Hindi (हिंदी), Indonesian (Bahasa Indonesia), Portuguese (Português), Russian (Русский), Spanish (Español), Swahili (Kiswahili), and Simplified Chinese (简体中文) from </w:t>
-      </w:r>
-      <w:r>
-        <w:rPr>
-          <w:lang w:val="ar_AE" w:bidi="ar_AE"/>
-        </w:rPr>
-        <w:t>unfoldingWord® Translation Notes</w:t>
-      </w:r>
-      <w:r>
-        <w:rPr>
-          <w:lang w:val="ar_AE" w:bidi="ar_AE"/>
-        </w:rPr>
-        <w:t xml:space="preserve"> © 2022 unfoldingWord. Released under CC BY-SA 4.0 license by Mission Mutual</w:t>
+        <w:t xml:space="preserve">, </w:t>
+      </w:r>
+      <w:hyperlink r:id="rId13">
+        <w:r>
+          <w:rPr>
+            <w:lang w:val="ar_AE" w:bidi="ar_AE"/>
+          </w:rPr>
+          <w:rPr>
+            <w:color w:val="0000EE"/>
+            <w:u w:val="single"/>
+          </w:rPr>
+          <w:t>unfoldingWord</w:t>
+        </w:r>
+      </w:hyperlink>
+      <w:r>
+        <w:rPr>
+          <w:lang w:val="ar_AE" w:bidi="ar_AE"/>
+        </w:rPr>
+        <w:t xml:space="preserve">, 2022, which is licensed under a </w:t>
+      </w:r>
+      <w:hyperlink r:id="rId14">
+        <w:r>
+          <w:rPr>
+            <w:lang w:val="ar_AE" w:bidi="ar_AE"/>
+          </w:rPr>
+          <w:rPr>
+            <w:color w:val="0000EE"/>
+            <w:u w:val="single"/>
+          </w:rPr>
+          <w:t>CC BY-SA 4.0 license</w:t>
+        </w:r>
+      </w:hyperlink>
+      <w:r>
+        <w:rPr>
+          <w:lang w:val="ar_AE" w:bidi="ar_AE"/>
+        </w:rPr>
+        <w:t>.</w:t>
+      </w:r>
+      <w:r>
+        <w:rPr>
+          <w:lang w:val="ar_AE" w:bidi="ar_AE"/>
+        </w:rPr>
+      </w:r>
+    </w:p>
+    <w:p>
+      <w:pPr>
+        <w:bidi/>
+      </w:pPr>
+      <w:r>
+        <w:rPr>
+          <w:lang w:val="ar_AE" w:bidi="ar_AE"/>
+        </w:rPr>
+      </w:r>
+      <w:r>
+        <w:rPr>
+          <w:lang w:val="ar_AE" w:bidi="ar_AE"/>
+        </w:rPr>
+        <w:t>This PDF version is provided under the same license.</w:t>
       </w:r>
       <w:r>
         <w:rPr>
@@ -517,7 +585,7 @@
         </w:rPr>
         <w:t>في هذه النبوّة، يخاطب الرب كثيرًا شعب يهوذا وشعب نينوى بكلمة "يهوذا" و"نينوى"، حيث يستخدم اسم الأمة أو المدينة ليمثّل الشعب. كما يستعمل أفعالًا بصيغة المفرد تصف الأمة أو المدينة وكأنها تفعل ما يفعله البشر. مثلًا، يُصوَّر يهوذا وهو يلبس النير والرُبط</w:t>
       </w:r>
-      <w:hyperlink r:id="rId13">
+      <w:hyperlink r:id="rId15">
         <w:r>
           <w:rPr>
             <w:lang w:val="ar_AE" w:bidi="ar_AE"/>
@@ -535,7 +603,7 @@
         </w:rPr>
         <w:t xml:space="preserve"> أو يحتفل بالأعياد ويوفي النذور </w:t>
       </w:r>
-      <w:hyperlink r:id="rId14">
+      <w:hyperlink r:id="rId16">
         <w:r>
           <w:rPr>
             <w:lang w:val="ar_AE" w:bidi="ar_AE"/>
@@ -553,7 +621,7 @@
         </w:rPr>
         <w:t xml:space="preserve">. ويُصوَّر نينوى كجندي يحرس الأسوار ويراقب الطريق ويشدّ حقويه </w:t>
       </w:r>
-      <w:hyperlink r:id="rId15">
+      <w:hyperlink r:id="rId17">
         <w:r>
           <w:rPr>
             <w:lang w:val="ar_AE" w:bidi="ar_AE"/>
@@ -571,7 +639,7 @@
         </w:rPr>
         <w:t xml:space="preserve">، وأيضًا كزانية يجرّدها الرب من ثيابها ويغطيها بالقاذورات </w:t>
       </w:r>
-      <w:hyperlink r:id="rId16">
+      <w:hyperlink r:id="rId18">
         <w:r>
           <w:rPr>
             <w:lang w:val="ar_AE" w:bidi="ar_AE"/>
@@ -589,7 +657,7 @@
         </w:rPr>
         <w:t xml:space="preserve">، وكأنها سكران يختبئ </w:t>
       </w:r>
-      <w:hyperlink r:id="rId17">
+      <w:hyperlink r:id="rId19">
         <w:r>
           <w:rPr>
             <w:lang w:val="ar_AE" w:bidi="ar_AE"/>
@@ -970,6 +1038,22 @@
       </w:r>
       <w:r>
         <w:rPr>
+          <w:lang w:val="ar_AE" w:bidi="ar_AE"/>
+        </w:rPr>
+        <w:t>מַשָּׂ֖א</w:t>
+      </w:r>
+    </w:p>
+    <w:p>
+      <w:pPr>
+        <w:bidi/>
+      </w:pPr>
+      <w:r>
+        <w:rPr>
+          <w:lang w:val="ar_AE" w:bidi="ar_AE"/>
+        </w:rPr>
+      </w:r>
+      <w:r>
+        <w:rPr>
           <w:b/>
           <w:lang w:val="ar_AE" w:bidi="ar_AE"/>
         </w:rPr>
@@ -1075,6 +1159,22 @@
       </w:r>
       <w:r>
         <w:rPr>
+          <w:lang w:val="ar_AE" w:bidi="ar_AE"/>
+        </w:rPr>
+        <w:t>הָ⁠אֶלְקֹשִֽׁי</w:t>
+      </w:r>
+    </w:p>
+    <w:p>
+      <w:pPr>
+        <w:bidi/>
+      </w:pPr>
+      <w:r>
+        <w:rPr>
+          <w:lang w:val="ar_AE" w:bidi="ar_AE"/>
+        </w:rPr>
+      </w:r>
+      <w:r>
+        <w:rPr>
           <w:b/>
           <w:lang w:val="ar_AE" w:bidi="ar_AE"/>
         </w:rPr>
@@ -1174,6 +1274,22 @@
       </w:r>
       <w:r>
         <w:rPr>
+          <w:lang w:val="ar_AE" w:bidi="ar_AE"/>
+        </w:rPr>
+        <w:t>נֹקֵ֤ם &amp; לְ⁠צָרָ֔י⁠ו</w:t>
+      </w:r>
+    </w:p>
+    <w:p>
+      <w:pPr>
+        <w:bidi/>
+      </w:pPr>
+      <w:r>
+        <w:rPr>
+          <w:lang w:val="ar_AE" w:bidi="ar_AE"/>
+        </w:rPr>
+      </w:r>
+      <w:r>
+        <w:rPr>
           <w:b/>
           <w:lang w:val="ar_AE" w:bidi="ar_AE"/>
         </w:rPr>
@@ -1279,6 +1395,22 @@
       </w:r>
       <w:r>
         <w:rPr>
+          <w:lang w:val="ar_AE" w:bidi="ar_AE"/>
+        </w:rPr>
+        <w:t>אֵ֣ל קַנּ֤וֹא וְ⁠נֹקֵם֙ יְהוָ֔ה נֹקֵ֥ם יְהוָ֖ה וּ⁠בַ֣עַל חֵמָ֑ה</w:t>
+      </w:r>
+    </w:p>
+    <w:p>
+      <w:pPr>
+        <w:bidi/>
+      </w:pPr>
+      <w:r>
+        <w:rPr>
+          <w:lang w:val="ar_AE" w:bidi="ar_AE"/>
+        </w:rPr>
+      </w:r>
+      <w:r>
+        <w:rPr>
           <w:b/>
           <w:lang w:val="ar_AE" w:bidi="ar_AE"/>
         </w:rPr>
@@ -1371,6 +1503,22 @@
       </w:r>
       <w:r>
         <w:rPr>
+          <w:lang w:val="ar_AE" w:bidi="ar_AE"/>
+        </w:rPr>
+        <w:t>וּ⁠בַ֣עַל חֵמָ֑ה</w:t>
+      </w:r>
+    </w:p>
+    <w:p>
+      <w:pPr>
+        <w:bidi/>
+      </w:pPr>
+      <w:r>
+        <w:rPr>
+          <w:lang w:val="ar_AE" w:bidi="ar_AE"/>
+        </w:rPr>
+      </w:r>
+      <w:r>
+        <w:rPr>
           <w:b/>
           <w:lang w:val="ar_AE" w:bidi="ar_AE"/>
         </w:rPr>
@@ -1476,6 +1624,22 @@
       </w:r>
       <w:r>
         <w:rPr>
+          <w:lang w:val="ar_AE" w:bidi="ar_AE"/>
+        </w:rPr>
+        <w:t>נֹקֵ֤ם יְהוָה֙ לְ⁠צָרָ֔י⁠ו וְ⁠נוֹטֵ֥ר ה֖וּא לְ⁠אֹיְבָֽי⁠ו</w:t>
+      </w:r>
+    </w:p>
+    <w:p>
+      <w:pPr>
+        <w:bidi/>
+      </w:pPr>
+      <w:r>
+        <w:rPr>
+          <w:lang w:val="ar_AE" w:bidi="ar_AE"/>
+        </w:rPr>
+      </w:r>
+      <w:r>
+        <w:rPr>
           <w:b/>
           <w:lang w:val="ar_AE" w:bidi="ar_AE"/>
         </w:rPr>
@@ -1582,6 +1746,22 @@
       </w:r>
       <w:r>
         <w:rPr>
+          <w:lang w:val="ar_AE" w:bidi="ar_AE"/>
+        </w:rPr>
+        <w:t>וְ⁠נוֹטֵ֥ר ה֖וּא לְ⁠אֹיְבָֽי⁠ו</w:t>
+      </w:r>
+    </w:p>
+    <w:p>
+      <w:pPr>
+        <w:bidi/>
+      </w:pPr>
+      <w:r>
+        <w:rPr>
+          <w:lang w:val="ar_AE" w:bidi="ar_AE"/>
+        </w:rPr>
+      </w:r>
+      <w:r>
+        <w:rPr>
           <w:b/>
           <w:lang w:val="ar_AE" w:bidi="ar_AE"/>
         </w:rPr>
@@ -1687,6 +1867,22 @@
       </w:r>
       <w:r>
         <w:rPr>
+          <w:lang w:val="ar_AE" w:bidi="ar_AE"/>
+        </w:rPr>
+        <w:t>אֶ֤רֶךְ אַפַּ֨יִם֙</w:t>
+      </w:r>
+    </w:p>
+    <w:p>
+      <w:pPr>
+        <w:bidi/>
+      </w:pPr>
+      <w:r>
+        <w:rPr>
+          <w:lang w:val="ar_AE" w:bidi="ar_AE"/>
+        </w:rPr>
+      </w:r>
+      <w:r>
+        <w:rPr>
           <w:b/>
           <w:lang w:val="ar_AE" w:bidi="ar_AE"/>
         </w:rPr>
@@ -1792,6 +1988,22 @@
       </w:r>
       <w:r>
         <w:rPr>
+          <w:lang w:val="ar_AE" w:bidi="ar_AE"/>
+        </w:rPr>
+        <w:t>ו⁠גדול־כֹּ֔חַ</w:t>
+      </w:r>
+    </w:p>
+    <w:p>
+      <w:pPr>
+        <w:bidi/>
+      </w:pPr>
+      <w:r>
+        <w:rPr>
+          <w:lang w:val="ar_AE" w:bidi="ar_AE"/>
+        </w:rPr>
+      </w:r>
+      <w:r>
+        <w:rPr>
           <w:b/>
           <w:lang w:val="ar_AE" w:bidi="ar_AE"/>
         </w:rPr>
@@ -1897,6 +2109,22 @@
       </w:r>
       <w:r>
         <w:rPr>
+          <w:lang w:val="ar_AE" w:bidi="ar_AE"/>
+        </w:rPr>
+        <w:t>וְ⁠נַקֵּ֖ה לֹ֣א יְנַקֶּ֑ה</w:t>
+      </w:r>
+    </w:p>
+    <w:p>
+      <w:pPr>
+        <w:bidi/>
+      </w:pPr>
+      <w:r>
+        <w:rPr>
+          <w:lang w:val="ar_AE" w:bidi="ar_AE"/>
+        </w:rPr>
+      </w:r>
+      <w:r>
+        <w:rPr>
           <w:b/>
           <w:lang w:val="ar_AE" w:bidi="ar_AE"/>
         </w:rPr>
@@ -2002,6 +2230,22 @@
       </w:r>
       <w:r>
         <w:rPr>
+          <w:lang w:val="ar_AE" w:bidi="ar_AE"/>
+        </w:rPr>
+        <w:t>גּוֹעֵ֤ר</w:t>
+      </w:r>
+    </w:p>
+    <w:p>
+      <w:pPr>
+        <w:bidi/>
+      </w:pPr>
+      <w:r>
+        <w:rPr>
+          <w:lang w:val="ar_AE" w:bidi="ar_AE"/>
+        </w:rPr>
+      </w:r>
+      <w:r>
+        <w:rPr>
           <w:b/>
           <w:lang w:val="ar_AE" w:bidi="ar_AE"/>
         </w:rPr>
@@ -2107,6 +2351,22 @@
       </w:r>
       <w:r>
         <w:rPr>
+          <w:lang w:val="ar_AE" w:bidi="ar_AE"/>
+        </w:rPr>
+        <w:t>אֻמְלַ֤ל בָּשָׁן֙</w:t>
+      </w:r>
+    </w:p>
+    <w:p>
+      <w:pPr>
+        <w:bidi/>
+      </w:pPr>
+      <w:r>
+        <w:rPr>
+          <w:lang w:val="ar_AE" w:bidi="ar_AE"/>
+        </w:rPr>
+      </w:r>
+      <w:r>
+        <w:rPr>
           <w:b/>
           <w:lang w:val="ar_AE" w:bidi="ar_AE"/>
         </w:rPr>
@@ -2212,6 +2472,22 @@
       </w:r>
       <w:r>
         <w:rPr>
+          <w:lang w:val="ar_AE" w:bidi="ar_AE"/>
+        </w:rPr>
+        <w:t>וְ⁠כַרְמֶ֔ל</w:t>
+      </w:r>
+    </w:p>
+    <w:p>
+      <w:pPr>
+        <w:bidi/>
+      </w:pPr>
+      <w:r>
+        <w:rPr>
+          <w:lang w:val="ar_AE" w:bidi="ar_AE"/>
+        </w:rPr>
+      </w:r>
+      <w:r>
+        <w:rPr>
           <w:b/>
           <w:lang w:val="ar_AE" w:bidi="ar_AE"/>
         </w:rPr>
@@ -2311,6 +2587,22 @@
       </w:r>
       <w:r>
         <w:rPr>
+          <w:lang w:val="ar_AE" w:bidi="ar_AE"/>
+        </w:rPr>
+        <w:t>וְ⁠כַרְמֶ֔ל</w:t>
+      </w:r>
+    </w:p>
+    <w:p>
+      <w:pPr>
+        <w:bidi/>
+      </w:pPr>
+      <w:r>
+        <w:rPr>
+          <w:lang w:val="ar_AE" w:bidi="ar_AE"/>
+        </w:rPr>
+      </w:r>
+      <w:r>
+        <w:rPr>
           <w:b/>
           <w:lang w:val="ar_AE" w:bidi="ar_AE"/>
         </w:rPr>
@@ -2403,6 +2695,22 @@
       </w:r>
       <w:r>
         <w:rPr>
+          <w:lang w:val="ar_AE" w:bidi="ar_AE"/>
+        </w:rPr>
+        <w:t>וְ⁠הַ⁠גְּבָע֖וֹת הִתְמֹגָ֑גוּ</w:t>
+      </w:r>
+    </w:p>
+    <w:p>
+      <w:pPr>
+        <w:bidi/>
+      </w:pPr>
+      <w:r>
+        <w:rPr>
+          <w:lang w:val="ar_AE" w:bidi="ar_AE"/>
+        </w:rPr>
+      </w:r>
+      <w:r>
+        <w:rPr>
           <w:b/>
           <w:lang w:val="ar_AE" w:bidi="ar_AE"/>
         </w:rPr>
@@ -2495,6 +2803,22 @@
       </w:r>
       <w:r>
         <w:rPr>
+          <w:lang w:val="ar_AE" w:bidi="ar_AE"/>
+        </w:rPr>
+        <w:t>יֹ֥שְׁבֵי בָֽ⁠הּ</w:t>
+      </w:r>
+    </w:p>
+    <w:p>
+      <w:pPr>
+        <w:bidi/>
+      </w:pPr>
+      <w:r>
+        <w:rPr>
+          <w:lang w:val="ar_AE" w:bidi="ar_AE"/>
+        </w:rPr>
+      </w:r>
+      <w:r>
+        <w:rPr>
           <w:b/>
           <w:lang w:val="ar_AE" w:bidi="ar_AE"/>
         </w:rPr>
@@ -2600,6 +2924,22 @@
       </w:r>
       <w:r>
         <w:rPr>
+          <w:lang w:val="ar_AE" w:bidi="ar_AE"/>
+        </w:rPr>
+        <w:t>לִ⁠פְנֵ֤י זַעְמ⁠וֹ֙ מִ֣י יַֽעֲמ֔וֹד וּ⁠מִ֥י יָק֖וּם בַּ⁠חֲר֣וֹן אַפּ֑⁠וֹ</w:t>
+      </w:r>
+    </w:p>
+    <w:p>
+      <w:pPr>
+        <w:bidi/>
+      </w:pPr>
+      <w:r>
+        <w:rPr>
+          <w:lang w:val="ar_AE" w:bidi="ar_AE"/>
+        </w:rPr>
+      </w:r>
+      <w:r>
+        <w:rPr>
           <w:b/>
           <w:lang w:val="ar_AE" w:bidi="ar_AE"/>
         </w:rPr>
@@ -2706,6 +3046,22 @@
       </w:r>
       <w:r>
         <w:rPr>
+          <w:lang w:val="ar_AE" w:bidi="ar_AE"/>
+        </w:rPr>
+        <w:t>לִ⁠פְנֵ֤י</w:t>
+      </w:r>
+    </w:p>
+    <w:p>
+      <w:pPr>
+        <w:bidi/>
+      </w:pPr>
+      <w:r>
+        <w:rPr>
+          <w:lang w:val="ar_AE" w:bidi="ar_AE"/>
+        </w:rPr>
+      </w:r>
+      <w:r>
+        <w:rPr>
           <w:b/>
           <w:lang w:val="ar_AE" w:bidi="ar_AE"/>
         </w:rPr>
@@ -2811,6 +3167,22 @@
       </w:r>
       <w:r>
         <w:rPr>
+          <w:lang w:val="ar_AE" w:bidi="ar_AE"/>
+        </w:rPr>
+        <w:t>בַּ⁠חֲר֣וֹן אַפּ֑⁠וֹ</w:t>
+      </w:r>
+    </w:p>
+    <w:p>
+      <w:pPr>
+        <w:bidi/>
+      </w:pPr>
+      <w:r>
+        <w:rPr>
+          <w:lang w:val="ar_AE" w:bidi="ar_AE"/>
+        </w:rPr>
+      </w:r>
+      <w:r>
+        <w:rPr>
           <w:b/>
           <w:lang w:val="ar_AE" w:bidi="ar_AE"/>
         </w:rPr>
@@ -2916,6 +3288,22 @@
       </w:r>
       <w:r>
         <w:rPr>
+          <w:lang w:val="ar_AE" w:bidi="ar_AE"/>
+        </w:rPr>
+        <w:t>לִ⁠פְנֵ֤י זַעְמ⁠וֹ֙ &amp; חֲמָת⁠וֹ֙ נִתְּכָ֣ה כָ⁠אֵ֔שׁ</w:t>
+      </w:r>
+    </w:p>
+    <w:p>
+      <w:pPr>
+        <w:bidi/>
+      </w:pPr>
+      <w:r>
+        <w:rPr>
+          <w:lang w:val="ar_AE" w:bidi="ar_AE"/>
+        </w:rPr>
+      </w:r>
+      <w:r>
+        <w:rPr>
           <w:b/>
           <w:lang w:val="ar_AE" w:bidi="ar_AE"/>
         </w:rPr>
@@ -3047,6 +3435,22 @@
       </w:r>
       <w:r>
         <w:rPr>
+          <w:lang w:val="ar_AE" w:bidi="ar_AE"/>
+        </w:rPr>
+        <w:t>לִ⁠פְנֵ֤י זַעְמ⁠וֹ֙ מִ֣י יַֽעֲמ֔וֹד</w:t>
+      </w:r>
+    </w:p>
+    <w:p>
+      <w:pPr>
+        <w:bidi/>
+      </w:pPr>
+      <w:r>
+        <w:rPr>
+          <w:lang w:val="ar_AE" w:bidi="ar_AE"/>
+        </w:rPr>
+      </w:r>
+      <w:r>
+        <w:rPr>
           <w:b/>
           <w:lang w:val="ar_AE" w:bidi="ar_AE"/>
         </w:rPr>
@@ -3139,6 +3543,22 @@
       </w:r>
       <w:r>
         <w:rPr>
+          <w:lang w:val="ar_AE" w:bidi="ar_AE"/>
+        </w:rPr>
+        <w:t>וּ⁠מִ֥י יָק֖וּם בַּ⁠חֲר֣וֹן אַפּ֑⁠וֹ</w:t>
+      </w:r>
+    </w:p>
+    <w:p>
+      <w:pPr>
+        <w:bidi/>
+      </w:pPr>
+      <w:r>
+        <w:rPr>
+          <w:lang w:val="ar_AE" w:bidi="ar_AE"/>
+        </w:rPr>
+      </w:r>
+      <w:r>
+        <w:rPr>
           <w:b/>
           <w:lang w:val="ar_AE" w:bidi="ar_AE"/>
         </w:rPr>
@@ -3231,6 +3651,22 @@
       </w:r>
       <w:r>
         <w:rPr>
+          <w:lang w:val="ar_AE" w:bidi="ar_AE"/>
+        </w:rPr>
+        <w:t>לְ⁠מָע֖וֹז</w:t>
+      </w:r>
+    </w:p>
+    <w:p>
+      <w:pPr>
+        <w:bidi/>
+      </w:pPr>
+      <w:r>
+        <w:rPr>
+          <w:lang w:val="ar_AE" w:bidi="ar_AE"/>
+        </w:rPr>
+      </w:r>
+      <w:r>
+        <w:rPr>
           <w:b/>
           <w:lang w:val="ar_AE" w:bidi="ar_AE"/>
         </w:rPr>
@@ -3323,6 +3759,22 @@
       </w:r>
       <w:r>
         <w:rPr>
+          <w:lang w:val="ar_AE" w:bidi="ar_AE"/>
+        </w:rPr>
+        <w:t>בְּ⁠י֣וֹם צָרָ֑ה</w:t>
+      </w:r>
+    </w:p>
+    <w:p>
+      <w:pPr>
+        <w:bidi/>
+      </w:pPr>
+      <w:r>
+        <w:rPr>
+          <w:lang w:val="ar_AE" w:bidi="ar_AE"/>
+        </w:rPr>
+      </w:r>
+      <w:r>
+        <w:rPr>
           <w:b/>
           <w:lang w:val="ar_AE" w:bidi="ar_AE"/>
         </w:rPr>
@@ -3441,6 +3893,22 @@
       </w:r>
       <w:r>
         <w:rPr>
+          <w:lang w:val="ar_AE" w:bidi="ar_AE"/>
+        </w:rPr>
+        <w:t>חֹ֥סֵי בֽ⁠וֹ</w:t>
+      </w:r>
+    </w:p>
+    <w:p>
+      <w:pPr>
+        <w:bidi/>
+      </w:pPr>
+      <w:r>
+        <w:rPr>
+          <w:lang w:val="ar_AE" w:bidi="ar_AE"/>
+        </w:rPr>
+      </w:r>
+      <w:r>
+        <w:rPr>
           <w:b/>
           <w:lang w:val="ar_AE" w:bidi="ar_AE"/>
         </w:rPr>
@@ -3546,6 +4014,22 @@
       </w:r>
       <w:r>
         <w:rPr>
+          <w:lang w:val="ar_AE" w:bidi="ar_AE"/>
+        </w:rPr>
+        <w:t>מְקוֹמָ֑⁠הּ</w:t>
+      </w:r>
+    </w:p>
+    <w:p>
+      <w:pPr>
+        <w:bidi/>
+      </w:pPr>
+      <w:r>
+        <w:rPr>
+          <w:lang w:val="ar_AE" w:bidi="ar_AE"/>
+        </w:rPr>
+      </w:r>
+      <w:r>
+        <w:rPr>
           <w:b/>
           <w:lang w:val="ar_AE" w:bidi="ar_AE"/>
         </w:rPr>
@@ -3651,6 +4135,22 @@
       </w:r>
       <w:r>
         <w:rPr>
+          <w:lang w:val="ar_AE" w:bidi="ar_AE"/>
+        </w:rPr>
+        <w:t>וְ⁠אֹיְבָ֖י⁠ו יְרַדֶּף־חֹֽשֶׁךְ</w:t>
+      </w:r>
+    </w:p>
+    <w:p>
+      <w:pPr>
+        <w:bidi/>
+      </w:pPr>
+      <w:r>
+        <w:rPr>
+          <w:lang w:val="ar_AE" w:bidi="ar_AE"/>
+        </w:rPr>
+      </w:r>
+      <w:r>
+        <w:rPr>
           <w:b/>
           <w:lang w:val="ar_AE" w:bidi="ar_AE"/>
         </w:rPr>
@@ -3756,6 +4256,22 @@
       </w:r>
       <w:r>
         <w:rPr>
+          <w:lang w:val="ar_AE" w:bidi="ar_AE"/>
+        </w:rPr>
+        <w:t>מַה־תְּחַשְּׁבוּ⁠ן֙ אֶל־יְהוָ֔ה</w:t>
+      </w:r>
+    </w:p>
+    <w:p>
+      <w:pPr>
+        <w:bidi/>
+      </w:pPr>
+      <w:r>
+        <w:rPr>
+          <w:lang w:val="ar_AE" w:bidi="ar_AE"/>
+        </w:rPr>
+      </w:r>
+      <w:r>
+        <w:rPr>
           <w:b/>
           <w:lang w:val="ar_AE" w:bidi="ar_AE"/>
         </w:rPr>
@@ -3848,6 +4364,22 @@
       </w:r>
       <w:r>
         <w:rPr>
+          <w:lang w:val="ar_AE" w:bidi="ar_AE"/>
+        </w:rPr>
+        <w:t>תְּחַשְּׁבוּ⁠ן֙</w:t>
+      </w:r>
+    </w:p>
+    <w:p>
+      <w:pPr>
+        <w:bidi/>
+      </w:pPr>
+      <w:r>
+        <w:rPr>
+          <w:lang w:val="ar_AE" w:bidi="ar_AE"/>
+        </w:rPr>
+      </w:r>
+      <w:r>
+        <w:rPr>
           <w:b/>
           <w:lang w:val="ar_AE" w:bidi="ar_AE"/>
         </w:rPr>
@@ -3953,6 +4485,22 @@
       </w:r>
       <w:r>
         <w:rPr>
+          <w:lang w:val="ar_AE" w:bidi="ar_AE"/>
+        </w:rPr>
+        <w:t>תְּחַשְּׁבוּ⁠ן֙</w:t>
+      </w:r>
+    </w:p>
+    <w:p>
+      <w:pPr>
+        <w:bidi/>
+      </w:pPr>
+      <w:r>
+        <w:rPr>
+          <w:lang w:val="ar_AE" w:bidi="ar_AE"/>
+        </w:rPr>
+      </w:r>
+      <w:r>
+        <w:rPr>
           <w:b/>
           <w:lang w:val="ar_AE" w:bidi="ar_AE"/>
         </w:rPr>
@@ -4058,6 +4606,22 @@
       </w:r>
       <w:r>
         <w:rPr>
+          <w:lang w:val="ar_AE" w:bidi="ar_AE"/>
+        </w:rPr>
+        <w:t>צָרָֽה</w:t>
+      </w:r>
+    </w:p>
+    <w:p>
+      <w:pPr>
+        <w:bidi/>
+      </w:pPr>
+      <w:r>
+        <w:rPr>
+          <w:lang w:val="ar_AE" w:bidi="ar_AE"/>
+        </w:rPr>
+      </w:r>
+      <w:r>
+        <w:rPr>
           <w:b/>
           <w:lang w:val="ar_AE" w:bidi="ar_AE"/>
         </w:rPr>
@@ -4163,6 +4727,22 @@
       </w:r>
       <w:r>
         <w:rPr>
+          <w:lang w:val="ar_AE" w:bidi="ar_AE"/>
+        </w:rPr>
+        <w:t>לֹֽא־תָק֥וּם</w:t>
+      </w:r>
+    </w:p>
+    <w:p>
+      <w:pPr>
+        <w:bidi/>
+      </w:pPr>
+      <w:r>
+        <w:rPr>
+          <w:lang w:val="ar_AE" w:bidi="ar_AE"/>
+        </w:rPr>
+      </w:r>
+      <w:r>
+        <w:rPr>
           <w:b/>
           <w:lang w:val="ar_AE" w:bidi="ar_AE"/>
         </w:rPr>
@@ -4281,6 +4861,22 @@
       </w:r>
       <w:r>
         <w:rPr>
+          <w:lang w:val="ar_AE" w:bidi="ar_AE"/>
+        </w:rPr>
+        <w:t>עַד־סִירִ֣ים סְבֻכִ֔ים וּ⁠כְ⁠סָבְאָ֖⁠ם סְבוּאִ֑ים אֻ֨כְּל֔וּ</w:t>
+      </w:r>
+    </w:p>
+    <w:p>
+      <w:pPr>
+        <w:bidi/>
+      </w:pPr>
+      <w:r>
+        <w:rPr>
+          <w:lang w:val="ar_AE" w:bidi="ar_AE"/>
+        </w:rPr>
+      </w:r>
+      <w:r>
+        <w:rPr>
           <w:b/>
           <w:lang w:val="ar_AE" w:bidi="ar_AE"/>
         </w:rPr>
@@ -4373,6 +4969,22 @@
       </w:r>
       <w:r>
         <w:rPr>
+          <w:lang w:val="ar_AE" w:bidi="ar_AE"/>
+        </w:rPr>
+        <w:t>וּ⁠כְ⁠סָבְאָ֖⁠ם &amp; אֻ֨כְּל֔וּ</w:t>
+      </w:r>
+    </w:p>
+    <w:p>
+      <w:pPr>
+        <w:bidi/>
+      </w:pPr>
+      <w:r>
+        <w:rPr>
+          <w:lang w:val="ar_AE" w:bidi="ar_AE"/>
+        </w:rPr>
+      </w:r>
+      <w:r>
+        <w:rPr>
           <w:b/>
           <w:lang w:val="ar_AE" w:bidi="ar_AE"/>
         </w:rPr>
@@ -4504,6 +5116,22 @@
       </w:r>
       <w:r>
         <w:rPr>
+          <w:lang w:val="ar_AE" w:bidi="ar_AE"/>
+        </w:rPr>
+        <w:t>אֻ֨כְּל֔וּ</w:t>
+      </w:r>
+    </w:p>
+    <w:p>
+      <w:pPr>
+        <w:bidi/>
+      </w:pPr>
+      <w:r>
+        <w:rPr>
+          <w:lang w:val="ar_AE" w:bidi="ar_AE"/>
+        </w:rPr>
+      </w:r>
+      <w:r>
+        <w:rPr>
           <w:b/>
           <w:lang w:val="ar_AE" w:bidi="ar_AE"/>
         </w:rPr>
@@ -4596,6 +5224,22 @@
       </w:r>
       <w:r>
         <w:rPr>
+          <w:lang w:val="ar_AE" w:bidi="ar_AE"/>
+        </w:rPr>
+        <w:t>מִמֵּ֣⁠ךְ</w:t>
+      </w:r>
+    </w:p>
+    <w:p>
+      <w:pPr>
+        <w:bidi/>
+      </w:pPr>
+      <w:r>
+        <w:rPr>
+          <w:lang w:val="ar_AE" w:bidi="ar_AE"/>
+        </w:rPr>
+      </w:r>
+      <w:r>
+        <w:rPr>
           <w:b/>
           <w:lang w:val="ar_AE" w:bidi="ar_AE"/>
         </w:rPr>
@@ -4701,6 +5345,22 @@
       </w:r>
       <w:r>
         <w:rPr>
+          <w:lang w:val="ar_AE" w:bidi="ar_AE"/>
+        </w:rPr>
+        <w:t>מִמֵּ֣⁠ךְ</w:t>
+      </w:r>
+    </w:p>
+    <w:p>
+      <w:pPr>
+        <w:bidi/>
+      </w:pPr>
+      <w:r>
+        <w:rPr>
+          <w:lang w:val="ar_AE" w:bidi="ar_AE"/>
+        </w:rPr>
+      </w:r>
+      <w:r>
+        <w:rPr>
           <w:b/>
           <w:lang w:val="ar_AE" w:bidi="ar_AE"/>
         </w:rPr>
@@ -4806,6 +5466,22 @@
       </w:r>
       <w:r>
         <w:rPr>
+          <w:lang w:val="ar_AE" w:bidi="ar_AE"/>
+        </w:rPr>
+        <w:t>מִמֵּ֣⁠ךְ יָצָ֔א</w:t>
+      </w:r>
+    </w:p>
+    <w:p>
+      <w:pPr>
+        <w:bidi/>
+      </w:pPr>
+      <w:r>
+        <w:rPr>
+          <w:lang w:val="ar_AE" w:bidi="ar_AE"/>
+        </w:rPr>
+      </w:r>
+      <w:r>
+        <w:rPr>
           <w:b/>
           <w:lang w:val="ar_AE" w:bidi="ar_AE"/>
         </w:rPr>
@@ -4912,6 +5588,22 @@
       </w:r>
       <w:r>
         <w:rPr>
+          <w:lang w:val="ar_AE" w:bidi="ar_AE"/>
+        </w:rPr>
+        <w:t>חֹשֵׁ֥ב &amp; רָעָ֑ה יֹעֵ֖ץ בְּלִיָּֽעַל</w:t>
+      </w:r>
+    </w:p>
+    <w:p>
+      <w:pPr>
+        <w:bidi/>
+      </w:pPr>
+      <w:r>
+        <w:rPr>
+          <w:lang w:val="ar_AE" w:bidi="ar_AE"/>
+        </w:rPr>
+      </w:r>
+      <w:r>
+        <w:rPr>
           <w:b/>
           <w:lang w:val="ar_AE" w:bidi="ar_AE"/>
         </w:rPr>
@@ -5017,6 +5709,22 @@
       </w:r>
       <w:r>
         <w:rPr>
+          <w:lang w:val="ar_AE" w:bidi="ar_AE"/>
+        </w:rPr>
+        <w:t>חֹשֵׁ֥ב &amp; רָעָ֑ה יֹעֵ֖ץ בְּלִיָּֽעַל</w:t>
+      </w:r>
+    </w:p>
+    <w:p>
+      <w:pPr>
+        <w:bidi/>
+      </w:pPr>
+      <w:r>
+        <w:rPr>
+          <w:lang w:val="ar_AE" w:bidi="ar_AE"/>
+        </w:rPr>
+      </w:r>
+      <w:r>
+        <w:rPr>
           <w:b/>
           <w:lang w:val="ar_AE" w:bidi="ar_AE"/>
         </w:rPr>
@@ -5148,6 +5856,22 @@
       </w:r>
       <w:r>
         <w:rPr>
+          <w:lang w:val="ar_AE" w:bidi="ar_AE"/>
+        </w:rPr>
+        <w:t>שְׁלֵמִים֙</w:t>
+      </w:r>
+    </w:p>
+    <w:p>
+      <w:pPr>
+        <w:bidi/>
+      </w:pPr>
+      <w:r>
+        <w:rPr>
+          <w:lang w:val="ar_AE" w:bidi="ar_AE"/>
+        </w:rPr>
+      </w:r>
+      <w:r>
+        <w:rPr>
           <w:b/>
           <w:lang w:val="ar_AE" w:bidi="ar_AE"/>
         </w:rPr>
@@ -5253,6 +5977,22 @@
       </w:r>
       <w:r>
         <w:rPr>
+          <w:lang w:val="ar_AE" w:bidi="ar_AE"/>
+        </w:rPr>
+        <w:t>שְׁלֵמִים֙</w:t>
+      </w:r>
+    </w:p>
+    <w:p>
+      <w:pPr>
+        <w:bidi/>
+      </w:pPr>
+      <w:r>
+        <w:rPr>
+          <w:lang w:val="ar_AE" w:bidi="ar_AE"/>
+        </w:rPr>
+      </w:r>
+      <w:r>
+        <w:rPr>
           <w:b/>
           <w:lang w:val="ar_AE" w:bidi="ar_AE"/>
         </w:rPr>
@@ -5358,6 +6098,22 @@
       </w:r>
       <w:r>
         <w:rPr>
+          <w:lang w:val="ar_AE" w:bidi="ar_AE"/>
+        </w:rPr>
+        <w:t>נָגֹ֖זּוּ וְ⁠עָבָ֑ר</w:t>
+      </w:r>
+    </w:p>
+    <w:p>
+      <w:pPr>
+        <w:bidi/>
+      </w:pPr>
+      <w:r>
+        <w:rPr>
+          <w:lang w:val="ar_AE" w:bidi="ar_AE"/>
+        </w:rPr>
+      </w:r>
+      <w:r>
+        <w:rPr>
           <w:b/>
           <w:lang w:val="ar_AE" w:bidi="ar_AE"/>
         </w:rPr>
@@ -5450,6 +6206,22 @@
       </w:r>
       <w:r>
         <w:rPr>
+          <w:lang w:val="ar_AE" w:bidi="ar_AE"/>
+        </w:rPr>
+        <w:t>נָגֹ֖זּוּ</w:t>
+      </w:r>
+    </w:p>
+    <w:p>
+      <w:pPr>
+        <w:bidi/>
+      </w:pPr>
+      <w:r>
+        <w:rPr>
+          <w:lang w:val="ar_AE" w:bidi="ar_AE"/>
+        </w:rPr>
+      </w:r>
+      <w:r>
+        <w:rPr>
           <w:b/>
           <w:lang w:val="ar_AE" w:bidi="ar_AE"/>
         </w:rPr>
@@ -5555,6 +6327,22 @@
       </w:r>
       <w:r>
         <w:rPr>
+          <w:lang w:val="ar_AE" w:bidi="ar_AE"/>
+        </w:rPr>
+        <w:t>נָגֹ֖זּוּ</w:t>
+      </w:r>
+    </w:p>
+    <w:p>
+      <w:pPr>
+        <w:bidi/>
+      </w:pPr>
+      <w:r>
+        <w:rPr>
+          <w:lang w:val="ar_AE" w:bidi="ar_AE"/>
+        </w:rPr>
+      </w:r>
+      <w:r>
+        <w:rPr>
           <w:b/>
           <w:lang w:val="ar_AE" w:bidi="ar_AE"/>
         </w:rPr>
@@ -5647,6 +6435,22 @@
       </w:r>
       <w:r>
         <w:rPr>
+          <w:lang w:val="ar_AE" w:bidi="ar_AE"/>
+        </w:rPr>
+        <w:t>וְ⁠עָבָ֑ר</w:t>
+      </w:r>
+    </w:p>
+    <w:p>
+      <w:pPr>
+        <w:bidi/>
+      </w:pPr>
+      <w:r>
+        <w:rPr>
+          <w:lang w:val="ar_AE" w:bidi="ar_AE"/>
+        </w:rPr>
+      </w:r>
+      <w:r>
+        <w:rPr>
           <w:b/>
           <w:lang w:val="ar_AE" w:bidi="ar_AE"/>
         </w:rPr>
@@ -5765,6 +6569,22 @@
       </w:r>
       <w:r>
         <w:rPr>
+          <w:lang w:val="ar_AE" w:bidi="ar_AE"/>
+        </w:rPr>
+        <w:t>וְ⁠עִ֨נִּתִ֔⁠ךְ</w:t>
+      </w:r>
+    </w:p>
+    <w:p>
+      <w:pPr>
+        <w:bidi/>
+      </w:pPr>
+      <w:r>
+        <w:rPr>
+          <w:lang w:val="ar_AE" w:bidi="ar_AE"/>
+        </w:rPr>
+      </w:r>
+      <w:r>
+        <w:rPr>
           <w:b/>
           <w:lang w:val="ar_AE" w:bidi="ar_AE"/>
         </w:rPr>
@@ -5870,6 +6690,22 @@
       </w:r>
       <w:r>
         <w:rPr>
+          <w:lang w:val="ar_AE" w:bidi="ar_AE"/>
+        </w:rPr>
+        <w:t>מֹטֵ֖⁠הוּ</w:t>
+      </w:r>
+    </w:p>
+    <w:p>
+      <w:pPr>
+        <w:bidi/>
+      </w:pPr>
+      <w:r>
+        <w:rPr>
+          <w:lang w:val="ar_AE" w:bidi="ar_AE"/>
+        </w:rPr>
+      </w:r>
+      <w:r>
+        <w:rPr>
           <w:b/>
           <w:lang w:val="ar_AE" w:bidi="ar_AE"/>
         </w:rPr>
@@ -5975,6 +6811,22 @@
       </w:r>
       <w:r>
         <w:rPr>
+          <w:lang w:val="ar_AE" w:bidi="ar_AE"/>
+        </w:rPr>
+        <w:t>מֹטֵ֖⁠הוּ</w:t>
+      </w:r>
+    </w:p>
+    <w:p>
+      <w:pPr>
+        <w:bidi/>
+      </w:pPr>
+      <w:r>
+        <w:rPr>
+          <w:lang w:val="ar_AE" w:bidi="ar_AE"/>
+        </w:rPr>
+      </w:r>
+      <w:r>
+        <w:rPr>
           <w:b/>
           <w:lang w:val="ar_AE" w:bidi="ar_AE"/>
         </w:rPr>
@@ -6067,6 +6919,22 @@
       </w:r>
       <w:r>
         <w:rPr>
+          <w:lang w:val="ar_AE" w:bidi="ar_AE"/>
+        </w:rPr>
+        <w:t>מֵֽ⁠עָלָ֑יִ⁠ךְ וּ⁠מוֹסְרֹתַ֖יִ⁠ךְ</w:t>
+      </w:r>
+    </w:p>
+    <w:p>
+      <w:pPr>
+        <w:bidi/>
+      </w:pPr>
+      <w:r>
+        <w:rPr>
+          <w:lang w:val="ar_AE" w:bidi="ar_AE"/>
+        </w:rPr>
+      </w:r>
+      <w:r>
+        <w:rPr>
           <w:b/>
           <w:lang w:val="ar_AE" w:bidi="ar_AE"/>
         </w:rPr>
@@ -6186,6 +7054,22 @@
       </w:r>
       <w:r>
         <w:rPr>
+          <w:lang w:val="ar_AE" w:bidi="ar_AE"/>
+        </w:rPr>
+        <w:t>וּ⁠מוֹסְרֹתַ֖יִ⁠ךְ אֲנַתֵּֽק</w:t>
+      </w:r>
+    </w:p>
+    <w:p>
+      <w:pPr>
+        <w:bidi/>
+      </w:pPr>
+      <w:r>
+        <w:rPr>
+          <w:lang w:val="ar_AE" w:bidi="ar_AE"/>
+        </w:rPr>
+      </w:r>
+      <w:r>
+        <w:rPr>
           <w:b/>
           <w:lang w:val="ar_AE" w:bidi="ar_AE"/>
         </w:rPr>
@@ -6291,6 +7175,22 @@
       </w:r>
       <w:r>
         <w:rPr>
+          <w:lang w:val="ar_AE" w:bidi="ar_AE"/>
+        </w:rPr>
+        <w:t>עָלֶ֨י⁠ךָ֙</w:t>
+      </w:r>
+    </w:p>
+    <w:p>
+      <w:pPr>
+        <w:bidi/>
+      </w:pPr>
+      <w:r>
+        <w:rPr>
+          <w:lang w:val="ar_AE" w:bidi="ar_AE"/>
+        </w:rPr>
+      </w:r>
+      <w:r>
+        <w:rPr>
           <w:b/>
           <w:lang w:val="ar_AE" w:bidi="ar_AE"/>
         </w:rPr>
@@ -6410,6 +7310,22 @@
       </w:r>
       <w:r>
         <w:rPr>
+          <w:lang w:val="ar_AE" w:bidi="ar_AE"/>
+        </w:rPr>
+        <w:t>לֹֽא־יִזָּרַ֥ע מִ⁠שִּׁמְ⁠ךָ֖</w:t>
+      </w:r>
+    </w:p>
+    <w:p>
+      <w:pPr>
+        <w:bidi/>
+      </w:pPr>
+      <w:r>
+        <w:rPr>
+          <w:lang w:val="ar_AE" w:bidi="ar_AE"/>
+        </w:rPr>
+      </w:r>
+      <w:r>
+        <w:rPr>
           <w:b/>
           <w:lang w:val="ar_AE" w:bidi="ar_AE"/>
         </w:rPr>
@@ -6530,6 +7446,22 @@
         <w:rPr>
           <w:lang w:val="ar_AE" w:bidi="ar_AE"/>
         </w:rPr>
+        <w:t>אַכְרִ֨ית</w:t>
+      </w:r>
+    </w:p>
+    <w:p>
+      <w:pPr>
+        <w:bidi/>
+      </w:pPr>
+      <w:r>
+        <w:rPr>
+          <w:lang w:val="ar_AE" w:bidi="ar_AE"/>
+        </w:rPr>
+      </w:r>
+      <w:r>
+        <w:rPr>
+          <w:lang w:val="ar_AE" w:bidi="ar_AE"/>
+        </w:rPr>
         <w:t>"</w:t>
       </w:r>
       <w:r>
@@ -6633,6 +7565,22 @@
         <w:rPr>
           <w:lang w:val="ar_AE" w:bidi="ar_AE"/>
         </w:rPr>
+      </w:r>
+    </w:p>
+    <w:p>
+      <w:pPr>
+        <w:bidi/>
+      </w:pPr>
+      <w:r>
+        <w:rPr>
+          <w:lang w:val="ar_AE" w:bidi="ar_AE"/>
+        </w:rPr>
+      </w:r>
+      <w:r>
+        <w:rPr>
+          <w:lang w:val="ar_AE" w:bidi="ar_AE"/>
+        </w:rPr>
+        <w:t>הִנֵּ֨ה</w:t>
       </w:r>
     </w:p>
     <w:p>
@@ -6772,6 +7720,22 @@
       </w:r>
       <w:r>
         <w:rPr>
+          <w:lang w:val="ar_AE" w:bidi="ar_AE"/>
+        </w:rPr>
+        <w:t>רַגְלֵ֤י מְבַשֵּׂר֙</w:t>
+      </w:r>
+    </w:p>
+    <w:p>
+      <w:pPr>
+        <w:bidi/>
+      </w:pPr>
+      <w:r>
+        <w:rPr>
+          <w:lang w:val="ar_AE" w:bidi="ar_AE"/>
+        </w:rPr>
+      </w:r>
+      <w:r>
+        <w:rPr>
           <w:b/>
           <w:lang w:val="ar_AE" w:bidi="ar_AE"/>
         </w:rPr>
@@ -6877,6 +7841,22 @@
       </w:r>
       <w:r>
         <w:rPr>
+          <w:lang w:val="ar_AE" w:bidi="ar_AE"/>
+        </w:rPr>
+        <w:t>חָגִּ֧י &amp; חַגַּ֖יִ⁠ךְ</w:t>
+      </w:r>
+    </w:p>
+    <w:p>
+      <w:pPr>
+        <w:bidi/>
+      </w:pPr>
+      <w:r>
+        <w:rPr>
+          <w:lang w:val="ar_AE" w:bidi="ar_AE"/>
+        </w:rPr>
+      </w:r>
+      <w:r>
+        <w:rPr>
           <w:b/>
           <w:lang w:val="ar_AE" w:bidi="ar_AE"/>
         </w:rPr>
@@ -6982,6 +7962,22 @@
       </w:r>
       <w:r>
         <w:rPr>
+          <w:lang w:val="ar_AE" w:bidi="ar_AE"/>
+        </w:rPr>
+        <w:t>יְהוּדָ֛ה</w:t>
+      </w:r>
+    </w:p>
+    <w:p>
+      <w:pPr>
+        <w:bidi/>
+      </w:pPr>
+      <w:r>
+        <w:rPr>
+          <w:lang w:val="ar_AE" w:bidi="ar_AE"/>
+        </w:rPr>
+      </w:r>
+      <w:r>
+        <w:rPr>
           <w:b/>
           <w:lang w:val="ar_AE" w:bidi="ar_AE"/>
         </w:rPr>
@@ -7087,6 +8083,22 @@
       </w:r>
       <w:r>
         <w:rPr>
+          <w:lang w:val="ar_AE" w:bidi="ar_AE"/>
+        </w:rPr>
+        <w:t>בְּלִיַּ֖עַל</w:t>
+      </w:r>
+    </w:p>
+    <w:p>
+      <w:pPr>
+        <w:bidi/>
+      </w:pPr>
+      <w:r>
+        <w:rPr>
+          <w:lang w:val="ar_AE" w:bidi="ar_AE"/>
+        </w:rPr>
+      </w:r>
+      <w:r>
+        <w:rPr>
           <w:b/>
           <w:lang w:val="ar_AE" w:bidi="ar_AE"/>
         </w:rPr>
@@ -7192,6 +8204,22 @@
       </w:r>
       <w:r>
         <w:rPr>
+          <w:lang w:val="ar_AE" w:bidi="ar_AE"/>
+        </w:rPr>
+        <w:t>כֻּלֹּ֥⁠ה נִכְרָֽת</w:t>
+      </w:r>
+    </w:p>
+    <w:p>
+      <w:pPr>
+        <w:bidi/>
+      </w:pPr>
+      <w:r>
+        <w:rPr>
+          <w:lang w:val="ar_AE" w:bidi="ar_AE"/>
+        </w:rPr>
+      </w:r>
+      <w:r>
+        <w:rPr>
           <w:b/>
           <w:lang w:val="ar_AE" w:bidi="ar_AE"/>
         </w:rPr>
@@ -7297,6 +8325,22 @@
       </w:r>
       <w:r>
         <w:rPr>
+          <w:lang w:val="ar_AE" w:bidi="ar_AE"/>
+        </w:rPr>
+        <w:t>כֻּלֹּ֥⁠ה נִכְרָֽת</w:t>
+      </w:r>
+    </w:p>
+    <w:p>
+      <w:pPr>
+        <w:bidi/>
+      </w:pPr>
+      <w:r>
+        <w:rPr>
+          <w:lang w:val="ar_AE" w:bidi="ar_AE"/>
+        </w:rPr>
+      </w:r>
+      <w:r>
+        <w:rPr>
           <w:b/>
           <w:lang w:val="ar_AE" w:bidi="ar_AE"/>
         </w:rPr>
@@ -7376,6 +8420,22 @@
         <w:rPr>
           <w:lang w:val="ar_AE" w:bidi="ar_AE"/>
         </w:rPr>
+      </w:r>
+    </w:p>
+    <w:p>
+      <w:pPr>
+        <w:bidi/>
+      </w:pPr>
+      <w:r>
+        <w:rPr>
+          <w:lang w:val="ar_AE" w:bidi="ar_AE"/>
+        </w:rPr>
+      </w:r>
+      <w:r>
+        <w:rPr>
+          <w:lang w:val="ar_AE" w:bidi="ar_AE"/>
+        </w:rPr>
+        <w:t>כֻּלֹּ֥⁠ה נִכְרָֽת</w:t>
       </w:r>
     </w:p>
     <w:p>
@@ -7723,6 +8783,22 @@
       </w:r>
       <w:r>
         <w:rPr>
+          <w:lang w:val="ar_AE" w:bidi="ar_AE"/>
+        </w:rPr>
+        <w:t>עָלָ֥ה מֵפִ֛יץ עַל־פָּנַ֖יִ⁠ךְ</w:t>
+      </w:r>
+    </w:p>
+    <w:p>
+      <w:pPr>
+        <w:bidi/>
+      </w:pPr>
+      <w:r>
+        <w:rPr>
+          <w:lang w:val="ar_AE" w:bidi="ar_AE"/>
+        </w:rPr>
+      </w:r>
+      <w:r>
+        <w:rPr>
           <w:b/>
           <w:lang w:val="ar_AE" w:bidi="ar_AE"/>
         </w:rPr>
@@ -7829,6 +8905,22 @@
       </w:r>
       <w:r>
         <w:rPr>
+          <w:lang w:val="ar_AE" w:bidi="ar_AE"/>
+        </w:rPr>
+        <w:t>עָלָ֥ה</w:t>
+      </w:r>
+    </w:p>
+    <w:p>
+      <w:pPr>
+        <w:bidi/>
+      </w:pPr>
+      <w:r>
+        <w:rPr>
+          <w:lang w:val="ar_AE" w:bidi="ar_AE"/>
+        </w:rPr>
+      </w:r>
+      <w:r>
+        <w:rPr>
           <w:b/>
           <w:lang w:val="ar_AE" w:bidi="ar_AE"/>
         </w:rPr>
@@ -7921,6 +9013,22 @@
       </w:r>
       <w:r>
         <w:rPr>
+          <w:lang w:val="ar_AE" w:bidi="ar_AE"/>
+        </w:rPr>
+        <w:t>פָּנַ֖יִ⁠ךְ</w:t>
+      </w:r>
+    </w:p>
+    <w:p>
+      <w:pPr>
+        <w:bidi/>
+      </w:pPr>
+      <w:r>
+        <w:rPr>
+          <w:lang w:val="ar_AE" w:bidi="ar_AE"/>
+        </w:rPr>
+      </w:r>
+      <w:r>
+        <w:rPr>
           <w:b/>
           <w:lang w:val="ar_AE" w:bidi="ar_AE"/>
         </w:rPr>
@@ -8026,6 +9134,22 @@
       </w:r>
       <w:r>
         <w:rPr>
+          <w:lang w:val="ar_AE" w:bidi="ar_AE"/>
+        </w:rPr>
+        <w:t>פָּנַ֖יִ⁠ךְ</w:t>
+      </w:r>
+    </w:p>
+    <w:p>
+      <w:pPr>
+        <w:bidi/>
+      </w:pPr>
+      <w:r>
+        <w:rPr>
+          <w:lang w:val="ar_AE" w:bidi="ar_AE"/>
+        </w:rPr>
+      </w:r>
+      <w:r>
+        <w:rPr>
           <w:b/>
           <w:lang w:val="ar_AE" w:bidi="ar_AE"/>
         </w:rPr>
@@ -8131,6 +9255,22 @@
       </w:r>
       <w:r>
         <w:rPr>
+          <w:lang w:val="ar_AE" w:bidi="ar_AE"/>
+        </w:rPr>
+        <w:t>אַמֵּ֥ץ כֹּ֖חַ מְאֹֽד</w:t>
+      </w:r>
+    </w:p>
+    <w:p>
+      <w:pPr>
+        <w:bidi/>
+      </w:pPr>
+      <w:r>
+        <w:rPr>
+          <w:lang w:val="ar_AE" w:bidi="ar_AE"/>
+        </w:rPr>
+      </w:r>
+      <w:r>
+        <w:rPr>
           <w:b/>
           <w:lang w:val="ar_AE" w:bidi="ar_AE"/>
         </w:rPr>
@@ -8236,6 +9376,22 @@
       </w:r>
       <w:r>
         <w:rPr>
+          <w:lang w:val="ar_AE" w:bidi="ar_AE"/>
+        </w:rPr>
+        <w:t>חַזֵּ֣ק מָתְנַ֔יִם</w:t>
+      </w:r>
+    </w:p>
+    <w:p>
+      <w:pPr>
+        <w:bidi/>
+      </w:pPr>
+      <w:r>
+        <w:rPr>
+          <w:lang w:val="ar_AE" w:bidi="ar_AE"/>
+        </w:rPr>
+      </w:r>
+      <w:r>
+        <w:rPr>
           <w:b/>
           <w:lang w:val="ar_AE" w:bidi="ar_AE"/>
         </w:rPr>
@@ -8341,6 +9497,22 @@
       </w:r>
       <w:r>
         <w:rPr>
+          <w:lang w:val="ar_AE" w:bidi="ar_AE"/>
+        </w:rPr>
+        <w:t>שָׁ֤ב</w:t>
+      </w:r>
+    </w:p>
+    <w:p>
+      <w:pPr>
+        <w:bidi/>
+      </w:pPr>
+      <w:r>
+        <w:rPr>
+          <w:lang w:val="ar_AE" w:bidi="ar_AE"/>
+        </w:rPr>
+      </w:r>
+      <w:r>
+        <w:rPr>
           <w:b/>
           <w:lang w:val="ar_AE" w:bidi="ar_AE"/>
         </w:rPr>
@@ -8433,6 +9605,22 @@
       </w:r>
       <w:r>
         <w:rPr>
+          <w:lang w:val="ar_AE" w:bidi="ar_AE"/>
+        </w:rPr>
+        <w:t>שָׁ֤ב יְהוָה֙ אֶת־גְּא֣וֹן יַעֲקֹ֔ב כִּ⁠גְא֖וֹן יִשְׂרָאֵ֑ל</w:t>
+      </w:r>
+    </w:p>
+    <w:p>
+      <w:pPr>
+        <w:bidi/>
+      </w:pPr>
+      <w:r>
+        <w:rPr>
+          <w:lang w:val="ar_AE" w:bidi="ar_AE"/>
+        </w:rPr>
+      </w:r>
+      <w:r>
+        <w:rPr>
           <w:b/>
           <w:lang w:val="ar_AE" w:bidi="ar_AE"/>
         </w:rPr>
@@ -8538,6 +9726,22 @@
       </w:r>
       <w:r>
         <w:rPr>
+          <w:lang w:val="ar_AE" w:bidi="ar_AE"/>
+        </w:rPr>
+        <w:t>בְקָקוּ⁠ם֙ בֹּֽקְקִ֔ים</w:t>
+      </w:r>
+    </w:p>
+    <w:p>
+      <w:pPr>
+        <w:bidi/>
+      </w:pPr>
+      <w:r>
+        <w:rPr>
+          <w:lang w:val="ar_AE" w:bidi="ar_AE"/>
+        </w:rPr>
+      </w:r>
+      <w:r>
+        <w:rPr>
           <w:b/>
           <w:lang w:val="ar_AE" w:bidi="ar_AE"/>
         </w:rPr>
@@ -8643,6 +9847,22 @@
       </w:r>
       <w:r>
         <w:rPr>
+          <w:lang w:val="ar_AE" w:bidi="ar_AE"/>
+        </w:rPr>
+        <w:t>גִּבֹּרֵ֜י⁠הוּ</w:t>
+      </w:r>
+    </w:p>
+    <w:p>
+      <w:pPr>
+        <w:bidi/>
+      </w:pPr>
+      <w:r>
+        <w:rPr>
+          <w:lang w:val="ar_AE" w:bidi="ar_AE"/>
+        </w:rPr>
+      </w:r>
+      <w:r>
+        <w:rPr>
           <w:b/>
           <w:lang w:val="ar_AE" w:bidi="ar_AE"/>
         </w:rPr>
@@ -8748,6 +9968,22 @@
       </w:r>
       <w:r>
         <w:rPr>
+          <w:lang w:val="ar_AE" w:bidi="ar_AE"/>
+        </w:rPr>
+        <w:t>מְתֻלָּעִ֔ים</w:t>
+      </w:r>
+    </w:p>
+    <w:p>
+      <w:pPr>
+        <w:bidi/>
+      </w:pPr>
+      <w:r>
+        <w:rPr>
+          <w:lang w:val="ar_AE" w:bidi="ar_AE"/>
+        </w:rPr>
+      </w:r>
+      <w:r>
+        <w:rPr>
           <w:b/>
           <w:lang w:val="ar_AE" w:bidi="ar_AE"/>
         </w:rPr>
@@ -8853,6 +10089,22 @@
       </w:r>
       <w:r>
         <w:rPr>
+          <w:lang w:val="ar_AE" w:bidi="ar_AE"/>
+        </w:rPr>
+        <w:t>בְּ⁠אֵשׁ &amp; הָ⁠רֶ֖כֶב</w:t>
+      </w:r>
+    </w:p>
+    <w:p>
+      <w:pPr>
+        <w:bidi/>
+      </w:pPr>
+      <w:r>
+        <w:rPr>
+          <w:lang w:val="ar_AE" w:bidi="ar_AE"/>
+        </w:rPr>
+      </w:r>
+      <w:r>
+        <w:rPr>
           <w:b/>
           <w:lang w:val="ar_AE" w:bidi="ar_AE"/>
         </w:rPr>
@@ -8958,6 +10210,22 @@
       </w:r>
       <w:r>
         <w:rPr>
+          <w:lang w:val="ar_AE" w:bidi="ar_AE"/>
+        </w:rPr>
+        <w:t>בְּ⁠אֵשׁ־פְּלָד֥וֹת</w:t>
+      </w:r>
+    </w:p>
+    <w:p>
+      <w:pPr>
+        <w:bidi/>
+      </w:pPr>
+      <w:r>
+        <w:rPr>
+          <w:lang w:val="ar_AE" w:bidi="ar_AE"/>
+        </w:rPr>
+      </w:r>
+      <w:r>
+        <w:rPr>
           <w:b/>
           <w:lang w:val="ar_AE" w:bidi="ar_AE"/>
         </w:rPr>
@@ -9076,6 +10344,22 @@
       </w:r>
       <w:r>
         <w:rPr>
+          <w:lang w:val="ar_AE" w:bidi="ar_AE"/>
+        </w:rPr>
+        <w:t>וְ⁠הַ⁠בְּרֹשִׁ֖ים</w:t>
+      </w:r>
+    </w:p>
+    <w:p>
+      <w:pPr>
+        <w:bidi/>
+      </w:pPr>
+      <w:r>
+        <w:rPr>
+          <w:lang w:val="ar_AE" w:bidi="ar_AE"/>
+        </w:rPr>
+      </w:r>
+      <w:r>
+        <w:rPr>
           <w:b/>
           <w:lang w:val="ar_AE" w:bidi="ar_AE"/>
         </w:rPr>
@@ -9181,6 +10465,22 @@
       </w:r>
       <w:r>
         <w:rPr>
+          <w:lang w:val="ar_AE" w:bidi="ar_AE"/>
+        </w:rPr>
+        <w:t>יִתְהוֹלְל֣וּ</w:t>
+      </w:r>
+    </w:p>
+    <w:p>
+      <w:pPr>
+        <w:bidi/>
+      </w:pPr>
+      <w:r>
+        <w:rPr>
+          <w:lang w:val="ar_AE" w:bidi="ar_AE"/>
+        </w:rPr>
+      </w:r>
+      <w:r>
+        <w:rPr>
           <w:b/>
           <w:lang w:val="ar_AE" w:bidi="ar_AE"/>
         </w:rPr>
@@ -9273,6 +10573,22 @@
       </w:r>
       <w:r>
         <w:rPr>
+          <w:lang w:val="ar_AE" w:bidi="ar_AE"/>
+        </w:rPr>
+        <w:t>כַּ⁠לַּפִּידִ֔ם</w:t>
+      </w:r>
+    </w:p>
+    <w:p>
+      <w:pPr>
+        <w:bidi/>
+      </w:pPr>
+      <w:r>
+        <w:rPr>
+          <w:lang w:val="ar_AE" w:bidi="ar_AE"/>
+        </w:rPr>
+      </w:r>
+      <w:r>
+        <w:rPr>
           <w:b/>
           <w:lang w:val="ar_AE" w:bidi="ar_AE"/>
         </w:rPr>
@@ -9378,6 +10694,22 @@
       </w:r>
       <w:r>
         <w:rPr>
+          <w:lang w:val="ar_AE" w:bidi="ar_AE"/>
+        </w:rPr>
+        <w:t>כַּ⁠בְּרָקִ֖ים יְרוֹצֵֽצוּ</w:t>
+      </w:r>
+    </w:p>
+    <w:p>
+      <w:pPr>
+        <w:bidi/>
+      </w:pPr>
+      <w:r>
+        <w:rPr>
+          <w:lang w:val="ar_AE" w:bidi="ar_AE"/>
+        </w:rPr>
+      </w:r>
+      <w:r>
+        <w:rPr>
           <w:b/>
           <w:lang w:val="ar_AE" w:bidi="ar_AE"/>
         </w:rPr>
@@ -9470,6 +10802,22 @@
       </w:r>
       <w:r>
         <w:rPr>
+          <w:lang w:val="ar_AE" w:bidi="ar_AE"/>
+        </w:rPr>
+        <w:t>יִזְכֹּר֙</w:t>
+      </w:r>
+    </w:p>
+    <w:p>
+      <w:pPr>
+        <w:bidi/>
+      </w:pPr>
+      <w:r>
+        <w:rPr>
+          <w:lang w:val="ar_AE" w:bidi="ar_AE"/>
+        </w:rPr>
+      </w:r>
+      <w:r>
+        <w:rPr>
           <w:b/>
           <w:lang w:val="ar_AE" w:bidi="ar_AE"/>
         </w:rPr>
@@ -9588,6 +10936,22 @@
       </w:r>
       <w:r>
         <w:rPr>
+          <w:lang w:val="ar_AE" w:bidi="ar_AE"/>
+        </w:rPr>
+        <w:t>חֽוֹמָתָ֔⁠הּ</w:t>
+      </w:r>
+    </w:p>
+    <w:p>
+      <w:pPr>
+        <w:bidi/>
+      </w:pPr>
+      <w:r>
+        <w:rPr>
+          <w:lang w:val="ar_AE" w:bidi="ar_AE"/>
+        </w:rPr>
+      </w:r>
+      <w:r>
+        <w:rPr>
           <w:b/>
           <w:lang w:val="ar_AE" w:bidi="ar_AE"/>
         </w:rPr>
@@ -9693,6 +11057,22 @@
       </w:r>
       <w:r>
         <w:rPr>
+          <w:lang w:val="ar_AE" w:bidi="ar_AE"/>
+        </w:rPr>
+        <w:t>וְ⁠הֻכַ֖ן הַ⁠סֹּכֵֽךְ</w:t>
+      </w:r>
+    </w:p>
+    <w:p>
+      <w:pPr>
+        <w:bidi/>
+      </w:pPr>
+      <w:r>
+        <w:rPr>
+          <w:lang w:val="ar_AE" w:bidi="ar_AE"/>
+        </w:rPr>
+      </w:r>
+      <w:r>
+        <w:rPr>
           <w:b/>
           <w:lang w:val="ar_AE" w:bidi="ar_AE"/>
         </w:rPr>
@@ -9798,6 +11178,22 @@
       </w:r>
       <w:r>
         <w:rPr>
+          <w:lang w:val="ar_AE" w:bidi="ar_AE"/>
+        </w:rPr>
+        <w:t>שַׁעֲרֵ֥י הַ⁠נְּהָר֖וֹת נִפְתָּ֑חוּ וְ⁠הַֽ⁠הֵיכָ֖ל נָמֽוֹג</w:t>
+      </w:r>
+    </w:p>
+    <w:p>
+      <w:pPr>
+        <w:bidi/>
+      </w:pPr>
+      <w:r>
+        <w:rPr>
+          <w:lang w:val="ar_AE" w:bidi="ar_AE"/>
+        </w:rPr>
+      </w:r>
+      <w:r>
+        <w:rPr>
           <w:b/>
           <w:lang w:val="ar_AE" w:bidi="ar_AE"/>
         </w:rPr>
@@ -9890,6 +11286,22 @@
       </w:r>
       <w:r>
         <w:rPr>
+          <w:lang w:val="ar_AE" w:bidi="ar_AE"/>
+        </w:rPr>
+        <w:t>שַׁעֲרֵ֥י הַ⁠נְּהָר֖וֹת</w:t>
+      </w:r>
+    </w:p>
+    <w:p>
+      <w:pPr>
+        <w:bidi/>
+      </w:pPr>
+      <w:r>
+        <w:rPr>
+          <w:lang w:val="ar_AE" w:bidi="ar_AE"/>
+        </w:rPr>
+      </w:r>
+      <w:r>
+        <w:rPr>
           <w:b/>
           <w:lang w:val="ar_AE" w:bidi="ar_AE"/>
         </w:rPr>
@@ -9982,6 +11394,22 @@
       </w:r>
       <w:r>
         <w:rPr>
+          <w:lang w:val="ar_AE" w:bidi="ar_AE"/>
+        </w:rPr>
+        <w:t>נִפְתָּ֑חוּ</w:t>
+      </w:r>
+    </w:p>
+    <w:p>
+      <w:pPr>
+        <w:bidi/>
+      </w:pPr>
+      <w:r>
+        <w:rPr>
+          <w:lang w:val="ar_AE" w:bidi="ar_AE"/>
+        </w:rPr>
+      </w:r>
+      <w:r>
+        <w:rPr>
           <w:b/>
           <w:lang w:val="ar_AE" w:bidi="ar_AE"/>
         </w:rPr>
@@ -10087,6 +11515,22 @@
       </w:r>
       <w:r>
         <w:rPr>
+          <w:lang w:val="ar_AE" w:bidi="ar_AE"/>
+        </w:rPr>
+        <w:t>וְ⁠הַֽ⁠הֵיכָ֖ל נָמֽוֹג</w:t>
+      </w:r>
+    </w:p>
+    <w:p>
+      <w:pPr>
+        <w:bidi/>
+      </w:pPr>
+      <w:r>
+        <w:rPr>
+          <w:lang w:val="ar_AE" w:bidi="ar_AE"/>
+        </w:rPr>
+      </w:r>
+      <w:r>
+        <w:rPr>
           <w:b/>
           <w:lang w:val="ar_AE" w:bidi="ar_AE"/>
         </w:rPr>
@@ -10179,6 +11623,22 @@
         <w:rPr>
           <w:lang w:val="ar_AE" w:bidi="ar_AE"/>
         </w:rPr>
+      </w:r>
+    </w:p>
+    <w:p>
+      <w:pPr>
+        <w:bidi/>
+      </w:pPr>
+      <w:r>
+        <w:rPr>
+          <w:lang w:val="ar_AE" w:bidi="ar_AE"/>
+        </w:rPr>
+      </w:r>
+      <w:r>
+        <w:rPr>
+          <w:lang w:val="ar_AE" w:bidi="ar_AE"/>
+        </w:rPr>
+        <w:t>וְ⁠הֻצַּ֖ב</w:t>
       </w:r>
     </w:p>
     <w:p>
@@ -10291,6 +11751,22 @@
       </w:r>
       <w:r>
         <w:rPr>
+          <w:lang w:val="ar_AE" w:bidi="ar_AE"/>
+        </w:rPr>
+        <w:t>גֻּלְּתָ֣ה</w:t>
+      </w:r>
+    </w:p>
+    <w:p>
+      <w:pPr>
+        <w:bidi/>
+      </w:pPr>
+      <w:r>
+        <w:rPr>
+          <w:lang w:val="ar_AE" w:bidi="ar_AE"/>
+        </w:rPr>
+      </w:r>
+      <w:r>
+        <w:rPr>
           <w:b/>
           <w:lang w:val="ar_AE" w:bidi="ar_AE"/>
         </w:rPr>
@@ -10396,6 +11872,22 @@
       </w:r>
       <w:r>
         <w:rPr>
+          <w:lang w:val="ar_AE" w:bidi="ar_AE"/>
+        </w:rPr>
+        <w:t>הֹֽעֲלָ֑תָה</w:t>
+      </w:r>
+    </w:p>
+    <w:p>
+      <w:pPr>
+        <w:bidi/>
+      </w:pPr>
+      <w:r>
+        <w:rPr>
+          <w:lang w:val="ar_AE" w:bidi="ar_AE"/>
+        </w:rPr>
+      </w:r>
+      <w:r>
+        <w:rPr>
           <w:b/>
           <w:lang w:val="ar_AE" w:bidi="ar_AE"/>
         </w:rPr>
@@ -10501,6 +11993,22 @@
       </w:r>
       <w:r>
         <w:rPr>
+          <w:lang w:val="ar_AE" w:bidi="ar_AE"/>
+        </w:rPr>
+        <w:t>גֻּלְּתָ֣ה הֹֽעֲלָ֑תָה וְ⁠אַמְהֹתֶ֗י⁠הָ</w:t>
+      </w:r>
+    </w:p>
+    <w:p>
+      <w:pPr>
+        <w:bidi/>
+      </w:pPr>
+      <w:r>
+        <w:rPr>
+          <w:lang w:val="ar_AE" w:bidi="ar_AE"/>
+        </w:rPr>
+      </w:r>
+      <w:r>
+        <w:rPr>
           <w:b/>
           <w:lang w:val="ar_AE" w:bidi="ar_AE"/>
         </w:rPr>
@@ -10619,6 +12127,22 @@
       </w:r>
       <w:r>
         <w:rPr>
+          <w:lang w:val="ar_AE" w:bidi="ar_AE"/>
+        </w:rPr>
+        <w:t>גֻּלְּתָ֣ה הֹֽעֲלָ֑תָה וְ⁠אַמְהֹתֶ֗י⁠הָ</w:t>
+      </w:r>
+    </w:p>
+    <w:p>
+      <w:pPr>
+        <w:bidi/>
+      </w:pPr>
+      <w:r>
+        <w:rPr>
+          <w:lang w:val="ar_AE" w:bidi="ar_AE"/>
+        </w:rPr>
+      </w:r>
+      <w:r>
+        <w:rPr>
           <w:b/>
           <w:lang w:val="ar_AE" w:bidi="ar_AE"/>
         </w:rPr>
@@ -10711,6 +12235,22 @@
       </w:r>
       <w:r>
         <w:rPr>
+          <w:lang w:val="ar_AE" w:bidi="ar_AE"/>
+        </w:rPr>
+        <w:t>לִבְבֵ⁠הֶֽן</w:t>
+      </w:r>
+    </w:p>
+    <w:p>
+      <w:pPr>
+        <w:bidi/>
+      </w:pPr>
+      <w:r>
+        <w:rPr>
+          <w:lang w:val="ar_AE" w:bidi="ar_AE"/>
+        </w:rPr>
+      </w:r>
+      <w:r>
+        <w:rPr>
           <w:b/>
           <w:lang w:val="ar_AE" w:bidi="ar_AE"/>
         </w:rPr>
@@ -10816,6 +12356,22 @@
       </w:r>
       <w:r>
         <w:rPr>
+          <w:lang w:val="ar_AE" w:bidi="ar_AE"/>
+        </w:rPr>
+        <w:t>מְתֹפְפֹ֖ת עַל־לִבְבֵ⁠הֶֽן</w:t>
+      </w:r>
+    </w:p>
+    <w:p>
+      <w:pPr>
+        <w:bidi/>
+      </w:pPr>
+      <w:r>
+        <w:rPr>
+          <w:lang w:val="ar_AE" w:bidi="ar_AE"/>
+        </w:rPr>
+      </w:r>
+      <w:r>
+        <w:rPr>
           <w:b/>
           <w:lang w:val="ar_AE" w:bidi="ar_AE"/>
         </w:rPr>
@@ -10908,6 +12464,22 @@
       </w:r>
       <w:r>
         <w:rPr>
+          <w:lang w:val="ar_AE" w:bidi="ar_AE"/>
+        </w:rPr>
+        <w:t>כִ⁠בְרֵֽכַת־מַ֖יִם</w:t>
+      </w:r>
+    </w:p>
+    <w:p>
+      <w:pPr>
+        <w:bidi/>
+      </w:pPr>
+      <w:r>
+        <w:rPr>
+          <w:lang w:val="ar_AE" w:bidi="ar_AE"/>
+        </w:rPr>
+      </w:r>
+      <w:r>
+        <w:rPr>
           <w:b/>
           <w:lang w:val="ar_AE" w:bidi="ar_AE"/>
         </w:rPr>
@@ -11010,6 +12582,22 @@
       </w:r>
       <w:r>
         <w:rPr>
+          <w:lang w:val="ar_AE" w:bidi="ar_AE"/>
+        </w:rPr>
+        <w:t>מִ֣⁠ימֵי הִ֑יא</w:t>
+      </w:r>
+    </w:p>
+    <w:p>
+      <w:pPr>
+        <w:bidi/>
+      </w:pPr>
+      <w:r>
+        <w:rPr>
+          <w:lang w:val="ar_AE" w:bidi="ar_AE"/>
+        </w:rPr>
+      </w:r>
+      <w:r>
+        <w:rPr>
           <w:b/>
           <w:lang w:val="ar_AE" w:bidi="ar_AE"/>
         </w:rPr>
@@ -11125,6 +12713,22 @@
       </w:r>
       <w:r>
         <w:rPr>
+          <w:lang w:val="ar_AE" w:bidi="ar_AE"/>
+        </w:rPr>
+        <w:t>וְ⁠הֵ֣מָּה</w:t>
+      </w:r>
+    </w:p>
+    <w:p>
+      <w:pPr>
+        <w:bidi/>
+      </w:pPr>
+      <w:r>
+        <w:rPr>
+          <w:lang w:val="ar_AE" w:bidi="ar_AE"/>
+        </w:rPr>
+      </w:r>
+      <w:r>
+        <w:rPr>
           <w:b/>
           <w:lang w:val="ar_AE" w:bidi="ar_AE"/>
         </w:rPr>
@@ -11264,6 +12868,22 @@
       </w:r>
       <w:r>
         <w:rPr>
+          <w:lang w:val="ar_AE" w:bidi="ar_AE"/>
+        </w:rPr>
+        <w:t>עִמְד֥וּ עֲמֹ֖דוּ</w:t>
+      </w:r>
+    </w:p>
+    <w:p>
+      <w:pPr>
+        <w:bidi/>
+      </w:pPr>
+      <w:r>
+        <w:rPr>
+          <w:lang w:val="ar_AE" w:bidi="ar_AE"/>
+        </w:rPr>
+      </w:r>
+      <w:r>
+        <w:rPr>
           <w:b/>
           <w:lang w:val="ar_AE" w:bidi="ar_AE"/>
         </w:rPr>
@@ -11377,6 +12997,22 @@
       </w:r>
       <w:r>
         <w:rPr>
+          <w:lang w:val="ar_AE" w:bidi="ar_AE"/>
+        </w:rPr>
+        <w:t>בֹּ֥זּוּ כֶ֖סֶף בֹּ֣זּוּ זָהָ֑ב וְ⁠אֵ֥ין קֵ֨צֶה֙ לַ⁠תְּכוּנָ֔ה כָּבֹ֕ד מִ⁠כֹּ֖ל כְּלִ֥י חֶמְדָּֽה</w:t>
+      </w:r>
+    </w:p>
+    <w:p>
+      <w:pPr>
+        <w:bidi/>
+      </w:pPr>
+      <w:r>
+        <w:rPr>
+          <w:lang w:val="ar_AE" w:bidi="ar_AE"/>
+        </w:rPr>
+      </w:r>
+      <w:r>
+        <w:rPr>
           <w:b/>
           <w:lang w:val="ar_AE" w:bidi="ar_AE"/>
         </w:rPr>
@@ -11479,6 +13115,22 @@
       </w:r>
       <w:r>
         <w:rPr>
+          <w:lang w:val="ar_AE" w:bidi="ar_AE"/>
+        </w:rPr>
+        <w:t>וְ⁠אֵ֥ין קֵ֨צֶה֙ לַ⁠תְּכוּנָ֔ה</w:t>
+      </w:r>
+    </w:p>
+    <w:p>
+      <w:pPr>
+        <w:bidi/>
+      </w:pPr>
+      <w:r>
+        <w:rPr>
+          <w:lang w:val="ar_AE" w:bidi="ar_AE"/>
+        </w:rPr>
+      </w:r>
+      <w:r>
+        <w:rPr>
           <w:b/>
           <w:lang w:val="ar_AE" w:bidi="ar_AE"/>
         </w:rPr>
@@ -11568,6 +13220,22 @@
         <w:rPr>
           <w:lang w:val="ar_AE" w:bidi="ar_AE"/>
         </w:rPr>
+      </w:r>
+    </w:p>
+    <w:p>
+      <w:pPr>
+        <w:bidi/>
+      </w:pPr>
+      <w:r>
+        <w:rPr>
+          <w:lang w:val="ar_AE" w:bidi="ar_AE"/>
+        </w:rPr>
+      </w:r>
+      <w:r>
+        <w:rPr>
+          <w:lang w:val="ar_AE" w:bidi="ar_AE"/>
+        </w:rPr>
+        <w:t>כְּלִ֥י חֶמְדָּֽה</w:t>
       </w:r>
     </w:p>
     <w:p>
@@ -11716,6 +13384,22 @@
       </w:r>
       <w:r>
         <w:rPr>
+          <w:lang w:val="ar_AE" w:bidi="ar_AE"/>
+        </w:rPr>
+        <w:t>בּוּקָ֥ה וּ⁠מְבוּקָ֖ה וּ⁠מְבֻלָּקָ֑ה</w:t>
+      </w:r>
+    </w:p>
+    <w:p>
+      <w:pPr>
+        <w:bidi/>
+      </w:pPr>
+      <w:r>
+        <w:rPr>
+          <w:lang w:val="ar_AE" w:bidi="ar_AE"/>
+        </w:rPr>
+      </w:r>
+      <w:r>
+        <w:rPr>
           <w:b/>
           <w:lang w:val="ar_AE" w:bidi="ar_AE"/>
         </w:rPr>
@@ -11818,6 +13502,22 @@
       </w:r>
       <w:r>
         <w:rPr>
+          <w:lang w:val="ar_AE" w:bidi="ar_AE"/>
+        </w:rPr>
+        <w:t>וְ⁠לֵ֨ב</w:t>
+      </w:r>
+    </w:p>
+    <w:p>
+      <w:pPr>
+        <w:bidi/>
+      </w:pPr>
+      <w:r>
+        <w:rPr>
+          <w:lang w:val="ar_AE" w:bidi="ar_AE"/>
+        </w:rPr>
+      </w:r>
+      <w:r>
+        <w:rPr>
           <w:b/>
           <w:lang w:val="ar_AE" w:bidi="ar_AE"/>
         </w:rPr>
@@ -11933,6 +13633,22 @@
       </w:r>
       <w:r>
         <w:rPr>
+          <w:lang w:val="ar_AE" w:bidi="ar_AE"/>
+        </w:rPr>
+        <w:t>וְ⁠לֵ֨ב נָמֵ֜ס</w:t>
+      </w:r>
+    </w:p>
+    <w:p>
+      <w:pPr>
+        <w:bidi/>
+      </w:pPr>
+      <w:r>
+        <w:rPr>
+          <w:lang w:val="ar_AE" w:bidi="ar_AE"/>
+        </w:rPr>
+      </w:r>
+      <w:r>
+        <w:rPr>
           <w:b/>
           <w:lang w:val="ar_AE" w:bidi="ar_AE"/>
         </w:rPr>
@@ -12035,6 +13751,22 @@
       </w:r>
       <w:r>
         <w:rPr>
+          <w:lang w:val="ar_AE" w:bidi="ar_AE"/>
+        </w:rPr>
+        <w:t>וְ⁠חַלְחָלָה֙ בְּ⁠כָל־מָתְנַ֔יִם</w:t>
+      </w:r>
+    </w:p>
+    <w:p>
+      <w:pPr>
+        <w:bidi/>
+      </w:pPr>
+      <w:r>
+        <w:rPr>
+          <w:lang w:val="ar_AE" w:bidi="ar_AE"/>
+        </w:rPr>
+      </w:r>
+      <w:r>
+        <w:rPr>
           <w:b/>
           <w:lang w:val="ar_AE" w:bidi="ar_AE"/>
         </w:rPr>
@@ -12150,6 +13882,22 @@
       </w:r>
       <w:r>
         <w:rPr>
+          <w:lang w:val="ar_AE" w:bidi="ar_AE"/>
+        </w:rPr>
+        <w:t>קִבְּצ֥וּ פָארֽוּר</w:t>
+      </w:r>
+    </w:p>
+    <w:p>
+      <w:pPr>
+        <w:bidi/>
+      </w:pPr>
+      <w:r>
+        <w:rPr>
+          <w:lang w:val="ar_AE" w:bidi="ar_AE"/>
+        </w:rPr>
+      </w:r>
+      <w:r>
+        <w:rPr>
           <w:b/>
           <w:lang w:val="ar_AE" w:bidi="ar_AE"/>
         </w:rPr>
@@ -12265,6 +14013,22 @@
       </w:r>
       <w:r>
         <w:rPr>
+          <w:lang w:val="ar_AE" w:bidi="ar_AE"/>
+        </w:rPr>
+        <w:t>אַיֵּה֙ מְע֣וֹן אֲרָי֔וֹת וּ⁠מִרְעֶ֥ה ה֖וּא לַ⁠כְּפִרִ֑ים אֲשֶׁ֣ר הָלַךְ֩ אַרְיֵ֨ה לָבִ֥יא שָׁ֛ם גּ֥וּר אַרְיֵ֖ה וְ⁠אֵ֥ין מַחֲרִֽיד</w:t>
+      </w:r>
+    </w:p>
+    <w:p>
+      <w:pPr>
+        <w:bidi/>
+      </w:pPr>
+      <w:r>
+        <w:rPr>
+          <w:lang w:val="ar_AE" w:bidi="ar_AE"/>
+        </w:rPr>
+      </w:r>
+      <w:r>
+        <w:rPr>
           <w:b/>
           <w:lang w:val="ar_AE" w:bidi="ar_AE"/>
         </w:rPr>
@@ -12371,6 +14135,22 @@
       </w:r>
       <w:r>
         <w:rPr>
+          <w:lang w:val="ar_AE" w:bidi="ar_AE"/>
+        </w:rPr>
+        <w:t>מְע֣וֹן אֲרָי֔וֹת</w:t>
+      </w:r>
+    </w:p>
+    <w:p>
+      <w:pPr>
+        <w:bidi/>
+      </w:pPr>
+      <w:r>
+        <w:rPr>
+          <w:lang w:val="ar_AE" w:bidi="ar_AE"/>
+        </w:rPr>
+      </w:r>
+      <w:r>
+        <w:rPr>
           <w:b/>
           <w:lang w:val="ar_AE" w:bidi="ar_AE"/>
         </w:rPr>
@@ -12473,6 +14253,22 @@
       </w:r>
       <w:r>
         <w:rPr>
+          <w:lang w:val="ar_AE" w:bidi="ar_AE"/>
+        </w:rPr>
+        <w:t>לָבִ֥יא שָׁ֛ם</w:t>
+      </w:r>
+    </w:p>
+    <w:p>
+      <w:pPr>
+        <w:bidi/>
+      </w:pPr>
+      <w:r>
+        <w:rPr>
+          <w:lang w:val="ar_AE" w:bidi="ar_AE"/>
+        </w:rPr>
+      </w:r>
+      <w:r>
+        <w:rPr>
           <w:b/>
           <w:lang w:val="ar_AE" w:bidi="ar_AE"/>
         </w:rPr>
@@ -12589,6 +14385,22 @@
       </w:r>
       <w:r>
         <w:rPr>
+          <w:lang w:val="ar_AE" w:bidi="ar_AE"/>
+        </w:rPr>
+        <w:t>גּ֥וּר אַרְיֵ֖ה</w:t>
+      </w:r>
+    </w:p>
+    <w:p>
+      <w:pPr>
+        <w:bidi/>
+      </w:pPr>
+      <w:r>
+        <w:rPr>
+          <w:lang w:val="ar_AE" w:bidi="ar_AE"/>
+        </w:rPr>
+      </w:r>
+      <w:r>
+        <w:rPr>
           <w:b/>
           <w:lang w:val="ar_AE" w:bidi="ar_AE"/>
         </w:rPr>
@@ -12691,6 +14503,22 @@
       </w:r>
       <w:r>
         <w:rPr>
+          <w:lang w:val="ar_AE" w:bidi="ar_AE"/>
+        </w:rPr>
+        <w:t>טֹרֵף֙ בְּ⁠דֵ֣י</w:t>
+      </w:r>
+    </w:p>
+    <w:p>
+      <w:pPr>
+        <w:bidi/>
+      </w:pPr>
+      <w:r>
+        <w:rPr>
+          <w:lang w:val="ar_AE" w:bidi="ar_AE"/>
+        </w:rPr>
+      </w:r>
+      <w:r>
+        <w:rPr>
           <w:b/>
           <w:lang w:val="ar_AE" w:bidi="ar_AE"/>
         </w:rPr>
@@ -12793,6 +14621,22 @@
       </w:r>
       <w:r>
         <w:rPr>
+          <w:lang w:val="ar_AE" w:bidi="ar_AE"/>
+        </w:rPr>
+        <w:t>וּ⁠מְחַנֵּ֖ק</w:t>
+      </w:r>
+    </w:p>
+    <w:p>
+      <w:pPr>
+        <w:bidi/>
+      </w:pPr>
+      <w:r>
+        <w:rPr>
+          <w:lang w:val="ar_AE" w:bidi="ar_AE"/>
+        </w:rPr>
+      </w:r>
+      <w:r>
+        <w:rPr>
           <w:b/>
           <w:lang w:val="ar_AE" w:bidi="ar_AE"/>
         </w:rPr>
@@ -12895,6 +14739,22 @@
       </w:r>
       <w:r>
         <w:rPr>
+          <w:lang w:val="ar_AE" w:bidi="ar_AE"/>
+        </w:rPr>
+        <w:t>וַ⁠יְמַלֵּא־טֶ֣רֶף חֹרָ֔י⁠ו וּ⁠מְעֹֽנֹתָ֖י⁠ו טְרֵפָֽה</w:t>
+      </w:r>
+    </w:p>
+    <w:p>
+      <w:pPr>
+        <w:bidi/>
+      </w:pPr>
+      <w:r>
+        <w:rPr>
+          <w:lang w:val="ar_AE" w:bidi="ar_AE"/>
+        </w:rPr>
+      </w:r>
+      <w:r>
+        <w:rPr>
           <w:b/>
           <w:lang w:val="ar_AE" w:bidi="ar_AE"/>
         </w:rPr>
@@ -12997,6 +14857,22 @@
       </w:r>
       <w:r>
         <w:rPr>
+          <w:lang w:val="ar_AE" w:bidi="ar_AE"/>
+        </w:rPr>
+        <w:t>וּ⁠מְעֹֽנֹתָ֖י⁠ו</w:t>
+      </w:r>
+    </w:p>
+    <w:p>
+      <w:pPr>
+        <w:bidi/>
+      </w:pPr>
+      <w:r>
+        <w:rPr>
+          <w:lang w:val="ar_AE" w:bidi="ar_AE"/>
+        </w:rPr>
+      </w:r>
+      <w:r>
+        <w:rPr>
           <w:b/>
           <w:lang w:val="ar_AE" w:bidi="ar_AE"/>
         </w:rPr>
@@ -13099,6 +14975,22 @@
       </w:r>
       <w:r>
         <w:rPr>
+          <w:lang w:val="ar_AE" w:bidi="ar_AE"/>
+        </w:rPr>
+        <w:t>הִנְ⁠נִ֣י אֵלַ֗יִ⁠ךְ</w:t>
+      </w:r>
+    </w:p>
+    <w:p>
+      <w:pPr>
+        <w:bidi/>
+      </w:pPr>
+      <w:r>
+        <w:rPr>
+          <w:lang w:val="ar_AE" w:bidi="ar_AE"/>
+        </w:rPr>
+      </w:r>
+      <w:r>
+        <w:rPr>
           <w:b/>
           <w:lang w:val="ar_AE" w:bidi="ar_AE"/>
         </w:rPr>
@@ -13201,6 +15093,22 @@
       </w:r>
       <w:r>
         <w:rPr>
+          <w:lang w:val="ar_AE" w:bidi="ar_AE"/>
+        </w:rPr>
+        <w:t>הִנְ⁠נִ֣י אֵלַ֗יִ⁠ךְ</w:t>
+      </w:r>
+    </w:p>
+    <w:p>
+      <w:pPr>
+        <w:bidi/>
+      </w:pPr>
+      <w:r>
+        <w:rPr>
+          <w:lang w:val="ar_AE" w:bidi="ar_AE"/>
+        </w:rPr>
+      </w:r>
+      <w:r>
+        <w:rPr>
           <w:b/>
           <w:lang w:val="ar_AE" w:bidi="ar_AE"/>
         </w:rPr>
@@ -13316,6 +15224,22 @@
       </w:r>
       <w:r>
         <w:rPr>
+          <w:lang w:val="ar_AE" w:bidi="ar_AE"/>
+        </w:rPr>
+        <w:t>נְאֻם֙</w:t>
+      </w:r>
+    </w:p>
+    <w:p>
+      <w:pPr>
+        <w:bidi/>
+      </w:pPr>
+      <w:r>
+        <w:rPr>
+          <w:lang w:val="ar_AE" w:bidi="ar_AE"/>
+        </w:rPr>
+      </w:r>
+      <w:r>
+        <w:rPr>
           <w:b/>
           <w:lang w:val="ar_AE" w:bidi="ar_AE"/>
         </w:rPr>
@@ -13418,6 +15342,22 @@
       </w:r>
       <w:r>
         <w:rPr>
+          <w:lang w:val="ar_AE" w:bidi="ar_AE"/>
+        </w:rPr>
+        <w:t>רִכְבָּ֔⁠הּ</w:t>
+      </w:r>
+    </w:p>
+    <w:p>
+      <w:pPr>
+        <w:bidi/>
+      </w:pPr>
+      <w:r>
+        <w:rPr>
+          <w:lang w:val="ar_AE" w:bidi="ar_AE"/>
+        </w:rPr>
+      </w:r>
+      <w:r>
+        <w:rPr>
           <w:b/>
           <w:lang w:val="ar_AE" w:bidi="ar_AE"/>
         </w:rPr>
@@ -13533,6 +15473,22 @@
       </w:r>
       <w:r>
         <w:rPr>
+          <w:lang w:val="ar_AE" w:bidi="ar_AE"/>
+        </w:rPr>
+        <w:t>רִכְבָּ֔⁠הּ</w:t>
+      </w:r>
+    </w:p>
+    <w:p>
+      <w:pPr>
+        <w:bidi/>
+      </w:pPr>
+      <w:r>
+        <w:rPr>
+          <w:lang w:val="ar_AE" w:bidi="ar_AE"/>
+        </w:rPr>
+      </w:r>
+      <w:r>
+        <w:rPr>
           <w:b/>
           <w:lang w:val="ar_AE" w:bidi="ar_AE"/>
         </w:rPr>
@@ -13648,6 +15604,22 @@
       </w:r>
       <w:r>
         <w:rPr>
+          <w:lang w:val="ar_AE" w:bidi="ar_AE"/>
+        </w:rPr>
+        <w:t>תֹּ֣אכַל חָ֑רֶב</w:t>
+      </w:r>
+    </w:p>
+    <w:p>
+      <w:pPr>
+        <w:bidi/>
+      </w:pPr>
+      <w:r>
+        <w:rPr>
+          <w:lang w:val="ar_AE" w:bidi="ar_AE"/>
+        </w:rPr>
+      </w:r>
+      <w:r>
+        <w:rPr>
           <w:b/>
           <w:lang w:val="ar_AE" w:bidi="ar_AE"/>
         </w:rPr>
@@ -13763,6 +15735,22 @@
         <w:rPr>
           <w:lang w:val="ar_AE" w:bidi="ar_AE"/>
         </w:rPr>
+      </w:r>
+    </w:p>
+    <w:p>
+      <w:pPr>
+        <w:bidi/>
+      </w:pPr>
+      <w:r>
+        <w:rPr>
+          <w:lang w:val="ar_AE" w:bidi="ar_AE"/>
+        </w:rPr>
+      </w:r>
+      <w:r>
+        <w:rPr>
+          <w:lang w:val="ar_AE" w:bidi="ar_AE"/>
+        </w:rPr>
+        <w:t>וְ⁠הִכְרַתִּ֤י</w:t>
       </w:r>
     </w:p>
     <w:p>
@@ -14144,6 +16132,22 @@
       </w:r>
       <w:r>
         <w:rPr>
+          <w:lang w:val="ar_AE" w:bidi="ar_AE"/>
+        </w:rPr>
+        <w:t>עִ֣יר דָּמִ֑ים</w:t>
+      </w:r>
+    </w:p>
+    <w:p>
+      <w:pPr>
+        <w:bidi/>
+      </w:pPr>
+      <w:r>
+        <w:rPr>
+          <w:lang w:val="ar_AE" w:bidi="ar_AE"/>
+        </w:rPr>
+      </w:r>
+      <w:r>
+        <w:rPr>
           <w:b/>
           <w:lang w:val="ar_AE" w:bidi="ar_AE"/>
         </w:rPr>
@@ -14249,6 +16253,22 @@
       </w:r>
       <w:r>
         <w:rPr>
+          <w:lang w:val="ar_AE" w:bidi="ar_AE"/>
+        </w:rPr>
+        <w:t>כֻּלָּ֗⁠הּ כַּ֤חַשׁ</w:t>
+      </w:r>
+    </w:p>
+    <w:p>
+      <w:pPr>
+        <w:bidi/>
+      </w:pPr>
+      <w:r>
+        <w:rPr>
+          <w:lang w:val="ar_AE" w:bidi="ar_AE"/>
+        </w:rPr>
+      </w:r>
+      <w:r>
+        <w:rPr>
           <w:b/>
           <w:lang w:val="ar_AE" w:bidi="ar_AE"/>
         </w:rPr>
@@ -14364,6 +16384,22 @@
       </w:r>
       <w:r>
         <w:rPr>
+          <w:lang w:val="ar_AE" w:bidi="ar_AE"/>
+        </w:rPr>
+        <w:t>שׁ֔וֹט &amp; רַ֣עַשׁ אוֹפָ֑ן וְ⁠ס֣וּס דֹּהֵ֔ר וּ⁠מֶרְכָּבָ֖ה מְרַקֵּדָֽה</w:t>
+      </w:r>
+    </w:p>
+    <w:p>
+      <w:pPr>
+        <w:bidi/>
+      </w:pPr>
+      <w:r>
+        <w:rPr>
+          <w:lang w:val="ar_AE" w:bidi="ar_AE"/>
+        </w:rPr>
+      </w:r>
+      <w:r>
+        <w:rPr>
           <w:b/>
           <w:lang w:val="ar_AE" w:bidi="ar_AE"/>
         </w:rPr>
@@ -14531,6 +16567,22 @@
       </w:r>
       <w:r>
         <w:rPr>
+          <w:lang w:val="ar_AE" w:bidi="ar_AE"/>
+        </w:rPr>
+        <w:t>פָּרָ֣שׁ מַעֲלֶ֗ה וְ⁠לַ֤הַב חֶ֨רֶב֙ וּ⁠בְרַ֣ק חֲנִ֔ית</w:t>
+      </w:r>
+    </w:p>
+    <w:p>
+      <w:pPr>
+        <w:bidi/>
+      </w:pPr>
+      <w:r>
+        <w:rPr>
+          <w:lang w:val="ar_AE" w:bidi="ar_AE"/>
+        </w:rPr>
+      </w:r>
+      <w:r>
+        <w:rPr>
           <w:b/>
           <w:lang w:val="ar_AE" w:bidi="ar_AE"/>
         </w:rPr>
@@ -14659,6 +16711,22 @@
       </w:r>
       <w:r>
         <w:rPr>
+          <w:lang w:val="ar_AE" w:bidi="ar_AE"/>
+        </w:rPr>
+        <w:t>פָּרָ֣שׁ מַעֲלֶ֗ה וְ⁠לַ֤הַב חֶ֨רֶב֙ וּ⁠בְרַ֣ק חֲנִ֔ית</w:t>
+      </w:r>
+    </w:p>
+    <w:p>
+      <w:pPr>
+        <w:bidi/>
+      </w:pPr>
+      <w:r>
+        <w:rPr>
+          <w:lang w:val="ar_AE" w:bidi="ar_AE"/>
+        </w:rPr>
+      </w:r>
+      <w:r>
+        <w:rPr>
           <w:b/>
           <w:lang w:val="ar_AE" w:bidi="ar_AE"/>
         </w:rPr>
@@ -14761,6 +16829,22 @@
       </w:r>
       <w:r>
         <w:rPr>
+          <w:lang w:val="ar_AE" w:bidi="ar_AE"/>
+        </w:rPr>
+        <w:t>וְ⁠אֵ֥ין קֵ֨צֶה֙ לַ⁠גְּוִיָּ֔ה</w:t>
+      </w:r>
+    </w:p>
+    <w:p>
+      <w:pPr>
+        <w:bidi/>
+      </w:pPr>
+      <w:r>
+        <w:rPr>
+          <w:lang w:val="ar_AE" w:bidi="ar_AE"/>
+        </w:rPr>
+      </w:r>
+      <w:r>
+        <w:rPr>
           <w:b/>
           <w:lang w:val="ar_AE" w:bidi="ar_AE"/>
         </w:rPr>
@@ -14863,6 +16947,22 @@
       </w:r>
       <w:r>
         <w:rPr>
+          <w:lang w:val="ar_AE" w:bidi="ar_AE"/>
+        </w:rPr>
+        <w:t>וְכָשְׁל֖וּ</w:t>
+      </w:r>
+    </w:p>
+    <w:p>
+      <w:pPr>
+        <w:bidi/>
+      </w:pPr>
+      <w:r>
+        <w:rPr>
+          <w:lang w:val="ar_AE" w:bidi="ar_AE"/>
+        </w:rPr>
+      </w:r>
+      <w:r>
+        <w:rPr>
           <w:b/>
           <w:lang w:val="ar_AE" w:bidi="ar_AE"/>
         </w:rPr>
@@ -14978,6 +17078,22 @@
       </w:r>
       <w:r>
         <w:rPr>
+          <w:lang w:val="ar_AE" w:bidi="ar_AE"/>
+        </w:rPr>
+        <w:t>בִּ⁠גְוִיָּתָֽ⁠ם</w:t>
+      </w:r>
+    </w:p>
+    <w:p>
+      <w:pPr>
+        <w:bidi/>
+      </w:pPr>
+      <w:r>
+        <w:rPr>
+          <w:lang w:val="ar_AE" w:bidi="ar_AE"/>
+        </w:rPr>
+      </w:r>
+      <w:r>
+        <w:rPr>
           <w:b/>
           <w:lang w:val="ar_AE" w:bidi="ar_AE"/>
         </w:rPr>
@@ -15106,6 +17222,22 @@
       </w:r>
       <w:r>
         <w:rPr>
+          <w:lang w:val="ar_AE" w:bidi="ar_AE"/>
+        </w:rPr>
+        <w:t>זְנוּנֵ֣י זוֹנָ֔ה</w:t>
+      </w:r>
+    </w:p>
+    <w:p>
+      <w:pPr>
+        <w:bidi/>
+      </w:pPr>
+      <w:r>
+        <w:rPr>
+          <w:lang w:val="ar_AE" w:bidi="ar_AE"/>
+        </w:rPr>
+      </w:r>
+      <w:r>
+        <w:rPr>
           <w:b/>
           <w:lang w:val="ar_AE" w:bidi="ar_AE"/>
         </w:rPr>
@@ -15219,6 +17351,22 @@
       </w:r>
       <w:r>
         <w:rPr>
+          <w:lang w:val="ar_AE" w:bidi="ar_AE"/>
+        </w:rPr>
+        <w:t>מֵ⁠רֹב֙</w:t>
+      </w:r>
+    </w:p>
+    <w:p>
+      <w:pPr>
+        <w:bidi/>
+      </w:pPr>
+      <w:r>
+        <w:rPr>
+          <w:lang w:val="ar_AE" w:bidi="ar_AE"/>
+        </w:rPr>
+      </w:r>
+      <w:r>
+        <w:rPr>
           <w:b/>
           <w:lang w:val="ar_AE" w:bidi="ar_AE"/>
         </w:rPr>
@@ -15332,6 +17480,22 @@
       </w:r>
       <w:r>
         <w:rPr>
+          <w:lang w:val="ar_AE" w:bidi="ar_AE"/>
+        </w:rPr>
+        <w:t>וּ⁠מִשְׁפָּח֖וֹת</w:t>
+      </w:r>
+    </w:p>
+    <w:p>
+      <w:pPr>
+        <w:bidi/>
+      </w:pPr>
+      <w:r>
+        <w:rPr>
+          <w:lang w:val="ar_AE" w:bidi="ar_AE"/>
+        </w:rPr>
+      </w:r>
+      <w:r>
+        <w:rPr>
           <w:b/>
           <w:lang w:val="ar_AE" w:bidi="ar_AE"/>
         </w:rPr>
@@ -15445,6 +17609,22 @@
       </w:r>
       <w:r>
         <w:rPr>
+          <w:lang w:val="ar_AE" w:bidi="ar_AE"/>
+        </w:rPr>
+        <w:t>הִנְ⁠נִ֣י אֵלַ֗יִ⁠ךְ</w:t>
+      </w:r>
+    </w:p>
+    <w:p>
+      <w:pPr>
+        <w:bidi/>
+      </w:pPr>
+      <w:r>
+        <w:rPr>
+          <w:lang w:val="ar_AE" w:bidi="ar_AE"/>
+        </w:rPr>
+      </w:r>
+      <w:r>
+        <w:rPr>
           <w:b/>
           <w:lang w:val="ar_AE" w:bidi="ar_AE"/>
         </w:rPr>
@@ -15479,7 +17659,7 @@
         </w:rPr>
         <w:t xml:space="preserve"> للتأكيد على ما سيقوله. قد تتضمن لغتك تعبير مشابه فيمكنك استخدامه في ترجمتك. انظر كيف تمت ترجمة هذا في </w:t>
       </w:r>
-      <w:hyperlink r:id="rId18">
+      <w:hyperlink r:id="rId20">
         <w:r>
           <w:rPr>
             <w:lang w:val="ar_AE" w:bidi="ar_AE"/>
@@ -15578,6 +17758,22 @@
       </w:r>
       <w:r>
         <w:rPr>
+          <w:lang w:val="ar_AE" w:bidi="ar_AE"/>
+        </w:rPr>
+        <w:t>אֵלַ֗יִ⁠ךְ</w:t>
+      </w:r>
+    </w:p>
+    <w:p>
+      <w:pPr>
+        <w:bidi/>
+      </w:pPr>
+      <w:r>
+        <w:rPr>
+          <w:lang w:val="ar_AE" w:bidi="ar_AE"/>
+        </w:rPr>
+      </w:r>
+      <w:r>
+        <w:rPr>
           <w:b/>
           <w:lang w:val="ar_AE" w:bidi="ar_AE"/>
         </w:rPr>
@@ -15706,6 +17902,22 @@
       </w:r>
       <w:r>
         <w:rPr>
+          <w:lang w:val="ar_AE" w:bidi="ar_AE"/>
+        </w:rPr>
+        <w:t>נְאֻם֙</w:t>
+      </w:r>
+    </w:p>
+    <w:p>
+      <w:pPr>
+        <w:bidi/>
+      </w:pPr>
+      <w:r>
+        <w:rPr>
+          <w:lang w:val="ar_AE" w:bidi="ar_AE"/>
+        </w:rPr>
+      </w:r>
+      <w:r>
+        <w:rPr>
           <w:b/>
           <w:lang w:val="ar_AE" w:bidi="ar_AE"/>
         </w:rPr>
@@ -15808,6 +18020,22 @@
       </w:r>
       <w:r>
         <w:rPr>
+          <w:lang w:val="ar_AE" w:bidi="ar_AE"/>
+        </w:rPr>
+        <w:t>וּ⁠מַמְלָכ֖וֹת קְלוֹנֵֽ⁠ךְ</w:t>
+      </w:r>
+    </w:p>
+    <w:p>
+      <w:pPr>
+        <w:bidi/>
+      </w:pPr>
+      <w:r>
+        <w:rPr>
+          <w:lang w:val="ar_AE" w:bidi="ar_AE"/>
+        </w:rPr>
+      </w:r>
+      <w:r>
+        <w:rPr>
           <w:b/>
           <w:lang w:val="ar_AE" w:bidi="ar_AE"/>
         </w:rPr>
@@ -15910,6 +18138,22 @@
       </w:r>
       <w:r>
         <w:rPr>
+          <w:lang w:val="ar_AE" w:bidi="ar_AE"/>
+        </w:rPr>
+        <w:t>קְלוֹנֵֽ⁠ךְ</w:t>
+      </w:r>
+    </w:p>
+    <w:p>
+      <w:pPr>
+        <w:bidi/>
+      </w:pPr>
+      <w:r>
+        <w:rPr>
+          <w:lang w:val="ar_AE" w:bidi="ar_AE"/>
+        </w:rPr>
+      </w:r>
+      <w:r>
+        <w:rPr>
           <w:b/>
           <w:lang w:val="ar_AE" w:bidi="ar_AE"/>
         </w:rPr>
@@ -16025,6 +18269,22 @@
       </w:r>
       <w:r>
         <w:rPr>
+          <w:lang w:val="ar_AE" w:bidi="ar_AE"/>
+        </w:rPr>
+        <w:t>עָלַ֛יִ⁠ךְ</w:t>
+      </w:r>
+    </w:p>
+    <w:p>
+      <w:pPr>
+        <w:bidi/>
+      </w:pPr>
+      <w:r>
+        <w:rPr>
+          <w:lang w:val="ar_AE" w:bidi="ar_AE"/>
+        </w:rPr>
+      </w:r>
+      <w:r>
+        <w:rPr>
           <w:b/>
           <w:lang w:val="ar_AE" w:bidi="ar_AE"/>
         </w:rPr>
@@ -16059,7 +18319,7 @@
         </w:rPr>
         <w:t xml:space="preserve"> يشير إلى نينوى، التي وصفها الرب بأنها المرأة في </w:t>
       </w:r>
-      <w:hyperlink r:id="rId19">
+      <w:hyperlink r:id="rId21">
         <w:r>
           <w:rPr>
             <w:lang w:val="ar_AE" w:bidi="ar_AE"/>
@@ -16158,6 +18418,22 @@
       </w:r>
       <w:r>
         <w:rPr>
+          <w:lang w:val="ar_AE" w:bidi="ar_AE"/>
+        </w:rPr>
+        <w:t>וְ⁠הִשְׁלַכְתִּ֥י עָלַ֛יִ⁠ךְ שִׁקֻּצִ֖ים</w:t>
+      </w:r>
+    </w:p>
+    <w:p>
+      <w:pPr>
+        <w:bidi/>
+      </w:pPr>
+      <w:r>
+        <w:rPr>
+          <w:lang w:val="ar_AE" w:bidi="ar_AE"/>
+        </w:rPr>
+      </w:r>
+      <w:r>
+        <w:rPr>
           <w:b/>
           <w:lang w:val="ar_AE" w:bidi="ar_AE"/>
         </w:rPr>
@@ -16273,6 +18549,22 @@
       </w:r>
       <w:r>
         <w:rPr>
+          <w:lang w:val="ar_AE" w:bidi="ar_AE"/>
+        </w:rPr>
+        <w:t>שָׁדְּדָ֣ה נִֽינְוֵ֔ה</w:t>
+      </w:r>
+    </w:p>
+    <w:p>
+      <w:pPr>
+        <w:bidi/>
+      </w:pPr>
+      <w:r>
+        <w:rPr>
+          <w:lang w:val="ar_AE" w:bidi="ar_AE"/>
+        </w:rPr>
+      </w:r>
+      <w:r>
+        <w:rPr>
           <w:b/>
           <w:lang w:val="ar_AE" w:bidi="ar_AE"/>
         </w:rPr>
@@ -16388,6 +18680,22 @@
       </w:r>
       <w:r>
         <w:rPr>
+          <w:lang w:val="ar_AE" w:bidi="ar_AE"/>
+        </w:rPr>
+        <w:t>שָׁדְּדָ֣ה נִֽינְוֵ֔ה</w:t>
+      </w:r>
+    </w:p>
+    <w:p>
+      <w:pPr>
+        <w:bidi/>
+      </w:pPr>
+      <w:r>
+        <w:rPr>
+          <w:lang w:val="ar_AE" w:bidi="ar_AE"/>
+        </w:rPr>
+      </w:r>
+      <w:r>
+        <w:rPr>
           <w:b/>
           <w:lang w:val="ar_AE" w:bidi="ar_AE"/>
         </w:rPr>
@@ -16490,6 +18798,22 @@
       </w:r>
       <w:r>
         <w:rPr>
+          <w:lang w:val="ar_AE" w:bidi="ar_AE"/>
+        </w:rPr>
+        <w:t>מִ֖י יָנ֣וּד לָ֑⁠הּ</w:t>
+      </w:r>
+    </w:p>
+    <w:p>
+      <w:pPr>
+        <w:bidi/>
+      </w:pPr>
+      <w:r>
+        <w:rPr>
+          <w:lang w:val="ar_AE" w:bidi="ar_AE"/>
+        </w:rPr>
+      </w:r>
+      <w:r>
+        <w:rPr>
           <w:b/>
           <w:lang w:val="ar_AE" w:bidi="ar_AE"/>
         </w:rPr>
@@ -16592,6 +18916,22 @@
       </w:r>
       <w:r>
         <w:rPr>
+          <w:lang w:val="ar_AE" w:bidi="ar_AE"/>
+        </w:rPr>
+        <w:t>מֵ⁠אַ֛יִן אֲבַקֵּ֥שׁ מְנַחֲמִ֖ים לָֽ⁠ךְ</w:t>
+      </w:r>
+    </w:p>
+    <w:p>
+      <w:pPr>
+        <w:bidi/>
+      </w:pPr>
+      <w:r>
+        <w:rPr>
+          <w:lang w:val="ar_AE" w:bidi="ar_AE"/>
+        </w:rPr>
+      </w:r>
+      <w:r>
+        <w:rPr>
           <w:b/>
           <w:lang w:val="ar_AE" w:bidi="ar_AE"/>
         </w:rPr>
@@ -16694,6 +19034,22 @@
       </w:r>
       <w:r>
         <w:rPr>
+          <w:lang w:val="ar_AE" w:bidi="ar_AE"/>
+        </w:rPr>
+        <w:t>הֲ⁠תֵֽיטְבִי֙ מִ⁠נֹּ֣א אָמ֔וֹן הַ⁠יֹּֽשְׁבָה֙ בַּ⁠יְאֹרִ֔ים מַ֖יִם סָבִ֣יב לָ֑⁠הּ אֲשֶׁר־חֵ֣יל יָ֔ם מִ⁠יָּ֖ם חוֹמָתָֽ⁠הּ</w:t>
+      </w:r>
+    </w:p>
+    <w:p>
+      <w:pPr>
+        <w:bidi/>
+      </w:pPr>
+      <w:r>
+        <w:rPr>
+          <w:lang w:val="ar_AE" w:bidi="ar_AE"/>
+        </w:rPr>
+      </w:r>
+      <w:r>
+        <w:rPr>
           <w:b/>
           <w:lang w:val="ar_AE" w:bidi="ar_AE"/>
         </w:rPr>
@@ -16796,6 +19152,22 @@
       </w:r>
       <w:r>
         <w:rPr>
+          <w:lang w:val="ar_AE" w:bidi="ar_AE"/>
+        </w:rPr>
+        <w:t>מִ⁠נֹּ֣א אָמ֔וֹן</w:t>
+      </w:r>
+    </w:p>
+    <w:p>
+      <w:pPr>
+        <w:bidi/>
+      </w:pPr>
+      <w:r>
+        <w:rPr>
+          <w:lang w:val="ar_AE" w:bidi="ar_AE"/>
+        </w:rPr>
+      </w:r>
+      <w:r>
+        <w:rPr>
           <w:b/>
           <w:lang w:val="ar_AE" w:bidi="ar_AE"/>
         </w:rPr>
@@ -16905,6 +19277,22 @@
       </w:r>
       <w:r>
         <w:rPr>
+          <w:lang w:val="ar_AE" w:bidi="ar_AE"/>
+        </w:rPr>
+        <w:t>אֲשֶׁר־חֵ֣יל יָ֔ם מִ⁠יָּ֖ם חוֹמָתָֽ⁠הּ</w:t>
+      </w:r>
+    </w:p>
+    <w:p>
+      <w:pPr>
+        <w:bidi/>
+      </w:pPr>
+      <w:r>
+        <w:rPr>
+          <w:lang w:val="ar_AE" w:bidi="ar_AE"/>
+        </w:rPr>
+      </w:r>
+      <w:r>
+        <w:rPr>
           <w:b/>
           <w:lang w:val="ar_AE" w:bidi="ar_AE"/>
         </w:rPr>
@@ -17020,6 +19408,22 @@
       </w:r>
       <w:r>
         <w:rPr>
+          <w:lang w:val="ar_AE" w:bidi="ar_AE"/>
+        </w:rPr>
+        <w:t>מִ⁠יָּ֖ם חוֹמָתָֽ⁠הּ</w:t>
+      </w:r>
+    </w:p>
+    <w:p>
+      <w:pPr>
+        <w:bidi/>
+      </w:pPr>
+      <w:r>
+        <w:rPr>
+          <w:lang w:val="ar_AE" w:bidi="ar_AE"/>
+        </w:rPr>
+      </w:r>
+      <w:r>
+        <w:rPr>
           <w:b/>
           <w:lang w:val="ar_AE" w:bidi="ar_AE"/>
         </w:rPr>
@@ -17148,6 +19552,22 @@
       </w:r>
       <w:r>
         <w:rPr>
+          <w:lang w:val="ar_AE" w:bidi="ar_AE"/>
+        </w:rPr>
+        <w:t>מִ⁠יָּ֖ם חוֹמָתָֽ⁠הּ</w:t>
+      </w:r>
+    </w:p>
+    <w:p>
+      <w:pPr>
+        <w:bidi/>
+      </w:pPr>
+      <w:r>
+        <w:rPr>
+          <w:lang w:val="ar_AE" w:bidi="ar_AE"/>
+        </w:rPr>
+      </w:r>
+      <w:r>
+        <w:rPr>
           <w:b/>
           <w:lang w:val="ar_AE" w:bidi="ar_AE"/>
         </w:rPr>
@@ -17250,6 +19670,22 @@
       </w:r>
       <w:r>
         <w:rPr>
+          <w:lang w:val="ar_AE" w:bidi="ar_AE"/>
+        </w:rPr>
+        <w:t>עָצְמָ֛⁠ה</w:t>
+      </w:r>
+    </w:p>
+    <w:p>
+      <w:pPr>
+        <w:bidi/>
+      </w:pPr>
+      <w:r>
+        <w:rPr>
+          <w:lang w:val="ar_AE" w:bidi="ar_AE"/>
+        </w:rPr>
+      </w:r>
+      <w:r>
+        <w:rPr>
           <w:b/>
           <w:lang w:val="ar_AE" w:bidi="ar_AE"/>
         </w:rPr>
@@ -17365,6 +19801,22 @@
       </w:r>
       <w:r>
         <w:rPr>
+          <w:lang w:val="ar_AE" w:bidi="ar_AE"/>
+        </w:rPr>
+        <w:t>וְ⁠אֵ֣ין קֵ֑צֶה</w:t>
+      </w:r>
+    </w:p>
+    <w:p>
+      <w:pPr>
+        <w:bidi/>
+      </w:pPr>
+      <w:r>
+        <w:rPr>
+          <w:lang w:val="ar_AE" w:bidi="ar_AE"/>
+        </w:rPr>
+      </w:r>
+      <w:r>
+        <w:rPr>
           <w:b/>
           <w:lang w:val="ar_AE" w:bidi="ar_AE"/>
         </w:rPr>
@@ -17467,6 +19919,22 @@
       </w:r>
       <w:r>
         <w:rPr>
+          <w:lang w:val="ar_AE" w:bidi="ar_AE"/>
+        </w:rPr>
+        <w:t>וְ⁠אֵ֣ין קֵ֑צֶה</w:t>
+      </w:r>
+    </w:p>
+    <w:p>
+      <w:pPr>
+        <w:bidi/>
+      </w:pPr>
+      <w:r>
+        <w:rPr>
+          <w:lang w:val="ar_AE" w:bidi="ar_AE"/>
+        </w:rPr>
+      </w:r>
+      <w:r>
+        <w:rPr>
           <w:b/>
           <w:lang w:val="ar_AE" w:bidi="ar_AE"/>
         </w:rPr>
@@ -17573,6 +20041,22 @@
       </w:r>
       <w:r>
         <w:rPr>
+          <w:lang w:val="ar_AE" w:bidi="ar_AE"/>
+        </w:rPr>
+        <w:t>פּ֣וּט</w:t>
+      </w:r>
+    </w:p>
+    <w:p>
+      <w:pPr>
+        <w:bidi/>
+      </w:pPr>
+      <w:r>
+        <w:rPr>
+          <w:lang w:val="ar_AE" w:bidi="ar_AE"/>
+        </w:rPr>
+      </w:r>
+      <w:r>
+        <w:rPr>
           <w:b/>
           <w:lang w:val="ar_AE" w:bidi="ar_AE"/>
         </w:rPr>
@@ -17692,6 +20176,22 @@
       </w:r>
       <w:r>
         <w:rPr>
+          <w:lang w:val="ar_AE" w:bidi="ar_AE"/>
+        </w:rPr>
+        <w:t>וְ⁠לוּבִ֔ים</w:t>
+      </w:r>
+    </w:p>
+    <w:p>
+      <w:pPr>
+        <w:bidi/>
+      </w:pPr>
+      <w:r>
+        <w:rPr>
+          <w:lang w:val="ar_AE" w:bidi="ar_AE"/>
+        </w:rPr>
+      </w:r>
+      <w:r>
+        <w:rPr>
           <w:b/>
           <w:lang w:val="ar_AE" w:bidi="ar_AE"/>
         </w:rPr>
@@ -17811,6 +20311,22 @@
       </w:r>
       <w:r>
         <w:rPr>
+          <w:lang w:val="ar_AE" w:bidi="ar_AE"/>
+        </w:rPr>
+        <w:t>בְּ⁠עֶזְרָתֵֽ⁠ךְ</w:t>
+      </w:r>
+    </w:p>
+    <w:p>
+      <w:pPr>
+        <w:bidi/>
+      </w:pPr>
+      <w:r>
+        <w:rPr>
+          <w:lang w:val="ar_AE" w:bidi="ar_AE"/>
+        </w:rPr>
+      </w:r>
+      <w:r>
+        <w:rPr>
           <w:b/>
           <w:lang w:val="ar_AE" w:bidi="ar_AE"/>
         </w:rPr>
@@ -17942,6 +20458,22 @@
       </w:r>
       <w:r>
         <w:rPr>
+          <w:lang w:val="ar_AE" w:bidi="ar_AE"/>
+        </w:rPr>
+        <w:t>הִ֗יא לַ⁠גֹּלָה֙</w:t>
+      </w:r>
+    </w:p>
+    <w:p>
+      <w:pPr>
+        <w:bidi/>
+      </w:pPr>
+      <w:r>
+        <w:rPr>
+          <w:lang w:val="ar_AE" w:bidi="ar_AE"/>
+        </w:rPr>
+      </w:r>
+      <w:r>
+        <w:rPr>
           <w:b/>
           <w:lang w:val="ar_AE" w:bidi="ar_AE"/>
         </w:rPr>
@@ -18073,6 +20605,22 @@
       </w:r>
       <w:r>
         <w:rPr>
+          <w:lang w:val="ar_AE" w:bidi="ar_AE"/>
+        </w:rPr>
+        <w:t>גְּדוֹלֶ֖י⁠הָ</w:t>
+      </w:r>
+    </w:p>
+    <w:p>
+      <w:pPr>
+        <w:bidi/>
+      </w:pPr>
+      <w:r>
+        <w:rPr>
+          <w:lang w:val="ar_AE" w:bidi="ar_AE"/>
+        </w:rPr>
+      </w:r>
+      <w:r>
+        <w:rPr>
           <w:b/>
           <w:lang w:val="ar_AE" w:bidi="ar_AE"/>
         </w:rPr>
@@ -18192,6 +20740,22 @@
       </w:r>
       <w:r>
         <w:rPr>
+          <w:lang w:val="ar_AE" w:bidi="ar_AE"/>
+        </w:rPr>
+        <w:t>עֹלָלֶ֛י⁠הָ יְרֻטְּשׁ֖וּ</w:t>
+      </w:r>
+    </w:p>
+    <w:p>
+      <w:pPr>
+        <w:bidi/>
+      </w:pPr>
+      <w:r>
+        <w:rPr>
+          <w:lang w:val="ar_AE" w:bidi="ar_AE"/>
+        </w:rPr>
+      </w:r>
+      <w:r>
+        <w:rPr>
           <w:b/>
           <w:lang w:val="ar_AE" w:bidi="ar_AE"/>
         </w:rPr>
@@ -18291,6 +20855,22 @@
       </w:r>
       <w:r>
         <w:rPr>
+          <w:lang w:val="ar_AE" w:bidi="ar_AE"/>
+        </w:rPr>
+        <w:t>בְּ⁠רֹ֣אשׁ כָּל־חוּצ֑וֹת</w:t>
+      </w:r>
+    </w:p>
+    <w:p>
+      <w:pPr>
+        <w:bidi/>
+      </w:pPr>
+      <w:r>
+        <w:rPr>
+          <w:lang w:val="ar_AE" w:bidi="ar_AE"/>
+        </w:rPr>
+      </w:r>
+      <w:r>
+        <w:rPr>
           <w:b/>
           <w:lang w:val="ar_AE" w:bidi="ar_AE"/>
         </w:rPr>
@@ -18403,6 +20983,22 @@
       </w:r>
       <w:r>
         <w:rPr>
+          <w:lang w:val="ar_AE" w:bidi="ar_AE"/>
+        </w:rPr>
+        <w:t>יַדּ֣וּ</w:t>
+      </w:r>
+    </w:p>
+    <w:p>
+      <w:pPr>
+        <w:bidi/>
+      </w:pPr>
+      <w:r>
+        <w:rPr>
+          <w:lang w:val="ar_AE" w:bidi="ar_AE"/>
+        </w:rPr>
+      </w:r>
+      <w:r>
+        <w:rPr>
           <w:b/>
           <w:lang w:val="ar_AE" w:bidi="ar_AE"/>
         </w:rPr>
@@ -18533,6 +21129,22 @@
       </w:r>
       <w:r>
         <w:rPr>
+          <w:lang w:val="ar_AE" w:bidi="ar_AE"/>
+        </w:rPr>
+        <w:t>וְ⁠כָל־גְּדוֹלֶ֖י⁠הָ רֻתְּק֥וּ</w:t>
+      </w:r>
+    </w:p>
+    <w:p>
+      <w:pPr>
+        <w:bidi/>
+      </w:pPr>
+      <w:r>
+        <w:rPr>
+          <w:lang w:val="ar_AE" w:bidi="ar_AE"/>
+        </w:rPr>
+      </w:r>
+      <w:r>
+        <w:rPr>
           <w:b/>
           <w:lang w:val="ar_AE" w:bidi="ar_AE"/>
         </w:rPr>
@@ -18639,6 +21251,22 @@
       </w:r>
       <w:r>
         <w:rPr>
+          <w:lang w:val="ar_AE" w:bidi="ar_AE"/>
+        </w:rPr>
+        <w:t>אַ֣תְּ</w:t>
+      </w:r>
+    </w:p>
+    <w:p>
+      <w:pPr>
+        <w:bidi/>
+      </w:pPr>
+      <w:r>
+        <w:rPr>
+          <w:lang w:val="ar_AE" w:bidi="ar_AE"/>
+        </w:rPr>
+      </w:r>
+      <w:r>
+        <w:rPr>
           <w:b/>
           <w:lang w:val="ar_AE" w:bidi="ar_AE"/>
         </w:rPr>
@@ -18758,6 +21386,22 @@
       </w:r>
       <w:r>
         <w:rPr>
+          <w:lang w:val="ar_AE" w:bidi="ar_AE"/>
+        </w:rPr>
+        <w:t>תִּשְׁכְּרִ֔י</w:t>
+      </w:r>
+    </w:p>
+    <w:p>
+      <w:pPr>
+        <w:bidi/>
+      </w:pPr>
+      <w:r>
+        <w:rPr>
+          <w:lang w:val="ar_AE" w:bidi="ar_AE"/>
+        </w:rPr>
+      </w:r>
+      <w:r>
+        <w:rPr>
           <w:b/>
           <w:lang w:val="ar_AE" w:bidi="ar_AE"/>
         </w:rPr>
@@ -18864,6 +21508,22 @@
       </w:r>
       <w:r>
         <w:rPr>
+          <w:lang w:val="ar_AE" w:bidi="ar_AE"/>
+        </w:rPr>
+        <w:t>תְּהִ֖י נַֽעֲלָמָ֑ה</w:t>
+      </w:r>
+    </w:p>
+    <w:p>
+      <w:pPr>
+        <w:bidi/>
+      </w:pPr>
+      <w:r>
+        <w:rPr>
+          <w:lang w:val="ar_AE" w:bidi="ar_AE"/>
+        </w:rPr>
+      </w:r>
+      <w:r>
+        <w:rPr>
           <w:b/>
           <w:lang w:val="ar_AE" w:bidi="ar_AE"/>
         </w:rPr>
@@ -18970,6 +21630,22 @@
       </w:r>
       <w:r>
         <w:rPr>
+          <w:lang w:val="ar_AE" w:bidi="ar_AE"/>
+        </w:rPr>
+        <w:t>כָּ֨ל־מִבְצָרַ֔יִ⁠ךְ תְּאֵנִ֖ים עִם־בִּכּוּרִ֑ים</w:t>
+      </w:r>
+    </w:p>
+    <w:p>
+      <w:pPr>
+        <w:bidi/>
+      </w:pPr>
+      <w:r>
+        <w:rPr>
+          <w:lang w:val="ar_AE" w:bidi="ar_AE"/>
+        </w:rPr>
+      </w:r>
+      <w:r>
+        <w:rPr>
           <w:b/>
           <w:lang w:val="ar_AE" w:bidi="ar_AE"/>
         </w:rPr>
@@ -19115,6 +21791,22 @@
       </w:r>
       <w:r>
         <w:rPr>
+          <w:lang w:val="ar_AE" w:bidi="ar_AE"/>
+        </w:rPr>
+        <w:t>הִנֵּ֨ה</w:t>
+      </w:r>
+    </w:p>
+    <w:p>
+      <w:pPr>
+        <w:bidi/>
+      </w:pPr>
+      <w:r>
+        <w:rPr>
+          <w:lang w:val="ar_AE" w:bidi="ar_AE"/>
+        </w:rPr>
+      </w:r>
+      <w:r>
+        <w:rPr>
           <w:b/>
           <w:lang w:val="ar_AE" w:bidi="ar_AE"/>
         </w:rPr>
@@ -19221,6 +21913,22 @@
       </w:r>
       <w:r>
         <w:rPr>
+          <w:lang w:val="ar_AE" w:bidi="ar_AE"/>
+        </w:rPr>
+        <w:t>עַמֵּ֤⁠ךְ</w:t>
+      </w:r>
+    </w:p>
+    <w:p>
+      <w:pPr>
+        <w:bidi/>
+      </w:pPr>
+      <w:r>
+        <w:rPr>
+          <w:lang w:val="ar_AE" w:bidi="ar_AE"/>
+        </w:rPr>
+      </w:r>
+      <w:r>
+        <w:rPr>
           <w:b/>
           <w:lang w:val="ar_AE" w:bidi="ar_AE"/>
         </w:rPr>
@@ -19340,6 +22048,22 @@
       </w:r>
       <w:r>
         <w:rPr>
+          <w:lang w:val="ar_AE" w:bidi="ar_AE"/>
+        </w:rPr>
+        <w:t>נָשִׁים֙</w:t>
+      </w:r>
+    </w:p>
+    <w:p>
+      <w:pPr>
+        <w:bidi/>
+      </w:pPr>
+      <w:r>
+        <w:rPr>
+          <w:lang w:val="ar_AE" w:bidi="ar_AE"/>
+        </w:rPr>
+      </w:r>
+      <w:r>
+        <w:rPr>
           <w:b/>
           <w:lang w:val="ar_AE" w:bidi="ar_AE"/>
         </w:rPr>
@@ -19472,6 +22196,22 @@
       </w:r>
       <w:r>
         <w:rPr>
+          <w:lang w:val="ar_AE" w:bidi="ar_AE"/>
+        </w:rPr>
+        <w:t>פָּת֥וֹחַ נִפְתְּח֖וּ</w:t>
+      </w:r>
+    </w:p>
+    <w:p>
+      <w:pPr>
+        <w:bidi/>
+      </w:pPr>
+      <w:r>
+        <w:rPr>
+          <w:lang w:val="ar_AE" w:bidi="ar_AE"/>
+        </w:rPr>
+      </w:r>
+      <w:r>
+        <w:rPr>
           <w:b/>
           <w:lang w:val="ar_AE" w:bidi="ar_AE"/>
         </w:rPr>
@@ -19591,6 +22331,22 @@
       </w:r>
       <w:r>
         <w:rPr>
+          <w:lang w:val="ar_AE" w:bidi="ar_AE"/>
+        </w:rPr>
+        <w:t>נִפְתְּח֖וּ &amp; אָכְלָ֥ה</w:t>
+      </w:r>
+    </w:p>
+    <w:p>
+      <w:pPr>
+        <w:bidi/>
+      </w:pPr>
+      <w:r>
+        <w:rPr>
+          <w:lang w:val="ar_AE" w:bidi="ar_AE"/>
+        </w:rPr>
+      </w:r>
+      <w:r>
+        <w:rPr>
           <w:b/>
           <w:lang w:val="ar_AE" w:bidi="ar_AE"/>
         </w:rPr>
@@ -19711,6 +22467,22 @@
       </w:r>
       <w:r>
         <w:rPr>
+          <w:lang w:val="ar_AE" w:bidi="ar_AE"/>
+        </w:rPr>
+        <w:t>בְּרִיחָֽיִ⁠ך</w:t>
+      </w:r>
+    </w:p>
+    <w:p>
+      <w:pPr>
+        <w:bidi/>
+      </w:pPr>
+      <w:r>
+        <w:rPr>
+          <w:lang w:val="ar_AE" w:bidi="ar_AE"/>
+        </w:rPr>
+      </w:r>
+      <w:r>
+        <w:rPr>
           <w:b/>
           <w:lang w:val="ar_AE" w:bidi="ar_AE"/>
         </w:rPr>
@@ -19830,6 +22602,22 @@
       </w:r>
       <w:r>
         <w:rPr>
+          <w:lang w:val="ar_AE" w:bidi="ar_AE"/>
+        </w:rPr>
+        <w:t>מֵ֤י מָצוֹר֙ שַֽׁאֲבִי־לָ֔⁠ךְ</w:t>
+      </w:r>
+    </w:p>
+    <w:p>
+      <w:pPr>
+        <w:bidi/>
+      </w:pPr>
+      <w:r>
+        <w:rPr>
+          <w:lang w:val="ar_AE" w:bidi="ar_AE"/>
+        </w:rPr>
+      </w:r>
+      <w:r>
+        <w:rPr>
           <w:b/>
           <w:lang w:val="ar_AE" w:bidi="ar_AE"/>
         </w:rPr>
@@ -19949,6 +22737,22 @@
       </w:r>
       <w:r>
         <w:rPr>
+          <w:lang w:val="ar_AE" w:bidi="ar_AE"/>
+        </w:rPr>
+        <w:t>לָ֔⁠ךְ</w:t>
+      </w:r>
+    </w:p>
+    <w:p>
+      <w:pPr>
+        <w:bidi/>
+      </w:pPr>
+      <w:r>
+        <w:rPr>
+          <w:lang w:val="ar_AE" w:bidi="ar_AE"/>
+        </w:rPr>
+      </w:r>
+      <w:r>
+        <w:rPr>
           <w:b/>
           <w:lang w:val="ar_AE" w:bidi="ar_AE"/>
         </w:rPr>
@@ -20068,6 +22872,22 @@
       </w:r>
       <w:r>
         <w:rPr>
+          <w:lang w:val="ar_AE" w:bidi="ar_AE"/>
+        </w:rPr>
+        <w:t>מַלְבֵּֽן</w:t>
+      </w:r>
+    </w:p>
+    <w:p>
+      <w:pPr>
+        <w:bidi/>
+      </w:pPr>
+      <w:r>
+        <w:rPr>
+          <w:lang w:val="ar_AE" w:bidi="ar_AE"/>
+        </w:rPr>
+      </w:r>
+      <w:r>
+        <w:rPr>
           <w:b/>
           <w:lang w:val="ar_AE" w:bidi="ar_AE"/>
         </w:rPr>
@@ -20187,6 +23007,22 @@
       </w:r>
       <w:r>
         <w:rPr>
+          <w:lang w:val="ar_AE" w:bidi="ar_AE"/>
+        </w:rPr>
+        <w:t>שָׁ֚ם תֹּאכְלֵ֣⁠ךְ אֵ֔שׁ</w:t>
+      </w:r>
+    </w:p>
+    <w:p>
+      <w:pPr>
+        <w:bidi/>
+      </w:pPr>
+      <w:r>
+        <w:rPr>
+          <w:lang w:val="ar_AE" w:bidi="ar_AE"/>
+        </w:rPr>
+      </w:r>
+      <w:r>
+        <w:rPr>
           <w:b/>
           <w:lang w:val="ar_AE" w:bidi="ar_AE"/>
         </w:rPr>
@@ -20306,6 +23142,22 @@
       </w:r>
       <w:r>
         <w:rPr>
+          <w:lang w:val="ar_AE" w:bidi="ar_AE"/>
+        </w:rPr>
+        <w:t>תַּכְרִיתֵ֣⁠ךְ</w:t>
+      </w:r>
+    </w:p>
+    <w:p>
+      <w:pPr>
+        <w:bidi/>
+      </w:pPr>
+      <w:r>
+        <w:rPr>
+          <w:lang w:val="ar_AE" w:bidi="ar_AE"/>
+        </w:rPr>
+      </w:r>
+      <w:r>
+        <w:rPr>
           <w:b/>
           <w:lang w:val="ar_AE" w:bidi="ar_AE"/>
         </w:rPr>
@@ -20425,6 +23277,22 @@
       </w:r>
       <w:r>
         <w:rPr>
+          <w:lang w:val="ar_AE" w:bidi="ar_AE"/>
+        </w:rPr>
+        <w:t>כַּ⁠יָּ֑לֶק</w:t>
+      </w:r>
+    </w:p>
+    <w:p>
+      <w:pPr>
+        <w:bidi/>
+      </w:pPr>
+      <w:r>
+        <w:rPr>
+          <w:lang w:val="ar_AE" w:bidi="ar_AE"/>
+        </w:rPr>
+      </w:r>
+      <w:r>
+        <w:rPr>
           <w:b/>
           <w:lang w:val="ar_AE" w:bidi="ar_AE"/>
         </w:rPr>
@@ -20531,6 +23399,22 @@
       </w:r>
       <w:r>
         <w:rPr>
+          <w:lang w:val="ar_AE" w:bidi="ar_AE"/>
+        </w:rPr>
+        <w:t>כַּ⁠יֶּ֔לֶק</w:t>
+      </w:r>
+    </w:p>
+    <w:p>
+      <w:pPr>
+        <w:bidi/>
+      </w:pPr>
+      <w:r>
+        <w:rPr>
+          <w:lang w:val="ar_AE" w:bidi="ar_AE"/>
+        </w:rPr>
+      </w:r>
+      <w:r>
+        <w:rPr>
           <w:b/>
           <w:lang w:val="ar_AE" w:bidi="ar_AE"/>
         </w:rPr>
@@ -20637,6 +23521,22 @@
       </w:r>
       <w:r>
         <w:rPr>
+          <w:lang w:val="ar_AE" w:bidi="ar_AE"/>
+        </w:rPr>
+        <w:t>כָּ⁠אַרְבֶּֽה</w:t>
+      </w:r>
+    </w:p>
+    <w:p>
+      <w:pPr>
+        <w:bidi/>
+      </w:pPr>
+      <w:r>
+        <w:rPr>
+          <w:lang w:val="ar_AE" w:bidi="ar_AE"/>
+        </w:rPr>
+      </w:r>
+      <w:r>
+        <w:rPr>
           <w:b/>
           <w:lang w:val="ar_AE" w:bidi="ar_AE"/>
         </w:rPr>
@@ -20743,6 +23643,22 @@
       </w:r>
       <w:r>
         <w:rPr>
+          <w:lang w:val="ar_AE" w:bidi="ar_AE"/>
+        </w:rPr>
+        <w:t>הִרְבֵּית֙</w:t>
+      </w:r>
+    </w:p>
+    <w:p>
+      <w:pPr>
+        <w:bidi/>
+      </w:pPr>
+      <w:r>
+        <w:rPr>
+          <w:lang w:val="ar_AE" w:bidi="ar_AE"/>
+        </w:rPr>
+      </w:r>
+      <w:r>
+        <w:rPr>
           <w:b/>
           <w:lang w:val="ar_AE" w:bidi="ar_AE"/>
         </w:rPr>
@@ -20849,6 +23765,22 @@
       </w:r>
       <w:r>
         <w:rPr>
+          <w:lang w:val="ar_AE" w:bidi="ar_AE"/>
+        </w:rPr>
+        <w:t>מִ⁠כּוֹכְבֵ֖י הַ⁠שָּׁמָ֑יִם</w:t>
+      </w:r>
+    </w:p>
+    <w:p>
+      <w:pPr>
+        <w:bidi/>
+      </w:pPr>
+      <w:r>
+        <w:rPr>
+          <w:lang w:val="ar_AE" w:bidi="ar_AE"/>
+        </w:rPr>
+      </w:r>
+      <w:r>
+        <w:rPr>
           <w:b/>
           <w:lang w:val="ar_AE" w:bidi="ar_AE"/>
         </w:rPr>
@@ -20955,6 +23887,22 @@
       </w:r>
       <w:r>
         <w:rPr>
+          <w:lang w:val="ar_AE" w:bidi="ar_AE"/>
+        </w:rPr>
+        <w:t>יֶ֥לֶק פָּשַׁ֖ט וַ⁠יָּעֹֽף</w:t>
+      </w:r>
+    </w:p>
+    <w:p>
+      <w:pPr>
+        <w:bidi/>
+      </w:pPr>
+      <w:r>
+        <w:rPr>
+          <w:lang w:val="ar_AE" w:bidi="ar_AE"/>
+        </w:rPr>
+      </w:r>
+      <w:r>
+        <w:rPr>
           <w:b/>
           <w:lang w:val="ar_AE" w:bidi="ar_AE"/>
         </w:rPr>
@@ -21061,6 +24009,22 @@
       </w:r>
       <w:r>
         <w:rPr>
+          <w:lang w:val="ar_AE" w:bidi="ar_AE"/>
+        </w:rPr>
+        <w:t>פָּשַׁ֖ט</w:t>
+      </w:r>
+    </w:p>
+    <w:p>
+      <w:pPr>
+        <w:bidi/>
+      </w:pPr>
+      <w:r>
+        <w:rPr>
+          <w:lang w:val="ar_AE" w:bidi="ar_AE"/>
+        </w:rPr>
+      </w:r>
+      <w:r>
+        <w:rPr>
           <w:b/>
           <w:lang w:val="ar_AE" w:bidi="ar_AE"/>
         </w:rPr>
@@ -21180,6 +24144,22 @@
       </w:r>
       <w:r>
         <w:rPr>
+          <w:lang w:val="ar_AE" w:bidi="ar_AE"/>
+        </w:rPr>
+        <w:t>מִנְּזָרַ֨יִ⁠ךְ֙ כָּֽ⁠אַרְבֶּ֔ה וְ⁠טַפְסְרַ֖יִ⁠ךְ כְּ⁠ג֣וֹב גֹּבָ֑י</w:t>
+      </w:r>
+    </w:p>
+    <w:p>
+      <w:pPr>
+        <w:bidi/>
+      </w:pPr>
+      <w:r>
+        <w:rPr>
+          <w:lang w:val="ar_AE" w:bidi="ar_AE"/>
+        </w:rPr>
+      </w:r>
+      <w:r>
+        <w:rPr>
           <w:b/>
           <w:lang w:val="ar_AE" w:bidi="ar_AE"/>
         </w:rPr>
@@ -21286,6 +24266,22 @@
       </w:r>
       <w:r>
         <w:rPr>
+          <w:lang w:val="ar_AE" w:bidi="ar_AE"/>
+        </w:rPr>
+        <w:t>מִנְּזָרַ֨יִ⁠ךְ֙ כָּֽ⁠אַרְבֶּ֔ה וְ⁠טַפְסְרַ֖יִ⁠ךְ כְּ⁠ג֣וֹב גֹּבָ֑י</w:t>
+      </w:r>
+    </w:p>
+    <w:p>
+      <w:pPr>
+        <w:bidi/>
+      </w:pPr>
+      <w:r>
+        <w:rPr>
+          <w:lang w:val="ar_AE" w:bidi="ar_AE"/>
+        </w:rPr>
+      </w:r>
+      <w:r>
+        <w:rPr>
           <w:b/>
           <w:lang w:val="ar_AE" w:bidi="ar_AE"/>
         </w:rPr>
@@ -21392,6 +24388,22 @@
       </w:r>
       <w:r>
         <w:rPr>
+          <w:lang w:val="ar_AE" w:bidi="ar_AE"/>
+        </w:rPr>
+        <w:t>וְ⁠טַפְסְרַ֖יִ⁠ךְ כְּ⁠ג֣וֹב גֹּבָ֑י</w:t>
+      </w:r>
+    </w:p>
+    <w:p>
+      <w:pPr>
+        <w:bidi/>
+      </w:pPr>
+      <w:r>
+        <w:rPr>
+          <w:lang w:val="ar_AE" w:bidi="ar_AE"/>
+        </w:rPr>
+      </w:r>
+      <w:r>
+        <w:rPr>
           <w:b/>
           <w:lang w:val="ar_AE" w:bidi="ar_AE"/>
         </w:rPr>
@@ -21498,6 +24510,22 @@
       </w:r>
       <w:r>
         <w:rPr>
+          <w:lang w:val="ar_AE" w:bidi="ar_AE"/>
+        </w:rPr>
+        <w:t>וְ⁠נוֹדַ֔ד &amp; מְקוֹמ֖⁠וֹ</w:t>
+      </w:r>
+    </w:p>
+    <w:p>
+      <w:pPr>
+        <w:bidi/>
+      </w:pPr>
+      <w:r>
+        <w:rPr>
+          <w:lang w:val="ar_AE" w:bidi="ar_AE"/>
+        </w:rPr>
+      </w:r>
+      <w:r>
+        <w:rPr>
           <w:b/>
           <w:lang w:val="ar_AE" w:bidi="ar_AE"/>
         </w:rPr>
@@ -21618,6 +24646,22 @@
       </w:r>
       <w:r>
         <w:rPr>
+          <w:lang w:val="ar_AE" w:bidi="ar_AE"/>
+        </w:rPr>
+        <w:t>נָמ֤וּ רֹעֶ֨י⁠ךָ֙ מֶ֣לֶךְ אַשּׁ֔וּר</w:t>
+      </w:r>
+    </w:p>
+    <w:p>
+      <w:pPr>
+        <w:bidi/>
+      </w:pPr>
+      <w:r>
+        <w:rPr>
+          <w:lang w:val="ar_AE" w:bidi="ar_AE"/>
+        </w:rPr>
+      </w:r>
+      <w:r>
+        <w:rPr>
           <w:b/>
           <w:lang w:val="ar_AE" w:bidi="ar_AE"/>
         </w:rPr>
@@ -21724,6 +24768,22 @@
       </w:r>
       <w:r>
         <w:rPr>
+          <w:lang w:val="ar_AE" w:bidi="ar_AE"/>
+        </w:rPr>
+        <w:t>נָמ֤וּ רֹעֶ֨י⁠ךָ֙ &amp; יִשְׁכְּנ֖וּ אַדִּירֶ֑י⁠ךָ</w:t>
+      </w:r>
+    </w:p>
+    <w:p>
+      <w:pPr>
+        <w:bidi/>
+      </w:pPr>
+      <w:r>
+        <w:rPr>
+          <w:lang w:val="ar_AE" w:bidi="ar_AE"/>
+        </w:rPr>
+      </w:r>
+      <w:r>
+        <w:rPr>
           <w:b/>
           <w:lang w:val="ar_AE" w:bidi="ar_AE"/>
         </w:rPr>
@@ -21844,6 +24904,22 @@
       </w:r>
       <w:r>
         <w:rPr>
+          <w:lang w:val="ar_AE" w:bidi="ar_AE"/>
+        </w:rPr>
+        <w:t>רֹעֶ֨י⁠ךָ֙</w:t>
+      </w:r>
+    </w:p>
+    <w:p>
+      <w:pPr>
+        <w:bidi/>
+      </w:pPr>
+      <w:r>
+        <w:rPr>
+          <w:lang w:val="ar_AE" w:bidi="ar_AE"/>
+        </w:rPr>
+      </w:r>
+      <w:r>
+        <w:rPr>
           <w:b/>
           <w:lang w:val="ar_AE" w:bidi="ar_AE"/>
         </w:rPr>
@@ -21950,6 +25026,22 @@
       </w:r>
       <w:r>
         <w:rPr>
+          <w:lang w:val="ar_AE" w:bidi="ar_AE"/>
+        </w:rPr>
+        <w:t>נָמ֤וּ &amp; יִשְׁכְּנ֖וּ</w:t>
+      </w:r>
+    </w:p>
+    <w:p>
+      <w:pPr>
+        <w:bidi/>
+      </w:pPr>
+      <w:r>
+        <w:rPr>
+          <w:lang w:val="ar_AE" w:bidi="ar_AE"/>
+        </w:rPr>
+      </w:r>
+      <w:r>
+        <w:rPr>
           <w:b/>
           <w:lang w:val="ar_AE" w:bidi="ar_AE"/>
         </w:rPr>
@@ -22096,6 +25188,22 @@
       </w:r>
       <w:r>
         <w:rPr>
+          <w:lang w:val="ar_AE" w:bidi="ar_AE"/>
+        </w:rPr>
+        <w:t>נָפֹ֧שׁוּ עַמְּ⁠ךָ֛</w:t>
+      </w:r>
+    </w:p>
+    <w:p>
+      <w:pPr>
+        <w:bidi/>
+      </w:pPr>
+      <w:r>
+        <w:rPr>
+          <w:lang w:val="ar_AE" w:bidi="ar_AE"/>
+        </w:rPr>
+      </w:r>
+      <w:r>
+        <w:rPr>
           <w:b/>
           <w:lang w:val="ar_AE" w:bidi="ar_AE"/>
         </w:rPr>
@@ -22202,6 +25310,22 @@
       </w:r>
       <w:r>
         <w:rPr>
+          <w:lang w:val="ar_AE" w:bidi="ar_AE"/>
+        </w:rPr>
+        <w:t>אֵין־כֵּהָ֣ה לְ⁠שִׁבְרֶ֔⁠ךָ</w:t>
+      </w:r>
+    </w:p>
+    <w:p>
+      <w:pPr>
+        <w:bidi/>
+      </w:pPr>
+      <w:r>
+        <w:rPr>
+          <w:lang w:val="ar_AE" w:bidi="ar_AE"/>
+        </w:rPr>
+      </w:r>
+      <w:r>
+        <w:rPr>
           <w:b/>
           <w:lang w:val="ar_AE" w:bidi="ar_AE"/>
         </w:rPr>
@@ -22308,6 +25432,22 @@
       </w:r>
       <w:r>
         <w:rPr>
+          <w:lang w:val="ar_AE" w:bidi="ar_AE"/>
+        </w:rPr>
+        <w:t>נַחְלָ֖ה מַכָּתֶ֑⁠ךָ</w:t>
+      </w:r>
+    </w:p>
+    <w:p>
+      <w:pPr>
+        <w:bidi/>
+      </w:pPr>
+      <w:r>
+        <w:rPr>
+          <w:lang w:val="ar_AE" w:bidi="ar_AE"/>
+        </w:rPr>
+      </w:r>
+      <w:r>
+        <w:rPr>
           <w:b/>
           <w:lang w:val="ar_AE" w:bidi="ar_AE"/>
         </w:rPr>
@@ -22427,6 +25567,22 @@
       </w:r>
       <w:r>
         <w:rPr>
+          <w:lang w:val="ar_AE" w:bidi="ar_AE"/>
+        </w:rPr>
+        <w:t>שֹׁמְעֵ֣י שִׁמְעֲ⁠ךָ֗</w:t>
+      </w:r>
+    </w:p>
+    <w:p>
+      <w:pPr>
+        <w:bidi/>
+      </w:pPr>
+      <w:r>
+        <w:rPr>
+          <w:lang w:val="ar_AE" w:bidi="ar_AE"/>
+        </w:rPr>
+      </w:r>
+      <w:r>
+        <w:rPr>
           <w:b/>
           <w:lang w:val="ar_AE" w:bidi="ar_AE"/>
         </w:rPr>
@@ -22546,6 +25702,22 @@
       </w:r>
       <w:r>
         <w:rPr>
+          <w:lang w:val="ar_AE" w:bidi="ar_AE"/>
+        </w:rPr>
+        <w:t>תָּ֤קְעוּ כַף֙</w:t>
+      </w:r>
+    </w:p>
+    <w:p>
+      <w:pPr>
+        <w:bidi/>
+      </w:pPr>
+      <w:r>
+        <w:rPr>
+          <w:lang w:val="ar_AE" w:bidi="ar_AE"/>
+        </w:rPr>
+      </w:r>
+      <w:r>
+        <w:rPr>
           <w:b/>
           <w:lang w:val="ar_AE" w:bidi="ar_AE"/>
         </w:rPr>
@@ -22652,6 +25824,22 @@
       </w:r>
       <w:r>
         <w:rPr>
+          <w:lang w:val="ar_AE" w:bidi="ar_AE"/>
+        </w:rPr>
+        <w:t>כִּ֗י עַל־מִ֛י לֹֽא־עָבְרָ֥ה רָעָתְ⁠ךָ֖ תָּמִֽיד</w:t>
+      </w:r>
+    </w:p>
+    <w:p>
+      <w:pPr>
+        <w:bidi/>
+      </w:pPr>
+      <w:r>
+        <w:rPr>
+          <w:lang w:val="ar_AE" w:bidi="ar_AE"/>
+        </w:rPr>
+      </w:r>
+      <w:r>
+        <w:rPr>
           <w:b/>
           <w:lang w:val="ar_AE" w:bidi="ar_AE"/>
         </w:rPr>
@@ -22745,6 +25933,22 @@
         <w:rPr>
           <w:lang w:val="ar_AE" w:bidi="ar_AE"/>
         </w:rPr>
+      </w:r>
+    </w:p>
+    <w:p>
+      <w:pPr>
+        <w:bidi/>
+      </w:pPr>
+      <w:r>
+        <w:rPr>
+          <w:lang w:val="ar_AE" w:bidi="ar_AE"/>
+        </w:rPr>
+      </w:r>
+      <w:r>
+        <w:rPr>
+          <w:lang w:val="ar_AE" w:bidi="ar_AE"/>
+        </w:rPr>
+        <w:t>רָעָתְ⁠ךָ֖ תָּמִֽיד</w:t>
       </w:r>
     </w:p>
     <w:p>

--- a/arb/docx/34.content.docx
+++ b/arb/docx/34.content.docx
@@ -970,6 +970,22 @@
       </w:r>
       <w:r>
         <w:rPr>
+          <w:lang w:val="ar_AE" w:bidi="ar_AE"/>
+        </w:rPr>
+        <w:t>מַשָּׂ֖א</w:t>
+      </w:r>
+    </w:p>
+    <w:p>
+      <w:pPr>
+        <w:bidi/>
+      </w:pPr>
+      <w:r>
+        <w:rPr>
+          <w:lang w:val="ar_AE" w:bidi="ar_AE"/>
+        </w:rPr>
+      </w:r>
+      <w:r>
+        <w:rPr>
           <w:b/>
           <w:lang w:val="ar_AE" w:bidi="ar_AE"/>
         </w:rPr>
@@ -1075,6 +1091,22 @@
       </w:r>
       <w:r>
         <w:rPr>
+          <w:lang w:val="ar_AE" w:bidi="ar_AE"/>
+        </w:rPr>
+        <w:t>הָ⁠אֶלְקֹשִֽׁי</w:t>
+      </w:r>
+    </w:p>
+    <w:p>
+      <w:pPr>
+        <w:bidi/>
+      </w:pPr>
+      <w:r>
+        <w:rPr>
+          <w:lang w:val="ar_AE" w:bidi="ar_AE"/>
+        </w:rPr>
+      </w:r>
+      <w:r>
+        <w:rPr>
           <w:b/>
           <w:lang w:val="ar_AE" w:bidi="ar_AE"/>
         </w:rPr>
@@ -1174,6 +1206,22 @@
       </w:r>
       <w:r>
         <w:rPr>
+          <w:lang w:val="ar_AE" w:bidi="ar_AE"/>
+        </w:rPr>
+        <w:t>נֹקֵ֤ם &amp; לְ⁠צָרָ֔י⁠ו</w:t>
+      </w:r>
+    </w:p>
+    <w:p>
+      <w:pPr>
+        <w:bidi/>
+      </w:pPr>
+      <w:r>
+        <w:rPr>
+          <w:lang w:val="ar_AE" w:bidi="ar_AE"/>
+        </w:rPr>
+      </w:r>
+      <w:r>
+        <w:rPr>
           <w:b/>
           <w:lang w:val="ar_AE" w:bidi="ar_AE"/>
         </w:rPr>
@@ -1279,6 +1327,22 @@
       </w:r>
       <w:r>
         <w:rPr>
+          <w:lang w:val="ar_AE" w:bidi="ar_AE"/>
+        </w:rPr>
+        <w:t>אֵ֣ל קַנּ֤וֹא וְ⁠נֹקֵם֙ יְהוָ֔ה נֹקֵ֥ם יְהוָ֖ה וּ⁠בַ֣עַל חֵמָ֑ה</w:t>
+      </w:r>
+    </w:p>
+    <w:p>
+      <w:pPr>
+        <w:bidi/>
+      </w:pPr>
+      <w:r>
+        <w:rPr>
+          <w:lang w:val="ar_AE" w:bidi="ar_AE"/>
+        </w:rPr>
+      </w:r>
+      <w:r>
+        <w:rPr>
           <w:b/>
           <w:lang w:val="ar_AE" w:bidi="ar_AE"/>
         </w:rPr>
@@ -1371,6 +1435,22 @@
       </w:r>
       <w:r>
         <w:rPr>
+          <w:lang w:val="ar_AE" w:bidi="ar_AE"/>
+        </w:rPr>
+        <w:t>וּ⁠בַ֣עַל חֵמָ֑ה</w:t>
+      </w:r>
+    </w:p>
+    <w:p>
+      <w:pPr>
+        <w:bidi/>
+      </w:pPr>
+      <w:r>
+        <w:rPr>
+          <w:lang w:val="ar_AE" w:bidi="ar_AE"/>
+        </w:rPr>
+      </w:r>
+      <w:r>
+        <w:rPr>
           <w:b/>
           <w:lang w:val="ar_AE" w:bidi="ar_AE"/>
         </w:rPr>
@@ -1476,6 +1556,22 @@
       </w:r>
       <w:r>
         <w:rPr>
+          <w:lang w:val="ar_AE" w:bidi="ar_AE"/>
+        </w:rPr>
+        <w:t>נֹקֵ֤ם יְהוָה֙ לְ⁠צָרָ֔י⁠ו וְ⁠נוֹטֵ֥ר ה֖וּא לְ⁠אֹיְבָֽי⁠ו</w:t>
+      </w:r>
+    </w:p>
+    <w:p>
+      <w:pPr>
+        <w:bidi/>
+      </w:pPr>
+      <w:r>
+        <w:rPr>
+          <w:lang w:val="ar_AE" w:bidi="ar_AE"/>
+        </w:rPr>
+      </w:r>
+      <w:r>
+        <w:rPr>
           <w:b/>
           <w:lang w:val="ar_AE" w:bidi="ar_AE"/>
         </w:rPr>
@@ -1582,6 +1678,22 @@
       </w:r>
       <w:r>
         <w:rPr>
+          <w:lang w:val="ar_AE" w:bidi="ar_AE"/>
+        </w:rPr>
+        <w:t>וְ⁠נוֹטֵ֥ר ה֖וּא לְ⁠אֹיְבָֽי⁠ו</w:t>
+      </w:r>
+    </w:p>
+    <w:p>
+      <w:pPr>
+        <w:bidi/>
+      </w:pPr>
+      <w:r>
+        <w:rPr>
+          <w:lang w:val="ar_AE" w:bidi="ar_AE"/>
+        </w:rPr>
+      </w:r>
+      <w:r>
+        <w:rPr>
           <w:b/>
           <w:lang w:val="ar_AE" w:bidi="ar_AE"/>
         </w:rPr>
@@ -1687,6 +1799,22 @@
       </w:r>
       <w:r>
         <w:rPr>
+          <w:lang w:val="ar_AE" w:bidi="ar_AE"/>
+        </w:rPr>
+        <w:t>אֶ֤רֶךְ אַפַּ֨יִם֙</w:t>
+      </w:r>
+    </w:p>
+    <w:p>
+      <w:pPr>
+        <w:bidi/>
+      </w:pPr>
+      <w:r>
+        <w:rPr>
+          <w:lang w:val="ar_AE" w:bidi="ar_AE"/>
+        </w:rPr>
+      </w:r>
+      <w:r>
+        <w:rPr>
           <w:b/>
           <w:lang w:val="ar_AE" w:bidi="ar_AE"/>
         </w:rPr>
@@ -1792,6 +1920,22 @@
       </w:r>
       <w:r>
         <w:rPr>
+          <w:lang w:val="ar_AE" w:bidi="ar_AE"/>
+        </w:rPr>
+        <w:t>ו⁠גדול־כֹּ֔חַ</w:t>
+      </w:r>
+    </w:p>
+    <w:p>
+      <w:pPr>
+        <w:bidi/>
+      </w:pPr>
+      <w:r>
+        <w:rPr>
+          <w:lang w:val="ar_AE" w:bidi="ar_AE"/>
+        </w:rPr>
+      </w:r>
+      <w:r>
+        <w:rPr>
           <w:b/>
           <w:lang w:val="ar_AE" w:bidi="ar_AE"/>
         </w:rPr>
@@ -1897,6 +2041,22 @@
       </w:r>
       <w:r>
         <w:rPr>
+          <w:lang w:val="ar_AE" w:bidi="ar_AE"/>
+        </w:rPr>
+        <w:t>וְ⁠נַקֵּ֖ה לֹ֣א יְנַקֶּ֑ה</w:t>
+      </w:r>
+    </w:p>
+    <w:p>
+      <w:pPr>
+        <w:bidi/>
+      </w:pPr>
+      <w:r>
+        <w:rPr>
+          <w:lang w:val="ar_AE" w:bidi="ar_AE"/>
+        </w:rPr>
+      </w:r>
+      <w:r>
+        <w:rPr>
           <w:b/>
           <w:lang w:val="ar_AE" w:bidi="ar_AE"/>
         </w:rPr>
@@ -2002,6 +2162,22 @@
       </w:r>
       <w:r>
         <w:rPr>
+          <w:lang w:val="ar_AE" w:bidi="ar_AE"/>
+        </w:rPr>
+        <w:t>גּוֹעֵ֤ר</w:t>
+      </w:r>
+    </w:p>
+    <w:p>
+      <w:pPr>
+        <w:bidi/>
+      </w:pPr>
+      <w:r>
+        <w:rPr>
+          <w:lang w:val="ar_AE" w:bidi="ar_AE"/>
+        </w:rPr>
+      </w:r>
+      <w:r>
+        <w:rPr>
           <w:b/>
           <w:lang w:val="ar_AE" w:bidi="ar_AE"/>
         </w:rPr>
@@ -2107,6 +2283,22 @@
       </w:r>
       <w:r>
         <w:rPr>
+          <w:lang w:val="ar_AE" w:bidi="ar_AE"/>
+        </w:rPr>
+        <w:t>אֻמְלַ֤ל בָּשָׁן֙</w:t>
+      </w:r>
+    </w:p>
+    <w:p>
+      <w:pPr>
+        <w:bidi/>
+      </w:pPr>
+      <w:r>
+        <w:rPr>
+          <w:lang w:val="ar_AE" w:bidi="ar_AE"/>
+        </w:rPr>
+      </w:r>
+      <w:r>
+        <w:rPr>
           <w:b/>
           <w:lang w:val="ar_AE" w:bidi="ar_AE"/>
         </w:rPr>
@@ -2212,6 +2404,22 @@
       </w:r>
       <w:r>
         <w:rPr>
+          <w:lang w:val="ar_AE" w:bidi="ar_AE"/>
+        </w:rPr>
+        <w:t>וְ⁠כַרְמֶ֔ל</w:t>
+      </w:r>
+    </w:p>
+    <w:p>
+      <w:pPr>
+        <w:bidi/>
+      </w:pPr>
+      <w:r>
+        <w:rPr>
+          <w:lang w:val="ar_AE" w:bidi="ar_AE"/>
+        </w:rPr>
+      </w:r>
+      <w:r>
+        <w:rPr>
           <w:b/>
           <w:lang w:val="ar_AE" w:bidi="ar_AE"/>
         </w:rPr>
@@ -2311,6 +2519,22 @@
       </w:r>
       <w:r>
         <w:rPr>
+          <w:lang w:val="ar_AE" w:bidi="ar_AE"/>
+        </w:rPr>
+        <w:t>וְ⁠כַרְמֶ֔ל</w:t>
+      </w:r>
+    </w:p>
+    <w:p>
+      <w:pPr>
+        <w:bidi/>
+      </w:pPr>
+      <w:r>
+        <w:rPr>
+          <w:lang w:val="ar_AE" w:bidi="ar_AE"/>
+        </w:rPr>
+      </w:r>
+      <w:r>
+        <w:rPr>
           <w:b/>
           <w:lang w:val="ar_AE" w:bidi="ar_AE"/>
         </w:rPr>
@@ -2403,6 +2627,22 @@
       </w:r>
       <w:r>
         <w:rPr>
+          <w:lang w:val="ar_AE" w:bidi="ar_AE"/>
+        </w:rPr>
+        <w:t>וְ⁠הַ⁠גְּבָע֖וֹת הִתְמֹגָ֑גוּ</w:t>
+      </w:r>
+    </w:p>
+    <w:p>
+      <w:pPr>
+        <w:bidi/>
+      </w:pPr>
+      <w:r>
+        <w:rPr>
+          <w:lang w:val="ar_AE" w:bidi="ar_AE"/>
+        </w:rPr>
+      </w:r>
+      <w:r>
+        <w:rPr>
           <w:b/>
           <w:lang w:val="ar_AE" w:bidi="ar_AE"/>
         </w:rPr>
@@ -2495,6 +2735,22 @@
       </w:r>
       <w:r>
         <w:rPr>
+          <w:lang w:val="ar_AE" w:bidi="ar_AE"/>
+        </w:rPr>
+        <w:t>יֹ֥שְׁבֵי בָֽ⁠הּ</w:t>
+      </w:r>
+    </w:p>
+    <w:p>
+      <w:pPr>
+        <w:bidi/>
+      </w:pPr>
+      <w:r>
+        <w:rPr>
+          <w:lang w:val="ar_AE" w:bidi="ar_AE"/>
+        </w:rPr>
+      </w:r>
+      <w:r>
+        <w:rPr>
           <w:b/>
           <w:lang w:val="ar_AE" w:bidi="ar_AE"/>
         </w:rPr>
@@ -2600,6 +2856,22 @@
       </w:r>
       <w:r>
         <w:rPr>
+          <w:lang w:val="ar_AE" w:bidi="ar_AE"/>
+        </w:rPr>
+        <w:t>לִ⁠פְנֵ֤י זַעְמ⁠וֹ֙ מִ֣י יַֽעֲמ֔וֹד וּ⁠מִ֥י יָק֖וּם בַּ⁠חֲר֣וֹן אַפּ֑⁠וֹ</w:t>
+      </w:r>
+    </w:p>
+    <w:p>
+      <w:pPr>
+        <w:bidi/>
+      </w:pPr>
+      <w:r>
+        <w:rPr>
+          <w:lang w:val="ar_AE" w:bidi="ar_AE"/>
+        </w:rPr>
+      </w:r>
+      <w:r>
+        <w:rPr>
           <w:b/>
           <w:lang w:val="ar_AE" w:bidi="ar_AE"/>
         </w:rPr>
@@ -2706,6 +2978,22 @@
       </w:r>
       <w:r>
         <w:rPr>
+          <w:lang w:val="ar_AE" w:bidi="ar_AE"/>
+        </w:rPr>
+        <w:t>לִ⁠פְנֵ֤י</w:t>
+      </w:r>
+    </w:p>
+    <w:p>
+      <w:pPr>
+        <w:bidi/>
+      </w:pPr>
+      <w:r>
+        <w:rPr>
+          <w:lang w:val="ar_AE" w:bidi="ar_AE"/>
+        </w:rPr>
+      </w:r>
+      <w:r>
+        <w:rPr>
           <w:b/>
           <w:lang w:val="ar_AE" w:bidi="ar_AE"/>
         </w:rPr>
@@ -2811,6 +3099,22 @@
       </w:r>
       <w:r>
         <w:rPr>
+          <w:lang w:val="ar_AE" w:bidi="ar_AE"/>
+        </w:rPr>
+        <w:t>בַּ⁠חֲר֣וֹן אַפּ֑⁠וֹ</w:t>
+      </w:r>
+    </w:p>
+    <w:p>
+      <w:pPr>
+        <w:bidi/>
+      </w:pPr>
+      <w:r>
+        <w:rPr>
+          <w:lang w:val="ar_AE" w:bidi="ar_AE"/>
+        </w:rPr>
+      </w:r>
+      <w:r>
+        <w:rPr>
           <w:b/>
           <w:lang w:val="ar_AE" w:bidi="ar_AE"/>
         </w:rPr>
@@ -2916,6 +3220,22 @@
       </w:r>
       <w:r>
         <w:rPr>
+          <w:lang w:val="ar_AE" w:bidi="ar_AE"/>
+        </w:rPr>
+        <w:t>לִ⁠פְנֵ֤י זַעְמ⁠וֹ֙ &amp; חֲמָת⁠וֹ֙ נִתְּכָ֣ה כָ⁠אֵ֔שׁ</w:t>
+      </w:r>
+    </w:p>
+    <w:p>
+      <w:pPr>
+        <w:bidi/>
+      </w:pPr>
+      <w:r>
+        <w:rPr>
+          <w:lang w:val="ar_AE" w:bidi="ar_AE"/>
+        </w:rPr>
+      </w:r>
+      <w:r>
+        <w:rPr>
           <w:b/>
           <w:lang w:val="ar_AE" w:bidi="ar_AE"/>
         </w:rPr>
@@ -3047,6 +3367,22 @@
       </w:r>
       <w:r>
         <w:rPr>
+          <w:lang w:val="ar_AE" w:bidi="ar_AE"/>
+        </w:rPr>
+        <w:t>לִ⁠פְנֵ֤י זַעְמ⁠וֹ֙ מִ֣י יַֽעֲמ֔וֹד</w:t>
+      </w:r>
+    </w:p>
+    <w:p>
+      <w:pPr>
+        <w:bidi/>
+      </w:pPr>
+      <w:r>
+        <w:rPr>
+          <w:lang w:val="ar_AE" w:bidi="ar_AE"/>
+        </w:rPr>
+      </w:r>
+      <w:r>
+        <w:rPr>
           <w:b/>
           <w:lang w:val="ar_AE" w:bidi="ar_AE"/>
         </w:rPr>
@@ -3139,6 +3475,22 @@
       </w:r>
       <w:r>
         <w:rPr>
+          <w:lang w:val="ar_AE" w:bidi="ar_AE"/>
+        </w:rPr>
+        <w:t>וּ⁠מִ֥י יָק֖וּם בַּ⁠חֲר֣וֹן אַפּ֑⁠וֹ</w:t>
+      </w:r>
+    </w:p>
+    <w:p>
+      <w:pPr>
+        <w:bidi/>
+      </w:pPr>
+      <w:r>
+        <w:rPr>
+          <w:lang w:val="ar_AE" w:bidi="ar_AE"/>
+        </w:rPr>
+      </w:r>
+      <w:r>
+        <w:rPr>
           <w:b/>
           <w:lang w:val="ar_AE" w:bidi="ar_AE"/>
         </w:rPr>
@@ -3231,6 +3583,22 @@
       </w:r>
       <w:r>
         <w:rPr>
+          <w:lang w:val="ar_AE" w:bidi="ar_AE"/>
+        </w:rPr>
+        <w:t>לְ⁠מָע֖וֹז</w:t>
+      </w:r>
+    </w:p>
+    <w:p>
+      <w:pPr>
+        <w:bidi/>
+      </w:pPr>
+      <w:r>
+        <w:rPr>
+          <w:lang w:val="ar_AE" w:bidi="ar_AE"/>
+        </w:rPr>
+      </w:r>
+      <w:r>
+        <w:rPr>
           <w:b/>
           <w:lang w:val="ar_AE" w:bidi="ar_AE"/>
         </w:rPr>
@@ -3323,6 +3691,22 @@
       </w:r>
       <w:r>
         <w:rPr>
+          <w:lang w:val="ar_AE" w:bidi="ar_AE"/>
+        </w:rPr>
+        <w:t>בְּ⁠י֣וֹם צָרָ֑ה</w:t>
+      </w:r>
+    </w:p>
+    <w:p>
+      <w:pPr>
+        <w:bidi/>
+      </w:pPr>
+      <w:r>
+        <w:rPr>
+          <w:lang w:val="ar_AE" w:bidi="ar_AE"/>
+        </w:rPr>
+      </w:r>
+      <w:r>
+        <w:rPr>
           <w:b/>
           <w:lang w:val="ar_AE" w:bidi="ar_AE"/>
         </w:rPr>
@@ -3441,6 +3825,22 @@
       </w:r>
       <w:r>
         <w:rPr>
+          <w:lang w:val="ar_AE" w:bidi="ar_AE"/>
+        </w:rPr>
+        <w:t>חֹ֥סֵי בֽ⁠וֹ</w:t>
+      </w:r>
+    </w:p>
+    <w:p>
+      <w:pPr>
+        <w:bidi/>
+      </w:pPr>
+      <w:r>
+        <w:rPr>
+          <w:lang w:val="ar_AE" w:bidi="ar_AE"/>
+        </w:rPr>
+      </w:r>
+      <w:r>
+        <w:rPr>
           <w:b/>
           <w:lang w:val="ar_AE" w:bidi="ar_AE"/>
         </w:rPr>
@@ -3546,6 +3946,22 @@
       </w:r>
       <w:r>
         <w:rPr>
+          <w:lang w:val="ar_AE" w:bidi="ar_AE"/>
+        </w:rPr>
+        <w:t>מְקוֹמָ֑⁠הּ</w:t>
+      </w:r>
+    </w:p>
+    <w:p>
+      <w:pPr>
+        <w:bidi/>
+      </w:pPr>
+      <w:r>
+        <w:rPr>
+          <w:lang w:val="ar_AE" w:bidi="ar_AE"/>
+        </w:rPr>
+      </w:r>
+      <w:r>
+        <w:rPr>
           <w:b/>
           <w:lang w:val="ar_AE" w:bidi="ar_AE"/>
         </w:rPr>
@@ -3651,6 +4067,22 @@
       </w:r>
       <w:r>
         <w:rPr>
+          <w:lang w:val="ar_AE" w:bidi="ar_AE"/>
+        </w:rPr>
+        <w:t>וְ⁠אֹיְבָ֖י⁠ו יְרַדֶּף־חֹֽשֶׁךְ</w:t>
+      </w:r>
+    </w:p>
+    <w:p>
+      <w:pPr>
+        <w:bidi/>
+      </w:pPr>
+      <w:r>
+        <w:rPr>
+          <w:lang w:val="ar_AE" w:bidi="ar_AE"/>
+        </w:rPr>
+      </w:r>
+      <w:r>
+        <w:rPr>
           <w:b/>
           <w:lang w:val="ar_AE" w:bidi="ar_AE"/>
         </w:rPr>
@@ -3756,6 +4188,22 @@
       </w:r>
       <w:r>
         <w:rPr>
+          <w:lang w:val="ar_AE" w:bidi="ar_AE"/>
+        </w:rPr>
+        <w:t>מַה־תְּחַשְּׁבוּ⁠ן֙ אֶל־יְהוָ֔ה</w:t>
+      </w:r>
+    </w:p>
+    <w:p>
+      <w:pPr>
+        <w:bidi/>
+      </w:pPr>
+      <w:r>
+        <w:rPr>
+          <w:lang w:val="ar_AE" w:bidi="ar_AE"/>
+        </w:rPr>
+      </w:r>
+      <w:r>
+        <w:rPr>
           <w:b/>
           <w:lang w:val="ar_AE" w:bidi="ar_AE"/>
         </w:rPr>
@@ -3848,6 +4296,22 @@
       </w:r>
       <w:r>
         <w:rPr>
+          <w:lang w:val="ar_AE" w:bidi="ar_AE"/>
+        </w:rPr>
+        <w:t>תְּחַשְּׁבוּ⁠ן֙</w:t>
+      </w:r>
+    </w:p>
+    <w:p>
+      <w:pPr>
+        <w:bidi/>
+      </w:pPr>
+      <w:r>
+        <w:rPr>
+          <w:lang w:val="ar_AE" w:bidi="ar_AE"/>
+        </w:rPr>
+      </w:r>
+      <w:r>
+        <w:rPr>
           <w:b/>
           <w:lang w:val="ar_AE" w:bidi="ar_AE"/>
         </w:rPr>
@@ -3953,6 +4417,22 @@
       </w:r>
       <w:r>
         <w:rPr>
+          <w:lang w:val="ar_AE" w:bidi="ar_AE"/>
+        </w:rPr>
+        <w:t>תְּחַשְּׁבוּ⁠ן֙</w:t>
+      </w:r>
+    </w:p>
+    <w:p>
+      <w:pPr>
+        <w:bidi/>
+      </w:pPr>
+      <w:r>
+        <w:rPr>
+          <w:lang w:val="ar_AE" w:bidi="ar_AE"/>
+        </w:rPr>
+      </w:r>
+      <w:r>
+        <w:rPr>
           <w:b/>
           <w:lang w:val="ar_AE" w:bidi="ar_AE"/>
         </w:rPr>
@@ -4058,6 +4538,22 @@
       </w:r>
       <w:r>
         <w:rPr>
+          <w:lang w:val="ar_AE" w:bidi="ar_AE"/>
+        </w:rPr>
+        <w:t>צָרָֽה</w:t>
+      </w:r>
+    </w:p>
+    <w:p>
+      <w:pPr>
+        <w:bidi/>
+      </w:pPr>
+      <w:r>
+        <w:rPr>
+          <w:lang w:val="ar_AE" w:bidi="ar_AE"/>
+        </w:rPr>
+      </w:r>
+      <w:r>
+        <w:rPr>
           <w:b/>
           <w:lang w:val="ar_AE" w:bidi="ar_AE"/>
         </w:rPr>
@@ -4163,6 +4659,22 @@
       </w:r>
       <w:r>
         <w:rPr>
+          <w:lang w:val="ar_AE" w:bidi="ar_AE"/>
+        </w:rPr>
+        <w:t>לֹֽא־תָק֥וּם</w:t>
+      </w:r>
+    </w:p>
+    <w:p>
+      <w:pPr>
+        <w:bidi/>
+      </w:pPr>
+      <w:r>
+        <w:rPr>
+          <w:lang w:val="ar_AE" w:bidi="ar_AE"/>
+        </w:rPr>
+      </w:r>
+      <w:r>
+        <w:rPr>
           <w:b/>
           <w:lang w:val="ar_AE" w:bidi="ar_AE"/>
         </w:rPr>
@@ -4281,6 +4793,22 @@
       </w:r>
       <w:r>
         <w:rPr>
+          <w:lang w:val="ar_AE" w:bidi="ar_AE"/>
+        </w:rPr>
+        <w:t>עַד־סִירִ֣ים סְבֻכִ֔ים וּ⁠כְ⁠סָבְאָ֖⁠ם סְבוּאִ֑ים אֻ֨כְּל֔וּ</w:t>
+      </w:r>
+    </w:p>
+    <w:p>
+      <w:pPr>
+        <w:bidi/>
+      </w:pPr>
+      <w:r>
+        <w:rPr>
+          <w:lang w:val="ar_AE" w:bidi="ar_AE"/>
+        </w:rPr>
+      </w:r>
+      <w:r>
+        <w:rPr>
           <w:b/>
           <w:lang w:val="ar_AE" w:bidi="ar_AE"/>
         </w:rPr>
@@ -4373,6 +4901,22 @@
       </w:r>
       <w:r>
         <w:rPr>
+          <w:lang w:val="ar_AE" w:bidi="ar_AE"/>
+        </w:rPr>
+        <w:t>וּ⁠כְ⁠סָבְאָ֖⁠ם &amp; אֻ֨כְּל֔וּ</w:t>
+      </w:r>
+    </w:p>
+    <w:p>
+      <w:pPr>
+        <w:bidi/>
+      </w:pPr>
+      <w:r>
+        <w:rPr>
+          <w:lang w:val="ar_AE" w:bidi="ar_AE"/>
+        </w:rPr>
+      </w:r>
+      <w:r>
+        <w:rPr>
           <w:b/>
           <w:lang w:val="ar_AE" w:bidi="ar_AE"/>
         </w:rPr>
@@ -4504,6 +5048,22 @@
       </w:r>
       <w:r>
         <w:rPr>
+          <w:lang w:val="ar_AE" w:bidi="ar_AE"/>
+        </w:rPr>
+        <w:t>אֻ֨כְּל֔וּ</w:t>
+      </w:r>
+    </w:p>
+    <w:p>
+      <w:pPr>
+        <w:bidi/>
+      </w:pPr>
+      <w:r>
+        <w:rPr>
+          <w:lang w:val="ar_AE" w:bidi="ar_AE"/>
+        </w:rPr>
+      </w:r>
+      <w:r>
+        <w:rPr>
           <w:b/>
           <w:lang w:val="ar_AE" w:bidi="ar_AE"/>
         </w:rPr>
@@ -4596,6 +5156,22 @@
       </w:r>
       <w:r>
         <w:rPr>
+          <w:lang w:val="ar_AE" w:bidi="ar_AE"/>
+        </w:rPr>
+        <w:t>מִמֵּ֣⁠ךְ</w:t>
+      </w:r>
+    </w:p>
+    <w:p>
+      <w:pPr>
+        <w:bidi/>
+      </w:pPr>
+      <w:r>
+        <w:rPr>
+          <w:lang w:val="ar_AE" w:bidi="ar_AE"/>
+        </w:rPr>
+      </w:r>
+      <w:r>
+        <w:rPr>
           <w:b/>
           <w:lang w:val="ar_AE" w:bidi="ar_AE"/>
         </w:rPr>
@@ -4701,6 +5277,22 @@
       </w:r>
       <w:r>
         <w:rPr>
+          <w:lang w:val="ar_AE" w:bidi="ar_AE"/>
+        </w:rPr>
+        <w:t>מִמֵּ֣⁠ךְ</w:t>
+      </w:r>
+    </w:p>
+    <w:p>
+      <w:pPr>
+        <w:bidi/>
+      </w:pPr>
+      <w:r>
+        <w:rPr>
+          <w:lang w:val="ar_AE" w:bidi="ar_AE"/>
+        </w:rPr>
+      </w:r>
+      <w:r>
+        <w:rPr>
           <w:b/>
           <w:lang w:val="ar_AE" w:bidi="ar_AE"/>
         </w:rPr>
@@ -4806,6 +5398,22 @@
       </w:r>
       <w:r>
         <w:rPr>
+          <w:lang w:val="ar_AE" w:bidi="ar_AE"/>
+        </w:rPr>
+        <w:t>מִמֵּ֣⁠ךְ יָצָ֔א</w:t>
+      </w:r>
+    </w:p>
+    <w:p>
+      <w:pPr>
+        <w:bidi/>
+      </w:pPr>
+      <w:r>
+        <w:rPr>
+          <w:lang w:val="ar_AE" w:bidi="ar_AE"/>
+        </w:rPr>
+      </w:r>
+      <w:r>
+        <w:rPr>
           <w:b/>
           <w:lang w:val="ar_AE" w:bidi="ar_AE"/>
         </w:rPr>
@@ -4912,6 +5520,22 @@
       </w:r>
       <w:r>
         <w:rPr>
+          <w:lang w:val="ar_AE" w:bidi="ar_AE"/>
+        </w:rPr>
+        <w:t>חֹשֵׁ֥ב &amp; רָעָ֑ה יֹעֵ֖ץ בְּלִיָּֽעַל</w:t>
+      </w:r>
+    </w:p>
+    <w:p>
+      <w:pPr>
+        <w:bidi/>
+      </w:pPr>
+      <w:r>
+        <w:rPr>
+          <w:lang w:val="ar_AE" w:bidi="ar_AE"/>
+        </w:rPr>
+      </w:r>
+      <w:r>
+        <w:rPr>
           <w:b/>
           <w:lang w:val="ar_AE" w:bidi="ar_AE"/>
         </w:rPr>
@@ -5017,6 +5641,22 @@
       </w:r>
       <w:r>
         <w:rPr>
+          <w:lang w:val="ar_AE" w:bidi="ar_AE"/>
+        </w:rPr>
+        <w:t>חֹשֵׁ֥ב &amp; רָעָ֑ה יֹעֵ֖ץ בְּלִיָּֽעַל</w:t>
+      </w:r>
+    </w:p>
+    <w:p>
+      <w:pPr>
+        <w:bidi/>
+      </w:pPr>
+      <w:r>
+        <w:rPr>
+          <w:lang w:val="ar_AE" w:bidi="ar_AE"/>
+        </w:rPr>
+      </w:r>
+      <w:r>
+        <w:rPr>
           <w:b/>
           <w:lang w:val="ar_AE" w:bidi="ar_AE"/>
         </w:rPr>
@@ -5148,6 +5788,22 @@
       </w:r>
       <w:r>
         <w:rPr>
+          <w:lang w:val="ar_AE" w:bidi="ar_AE"/>
+        </w:rPr>
+        <w:t>שְׁלֵמִים֙</w:t>
+      </w:r>
+    </w:p>
+    <w:p>
+      <w:pPr>
+        <w:bidi/>
+      </w:pPr>
+      <w:r>
+        <w:rPr>
+          <w:lang w:val="ar_AE" w:bidi="ar_AE"/>
+        </w:rPr>
+      </w:r>
+      <w:r>
+        <w:rPr>
           <w:b/>
           <w:lang w:val="ar_AE" w:bidi="ar_AE"/>
         </w:rPr>
@@ -5253,6 +5909,22 @@
       </w:r>
       <w:r>
         <w:rPr>
+          <w:lang w:val="ar_AE" w:bidi="ar_AE"/>
+        </w:rPr>
+        <w:t>שְׁלֵמִים֙</w:t>
+      </w:r>
+    </w:p>
+    <w:p>
+      <w:pPr>
+        <w:bidi/>
+      </w:pPr>
+      <w:r>
+        <w:rPr>
+          <w:lang w:val="ar_AE" w:bidi="ar_AE"/>
+        </w:rPr>
+      </w:r>
+      <w:r>
+        <w:rPr>
           <w:b/>
           <w:lang w:val="ar_AE" w:bidi="ar_AE"/>
         </w:rPr>
@@ -5358,6 +6030,22 @@
       </w:r>
       <w:r>
         <w:rPr>
+          <w:lang w:val="ar_AE" w:bidi="ar_AE"/>
+        </w:rPr>
+        <w:t>נָגֹ֖זּוּ וְ⁠עָבָ֑ר</w:t>
+      </w:r>
+    </w:p>
+    <w:p>
+      <w:pPr>
+        <w:bidi/>
+      </w:pPr>
+      <w:r>
+        <w:rPr>
+          <w:lang w:val="ar_AE" w:bidi="ar_AE"/>
+        </w:rPr>
+      </w:r>
+      <w:r>
+        <w:rPr>
           <w:b/>
           <w:lang w:val="ar_AE" w:bidi="ar_AE"/>
         </w:rPr>
@@ -5450,6 +6138,22 @@
       </w:r>
       <w:r>
         <w:rPr>
+          <w:lang w:val="ar_AE" w:bidi="ar_AE"/>
+        </w:rPr>
+        <w:t>נָגֹ֖זּוּ</w:t>
+      </w:r>
+    </w:p>
+    <w:p>
+      <w:pPr>
+        <w:bidi/>
+      </w:pPr>
+      <w:r>
+        <w:rPr>
+          <w:lang w:val="ar_AE" w:bidi="ar_AE"/>
+        </w:rPr>
+      </w:r>
+      <w:r>
+        <w:rPr>
           <w:b/>
           <w:lang w:val="ar_AE" w:bidi="ar_AE"/>
         </w:rPr>
@@ -5555,6 +6259,22 @@
       </w:r>
       <w:r>
         <w:rPr>
+          <w:lang w:val="ar_AE" w:bidi="ar_AE"/>
+        </w:rPr>
+        <w:t>נָגֹ֖זּוּ</w:t>
+      </w:r>
+    </w:p>
+    <w:p>
+      <w:pPr>
+        <w:bidi/>
+      </w:pPr>
+      <w:r>
+        <w:rPr>
+          <w:lang w:val="ar_AE" w:bidi="ar_AE"/>
+        </w:rPr>
+      </w:r>
+      <w:r>
+        <w:rPr>
           <w:b/>
           <w:lang w:val="ar_AE" w:bidi="ar_AE"/>
         </w:rPr>
@@ -5647,6 +6367,22 @@
       </w:r>
       <w:r>
         <w:rPr>
+          <w:lang w:val="ar_AE" w:bidi="ar_AE"/>
+        </w:rPr>
+        <w:t>וְ⁠עָבָ֑ר</w:t>
+      </w:r>
+    </w:p>
+    <w:p>
+      <w:pPr>
+        <w:bidi/>
+      </w:pPr>
+      <w:r>
+        <w:rPr>
+          <w:lang w:val="ar_AE" w:bidi="ar_AE"/>
+        </w:rPr>
+      </w:r>
+      <w:r>
+        <w:rPr>
           <w:b/>
           <w:lang w:val="ar_AE" w:bidi="ar_AE"/>
         </w:rPr>
@@ -5765,6 +6501,22 @@
       </w:r>
       <w:r>
         <w:rPr>
+          <w:lang w:val="ar_AE" w:bidi="ar_AE"/>
+        </w:rPr>
+        <w:t>וְ⁠עִ֨נִּתִ֔⁠ךְ</w:t>
+      </w:r>
+    </w:p>
+    <w:p>
+      <w:pPr>
+        <w:bidi/>
+      </w:pPr>
+      <w:r>
+        <w:rPr>
+          <w:lang w:val="ar_AE" w:bidi="ar_AE"/>
+        </w:rPr>
+      </w:r>
+      <w:r>
+        <w:rPr>
           <w:b/>
           <w:lang w:val="ar_AE" w:bidi="ar_AE"/>
         </w:rPr>
@@ -5870,6 +6622,22 @@
       </w:r>
       <w:r>
         <w:rPr>
+          <w:lang w:val="ar_AE" w:bidi="ar_AE"/>
+        </w:rPr>
+        <w:t>מֹטֵ֖⁠הוּ</w:t>
+      </w:r>
+    </w:p>
+    <w:p>
+      <w:pPr>
+        <w:bidi/>
+      </w:pPr>
+      <w:r>
+        <w:rPr>
+          <w:lang w:val="ar_AE" w:bidi="ar_AE"/>
+        </w:rPr>
+      </w:r>
+      <w:r>
+        <w:rPr>
           <w:b/>
           <w:lang w:val="ar_AE" w:bidi="ar_AE"/>
         </w:rPr>
@@ -5975,6 +6743,22 @@
       </w:r>
       <w:r>
         <w:rPr>
+          <w:lang w:val="ar_AE" w:bidi="ar_AE"/>
+        </w:rPr>
+        <w:t>מֹטֵ֖⁠הוּ</w:t>
+      </w:r>
+    </w:p>
+    <w:p>
+      <w:pPr>
+        <w:bidi/>
+      </w:pPr>
+      <w:r>
+        <w:rPr>
+          <w:lang w:val="ar_AE" w:bidi="ar_AE"/>
+        </w:rPr>
+      </w:r>
+      <w:r>
+        <w:rPr>
           <w:b/>
           <w:lang w:val="ar_AE" w:bidi="ar_AE"/>
         </w:rPr>
@@ -6067,6 +6851,22 @@
       </w:r>
       <w:r>
         <w:rPr>
+          <w:lang w:val="ar_AE" w:bidi="ar_AE"/>
+        </w:rPr>
+        <w:t>מֵֽ⁠עָלָ֑יִ⁠ךְ וּ⁠מוֹסְרֹתַ֖יִ⁠ךְ</w:t>
+      </w:r>
+    </w:p>
+    <w:p>
+      <w:pPr>
+        <w:bidi/>
+      </w:pPr>
+      <w:r>
+        <w:rPr>
+          <w:lang w:val="ar_AE" w:bidi="ar_AE"/>
+        </w:rPr>
+      </w:r>
+      <w:r>
+        <w:rPr>
           <w:b/>
           <w:lang w:val="ar_AE" w:bidi="ar_AE"/>
         </w:rPr>
@@ -6186,6 +6986,22 @@
       </w:r>
       <w:r>
         <w:rPr>
+          <w:lang w:val="ar_AE" w:bidi="ar_AE"/>
+        </w:rPr>
+        <w:t>וּ⁠מוֹסְרֹתַ֖יִ⁠ךְ אֲנַתֵּֽק</w:t>
+      </w:r>
+    </w:p>
+    <w:p>
+      <w:pPr>
+        <w:bidi/>
+      </w:pPr>
+      <w:r>
+        <w:rPr>
+          <w:lang w:val="ar_AE" w:bidi="ar_AE"/>
+        </w:rPr>
+      </w:r>
+      <w:r>
+        <w:rPr>
           <w:b/>
           <w:lang w:val="ar_AE" w:bidi="ar_AE"/>
         </w:rPr>
@@ -6291,6 +7107,22 @@
       </w:r>
       <w:r>
         <w:rPr>
+          <w:lang w:val="ar_AE" w:bidi="ar_AE"/>
+        </w:rPr>
+        <w:t>עָלֶ֨י⁠ךָ֙</w:t>
+      </w:r>
+    </w:p>
+    <w:p>
+      <w:pPr>
+        <w:bidi/>
+      </w:pPr>
+      <w:r>
+        <w:rPr>
+          <w:lang w:val="ar_AE" w:bidi="ar_AE"/>
+        </w:rPr>
+      </w:r>
+      <w:r>
+        <w:rPr>
           <w:b/>
           <w:lang w:val="ar_AE" w:bidi="ar_AE"/>
         </w:rPr>
@@ -6410,6 +7242,22 @@
       </w:r>
       <w:r>
         <w:rPr>
+          <w:lang w:val="ar_AE" w:bidi="ar_AE"/>
+        </w:rPr>
+        <w:t>לֹֽא־יִזָּרַ֥ע מִ⁠שִּׁמְ⁠ךָ֖</w:t>
+      </w:r>
+    </w:p>
+    <w:p>
+      <w:pPr>
+        <w:bidi/>
+      </w:pPr>
+      <w:r>
+        <w:rPr>
+          <w:lang w:val="ar_AE" w:bidi="ar_AE"/>
+        </w:rPr>
+      </w:r>
+      <w:r>
+        <w:rPr>
           <w:b/>
           <w:lang w:val="ar_AE" w:bidi="ar_AE"/>
         </w:rPr>
@@ -6530,6 +7378,22 @@
         <w:rPr>
           <w:lang w:val="ar_AE" w:bidi="ar_AE"/>
         </w:rPr>
+        <w:t>אַכְרִ֨ית</w:t>
+      </w:r>
+    </w:p>
+    <w:p>
+      <w:pPr>
+        <w:bidi/>
+      </w:pPr>
+      <w:r>
+        <w:rPr>
+          <w:lang w:val="ar_AE" w:bidi="ar_AE"/>
+        </w:rPr>
+      </w:r>
+      <w:r>
+        <w:rPr>
+          <w:lang w:val="ar_AE" w:bidi="ar_AE"/>
+        </w:rPr>
         <w:t>"</w:t>
       </w:r>
       <w:r>
@@ -6633,6 +7497,22 @@
         <w:rPr>
           <w:lang w:val="ar_AE" w:bidi="ar_AE"/>
         </w:rPr>
+      </w:r>
+    </w:p>
+    <w:p>
+      <w:pPr>
+        <w:bidi/>
+      </w:pPr>
+      <w:r>
+        <w:rPr>
+          <w:lang w:val="ar_AE" w:bidi="ar_AE"/>
+        </w:rPr>
+      </w:r>
+      <w:r>
+        <w:rPr>
+          <w:lang w:val="ar_AE" w:bidi="ar_AE"/>
+        </w:rPr>
+        <w:t>הִנֵּ֨ה</w:t>
       </w:r>
     </w:p>
     <w:p>
@@ -6772,6 +7652,22 @@
       </w:r>
       <w:r>
         <w:rPr>
+          <w:lang w:val="ar_AE" w:bidi="ar_AE"/>
+        </w:rPr>
+        <w:t>רַגְלֵ֤י מְבַשֵּׂר֙</w:t>
+      </w:r>
+    </w:p>
+    <w:p>
+      <w:pPr>
+        <w:bidi/>
+      </w:pPr>
+      <w:r>
+        <w:rPr>
+          <w:lang w:val="ar_AE" w:bidi="ar_AE"/>
+        </w:rPr>
+      </w:r>
+      <w:r>
+        <w:rPr>
           <w:b/>
           <w:lang w:val="ar_AE" w:bidi="ar_AE"/>
         </w:rPr>
@@ -6877,6 +7773,22 @@
       </w:r>
       <w:r>
         <w:rPr>
+          <w:lang w:val="ar_AE" w:bidi="ar_AE"/>
+        </w:rPr>
+        <w:t>חָגִּ֧י &amp; חַגַּ֖יִ⁠ךְ</w:t>
+      </w:r>
+    </w:p>
+    <w:p>
+      <w:pPr>
+        <w:bidi/>
+      </w:pPr>
+      <w:r>
+        <w:rPr>
+          <w:lang w:val="ar_AE" w:bidi="ar_AE"/>
+        </w:rPr>
+      </w:r>
+      <w:r>
+        <w:rPr>
           <w:b/>
           <w:lang w:val="ar_AE" w:bidi="ar_AE"/>
         </w:rPr>
@@ -6982,6 +7894,22 @@
       </w:r>
       <w:r>
         <w:rPr>
+          <w:lang w:val="ar_AE" w:bidi="ar_AE"/>
+        </w:rPr>
+        <w:t>יְהוּדָ֛ה</w:t>
+      </w:r>
+    </w:p>
+    <w:p>
+      <w:pPr>
+        <w:bidi/>
+      </w:pPr>
+      <w:r>
+        <w:rPr>
+          <w:lang w:val="ar_AE" w:bidi="ar_AE"/>
+        </w:rPr>
+      </w:r>
+      <w:r>
+        <w:rPr>
           <w:b/>
           <w:lang w:val="ar_AE" w:bidi="ar_AE"/>
         </w:rPr>
@@ -7087,6 +8015,22 @@
       </w:r>
       <w:r>
         <w:rPr>
+          <w:lang w:val="ar_AE" w:bidi="ar_AE"/>
+        </w:rPr>
+        <w:t>בְּלִיַּ֖עַל</w:t>
+      </w:r>
+    </w:p>
+    <w:p>
+      <w:pPr>
+        <w:bidi/>
+      </w:pPr>
+      <w:r>
+        <w:rPr>
+          <w:lang w:val="ar_AE" w:bidi="ar_AE"/>
+        </w:rPr>
+      </w:r>
+      <w:r>
+        <w:rPr>
           <w:b/>
           <w:lang w:val="ar_AE" w:bidi="ar_AE"/>
         </w:rPr>
@@ -7192,6 +8136,22 @@
       </w:r>
       <w:r>
         <w:rPr>
+          <w:lang w:val="ar_AE" w:bidi="ar_AE"/>
+        </w:rPr>
+        <w:t>כֻּלֹּ֥⁠ה נִכְרָֽת</w:t>
+      </w:r>
+    </w:p>
+    <w:p>
+      <w:pPr>
+        <w:bidi/>
+      </w:pPr>
+      <w:r>
+        <w:rPr>
+          <w:lang w:val="ar_AE" w:bidi="ar_AE"/>
+        </w:rPr>
+      </w:r>
+      <w:r>
+        <w:rPr>
           <w:b/>
           <w:lang w:val="ar_AE" w:bidi="ar_AE"/>
         </w:rPr>
@@ -7297,6 +8257,22 @@
       </w:r>
       <w:r>
         <w:rPr>
+          <w:lang w:val="ar_AE" w:bidi="ar_AE"/>
+        </w:rPr>
+        <w:t>כֻּלֹּ֥⁠ה נִכְרָֽת</w:t>
+      </w:r>
+    </w:p>
+    <w:p>
+      <w:pPr>
+        <w:bidi/>
+      </w:pPr>
+      <w:r>
+        <w:rPr>
+          <w:lang w:val="ar_AE" w:bidi="ar_AE"/>
+        </w:rPr>
+      </w:r>
+      <w:r>
+        <w:rPr>
           <w:b/>
           <w:lang w:val="ar_AE" w:bidi="ar_AE"/>
         </w:rPr>
@@ -7376,6 +8352,22 @@
         <w:rPr>
           <w:lang w:val="ar_AE" w:bidi="ar_AE"/>
         </w:rPr>
+      </w:r>
+    </w:p>
+    <w:p>
+      <w:pPr>
+        <w:bidi/>
+      </w:pPr>
+      <w:r>
+        <w:rPr>
+          <w:lang w:val="ar_AE" w:bidi="ar_AE"/>
+        </w:rPr>
+      </w:r>
+      <w:r>
+        <w:rPr>
+          <w:lang w:val="ar_AE" w:bidi="ar_AE"/>
+        </w:rPr>
+        <w:t>כֻּלֹּ֥⁠ה נִכְרָֽת</w:t>
       </w:r>
     </w:p>
     <w:p>
@@ -7723,6 +8715,22 @@
       </w:r>
       <w:r>
         <w:rPr>
+          <w:lang w:val="ar_AE" w:bidi="ar_AE"/>
+        </w:rPr>
+        <w:t>עָלָ֥ה מֵפִ֛יץ עַל־פָּנַ֖יִ⁠ךְ</w:t>
+      </w:r>
+    </w:p>
+    <w:p>
+      <w:pPr>
+        <w:bidi/>
+      </w:pPr>
+      <w:r>
+        <w:rPr>
+          <w:lang w:val="ar_AE" w:bidi="ar_AE"/>
+        </w:rPr>
+      </w:r>
+      <w:r>
+        <w:rPr>
           <w:b/>
           <w:lang w:val="ar_AE" w:bidi="ar_AE"/>
         </w:rPr>
@@ -7829,6 +8837,22 @@
       </w:r>
       <w:r>
         <w:rPr>
+          <w:lang w:val="ar_AE" w:bidi="ar_AE"/>
+        </w:rPr>
+        <w:t>עָלָ֥ה</w:t>
+      </w:r>
+    </w:p>
+    <w:p>
+      <w:pPr>
+        <w:bidi/>
+      </w:pPr>
+      <w:r>
+        <w:rPr>
+          <w:lang w:val="ar_AE" w:bidi="ar_AE"/>
+        </w:rPr>
+      </w:r>
+      <w:r>
+        <w:rPr>
           <w:b/>
           <w:lang w:val="ar_AE" w:bidi="ar_AE"/>
         </w:rPr>
@@ -7921,6 +8945,22 @@
       </w:r>
       <w:r>
         <w:rPr>
+          <w:lang w:val="ar_AE" w:bidi="ar_AE"/>
+        </w:rPr>
+        <w:t>פָּנַ֖יִ⁠ךְ</w:t>
+      </w:r>
+    </w:p>
+    <w:p>
+      <w:pPr>
+        <w:bidi/>
+      </w:pPr>
+      <w:r>
+        <w:rPr>
+          <w:lang w:val="ar_AE" w:bidi="ar_AE"/>
+        </w:rPr>
+      </w:r>
+      <w:r>
+        <w:rPr>
           <w:b/>
           <w:lang w:val="ar_AE" w:bidi="ar_AE"/>
         </w:rPr>
@@ -8026,6 +9066,22 @@
       </w:r>
       <w:r>
         <w:rPr>
+          <w:lang w:val="ar_AE" w:bidi="ar_AE"/>
+        </w:rPr>
+        <w:t>פָּנַ֖יִ⁠ךְ</w:t>
+      </w:r>
+    </w:p>
+    <w:p>
+      <w:pPr>
+        <w:bidi/>
+      </w:pPr>
+      <w:r>
+        <w:rPr>
+          <w:lang w:val="ar_AE" w:bidi="ar_AE"/>
+        </w:rPr>
+      </w:r>
+      <w:r>
+        <w:rPr>
           <w:b/>
           <w:lang w:val="ar_AE" w:bidi="ar_AE"/>
         </w:rPr>
@@ -8131,6 +9187,22 @@
       </w:r>
       <w:r>
         <w:rPr>
+          <w:lang w:val="ar_AE" w:bidi="ar_AE"/>
+        </w:rPr>
+        <w:t>אַמֵּ֥ץ כֹּ֖חַ מְאֹֽד</w:t>
+      </w:r>
+    </w:p>
+    <w:p>
+      <w:pPr>
+        <w:bidi/>
+      </w:pPr>
+      <w:r>
+        <w:rPr>
+          <w:lang w:val="ar_AE" w:bidi="ar_AE"/>
+        </w:rPr>
+      </w:r>
+      <w:r>
+        <w:rPr>
           <w:b/>
           <w:lang w:val="ar_AE" w:bidi="ar_AE"/>
         </w:rPr>
@@ -8236,6 +9308,22 @@
       </w:r>
       <w:r>
         <w:rPr>
+          <w:lang w:val="ar_AE" w:bidi="ar_AE"/>
+        </w:rPr>
+        <w:t>חַזֵּ֣ק מָתְנַ֔יִם</w:t>
+      </w:r>
+    </w:p>
+    <w:p>
+      <w:pPr>
+        <w:bidi/>
+      </w:pPr>
+      <w:r>
+        <w:rPr>
+          <w:lang w:val="ar_AE" w:bidi="ar_AE"/>
+        </w:rPr>
+      </w:r>
+      <w:r>
+        <w:rPr>
           <w:b/>
           <w:lang w:val="ar_AE" w:bidi="ar_AE"/>
         </w:rPr>
@@ -8341,6 +9429,22 @@
       </w:r>
       <w:r>
         <w:rPr>
+          <w:lang w:val="ar_AE" w:bidi="ar_AE"/>
+        </w:rPr>
+        <w:t>שָׁ֤ב</w:t>
+      </w:r>
+    </w:p>
+    <w:p>
+      <w:pPr>
+        <w:bidi/>
+      </w:pPr>
+      <w:r>
+        <w:rPr>
+          <w:lang w:val="ar_AE" w:bidi="ar_AE"/>
+        </w:rPr>
+      </w:r>
+      <w:r>
+        <w:rPr>
           <w:b/>
           <w:lang w:val="ar_AE" w:bidi="ar_AE"/>
         </w:rPr>
@@ -8433,6 +9537,22 @@
       </w:r>
       <w:r>
         <w:rPr>
+          <w:lang w:val="ar_AE" w:bidi="ar_AE"/>
+        </w:rPr>
+        <w:t>שָׁ֤ב יְהוָה֙ אֶת־גְּא֣וֹן יַעֲקֹ֔ב כִּ⁠גְא֖וֹן יִשְׂרָאֵ֑ל</w:t>
+      </w:r>
+    </w:p>
+    <w:p>
+      <w:pPr>
+        <w:bidi/>
+      </w:pPr>
+      <w:r>
+        <w:rPr>
+          <w:lang w:val="ar_AE" w:bidi="ar_AE"/>
+        </w:rPr>
+      </w:r>
+      <w:r>
+        <w:rPr>
           <w:b/>
           <w:lang w:val="ar_AE" w:bidi="ar_AE"/>
         </w:rPr>
@@ -8538,6 +9658,22 @@
       </w:r>
       <w:r>
         <w:rPr>
+          <w:lang w:val="ar_AE" w:bidi="ar_AE"/>
+        </w:rPr>
+        <w:t>בְקָקוּ⁠ם֙ בֹּֽקְקִ֔ים</w:t>
+      </w:r>
+    </w:p>
+    <w:p>
+      <w:pPr>
+        <w:bidi/>
+      </w:pPr>
+      <w:r>
+        <w:rPr>
+          <w:lang w:val="ar_AE" w:bidi="ar_AE"/>
+        </w:rPr>
+      </w:r>
+      <w:r>
+        <w:rPr>
           <w:b/>
           <w:lang w:val="ar_AE" w:bidi="ar_AE"/>
         </w:rPr>
@@ -8643,6 +9779,22 @@
       </w:r>
       <w:r>
         <w:rPr>
+          <w:lang w:val="ar_AE" w:bidi="ar_AE"/>
+        </w:rPr>
+        <w:t>גִּבֹּרֵ֜י⁠הוּ</w:t>
+      </w:r>
+    </w:p>
+    <w:p>
+      <w:pPr>
+        <w:bidi/>
+      </w:pPr>
+      <w:r>
+        <w:rPr>
+          <w:lang w:val="ar_AE" w:bidi="ar_AE"/>
+        </w:rPr>
+      </w:r>
+      <w:r>
+        <w:rPr>
           <w:b/>
           <w:lang w:val="ar_AE" w:bidi="ar_AE"/>
         </w:rPr>
@@ -8748,6 +9900,22 @@
       </w:r>
       <w:r>
         <w:rPr>
+          <w:lang w:val="ar_AE" w:bidi="ar_AE"/>
+        </w:rPr>
+        <w:t>מְתֻלָּעִ֔ים</w:t>
+      </w:r>
+    </w:p>
+    <w:p>
+      <w:pPr>
+        <w:bidi/>
+      </w:pPr>
+      <w:r>
+        <w:rPr>
+          <w:lang w:val="ar_AE" w:bidi="ar_AE"/>
+        </w:rPr>
+      </w:r>
+      <w:r>
+        <w:rPr>
           <w:b/>
           <w:lang w:val="ar_AE" w:bidi="ar_AE"/>
         </w:rPr>
@@ -8853,6 +10021,22 @@
       </w:r>
       <w:r>
         <w:rPr>
+          <w:lang w:val="ar_AE" w:bidi="ar_AE"/>
+        </w:rPr>
+        <w:t>בְּ⁠אֵשׁ &amp; הָ⁠רֶ֖כֶב</w:t>
+      </w:r>
+    </w:p>
+    <w:p>
+      <w:pPr>
+        <w:bidi/>
+      </w:pPr>
+      <w:r>
+        <w:rPr>
+          <w:lang w:val="ar_AE" w:bidi="ar_AE"/>
+        </w:rPr>
+      </w:r>
+      <w:r>
+        <w:rPr>
           <w:b/>
           <w:lang w:val="ar_AE" w:bidi="ar_AE"/>
         </w:rPr>
@@ -8958,6 +10142,22 @@
       </w:r>
       <w:r>
         <w:rPr>
+          <w:lang w:val="ar_AE" w:bidi="ar_AE"/>
+        </w:rPr>
+        <w:t>בְּ⁠אֵשׁ־פְּלָד֥וֹת</w:t>
+      </w:r>
+    </w:p>
+    <w:p>
+      <w:pPr>
+        <w:bidi/>
+      </w:pPr>
+      <w:r>
+        <w:rPr>
+          <w:lang w:val="ar_AE" w:bidi="ar_AE"/>
+        </w:rPr>
+      </w:r>
+      <w:r>
+        <w:rPr>
           <w:b/>
           <w:lang w:val="ar_AE" w:bidi="ar_AE"/>
         </w:rPr>
@@ -9076,6 +10276,22 @@
       </w:r>
       <w:r>
         <w:rPr>
+          <w:lang w:val="ar_AE" w:bidi="ar_AE"/>
+        </w:rPr>
+        <w:t>וְ⁠הַ⁠בְּרֹשִׁ֖ים</w:t>
+      </w:r>
+    </w:p>
+    <w:p>
+      <w:pPr>
+        <w:bidi/>
+      </w:pPr>
+      <w:r>
+        <w:rPr>
+          <w:lang w:val="ar_AE" w:bidi="ar_AE"/>
+        </w:rPr>
+      </w:r>
+      <w:r>
+        <w:rPr>
           <w:b/>
           <w:lang w:val="ar_AE" w:bidi="ar_AE"/>
         </w:rPr>
@@ -9181,6 +10397,22 @@
       </w:r>
       <w:r>
         <w:rPr>
+          <w:lang w:val="ar_AE" w:bidi="ar_AE"/>
+        </w:rPr>
+        <w:t>יִתְהוֹלְל֣וּ</w:t>
+      </w:r>
+    </w:p>
+    <w:p>
+      <w:pPr>
+        <w:bidi/>
+      </w:pPr>
+      <w:r>
+        <w:rPr>
+          <w:lang w:val="ar_AE" w:bidi="ar_AE"/>
+        </w:rPr>
+      </w:r>
+      <w:r>
+        <w:rPr>
           <w:b/>
           <w:lang w:val="ar_AE" w:bidi="ar_AE"/>
         </w:rPr>
@@ -9273,6 +10505,22 @@
       </w:r>
       <w:r>
         <w:rPr>
+          <w:lang w:val="ar_AE" w:bidi="ar_AE"/>
+        </w:rPr>
+        <w:t>כַּ⁠לַּפִּידִ֔ם</w:t>
+      </w:r>
+    </w:p>
+    <w:p>
+      <w:pPr>
+        <w:bidi/>
+      </w:pPr>
+      <w:r>
+        <w:rPr>
+          <w:lang w:val="ar_AE" w:bidi="ar_AE"/>
+        </w:rPr>
+      </w:r>
+      <w:r>
+        <w:rPr>
           <w:b/>
           <w:lang w:val="ar_AE" w:bidi="ar_AE"/>
         </w:rPr>
@@ -9378,6 +10626,22 @@
       </w:r>
       <w:r>
         <w:rPr>
+          <w:lang w:val="ar_AE" w:bidi="ar_AE"/>
+        </w:rPr>
+        <w:t>כַּ⁠בְּרָקִ֖ים יְרוֹצֵֽצוּ</w:t>
+      </w:r>
+    </w:p>
+    <w:p>
+      <w:pPr>
+        <w:bidi/>
+      </w:pPr>
+      <w:r>
+        <w:rPr>
+          <w:lang w:val="ar_AE" w:bidi="ar_AE"/>
+        </w:rPr>
+      </w:r>
+      <w:r>
+        <w:rPr>
           <w:b/>
           <w:lang w:val="ar_AE" w:bidi="ar_AE"/>
         </w:rPr>
@@ -9470,6 +10734,22 @@
       </w:r>
       <w:r>
         <w:rPr>
+          <w:lang w:val="ar_AE" w:bidi="ar_AE"/>
+        </w:rPr>
+        <w:t>יִזְכֹּר֙</w:t>
+      </w:r>
+    </w:p>
+    <w:p>
+      <w:pPr>
+        <w:bidi/>
+      </w:pPr>
+      <w:r>
+        <w:rPr>
+          <w:lang w:val="ar_AE" w:bidi="ar_AE"/>
+        </w:rPr>
+      </w:r>
+      <w:r>
+        <w:rPr>
           <w:b/>
           <w:lang w:val="ar_AE" w:bidi="ar_AE"/>
         </w:rPr>
@@ -9588,6 +10868,22 @@
       </w:r>
       <w:r>
         <w:rPr>
+          <w:lang w:val="ar_AE" w:bidi="ar_AE"/>
+        </w:rPr>
+        <w:t>חֽוֹמָתָ֔⁠הּ</w:t>
+      </w:r>
+    </w:p>
+    <w:p>
+      <w:pPr>
+        <w:bidi/>
+      </w:pPr>
+      <w:r>
+        <w:rPr>
+          <w:lang w:val="ar_AE" w:bidi="ar_AE"/>
+        </w:rPr>
+      </w:r>
+      <w:r>
+        <w:rPr>
           <w:b/>
           <w:lang w:val="ar_AE" w:bidi="ar_AE"/>
         </w:rPr>
@@ -9693,6 +10989,22 @@
       </w:r>
       <w:r>
         <w:rPr>
+          <w:lang w:val="ar_AE" w:bidi="ar_AE"/>
+        </w:rPr>
+        <w:t>וְ⁠הֻכַ֖ן הַ⁠סֹּכֵֽךְ</w:t>
+      </w:r>
+    </w:p>
+    <w:p>
+      <w:pPr>
+        <w:bidi/>
+      </w:pPr>
+      <w:r>
+        <w:rPr>
+          <w:lang w:val="ar_AE" w:bidi="ar_AE"/>
+        </w:rPr>
+      </w:r>
+      <w:r>
+        <w:rPr>
           <w:b/>
           <w:lang w:val="ar_AE" w:bidi="ar_AE"/>
         </w:rPr>
@@ -9798,6 +11110,22 @@
       </w:r>
       <w:r>
         <w:rPr>
+          <w:lang w:val="ar_AE" w:bidi="ar_AE"/>
+        </w:rPr>
+        <w:t>שַׁעֲרֵ֥י הַ⁠נְּהָר֖וֹת נִפְתָּ֑חוּ וְ⁠הַֽ⁠הֵיכָ֖ל נָמֽוֹג</w:t>
+      </w:r>
+    </w:p>
+    <w:p>
+      <w:pPr>
+        <w:bidi/>
+      </w:pPr>
+      <w:r>
+        <w:rPr>
+          <w:lang w:val="ar_AE" w:bidi="ar_AE"/>
+        </w:rPr>
+      </w:r>
+      <w:r>
+        <w:rPr>
           <w:b/>
           <w:lang w:val="ar_AE" w:bidi="ar_AE"/>
         </w:rPr>
@@ -9890,6 +11218,22 @@
       </w:r>
       <w:r>
         <w:rPr>
+          <w:lang w:val="ar_AE" w:bidi="ar_AE"/>
+        </w:rPr>
+        <w:t>שַׁעֲרֵ֥י הַ⁠נְּהָר֖וֹת</w:t>
+      </w:r>
+    </w:p>
+    <w:p>
+      <w:pPr>
+        <w:bidi/>
+      </w:pPr>
+      <w:r>
+        <w:rPr>
+          <w:lang w:val="ar_AE" w:bidi="ar_AE"/>
+        </w:rPr>
+      </w:r>
+      <w:r>
+        <w:rPr>
           <w:b/>
           <w:lang w:val="ar_AE" w:bidi="ar_AE"/>
         </w:rPr>
@@ -9982,6 +11326,22 @@
       </w:r>
       <w:r>
         <w:rPr>
+          <w:lang w:val="ar_AE" w:bidi="ar_AE"/>
+        </w:rPr>
+        <w:t>נִפְתָּ֑חוּ</w:t>
+      </w:r>
+    </w:p>
+    <w:p>
+      <w:pPr>
+        <w:bidi/>
+      </w:pPr>
+      <w:r>
+        <w:rPr>
+          <w:lang w:val="ar_AE" w:bidi="ar_AE"/>
+        </w:rPr>
+      </w:r>
+      <w:r>
+        <w:rPr>
           <w:b/>
           <w:lang w:val="ar_AE" w:bidi="ar_AE"/>
         </w:rPr>
@@ -10087,6 +11447,22 @@
       </w:r>
       <w:r>
         <w:rPr>
+          <w:lang w:val="ar_AE" w:bidi="ar_AE"/>
+        </w:rPr>
+        <w:t>וְ⁠הַֽ⁠הֵיכָ֖ל נָמֽוֹג</w:t>
+      </w:r>
+    </w:p>
+    <w:p>
+      <w:pPr>
+        <w:bidi/>
+      </w:pPr>
+      <w:r>
+        <w:rPr>
+          <w:lang w:val="ar_AE" w:bidi="ar_AE"/>
+        </w:rPr>
+      </w:r>
+      <w:r>
+        <w:rPr>
           <w:b/>
           <w:lang w:val="ar_AE" w:bidi="ar_AE"/>
         </w:rPr>
@@ -10179,6 +11555,22 @@
         <w:rPr>
           <w:lang w:val="ar_AE" w:bidi="ar_AE"/>
         </w:rPr>
+      </w:r>
+    </w:p>
+    <w:p>
+      <w:pPr>
+        <w:bidi/>
+      </w:pPr>
+      <w:r>
+        <w:rPr>
+          <w:lang w:val="ar_AE" w:bidi="ar_AE"/>
+        </w:rPr>
+      </w:r>
+      <w:r>
+        <w:rPr>
+          <w:lang w:val="ar_AE" w:bidi="ar_AE"/>
+        </w:rPr>
+        <w:t>וְ⁠הֻצַּ֖ב</w:t>
       </w:r>
     </w:p>
     <w:p>
@@ -10291,6 +11683,22 @@
       </w:r>
       <w:r>
         <w:rPr>
+          <w:lang w:val="ar_AE" w:bidi="ar_AE"/>
+        </w:rPr>
+        <w:t>גֻּלְּתָ֣ה</w:t>
+      </w:r>
+    </w:p>
+    <w:p>
+      <w:pPr>
+        <w:bidi/>
+      </w:pPr>
+      <w:r>
+        <w:rPr>
+          <w:lang w:val="ar_AE" w:bidi="ar_AE"/>
+        </w:rPr>
+      </w:r>
+      <w:r>
+        <w:rPr>
           <w:b/>
           <w:lang w:val="ar_AE" w:bidi="ar_AE"/>
         </w:rPr>
@@ -10396,6 +11804,22 @@
       </w:r>
       <w:r>
         <w:rPr>
+          <w:lang w:val="ar_AE" w:bidi="ar_AE"/>
+        </w:rPr>
+        <w:t>הֹֽעֲלָ֑תָה</w:t>
+      </w:r>
+    </w:p>
+    <w:p>
+      <w:pPr>
+        <w:bidi/>
+      </w:pPr>
+      <w:r>
+        <w:rPr>
+          <w:lang w:val="ar_AE" w:bidi="ar_AE"/>
+        </w:rPr>
+      </w:r>
+      <w:r>
+        <w:rPr>
           <w:b/>
           <w:lang w:val="ar_AE" w:bidi="ar_AE"/>
         </w:rPr>
@@ -10501,6 +11925,22 @@
       </w:r>
       <w:r>
         <w:rPr>
+          <w:lang w:val="ar_AE" w:bidi="ar_AE"/>
+        </w:rPr>
+        <w:t>גֻּלְּתָ֣ה הֹֽעֲלָ֑תָה וְ⁠אַמְהֹתֶ֗י⁠הָ</w:t>
+      </w:r>
+    </w:p>
+    <w:p>
+      <w:pPr>
+        <w:bidi/>
+      </w:pPr>
+      <w:r>
+        <w:rPr>
+          <w:lang w:val="ar_AE" w:bidi="ar_AE"/>
+        </w:rPr>
+      </w:r>
+      <w:r>
+        <w:rPr>
           <w:b/>
           <w:lang w:val="ar_AE" w:bidi="ar_AE"/>
         </w:rPr>
@@ -10619,6 +12059,22 @@
       </w:r>
       <w:r>
         <w:rPr>
+          <w:lang w:val="ar_AE" w:bidi="ar_AE"/>
+        </w:rPr>
+        <w:t>גֻּלְּתָ֣ה הֹֽעֲלָ֑תָה וְ⁠אַמְהֹתֶ֗י⁠הָ</w:t>
+      </w:r>
+    </w:p>
+    <w:p>
+      <w:pPr>
+        <w:bidi/>
+      </w:pPr>
+      <w:r>
+        <w:rPr>
+          <w:lang w:val="ar_AE" w:bidi="ar_AE"/>
+        </w:rPr>
+      </w:r>
+      <w:r>
+        <w:rPr>
           <w:b/>
           <w:lang w:val="ar_AE" w:bidi="ar_AE"/>
         </w:rPr>
@@ -10711,6 +12167,22 @@
       </w:r>
       <w:r>
         <w:rPr>
+          <w:lang w:val="ar_AE" w:bidi="ar_AE"/>
+        </w:rPr>
+        <w:t>לִבְבֵ⁠הֶֽן</w:t>
+      </w:r>
+    </w:p>
+    <w:p>
+      <w:pPr>
+        <w:bidi/>
+      </w:pPr>
+      <w:r>
+        <w:rPr>
+          <w:lang w:val="ar_AE" w:bidi="ar_AE"/>
+        </w:rPr>
+      </w:r>
+      <w:r>
+        <w:rPr>
           <w:b/>
           <w:lang w:val="ar_AE" w:bidi="ar_AE"/>
         </w:rPr>
@@ -10816,6 +12288,22 @@
       </w:r>
       <w:r>
         <w:rPr>
+          <w:lang w:val="ar_AE" w:bidi="ar_AE"/>
+        </w:rPr>
+        <w:t>מְתֹפְפֹ֖ת עַל־לִבְבֵ⁠הֶֽן</w:t>
+      </w:r>
+    </w:p>
+    <w:p>
+      <w:pPr>
+        <w:bidi/>
+      </w:pPr>
+      <w:r>
+        <w:rPr>
+          <w:lang w:val="ar_AE" w:bidi="ar_AE"/>
+        </w:rPr>
+      </w:r>
+      <w:r>
+        <w:rPr>
           <w:b/>
           <w:lang w:val="ar_AE" w:bidi="ar_AE"/>
         </w:rPr>
@@ -10908,6 +12396,22 @@
       </w:r>
       <w:r>
         <w:rPr>
+          <w:lang w:val="ar_AE" w:bidi="ar_AE"/>
+        </w:rPr>
+        <w:t>כִ⁠בְרֵֽכַת־מַ֖יִם</w:t>
+      </w:r>
+    </w:p>
+    <w:p>
+      <w:pPr>
+        <w:bidi/>
+      </w:pPr>
+      <w:r>
+        <w:rPr>
+          <w:lang w:val="ar_AE" w:bidi="ar_AE"/>
+        </w:rPr>
+      </w:r>
+      <w:r>
+        <w:rPr>
           <w:b/>
           <w:lang w:val="ar_AE" w:bidi="ar_AE"/>
         </w:rPr>
@@ -11010,6 +12514,22 @@
       </w:r>
       <w:r>
         <w:rPr>
+          <w:lang w:val="ar_AE" w:bidi="ar_AE"/>
+        </w:rPr>
+        <w:t>מִ֣⁠ימֵי הִ֑יא</w:t>
+      </w:r>
+    </w:p>
+    <w:p>
+      <w:pPr>
+        <w:bidi/>
+      </w:pPr>
+      <w:r>
+        <w:rPr>
+          <w:lang w:val="ar_AE" w:bidi="ar_AE"/>
+        </w:rPr>
+      </w:r>
+      <w:r>
+        <w:rPr>
           <w:b/>
           <w:lang w:val="ar_AE" w:bidi="ar_AE"/>
         </w:rPr>
@@ -11125,6 +12645,22 @@
       </w:r>
       <w:r>
         <w:rPr>
+          <w:lang w:val="ar_AE" w:bidi="ar_AE"/>
+        </w:rPr>
+        <w:t>וְ⁠הֵ֣מָּה</w:t>
+      </w:r>
+    </w:p>
+    <w:p>
+      <w:pPr>
+        <w:bidi/>
+      </w:pPr>
+      <w:r>
+        <w:rPr>
+          <w:lang w:val="ar_AE" w:bidi="ar_AE"/>
+        </w:rPr>
+      </w:r>
+      <w:r>
+        <w:rPr>
           <w:b/>
           <w:lang w:val="ar_AE" w:bidi="ar_AE"/>
         </w:rPr>
@@ -11264,6 +12800,22 @@
       </w:r>
       <w:r>
         <w:rPr>
+          <w:lang w:val="ar_AE" w:bidi="ar_AE"/>
+        </w:rPr>
+        <w:t>עִמְד֥וּ עֲמֹ֖דוּ</w:t>
+      </w:r>
+    </w:p>
+    <w:p>
+      <w:pPr>
+        <w:bidi/>
+      </w:pPr>
+      <w:r>
+        <w:rPr>
+          <w:lang w:val="ar_AE" w:bidi="ar_AE"/>
+        </w:rPr>
+      </w:r>
+      <w:r>
+        <w:rPr>
           <w:b/>
           <w:lang w:val="ar_AE" w:bidi="ar_AE"/>
         </w:rPr>
@@ -11377,6 +12929,22 @@
       </w:r>
       <w:r>
         <w:rPr>
+          <w:lang w:val="ar_AE" w:bidi="ar_AE"/>
+        </w:rPr>
+        <w:t>בֹּ֥זּוּ כֶ֖סֶף בֹּ֣זּוּ זָהָ֑ב וְ⁠אֵ֥ין קֵ֨צֶה֙ לַ⁠תְּכוּנָ֔ה כָּבֹ֕ד מִ⁠כֹּ֖ל כְּלִ֥י חֶמְדָּֽה</w:t>
+      </w:r>
+    </w:p>
+    <w:p>
+      <w:pPr>
+        <w:bidi/>
+      </w:pPr>
+      <w:r>
+        <w:rPr>
+          <w:lang w:val="ar_AE" w:bidi="ar_AE"/>
+        </w:rPr>
+      </w:r>
+      <w:r>
+        <w:rPr>
           <w:b/>
           <w:lang w:val="ar_AE" w:bidi="ar_AE"/>
         </w:rPr>
@@ -11479,6 +13047,22 @@
       </w:r>
       <w:r>
         <w:rPr>
+          <w:lang w:val="ar_AE" w:bidi="ar_AE"/>
+        </w:rPr>
+        <w:t>וְ⁠אֵ֥ין קֵ֨צֶה֙ לַ⁠תְּכוּנָ֔ה</w:t>
+      </w:r>
+    </w:p>
+    <w:p>
+      <w:pPr>
+        <w:bidi/>
+      </w:pPr>
+      <w:r>
+        <w:rPr>
+          <w:lang w:val="ar_AE" w:bidi="ar_AE"/>
+        </w:rPr>
+      </w:r>
+      <w:r>
+        <w:rPr>
           <w:b/>
           <w:lang w:val="ar_AE" w:bidi="ar_AE"/>
         </w:rPr>
@@ -11568,6 +13152,22 @@
         <w:rPr>
           <w:lang w:val="ar_AE" w:bidi="ar_AE"/>
         </w:rPr>
+      </w:r>
+    </w:p>
+    <w:p>
+      <w:pPr>
+        <w:bidi/>
+      </w:pPr>
+      <w:r>
+        <w:rPr>
+          <w:lang w:val="ar_AE" w:bidi="ar_AE"/>
+        </w:rPr>
+      </w:r>
+      <w:r>
+        <w:rPr>
+          <w:lang w:val="ar_AE" w:bidi="ar_AE"/>
+        </w:rPr>
+        <w:t>כְּלִ֥י חֶמְדָּֽה</w:t>
       </w:r>
     </w:p>
     <w:p>
@@ -11716,6 +13316,22 @@
       </w:r>
       <w:r>
         <w:rPr>
+          <w:lang w:val="ar_AE" w:bidi="ar_AE"/>
+        </w:rPr>
+        <w:t>בּוּקָ֥ה וּ⁠מְבוּקָ֖ה וּ⁠מְבֻלָּקָ֑ה</w:t>
+      </w:r>
+    </w:p>
+    <w:p>
+      <w:pPr>
+        <w:bidi/>
+      </w:pPr>
+      <w:r>
+        <w:rPr>
+          <w:lang w:val="ar_AE" w:bidi="ar_AE"/>
+        </w:rPr>
+      </w:r>
+      <w:r>
+        <w:rPr>
           <w:b/>
           <w:lang w:val="ar_AE" w:bidi="ar_AE"/>
         </w:rPr>
@@ -11818,6 +13434,22 @@
       </w:r>
       <w:r>
         <w:rPr>
+          <w:lang w:val="ar_AE" w:bidi="ar_AE"/>
+        </w:rPr>
+        <w:t>וְ⁠לֵ֨ב</w:t>
+      </w:r>
+    </w:p>
+    <w:p>
+      <w:pPr>
+        <w:bidi/>
+      </w:pPr>
+      <w:r>
+        <w:rPr>
+          <w:lang w:val="ar_AE" w:bidi="ar_AE"/>
+        </w:rPr>
+      </w:r>
+      <w:r>
+        <w:rPr>
           <w:b/>
           <w:lang w:val="ar_AE" w:bidi="ar_AE"/>
         </w:rPr>
@@ -11933,6 +13565,22 @@
       </w:r>
       <w:r>
         <w:rPr>
+          <w:lang w:val="ar_AE" w:bidi="ar_AE"/>
+        </w:rPr>
+        <w:t>וְ⁠לֵ֨ב נָמֵ֜ס</w:t>
+      </w:r>
+    </w:p>
+    <w:p>
+      <w:pPr>
+        <w:bidi/>
+      </w:pPr>
+      <w:r>
+        <w:rPr>
+          <w:lang w:val="ar_AE" w:bidi="ar_AE"/>
+        </w:rPr>
+      </w:r>
+      <w:r>
+        <w:rPr>
           <w:b/>
           <w:lang w:val="ar_AE" w:bidi="ar_AE"/>
         </w:rPr>
@@ -12035,6 +13683,22 @@
       </w:r>
       <w:r>
         <w:rPr>
+          <w:lang w:val="ar_AE" w:bidi="ar_AE"/>
+        </w:rPr>
+        <w:t>וְ⁠חַלְחָלָה֙ בְּ⁠כָל־מָתְנַ֔יִם</w:t>
+      </w:r>
+    </w:p>
+    <w:p>
+      <w:pPr>
+        <w:bidi/>
+      </w:pPr>
+      <w:r>
+        <w:rPr>
+          <w:lang w:val="ar_AE" w:bidi="ar_AE"/>
+        </w:rPr>
+      </w:r>
+      <w:r>
+        <w:rPr>
           <w:b/>
           <w:lang w:val="ar_AE" w:bidi="ar_AE"/>
         </w:rPr>
@@ -12150,6 +13814,22 @@
       </w:r>
       <w:r>
         <w:rPr>
+          <w:lang w:val="ar_AE" w:bidi="ar_AE"/>
+        </w:rPr>
+        <w:t>קִבְּצ֥וּ פָארֽוּר</w:t>
+      </w:r>
+    </w:p>
+    <w:p>
+      <w:pPr>
+        <w:bidi/>
+      </w:pPr>
+      <w:r>
+        <w:rPr>
+          <w:lang w:val="ar_AE" w:bidi="ar_AE"/>
+        </w:rPr>
+      </w:r>
+      <w:r>
+        <w:rPr>
           <w:b/>
           <w:lang w:val="ar_AE" w:bidi="ar_AE"/>
         </w:rPr>
@@ -12265,6 +13945,22 @@
       </w:r>
       <w:r>
         <w:rPr>
+          <w:lang w:val="ar_AE" w:bidi="ar_AE"/>
+        </w:rPr>
+        <w:t>אַיֵּה֙ מְע֣וֹן אֲרָי֔וֹת וּ⁠מִרְעֶ֥ה ה֖וּא לַ⁠כְּפִרִ֑ים אֲשֶׁ֣ר הָלַךְ֩ אַרְיֵ֨ה לָבִ֥יא שָׁ֛ם גּ֥וּר אַרְיֵ֖ה וְ⁠אֵ֥ין מַחֲרִֽיד</w:t>
+      </w:r>
+    </w:p>
+    <w:p>
+      <w:pPr>
+        <w:bidi/>
+      </w:pPr>
+      <w:r>
+        <w:rPr>
+          <w:lang w:val="ar_AE" w:bidi="ar_AE"/>
+        </w:rPr>
+      </w:r>
+      <w:r>
+        <w:rPr>
           <w:b/>
           <w:lang w:val="ar_AE" w:bidi="ar_AE"/>
         </w:rPr>
@@ -12371,6 +14067,22 @@
       </w:r>
       <w:r>
         <w:rPr>
+          <w:lang w:val="ar_AE" w:bidi="ar_AE"/>
+        </w:rPr>
+        <w:t>מְע֣וֹן אֲרָי֔וֹת</w:t>
+      </w:r>
+    </w:p>
+    <w:p>
+      <w:pPr>
+        <w:bidi/>
+      </w:pPr>
+      <w:r>
+        <w:rPr>
+          <w:lang w:val="ar_AE" w:bidi="ar_AE"/>
+        </w:rPr>
+      </w:r>
+      <w:r>
+        <w:rPr>
           <w:b/>
           <w:lang w:val="ar_AE" w:bidi="ar_AE"/>
         </w:rPr>
@@ -12473,6 +14185,22 @@
       </w:r>
       <w:r>
         <w:rPr>
+          <w:lang w:val="ar_AE" w:bidi="ar_AE"/>
+        </w:rPr>
+        <w:t>לָבִ֥יא שָׁ֛ם</w:t>
+      </w:r>
+    </w:p>
+    <w:p>
+      <w:pPr>
+        <w:bidi/>
+      </w:pPr>
+      <w:r>
+        <w:rPr>
+          <w:lang w:val="ar_AE" w:bidi="ar_AE"/>
+        </w:rPr>
+      </w:r>
+      <w:r>
+        <w:rPr>
           <w:b/>
           <w:lang w:val="ar_AE" w:bidi="ar_AE"/>
         </w:rPr>
@@ -12589,6 +14317,22 @@
       </w:r>
       <w:r>
         <w:rPr>
+          <w:lang w:val="ar_AE" w:bidi="ar_AE"/>
+        </w:rPr>
+        <w:t>גּ֥וּר אַרְיֵ֖ה</w:t>
+      </w:r>
+    </w:p>
+    <w:p>
+      <w:pPr>
+        <w:bidi/>
+      </w:pPr>
+      <w:r>
+        <w:rPr>
+          <w:lang w:val="ar_AE" w:bidi="ar_AE"/>
+        </w:rPr>
+      </w:r>
+      <w:r>
+        <w:rPr>
           <w:b/>
           <w:lang w:val="ar_AE" w:bidi="ar_AE"/>
         </w:rPr>
@@ -12691,6 +14435,22 @@
       </w:r>
       <w:r>
         <w:rPr>
+          <w:lang w:val="ar_AE" w:bidi="ar_AE"/>
+        </w:rPr>
+        <w:t>טֹרֵף֙ בְּ⁠דֵ֣י</w:t>
+      </w:r>
+    </w:p>
+    <w:p>
+      <w:pPr>
+        <w:bidi/>
+      </w:pPr>
+      <w:r>
+        <w:rPr>
+          <w:lang w:val="ar_AE" w:bidi="ar_AE"/>
+        </w:rPr>
+      </w:r>
+      <w:r>
+        <w:rPr>
           <w:b/>
           <w:lang w:val="ar_AE" w:bidi="ar_AE"/>
         </w:rPr>
@@ -12793,6 +14553,22 @@
       </w:r>
       <w:r>
         <w:rPr>
+          <w:lang w:val="ar_AE" w:bidi="ar_AE"/>
+        </w:rPr>
+        <w:t>וּ⁠מְחַנֵּ֖ק</w:t>
+      </w:r>
+    </w:p>
+    <w:p>
+      <w:pPr>
+        <w:bidi/>
+      </w:pPr>
+      <w:r>
+        <w:rPr>
+          <w:lang w:val="ar_AE" w:bidi="ar_AE"/>
+        </w:rPr>
+      </w:r>
+      <w:r>
+        <w:rPr>
           <w:b/>
           <w:lang w:val="ar_AE" w:bidi="ar_AE"/>
         </w:rPr>
@@ -12895,6 +14671,22 @@
       </w:r>
       <w:r>
         <w:rPr>
+          <w:lang w:val="ar_AE" w:bidi="ar_AE"/>
+        </w:rPr>
+        <w:t>וַ⁠יְמַלֵּא־טֶ֣רֶף חֹרָ֔י⁠ו וּ⁠מְעֹֽנֹתָ֖י⁠ו טְרֵפָֽה</w:t>
+      </w:r>
+    </w:p>
+    <w:p>
+      <w:pPr>
+        <w:bidi/>
+      </w:pPr>
+      <w:r>
+        <w:rPr>
+          <w:lang w:val="ar_AE" w:bidi="ar_AE"/>
+        </w:rPr>
+      </w:r>
+      <w:r>
+        <w:rPr>
           <w:b/>
           <w:lang w:val="ar_AE" w:bidi="ar_AE"/>
         </w:rPr>
@@ -12997,6 +14789,22 @@
       </w:r>
       <w:r>
         <w:rPr>
+          <w:lang w:val="ar_AE" w:bidi="ar_AE"/>
+        </w:rPr>
+        <w:t>וּ⁠מְעֹֽנֹתָ֖י⁠ו</w:t>
+      </w:r>
+    </w:p>
+    <w:p>
+      <w:pPr>
+        <w:bidi/>
+      </w:pPr>
+      <w:r>
+        <w:rPr>
+          <w:lang w:val="ar_AE" w:bidi="ar_AE"/>
+        </w:rPr>
+      </w:r>
+      <w:r>
+        <w:rPr>
           <w:b/>
           <w:lang w:val="ar_AE" w:bidi="ar_AE"/>
         </w:rPr>
@@ -13099,6 +14907,22 @@
       </w:r>
       <w:r>
         <w:rPr>
+          <w:lang w:val="ar_AE" w:bidi="ar_AE"/>
+        </w:rPr>
+        <w:t>הִנְ⁠נִ֣י אֵלַ֗יִ⁠ךְ</w:t>
+      </w:r>
+    </w:p>
+    <w:p>
+      <w:pPr>
+        <w:bidi/>
+      </w:pPr>
+      <w:r>
+        <w:rPr>
+          <w:lang w:val="ar_AE" w:bidi="ar_AE"/>
+        </w:rPr>
+      </w:r>
+      <w:r>
+        <w:rPr>
           <w:b/>
           <w:lang w:val="ar_AE" w:bidi="ar_AE"/>
         </w:rPr>
@@ -13201,6 +15025,22 @@
       </w:r>
       <w:r>
         <w:rPr>
+          <w:lang w:val="ar_AE" w:bidi="ar_AE"/>
+        </w:rPr>
+        <w:t>הִנְ⁠נִ֣י אֵלַ֗יִ⁠ךְ</w:t>
+      </w:r>
+    </w:p>
+    <w:p>
+      <w:pPr>
+        <w:bidi/>
+      </w:pPr>
+      <w:r>
+        <w:rPr>
+          <w:lang w:val="ar_AE" w:bidi="ar_AE"/>
+        </w:rPr>
+      </w:r>
+      <w:r>
+        <w:rPr>
           <w:b/>
           <w:lang w:val="ar_AE" w:bidi="ar_AE"/>
         </w:rPr>
@@ -13316,6 +15156,22 @@
       </w:r>
       <w:r>
         <w:rPr>
+          <w:lang w:val="ar_AE" w:bidi="ar_AE"/>
+        </w:rPr>
+        <w:t>נְאֻם֙</w:t>
+      </w:r>
+    </w:p>
+    <w:p>
+      <w:pPr>
+        <w:bidi/>
+      </w:pPr>
+      <w:r>
+        <w:rPr>
+          <w:lang w:val="ar_AE" w:bidi="ar_AE"/>
+        </w:rPr>
+      </w:r>
+      <w:r>
+        <w:rPr>
           <w:b/>
           <w:lang w:val="ar_AE" w:bidi="ar_AE"/>
         </w:rPr>
@@ -13418,6 +15274,22 @@
       </w:r>
       <w:r>
         <w:rPr>
+          <w:lang w:val="ar_AE" w:bidi="ar_AE"/>
+        </w:rPr>
+        <w:t>רִכְבָּ֔⁠הּ</w:t>
+      </w:r>
+    </w:p>
+    <w:p>
+      <w:pPr>
+        <w:bidi/>
+      </w:pPr>
+      <w:r>
+        <w:rPr>
+          <w:lang w:val="ar_AE" w:bidi="ar_AE"/>
+        </w:rPr>
+      </w:r>
+      <w:r>
+        <w:rPr>
           <w:b/>
           <w:lang w:val="ar_AE" w:bidi="ar_AE"/>
         </w:rPr>
@@ -13533,6 +15405,22 @@
       </w:r>
       <w:r>
         <w:rPr>
+          <w:lang w:val="ar_AE" w:bidi="ar_AE"/>
+        </w:rPr>
+        <w:t>רִכְבָּ֔⁠הּ</w:t>
+      </w:r>
+    </w:p>
+    <w:p>
+      <w:pPr>
+        <w:bidi/>
+      </w:pPr>
+      <w:r>
+        <w:rPr>
+          <w:lang w:val="ar_AE" w:bidi="ar_AE"/>
+        </w:rPr>
+      </w:r>
+      <w:r>
+        <w:rPr>
           <w:b/>
           <w:lang w:val="ar_AE" w:bidi="ar_AE"/>
         </w:rPr>
@@ -13648,6 +15536,22 @@
       </w:r>
       <w:r>
         <w:rPr>
+          <w:lang w:val="ar_AE" w:bidi="ar_AE"/>
+        </w:rPr>
+        <w:t>תֹּ֣אכַל חָ֑רֶב</w:t>
+      </w:r>
+    </w:p>
+    <w:p>
+      <w:pPr>
+        <w:bidi/>
+      </w:pPr>
+      <w:r>
+        <w:rPr>
+          <w:lang w:val="ar_AE" w:bidi="ar_AE"/>
+        </w:rPr>
+      </w:r>
+      <w:r>
+        <w:rPr>
           <w:b/>
           <w:lang w:val="ar_AE" w:bidi="ar_AE"/>
         </w:rPr>
@@ -13763,6 +15667,22 @@
         <w:rPr>
           <w:lang w:val="ar_AE" w:bidi="ar_AE"/>
         </w:rPr>
+      </w:r>
+    </w:p>
+    <w:p>
+      <w:pPr>
+        <w:bidi/>
+      </w:pPr>
+      <w:r>
+        <w:rPr>
+          <w:lang w:val="ar_AE" w:bidi="ar_AE"/>
+        </w:rPr>
+      </w:r>
+      <w:r>
+        <w:rPr>
+          <w:lang w:val="ar_AE" w:bidi="ar_AE"/>
+        </w:rPr>
+        <w:t>וְ⁠הִכְרַתִּ֤י</w:t>
       </w:r>
     </w:p>
     <w:p>
@@ -14144,6 +16064,22 @@
       </w:r>
       <w:r>
         <w:rPr>
+          <w:lang w:val="ar_AE" w:bidi="ar_AE"/>
+        </w:rPr>
+        <w:t>עִ֣יר דָּמִ֑ים</w:t>
+      </w:r>
+    </w:p>
+    <w:p>
+      <w:pPr>
+        <w:bidi/>
+      </w:pPr>
+      <w:r>
+        <w:rPr>
+          <w:lang w:val="ar_AE" w:bidi="ar_AE"/>
+        </w:rPr>
+      </w:r>
+      <w:r>
+        <w:rPr>
           <w:b/>
           <w:lang w:val="ar_AE" w:bidi="ar_AE"/>
         </w:rPr>
@@ -14249,6 +16185,22 @@
       </w:r>
       <w:r>
         <w:rPr>
+          <w:lang w:val="ar_AE" w:bidi="ar_AE"/>
+        </w:rPr>
+        <w:t>כֻּלָּ֗⁠הּ כַּ֤חַשׁ</w:t>
+      </w:r>
+    </w:p>
+    <w:p>
+      <w:pPr>
+        <w:bidi/>
+      </w:pPr>
+      <w:r>
+        <w:rPr>
+          <w:lang w:val="ar_AE" w:bidi="ar_AE"/>
+        </w:rPr>
+      </w:r>
+      <w:r>
+        <w:rPr>
           <w:b/>
           <w:lang w:val="ar_AE" w:bidi="ar_AE"/>
         </w:rPr>
@@ -14364,6 +16316,22 @@
       </w:r>
       <w:r>
         <w:rPr>
+          <w:lang w:val="ar_AE" w:bidi="ar_AE"/>
+        </w:rPr>
+        <w:t>שׁ֔וֹט &amp; רַ֣עַשׁ אוֹפָ֑ן וְ⁠ס֣וּס דֹּהֵ֔ר וּ⁠מֶרְכָּבָ֖ה מְרַקֵּדָֽה</w:t>
+      </w:r>
+    </w:p>
+    <w:p>
+      <w:pPr>
+        <w:bidi/>
+      </w:pPr>
+      <w:r>
+        <w:rPr>
+          <w:lang w:val="ar_AE" w:bidi="ar_AE"/>
+        </w:rPr>
+      </w:r>
+      <w:r>
+        <w:rPr>
           <w:b/>
           <w:lang w:val="ar_AE" w:bidi="ar_AE"/>
         </w:rPr>
@@ -14531,6 +16499,22 @@
       </w:r>
       <w:r>
         <w:rPr>
+          <w:lang w:val="ar_AE" w:bidi="ar_AE"/>
+        </w:rPr>
+        <w:t>פָּרָ֣שׁ מַעֲלֶ֗ה וְ⁠לַ֤הַב חֶ֨רֶב֙ וּ⁠בְרַ֣ק חֲנִ֔ית</w:t>
+      </w:r>
+    </w:p>
+    <w:p>
+      <w:pPr>
+        <w:bidi/>
+      </w:pPr>
+      <w:r>
+        <w:rPr>
+          <w:lang w:val="ar_AE" w:bidi="ar_AE"/>
+        </w:rPr>
+      </w:r>
+      <w:r>
+        <w:rPr>
           <w:b/>
           <w:lang w:val="ar_AE" w:bidi="ar_AE"/>
         </w:rPr>
@@ -14659,6 +16643,22 @@
       </w:r>
       <w:r>
         <w:rPr>
+          <w:lang w:val="ar_AE" w:bidi="ar_AE"/>
+        </w:rPr>
+        <w:t>פָּרָ֣שׁ מַעֲלֶ֗ה וְ⁠לַ֤הַב חֶ֨רֶב֙ וּ⁠בְרַ֣ק חֲנִ֔ית</w:t>
+      </w:r>
+    </w:p>
+    <w:p>
+      <w:pPr>
+        <w:bidi/>
+      </w:pPr>
+      <w:r>
+        <w:rPr>
+          <w:lang w:val="ar_AE" w:bidi="ar_AE"/>
+        </w:rPr>
+      </w:r>
+      <w:r>
+        <w:rPr>
           <w:b/>
           <w:lang w:val="ar_AE" w:bidi="ar_AE"/>
         </w:rPr>
@@ -14761,6 +16761,22 @@
       </w:r>
       <w:r>
         <w:rPr>
+          <w:lang w:val="ar_AE" w:bidi="ar_AE"/>
+        </w:rPr>
+        <w:t>וְ⁠אֵ֥ין קֵ֨צֶה֙ לַ⁠גְּוִיָּ֔ה</w:t>
+      </w:r>
+    </w:p>
+    <w:p>
+      <w:pPr>
+        <w:bidi/>
+      </w:pPr>
+      <w:r>
+        <w:rPr>
+          <w:lang w:val="ar_AE" w:bidi="ar_AE"/>
+        </w:rPr>
+      </w:r>
+      <w:r>
+        <w:rPr>
           <w:b/>
           <w:lang w:val="ar_AE" w:bidi="ar_AE"/>
         </w:rPr>
@@ -14863,6 +16879,22 @@
       </w:r>
       <w:r>
         <w:rPr>
+          <w:lang w:val="ar_AE" w:bidi="ar_AE"/>
+        </w:rPr>
+        <w:t>וְכָשְׁל֖וּ</w:t>
+      </w:r>
+    </w:p>
+    <w:p>
+      <w:pPr>
+        <w:bidi/>
+      </w:pPr>
+      <w:r>
+        <w:rPr>
+          <w:lang w:val="ar_AE" w:bidi="ar_AE"/>
+        </w:rPr>
+      </w:r>
+      <w:r>
+        <w:rPr>
           <w:b/>
           <w:lang w:val="ar_AE" w:bidi="ar_AE"/>
         </w:rPr>
@@ -14978,6 +17010,22 @@
       </w:r>
       <w:r>
         <w:rPr>
+          <w:lang w:val="ar_AE" w:bidi="ar_AE"/>
+        </w:rPr>
+        <w:t>בִּ⁠גְוִיָּתָֽ⁠ם</w:t>
+      </w:r>
+    </w:p>
+    <w:p>
+      <w:pPr>
+        <w:bidi/>
+      </w:pPr>
+      <w:r>
+        <w:rPr>
+          <w:lang w:val="ar_AE" w:bidi="ar_AE"/>
+        </w:rPr>
+      </w:r>
+      <w:r>
+        <w:rPr>
           <w:b/>
           <w:lang w:val="ar_AE" w:bidi="ar_AE"/>
         </w:rPr>
@@ -15106,6 +17154,22 @@
       </w:r>
       <w:r>
         <w:rPr>
+          <w:lang w:val="ar_AE" w:bidi="ar_AE"/>
+        </w:rPr>
+        <w:t>זְנוּנֵ֣י זוֹנָ֔ה</w:t>
+      </w:r>
+    </w:p>
+    <w:p>
+      <w:pPr>
+        <w:bidi/>
+      </w:pPr>
+      <w:r>
+        <w:rPr>
+          <w:lang w:val="ar_AE" w:bidi="ar_AE"/>
+        </w:rPr>
+      </w:r>
+      <w:r>
+        <w:rPr>
           <w:b/>
           <w:lang w:val="ar_AE" w:bidi="ar_AE"/>
         </w:rPr>
@@ -15219,6 +17283,22 @@
       </w:r>
       <w:r>
         <w:rPr>
+          <w:lang w:val="ar_AE" w:bidi="ar_AE"/>
+        </w:rPr>
+        <w:t>מֵ⁠רֹב֙</w:t>
+      </w:r>
+    </w:p>
+    <w:p>
+      <w:pPr>
+        <w:bidi/>
+      </w:pPr>
+      <w:r>
+        <w:rPr>
+          <w:lang w:val="ar_AE" w:bidi="ar_AE"/>
+        </w:rPr>
+      </w:r>
+      <w:r>
+        <w:rPr>
           <w:b/>
           <w:lang w:val="ar_AE" w:bidi="ar_AE"/>
         </w:rPr>
@@ -15332,6 +17412,22 @@
       </w:r>
       <w:r>
         <w:rPr>
+          <w:lang w:val="ar_AE" w:bidi="ar_AE"/>
+        </w:rPr>
+        <w:t>וּ⁠מִשְׁפָּח֖וֹת</w:t>
+      </w:r>
+    </w:p>
+    <w:p>
+      <w:pPr>
+        <w:bidi/>
+      </w:pPr>
+      <w:r>
+        <w:rPr>
+          <w:lang w:val="ar_AE" w:bidi="ar_AE"/>
+        </w:rPr>
+      </w:r>
+      <w:r>
+        <w:rPr>
           <w:b/>
           <w:lang w:val="ar_AE" w:bidi="ar_AE"/>
         </w:rPr>
@@ -15432,6 +17528,22 @@
         <w:rPr>
           <w:lang w:val="ar_AE" w:bidi="ar_AE"/>
         </w:rPr>
+      </w:r>
+    </w:p>
+    <w:p>
+      <w:pPr>
+        <w:bidi/>
+      </w:pPr>
+      <w:r>
+        <w:rPr>
+          <w:lang w:val="ar_AE" w:bidi="ar_AE"/>
+        </w:rPr>
+      </w:r>
+      <w:r>
+        <w:rPr>
+          <w:lang w:val="ar_AE" w:bidi="ar_AE"/>
+        </w:rPr>
+        <w:t>הִנְ⁠נִ֣י אֵלַ֗יִ⁠ךְ</w:t>
       </w:r>
     </w:p>
     <w:p>
@@ -15578,6 +17690,22 @@
       </w:r>
       <w:r>
         <w:rPr>
+          <w:lang w:val="ar_AE" w:bidi="ar_AE"/>
+        </w:rPr>
+        <w:t>אֵלַ֗יִ⁠ךְ</w:t>
+      </w:r>
+    </w:p>
+    <w:p>
+      <w:pPr>
+        <w:bidi/>
+      </w:pPr>
+      <w:r>
+        <w:rPr>
+          <w:lang w:val="ar_AE" w:bidi="ar_AE"/>
+        </w:rPr>
+      </w:r>
+      <w:r>
+        <w:rPr>
           <w:b/>
           <w:lang w:val="ar_AE" w:bidi="ar_AE"/>
         </w:rPr>
@@ -15706,6 +17834,22 @@
       </w:r>
       <w:r>
         <w:rPr>
+          <w:lang w:val="ar_AE" w:bidi="ar_AE"/>
+        </w:rPr>
+        <w:t>נְאֻם֙</w:t>
+      </w:r>
+    </w:p>
+    <w:p>
+      <w:pPr>
+        <w:bidi/>
+      </w:pPr>
+      <w:r>
+        <w:rPr>
+          <w:lang w:val="ar_AE" w:bidi="ar_AE"/>
+        </w:rPr>
+      </w:r>
+      <w:r>
+        <w:rPr>
           <w:b/>
           <w:lang w:val="ar_AE" w:bidi="ar_AE"/>
         </w:rPr>
@@ -15808,6 +17952,22 @@
       </w:r>
       <w:r>
         <w:rPr>
+          <w:lang w:val="ar_AE" w:bidi="ar_AE"/>
+        </w:rPr>
+        <w:t>וּ⁠מַמְלָכ֖וֹת קְלוֹנֵֽ⁠ךְ</w:t>
+      </w:r>
+    </w:p>
+    <w:p>
+      <w:pPr>
+        <w:bidi/>
+      </w:pPr>
+      <w:r>
+        <w:rPr>
+          <w:lang w:val="ar_AE" w:bidi="ar_AE"/>
+        </w:rPr>
+      </w:r>
+      <w:r>
+        <w:rPr>
           <w:b/>
           <w:lang w:val="ar_AE" w:bidi="ar_AE"/>
         </w:rPr>
@@ -15910,6 +18070,22 @@
       </w:r>
       <w:r>
         <w:rPr>
+          <w:lang w:val="ar_AE" w:bidi="ar_AE"/>
+        </w:rPr>
+        <w:t>קְלוֹנֵֽ⁠ךְ</w:t>
+      </w:r>
+    </w:p>
+    <w:p>
+      <w:pPr>
+        <w:bidi/>
+      </w:pPr>
+      <w:r>
+        <w:rPr>
+          <w:lang w:val="ar_AE" w:bidi="ar_AE"/>
+        </w:rPr>
+      </w:r>
+      <w:r>
+        <w:rPr>
           <w:b/>
           <w:lang w:val="ar_AE" w:bidi="ar_AE"/>
         </w:rPr>
@@ -16012,6 +18188,22 @@
         <w:rPr>
           <w:lang w:val="ar_AE" w:bidi="ar_AE"/>
         </w:rPr>
+      </w:r>
+    </w:p>
+    <w:p>
+      <w:pPr>
+        <w:bidi/>
+      </w:pPr>
+      <w:r>
+        <w:rPr>
+          <w:lang w:val="ar_AE" w:bidi="ar_AE"/>
+        </w:rPr>
+      </w:r>
+      <w:r>
+        <w:rPr>
+          <w:lang w:val="ar_AE" w:bidi="ar_AE"/>
+        </w:rPr>
+        <w:t>עָלַ֛יִ⁠ךְ</w:t>
       </w:r>
     </w:p>
     <w:p>
@@ -16158,6 +18350,22 @@
       </w:r>
       <w:r>
         <w:rPr>
+          <w:lang w:val="ar_AE" w:bidi="ar_AE"/>
+        </w:rPr>
+        <w:t>וְ⁠הִשְׁלַכְתִּ֥י עָלַ֛יִ⁠ךְ שִׁקֻּצִ֖ים</w:t>
+      </w:r>
+    </w:p>
+    <w:p>
+      <w:pPr>
+        <w:bidi/>
+      </w:pPr>
+      <w:r>
+        <w:rPr>
+          <w:lang w:val="ar_AE" w:bidi="ar_AE"/>
+        </w:rPr>
+      </w:r>
+      <w:r>
+        <w:rPr>
           <w:b/>
           <w:lang w:val="ar_AE" w:bidi="ar_AE"/>
         </w:rPr>
@@ -16273,6 +18481,22 @@
       </w:r>
       <w:r>
         <w:rPr>
+          <w:lang w:val="ar_AE" w:bidi="ar_AE"/>
+        </w:rPr>
+        <w:t>שָׁדְּדָ֣ה נִֽינְוֵ֔ה</w:t>
+      </w:r>
+    </w:p>
+    <w:p>
+      <w:pPr>
+        <w:bidi/>
+      </w:pPr>
+      <w:r>
+        <w:rPr>
+          <w:lang w:val="ar_AE" w:bidi="ar_AE"/>
+        </w:rPr>
+      </w:r>
+      <w:r>
+        <w:rPr>
           <w:b/>
           <w:lang w:val="ar_AE" w:bidi="ar_AE"/>
         </w:rPr>
@@ -16388,6 +18612,22 @@
       </w:r>
       <w:r>
         <w:rPr>
+          <w:lang w:val="ar_AE" w:bidi="ar_AE"/>
+        </w:rPr>
+        <w:t>שָׁדְּדָ֣ה נִֽינְוֵ֔ה</w:t>
+      </w:r>
+    </w:p>
+    <w:p>
+      <w:pPr>
+        <w:bidi/>
+      </w:pPr>
+      <w:r>
+        <w:rPr>
+          <w:lang w:val="ar_AE" w:bidi="ar_AE"/>
+        </w:rPr>
+      </w:r>
+      <w:r>
+        <w:rPr>
           <w:b/>
           <w:lang w:val="ar_AE" w:bidi="ar_AE"/>
         </w:rPr>
@@ -16490,6 +18730,22 @@
       </w:r>
       <w:r>
         <w:rPr>
+          <w:lang w:val="ar_AE" w:bidi="ar_AE"/>
+        </w:rPr>
+        <w:t>מִ֖י יָנ֣וּד לָ֑⁠הּ</w:t>
+      </w:r>
+    </w:p>
+    <w:p>
+      <w:pPr>
+        <w:bidi/>
+      </w:pPr>
+      <w:r>
+        <w:rPr>
+          <w:lang w:val="ar_AE" w:bidi="ar_AE"/>
+        </w:rPr>
+      </w:r>
+      <w:r>
+        <w:rPr>
           <w:b/>
           <w:lang w:val="ar_AE" w:bidi="ar_AE"/>
         </w:rPr>
@@ -16592,6 +18848,22 @@
       </w:r>
       <w:r>
         <w:rPr>
+          <w:lang w:val="ar_AE" w:bidi="ar_AE"/>
+        </w:rPr>
+        <w:t>מֵ⁠אַ֛יִן אֲבַקֵּ֥שׁ מְנַחֲמִ֖ים לָֽ⁠ךְ</w:t>
+      </w:r>
+    </w:p>
+    <w:p>
+      <w:pPr>
+        <w:bidi/>
+      </w:pPr>
+      <w:r>
+        <w:rPr>
+          <w:lang w:val="ar_AE" w:bidi="ar_AE"/>
+        </w:rPr>
+      </w:r>
+      <w:r>
+        <w:rPr>
           <w:b/>
           <w:lang w:val="ar_AE" w:bidi="ar_AE"/>
         </w:rPr>
@@ -16694,6 +18966,22 @@
       </w:r>
       <w:r>
         <w:rPr>
+          <w:lang w:val="ar_AE" w:bidi="ar_AE"/>
+        </w:rPr>
+        <w:t>הֲ⁠תֵֽיטְבִי֙ מִ⁠נֹּ֣א אָמ֔וֹן הַ⁠יֹּֽשְׁבָה֙ בַּ⁠יְאֹרִ֔ים מַ֖יִם סָבִ֣יב לָ֑⁠הּ אֲשֶׁר־חֵ֣יל יָ֔ם מִ⁠יָּ֖ם חוֹמָתָֽ⁠הּ</w:t>
+      </w:r>
+    </w:p>
+    <w:p>
+      <w:pPr>
+        <w:bidi/>
+      </w:pPr>
+      <w:r>
+        <w:rPr>
+          <w:lang w:val="ar_AE" w:bidi="ar_AE"/>
+        </w:rPr>
+      </w:r>
+      <w:r>
+        <w:rPr>
           <w:b/>
           <w:lang w:val="ar_AE" w:bidi="ar_AE"/>
         </w:rPr>
@@ -16796,6 +19084,22 @@
       </w:r>
       <w:r>
         <w:rPr>
+          <w:lang w:val="ar_AE" w:bidi="ar_AE"/>
+        </w:rPr>
+        <w:t>מִ⁠נֹּ֣א אָמ֔וֹן</w:t>
+      </w:r>
+    </w:p>
+    <w:p>
+      <w:pPr>
+        <w:bidi/>
+      </w:pPr>
+      <w:r>
+        <w:rPr>
+          <w:lang w:val="ar_AE" w:bidi="ar_AE"/>
+        </w:rPr>
+      </w:r>
+      <w:r>
+        <w:rPr>
           <w:b/>
           <w:lang w:val="ar_AE" w:bidi="ar_AE"/>
         </w:rPr>
@@ -16905,6 +19209,22 @@
       </w:r>
       <w:r>
         <w:rPr>
+          <w:lang w:val="ar_AE" w:bidi="ar_AE"/>
+        </w:rPr>
+        <w:t>אֲשֶׁר־חֵ֣יל יָ֔ם מִ⁠יָּ֖ם חוֹמָתָֽ⁠הּ</w:t>
+      </w:r>
+    </w:p>
+    <w:p>
+      <w:pPr>
+        <w:bidi/>
+      </w:pPr>
+      <w:r>
+        <w:rPr>
+          <w:lang w:val="ar_AE" w:bidi="ar_AE"/>
+        </w:rPr>
+      </w:r>
+      <w:r>
+        <w:rPr>
           <w:b/>
           <w:lang w:val="ar_AE" w:bidi="ar_AE"/>
         </w:rPr>
@@ -17020,6 +19340,22 @@
       </w:r>
       <w:r>
         <w:rPr>
+          <w:lang w:val="ar_AE" w:bidi="ar_AE"/>
+        </w:rPr>
+        <w:t>מִ⁠יָּ֖ם חוֹמָתָֽ⁠הּ</w:t>
+      </w:r>
+    </w:p>
+    <w:p>
+      <w:pPr>
+        <w:bidi/>
+      </w:pPr>
+      <w:r>
+        <w:rPr>
+          <w:lang w:val="ar_AE" w:bidi="ar_AE"/>
+        </w:rPr>
+      </w:r>
+      <w:r>
+        <w:rPr>
           <w:b/>
           <w:lang w:val="ar_AE" w:bidi="ar_AE"/>
         </w:rPr>
@@ -17148,6 +19484,22 @@
       </w:r>
       <w:r>
         <w:rPr>
+          <w:lang w:val="ar_AE" w:bidi="ar_AE"/>
+        </w:rPr>
+        <w:t>מִ⁠יָּ֖ם חוֹמָתָֽ⁠הּ</w:t>
+      </w:r>
+    </w:p>
+    <w:p>
+      <w:pPr>
+        <w:bidi/>
+      </w:pPr>
+      <w:r>
+        <w:rPr>
+          <w:lang w:val="ar_AE" w:bidi="ar_AE"/>
+        </w:rPr>
+      </w:r>
+      <w:r>
+        <w:rPr>
           <w:b/>
           <w:lang w:val="ar_AE" w:bidi="ar_AE"/>
         </w:rPr>
@@ -17250,6 +19602,22 @@
       </w:r>
       <w:r>
         <w:rPr>
+          <w:lang w:val="ar_AE" w:bidi="ar_AE"/>
+        </w:rPr>
+        <w:t>עָצְמָ֛⁠ה</w:t>
+      </w:r>
+    </w:p>
+    <w:p>
+      <w:pPr>
+        <w:bidi/>
+      </w:pPr>
+      <w:r>
+        <w:rPr>
+          <w:lang w:val="ar_AE" w:bidi="ar_AE"/>
+        </w:rPr>
+      </w:r>
+      <w:r>
+        <w:rPr>
           <w:b/>
           <w:lang w:val="ar_AE" w:bidi="ar_AE"/>
         </w:rPr>
@@ -17365,6 +19733,22 @@
       </w:r>
       <w:r>
         <w:rPr>
+          <w:lang w:val="ar_AE" w:bidi="ar_AE"/>
+        </w:rPr>
+        <w:t>וְ⁠אֵ֣ין קֵ֑צֶה</w:t>
+      </w:r>
+    </w:p>
+    <w:p>
+      <w:pPr>
+        <w:bidi/>
+      </w:pPr>
+      <w:r>
+        <w:rPr>
+          <w:lang w:val="ar_AE" w:bidi="ar_AE"/>
+        </w:rPr>
+      </w:r>
+      <w:r>
+        <w:rPr>
           <w:b/>
           <w:lang w:val="ar_AE" w:bidi="ar_AE"/>
         </w:rPr>
@@ -17467,6 +19851,22 @@
       </w:r>
       <w:r>
         <w:rPr>
+          <w:lang w:val="ar_AE" w:bidi="ar_AE"/>
+        </w:rPr>
+        <w:t>וְ⁠אֵ֣ין קֵ֑צֶה</w:t>
+      </w:r>
+    </w:p>
+    <w:p>
+      <w:pPr>
+        <w:bidi/>
+      </w:pPr>
+      <w:r>
+        <w:rPr>
+          <w:lang w:val="ar_AE" w:bidi="ar_AE"/>
+        </w:rPr>
+      </w:r>
+      <w:r>
+        <w:rPr>
           <w:b/>
           <w:lang w:val="ar_AE" w:bidi="ar_AE"/>
         </w:rPr>
@@ -17573,6 +19973,22 @@
       </w:r>
       <w:r>
         <w:rPr>
+          <w:lang w:val="ar_AE" w:bidi="ar_AE"/>
+        </w:rPr>
+        <w:t>פּ֣וּט</w:t>
+      </w:r>
+    </w:p>
+    <w:p>
+      <w:pPr>
+        <w:bidi/>
+      </w:pPr>
+      <w:r>
+        <w:rPr>
+          <w:lang w:val="ar_AE" w:bidi="ar_AE"/>
+        </w:rPr>
+      </w:r>
+      <w:r>
+        <w:rPr>
           <w:b/>
           <w:lang w:val="ar_AE" w:bidi="ar_AE"/>
         </w:rPr>
@@ -17692,6 +20108,22 @@
       </w:r>
       <w:r>
         <w:rPr>
+          <w:lang w:val="ar_AE" w:bidi="ar_AE"/>
+        </w:rPr>
+        <w:t>וְ⁠לוּבִ֔ים</w:t>
+      </w:r>
+    </w:p>
+    <w:p>
+      <w:pPr>
+        <w:bidi/>
+      </w:pPr>
+      <w:r>
+        <w:rPr>
+          <w:lang w:val="ar_AE" w:bidi="ar_AE"/>
+        </w:rPr>
+      </w:r>
+      <w:r>
+        <w:rPr>
           <w:b/>
           <w:lang w:val="ar_AE" w:bidi="ar_AE"/>
         </w:rPr>
@@ -17811,6 +20243,22 @@
       </w:r>
       <w:r>
         <w:rPr>
+          <w:lang w:val="ar_AE" w:bidi="ar_AE"/>
+        </w:rPr>
+        <w:t>בְּ⁠עֶזְרָתֵֽ⁠ךְ</w:t>
+      </w:r>
+    </w:p>
+    <w:p>
+      <w:pPr>
+        <w:bidi/>
+      </w:pPr>
+      <w:r>
+        <w:rPr>
+          <w:lang w:val="ar_AE" w:bidi="ar_AE"/>
+        </w:rPr>
+      </w:r>
+      <w:r>
+        <w:rPr>
           <w:b/>
           <w:lang w:val="ar_AE" w:bidi="ar_AE"/>
         </w:rPr>
@@ -17942,6 +20390,22 @@
       </w:r>
       <w:r>
         <w:rPr>
+          <w:lang w:val="ar_AE" w:bidi="ar_AE"/>
+        </w:rPr>
+        <w:t>הִ֗יא לַ⁠גֹּלָה֙</w:t>
+      </w:r>
+    </w:p>
+    <w:p>
+      <w:pPr>
+        <w:bidi/>
+      </w:pPr>
+      <w:r>
+        <w:rPr>
+          <w:lang w:val="ar_AE" w:bidi="ar_AE"/>
+        </w:rPr>
+      </w:r>
+      <w:r>
+        <w:rPr>
           <w:b/>
           <w:lang w:val="ar_AE" w:bidi="ar_AE"/>
         </w:rPr>
@@ -18073,6 +20537,22 @@
       </w:r>
       <w:r>
         <w:rPr>
+          <w:lang w:val="ar_AE" w:bidi="ar_AE"/>
+        </w:rPr>
+        <w:t>גְּדוֹלֶ֖י⁠הָ</w:t>
+      </w:r>
+    </w:p>
+    <w:p>
+      <w:pPr>
+        <w:bidi/>
+      </w:pPr>
+      <w:r>
+        <w:rPr>
+          <w:lang w:val="ar_AE" w:bidi="ar_AE"/>
+        </w:rPr>
+      </w:r>
+      <w:r>
+        <w:rPr>
           <w:b/>
           <w:lang w:val="ar_AE" w:bidi="ar_AE"/>
         </w:rPr>
@@ -18192,6 +20672,22 @@
       </w:r>
       <w:r>
         <w:rPr>
+          <w:lang w:val="ar_AE" w:bidi="ar_AE"/>
+        </w:rPr>
+        <w:t>עֹלָלֶ֛י⁠הָ יְרֻטְּשׁ֖וּ</w:t>
+      </w:r>
+    </w:p>
+    <w:p>
+      <w:pPr>
+        <w:bidi/>
+      </w:pPr>
+      <w:r>
+        <w:rPr>
+          <w:lang w:val="ar_AE" w:bidi="ar_AE"/>
+        </w:rPr>
+      </w:r>
+      <w:r>
+        <w:rPr>
           <w:b/>
           <w:lang w:val="ar_AE" w:bidi="ar_AE"/>
         </w:rPr>
@@ -18291,6 +20787,22 @@
       </w:r>
       <w:r>
         <w:rPr>
+          <w:lang w:val="ar_AE" w:bidi="ar_AE"/>
+        </w:rPr>
+        <w:t>בְּ⁠רֹ֣אשׁ כָּל־חוּצ֑וֹת</w:t>
+      </w:r>
+    </w:p>
+    <w:p>
+      <w:pPr>
+        <w:bidi/>
+      </w:pPr>
+      <w:r>
+        <w:rPr>
+          <w:lang w:val="ar_AE" w:bidi="ar_AE"/>
+        </w:rPr>
+      </w:r>
+      <w:r>
+        <w:rPr>
           <w:b/>
           <w:lang w:val="ar_AE" w:bidi="ar_AE"/>
         </w:rPr>
@@ -18403,6 +20915,22 @@
       </w:r>
       <w:r>
         <w:rPr>
+          <w:lang w:val="ar_AE" w:bidi="ar_AE"/>
+        </w:rPr>
+        <w:t>יַדּ֣וּ</w:t>
+      </w:r>
+    </w:p>
+    <w:p>
+      <w:pPr>
+        <w:bidi/>
+      </w:pPr>
+      <w:r>
+        <w:rPr>
+          <w:lang w:val="ar_AE" w:bidi="ar_AE"/>
+        </w:rPr>
+      </w:r>
+      <w:r>
+        <w:rPr>
           <w:b/>
           <w:lang w:val="ar_AE" w:bidi="ar_AE"/>
         </w:rPr>
@@ -18533,6 +21061,22 @@
       </w:r>
       <w:r>
         <w:rPr>
+          <w:lang w:val="ar_AE" w:bidi="ar_AE"/>
+        </w:rPr>
+        <w:t>וְ⁠כָל־גְּדוֹלֶ֖י⁠הָ רֻתְּק֥וּ</w:t>
+      </w:r>
+    </w:p>
+    <w:p>
+      <w:pPr>
+        <w:bidi/>
+      </w:pPr>
+      <w:r>
+        <w:rPr>
+          <w:lang w:val="ar_AE" w:bidi="ar_AE"/>
+        </w:rPr>
+      </w:r>
+      <w:r>
+        <w:rPr>
           <w:b/>
           <w:lang w:val="ar_AE" w:bidi="ar_AE"/>
         </w:rPr>
@@ -18639,6 +21183,22 @@
       </w:r>
       <w:r>
         <w:rPr>
+          <w:lang w:val="ar_AE" w:bidi="ar_AE"/>
+        </w:rPr>
+        <w:t>אַ֣תְּ</w:t>
+      </w:r>
+    </w:p>
+    <w:p>
+      <w:pPr>
+        <w:bidi/>
+      </w:pPr>
+      <w:r>
+        <w:rPr>
+          <w:lang w:val="ar_AE" w:bidi="ar_AE"/>
+        </w:rPr>
+      </w:r>
+      <w:r>
+        <w:rPr>
           <w:b/>
           <w:lang w:val="ar_AE" w:bidi="ar_AE"/>
         </w:rPr>
@@ -18758,6 +21318,22 @@
       </w:r>
       <w:r>
         <w:rPr>
+          <w:lang w:val="ar_AE" w:bidi="ar_AE"/>
+        </w:rPr>
+        <w:t>תִּשְׁכְּרִ֔י</w:t>
+      </w:r>
+    </w:p>
+    <w:p>
+      <w:pPr>
+        <w:bidi/>
+      </w:pPr>
+      <w:r>
+        <w:rPr>
+          <w:lang w:val="ar_AE" w:bidi="ar_AE"/>
+        </w:rPr>
+      </w:r>
+      <w:r>
+        <w:rPr>
           <w:b/>
           <w:lang w:val="ar_AE" w:bidi="ar_AE"/>
         </w:rPr>
@@ -18864,6 +21440,22 @@
       </w:r>
       <w:r>
         <w:rPr>
+          <w:lang w:val="ar_AE" w:bidi="ar_AE"/>
+        </w:rPr>
+        <w:t>תְּהִ֖י נַֽעֲלָמָ֑ה</w:t>
+      </w:r>
+    </w:p>
+    <w:p>
+      <w:pPr>
+        <w:bidi/>
+      </w:pPr>
+      <w:r>
+        <w:rPr>
+          <w:lang w:val="ar_AE" w:bidi="ar_AE"/>
+        </w:rPr>
+      </w:r>
+      <w:r>
+        <w:rPr>
           <w:b/>
           <w:lang w:val="ar_AE" w:bidi="ar_AE"/>
         </w:rPr>
@@ -18970,6 +21562,22 @@
       </w:r>
       <w:r>
         <w:rPr>
+          <w:lang w:val="ar_AE" w:bidi="ar_AE"/>
+        </w:rPr>
+        <w:t>כָּ֨ל־מִבְצָרַ֔יִ⁠ךְ תְּאֵנִ֖ים עִם־בִּכּוּרִ֑ים</w:t>
+      </w:r>
+    </w:p>
+    <w:p>
+      <w:pPr>
+        <w:bidi/>
+      </w:pPr>
+      <w:r>
+        <w:rPr>
+          <w:lang w:val="ar_AE" w:bidi="ar_AE"/>
+        </w:rPr>
+      </w:r>
+      <w:r>
+        <w:rPr>
           <w:b/>
           <w:lang w:val="ar_AE" w:bidi="ar_AE"/>
         </w:rPr>
@@ -19115,6 +21723,22 @@
       </w:r>
       <w:r>
         <w:rPr>
+          <w:lang w:val="ar_AE" w:bidi="ar_AE"/>
+        </w:rPr>
+        <w:t>הִנֵּ֨ה</w:t>
+      </w:r>
+    </w:p>
+    <w:p>
+      <w:pPr>
+        <w:bidi/>
+      </w:pPr>
+      <w:r>
+        <w:rPr>
+          <w:lang w:val="ar_AE" w:bidi="ar_AE"/>
+        </w:rPr>
+      </w:r>
+      <w:r>
+        <w:rPr>
           <w:b/>
           <w:lang w:val="ar_AE" w:bidi="ar_AE"/>
         </w:rPr>
@@ -19221,6 +21845,22 @@
       </w:r>
       <w:r>
         <w:rPr>
+          <w:lang w:val="ar_AE" w:bidi="ar_AE"/>
+        </w:rPr>
+        <w:t>עַמֵּ֤⁠ךְ</w:t>
+      </w:r>
+    </w:p>
+    <w:p>
+      <w:pPr>
+        <w:bidi/>
+      </w:pPr>
+      <w:r>
+        <w:rPr>
+          <w:lang w:val="ar_AE" w:bidi="ar_AE"/>
+        </w:rPr>
+      </w:r>
+      <w:r>
+        <w:rPr>
           <w:b/>
           <w:lang w:val="ar_AE" w:bidi="ar_AE"/>
         </w:rPr>
@@ -19340,6 +21980,22 @@
       </w:r>
       <w:r>
         <w:rPr>
+          <w:lang w:val="ar_AE" w:bidi="ar_AE"/>
+        </w:rPr>
+        <w:t>נָשִׁים֙</w:t>
+      </w:r>
+    </w:p>
+    <w:p>
+      <w:pPr>
+        <w:bidi/>
+      </w:pPr>
+      <w:r>
+        <w:rPr>
+          <w:lang w:val="ar_AE" w:bidi="ar_AE"/>
+        </w:rPr>
+      </w:r>
+      <w:r>
+        <w:rPr>
           <w:b/>
           <w:lang w:val="ar_AE" w:bidi="ar_AE"/>
         </w:rPr>
@@ -19472,6 +22128,22 @@
       </w:r>
       <w:r>
         <w:rPr>
+          <w:lang w:val="ar_AE" w:bidi="ar_AE"/>
+        </w:rPr>
+        <w:t>פָּת֥וֹחַ נִפְתְּח֖וּ</w:t>
+      </w:r>
+    </w:p>
+    <w:p>
+      <w:pPr>
+        <w:bidi/>
+      </w:pPr>
+      <w:r>
+        <w:rPr>
+          <w:lang w:val="ar_AE" w:bidi="ar_AE"/>
+        </w:rPr>
+      </w:r>
+      <w:r>
+        <w:rPr>
           <w:b/>
           <w:lang w:val="ar_AE" w:bidi="ar_AE"/>
         </w:rPr>
@@ -19591,6 +22263,22 @@
       </w:r>
       <w:r>
         <w:rPr>
+          <w:lang w:val="ar_AE" w:bidi="ar_AE"/>
+        </w:rPr>
+        <w:t>נִפְתְּח֖וּ &amp; אָכְלָ֥ה</w:t>
+      </w:r>
+    </w:p>
+    <w:p>
+      <w:pPr>
+        <w:bidi/>
+      </w:pPr>
+      <w:r>
+        <w:rPr>
+          <w:lang w:val="ar_AE" w:bidi="ar_AE"/>
+        </w:rPr>
+      </w:r>
+      <w:r>
+        <w:rPr>
           <w:b/>
           <w:lang w:val="ar_AE" w:bidi="ar_AE"/>
         </w:rPr>
@@ -19711,6 +22399,22 @@
       </w:r>
       <w:r>
         <w:rPr>
+          <w:lang w:val="ar_AE" w:bidi="ar_AE"/>
+        </w:rPr>
+        <w:t>בְּרִיחָֽיִ⁠ך</w:t>
+      </w:r>
+    </w:p>
+    <w:p>
+      <w:pPr>
+        <w:bidi/>
+      </w:pPr>
+      <w:r>
+        <w:rPr>
+          <w:lang w:val="ar_AE" w:bidi="ar_AE"/>
+        </w:rPr>
+      </w:r>
+      <w:r>
+        <w:rPr>
           <w:b/>
           <w:lang w:val="ar_AE" w:bidi="ar_AE"/>
         </w:rPr>
@@ -19830,6 +22534,22 @@
       </w:r>
       <w:r>
         <w:rPr>
+          <w:lang w:val="ar_AE" w:bidi="ar_AE"/>
+        </w:rPr>
+        <w:t>מֵ֤י מָצוֹר֙ שַֽׁאֲבִי־לָ֔⁠ךְ</w:t>
+      </w:r>
+    </w:p>
+    <w:p>
+      <w:pPr>
+        <w:bidi/>
+      </w:pPr>
+      <w:r>
+        <w:rPr>
+          <w:lang w:val="ar_AE" w:bidi="ar_AE"/>
+        </w:rPr>
+      </w:r>
+      <w:r>
+        <w:rPr>
           <w:b/>
           <w:lang w:val="ar_AE" w:bidi="ar_AE"/>
         </w:rPr>
@@ -19949,6 +22669,22 @@
       </w:r>
       <w:r>
         <w:rPr>
+          <w:lang w:val="ar_AE" w:bidi="ar_AE"/>
+        </w:rPr>
+        <w:t>לָ֔⁠ךְ</w:t>
+      </w:r>
+    </w:p>
+    <w:p>
+      <w:pPr>
+        <w:bidi/>
+      </w:pPr>
+      <w:r>
+        <w:rPr>
+          <w:lang w:val="ar_AE" w:bidi="ar_AE"/>
+        </w:rPr>
+      </w:r>
+      <w:r>
+        <w:rPr>
           <w:b/>
           <w:lang w:val="ar_AE" w:bidi="ar_AE"/>
         </w:rPr>
@@ -20068,6 +22804,22 @@
       </w:r>
       <w:r>
         <w:rPr>
+          <w:lang w:val="ar_AE" w:bidi="ar_AE"/>
+        </w:rPr>
+        <w:t>מַלְבֵּֽן</w:t>
+      </w:r>
+    </w:p>
+    <w:p>
+      <w:pPr>
+        <w:bidi/>
+      </w:pPr>
+      <w:r>
+        <w:rPr>
+          <w:lang w:val="ar_AE" w:bidi="ar_AE"/>
+        </w:rPr>
+      </w:r>
+      <w:r>
+        <w:rPr>
           <w:b/>
           <w:lang w:val="ar_AE" w:bidi="ar_AE"/>
         </w:rPr>
@@ -20187,6 +22939,22 @@
       </w:r>
       <w:r>
         <w:rPr>
+          <w:lang w:val="ar_AE" w:bidi="ar_AE"/>
+        </w:rPr>
+        <w:t>שָׁ֚ם תֹּאכְלֵ֣⁠ךְ אֵ֔שׁ</w:t>
+      </w:r>
+    </w:p>
+    <w:p>
+      <w:pPr>
+        <w:bidi/>
+      </w:pPr>
+      <w:r>
+        <w:rPr>
+          <w:lang w:val="ar_AE" w:bidi="ar_AE"/>
+        </w:rPr>
+      </w:r>
+      <w:r>
+        <w:rPr>
           <w:b/>
           <w:lang w:val="ar_AE" w:bidi="ar_AE"/>
         </w:rPr>
@@ -20306,6 +23074,22 @@
       </w:r>
       <w:r>
         <w:rPr>
+          <w:lang w:val="ar_AE" w:bidi="ar_AE"/>
+        </w:rPr>
+        <w:t>תַּכְרִיתֵ֣⁠ךְ</w:t>
+      </w:r>
+    </w:p>
+    <w:p>
+      <w:pPr>
+        <w:bidi/>
+      </w:pPr>
+      <w:r>
+        <w:rPr>
+          <w:lang w:val="ar_AE" w:bidi="ar_AE"/>
+        </w:rPr>
+      </w:r>
+      <w:r>
+        <w:rPr>
           <w:b/>
           <w:lang w:val="ar_AE" w:bidi="ar_AE"/>
         </w:rPr>
@@ -20425,6 +23209,22 @@
       </w:r>
       <w:r>
         <w:rPr>
+          <w:lang w:val="ar_AE" w:bidi="ar_AE"/>
+        </w:rPr>
+        <w:t>כַּ⁠יָּ֑לֶק</w:t>
+      </w:r>
+    </w:p>
+    <w:p>
+      <w:pPr>
+        <w:bidi/>
+      </w:pPr>
+      <w:r>
+        <w:rPr>
+          <w:lang w:val="ar_AE" w:bidi="ar_AE"/>
+        </w:rPr>
+      </w:r>
+      <w:r>
+        <w:rPr>
           <w:b/>
           <w:lang w:val="ar_AE" w:bidi="ar_AE"/>
         </w:rPr>
@@ -20531,6 +23331,22 @@
       </w:r>
       <w:r>
         <w:rPr>
+          <w:lang w:val="ar_AE" w:bidi="ar_AE"/>
+        </w:rPr>
+        <w:t>כַּ⁠יֶּ֔לֶק</w:t>
+      </w:r>
+    </w:p>
+    <w:p>
+      <w:pPr>
+        <w:bidi/>
+      </w:pPr>
+      <w:r>
+        <w:rPr>
+          <w:lang w:val="ar_AE" w:bidi="ar_AE"/>
+        </w:rPr>
+      </w:r>
+      <w:r>
+        <w:rPr>
           <w:b/>
           <w:lang w:val="ar_AE" w:bidi="ar_AE"/>
         </w:rPr>
@@ -20637,6 +23453,22 @@
       </w:r>
       <w:r>
         <w:rPr>
+          <w:lang w:val="ar_AE" w:bidi="ar_AE"/>
+        </w:rPr>
+        <w:t>כָּ⁠אַרְבֶּֽה</w:t>
+      </w:r>
+    </w:p>
+    <w:p>
+      <w:pPr>
+        <w:bidi/>
+      </w:pPr>
+      <w:r>
+        <w:rPr>
+          <w:lang w:val="ar_AE" w:bidi="ar_AE"/>
+        </w:rPr>
+      </w:r>
+      <w:r>
+        <w:rPr>
           <w:b/>
           <w:lang w:val="ar_AE" w:bidi="ar_AE"/>
         </w:rPr>
@@ -20743,6 +23575,22 @@
       </w:r>
       <w:r>
         <w:rPr>
+          <w:lang w:val="ar_AE" w:bidi="ar_AE"/>
+        </w:rPr>
+        <w:t>הִרְבֵּית֙</w:t>
+      </w:r>
+    </w:p>
+    <w:p>
+      <w:pPr>
+        <w:bidi/>
+      </w:pPr>
+      <w:r>
+        <w:rPr>
+          <w:lang w:val="ar_AE" w:bidi="ar_AE"/>
+        </w:rPr>
+      </w:r>
+      <w:r>
+        <w:rPr>
           <w:b/>
           <w:lang w:val="ar_AE" w:bidi="ar_AE"/>
         </w:rPr>
@@ -20849,6 +23697,22 @@
       </w:r>
       <w:r>
         <w:rPr>
+          <w:lang w:val="ar_AE" w:bidi="ar_AE"/>
+        </w:rPr>
+        <w:t>מִ⁠כּוֹכְבֵ֖י הַ⁠שָּׁמָ֑יִם</w:t>
+      </w:r>
+    </w:p>
+    <w:p>
+      <w:pPr>
+        <w:bidi/>
+      </w:pPr>
+      <w:r>
+        <w:rPr>
+          <w:lang w:val="ar_AE" w:bidi="ar_AE"/>
+        </w:rPr>
+      </w:r>
+      <w:r>
+        <w:rPr>
           <w:b/>
           <w:lang w:val="ar_AE" w:bidi="ar_AE"/>
         </w:rPr>
@@ -20955,6 +23819,22 @@
       </w:r>
       <w:r>
         <w:rPr>
+          <w:lang w:val="ar_AE" w:bidi="ar_AE"/>
+        </w:rPr>
+        <w:t>יֶ֥לֶק פָּשַׁ֖ט וַ⁠יָּעֹֽף</w:t>
+      </w:r>
+    </w:p>
+    <w:p>
+      <w:pPr>
+        <w:bidi/>
+      </w:pPr>
+      <w:r>
+        <w:rPr>
+          <w:lang w:val="ar_AE" w:bidi="ar_AE"/>
+        </w:rPr>
+      </w:r>
+      <w:r>
+        <w:rPr>
           <w:b/>
           <w:lang w:val="ar_AE" w:bidi="ar_AE"/>
         </w:rPr>
@@ -21061,6 +23941,22 @@
       </w:r>
       <w:r>
         <w:rPr>
+          <w:lang w:val="ar_AE" w:bidi="ar_AE"/>
+        </w:rPr>
+        <w:t>פָּשַׁ֖ט</w:t>
+      </w:r>
+    </w:p>
+    <w:p>
+      <w:pPr>
+        <w:bidi/>
+      </w:pPr>
+      <w:r>
+        <w:rPr>
+          <w:lang w:val="ar_AE" w:bidi="ar_AE"/>
+        </w:rPr>
+      </w:r>
+      <w:r>
+        <w:rPr>
           <w:b/>
           <w:lang w:val="ar_AE" w:bidi="ar_AE"/>
         </w:rPr>
@@ -21180,6 +24076,22 @@
       </w:r>
       <w:r>
         <w:rPr>
+          <w:lang w:val="ar_AE" w:bidi="ar_AE"/>
+        </w:rPr>
+        <w:t>מִנְּזָרַ֨יִ⁠ךְ֙ כָּֽ⁠אַרְבֶּ֔ה וְ⁠טַפְסְרַ֖יִ⁠ךְ כְּ⁠ג֣וֹב גֹּבָ֑י</w:t>
+      </w:r>
+    </w:p>
+    <w:p>
+      <w:pPr>
+        <w:bidi/>
+      </w:pPr>
+      <w:r>
+        <w:rPr>
+          <w:lang w:val="ar_AE" w:bidi="ar_AE"/>
+        </w:rPr>
+      </w:r>
+      <w:r>
+        <w:rPr>
           <w:b/>
           <w:lang w:val="ar_AE" w:bidi="ar_AE"/>
         </w:rPr>
@@ -21286,6 +24198,22 @@
       </w:r>
       <w:r>
         <w:rPr>
+          <w:lang w:val="ar_AE" w:bidi="ar_AE"/>
+        </w:rPr>
+        <w:t>מִנְּזָרַ֨יִ⁠ךְ֙ כָּֽ⁠אַרְבֶּ֔ה וְ⁠טַפְסְרַ֖יִ⁠ךְ כְּ⁠ג֣וֹב גֹּבָ֑י</w:t>
+      </w:r>
+    </w:p>
+    <w:p>
+      <w:pPr>
+        <w:bidi/>
+      </w:pPr>
+      <w:r>
+        <w:rPr>
+          <w:lang w:val="ar_AE" w:bidi="ar_AE"/>
+        </w:rPr>
+      </w:r>
+      <w:r>
+        <w:rPr>
           <w:b/>
           <w:lang w:val="ar_AE" w:bidi="ar_AE"/>
         </w:rPr>
@@ -21392,6 +24320,22 @@
       </w:r>
       <w:r>
         <w:rPr>
+          <w:lang w:val="ar_AE" w:bidi="ar_AE"/>
+        </w:rPr>
+        <w:t>וְ⁠טַפְסְרַ֖יִ⁠ךְ כְּ⁠ג֣וֹב גֹּבָ֑י</w:t>
+      </w:r>
+    </w:p>
+    <w:p>
+      <w:pPr>
+        <w:bidi/>
+      </w:pPr>
+      <w:r>
+        <w:rPr>
+          <w:lang w:val="ar_AE" w:bidi="ar_AE"/>
+        </w:rPr>
+      </w:r>
+      <w:r>
+        <w:rPr>
           <w:b/>
           <w:lang w:val="ar_AE" w:bidi="ar_AE"/>
         </w:rPr>
@@ -21498,6 +24442,22 @@
       </w:r>
       <w:r>
         <w:rPr>
+          <w:lang w:val="ar_AE" w:bidi="ar_AE"/>
+        </w:rPr>
+        <w:t>וְ⁠נוֹדַ֔ד &amp; מְקוֹמ֖⁠וֹ</w:t>
+      </w:r>
+    </w:p>
+    <w:p>
+      <w:pPr>
+        <w:bidi/>
+      </w:pPr>
+      <w:r>
+        <w:rPr>
+          <w:lang w:val="ar_AE" w:bidi="ar_AE"/>
+        </w:rPr>
+      </w:r>
+      <w:r>
+        <w:rPr>
           <w:b/>
           <w:lang w:val="ar_AE" w:bidi="ar_AE"/>
         </w:rPr>
@@ -21618,6 +24578,22 @@
       </w:r>
       <w:r>
         <w:rPr>
+          <w:lang w:val="ar_AE" w:bidi="ar_AE"/>
+        </w:rPr>
+        <w:t>נָמ֤וּ רֹעֶ֨י⁠ךָ֙ מֶ֣לֶךְ אַשּׁ֔וּר</w:t>
+      </w:r>
+    </w:p>
+    <w:p>
+      <w:pPr>
+        <w:bidi/>
+      </w:pPr>
+      <w:r>
+        <w:rPr>
+          <w:lang w:val="ar_AE" w:bidi="ar_AE"/>
+        </w:rPr>
+      </w:r>
+      <w:r>
+        <w:rPr>
           <w:b/>
           <w:lang w:val="ar_AE" w:bidi="ar_AE"/>
         </w:rPr>
@@ -21724,6 +24700,22 @@
       </w:r>
       <w:r>
         <w:rPr>
+          <w:lang w:val="ar_AE" w:bidi="ar_AE"/>
+        </w:rPr>
+        <w:t>נָמ֤וּ רֹעֶ֨י⁠ךָ֙ &amp; יִשְׁכְּנ֖וּ אַדִּירֶ֑י⁠ךָ</w:t>
+      </w:r>
+    </w:p>
+    <w:p>
+      <w:pPr>
+        <w:bidi/>
+      </w:pPr>
+      <w:r>
+        <w:rPr>
+          <w:lang w:val="ar_AE" w:bidi="ar_AE"/>
+        </w:rPr>
+      </w:r>
+      <w:r>
+        <w:rPr>
           <w:b/>
           <w:lang w:val="ar_AE" w:bidi="ar_AE"/>
         </w:rPr>
@@ -21844,6 +24836,22 @@
       </w:r>
       <w:r>
         <w:rPr>
+          <w:lang w:val="ar_AE" w:bidi="ar_AE"/>
+        </w:rPr>
+        <w:t>רֹעֶ֨י⁠ךָ֙</w:t>
+      </w:r>
+    </w:p>
+    <w:p>
+      <w:pPr>
+        <w:bidi/>
+      </w:pPr>
+      <w:r>
+        <w:rPr>
+          <w:lang w:val="ar_AE" w:bidi="ar_AE"/>
+        </w:rPr>
+      </w:r>
+      <w:r>
+        <w:rPr>
           <w:b/>
           <w:lang w:val="ar_AE" w:bidi="ar_AE"/>
         </w:rPr>
@@ -21950,6 +24958,22 @@
       </w:r>
       <w:r>
         <w:rPr>
+          <w:lang w:val="ar_AE" w:bidi="ar_AE"/>
+        </w:rPr>
+        <w:t>נָמ֤וּ &amp; יִשְׁכְּנ֖וּ</w:t>
+      </w:r>
+    </w:p>
+    <w:p>
+      <w:pPr>
+        <w:bidi/>
+      </w:pPr>
+      <w:r>
+        <w:rPr>
+          <w:lang w:val="ar_AE" w:bidi="ar_AE"/>
+        </w:rPr>
+      </w:r>
+      <w:r>
+        <w:rPr>
           <w:b/>
           <w:lang w:val="ar_AE" w:bidi="ar_AE"/>
         </w:rPr>
@@ -22096,6 +25120,22 @@
       </w:r>
       <w:r>
         <w:rPr>
+          <w:lang w:val="ar_AE" w:bidi="ar_AE"/>
+        </w:rPr>
+        <w:t>נָפֹ֧שׁוּ עַמְּ⁠ךָ֛</w:t>
+      </w:r>
+    </w:p>
+    <w:p>
+      <w:pPr>
+        <w:bidi/>
+      </w:pPr>
+      <w:r>
+        <w:rPr>
+          <w:lang w:val="ar_AE" w:bidi="ar_AE"/>
+        </w:rPr>
+      </w:r>
+      <w:r>
+        <w:rPr>
           <w:b/>
           <w:lang w:val="ar_AE" w:bidi="ar_AE"/>
         </w:rPr>
@@ -22202,6 +25242,22 @@
       </w:r>
       <w:r>
         <w:rPr>
+          <w:lang w:val="ar_AE" w:bidi="ar_AE"/>
+        </w:rPr>
+        <w:t>אֵין־כֵּהָ֣ה לְ⁠שִׁבְרֶ֔⁠ךָ</w:t>
+      </w:r>
+    </w:p>
+    <w:p>
+      <w:pPr>
+        <w:bidi/>
+      </w:pPr>
+      <w:r>
+        <w:rPr>
+          <w:lang w:val="ar_AE" w:bidi="ar_AE"/>
+        </w:rPr>
+      </w:r>
+      <w:r>
+        <w:rPr>
           <w:b/>
           <w:lang w:val="ar_AE" w:bidi="ar_AE"/>
         </w:rPr>
@@ -22308,6 +25364,22 @@
       </w:r>
       <w:r>
         <w:rPr>
+          <w:lang w:val="ar_AE" w:bidi="ar_AE"/>
+        </w:rPr>
+        <w:t>נַחְלָ֖ה מַכָּתֶ֑⁠ךָ</w:t>
+      </w:r>
+    </w:p>
+    <w:p>
+      <w:pPr>
+        <w:bidi/>
+      </w:pPr>
+      <w:r>
+        <w:rPr>
+          <w:lang w:val="ar_AE" w:bidi="ar_AE"/>
+        </w:rPr>
+      </w:r>
+      <w:r>
+        <w:rPr>
           <w:b/>
           <w:lang w:val="ar_AE" w:bidi="ar_AE"/>
         </w:rPr>
@@ -22427,6 +25499,22 @@
       </w:r>
       <w:r>
         <w:rPr>
+          <w:lang w:val="ar_AE" w:bidi="ar_AE"/>
+        </w:rPr>
+        <w:t>שֹׁמְעֵ֣י שִׁמְעֲ⁠ךָ֗</w:t>
+      </w:r>
+    </w:p>
+    <w:p>
+      <w:pPr>
+        <w:bidi/>
+      </w:pPr>
+      <w:r>
+        <w:rPr>
+          <w:lang w:val="ar_AE" w:bidi="ar_AE"/>
+        </w:rPr>
+      </w:r>
+      <w:r>
+        <w:rPr>
           <w:b/>
           <w:lang w:val="ar_AE" w:bidi="ar_AE"/>
         </w:rPr>
@@ -22546,6 +25634,22 @@
       </w:r>
       <w:r>
         <w:rPr>
+          <w:lang w:val="ar_AE" w:bidi="ar_AE"/>
+        </w:rPr>
+        <w:t>תָּ֤קְעוּ כַף֙</w:t>
+      </w:r>
+    </w:p>
+    <w:p>
+      <w:pPr>
+        <w:bidi/>
+      </w:pPr>
+      <w:r>
+        <w:rPr>
+          <w:lang w:val="ar_AE" w:bidi="ar_AE"/>
+        </w:rPr>
+      </w:r>
+      <w:r>
+        <w:rPr>
           <w:b/>
           <w:lang w:val="ar_AE" w:bidi="ar_AE"/>
         </w:rPr>
@@ -22652,6 +25756,22 @@
       </w:r>
       <w:r>
         <w:rPr>
+          <w:lang w:val="ar_AE" w:bidi="ar_AE"/>
+        </w:rPr>
+        <w:t>כִּ֗י עַל־מִ֛י לֹֽא־עָבְרָ֥ה רָעָתְ⁠ךָ֖ תָּמִֽיד</w:t>
+      </w:r>
+    </w:p>
+    <w:p>
+      <w:pPr>
+        <w:bidi/>
+      </w:pPr>
+      <w:r>
+        <w:rPr>
+          <w:lang w:val="ar_AE" w:bidi="ar_AE"/>
+        </w:rPr>
+      </w:r>
+      <w:r>
+        <w:rPr>
           <w:b/>
           <w:lang w:val="ar_AE" w:bidi="ar_AE"/>
         </w:rPr>
@@ -22745,6 +25865,22 @@
         <w:rPr>
           <w:lang w:val="ar_AE" w:bidi="ar_AE"/>
         </w:rPr>
+      </w:r>
+    </w:p>
+    <w:p>
+      <w:pPr>
+        <w:bidi/>
+      </w:pPr>
+      <w:r>
+        <w:rPr>
+          <w:lang w:val="ar_AE" w:bidi="ar_AE"/>
+        </w:rPr>
+      </w:r>
+      <w:r>
+        <w:rPr>
+          <w:lang w:val="ar_AE" w:bidi="ar_AE"/>
+        </w:rPr>
+        <w:t>רָעָתְ⁠ךָ֖ תָּמִֽיד</w:t>
       </w:r>
     </w:p>
     <w:p>

--- a/arb/docx/34.content.docx
+++ b/arb/docx/34.content.docx
@@ -32,51 +32,16 @@
     </w:p>
     <w:p>
       <w:pPr>
-        <w:pStyle w:val="Heading2"/>
-        <w:bidi/>
-      </w:pPr>
-      <w:r>
-        <w:rPr>
-          <w:lang w:val="ar_AE" w:bidi="ar_AE"/>
-        </w:rPr>
-        <w:t>License Information</w:t>
-      </w:r>
-      <w:r>
-        <w:rPr>
-          <w:lang w:val="ar_AE" w:bidi="ar_AE"/>
-        </w:rPr>
-      </w:r>
-    </w:p>
-    <w:p>
-      <w:pPr>
-        <w:bidi/>
-      </w:pPr>
-      <w:r>
-        <w:rPr>
-          <w:lang w:val="ar_AE" w:bidi="ar_AE"/>
-        </w:rPr>
-      </w:r>
-      <w:r>
-        <w:rPr>
-          <w:b/>
-          <w:lang w:val="ar_AE" w:bidi="ar_AE"/>
-        </w:rPr>
-        <w:t>ملاحظات الترجمة (كلمة متكشفة)</w:t>
-      </w:r>
-      <w:r>
-        <w:rPr>
-          <w:lang w:val="ar_AE" w:bidi="ar_AE"/>
-        </w:rPr>
-        <w:t xml:space="preserve"> (Arabic) is based on</w:t>
-      </w:r>
-      <w:r>
-        <w:rPr>
-          <w:lang w:val="ar_AE" w:bidi="ar_AE"/>
-        </w:rPr>
-        <w:t xml:space="preserve">: </w:t>
-      </w:r>
-      <w:r>
-        <w:rPr>
+        <w:bidi/>
+      </w:pPr>
+      <w:r>
+        <w:rPr>
+          <w:lang w:val="ar_AE" w:bidi="ar_AE"/>
+        </w:rPr>
+      </w:r>
+      <w:r>
+        <w:rPr>
+          <w:b/>
           <w:lang w:val="ar_AE" w:bidi="ar_AE"/>
         </w:rPr>
         <w:t>unfoldingWord® Translation Notes</w:t>
@@ -85,64 +50,31 @@
         <w:rPr>
           <w:lang w:val="ar_AE" w:bidi="ar_AE"/>
         </w:rPr>
-        <w:t xml:space="preserve">, </w:t>
-      </w:r>
-      <w:hyperlink r:id="rId13">
-        <w:r>
-          <w:rPr>
-            <w:lang w:val="ar_AE" w:bidi="ar_AE"/>
-          </w:rPr>
-          <w:rPr>
-            <w:color w:val="0000EE"/>
-            <w:u w:val="single"/>
-          </w:rPr>
-          <w:t>unfoldingWord</w:t>
-        </w:r>
-      </w:hyperlink>
-      <w:r>
-        <w:rPr>
-          <w:lang w:val="ar_AE" w:bidi="ar_AE"/>
-        </w:rPr>
-        <w:t xml:space="preserve">, 2022, which is licensed under a </w:t>
-      </w:r>
-      <w:hyperlink r:id="rId14">
-        <w:r>
-          <w:rPr>
-            <w:lang w:val="ar_AE" w:bidi="ar_AE"/>
-          </w:rPr>
-          <w:rPr>
-            <w:color w:val="0000EE"/>
-            <w:u w:val="single"/>
-          </w:rPr>
-          <w:t>CC BY-SA 4.0 license</w:t>
-        </w:r>
-      </w:hyperlink>
-      <w:r>
-        <w:rPr>
-          <w:lang w:val="ar_AE" w:bidi="ar_AE"/>
-        </w:rPr>
-        <w:t>.</w:t>
-      </w:r>
-      <w:r>
-        <w:rPr>
-          <w:lang w:val="ar_AE" w:bidi="ar_AE"/>
-        </w:rPr>
-      </w:r>
-    </w:p>
-    <w:p>
-      <w:pPr>
-        <w:bidi/>
-      </w:pPr>
-      <w:r>
-        <w:rPr>
-          <w:lang w:val="ar_AE" w:bidi="ar_AE"/>
-        </w:rPr>
-      </w:r>
-      <w:r>
-        <w:rPr>
-          <w:lang w:val="ar_AE" w:bidi="ar_AE"/>
-        </w:rPr>
-        <w:t>This PDF version is provided under the same license.</w:t>
+        <w:t xml:space="preserve"> © 2022 unfoldingWord. Released under CC BY-SA 4.0 license. </w:t>
+      </w:r>
+      <w:r>
+        <w:rPr>
+          <w:lang w:val="ar_AE" w:bidi="ar_AE"/>
+        </w:rPr>
+        <w:t>unfoldingWord® Translation Notes</w:t>
+      </w:r>
+      <w:r>
+        <w:rPr>
+          <w:lang w:val="ar_AE" w:bidi="ar_AE"/>
+        </w:rPr>
+        <w:t xml:space="preserve"> has been adapted in the following languages: Tok Pisin, Arabic (عربي), French (Français), Hindi (हिंदी), Indonesian (Bahasa Indonesia), Portuguese (Português), Russian (Русский), Spanish (Español), Swahili (Kiswahili), and Simplified Chinese (简体中文) from </w:t>
+      </w:r>
+      <w:r>
+        <w:rPr>
+          <w:lang w:val="ar_AE" w:bidi="ar_AE"/>
+        </w:rPr>
+        <w:t>unfoldingWord® Translation Notes</w:t>
+      </w:r>
+      <w:r>
+        <w:rPr>
+          <w:lang w:val="ar_AE" w:bidi="ar_AE"/>
+        </w:rPr>
+        <w:t xml:space="preserve"> © 2022 unfoldingWord. Released under CC BY-SA 4.0 license by Mission Mutual</w:t>
       </w:r>
       <w:r>
         <w:rPr>
@@ -585,7 +517,7 @@
         </w:rPr>
         <w:t>في هذه النبوّة، يخاطب الرب كثيرًا شعب يهوذا وشعب نينوى بكلمة "يهوذا" و"نينوى"، حيث يستخدم اسم الأمة أو المدينة ليمثّل الشعب. كما يستعمل أفعالًا بصيغة المفرد تصف الأمة أو المدينة وكأنها تفعل ما يفعله البشر. مثلًا، يُصوَّر يهوذا وهو يلبس النير والرُبط</w:t>
       </w:r>
-      <w:hyperlink r:id="rId15">
+      <w:hyperlink r:id="rId13">
         <w:r>
           <w:rPr>
             <w:lang w:val="ar_AE" w:bidi="ar_AE"/>
@@ -603,7 +535,7 @@
         </w:rPr>
         <w:t xml:space="preserve"> أو يحتفل بالأعياد ويوفي النذور </w:t>
       </w:r>
-      <w:hyperlink r:id="rId16">
+      <w:hyperlink r:id="rId14">
         <w:r>
           <w:rPr>
             <w:lang w:val="ar_AE" w:bidi="ar_AE"/>
@@ -621,7 +553,7 @@
         </w:rPr>
         <w:t xml:space="preserve">. ويُصوَّر نينوى كجندي يحرس الأسوار ويراقب الطريق ويشدّ حقويه </w:t>
       </w:r>
-      <w:hyperlink r:id="rId17">
+      <w:hyperlink r:id="rId15">
         <w:r>
           <w:rPr>
             <w:lang w:val="ar_AE" w:bidi="ar_AE"/>
@@ -639,7 +571,7 @@
         </w:rPr>
         <w:t xml:space="preserve">، وأيضًا كزانية يجرّدها الرب من ثيابها ويغطيها بالقاذورات </w:t>
       </w:r>
-      <w:hyperlink r:id="rId18">
+      <w:hyperlink r:id="rId16">
         <w:r>
           <w:rPr>
             <w:lang w:val="ar_AE" w:bidi="ar_AE"/>
@@ -657,7 +589,7 @@
         </w:rPr>
         <w:t xml:space="preserve">، وكأنها سكران يختبئ </w:t>
       </w:r>
-      <w:hyperlink r:id="rId19">
+      <w:hyperlink r:id="rId17">
         <w:r>
           <w:rPr>
             <w:lang w:val="ar_AE" w:bidi="ar_AE"/>
@@ -17659,7 +17591,7 @@
         </w:rPr>
         <w:t xml:space="preserve"> للتأكيد على ما سيقوله. قد تتضمن لغتك تعبير مشابه فيمكنك استخدامه في ترجمتك. انظر كيف تمت ترجمة هذا في </w:t>
       </w:r>
-      <w:hyperlink r:id="rId20">
+      <w:hyperlink r:id="rId18">
         <w:r>
           <w:rPr>
             <w:lang w:val="ar_AE" w:bidi="ar_AE"/>
@@ -18319,7 +18251,7 @@
         </w:rPr>
         <w:t xml:space="preserve"> يشير إلى نينوى، التي وصفها الرب بأنها المرأة في </w:t>
       </w:r>
-      <w:hyperlink r:id="rId21">
+      <w:hyperlink r:id="rId19">
         <w:r>
           <w:rPr>
             <w:lang w:val="ar_AE" w:bidi="ar_AE"/>

--- a/arb/docx/34.content.docx
+++ b/arb/docx/34.content.docx
@@ -152,13 +152,6 @@
         <w:rPr>
           <w:lang w:val="ar_AE" w:bidi="ar_AE"/>
         </w:rPr>
-      </w:r>
-      <w:r>
-        <w:rPr>
-          <w:i/>
-          <w:lang w:val="ar_AE" w:bidi="ar_AE"/>
-        </w:rPr>
-        <w:t>ناحوم - مقدمة, ناحوم - مقدمة أصحاح 1, ناحوم 1: 1 (#1), ناحوم 1: 1 (#2), ناحوم 1: 2 (#1), ناحوم ١: ٢ (#٢), ناحوم 1: 2 (#3), ناحوم 1: 2 (#4), ناحوم 1: 2 (#5), ناحوم 1: 3 (#1), ناحوم 1: 3 (#2), ناحوم 1: 3 (#3), ناحوم 1: 4 (#1), ناحوم 1: 4 (#2), ناحوم 1: 4 (#3), ناحوم 1: 4 (#4), ناحوم 1: 5 (#1), ناحوم 1: 5 (#2), ناحوم 1: 6 (#1), ناحوم 1: 6 (#2), ناحوم 1: 6 (#3), ناحوم 1: 6 (#4), ناحوم 1: 6 (#5), ناحوم 1: 6 (#6), ناحوم 1: 7 (#1), ناحوم 1: 7 (#2), ناحوم 1: 7 (#3), ناحوم 1: 8 (#1), ناحوم 1: 8 (#2), ناحوم 1: 9 (#1), ناحوم 1: 9 (#2), ناحوم 1: 9 (#3), ناحوم 1: 9 (#4), ناحوم 1: 9 (#5), ناحوم 1: 10 (#1), ناحوم 1: 10 (#2), ناحوم 1: 10 (#3), ناحوم 1: 11 (#1), ناحوم 1: 11 (#2), ناحوم 1: 11 (#3), ناحوم 1: 11 (#4), ناحوم 1: 11 (#5), ناحوم 1: 12 (#1), ناحوم 1: 12 (#2), ناحوم 1: 12 (#3), ناحوم 1: 12 (#4), ناحوم 1: 12 (#5), ناحوم 1: 12 (#6), ناحوم 1: 12 (#7), ناحوم 1: 13 (#1), ناحوم 1: 13 (#2), ناحوم 1: 13 (#3), ناحوم 1: 13 (#4), ناحوم 1: 14 (#1), ناحوم 1: 14 (#2), ناحوم 1: 14 (#3), ناحوم 1: 15 (#1), ناحوم 1: 15 (#2), ناحوم 1: 15 (#3), ناحوم 1: 15 (#4), ناحوم ١: ١٥ (#٥), ناحوم 1: 15 (#6), ناحوم 1: 15 (#7), ناحوم 1: 15 (#8), ناحوم - مقدمة أصحاح 2, ناحوم ٢: ١ (#١), ناحوم ٢: ١ (#٢), ناحوم ٢: ١ (#٣), ناحوم ٢: ١ (#٤), ناحوم ٢: ١ (#٥), ناحوم ٢: ١ (#٦), ناحوم ٢: ٢ (#١), ناحوم ٢ :٢ (#٢), ناحوم ٢: ٢ (#٣), ناحوم 2: 3 (#1), ناحوم 2: 3 (#2), ناحوم 2: 3 (#3), ناحوم 2: 3 (#4), ناحوم ٢: ٣ (#٥), ناحوم ٢: ٤ (#١), ناحوم ٢: ٤ (#٢), ناحوم ٢: ٤ (#٣), ناحوم 2: 5 (#1), ناحوم ٢: ٥ (#٢), ناحوم 2: 5 (#3), ناحوم 2: 6 (#1), ناحوم ٢: ٦ (#٢), ناحوم 2: 6 (#3), ناحوم ٢: ٦ (#٤), ناحوم ٢: ٧ (#١), ناحوم 2: 7 (#2), ناحوم 2: 7 (#3), ناحوم ٢: ٧ (#٤), ناحوم ٢: ٧ (#٥), ناحوم ٢: ٧ (#٦), ناحوم 2: 7 (#7), ناحوم 2: 8 (#1), ناحوم ٢: ٨ (#٢), ناحوم 2: 8 (#3), ناحوم 2: 8 (#4), ناحوم ٢: ٩ (#١), ناحوم 2: 9 (#2), ناحوم ٢: ٩ (#٣), ناحوم ٢: ١٠ (#١), ناحوم ٢: ١٠ (#٢), ناحوم ٢: ١٠ (#٣), ناحوم ٢: ١٠ (#٤), ناحوم ٢: ١٠ (#٥), ناحوم ٢: ١١ (#١), ناحوم ٢: ١١ (#٢), ناحوم ٢: ١١ (#٣), ناحوم ٢: ١١ (#٤), ناحوم 2: 12 (#1), ناحوم ٢: ١٢ (#٢), ناحوم ٢: ١٢ (#٣), ناحوم ٢: ١٢ (#٤), ناحوم 2: 13 (#1), ناحوم ٢: ١٣ (#٢), ناحوم ٢: ١٣ (#٣), ناحوم ٢: ١٣ (#٤), ناحوم ٢: ١٣ (#٥), ناحوم ٢: ١٣ (#٦), ناحوم ٢: ١٣ (#٧), ناحوم - مقدمة إلى أصحاح 3, ناحوم 3: 1 (#1), ناحوم 3: 1 (#2), ناحوم 3: 2 (#1), ناحوم ٣: ٣ (#١), ناحوم 3: 3 (#2), ناحوم 3: 3 (#3), ناحوم 3: 3 (#4), ناحوم 3: 3 (#5), ناحوم 3: 4 (#1), ناحوم 3: 4 (#2), ناحوم 3: 4 (#3), ناحوم 3: 5 (#1), ناحوم 3 :5 (#2), ناحوم 3: 5 (#3), ناحوم 3: 5 (#4), ناحوم 3: 5 (#5), ناحوم 3 :6 (#1), ناحوم 3: 6 (#2), ناحوم 3: 7 (#1), ناحوم 3: 7 (#2), ناحوم 3: 7 (#3), ناحوم 3: 7 (#4), ناحوم 3: 8 (#1), ناحوم ٣: ٨ (#٢), ناحوم 3: 8 (#3), ناحوم 3: 8 (#4), ناحوم 3: 8 (#5), ناحوم 3: 9 (#1), ناحوم 3: 9 (#2), ناحوم 3: 9 (#3), ناحوم 3: 9 (#4), ناحوم 3: 9 (#5), ناحوم 3: 9 (#6), ناحوم 3: 10 (#1), ناحوم 3: 10 (#2), ناحوم 3: 10 (#3), ناحوم 3: 10 (#4), ناحوم 3: 10 (#5), ناحوم 3: 10 (#6), ناحوم 3: 11 (#1), ناحوم 3: 11 (#2), ناحوم 3: 11 (#3), ناحوم 3: 12 (#1), ناحوم 3: 13 (#1), ناحوم 3: 13 (#2), ناحوم 3: 13 (#3), ناحوم 3: 13 (#4), ناحوم 3: 13 (#5), ناحوم 3: 13 (#6), ناحوم 3: 14 (#1), ناحوم 3: 14 (#2), ناحوم 3: 14 (#3), ناحوم 3: 15 (#1), ناحوم 3: 15 (#2), ناحوم 3: 15 (#3), ناحوم 3: 15 (#4), ناحوم 3: 15 (#5), ناحوم 3: 16 (#1), ناحوم 3: 16 (#2), ناحوم 3: 16 (#3), ناحوم 3: 16 (#4), ناحوم 3: 17 (#1), ناحوم 3: 17 (#2), ناحوم 3: 17 (#3), ناحوم 3: 17 (#4), ناحوم 3: 18 (#1), ناحوم 3: 18 (#2), ناحوم 3: 18 (#3), ناحوم 3: 18 (#4), ناحوم 3: 18 (#5), ناحوم 3: 19 (#1), ناحوم 3: 19 (#2), ناحوم 3: 19 (#3), ناحوم 3: 19 (#4), ناحوم 3: 19 (#5), ناحوم 3: 19 (#6)</w:t>
       </w:r>
       <w:r>
         <w:rPr>

--- a/arb/docx/34.content.docx
+++ b/arb/docx/34.content.docx
@@ -22,7 +22,7 @@
         <w:rPr>
           <w:lang w:val="ar_AE" w:bidi="ar_AE"/>
         </w:rPr>
-        <w:t>Resource: ملاحظات الترجمة (كلمة متكشفة)</w:t>
+        <w:t>Resource: unfoldingWord® Translation Notes</w:t>
       </w:r>
       <w:r>
         <w:rPr>
@@ -96,7 +96,7 @@
         <w:rPr>
           <w:lang w:val="ar_AE" w:bidi="ar_AE"/>
         </w:rPr>
-        <w:t>ملاحظات الترجمة (كلمة متكشفة)</w:t>
+        <w:t>unfoldingWord® Translation Notes</w:t>
       </w:r>
     </w:p>
     <w:p>

--- a/arb/docx/34.content.docx
+++ b/arb/docx/34.content.docx
@@ -674,6 +674,22 @@
       </w:r>
       <w:r>
         <w:rPr>
+          <w:lang w:val="ar_AE" w:bidi="ar_AE"/>
+        </w:rPr>
+        <w:t>מַשָּׂ֖א</w:t>
+      </w:r>
+    </w:p>
+    <w:p>
+      <w:pPr>
+        <w:bidi/>
+      </w:pPr>
+      <w:r>
+        <w:rPr>
+          <w:lang w:val="ar_AE" w:bidi="ar_AE"/>
+        </w:rPr>
+      </w:r>
+      <w:r>
+        <w:rPr>
           <w:b/>
           <w:lang w:val="ar_AE" w:bidi="ar_AE"/>
         </w:rPr>
@@ -779,6 +795,22 @@
       </w:r>
       <w:r>
         <w:rPr>
+          <w:lang w:val="ar_AE" w:bidi="ar_AE"/>
+        </w:rPr>
+        <w:t>הָ⁠אֶלְקֹשִֽׁי</w:t>
+      </w:r>
+    </w:p>
+    <w:p>
+      <w:pPr>
+        <w:bidi/>
+      </w:pPr>
+      <w:r>
+        <w:rPr>
+          <w:lang w:val="ar_AE" w:bidi="ar_AE"/>
+        </w:rPr>
+      </w:r>
+      <w:r>
+        <w:rPr>
           <w:b/>
           <w:lang w:val="ar_AE" w:bidi="ar_AE"/>
         </w:rPr>
@@ -878,6 +910,22 @@
       </w:r>
       <w:r>
         <w:rPr>
+          <w:lang w:val="ar_AE" w:bidi="ar_AE"/>
+        </w:rPr>
+        <w:t>נֹקֵ֤ם &amp; לְ⁠צָרָ֔י⁠ו</w:t>
+      </w:r>
+    </w:p>
+    <w:p>
+      <w:pPr>
+        <w:bidi/>
+      </w:pPr>
+      <w:r>
+        <w:rPr>
+          <w:lang w:val="ar_AE" w:bidi="ar_AE"/>
+        </w:rPr>
+      </w:r>
+      <w:r>
+        <w:rPr>
           <w:b/>
           <w:lang w:val="ar_AE" w:bidi="ar_AE"/>
         </w:rPr>
@@ -983,6 +1031,22 @@
       </w:r>
       <w:r>
         <w:rPr>
+          <w:lang w:val="ar_AE" w:bidi="ar_AE"/>
+        </w:rPr>
+        <w:t>אֵ֣ל קַנּ֤וֹא וְ⁠נֹקֵם֙ יְהוָ֔ה נֹקֵ֥ם יְהוָ֖ה וּ⁠בַ֣עַל חֵמָ֑ה</w:t>
+      </w:r>
+    </w:p>
+    <w:p>
+      <w:pPr>
+        <w:bidi/>
+      </w:pPr>
+      <w:r>
+        <w:rPr>
+          <w:lang w:val="ar_AE" w:bidi="ar_AE"/>
+        </w:rPr>
+      </w:r>
+      <w:r>
+        <w:rPr>
           <w:b/>
           <w:lang w:val="ar_AE" w:bidi="ar_AE"/>
         </w:rPr>
@@ -1075,6 +1139,22 @@
       </w:r>
       <w:r>
         <w:rPr>
+          <w:lang w:val="ar_AE" w:bidi="ar_AE"/>
+        </w:rPr>
+        <w:t>וּ⁠בַ֣עַל חֵמָ֑ה</w:t>
+      </w:r>
+    </w:p>
+    <w:p>
+      <w:pPr>
+        <w:bidi/>
+      </w:pPr>
+      <w:r>
+        <w:rPr>
+          <w:lang w:val="ar_AE" w:bidi="ar_AE"/>
+        </w:rPr>
+      </w:r>
+      <w:r>
+        <w:rPr>
           <w:b/>
           <w:lang w:val="ar_AE" w:bidi="ar_AE"/>
         </w:rPr>
@@ -1180,6 +1260,22 @@
       </w:r>
       <w:r>
         <w:rPr>
+          <w:lang w:val="ar_AE" w:bidi="ar_AE"/>
+        </w:rPr>
+        <w:t>נֹקֵ֤ם יְהוָה֙ לְ⁠צָרָ֔י⁠ו וְ⁠נוֹטֵ֥ר ה֖וּא לְ⁠אֹיְבָֽי⁠ו</w:t>
+      </w:r>
+    </w:p>
+    <w:p>
+      <w:pPr>
+        <w:bidi/>
+      </w:pPr>
+      <w:r>
+        <w:rPr>
+          <w:lang w:val="ar_AE" w:bidi="ar_AE"/>
+        </w:rPr>
+      </w:r>
+      <w:r>
+        <w:rPr>
           <w:b/>
           <w:lang w:val="ar_AE" w:bidi="ar_AE"/>
         </w:rPr>
@@ -1286,6 +1382,22 @@
       </w:r>
       <w:r>
         <w:rPr>
+          <w:lang w:val="ar_AE" w:bidi="ar_AE"/>
+        </w:rPr>
+        <w:t>וְ⁠נוֹטֵ֥ר ה֖וּא לְ⁠אֹיְבָֽי⁠ו</w:t>
+      </w:r>
+    </w:p>
+    <w:p>
+      <w:pPr>
+        <w:bidi/>
+      </w:pPr>
+      <w:r>
+        <w:rPr>
+          <w:lang w:val="ar_AE" w:bidi="ar_AE"/>
+        </w:rPr>
+      </w:r>
+      <w:r>
+        <w:rPr>
           <w:b/>
           <w:lang w:val="ar_AE" w:bidi="ar_AE"/>
         </w:rPr>
@@ -1391,6 +1503,22 @@
       </w:r>
       <w:r>
         <w:rPr>
+          <w:lang w:val="ar_AE" w:bidi="ar_AE"/>
+        </w:rPr>
+        <w:t>אֶ֤רֶךְ אַפַּ֨יִם֙</w:t>
+      </w:r>
+    </w:p>
+    <w:p>
+      <w:pPr>
+        <w:bidi/>
+      </w:pPr>
+      <w:r>
+        <w:rPr>
+          <w:lang w:val="ar_AE" w:bidi="ar_AE"/>
+        </w:rPr>
+      </w:r>
+      <w:r>
+        <w:rPr>
           <w:b/>
           <w:lang w:val="ar_AE" w:bidi="ar_AE"/>
         </w:rPr>
@@ -1496,6 +1624,22 @@
       </w:r>
       <w:r>
         <w:rPr>
+          <w:lang w:val="ar_AE" w:bidi="ar_AE"/>
+        </w:rPr>
+        <w:t>ו⁠גדול־כֹּ֔חַ</w:t>
+      </w:r>
+    </w:p>
+    <w:p>
+      <w:pPr>
+        <w:bidi/>
+      </w:pPr>
+      <w:r>
+        <w:rPr>
+          <w:lang w:val="ar_AE" w:bidi="ar_AE"/>
+        </w:rPr>
+      </w:r>
+      <w:r>
+        <w:rPr>
           <w:b/>
           <w:lang w:val="ar_AE" w:bidi="ar_AE"/>
         </w:rPr>
@@ -1601,6 +1745,22 @@
       </w:r>
       <w:r>
         <w:rPr>
+          <w:lang w:val="ar_AE" w:bidi="ar_AE"/>
+        </w:rPr>
+        <w:t>וְ⁠נַקֵּ֖ה לֹ֣א יְנַקֶּ֑ה</w:t>
+      </w:r>
+    </w:p>
+    <w:p>
+      <w:pPr>
+        <w:bidi/>
+      </w:pPr>
+      <w:r>
+        <w:rPr>
+          <w:lang w:val="ar_AE" w:bidi="ar_AE"/>
+        </w:rPr>
+      </w:r>
+      <w:r>
+        <w:rPr>
           <w:b/>
           <w:lang w:val="ar_AE" w:bidi="ar_AE"/>
         </w:rPr>
@@ -1706,6 +1866,22 @@
       </w:r>
       <w:r>
         <w:rPr>
+          <w:lang w:val="ar_AE" w:bidi="ar_AE"/>
+        </w:rPr>
+        <w:t>גּוֹעֵ֤ר</w:t>
+      </w:r>
+    </w:p>
+    <w:p>
+      <w:pPr>
+        <w:bidi/>
+      </w:pPr>
+      <w:r>
+        <w:rPr>
+          <w:lang w:val="ar_AE" w:bidi="ar_AE"/>
+        </w:rPr>
+      </w:r>
+      <w:r>
+        <w:rPr>
           <w:b/>
           <w:lang w:val="ar_AE" w:bidi="ar_AE"/>
         </w:rPr>
@@ -1811,6 +1987,22 @@
       </w:r>
       <w:r>
         <w:rPr>
+          <w:lang w:val="ar_AE" w:bidi="ar_AE"/>
+        </w:rPr>
+        <w:t>אֻמְלַ֤ל בָּשָׁן֙</w:t>
+      </w:r>
+    </w:p>
+    <w:p>
+      <w:pPr>
+        <w:bidi/>
+      </w:pPr>
+      <w:r>
+        <w:rPr>
+          <w:lang w:val="ar_AE" w:bidi="ar_AE"/>
+        </w:rPr>
+      </w:r>
+      <w:r>
+        <w:rPr>
           <w:b/>
           <w:lang w:val="ar_AE" w:bidi="ar_AE"/>
         </w:rPr>
@@ -1916,6 +2108,22 @@
       </w:r>
       <w:r>
         <w:rPr>
+          <w:lang w:val="ar_AE" w:bidi="ar_AE"/>
+        </w:rPr>
+        <w:t>וְ⁠כַרְמֶ֔ל</w:t>
+      </w:r>
+    </w:p>
+    <w:p>
+      <w:pPr>
+        <w:bidi/>
+      </w:pPr>
+      <w:r>
+        <w:rPr>
+          <w:lang w:val="ar_AE" w:bidi="ar_AE"/>
+        </w:rPr>
+      </w:r>
+      <w:r>
+        <w:rPr>
           <w:b/>
           <w:lang w:val="ar_AE" w:bidi="ar_AE"/>
         </w:rPr>
@@ -2015,6 +2223,22 @@
       </w:r>
       <w:r>
         <w:rPr>
+          <w:lang w:val="ar_AE" w:bidi="ar_AE"/>
+        </w:rPr>
+        <w:t>וְ⁠כַרְמֶ֔ל</w:t>
+      </w:r>
+    </w:p>
+    <w:p>
+      <w:pPr>
+        <w:bidi/>
+      </w:pPr>
+      <w:r>
+        <w:rPr>
+          <w:lang w:val="ar_AE" w:bidi="ar_AE"/>
+        </w:rPr>
+      </w:r>
+      <w:r>
+        <w:rPr>
           <w:b/>
           <w:lang w:val="ar_AE" w:bidi="ar_AE"/>
         </w:rPr>
@@ -2107,6 +2331,22 @@
       </w:r>
       <w:r>
         <w:rPr>
+          <w:lang w:val="ar_AE" w:bidi="ar_AE"/>
+        </w:rPr>
+        <w:t>וְ⁠הַ⁠גְּבָע֖וֹת הִתְמֹגָ֑גוּ</w:t>
+      </w:r>
+    </w:p>
+    <w:p>
+      <w:pPr>
+        <w:bidi/>
+      </w:pPr>
+      <w:r>
+        <w:rPr>
+          <w:lang w:val="ar_AE" w:bidi="ar_AE"/>
+        </w:rPr>
+      </w:r>
+      <w:r>
+        <w:rPr>
           <w:b/>
           <w:lang w:val="ar_AE" w:bidi="ar_AE"/>
         </w:rPr>
@@ -2199,6 +2439,22 @@
       </w:r>
       <w:r>
         <w:rPr>
+          <w:lang w:val="ar_AE" w:bidi="ar_AE"/>
+        </w:rPr>
+        <w:t>יֹ֥שְׁבֵי בָֽ⁠הּ</w:t>
+      </w:r>
+    </w:p>
+    <w:p>
+      <w:pPr>
+        <w:bidi/>
+      </w:pPr>
+      <w:r>
+        <w:rPr>
+          <w:lang w:val="ar_AE" w:bidi="ar_AE"/>
+        </w:rPr>
+      </w:r>
+      <w:r>
+        <w:rPr>
           <w:b/>
           <w:lang w:val="ar_AE" w:bidi="ar_AE"/>
         </w:rPr>
@@ -2304,6 +2560,22 @@
       </w:r>
       <w:r>
         <w:rPr>
+          <w:lang w:val="ar_AE" w:bidi="ar_AE"/>
+        </w:rPr>
+        <w:t>לִ⁠פְנֵ֤י זַעְמ⁠וֹ֙ מִ֣י יַֽעֲמ֔וֹד וּ⁠מִ֥י יָק֖וּם בַּ⁠חֲר֣וֹן אַפּ֑⁠וֹ</w:t>
+      </w:r>
+    </w:p>
+    <w:p>
+      <w:pPr>
+        <w:bidi/>
+      </w:pPr>
+      <w:r>
+        <w:rPr>
+          <w:lang w:val="ar_AE" w:bidi="ar_AE"/>
+        </w:rPr>
+      </w:r>
+      <w:r>
+        <w:rPr>
           <w:b/>
           <w:lang w:val="ar_AE" w:bidi="ar_AE"/>
         </w:rPr>
@@ -2410,6 +2682,22 @@
       </w:r>
       <w:r>
         <w:rPr>
+          <w:lang w:val="ar_AE" w:bidi="ar_AE"/>
+        </w:rPr>
+        <w:t>לִ⁠פְנֵ֤י</w:t>
+      </w:r>
+    </w:p>
+    <w:p>
+      <w:pPr>
+        <w:bidi/>
+      </w:pPr>
+      <w:r>
+        <w:rPr>
+          <w:lang w:val="ar_AE" w:bidi="ar_AE"/>
+        </w:rPr>
+      </w:r>
+      <w:r>
+        <w:rPr>
           <w:b/>
           <w:lang w:val="ar_AE" w:bidi="ar_AE"/>
         </w:rPr>
@@ -2515,6 +2803,22 @@
       </w:r>
       <w:r>
         <w:rPr>
+          <w:lang w:val="ar_AE" w:bidi="ar_AE"/>
+        </w:rPr>
+        <w:t>בַּ⁠חֲר֣וֹן אַפּ֑⁠וֹ</w:t>
+      </w:r>
+    </w:p>
+    <w:p>
+      <w:pPr>
+        <w:bidi/>
+      </w:pPr>
+      <w:r>
+        <w:rPr>
+          <w:lang w:val="ar_AE" w:bidi="ar_AE"/>
+        </w:rPr>
+      </w:r>
+      <w:r>
+        <w:rPr>
           <w:b/>
           <w:lang w:val="ar_AE" w:bidi="ar_AE"/>
         </w:rPr>
@@ -2620,6 +2924,22 @@
       </w:r>
       <w:r>
         <w:rPr>
+          <w:lang w:val="ar_AE" w:bidi="ar_AE"/>
+        </w:rPr>
+        <w:t>לִ⁠פְנֵ֤י זַעְמ⁠וֹ֙ &amp; חֲמָת⁠וֹ֙ נִתְּכָ֣ה כָ⁠אֵ֔שׁ</w:t>
+      </w:r>
+    </w:p>
+    <w:p>
+      <w:pPr>
+        <w:bidi/>
+      </w:pPr>
+      <w:r>
+        <w:rPr>
+          <w:lang w:val="ar_AE" w:bidi="ar_AE"/>
+        </w:rPr>
+      </w:r>
+      <w:r>
+        <w:rPr>
           <w:b/>
           <w:lang w:val="ar_AE" w:bidi="ar_AE"/>
         </w:rPr>
@@ -2751,6 +3071,22 @@
       </w:r>
       <w:r>
         <w:rPr>
+          <w:lang w:val="ar_AE" w:bidi="ar_AE"/>
+        </w:rPr>
+        <w:t>לִ⁠פְנֵ֤י זַעְמ⁠וֹ֙ מִ֣י יַֽעֲמ֔וֹד</w:t>
+      </w:r>
+    </w:p>
+    <w:p>
+      <w:pPr>
+        <w:bidi/>
+      </w:pPr>
+      <w:r>
+        <w:rPr>
+          <w:lang w:val="ar_AE" w:bidi="ar_AE"/>
+        </w:rPr>
+      </w:r>
+      <w:r>
+        <w:rPr>
           <w:b/>
           <w:lang w:val="ar_AE" w:bidi="ar_AE"/>
         </w:rPr>
@@ -2843,6 +3179,22 @@
       </w:r>
       <w:r>
         <w:rPr>
+          <w:lang w:val="ar_AE" w:bidi="ar_AE"/>
+        </w:rPr>
+        <w:t>וּ⁠מִ֥י יָק֖וּם בַּ⁠חֲר֣וֹן אַפּ֑⁠וֹ</w:t>
+      </w:r>
+    </w:p>
+    <w:p>
+      <w:pPr>
+        <w:bidi/>
+      </w:pPr>
+      <w:r>
+        <w:rPr>
+          <w:lang w:val="ar_AE" w:bidi="ar_AE"/>
+        </w:rPr>
+      </w:r>
+      <w:r>
+        <w:rPr>
           <w:b/>
           <w:lang w:val="ar_AE" w:bidi="ar_AE"/>
         </w:rPr>
@@ -2935,6 +3287,22 @@
       </w:r>
       <w:r>
         <w:rPr>
+          <w:lang w:val="ar_AE" w:bidi="ar_AE"/>
+        </w:rPr>
+        <w:t>לְ⁠מָע֖וֹז</w:t>
+      </w:r>
+    </w:p>
+    <w:p>
+      <w:pPr>
+        <w:bidi/>
+      </w:pPr>
+      <w:r>
+        <w:rPr>
+          <w:lang w:val="ar_AE" w:bidi="ar_AE"/>
+        </w:rPr>
+      </w:r>
+      <w:r>
+        <w:rPr>
           <w:b/>
           <w:lang w:val="ar_AE" w:bidi="ar_AE"/>
         </w:rPr>
@@ -3027,6 +3395,22 @@
       </w:r>
       <w:r>
         <w:rPr>
+          <w:lang w:val="ar_AE" w:bidi="ar_AE"/>
+        </w:rPr>
+        <w:t>בְּ⁠י֣וֹם צָרָ֑ה</w:t>
+      </w:r>
+    </w:p>
+    <w:p>
+      <w:pPr>
+        <w:bidi/>
+      </w:pPr>
+      <w:r>
+        <w:rPr>
+          <w:lang w:val="ar_AE" w:bidi="ar_AE"/>
+        </w:rPr>
+      </w:r>
+      <w:r>
+        <w:rPr>
           <w:b/>
           <w:lang w:val="ar_AE" w:bidi="ar_AE"/>
         </w:rPr>
@@ -3145,6 +3529,22 @@
       </w:r>
       <w:r>
         <w:rPr>
+          <w:lang w:val="ar_AE" w:bidi="ar_AE"/>
+        </w:rPr>
+        <w:t>חֹ֥סֵי בֽ⁠וֹ</w:t>
+      </w:r>
+    </w:p>
+    <w:p>
+      <w:pPr>
+        <w:bidi/>
+      </w:pPr>
+      <w:r>
+        <w:rPr>
+          <w:lang w:val="ar_AE" w:bidi="ar_AE"/>
+        </w:rPr>
+      </w:r>
+      <w:r>
+        <w:rPr>
           <w:b/>
           <w:lang w:val="ar_AE" w:bidi="ar_AE"/>
         </w:rPr>
@@ -3250,6 +3650,22 @@
       </w:r>
       <w:r>
         <w:rPr>
+          <w:lang w:val="ar_AE" w:bidi="ar_AE"/>
+        </w:rPr>
+        <w:t>מְקוֹמָ֑⁠הּ</w:t>
+      </w:r>
+    </w:p>
+    <w:p>
+      <w:pPr>
+        <w:bidi/>
+      </w:pPr>
+      <w:r>
+        <w:rPr>
+          <w:lang w:val="ar_AE" w:bidi="ar_AE"/>
+        </w:rPr>
+      </w:r>
+      <w:r>
+        <w:rPr>
           <w:b/>
           <w:lang w:val="ar_AE" w:bidi="ar_AE"/>
         </w:rPr>
@@ -3355,6 +3771,22 @@
       </w:r>
       <w:r>
         <w:rPr>
+          <w:lang w:val="ar_AE" w:bidi="ar_AE"/>
+        </w:rPr>
+        <w:t>וְ⁠אֹיְבָ֖י⁠ו יְרַדֶּף־חֹֽשֶׁךְ</w:t>
+      </w:r>
+    </w:p>
+    <w:p>
+      <w:pPr>
+        <w:bidi/>
+      </w:pPr>
+      <w:r>
+        <w:rPr>
+          <w:lang w:val="ar_AE" w:bidi="ar_AE"/>
+        </w:rPr>
+      </w:r>
+      <w:r>
+        <w:rPr>
           <w:b/>
           <w:lang w:val="ar_AE" w:bidi="ar_AE"/>
         </w:rPr>
@@ -3460,6 +3892,22 @@
       </w:r>
       <w:r>
         <w:rPr>
+          <w:lang w:val="ar_AE" w:bidi="ar_AE"/>
+        </w:rPr>
+        <w:t>מַה־תְּחַשְּׁבוּ⁠ן֙ אֶל־יְהוָ֔ה</w:t>
+      </w:r>
+    </w:p>
+    <w:p>
+      <w:pPr>
+        <w:bidi/>
+      </w:pPr>
+      <w:r>
+        <w:rPr>
+          <w:lang w:val="ar_AE" w:bidi="ar_AE"/>
+        </w:rPr>
+      </w:r>
+      <w:r>
+        <w:rPr>
           <w:b/>
           <w:lang w:val="ar_AE" w:bidi="ar_AE"/>
         </w:rPr>
@@ -3552,6 +4000,22 @@
       </w:r>
       <w:r>
         <w:rPr>
+          <w:lang w:val="ar_AE" w:bidi="ar_AE"/>
+        </w:rPr>
+        <w:t>תְּחַשְּׁבוּ⁠ן֙</w:t>
+      </w:r>
+    </w:p>
+    <w:p>
+      <w:pPr>
+        <w:bidi/>
+      </w:pPr>
+      <w:r>
+        <w:rPr>
+          <w:lang w:val="ar_AE" w:bidi="ar_AE"/>
+        </w:rPr>
+      </w:r>
+      <w:r>
+        <w:rPr>
           <w:b/>
           <w:lang w:val="ar_AE" w:bidi="ar_AE"/>
         </w:rPr>
@@ -3657,6 +4121,22 @@
       </w:r>
       <w:r>
         <w:rPr>
+          <w:lang w:val="ar_AE" w:bidi="ar_AE"/>
+        </w:rPr>
+        <w:t>תְּחַשְּׁבוּ⁠ן֙</w:t>
+      </w:r>
+    </w:p>
+    <w:p>
+      <w:pPr>
+        <w:bidi/>
+      </w:pPr>
+      <w:r>
+        <w:rPr>
+          <w:lang w:val="ar_AE" w:bidi="ar_AE"/>
+        </w:rPr>
+      </w:r>
+      <w:r>
+        <w:rPr>
           <w:b/>
           <w:lang w:val="ar_AE" w:bidi="ar_AE"/>
         </w:rPr>
@@ -3762,6 +4242,22 @@
       </w:r>
       <w:r>
         <w:rPr>
+          <w:lang w:val="ar_AE" w:bidi="ar_AE"/>
+        </w:rPr>
+        <w:t>צָרָֽה</w:t>
+      </w:r>
+    </w:p>
+    <w:p>
+      <w:pPr>
+        <w:bidi/>
+      </w:pPr>
+      <w:r>
+        <w:rPr>
+          <w:lang w:val="ar_AE" w:bidi="ar_AE"/>
+        </w:rPr>
+      </w:r>
+      <w:r>
+        <w:rPr>
           <w:b/>
           <w:lang w:val="ar_AE" w:bidi="ar_AE"/>
         </w:rPr>
@@ -3867,6 +4363,22 @@
       </w:r>
       <w:r>
         <w:rPr>
+          <w:lang w:val="ar_AE" w:bidi="ar_AE"/>
+        </w:rPr>
+        <w:t>לֹֽא־תָק֥וּם</w:t>
+      </w:r>
+    </w:p>
+    <w:p>
+      <w:pPr>
+        <w:bidi/>
+      </w:pPr>
+      <w:r>
+        <w:rPr>
+          <w:lang w:val="ar_AE" w:bidi="ar_AE"/>
+        </w:rPr>
+      </w:r>
+      <w:r>
+        <w:rPr>
           <w:b/>
           <w:lang w:val="ar_AE" w:bidi="ar_AE"/>
         </w:rPr>
@@ -3985,6 +4497,22 @@
       </w:r>
       <w:r>
         <w:rPr>
+          <w:lang w:val="ar_AE" w:bidi="ar_AE"/>
+        </w:rPr>
+        <w:t>עַד־סִירִ֣ים סְבֻכִ֔ים וּ⁠כְ⁠סָבְאָ֖⁠ם סְבוּאִ֑ים אֻ֨כְּל֔וּ</w:t>
+      </w:r>
+    </w:p>
+    <w:p>
+      <w:pPr>
+        <w:bidi/>
+      </w:pPr>
+      <w:r>
+        <w:rPr>
+          <w:lang w:val="ar_AE" w:bidi="ar_AE"/>
+        </w:rPr>
+      </w:r>
+      <w:r>
+        <w:rPr>
           <w:b/>
           <w:lang w:val="ar_AE" w:bidi="ar_AE"/>
         </w:rPr>
@@ -4077,6 +4605,22 @@
       </w:r>
       <w:r>
         <w:rPr>
+          <w:lang w:val="ar_AE" w:bidi="ar_AE"/>
+        </w:rPr>
+        <w:t>וּ⁠כְ⁠סָבְאָ֖⁠ם &amp; אֻ֨כְּל֔וּ</w:t>
+      </w:r>
+    </w:p>
+    <w:p>
+      <w:pPr>
+        <w:bidi/>
+      </w:pPr>
+      <w:r>
+        <w:rPr>
+          <w:lang w:val="ar_AE" w:bidi="ar_AE"/>
+        </w:rPr>
+      </w:r>
+      <w:r>
+        <w:rPr>
           <w:b/>
           <w:lang w:val="ar_AE" w:bidi="ar_AE"/>
         </w:rPr>
@@ -4208,6 +4752,22 @@
       </w:r>
       <w:r>
         <w:rPr>
+          <w:lang w:val="ar_AE" w:bidi="ar_AE"/>
+        </w:rPr>
+        <w:t>אֻ֨כְּל֔וּ</w:t>
+      </w:r>
+    </w:p>
+    <w:p>
+      <w:pPr>
+        <w:bidi/>
+      </w:pPr>
+      <w:r>
+        <w:rPr>
+          <w:lang w:val="ar_AE" w:bidi="ar_AE"/>
+        </w:rPr>
+      </w:r>
+      <w:r>
+        <w:rPr>
           <w:b/>
           <w:lang w:val="ar_AE" w:bidi="ar_AE"/>
         </w:rPr>
@@ -4300,6 +4860,22 @@
       </w:r>
       <w:r>
         <w:rPr>
+          <w:lang w:val="ar_AE" w:bidi="ar_AE"/>
+        </w:rPr>
+        <w:t>מִמֵּ֣⁠ךְ</w:t>
+      </w:r>
+    </w:p>
+    <w:p>
+      <w:pPr>
+        <w:bidi/>
+      </w:pPr>
+      <w:r>
+        <w:rPr>
+          <w:lang w:val="ar_AE" w:bidi="ar_AE"/>
+        </w:rPr>
+      </w:r>
+      <w:r>
+        <w:rPr>
           <w:b/>
           <w:lang w:val="ar_AE" w:bidi="ar_AE"/>
         </w:rPr>
@@ -4405,6 +4981,22 @@
       </w:r>
       <w:r>
         <w:rPr>
+          <w:lang w:val="ar_AE" w:bidi="ar_AE"/>
+        </w:rPr>
+        <w:t>מִמֵּ֣⁠ךְ</w:t>
+      </w:r>
+    </w:p>
+    <w:p>
+      <w:pPr>
+        <w:bidi/>
+      </w:pPr>
+      <w:r>
+        <w:rPr>
+          <w:lang w:val="ar_AE" w:bidi="ar_AE"/>
+        </w:rPr>
+      </w:r>
+      <w:r>
+        <w:rPr>
           <w:b/>
           <w:lang w:val="ar_AE" w:bidi="ar_AE"/>
         </w:rPr>
@@ -4510,6 +5102,22 @@
       </w:r>
       <w:r>
         <w:rPr>
+          <w:lang w:val="ar_AE" w:bidi="ar_AE"/>
+        </w:rPr>
+        <w:t>מִמֵּ֣⁠ךְ יָצָ֔א</w:t>
+      </w:r>
+    </w:p>
+    <w:p>
+      <w:pPr>
+        <w:bidi/>
+      </w:pPr>
+      <w:r>
+        <w:rPr>
+          <w:lang w:val="ar_AE" w:bidi="ar_AE"/>
+        </w:rPr>
+      </w:r>
+      <w:r>
+        <w:rPr>
           <w:b/>
           <w:lang w:val="ar_AE" w:bidi="ar_AE"/>
         </w:rPr>
@@ -4616,6 +5224,22 @@
       </w:r>
       <w:r>
         <w:rPr>
+          <w:lang w:val="ar_AE" w:bidi="ar_AE"/>
+        </w:rPr>
+        <w:t>חֹשֵׁ֥ב &amp; רָעָ֑ה יֹעֵ֖ץ בְּלִיָּֽעַל</w:t>
+      </w:r>
+    </w:p>
+    <w:p>
+      <w:pPr>
+        <w:bidi/>
+      </w:pPr>
+      <w:r>
+        <w:rPr>
+          <w:lang w:val="ar_AE" w:bidi="ar_AE"/>
+        </w:rPr>
+      </w:r>
+      <w:r>
+        <w:rPr>
           <w:b/>
           <w:lang w:val="ar_AE" w:bidi="ar_AE"/>
         </w:rPr>
@@ -4721,6 +5345,22 @@
       </w:r>
       <w:r>
         <w:rPr>
+          <w:lang w:val="ar_AE" w:bidi="ar_AE"/>
+        </w:rPr>
+        <w:t>חֹשֵׁ֥ב &amp; רָעָ֑ה יֹעֵ֖ץ בְּלִיָּֽעַל</w:t>
+      </w:r>
+    </w:p>
+    <w:p>
+      <w:pPr>
+        <w:bidi/>
+      </w:pPr>
+      <w:r>
+        <w:rPr>
+          <w:lang w:val="ar_AE" w:bidi="ar_AE"/>
+        </w:rPr>
+      </w:r>
+      <w:r>
+        <w:rPr>
           <w:b/>
           <w:lang w:val="ar_AE" w:bidi="ar_AE"/>
         </w:rPr>
@@ -4852,6 +5492,22 @@
       </w:r>
       <w:r>
         <w:rPr>
+          <w:lang w:val="ar_AE" w:bidi="ar_AE"/>
+        </w:rPr>
+        <w:t>שְׁלֵמִים֙</w:t>
+      </w:r>
+    </w:p>
+    <w:p>
+      <w:pPr>
+        <w:bidi/>
+      </w:pPr>
+      <w:r>
+        <w:rPr>
+          <w:lang w:val="ar_AE" w:bidi="ar_AE"/>
+        </w:rPr>
+      </w:r>
+      <w:r>
+        <w:rPr>
           <w:b/>
           <w:lang w:val="ar_AE" w:bidi="ar_AE"/>
         </w:rPr>
@@ -4957,6 +5613,22 @@
       </w:r>
       <w:r>
         <w:rPr>
+          <w:lang w:val="ar_AE" w:bidi="ar_AE"/>
+        </w:rPr>
+        <w:t>שְׁלֵמִים֙</w:t>
+      </w:r>
+    </w:p>
+    <w:p>
+      <w:pPr>
+        <w:bidi/>
+      </w:pPr>
+      <w:r>
+        <w:rPr>
+          <w:lang w:val="ar_AE" w:bidi="ar_AE"/>
+        </w:rPr>
+      </w:r>
+      <w:r>
+        <w:rPr>
           <w:b/>
           <w:lang w:val="ar_AE" w:bidi="ar_AE"/>
         </w:rPr>
@@ -5062,6 +5734,22 @@
       </w:r>
       <w:r>
         <w:rPr>
+          <w:lang w:val="ar_AE" w:bidi="ar_AE"/>
+        </w:rPr>
+        <w:t>נָגֹ֖זּוּ וְ⁠עָבָ֑ר</w:t>
+      </w:r>
+    </w:p>
+    <w:p>
+      <w:pPr>
+        <w:bidi/>
+      </w:pPr>
+      <w:r>
+        <w:rPr>
+          <w:lang w:val="ar_AE" w:bidi="ar_AE"/>
+        </w:rPr>
+      </w:r>
+      <w:r>
+        <w:rPr>
           <w:b/>
           <w:lang w:val="ar_AE" w:bidi="ar_AE"/>
         </w:rPr>
@@ -5154,6 +5842,22 @@
       </w:r>
       <w:r>
         <w:rPr>
+          <w:lang w:val="ar_AE" w:bidi="ar_AE"/>
+        </w:rPr>
+        <w:t>נָגֹ֖זּוּ</w:t>
+      </w:r>
+    </w:p>
+    <w:p>
+      <w:pPr>
+        <w:bidi/>
+      </w:pPr>
+      <w:r>
+        <w:rPr>
+          <w:lang w:val="ar_AE" w:bidi="ar_AE"/>
+        </w:rPr>
+      </w:r>
+      <w:r>
+        <w:rPr>
           <w:b/>
           <w:lang w:val="ar_AE" w:bidi="ar_AE"/>
         </w:rPr>
@@ -5259,6 +5963,22 @@
       </w:r>
       <w:r>
         <w:rPr>
+          <w:lang w:val="ar_AE" w:bidi="ar_AE"/>
+        </w:rPr>
+        <w:t>נָגֹ֖זּוּ</w:t>
+      </w:r>
+    </w:p>
+    <w:p>
+      <w:pPr>
+        <w:bidi/>
+      </w:pPr>
+      <w:r>
+        <w:rPr>
+          <w:lang w:val="ar_AE" w:bidi="ar_AE"/>
+        </w:rPr>
+      </w:r>
+      <w:r>
+        <w:rPr>
           <w:b/>
           <w:lang w:val="ar_AE" w:bidi="ar_AE"/>
         </w:rPr>
@@ -5351,6 +6071,22 @@
       </w:r>
       <w:r>
         <w:rPr>
+          <w:lang w:val="ar_AE" w:bidi="ar_AE"/>
+        </w:rPr>
+        <w:t>וְ⁠עָבָ֑ר</w:t>
+      </w:r>
+    </w:p>
+    <w:p>
+      <w:pPr>
+        <w:bidi/>
+      </w:pPr>
+      <w:r>
+        <w:rPr>
+          <w:lang w:val="ar_AE" w:bidi="ar_AE"/>
+        </w:rPr>
+      </w:r>
+      <w:r>
+        <w:rPr>
           <w:b/>
           <w:lang w:val="ar_AE" w:bidi="ar_AE"/>
         </w:rPr>
@@ -5469,6 +6205,22 @@
       </w:r>
       <w:r>
         <w:rPr>
+          <w:lang w:val="ar_AE" w:bidi="ar_AE"/>
+        </w:rPr>
+        <w:t>וְ⁠עִ֨נִּתִ֔⁠ךְ</w:t>
+      </w:r>
+    </w:p>
+    <w:p>
+      <w:pPr>
+        <w:bidi/>
+      </w:pPr>
+      <w:r>
+        <w:rPr>
+          <w:lang w:val="ar_AE" w:bidi="ar_AE"/>
+        </w:rPr>
+      </w:r>
+      <w:r>
+        <w:rPr>
           <w:b/>
           <w:lang w:val="ar_AE" w:bidi="ar_AE"/>
         </w:rPr>
@@ -5574,6 +6326,22 @@
       </w:r>
       <w:r>
         <w:rPr>
+          <w:lang w:val="ar_AE" w:bidi="ar_AE"/>
+        </w:rPr>
+        <w:t>מֹטֵ֖⁠הוּ</w:t>
+      </w:r>
+    </w:p>
+    <w:p>
+      <w:pPr>
+        <w:bidi/>
+      </w:pPr>
+      <w:r>
+        <w:rPr>
+          <w:lang w:val="ar_AE" w:bidi="ar_AE"/>
+        </w:rPr>
+      </w:r>
+      <w:r>
+        <w:rPr>
           <w:b/>
           <w:lang w:val="ar_AE" w:bidi="ar_AE"/>
         </w:rPr>
@@ -5679,6 +6447,22 @@
       </w:r>
       <w:r>
         <w:rPr>
+          <w:lang w:val="ar_AE" w:bidi="ar_AE"/>
+        </w:rPr>
+        <w:t>מֹטֵ֖⁠הוּ</w:t>
+      </w:r>
+    </w:p>
+    <w:p>
+      <w:pPr>
+        <w:bidi/>
+      </w:pPr>
+      <w:r>
+        <w:rPr>
+          <w:lang w:val="ar_AE" w:bidi="ar_AE"/>
+        </w:rPr>
+      </w:r>
+      <w:r>
+        <w:rPr>
           <w:b/>
           <w:lang w:val="ar_AE" w:bidi="ar_AE"/>
         </w:rPr>
@@ -5771,6 +6555,22 @@
       </w:r>
       <w:r>
         <w:rPr>
+          <w:lang w:val="ar_AE" w:bidi="ar_AE"/>
+        </w:rPr>
+        <w:t>מֵֽ⁠עָלָ֑יִ⁠ךְ וּ⁠מוֹסְרֹתַ֖יִ⁠ךְ</w:t>
+      </w:r>
+    </w:p>
+    <w:p>
+      <w:pPr>
+        <w:bidi/>
+      </w:pPr>
+      <w:r>
+        <w:rPr>
+          <w:lang w:val="ar_AE" w:bidi="ar_AE"/>
+        </w:rPr>
+      </w:r>
+      <w:r>
+        <w:rPr>
           <w:b/>
           <w:lang w:val="ar_AE" w:bidi="ar_AE"/>
         </w:rPr>
@@ -5890,6 +6690,22 @@
       </w:r>
       <w:r>
         <w:rPr>
+          <w:lang w:val="ar_AE" w:bidi="ar_AE"/>
+        </w:rPr>
+        <w:t>וּ⁠מוֹסְרֹתַ֖יִ⁠ךְ אֲנַתֵּֽק</w:t>
+      </w:r>
+    </w:p>
+    <w:p>
+      <w:pPr>
+        <w:bidi/>
+      </w:pPr>
+      <w:r>
+        <w:rPr>
+          <w:lang w:val="ar_AE" w:bidi="ar_AE"/>
+        </w:rPr>
+      </w:r>
+      <w:r>
+        <w:rPr>
           <w:b/>
           <w:lang w:val="ar_AE" w:bidi="ar_AE"/>
         </w:rPr>
@@ -5995,6 +6811,22 @@
       </w:r>
       <w:r>
         <w:rPr>
+          <w:lang w:val="ar_AE" w:bidi="ar_AE"/>
+        </w:rPr>
+        <w:t>עָלֶ֨י⁠ךָ֙</w:t>
+      </w:r>
+    </w:p>
+    <w:p>
+      <w:pPr>
+        <w:bidi/>
+      </w:pPr>
+      <w:r>
+        <w:rPr>
+          <w:lang w:val="ar_AE" w:bidi="ar_AE"/>
+        </w:rPr>
+      </w:r>
+      <w:r>
+        <w:rPr>
           <w:b/>
           <w:lang w:val="ar_AE" w:bidi="ar_AE"/>
         </w:rPr>
@@ -6114,6 +6946,22 @@
       </w:r>
       <w:r>
         <w:rPr>
+          <w:lang w:val="ar_AE" w:bidi="ar_AE"/>
+        </w:rPr>
+        <w:t>לֹֽא־יִזָּרַ֥ע מִ⁠שִּׁמְ⁠ךָ֖</w:t>
+      </w:r>
+    </w:p>
+    <w:p>
+      <w:pPr>
+        <w:bidi/>
+      </w:pPr>
+      <w:r>
+        <w:rPr>
+          <w:lang w:val="ar_AE" w:bidi="ar_AE"/>
+        </w:rPr>
+      </w:r>
+      <w:r>
+        <w:rPr>
           <w:b/>
           <w:lang w:val="ar_AE" w:bidi="ar_AE"/>
         </w:rPr>
@@ -6234,6 +7082,22 @@
         <w:rPr>
           <w:lang w:val="ar_AE" w:bidi="ar_AE"/>
         </w:rPr>
+        <w:t>אַכְרִ֨ית</w:t>
+      </w:r>
+    </w:p>
+    <w:p>
+      <w:pPr>
+        <w:bidi/>
+      </w:pPr>
+      <w:r>
+        <w:rPr>
+          <w:lang w:val="ar_AE" w:bidi="ar_AE"/>
+        </w:rPr>
+      </w:r>
+      <w:r>
+        <w:rPr>
+          <w:lang w:val="ar_AE" w:bidi="ar_AE"/>
+        </w:rPr>
         <w:t>"</w:t>
       </w:r>
       <w:r>
@@ -6337,6 +7201,22 @@
         <w:rPr>
           <w:lang w:val="ar_AE" w:bidi="ar_AE"/>
         </w:rPr>
+      </w:r>
+    </w:p>
+    <w:p>
+      <w:pPr>
+        <w:bidi/>
+      </w:pPr>
+      <w:r>
+        <w:rPr>
+          <w:lang w:val="ar_AE" w:bidi="ar_AE"/>
+        </w:rPr>
+      </w:r>
+      <w:r>
+        <w:rPr>
+          <w:lang w:val="ar_AE" w:bidi="ar_AE"/>
+        </w:rPr>
+        <w:t>הִנֵּ֨ה</w:t>
       </w:r>
     </w:p>
     <w:p>
@@ -6476,6 +7356,22 @@
       </w:r>
       <w:r>
         <w:rPr>
+          <w:lang w:val="ar_AE" w:bidi="ar_AE"/>
+        </w:rPr>
+        <w:t>רַגְלֵ֤י מְבַשֵּׂר֙</w:t>
+      </w:r>
+    </w:p>
+    <w:p>
+      <w:pPr>
+        <w:bidi/>
+      </w:pPr>
+      <w:r>
+        <w:rPr>
+          <w:lang w:val="ar_AE" w:bidi="ar_AE"/>
+        </w:rPr>
+      </w:r>
+      <w:r>
+        <w:rPr>
           <w:b/>
           <w:lang w:val="ar_AE" w:bidi="ar_AE"/>
         </w:rPr>
@@ -6581,6 +7477,22 @@
       </w:r>
       <w:r>
         <w:rPr>
+          <w:lang w:val="ar_AE" w:bidi="ar_AE"/>
+        </w:rPr>
+        <w:t>חָגִּ֧י &amp; חַגַּ֖יִ⁠ךְ</w:t>
+      </w:r>
+    </w:p>
+    <w:p>
+      <w:pPr>
+        <w:bidi/>
+      </w:pPr>
+      <w:r>
+        <w:rPr>
+          <w:lang w:val="ar_AE" w:bidi="ar_AE"/>
+        </w:rPr>
+      </w:r>
+      <w:r>
+        <w:rPr>
           <w:b/>
           <w:lang w:val="ar_AE" w:bidi="ar_AE"/>
         </w:rPr>
@@ -6686,6 +7598,22 @@
       </w:r>
       <w:r>
         <w:rPr>
+          <w:lang w:val="ar_AE" w:bidi="ar_AE"/>
+        </w:rPr>
+        <w:t>יְהוּדָ֛ה</w:t>
+      </w:r>
+    </w:p>
+    <w:p>
+      <w:pPr>
+        <w:bidi/>
+      </w:pPr>
+      <w:r>
+        <w:rPr>
+          <w:lang w:val="ar_AE" w:bidi="ar_AE"/>
+        </w:rPr>
+      </w:r>
+      <w:r>
+        <w:rPr>
           <w:b/>
           <w:lang w:val="ar_AE" w:bidi="ar_AE"/>
         </w:rPr>
@@ -6791,6 +7719,22 @@
       </w:r>
       <w:r>
         <w:rPr>
+          <w:lang w:val="ar_AE" w:bidi="ar_AE"/>
+        </w:rPr>
+        <w:t>בְּלִיַּ֖עַל</w:t>
+      </w:r>
+    </w:p>
+    <w:p>
+      <w:pPr>
+        <w:bidi/>
+      </w:pPr>
+      <w:r>
+        <w:rPr>
+          <w:lang w:val="ar_AE" w:bidi="ar_AE"/>
+        </w:rPr>
+      </w:r>
+      <w:r>
+        <w:rPr>
           <w:b/>
           <w:lang w:val="ar_AE" w:bidi="ar_AE"/>
         </w:rPr>
@@ -6896,6 +7840,22 @@
       </w:r>
       <w:r>
         <w:rPr>
+          <w:lang w:val="ar_AE" w:bidi="ar_AE"/>
+        </w:rPr>
+        <w:t>כֻּלֹּ֥⁠ה נִכְרָֽת</w:t>
+      </w:r>
+    </w:p>
+    <w:p>
+      <w:pPr>
+        <w:bidi/>
+      </w:pPr>
+      <w:r>
+        <w:rPr>
+          <w:lang w:val="ar_AE" w:bidi="ar_AE"/>
+        </w:rPr>
+      </w:r>
+      <w:r>
+        <w:rPr>
           <w:b/>
           <w:lang w:val="ar_AE" w:bidi="ar_AE"/>
         </w:rPr>
@@ -7001,6 +7961,22 @@
       </w:r>
       <w:r>
         <w:rPr>
+          <w:lang w:val="ar_AE" w:bidi="ar_AE"/>
+        </w:rPr>
+        <w:t>כֻּלֹּ֥⁠ה נִכְרָֽת</w:t>
+      </w:r>
+    </w:p>
+    <w:p>
+      <w:pPr>
+        <w:bidi/>
+      </w:pPr>
+      <w:r>
+        <w:rPr>
+          <w:lang w:val="ar_AE" w:bidi="ar_AE"/>
+        </w:rPr>
+      </w:r>
+      <w:r>
+        <w:rPr>
           <w:b/>
           <w:lang w:val="ar_AE" w:bidi="ar_AE"/>
         </w:rPr>
@@ -7093,6 +8069,22 @@
       </w:r>
       <w:r>
         <w:rPr>
+          <w:lang w:val="ar_AE" w:bidi="ar_AE"/>
+        </w:rPr>
+        <w:t>כֻּלֹּ֥⁠ה נִכְרָֽת</w:t>
+      </w:r>
+    </w:p>
+    <w:p>
+      <w:pPr>
+        <w:bidi/>
+      </w:pPr>
+      <w:r>
+        <w:rPr>
+          <w:lang w:val="ar_AE" w:bidi="ar_AE"/>
+        </w:rPr>
+      </w:r>
+      <w:r>
+        <w:rPr>
           <w:b/>
           <w:lang w:val="ar_AE" w:bidi="ar_AE"/>
         </w:rPr>
@@ -7224,6 +8216,22 @@
       </w:r>
       <w:r>
         <w:rPr>
+          <w:lang w:val="ar_AE" w:bidi="ar_AE"/>
+        </w:rPr>
+        <w:t>עָלָ֥ה מֵפִ֛יץ עַל־פָּנַ֖יִ⁠ךְ</w:t>
+      </w:r>
+    </w:p>
+    <w:p>
+      <w:pPr>
+        <w:bidi/>
+      </w:pPr>
+      <w:r>
+        <w:rPr>
+          <w:lang w:val="ar_AE" w:bidi="ar_AE"/>
+        </w:rPr>
+      </w:r>
+      <w:r>
+        <w:rPr>
           <w:b/>
           <w:lang w:val="ar_AE" w:bidi="ar_AE"/>
         </w:rPr>
@@ -7330,6 +8338,22 @@
       </w:r>
       <w:r>
         <w:rPr>
+          <w:lang w:val="ar_AE" w:bidi="ar_AE"/>
+        </w:rPr>
+        <w:t>עָלָ֥ה</w:t>
+      </w:r>
+    </w:p>
+    <w:p>
+      <w:pPr>
+        <w:bidi/>
+      </w:pPr>
+      <w:r>
+        <w:rPr>
+          <w:lang w:val="ar_AE" w:bidi="ar_AE"/>
+        </w:rPr>
+      </w:r>
+      <w:r>
+        <w:rPr>
           <w:b/>
           <w:lang w:val="ar_AE" w:bidi="ar_AE"/>
         </w:rPr>
@@ -7422,6 +8446,22 @@
       </w:r>
       <w:r>
         <w:rPr>
+          <w:lang w:val="ar_AE" w:bidi="ar_AE"/>
+        </w:rPr>
+        <w:t>פָּנַ֖יִ⁠ךְ</w:t>
+      </w:r>
+    </w:p>
+    <w:p>
+      <w:pPr>
+        <w:bidi/>
+      </w:pPr>
+      <w:r>
+        <w:rPr>
+          <w:lang w:val="ar_AE" w:bidi="ar_AE"/>
+        </w:rPr>
+      </w:r>
+      <w:r>
+        <w:rPr>
           <w:b/>
           <w:lang w:val="ar_AE" w:bidi="ar_AE"/>
         </w:rPr>
@@ -7527,6 +8567,22 @@
       </w:r>
       <w:r>
         <w:rPr>
+          <w:lang w:val="ar_AE" w:bidi="ar_AE"/>
+        </w:rPr>
+        <w:t>פָּנַ֖יִ⁠ךְ</w:t>
+      </w:r>
+    </w:p>
+    <w:p>
+      <w:pPr>
+        <w:bidi/>
+      </w:pPr>
+      <w:r>
+        <w:rPr>
+          <w:lang w:val="ar_AE" w:bidi="ar_AE"/>
+        </w:rPr>
+      </w:r>
+      <w:r>
+        <w:rPr>
           <w:b/>
           <w:lang w:val="ar_AE" w:bidi="ar_AE"/>
         </w:rPr>
@@ -7632,6 +8688,22 @@
       </w:r>
       <w:r>
         <w:rPr>
+          <w:lang w:val="ar_AE" w:bidi="ar_AE"/>
+        </w:rPr>
+        <w:t>אַמֵּ֥ץ כֹּ֖חַ מְאֹֽד</w:t>
+      </w:r>
+    </w:p>
+    <w:p>
+      <w:pPr>
+        <w:bidi/>
+      </w:pPr>
+      <w:r>
+        <w:rPr>
+          <w:lang w:val="ar_AE" w:bidi="ar_AE"/>
+        </w:rPr>
+      </w:r>
+      <w:r>
+        <w:rPr>
           <w:b/>
           <w:lang w:val="ar_AE" w:bidi="ar_AE"/>
         </w:rPr>
@@ -7737,6 +8809,22 @@
       </w:r>
       <w:r>
         <w:rPr>
+          <w:lang w:val="ar_AE" w:bidi="ar_AE"/>
+        </w:rPr>
+        <w:t>חַזֵּ֣ק מָתְנַ֔יִם</w:t>
+      </w:r>
+    </w:p>
+    <w:p>
+      <w:pPr>
+        <w:bidi/>
+      </w:pPr>
+      <w:r>
+        <w:rPr>
+          <w:lang w:val="ar_AE" w:bidi="ar_AE"/>
+        </w:rPr>
+      </w:r>
+      <w:r>
+        <w:rPr>
           <w:b/>
           <w:lang w:val="ar_AE" w:bidi="ar_AE"/>
         </w:rPr>
@@ -7842,6 +8930,22 @@
       </w:r>
       <w:r>
         <w:rPr>
+          <w:lang w:val="ar_AE" w:bidi="ar_AE"/>
+        </w:rPr>
+        <w:t>שָׁ֤ב</w:t>
+      </w:r>
+    </w:p>
+    <w:p>
+      <w:pPr>
+        <w:bidi/>
+      </w:pPr>
+      <w:r>
+        <w:rPr>
+          <w:lang w:val="ar_AE" w:bidi="ar_AE"/>
+        </w:rPr>
+      </w:r>
+      <w:r>
+        <w:rPr>
           <w:b/>
           <w:lang w:val="ar_AE" w:bidi="ar_AE"/>
         </w:rPr>
@@ -7934,6 +9038,22 @@
       </w:r>
       <w:r>
         <w:rPr>
+          <w:lang w:val="ar_AE" w:bidi="ar_AE"/>
+        </w:rPr>
+        <w:t>שָׁ֤ב יְהוָה֙ אֶת־גְּא֣וֹן יַעֲקֹ֔ב כִּ⁠גְא֖וֹן יִשְׂרָאֵ֑ל</w:t>
+      </w:r>
+    </w:p>
+    <w:p>
+      <w:pPr>
+        <w:bidi/>
+      </w:pPr>
+      <w:r>
+        <w:rPr>
+          <w:lang w:val="ar_AE" w:bidi="ar_AE"/>
+        </w:rPr>
+      </w:r>
+      <w:r>
+        <w:rPr>
           <w:b/>
           <w:lang w:val="ar_AE" w:bidi="ar_AE"/>
         </w:rPr>
@@ -8039,6 +9159,22 @@
       </w:r>
       <w:r>
         <w:rPr>
+          <w:lang w:val="ar_AE" w:bidi="ar_AE"/>
+        </w:rPr>
+        <w:t>בְקָקוּ⁠ם֙ בֹּֽקְקִ֔ים</w:t>
+      </w:r>
+    </w:p>
+    <w:p>
+      <w:pPr>
+        <w:bidi/>
+      </w:pPr>
+      <w:r>
+        <w:rPr>
+          <w:lang w:val="ar_AE" w:bidi="ar_AE"/>
+        </w:rPr>
+      </w:r>
+      <w:r>
+        <w:rPr>
           <w:b/>
           <w:lang w:val="ar_AE" w:bidi="ar_AE"/>
         </w:rPr>
@@ -8144,6 +9280,22 @@
       </w:r>
       <w:r>
         <w:rPr>
+          <w:lang w:val="ar_AE" w:bidi="ar_AE"/>
+        </w:rPr>
+        <w:t>גִּבֹּרֵ֜י⁠הוּ</w:t>
+      </w:r>
+    </w:p>
+    <w:p>
+      <w:pPr>
+        <w:bidi/>
+      </w:pPr>
+      <w:r>
+        <w:rPr>
+          <w:lang w:val="ar_AE" w:bidi="ar_AE"/>
+        </w:rPr>
+      </w:r>
+      <w:r>
+        <w:rPr>
           <w:b/>
           <w:lang w:val="ar_AE" w:bidi="ar_AE"/>
         </w:rPr>
@@ -8249,6 +9401,22 @@
       </w:r>
       <w:r>
         <w:rPr>
+          <w:lang w:val="ar_AE" w:bidi="ar_AE"/>
+        </w:rPr>
+        <w:t>מְתֻלָּעִ֔ים</w:t>
+      </w:r>
+    </w:p>
+    <w:p>
+      <w:pPr>
+        <w:bidi/>
+      </w:pPr>
+      <w:r>
+        <w:rPr>
+          <w:lang w:val="ar_AE" w:bidi="ar_AE"/>
+        </w:rPr>
+      </w:r>
+      <w:r>
+        <w:rPr>
           <w:b/>
           <w:lang w:val="ar_AE" w:bidi="ar_AE"/>
         </w:rPr>
@@ -8354,6 +9522,22 @@
       </w:r>
       <w:r>
         <w:rPr>
+          <w:lang w:val="ar_AE" w:bidi="ar_AE"/>
+        </w:rPr>
+        <w:t>בְּ⁠אֵשׁ &amp; הָ⁠רֶ֖כֶב</w:t>
+      </w:r>
+    </w:p>
+    <w:p>
+      <w:pPr>
+        <w:bidi/>
+      </w:pPr>
+      <w:r>
+        <w:rPr>
+          <w:lang w:val="ar_AE" w:bidi="ar_AE"/>
+        </w:rPr>
+      </w:r>
+      <w:r>
+        <w:rPr>
           <w:b/>
           <w:lang w:val="ar_AE" w:bidi="ar_AE"/>
         </w:rPr>
@@ -8459,6 +9643,22 @@
       </w:r>
       <w:r>
         <w:rPr>
+          <w:lang w:val="ar_AE" w:bidi="ar_AE"/>
+        </w:rPr>
+        <w:t>בְּ⁠אֵשׁ־פְּלָד֥וֹת</w:t>
+      </w:r>
+    </w:p>
+    <w:p>
+      <w:pPr>
+        <w:bidi/>
+      </w:pPr>
+      <w:r>
+        <w:rPr>
+          <w:lang w:val="ar_AE" w:bidi="ar_AE"/>
+        </w:rPr>
+      </w:r>
+      <w:r>
+        <w:rPr>
           <w:b/>
           <w:lang w:val="ar_AE" w:bidi="ar_AE"/>
         </w:rPr>
@@ -8577,6 +9777,22 @@
       </w:r>
       <w:r>
         <w:rPr>
+          <w:lang w:val="ar_AE" w:bidi="ar_AE"/>
+        </w:rPr>
+        <w:t>וְ⁠הַ⁠בְּרֹשִׁ֖ים</w:t>
+      </w:r>
+    </w:p>
+    <w:p>
+      <w:pPr>
+        <w:bidi/>
+      </w:pPr>
+      <w:r>
+        <w:rPr>
+          <w:lang w:val="ar_AE" w:bidi="ar_AE"/>
+        </w:rPr>
+      </w:r>
+      <w:r>
+        <w:rPr>
           <w:b/>
           <w:lang w:val="ar_AE" w:bidi="ar_AE"/>
         </w:rPr>
@@ -8682,6 +9898,22 @@
       </w:r>
       <w:r>
         <w:rPr>
+          <w:lang w:val="ar_AE" w:bidi="ar_AE"/>
+        </w:rPr>
+        <w:t>יִתְהוֹלְל֣וּ</w:t>
+      </w:r>
+    </w:p>
+    <w:p>
+      <w:pPr>
+        <w:bidi/>
+      </w:pPr>
+      <w:r>
+        <w:rPr>
+          <w:lang w:val="ar_AE" w:bidi="ar_AE"/>
+        </w:rPr>
+      </w:r>
+      <w:r>
+        <w:rPr>
           <w:b/>
           <w:lang w:val="ar_AE" w:bidi="ar_AE"/>
         </w:rPr>
@@ -8774,6 +10006,22 @@
       </w:r>
       <w:r>
         <w:rPr>
+          <w:lang w:val="ar_AE" w:bidi="ar_AE"/>
+        </w:rPr>
+        <w:t>כַּ⁠לַּפִּידִ֔ם</w:t>
+      </w:r>
+    </w:p>
+    <w:p>
+      <w:pPr>
+        <w:bidi/>
+      </w:pPr>
+      <w:r>
+        <w:rPr>
+          <w:lang w:val="ar_AE" w:bidi="ar_AE"/>
+        </w:rPr>
+      </w:r>
+      <w:r>
+        <w:rPr>
           <w:b/>
           <w:lang w:val="ar_AE" w:bidi="ar_AE"/>
         </w:rPr>
@@ -8879,6 +10127,22 @@
       </w:r>
       <w:r>
         <w:rPr>
+          <w:lang w:val="ar_AE" w:bidi="ar_AE"/>
+        </w:rPr>
+        <w:t>כַּ⁠בְּרָקִ֖ים יְרוֹצֵֽצוּ</w:t>
+      </w:r>
+    </w:p>
+    <w:p>
+      <w:pPr>
+        <w:bidi/>
+      </w:pPr>
+      <w:r>
+        <w:rPr>
+          <w:lang w:val="ar_AE" w:bidi="ar_AE"/>
+        </w:rPr>
+      </w:r>
+      <w:r>
+        <w:rPr>
           <w:b/>
           <w:lang w:val="ar_AE" w:bidi="ar_AE"/>
         </w:rPr>
@@ -8971,6 +10235,22 @@
       </w:r>
       <w:r>
         <w:rPr>
+          <w:lang w:val="ar_AE" w:bidi="ar_AE"/>
+        </w:rPr>
+        <w:t>יִזְכֹּר֙</w:t>
+      </w:r>
+    </w:p>
+    <w:p>
+      <w:pPr>
+        <w:bidi/>
+      </w:pPr>
+      <w:r>
+        <w:rPr>
+          <w:lang w:val="ar_AE" w:bidi="ar_AE"/>
+        </w:rPr>
+      </w:r>
+      <w:r>
+        <w:rPr>
           <w:b/>
           <w:lang w:val="ar_AE" w:bidi="ar_AE"/>
         </w:rPr>
@@ -9089,6 +10369,22 @@
       </w:r>
       <w:r>
         <w:rPr>
+          <w:lang w:val="ar_AE" w:bidi="ar_AE"/>
+        </w:rPr>
+        <w:t>חֽוֹמָתָ֔⁠הּ</w:t>
+      </w:r>
+    </w:p>
+    <w:p>
+      <w:pPr>
+        <w:bidi/>
+      </w:pPr>
+      <w:r>
+        <w:rPr>
+          <w:lang w:val="ar_AE" w:bidi="ar_AE"/>
+        </w:rPr>
+      </w:r>
+      <w:r>
+        <w:rPr>
           <w:b/>
           <w:lang w:val="ar_AE" w:bidi="ar_AE"/>
         </w:rPr>
@@ -9194,6 +10490,22 @@
       </w:r>
       <w:r>
         <w:rPr>
+          <w:lang w:val="ar_AE" w:bidi="ar_AE"/>
+        </w:rPr>
+        <w:t>וְ⁠הֻכַ֖ן הַ⁠סֹּכֵֽךְ</w:t>
+      </w:r>
+    </w:p>
+    <w:p>
+      <w:pPr>
+        <w:bidi/>
+      </w:pPr>
+      <w:r>
+        <w:rPr>
+          <w:lang w:val="ar_AE" w:bidi="ar_AE"/>
+        </w:rPr>
+      </w:r>
+      <w:r>
+        <w:rPr>
           <w:b/>
           <w:lang w:val="ar_AE" w:bidi="ar_AE"/>
         </w:rPr>
@@ -9299,6 +10611,22 @@
       </w:r>
       <w:r>
         <w:rPr>
+          <w:lang w:val="ar_AE" w:bidi="ar_AE"/>
+        </w:rPr>
+        <w:t>שַׁעֲרֵ֥י הַ⁠נְּהָר֖וֹת נִפְתָּ֑חוּ וְ⁠הַֽ⁠הֵיכָ֖ל נָמֽוֹג</w:t>
+      </w:r>
+    </w:p>
+    <w:p>
+      <w:pPr>
+        <w:bidi/>
+      </w:pPr>
+      <w:r>
+        <w:rPr>
+          <w:lang w:val="ar_AE" w:bidi="ar_AE"/>
+        </w:rPr>
+      </w:r>
+      <w:r>
+        <w:rPr>
           <w:b/>
           <w:lang w:val="ar_AE" w:bidi="ar_AE"/>
         </w:rPr>
@@ -9391,6 +10719,22 @@
       </w:r>
       <w:r>
         <w:rPr>
+          <w:lang w:val="ar_AE" w:bidi="ar_AE"/>
+        </w:rPr>
+        <w:t>שַׁעֲרֵ֥י הַ⁠נְּהָר֖וֹת</w:t>
+      </w:r>
+    </w:p>
+    <w:p>
+      <w:pPr>
+        <w:bidi/>
+      </w:pPr>
+      <w:r>
+        <w:rPr>
+          <w:lang w:val="ar_AE" w:bidi="ar_AE"/>
+        </w:rPr>
+      </w:r>
+      <w:r>
+        <w:rPr>
           <w:b/>
           <w:lang w:val="ar_AE" w:bidi="ar_AE"/>
         </w:rPr>
@@ -9483,6 +10827,22 @@
       </w:r>
       <w:r>
         <w:rPr>
+          <w:lang w:val="ar_AE" w:bidi="ar_AE"/>
+        </w:rPr>
+        <w:t>נִפְתָּ֑חוּ</w:t>
+      </w:r>
+    </w:p>
+    <w:p>
+      <w:pPr>
+        <w:bidi/>
+      </w:pPr>
+      <w:r>
+        <w:rPr>
+          <w:lang w:val="ar_AE" w:bidi="ar_AE"/>
+        </w:rPr>
+      </w:r>
+      <w:r>
+        <w:rPr>
           <w:b/>
           <w:lang w:val="ar_AE" w:bidi="ar_AE"/>
         </w:rPr>
@@ -9588,6 +10948,22 @@
       </w:r>
       <w:r>
         <w:rPr>
+          <w:lang w:val="ar_AE" w:bidi="ar_AE"/>
+        </w:rPr>
+        <w:t>וְ⁠הַֽ⁠הֵיכָ֖ל נָמֽוֹג</w:t>
+      </w:r>
+    </w:p>
+    <w:p>
+      <w:pPr>
+        <w:bidi/>
+      </w:pPr>
+      <w:r>
+        <w:rPr>
+          <w:lang w:val="ar_AE" w:bidi="ar_AE"/>
+        </w:rPr>
+      </w:r>
+      <w:r>
+        <w:rPr>
           <w:b/>
           <w:lang w:val="ar_AE" w:bidi="ar_AE"/>
         </w:rPr>
@@ -9680,6 +11056,22 @@
         <w:rPr>
           <w:lang w:val="ar_AE" w:bidi="ar_AE"/>
         </w:rPr>
+      </w:r>
+    </w:p>
+    <w:p>
+      <w:pPr>
+        <w:bidi/>
+      </w:pPr>
+      <w:r>
+        <w:rPr>
+          <w:lang w:val="ar_AE" w:bidi="ar_AE"/>
+        </w:rPr>
+      </w:r>
+      <w:r>
+        <w:rPr>
+          <w:lang w:val="ar_AE" w:bidi="ar_AE"/>
+        </w:rPr>
+        <w:t>וְ⁠הֻצַּ֖ב</w:t>
       </w:r>
     </w:p>
     <w:p>
@@ -9792,6 +11184,22 @@
       </w:r>
       <w:r>
         <w:rPr>
+          <w:lang w:val="ar_AE" w:bidi="ar_AE"/>
+        </w:rPr>
+        <w:t>גֻּלְּתָ֣ה</w:t>
+      </w:r>
+    </w:p>
+    <w:p>
+      <w:pPr>
+        <w:bidi/>
+      </w:pPr>
+      <w:r>
+        <w:rPr>
+          <w:lang w:val="ar_AE" w:bidi="ar_AE"/>
+        </w:rPr>
+      </w:r>
+      <w:r>
+        <w:rPr>
           <w:b/>
           <w:lang w:val="ar_AE" w:bidi="ar_AE"/>
         </w:rPr>
@@ -9897,6 +11305,22 @@
       </w:r>
       <w:r>
         <w:rPr>
+          <w:lang w:val="ar_AE" w:bidi="ar_AE"/>
+        </w:rPr>
+        <w:t>הֹֽעֲלָ֑תָה</w:t>
+      </w:r>
+    </w:p>
+    <w:p>
+      <w:pPr>
+        <w:bidi/>
+      </w:pPr>
+      <w:r>
+        <w:rPr>
+          <w:lang w:val="ar_AE" w:bidi="ar_AE"/>
+        </w:rPr>
+      </w:r>
+      <w:r>
+        <w:rPr>
           <w:b/>
           <w:lang w:val="ar_AE" w:bidi="ar_AE"/>
         </w:rPr>
@@ -10002,6 +11426,22 @@
       </w:r>
       <w:r>
         <w:rPr>
+          <w:lang w:val="ar_AE" w:bidi="ar_AE"/>
+        </w:rPr>
+        <w:t>גֻּלְּתָ֣ה הֹֽעֲלָ֑תָה וְ⁠אַמְהֹתֶ֗י⁠הָ</w:t>
+      </w:r>
+    </w:p>
+    <w:p>
+      <w:pPr>
+        <w:bidi/>
+      </w:pPr>
+      <w:r>
+        <w:rPr>
+          <w:lang w:val="ar_AE" w:bidi="ar_AE"/>
+        </w:rPr>
+      </w:r>
+      <w:r>
+        <w:rPr>
           <w:b/>
           <w:lang w:val="ar_AE" w:bidi="ar_AE"/>
         </w:rPr>
@@ -10120,6 +11560,22 @@
       </w:r>
       <w:r>
         <w:rPr>
+          <w:lang w:val="ar_AE" w:bidi="ar_AE"/>
+        </w:rPr>
+        <w:t>גֻּלְּתָ֣ה הֹֽעֲלָ֑תָה וְ⁠אַמְהֹתֶ֗י⁠הָ</w:t>
+      </w:r>
+    </w:p>
+    <w:p>
+      <w:pPr>
+        <w:bidi/>
+      </w:pPr>
+      <w:r>
+        <w:rPr>
+          <w:lang w:val="ar_AE" w:bidi="ar_AE"/>
+        </w:rPr>
+      </w:r>
+      <w:r>
+        <w:rPr>
           <w:b/>
           <w:lang w:val="ar_AE" w:bidi="ar_AE"/>
         </w:rPr>
@@ -10212,6 +11668,22 @@
       </w:r>
       <w:r>
         <w:rPr>
+          <w:lang w:val="ar_AE" w:bidi="ar_AE"/>
+        </w:rPr>
+        <w:t>לִבְבֵ⁠הֶֽן</w:t>
+      </w:r>
+    </w:p>
+    <w:p>
+      <w:pPr>
+        <w:bidi/>
+      </w:pPr>
+      <w:r>
+        <w:rPr>
+          <w:lang w:val="ar_AE" w:bidi="ar_AE"/>
+        </w:rPr>
+      </w:r>
+      <w:r>
+        <w:rPr>
           <w:b/>
           <w:lang w:val="ar_AE" w:bidi="ar_AE"/>
         </w:rPr>
@@ -10317,6 +11789,22 @@
       </w:r>
       <w:r>
         <w:rPr>
+          <w:lang w:val="ar_AE" w:bidi="ar_AE"/>
+        </w:rPr>
+        <w:t>מְתֹפְפֹ֖ת עַל־לִבְבֵ⁠הֶֽן</w:t>
+      </w:r>
+    </w:p>
+    <w:p>
+      <w:pPr>
+        <w:bidi/>
+      </w:pPr>
+      <w:r>
+        <w:rPr>
+          <w:lang w:val="ar_AE" w:bidi="ar_AE"/>
+        </w:rPr>
+      </w:r>
+      <w:r>
+        <w:rPr>
           <w:b/>
           <w:lang w:val="ar_AE" w:bidi="ar_AE"/>
         </w:rPr>
@@ -10409,6 +11897,22 @@
       </w:r>
       <w:r>
         <w:rPr>
+          <w:lang w:val="ar_AE" w:bidi="ar_AE"/>
+        </w:rPr>
+        <w:t>כִ⁠בְרֵֽכַת־מַ֖יִם</w:t>
+      </w:r>
+    </w:p>
+    <w:p>
+      <w:pPr>
+        <w:bidi/>
+      </w:pPr>
+      <w:r>
+        <w:rPr>
+          <w:lang w:val="ar_AE" w:bidi="ar_AE"/>
+        </w:rPr>
+      </w:r>
+      <w:r>
+        <w:rPr>
           <w:b/>
           <w:lang w:val="ar_AE" w:bidi="ar_AE"/>
         </w:rPr>
@@ -10511,6 +12015,22 @@
       </w:r>
       <w:r>
         <w:rPr>
+          <w:lang w:val="ar_AE" w:bidi="ar_AE"/>
+        </w:rPr>
+        <w:t>מִ֣⁠ימֵי הִ֑יא</w:t>
+      </w:r>
+    </w:p>
+    <w:p>
+      <w:pPr>
+        <w:bidi/>
+      </w:pPr>
+      <w:r>
+        <w:rPr>
+          <w:lang w:val="ar_AE" w:bidi="ar_AE"/>
+        </w:rPr>
+      </w:r>
+      <w:r>
+        <w:rPr>
           <w:b/>
           <w:lang w:val="ar_AE" w:bidi="ar_AE"/>
         </w:rPr>
@@ -10626,6 +12146,22 @@
       </w:r>
       <w:r>
         <w:rPr>
+          <w:lang w:val="ar_AE" w:bidi="ar_AE"/>
+        </w:rPr>
+        <w:t>וְ⁠הֵ֣מָּה</w:t>
+      </w:r>
+    </w:p>
+    <w:p>
+      <w:pPr>
+        <w:bidi/>
+      </w:pPr>
+      <w:r>
+        <w:rPr>
+          <w:lang w:val="ar_AE" w:bidi="ar_AE"/>
+        </w:rPr>
+      </w:r>
+      <w:r>
+        <w:rPr>
           <w:b/>
           <w:lang w:val="ar_AE" w:bidi="ar_AE"/>
         </w:rPr>
@@ -10765,6 +12301,22 @@
       </w:r>
       <w:r>
         <w:rPr>
+          <w:lang w:val="ar_AE" w:bidi="ar_AE"/>
+        </w:rPr>
+        <w:t>עִמְד֥וּ עֲמֹ֖דוּ</w:t>
+      </w:r>
+    </w:p>
+    <w:p>
+      <w:pPr>
+        <w:bidi/>
+      </w:pPr>
+      <w:r>
+        <w:rPr>
+          <w:lang w:val="ar_AE" w:bidi="ar_AE"/>
+        </w:rPr>
+      </w:r>
+      <w:r>
+        <w:rPr>
           <w:b/>
           <w:lang w:val="ar_AE" w:bidi="ar_AE"/>
         </w:rPr>
@@ -10878,6 +12430,22 @@
       </w:r>
       <w:r>
         <w:rPr>
+          <w:lang w:val="ar_AE" w:bidi="ar_AE"/>
+        </w:rPr>
+        <w:t>בֹּ֥זּוּ כֶ֖סֶף בֹּ֣זּוּ זָהָ֑ב וְ⁠אֵ֥ין קֵ֨צֶה֙ לַ⁠תְּכוּנָ֔ה כָּבֹ֕ד מִ⁠כֹּ֖ל כְּלִ֥י חֶמְדָּֽה</w:t>
+      </w:r>
+    </w:p>
+    <w:p>
+      <w:pPr>
+        <w:bidi/>
+      </w:pPr>
+      <w:r>
+        <w:rPr>
+          <w:lang w:val="ar_AE" w:bidi="ar_AE"/>
+        </w:rPr>
+      </w:r>
+      <w:r>
+        <w:rPr>
           <w:b/>
           <w:lang w:val="ar_AE" w:bidi="ar_AE"/>
         </w:rPr>
@@ -10980,6 +12548,22 @@
       </w:r>
       <w:r>
         <w:rPr>
+          <w:lang w:val="ar_AE" w:bidi="ar_AE"/>
+        </w:rPr>
+        <w:t>וְ⁠אֵ֥ין קֵ֨צֶה֙ לַ⁠תְּכוּנָ֔ה</w:t>
+      </w:r>
+    </w:p>
+    <w:p>
+      <w:pPr>
+        <w:bidi/>
+      </w:pPr>
+      <w:r>
+        <w:rPr>
+          <w:lang w:val="ar_AE" w:bidi="ar_AE"/>
+        </w:rPr>
+      </w:r>
+      <w:r>
+        <w:rPr>
           <w:b/>
           <w:lang w:val="ar_AE" w:bidi="ar_AE"/>
         </w:rPr>
@@ -11069,6 +12653,22 @@
         <w:rPr>
           <w:lang w:val="ar_AE" w:bidi="ar_AE"/>
         </w:rPr>
+      </w:r>
+    </w:p>
+    <w:p>
+      <w:pPr>
+        <w:bidi/>
+      </w:pPr>
+      <w:r>
+        <w:rPr>
+          <w:lang w:val="ar_AE" w:bidi="ar_AE"/>
+        </w:rPr>
+      </w:r>
+      <w:r>
+        <w:rPr>
+          <w:lang w:val="ar_AE" w:bidi="ar_AE"/>
+        </w:rPr>
+        <w:t>כְּלִ֥י חֶמְדָּֽה</w:t>
       </w:r>
     </w:p>
     <w:p>
@@ -11217,6 +12817,22 @@
       </w:r>
       <w:r>
         <w:rPr>
+          <w:lang w:val="ar_AE" w:bidi="ar_AE"/>
+        </w:rPr>
+        <w:t>בּוּקָ֥ה וּ⁠מְבוּקָ֖ה וּ⁠מְבֻלָּקָ֑ה</w:t>
+      </w:r>
+    </w:p>
+    <w:p>
+      <w:pPr>
+        <w:bidi/>
+      </w:pPr>
+      <w:r>
+        <w:rPr>
+          <w:lang w:val="ar_AE" w:bidi="ar_AE"/>
+        </w:rPr>
+      </w:r>
+      <w:r>
+        <w:rPr>
           <w:b/>
           <w:lang w:val="ar_AE" w:bidi="ar_AE"/>
         </w:rPr>
@@ -11319,6 +12935,22 @@
       </w:r>
       <w:r>
         <w:rPr>
+          <w:lang w:val="ar_AE" w:bidi="ar_AE"/>
+        </w:rPr>
+        <w:t>וְ⁠לֵ֨ב</w:t>
+      </w:r>
+    </w:p>
+    <w:p>
+      <w:pPr>
+        <w:bidi/>
+      </w:pPr>
+      <w:r>
+        <w:rPr>
+          <w:lang w:val="ar_AE" w:bidi="ar_AE"/>
+        </w:rPr>
+      </w:r>
+      <w:r>
+        <w:rPr>
           <w:b/>
           <w:lang w:val="ar_AE" w:bidi="ar_AE"/>
         </w:rPr>
@@ -11434,6 +13066,22 @@
       </w:r>
       <w:r>
         <w:rPr>
+          <w:lang w:val="ar_AE" w:bidi="ar_AE"/>
+        </w:rPr>
+        <w:t>וְ⁠לֵ֨ב נָמֵ֜ס</w:t>
+      </w:r>
+    </w:p>
+    <w:p>
+      <w:pPr>
+        <w:bidi/>
+      </w:pPr>
+      <w:r>
+        <w:rPr>
+          <w:lang w:val="ar_AE" w:bidi="ar_AE"/>
+        </w:rPr>
+      </w:r>
+      <w:r>
+        <w:rPr>
           <w:b/>
           <w:lang w:val="ar_AE" w:bidi="ar_AE"/>
         </w:rPr>
@@ -11536,6 +13184,22 @@
       </w:r>
       <w:r>
         <w:rPr>
+          <w:lang w:val="ar_AE" w:bidi="ar_AE"/>
+        </w:rPr>
+        <w:t>וְ⁠חַלְחָלָה֙ בְּ⁠כָל־מָתְנַ֔יִם</w:t>
+      </w:r>
+    </w:p>
+    <w:p>
+      <w:pPr>
+        <w:bidi/>
+      </w:pPr>
+      <w:r>
+        <w:rPr>
+          <w:lang w:val="ar_AE" w:bidi="ar_AE"/>
+        </w:rPr>
+      </w:r>
+      <w:r>
+        <w:rPr>
           <w:b/>
           <w:lang w:val="ar_AE" w:bidi="ar_AE"/>
         </w:rPr>
@@ -11651,6 +13315,22 @@
       </w:r>
       <w:r>
         <w:rPr>
+          <w:lang w:val="ar_AE" w:bidi="ar_AE"/>
+        </w:rPr>
+        <w:t>קִבְּצ֥וּ פָארֽוּר</w:t>
+      </w:r>
+    </w:p>
+    <w:p>
+      <w:pPr>
+        <w:bidi/>
+      </w:pPr>
+      <w:r>
+        <w:rPr>
+          <w:lang w:val="ar_AE" w:bidi="ar_AE"/>
+        </w:rPr>
+      </w:r>
+      <w:r>
+        <w:rPr>
           <w:b/>
           <w:lang w:val="ar_AE" w:bidi="ar_AE"/>
         </w:rPr>
@@ -11766,6 +13446,22 @@
       </w:r>
       <w:r>
         <w:rPr>
+          <w:lang w:val="ar_AE" w:bidi="ar_AE"/>
+        </w:rPr>
+        <w:t>אַיֵּה֙ מְע֣וֹן אֲרָי֔וֹת וּ⁠מִרְעֶ֥ה ה֖וּא לַ⁠כְּפִרִ֑ים אֲשֶׁ֣ר הָלַךְ֩ אַרְיֵ֨ה לָבִ֥יא שָׁ֛ם גּ֥וּר אַרְיֵ֖ה וְ⁠אֵ֥ין מַחֲרִֽיד</w:t>
+      </w:r>
+    </w:p>
+    <w:p>
+      <w:pPr>
+        <w:bidi/>
+      </w:pPr>
+      <w:r>
+        <w:rPr>
+          <w:lang w:val="ar_AE" w:bidi="ar_AE"/>
+        </w:rPr>
+      </w:r>
+      <w:r>
+        <w:rPr>
           <w:b/>
           <w:lang w:val="ar_AE" w:bidi="ar_AE"/>
         </w:rPr>
@@ -11872,6 +13568,22 @@
       </w:r>
       <w:r>
         <w:rPr>
+          <w:lang w:val="ar_AE" w:bidi="ar_AE"/>
+        </w:rPr>
+        <w:t>מְע֣וֹן אֲרָי֔וֹת</w:t>
+      </w:r>
+    </w:p>
+    <w:p>
+      <w:pPr>
+        <w:bidi/>
+      </w:pPr>
+      <w:r>
+        <w:rPr>
+          <w:lang w:val="ar_AE" w:bidi="ar_AE"/>
+        </w:rPr>
+      </w:r>
+      <w:r>
+        <w:rPr>
           <w:b/>
           <w:lang w:val="ar_AE" w:bidi="ar_AE"/>
         </w:rPr>
@@ -11974,6 +13686,22 @@
       </w:r>
       <w:r>
         <w:rPr>
+          <w:lang w:val="ar_AE" w:bidi="ar_AE"/>
+        </w:rPr>
+        <w:t>לָבִ֥יא שָׁ֛ם</w:t>
+      </w:r>
+    </w:p>
+    <w:p>
+      <w:pPr>
+        <w:bidi/>
+      </w:pPr>
+      <w:r>
+        <w:rPr>
+          <w:lang w:val="ar_AE" w:bidi="ar_AE"/>
+        </w:rPr>
+      </w:r>
+      <w:r>
+        <w:rPr>
           <w:b/>
           <w:lang w:val="ar_AE" w:bidi="ar_AE"/>
         </w:rPr>
@@ -12090,6 +13818,22 @@
       </w:r>
       <w:r>
         <w:rPr>
+          <w:lang w:val="ar_AE" w:bidi="ar_AE"/>
+        </w:rPr>
+        <w:t>גּ֥וּר אַרְיֵ֖ה</w:t>
+      </w:r>
+    </w:p>
+    <w:p>
+      <w:pPr>
+        <w:bidi/>
+      </w:pPr>
+      <w:r>
+        <w:rPr>
+          <w:lang w:val="ar_AE" w:bidi="ar_AE"/>
+        </w:rPr>
+      </w:r>
+      <w:r>
+        <w:rPr>
           <w:b/>
           <w:lang w:val="ar_AE" w:bidi="ar_AE"/>
         </w:rPr>
@@ -12192,6 +13936,22 @@
       </w:r>
       <w:r>
         <w:rPr>
+          <w:lang w:val="ar_AE" w:bidi="ar_AE"/>
+        </w:rPr>
+        <w:t>טֹרֵף֙ בְּ⁠דֵ֣י</w:t>
+      </w:r>
+    </w:p>
+    <w:p>
+      <w:pPr>
+        <w:bidi/>
+      </w:pPr>
+      <w:r>
+        <w:rPr>
+          <w:lang w:val="ar_AE" w:bidi="ar_AE"/>
+        </w:rPr>
+      </w:r>
+      <w:r>
+        <w:rPr>
           <w:b/>
           <w:lang w:val="ar_AE" w:bidi="ar_AE"/>
         </w:rPr>
@@ -12294,6 +14054,22 @@
       </w:r>
       <w:r>
         <w:rPr>
+          <w:lang w:val="ar_AE" w:bidi="ar_AE"/>
+        </w:rPr>
+        <w:t>וּ⁠מְחַנֵּ֖ק</w:t>
+      </w:r>
+    </w:p>
+    <w:p>
+      <w:pPr>
+        <w:bidi/>
+      </w:pPr>
+      <w:r>
+        <w:rPr>
+          <w:lang w:val="ar_AE" w:bidi="ar_AE"/>
+        </w:rPr>
+      </w:r>
+      <w:r>
+        <w:rPr>
           <w:b/>
           <w:lang w:val="ar_AE" w:bidi="ar_AE"/>
         </w:rPr>
@@ -12396,6 +14172,22 @@
       </w:r>
       <w:r>
         <w:rPr>
+          <w:lang w:val="ar_AE" w:bidi="ar_AE"/>
+        </w:rPr>
+        <w:t>וַ⁠יְמַלֵּא־טֶ֣רֶף חֹרָ֔י⁠ו וּ⁠מְעֹֽנֹתָ֖י⁠ו טְרֵפָֽה</w:t>
+      </w:r>
+    </w:p>
+    <w:p>
+      <w:pPr>
+        <w:bidi/>
+      </w:pPr>
+      <w:r>
+        <w:rPr>
+          <w:lang w:val="ar_AE" w:bidi="ar_AE"/>
+        </w:rPr>
+      </w:r>
+      <w:r>
+        <w:rPr>
           <w:b/>
           <w:lang w:val="ar_AE" w:bidi="ar_AE"/>
         </w:rPr>
@@ -12498,6 +14290,22 @@
       </w:r>
       <w:r>
         <w:rPr>
+          <w:lang w:val="ar_AE" w:bidi="ar_AE"/>
+        </w:rPr>
+        <w:t>וּ⁠מְעֹֽנֹתָ֖י⁠ו</w:t>
+      </w:r>
+    </w:p>
+    <w:p>
+      <w:pPr>
+        <w:bidi/>
+      </w:pPr>
+      <w:r>
+        <w:rPr>
+          <w:lang w:val="ar_AE" w:bidi="ar_AE"/>
+        </w:rPr>
+      </w:r>
+      <w:r>
+        <w:rPr>
           <w:b/>
           <w:lang w:val="ar_AE" w:bidi="ar_AE"/>
         </w:rPr>
@@ -12600,6 +14408,22 @@
       </w:r>
       <w:r>
         <w:rPr>
+          <w:lang w:val="ar_AE" w:bidi="ar_AE"/>
+        </w:rPr>
+        <w:t>הִנְ⁠נִ֣י אֵלַ֗יִ⁠ךְ</w:t>
+      </w:r>
+    </w:p>
+    <w:p>
+      <w:pPr>
+        <w:bidi/>
+      </w:pPr>
+      <w:r>
+        <w:rPr>
+          <w:lang w:val="ar_AE" w:bidi="ar_AE"/>
+        </w:rPr>
+      </w:r>
+      <w:r>
+        <w:rPr>
           <w:b/>
           <w:lang w:val="ar_AE" w:bidi="ar_AE"/>
         </w:rPr>
@@ -12702,6 +14526,22 @@
       </w:r>
       <w:r>
         <w:rPr>
+          <w:lang w:val="ar_AE" w:bidi="ar_AE"/>
+        </w:rPr>
+        <w:t>הִנְ⁠נִ֣י אֵלַ֗יִ⁠ךְ</w:t>
+      </w:r>
+    </w:p>
+    <w:p>
+      <w:pPr>
+        <w:bidi/>
+      </w:pPr>
+      <w:r>
+        <w:rPr>
+          <w:lang w:val="ar_AE" w:bidi="ar_AE"/>
+        </w:rPr>
+      </w:r>
+      <w:r>
+        <w:rPr>
           <w:b/>
           <w:lang w:val="ar_AE" w:bidi="ar_AE"/>
         </w:rPr>
@@ -12817,6 +14657,22 @@
       </w:r>
       <w:r>
         <w:rPr>
+          <w:lang w:val="ar_AE" w:bidi="ar_AE"/>
+        </w:rPr>
+        <w:t>נְאֻם֙</w:t>
+      </w:r>
+    </w:p>
+    <w:p>
+      <w:pPr>
+        <w:bidi/>
+      </w:pPr>
+      <w:r>
+        <w:rPr>
+          <w:lang w:val="ar_AE" w:bidi="ar_AE"/>
+        </w:rPr>
+      </w:r>
+      <w:r>
+        <w:rPr>
           <w:b/>
           <w:lang w:val="ar_AE" w:bidi="ar_AE"/>
         </w:rPr>
@@ -12919,6 +14775,22 @@
       </w:r>
       <w:r>
         <w:rPr>
+          <w:lang w:val="ar_AE" w:bidi="ar_AE"/>
+        </w:rPr>
+        <w:t>רִכְבָּ֔⁠הּ</w:t>
+      </w:r>
+    </w:p>
+    <w:p>
+      <w:pPr>
+        <w:bidi/>
+      </w:pPr>
+      <w:r>
+        <w:rPr>
+          <w:lang w:val="ar_AE" w:bidi="ar_AE"/>
+        </w:rPr>
+      </w:r>
+      <w:r>
+        <w:rPr>
           <w:b/>
           <w:lang w:val="ar_AE" w:bidi="ar_AE"/>
         </w:rPr>
@@ -13034,6 +14906,22 @@
       </w:r>
       <w:r>
         <w:rPr>
+          <w:lang w:val="ar_AE" w:bidi="ar_AE"/>
+        </w:rPr>
+        <w:t>רִכְבָּ֔⁠הּ</w:t>
+      </w:r>
+    </w:p>
+    <w:p>
+      <w:pPr>
+        <w:bidi/>
+      </w:pPr>
+      <w:r>
+        <w:rPr>
+          <w:lang w:val="ar_AE" w:bidi="ar_AE"/>
+        </w:rPr>
+      </w:r>
+      <w:r>
+        <w:rPr>
           <w:b/>
           <w:lang w:val="ar_AE" w:bidi="ar_AE"/>
         </w:rPr>
@@ -13149,6 +15037,22 @@
       </w:r>
       <w:r>
         <w:rPr>
+          <w:lang w:val="ar_AE" w:bidi="ar_AE"/>
+        </w:rPr>
+        <w:t>תֹּ֣אכַל חָ֑רֶב</w:t>
+      </w:r>
+    </w:p>
+    <w:p>
+      <w:pPr>
+        <w:bidi/>
+      </w:pPr>
+      <w:r>
+        <w:rPr>
+          <w:lang w:val="ar_AE" w:bidi="ar_AE"/>
+        </w:rPr>
+      </w:r>
+      <w:r>
+        <w:rPr>
           <w:b/>
           <w:lang w:val="ar_AE" w:bidi="ar_AE"/>
         </w:rPr>
@@ -13277,6 +15181,22 @@
       </w:r>
       <w:r>
         <w:rPr>
+          <w:lang w:val="ar_AE" w:bidi="ar_AE"/>
+        </w:rPr>
+        <w:t>וְ⁠הִכְרַתִּ֤י</w:t>
+      </w:r>
+    </w:p>
+    <w:p>
+      <w:pPr>
+        <w:bidi/>
+      </w:pPr>
+      <w:r>
+        <w:rPr>
+          <w:lang w:val="ar_AE" w:bidi="ar_AE"/>
+        </w:rPr>
+      </w:r>
+      <w:r>
+        <w:rPr>
           <w:b/>
           <w:lang w:val="ar_AE" w:bidi="ar_AE"/>
         </w:rPr>
@@ -13392,6 +15312,22 @@
       </w:r>
       <w:r>
         <w:rPr>
+          <w:lang w:val="ar_AE" w:bidi="ar_AE"/>
+        </w:rPr>
+        <w:t>עִ֣יר דָּמִ֑ים</w:t>
+      </w:r>
+    </w:p>
+    <w:p>
+      <w:pPr>
+        <w:bidi/>
+      </w:pPr>
+      <w:r>
+        <w:rPr>
+          <w:lang w:val="ar_AE" w:bidi="ar_AE"/>
+        </w:rPr>
+      </w:r>
+      <w:r>
+        <w:rPr>
           <w:b/>
           <w:lang w:val="ar_AE" w:bidi="ar_AE"/>
         </w:rPr>
@@ -13497,6 +15433,22 @@
       </w:r>
       <w:r>
         <w:rPr>
+          <w:lang w:val="ar_AE" w:bidi="ar_AE"/>
+        </w:rPr>
+        <w:t>כֻּלָּ֗⁠הּ כַּ֤חַשׁ</w:t>
+      </w:r>
+    </w:p>
+    <w:p>
+      <w:pPr>
+        <w:bidi/>
+      </w:pPr>
+      <w:r>
+        <w:rPr>
+          <w:lang w:val="ar_AE" w:bidi="ar_AE"/>
+        </w:rPr>
+      </w:r>
+      <w:r>
+        <w:rPr>
           <w:b/>
           <w:lang w:val="ar_AE" w:bidi="ar_AE"/>
         </w:rPr>
@@ -13612,6 +15564,22 @@
       </w:r>
       <w:r>
         <w:rPr>
+          <w:lang w:val="ar_AE" w:bidi="ar_AE"/>
+        </w:rPr>
+        <w:t>שׁ֔וֹט &amp; רַ֣עַשׁ אוֹפָ֑ן וְ⁠ס֣וּס דֹּהֵ֔ר וּ⁠מֶרְכָּבָ֖ה מְרַקֵּדָֽה</w:t>
+      </w:r>
+    </w:p>
+    <w:p>
+      <w:pPr>
+        <w:bidi/>
+      </w:pPr>
+      <w:r>
+        <w:rPr>
+          <w:lang w:val="ar_AE" w:bidi="ar_AE"/>
+        </w:rPr>
+      </w:r>
+      <w:r>
+        <w:rPr>
           <w:b/>
           <w:lang w:val="ar_AE" w:bidi="ar_AE"/>
         </w:rPr>
@@ -13779,6 +15747,22 @@
       </w:r>
       <w:r>
         <w:rPr>
+          <w:lang w:val="ar_AE" w:bidi="ar_AE"/>
+        </w:rPr>
+        <w:t>פָּרָ֣שׁ מַעֲלֶ֗ה וְ⁠לַ֤הַב חֶ֨רֶב֙ וּ⁠בְרַ֣ק חֲנִ֔ית</w:t>
+      </w:r>
+    </w:p>
+    <w:p>
+      <w:pPr>
+        <w:bidi/>
+      </w:pPr>
+      <w:r>
+        <w:rPr>
+          <w:lang w:val="ar_AE" w:bidi="ar_AE"/>
+        </w:rPr>
+      </w:r>
+      <w:r>
+        <w:rPr>
           <w:b/>
           <w:lang w:val="ar_AE" w:bidi="ar_AE"/>
         </w:rPr>
@@ -13907,6 +15891,22 @@
       </w:r>
       <w:r>
         <w:rPr>
+          <w:lang w:val="ar_AE" w:bidi="ar_AE"/>
+        </w:rPr>
+        <w:t>פָּרָ֣שׁ מַעֲלֶ֗ה וְ⁠לַ֤הַב חֶ֨רֶב֙ וּ⁠בְרַ֣ק חֲנִ֔ית</w:t>
+      </w:r>
+    </w:p>
+    <w:p>
+      <w:pPr>
+        <w:bidi/>
+      </w:pPr>
+      <w:r>
+        <w:rPr>
+          <w:lang w:val="ar_AE" w:bidi="ar_AE"/>
+        </w:rPr>
+      </w:r>
+      <w:r>
+        <w:rPr>
           <w:b/>
           <w:lang w:val="ar_AE" w:bidi="ar_AE"/>
         </w:rPr>
@@ -14009,6 +16009,22 @@
       </w:r>
       <w:r>
         <w:rPr>
+          <w:lang w:val="ar_AE" w:bidi="ar_AE"/>
+        </w:rPr>
+        <w:t>וְ⁠אֵ֥ין קֵ֨צֶה֙ לַ⁠גְּוִיָּ֔ה</w:t>
+      </w:r>
+    </w:p>
+    <w:p>
+      <w:pPr>
+        <w:bidi/>
+      </w:pPr>
+      <w:r>
+        <w:rPr>
+          <w:lang w:val="ar_AE" w:bidi="ar_AE"/>
+        </w:rPr>
+      </w:r>
+      <w:r>
+        <w:rPr>
           <w:b/>
           <w:lang w:val="ar_AE" w:bidi="ar_AE"/>
         </w:rPr>
@@ -14111,6 +16127,22 @@
       </w:r>
       <w:r>
         <w:rPr>
+          <w:lang w:val="ar_AE" w:bidi="ar_AE"/>
+        </w:rPr>
+        <w:t>וְכָשְׁל֖וּ</w:t>
+      </w:r>
+    </w:p>
+    <w:p>
+      <w:pPr>
+        <w:bidi/>
+      </w:pPr>
+      <w:r>
+        <w:rPr>
+          <w:lang w:val="ar_AE" w:bidi="ar_AE"/>
+        </w:rPr>
+      </w:r>
+      <w:r>
+        <w:rPr>
           <w:b/>
           <w:lang w:val="ar_AE" w:bidi="ar_AE"/>
         </w:rPr>
@@ -14226,6 +16258,22 @@
       </w:r>
       <w:r>
         <w:rPr>
+          <w:lang w:val="ar_AE" w:bidi="ar_AE"/>
+        </w:rPr>
+        <w:t>בִּ⁠גְוִיָּתָֽ⁠ם</w:t>
+      </w:r>
+    </w:p>
+    <w:p>
+      <w:pPr>
+        <w:bidi/>
+      </w:pPr>
+      <w:r>
+        <w:rPr>
+          <w:lang w:val="ar_AE" w:bidi="ar_AE"/>
+        </w:rPr>
+      </w:r>
+      <w:r>
+        <w:rPr>
           <w:b/>
           <w:lang w:val="ar_AE" w:bidi="ar_AE"/>
         </w:rPr>
@@ -14354,6 +16402,22 @@
       </w:r>
       <w:r>
         <w:rPr>
+          <w:lang w:val="ar_AE" w:bidi="ar_AE"/>
+        </w:rPr>
+        <w:t>זְנוּנֵ֣י זוֹנָ֔ה</w:t>
+      </w:r>
+    </w:p>
+    <w:p>
+      <w:pPr>
+        <w:bidi/>
+      </w:pPr>
+      <w:r>
+        <w:rPr>
+          <w:lang w:val="ar_AE" w:bidi="ar_AE"/>
+        </w:rPr>
+      </w:r>
+      <w:r>
+        <w:rPr>
           <w:b/>
           <w:lang w:val="ar_AE" w:bidi="ar_AE"/>
         </w:rPr>
@@ -14467,6 +16531,22 @@
       </w:r>
       <w:r>
         <w:rPr>
+          <w:lang w:val="ar_AE" w:bidi="ar_AE"/>
+        </w:rPr>
+        <w:t>מֵ⁠רֹב֙</w:t>
+      </w:r>
+    </w:p>
+    <w:p>
+      <w:pPr>
+        <w:bidi/>
+      </w:pPr>
+      <w:r>
+        <w:rPr>
+          <w:lang w:val="ar_AE" w:bidi="ar_AE"/>
+        </w:rPr>
+      </w:r>
+      <w:r>
+        <w:rPr>
           <w:b/>
           <w:lang w:val="ar_AE" w:bidi="ar_AE"/>
         </w:rPr>
@@ -14580,6 +16660,22 @@
       </w:r>
       <w:r>
         <w:rPr>
+          <w:lang w:val="ar_AE" w:bidi="ar_AE"/>
+        </w:rPr>
+        <w:t>וּ⁠מִשְׁפָּח֖וֹת</w:t>
+      </w:r>
+    </w:p>
+    <w:p>
+      <w:pPr>
+        <w:bidi/>
+      </w:pPr>
+      <w:r>
+        <w:rPr>
+          <w:lang w:val="ar_AE" w:bidi="ar_AE"/>
+        </w:rPr>
+      </w:r>
+      <w:r>
+        <w:rPr>
           <w:b/>
           <w:lang w:val="ar_AE" w:bidi="ar_AE"/>
         </w:rPr>
@@ -14680,6 +16776,22 @@
         <w:rPr>
           <w:lang w:val="ar_AE" w:bidi="ar_AE"/>
         </w:rPr>
+      </w:r>
+    </w:p>
+    <w:p>
+      <w:pPr>
+        <w:bidi/>
+      </w:pPr>
+      <w:r>
+        <w:rPr>
+          <w:lang w:val="ar_AE" w:bidi="ar_AE"/>
+        </w:rPr>
+      </w:r>
+      <w:r>
+        <w:rPr>
+          <w:lang w:val="ar_AE" w:bidi="ar_AE"/>
+        </w:rPr>
+        <w:t>הִנְ⁠נִ֣י אֵלַ֗יִ⁠ךְ</w:t>
       </w:r>
     </w:p>
     <w:p>
@@ -14826,6 +16938,22 @@
       </w:r>
       <w:r>
         <w:rPr>
+          <w:lang w:val="ar_AE" w:bidi="ar_AE"/>
+        </w:rPr>
+        <w:t>אֵלַ֗יִ⁠ךְ</w:t>
+      </w:r>
+    </w:p>
+    <w:p>
+      <w:pPr>
+        <w:bidi/>
+      </w:pPr>
+      <w:r>
+        <w:rPr>
+          <w:lang w:val="ar_AE" w:bidi="ar_AE"/>
+        </w:rPr>
+      </w:r>
+      <w:r>
+        <w:rPr>
           <w:b/>
           <w:lang w:val="ar_AE" w:bidi="ar_AE"/>
         </w:rPr>
@@ -14954,6 +17082,22 @@
       </w:r>
       <w:r>
         <w:rPr>
+          <w:lang w:val="ar_AE" w:bidi="ar_AE"/>
+        </w:rPr>
+        <w:t>נְאֻם֙</w:t>
+      </w:r>
+    </w:p>
+    <w:p>
+      <w:pPr>
+        <w:bidi/>
+      </w:pPr>
+      <w:r>
+        <w:rPr>
+          <w:lang w:val="ar_AE" w:bidi="ar_AE"/>
+        </w:rPr>
+      </w:r>
+      <w:r>
+        <w:rPr>
           <w:b/>
           <w:lang w:val="ar_AE" w:bidi="ar_AE"/>
         </w:rPr>
@@ -15056,6 +17200,22 @@
       </w:r>
       <w:r>
         <w:rPr>
+          <w:lang w:val="ar_AE" w:bidi="ar_AE"/>
+        </w:rPr>
+        <w:t>וּ⁠מַמְלָכ֖וֹת קְלוֹנֵֽ⁠ךְ</w:t>
+      </w:r>
+    </w:p>
+    <w:p>
+      <w:pPr>
+        <w:bidi/>
+      </w:pPr>
+      <w:r>
+        <w:rPr>
+          <w:lang w:val="ar_AE" w:bidi="ar_AE"/>
+        </w:rPr>
+      </w:r>
+      <w:r>
+        <w:rPr>
           <w:b/>
           <w:lang w:val="ar_AE" w:bidi="ar_AE"/>
         </w:rPr>
@@ -15158,6 +17318,22 @@
       </w:r>
       <w:r>
         <w:rPr>
+          <w:lang w:val="ar_AE" w:bidi="ar_AE"/>
+        </w:rPr>
+        <w:t>קְלוֹנֵֽ⁠ךְ</w:t>
+      </w:r>
+    </w:p>
+    <w:p>
+      <w:pPr>
+        <w:bidi/>
+      </w:pPr>
+      <w:r>
+        <w:rPr>
+          <w:lang w:val="ar_AE" w:bidi="ar_AE"/>
+        </w:rPr>
+      </w:r>
+      <w:r>
+        <w:rPr>
           <w:b/>
           <w:lang w:val="ar_AE" w:bidi="ar_AE"/>
         </w:rPr>
@@ -15260,6 +17436,22 @@
         <w:rPr>
           <w:lang w:val="ar_AE" w:bidi="ar_AE"/>
         </w:rPr>
+      </w:r>
+    </w:p>
+    <w:p>
+      <w:pPr>
+        <w:bidi/>
+      </w:pPr>
+      <w:r>
+        <w:rPr>
+          <w:lang w:val="ar_AE" w:bidi="ar_AE"/>
+        </w:rPr>
+      </w:r>
+      <w:r>
+        <w:rPr>
+          <w:lang w:val="ar_AE" w:bidi="ar_AE"/>
+        </w:rPr>
+        <w:t>עָלַ֛יִ⁠ךְ</w:t>
       </w:r>
     </w:p>
     <w:p>
@@ -15406,6 +17598,22 @@
       </w:r>
       <w:r>
         <w:rPr>
+          <w:lang w:val="ar_AE" w:bidi="ar_AE"/>
+        </w:rPr>
+        <w:t>וְ⁠הִשְׁלַכְתִּ֥י עָלַ֛יִ⁠ךְ שִׁקֻּצִ֖ים</w:t>
+      </w:r>
+    </w:p>
+    <w:p>
+      <w:pPr>
+        <w:bidi/>
+      </w:pPr>
+      <w:r>
+        <w:rPr>
+          <w:lang w:val="ar_AE" w:bidi="ar_AE"/>
+        </w:rPr>
+      </w:r>
+      <w:r>
+        <w:rPr>
           <w:b/>
           <w:lang w:val="ar_AE" w:bidi="ar_AE"/>
         </w:rPr>
@@ -15521,6 +17729,22 @@
       </w:r>
       <w:r>
         <w:rPr>
+          <w:lang w:val="ar_AE" w:bidi="ar_AE"/>
+        </w:rPr>
+        <w:t>שָׁדְּדָ֣ה נִֽינְוֵ֔ה</w:t>
+      </w:r>
+    </w:p>
+    <w:p>
+      <w:pPr>
+        <w:bidi/>
+      </w:pPr>
+      <w:r>
+        <w:rPr>
+          <w:lang w:val="ar_AE" w:bidi="ar_AE"/>
+        </w:rPr>
+      </w:r>
+      <w:r>
+        <w:rPr>
           <w:b/>
           <w:lang w:val="ar_AE" w:bidi="ar_AE"/>
         </w:rPr>
@@ -15636,6 +17860,22 @@
       </w:r>
       <w:r>
         <w:rPr>
+          <w:lang w:val="ar_AE" w:bidi="ar_AE"/>
+        </w:rPr>
+        <w:t>שָׁדְּדָ֣ה נִֽינְוֵ֔ה</w:t>
+      </w:r>
+    </w:p>
+    <w:p>
+      <w:pPr>
+        <w:bidi/>
+      </w:pPr>
+      <w:r>
+        <w:rPr>
+          <w:lang w:val="ar_AE" w:bidi="ar_AE"/>
+        </w:rPr>
+      </w:r>
+      <w:r>
+        <w:rPr>
           <w:b/>
           <w:lang w:val="ar_AE" w:bidi="ar_AE"/>
         </w:rPr>
@@ -15738,6 +17978,22 @@
       </w:r>
       <w:r>
         <w:rPr>
+          <w:lang w:val="ar_AE" w:bidi="ar_AE"/>
+        </w:rPr>
+        <w:t>מִ֖י יָנ֣וּד לָ֑⁠הּ</w:t>
+      </w:r>
+    </w:p>
+    <w:p>
+      <w:pPr>
+        <w:bidi/>
+      </w:pPr>
+      <w:r>
+        <w:rPr>
+          <w:lang w:val="ar_AE" w:bidi="ar_AE"/>
+        </w:rPr>
+      </w:r>
+      <w:r>
+        <w:rPr>
           <w:b/>
           <w:lang w:val="ar_AE" w:bidi="ar_AE"/>
         </w:rPr>
@@ -15840,6 +18096,22 @@
       </w:r>
       <w:r>
         <w:rPr>
+          <w:lang w:val="ar_AE" w:bidi="ar_AE"/>
+        </w:rPr>
+        <w:t>מֵ⁠אַ֛יִן אֲבַקֵּ֥שׁ מְנַחֲמִ֖ים לָֽ⁠ךְ</w:t>
+      </w:r>
+    </w:p>
+    <w:p>
+      <w:pPr>
+        <w:bidi/>
+      </w:pPr>
+      <w:r>
+        <w:rPr>
+          <w:lang w:val="ar_AE" w:bidi="ar_AE"/>
+        </w:rPr>
+      </w:r>
+      <w:r>
+        <w:rPr>
           <w:b/>
           <w:lang w:val="ar_AE" w:bidi="ar_AE"/>
         </w:rPr>
@@ -15942,6 +18214,22 @@
       </w:r>
       <w:r>
         <w:rPr>
+          <w:lang w:val="ar_AE" w:bidi="ar_AE"/>
+        </w:rPr>
+        <w:t>הֲ⁠תֵֽיטְבִי֙ מִ⁠נֹּ֣א אָמ֔וֹן הַ⁠יֹּֽשְׁבָה֙ בַּ⁠יְאֹרִ֔ים מַ֖יִם סָבִ֣יב לָ֑⁠הּ אֲשֶׁר־חֵ֣יל יָ֔ם מִ⁠יָּ֖ם חוֹמָתָֽ⁠הּ</w:t>
+      </w:r>
+    </w:p>
+    <w:p>
+      <w:pPr>
+        <w:bidi/>
+      </w:pPr>
+      <w:r>
+        <w:rPr>
+          <w:lang w:val="ar_AE" w:bidi="ar_AE"/>
+        </w:rPr>
+      </w:r>
+      <w:r>
+        <w:rPr>
           <w:b/>
           <w:lang w:val="ar_AE" w:bidi="ar_AE"/>
         </w:rPr>
@@ -16044,6 +18332,22 @@
       </w:r>
       <w:r>
         <w:rPr>
+          <w:lang w:val="ar_AE" w:bidi="ar_AE"/>
+        </w:rPr>
+        <w:t>מִ⁠נֹּ֣א אָמ֔וֹן</w:t>
+      </w:r>
+    </w:p>
+    <w:p>
+      <w:pPr>
+        <w:bidi/>
+      </w:pPr>
+      <w:r>
+        <w:rPr>
+          <w:lang w:val="ar_AE" w:bidi="ar_AE"/>
+        </w:rPr>
+      </w:r>
+      <w:r>
+        <w:rPr>
           <w:b/>
           <w:lang w:val="ar_AE" w:bidi="ar_AE"/>
         </w:rPr>
@@ -16153,6 +18457,22 @@
       </w:r>
       <w:r>
         <w:rPr>
+          <w:lang w:val="ar_AE" w:bidi="ar_AE"/>
+        </w:rPr>
+        <w:t>אֲשֶׁר־חֵ֣יל יָ֔ם מִ⁠יָּ֖ם חוֹמָתָֽ⁠הּ</w:t>
+      </w:r>
+    </w:p>
+    <w:p>
+      <w:pPr>
+        <w:bidi/>
+      </w:pPr>
+      <w:r>
+        <w:rPr>
+          <w:lang w:val="ar_AE" w:bidi="ar_AE"/>
+        </w:rPr>
+      </w:r>
+      <w:r>
+        <w:rPr>
           <w:b/>
           <w:lang w:val="ar_AE" w:bidi="ar_AE"/>
         </w:rPr>
@@ -16268,6 +18588,22 @@
       </w:r>
       <w:r>
         <w:rPr>
+          <w:lang w:val="ar_AE" w:bidi="ar_AE"/>
+        </w:rPr>
+        <w:t>מִ⁠יָּ֖ם חוֹמָתָֽ⁠הּ</w:t>
+      </w:r>
+    </w:p>
+    <w:p>
+      <w:pPr>
+        <w:bidi/>
+      </w:pPr>
+      <w:r>
+        <w:rPr>
+          <w:lang w:val="ar_AE" w:bidi="ar_AE"/>
+        </w:rPr>
+      </w:r>
+      <w:r>
+        <w:rPr>
           <w:b/>
           <w:lang w:val="ar_AE" w:bidi="ar_AE"/>
         </w:rPr>
@@ -16396,6 +18732,22 @@
       </w:r>
       <w:r>
         <w:rPr>
+          <w:lang w:val="ar_AE" w:bidi="ar_AE"/>
+        </w:rPr>
+        <w:t>מִ⁠יָּ֖ם חוֹמָתָֽ⁠הּ</w:t>
+      </w:r>
+    </w:p>
+    <w:p>
+      <w:pPr>
+        <w:bidi/>
+      </w:pPr>
+      <w:r>
+        <w:rPr>
+          <w:lang w:val="ar_AE" w:bidi="ar_AE"/>
+        </w:rPr>
+      </w:r>
+      <w:r>
+        <w:rPr>
           <w:b/>
           <w:lang w:val="ar_AE" w:bidi="ar_AE"/>
         </w:rPr>
@@ -16498,6 +18850,22 @@
       </w:r>
       <w:r>
         <w:rPr>
+          <w:lang w:val="ar_AE" w:bidi="ar_AE"/>
+        </w:rPr>
+        <w:t>עָצְמָ֛⁠ה</w:t>
+      </w:r>
+    </w:p>
+    <w:p>
+      <w:pPr>
+        <w:bidi/>
+      </w:pPr>
+      <w:r>
+        <w:rPr>
+          <w:lang w:val="ar_AE" w:bidi="ar_AE"/>
+        </w:rPr>
+      </w:r>
+      <w:r>
+        <w:rPr>
           <w:b/>
           <w:lang w:val="ar_AE" w:bidi="ar_AE"/>
         </w:rPr>
@@ -16613,6 +18981,22 @@
       </w:r>
       <w:r>
         <w:rPr>
+          <w:lang w:val="ar_AE" w:bidi="ar_AE"/>
+        </w:rPr>
+        <w:t>וְ⁠אֵ֣ין קֵ֑צֶה</w:t>
+      </w:r>
+    </w:p>
+    <w:p>
+      <w:pPr>
+        <w:bidi/>
+      </w:pPr>
+      <w:r>
+        <w:rPr>
+          <w:lang w:val="ar_AE" w:bidi="ar_AE"/>
+        </w:rPr>
+      </w:r>
+      <w:r>
+        <w:rPr>
           <w:b/>
           <w:lang w:val="ar_AE" w:bidi="ar_AE"/>
         </w:rPr>
@@ -16715,6 +19099,22 @@
       </w:r>
       <w:r>
         <w:rPr>
+          <w:lang w:val="ar_AE" w:bidi="ar_AE"/>
+        </w:rPr>
+        <w:t>וְ⁠אֵ֣ין קֵ֑צֶה</w:t>
+      </w:r>
+    </w:p>
+    <w:p>
+      <w:pPr>
+        <w:bidi/>
+      </w:pPr>
+      <w:r>
+        <w:rPr>
+          <w:lang w:val="ar_AE" w:bidi="ar_AE"/>
+        </w:rPr>
+      </w:r>
+      <w:r>
+        <w:rPr>
           <w:b/>
           <w:lang w:val="ar_AE" w:bidi="ar_AE"/>
         </w:rPr>
@@ -16821,6 +19221,22 @@
       </w:r>
       <w:r>
         <w:rPr>
+          <w:lang w:val="ar_AE" w:bidi="ar_AE"/>
+        </w:rPr>
+        <w:t>פּ֣וּט</w:t>
+      </w:r>
+    </w:p>
+    <w:p>
+      <w:pPr>
+        <w:bidi/>
+      </w:pPr>
+      <w:r>
+        <w:rPr>
+          <w:lang w:val="ar_AE" w:bidi="ar_AE"/>
+        </w:rPr>
+      </w:r>
+      <w:r>
+        <w:rPr>
           <w:b/>
           <w:lang w:val="ar_AE" w:bidi="ar_AE"/>
         </w:rPr>
@@ -16940,6 +19356,22 @@
       </w:r>
       <w:r>
         <w:rPr>
+          <w:lang w:val="ar_AE" w:bidi="ar_AE"/>
+        </w:rPr>
+        <w:t>וְ⁠לוּבִ֔ים</w:t>
+      </w:r>
+    </w:p>
+    <w:p>
+      <w:pPr>
+        <w:bidi/>
+      </w:pPr>
+      <w:r>
+        <w:rPr>
+          <w:lang w:val="ar_AE" w:bidi="ar_AE"/>
+        </w:rPr>
+      </w:r>
+      <w:r>
+        <w:rPr>
           <w:b/>
           <w:lang w:val="ar_AE" w:bidi="ar_AE"/>
         </w:rPr>
@@ -17059,6 +19491,22 @@
       </w:r>
       <w:r>
         <w:rPr>
+          <w:lang w:val="ar_AE" w:bidi="ar_AE"/>
+        </w:rPr>
+        <w:t>בְּ⁠עֶזְרָתֵֽ⁠ךְ</w:t>
+      </w:r>
+    </w:p>
+    <w:p>
+      <w:pPr>
+        <w:bidi/>
+      </w:pPr>
+      <w:r>
+        <w:rPr>
+          <w:lang w:val="ar_AE" w:bidi="ar_AE"/>
+        </w:rPr>
+      </w:r>
+      <w:r>
+        <w:rPr>
           <w:b/>
           <w:lang w:val="ar_AE" w:bidi="ar_AE"/>
         </w:rPr>
@@ -17190,6 +19638,22 @@
       </w:r>
       <w:r>
         <w:rPr>
+          <w:lang w:val="ar_AE" w:bidi="ar_AE"/>
+        </w:rPr>
+        <w:t>הִ֗יא לַ⁠גֹּלָה֙</w:t>
+      </w:r>
+    </w:p>
+    <w:p>
+      <w:pPr>
+        <w:bidi/>
+      </w:pPr>
+      <w:r>
+        <w:rPr>
+          <w:lang w:val="ar_AE" w:bidi="ar_AE"/>
+        </w:rPr>
+      </w:r>
+      <w:r>
+        <w:rPr>
           <w:b/>
           <w:lang w:val="ar_AE" w:bidi="ar_AE"/>
         </w:rPr>
@@ -17321,6 +19785,22 @@
       </w:r>
       <w:r>
         <w:rPr>
+          <w:lang w:val="ar_AE" w:bidi="ar_AE"/>
+        </w:rPr>
+        <w:t>גְּדוֹלֶ֖י⁠הָ</w:t>
+      </w:r>
+    </w:p>
+    <w:p>
+      <w:pPr>
+        <w:bidi/>
+      </w:pPr>
+      <w:r>
+        <w:rPr>
+          <w:lang w:val="ar_AE" w:bidi="ar_AE"/>
+        </w:rPr>
+      </w:r>
+      <w:r>
+        <w:rPr>
           <w:b/>
           <w:lang w:val="ar_AE" w:bidi="ar_AE"/>
         </w:rPr>
@@ -17440,6 +19920,22 @@
       </w:r>
       <w:r>
         <w:rPr>
+          <w:lang w:val="ar_AE" w:bidi="ar_AE"/>
+        </w:rPr>
+        <w:t>עֹלָלֶ֛י⁠הָ יְרֻטְּשׁ֖וּ</w:t>
+      </w:r>
+    </w:p>
+    <w:p>
+      <w:pPr>
+        <w:bidi/>
+      </w:pPr>
+      <w:r>
+        <w:rPr>
+          <w:lang w:val="ar_AE" w:bidi="ar_AE"/>
+        </w:rPr>
+      </w:r>
+      <w:r>
+        <w:rPr>
           <w:b/>
           <w:lang w:val="ar_AE" w:bidi="ar_AE"/>
         </w:rPr>
@@ -17539,6 +20035,22 @@
       </w:r>
       <w:r>
         <w:rPr>
+          <w:lang w:val="ar_AE" w:bidi="ar_AE"/>
+        </w:rPr>
+        <w:t>בְּ⁠רֹ֣אשׁ כָּל־חוּצ֑וֹת</w:t>
+      </w:r>
+    </w:p>
+    <w:p>
+      <w:pPr>
+        <w:bidi/>
+      </w:pPr>
+      <w:r>
+        <w:rPr>
+          <w:lang w:val="ar_AE" w:bidi="ar_AE"/>
+        </w:rPr>
+      </w:r>
+      <w:r>
+        <w:rPr>
           <w:b/>
           <w:lang w:val="ar_AE" w:bidi="ar_AE"/>
         </w:rPr>
@@ -17651,6 +20163,22 @@
       </w:r>
       <w:r>
         <w:rPr>
+          <w:lang w:val="ar_AE" w:bidi="ar_AE"/>
+        </w:rPr>
+        <w:t>יַדּ֣וּ</w:t>
+      </w:r>
+    </w:p>
+    <w:p>
+      <w:pPr>
+        <w:bidi/>
+      </w:pPr>
+      <w:r>
+        <w:rPr>
+          <w:lang w:val="ar_AE" w:bidi="ar_AE"/>
+        </w:rPr>
+      </w:r>
+      <w:r>
+        <w:rPr>
           <w:b/>
           <w:lang w:val="ar_AE" w:bidi="ar_AE"/>
         </w:rPr>
@@ -17781,6 +20309,22 @@
       </w:r>
       <w:r>
         <w:rPr>
+          <w:lang w:val="ar_AE" w:bidi="ar_AE"/>
+        </w:rPr>
+        <w:t>וְ⁠כָל־גְּדוֹלֶ֖י⁠הָ רֻתְּק֥וּ</w:t>
+      </w:r>
+    </w:p>
+    <w:p>
+      <w:pPr>
+        <w:bidi/>
+      </w:pPr>
+      <w:r>
+        <w:rPr>
+          <w:lang w:val="ar_AE" w:bidi="ar_AE"/>
+        </w:rPr>
+      </w:r>
+      <w:r>
+        <w:rPr>
           <w:b/>
           <w:lang w:val="ar_AE" w:bidi="ar_AE"/>
         </w:rPr>
@@ -17887,6 +20431,22 @@
       </w:r>
       <w:r>
         <w:rPr>
+          <w:lang w:val="ar_AE" w:bidi="ar_AE"/>
+        </w:rPr>
+        <w:t>אַ֣תְּ</w:t>
+      </w:r>
+    </w:p>
+    <w:p>
+      <w:pPr>
+        <w:bidi/>
+      </w:pPr>
+      <w:r>
+        <w:rPr>
+          <w:lang w:val="ar_AE" w:bidi="ar_AE"/>
+        </w:rPr>
+      </w:r>
+      <w:r>
+        <w:rPr>
           <w:b/>
           <w:lang w:val="ar_AE" w:bidi="ar_AE"/>
         </w:rPr>
@@ -18006,6 +20566,22 @@
       </w:r>
       <w:r>
         <w:rPr>
+          <w:lang w:val="ar_AE" w:bidi="ar_AE"/>
+        </w:rPr>
+        <w:t>תִּשְׁכְּרִ֔י</w:t>
+      </w:r>
+    </w:p>
+    <w:p>
+      <w:pPr>
+        <w:bidi/>
+      </w:pPr>
+      <w:r>
+        <w:rPr>
+          <w:lang w:val="ar_AE" w:bidi="ar_AE"/>
+        </w:rPr>
+      </w:r>
+      <w:r>
+        <w:rPr>
           <w:b/>
           <w:lang w:val="ar_AE" w:bidi="ar_AE"/>
         </w:rPr>
@@ -18112,6 +20688,22 @@
       </w:r>
       <w:r>
         <w:rPr>
+          <w:lang w:val="ar_AE" w:bidi="ar_AE"/>
+        </w:rPr>
+        <w:t>תְּהִ֖י נַֽעֲלָמָ֑ה</w:t>
+      </w:r>
+    </w:p>
+    <w:p>
+      <w:pPr>
+        <w:bidi/>
+      </w:pPr>
+      <w:r>
+        <w:rPr>
+          <w:lang w:val="ar_AE" w:bidi="ar_AE"/>
+        </w:rPr>
+      </w:r>
+      <w:r>
+        <w:rPr>
           <w:b/>
           <w:lang w:val="ar_AE" w:bidi="ar_AE"/>
         </w:rPr>
@@ -18218,6 +20810,22 @@
       </w:r>
       <w:r>
         <w:rPr>
+          <w:lang w:val="ar_AE" w:bidi="ar_AE"/>
+        </w:rPr>
+        <w:t>כָּ֨ל־מִבְצָרַ֔יִ⁠ךְ תְּאֵנִ֖ים עִם־בִּכּוּרִ֑ים</w:t>
+      </w:r>
+    </w:p>
+    <w:p>
+      <w:pPr>
+        <w:bidi/>
+      </w:pPr>
+      <w:r>
+        <w:rPr>
+          <w:lang w:val="ar_AE" w:bidi="ar_AE"/>
+        </w:rPr>
+      </w:r>
+      <w:r>
+        <w:rPr>
           <w:b/>
           <w:lang w:val="ar_AE" w:bidi="ar_AE"/>
         </w:rPr>
@@ -18363,6 +20971,22 @@
       </w:r>
       <w:r>
         <w:rPr>
+          <w:lang w:val="ar_AE" w:bidi="ar_AE"/>
+        </w:rPr>
+        <w:t>הִנֵּ֨ה</w:t>
+      </w:r>
+    </w:p>
+    <w:p>
+      <w:pPr>
+        <w:bidi/>
+      </w:pPr>
+      <w:r>
+        <w:rPr>
+          <w:lang w:val="ar_AE" w:bidi="ar_AE"/>
+        </w:rPr>
+      </w:r>
+      <w:r>
+        <w:rPr>
           <w:b/>
           <w:lang w:val="ar_AE" w:bidi="ar_AE"/>
         </w:rPr>
@@ -18469,6 +21093,22 @@
       </w:r>
       <w:r>
         <w:rPr>
+          <w:lang w:val="ar_AE" w:bidi="ar_AE"/>
+        </w:rPr>
+        <w:t>עַמֵּ֤⁠ךְ</w:t>
+      </w:r>
+    </w:p>
+    <w:p>
+      <w:pPr>
+        <w:bidi/>
+      </w:pPr>
+      <w:r>
+        <w:rPr>
+          <w:lang w:val="ar_AE" w:bidi="ar_AE"/>
+        </w:rPr>
+      </w:r>
+      <w:r>
+        <w:rPr>
           <w:b/>
           <w:lang w:val="ar_AE" w:bidi="ar_AE"/>
         </w:rPr>
@@ -18588,6 +21228,22 @@
       </w:r>
       <w:r>
         <w:rPr>
+          <w:lang w:val="ar_AE" w:bidi="ar_AE"/>
+        </w:rPr>
+        <w:t>נָשִׁים֙</w:t>
+      </w:r>
+    </w:p>
+    <w:p>
+      <w:pPr>
+        <w:bidi/>
+      </w:pPr>
+      <w:r>
+        <w:rPr>
+          <w:lang w:val="ar_AE" w:bidi="ar_AE"/>
+        </w:rPr>
+      </w:r>
+      <w:r>
+        <w:rPr>
           <w:b/>
           <w:lang w:val="ar_AE" w:bidi="ar_AE"/>
         </w:rPr>
@@ -18720,6 +21376,22 @@
       </w:r>
       <w:r>
         <w:rPr>
+          <w:lang w:val="ar_AE" w:bidi="ar_AE"/>
+        </w:rPr>
+        <w:t>פָּת֥וֹחַ נִפְתְּח֖וּ</w:t>
+      </w:r>
+    </w:p>
+    <w:p>
+      <w:pPr>
+        <w:bidi/>
+      </w:pPr>
+      <w:r>
+        <w:rPr>
+          <w:lang w:val="ar_AE" w:bidi="ar_AE"/>
+        </w:rPr>
+      </w:r>
+      <w:r>
+        <w:rPr>
           <w:b/>
           <w:lang w:val="ar_AE" w:bidi="ar_AE"/>
         </w:rPr>
@@ -18839,6 +21511,22 @@
       </w:r>
       <w:r>
         <w:rPr>
+          <w:lang w:val="ar_AE" w:bidi="ar_AE"/>
+        </w:rPr>
+        <w:t>נִפְתְּח֖וּ &amp; אָכְלָ֥ה</w:t>
+      </w:r>
+    </w:p>
+    <w:p>
+      <w:pPr>
+        <w:bidi/>
+      </w:pPr>
+      <w:r>
+        <w:rPr>
+          <w:lang w:val="ar_AE" w:bidi="ar_AE"/>
+        </w:rPr>
+      </w:r>
+      <w:r>
+        <w:rPr>
           <w:b/>
           <w:lang w:val="ar_AE" w:bidi="ar_AE"/>
         </w:rPr>
@@ -18959,6 +21647,22 @@
       </w:r>
       <w:r>
         <w:rPr>
+          <w:lang w:val="ar_AE" w:bidi="ar_AE"/>
+        </w:rPr>
+        <w:t>בְּרִיחָֽיִ⁠ך</w:t>
+      </w:r>
+    </w:p>
+    <w:p>
+      <w:pPr>
+        <w:bidi/>
+      </w:pPr>
+      <w:r>
+        <w:rPr>
+          <w:lang w:val="ar_AE" w:bidi="ar_AE"/>
+        </w:rPr>
+      </w:r>
+      <w:r>
+        <w:rPr>
           <w:b/>
           <w:lang w:val="ar_AE" w:bidi="ar_AE"/>
         </w:rPr>
@@ -19078,6 +21782,22 @@
       </w:r>
       <w:r>
         <w:rPr>
+          <w:lang w:val="ar_AE" w:bidi="ar_AE"/>
+        </w:rPr>
+        <w:t>מֵ֤י מָצוֹר֙ שַֽׁאֲבִי־לָ֔⁠ךְ</w:t>
+      </w:r>
+    </w:p>
+    <w:p>
+      <w:pPr>
+        <w:bidi/>
+      </w:pPr>
+      <w:r>
+        <w:rPr>
+          <w:lang w:val="ar_AE" w:bidi="ar_AE"/>
+        </w:rPr>
+      </w:r>
+      <w:r>
+        <w:rPr>
           <w:b/>
           <w:lang w:val="ar_AE" w:bidi="ar_AE"/>
         </w:rPr>
@@ -19197,6 +21917,22 @@
       </w:r>
       <w:r>
         <w:rPr>
+          <w:lang w:val="ar_AE" w:bidi="ar_AE"/>
+        </w:rPr>
+        <w:t>לָ֔⁠ךְ</w:t>
+      </w:r>
+    </w:p>
+    <w:p>
+      <w:pPr>
+        <w:bidi/>
+      </w:pPr>
+      <w:r>
+        <w:rPr>
+          <w:lang w:val="ar_AE" w:bidi="ar_AE"/>
+        </w:rPr>
+      </w:r>
+      <w:r>
+        <w:rPr>
           <w:b/>
           <w:lang w:val="ar_AE" w:bidi="ar_AE"/>
         </w:rPr>
@@ -19316,6 +22052,22 @@
       </w:r>
       <w:r>
         <w:rPr>
+          <w:lang w:val="ar_AE" w:bidi="ar_AE"/>
+        </w:rPr>
+        <w:t>מַלְבֵּֽן</w:t>
+      </w:r>
+    </w:p>
+    <w:p>
+      <w:pPr>
+        <w:bidi/>
+      </w:pPr>
+      <w:r>
+        <w:rPr>
+          <w:lang w:val="ar_AE" w:bidi="ar_AE"/>
+        </w:rPr>
+      </w:r>
+      <w:r>
+        <w:rPr>
           <w:b/>
           <w:lang w:val="ar_AE" w:bidi="ar_AE"/>
         </w:rPr>
@@ -19435,6 +22187,22 @@
       </w:r>
       <w:r>
         <w:rPr>
+          <w:lang w:val="ar_AE" w:bidi="ar_AE"/>
+        </w:rPr>
+        <w:t>שָׁ֚ם תֹּאכְלֵ֣⁠ךְ אֵ֔שׁ</w:t>
+      </w:r>
+    </w:p>
+    <w:p>
+      <w:pPr>
+        <w:bidi/>
+      </w:pPr>
+      <w:r>
+        <w:rPr>
+          <w:lang w:val="ar_AE" w:bidi="ar_AE"/>
+        </w:rPr>
+      </w:r>
+      <w:r>
+        <w:rPr>
           <w:b/>
           <w:lang w:val="ar_AE" w:bidi="ar_AE"/>
         </w:rPr>
@@ -19554,6 +22322,22 @@
       </w:r>
       <w:r>
         <w:rPr>
+          <w:lang w:val="ar_AE" w:bidi="ar_AE"/>
+        </w:rPr>
+        <w:t>תַּכְרִיתֵ֣⁠ךְ</w:t>
+      </w:r>
+    </w:p>
+    <w:p>
+      <w:pPr>
+        <w:bidi/>
+      </w:pPr>
+      <w:r>
+        <w:rPr>
+          <w:lang w:val="ar_AE" w:bidi="ar_AE"/>
+        </w:rPr>
+      </w:r>
+      <w:r>
+        <w:rPr>
           <w:b/>
           <w:lang w:val="ar_AE" w:bidi="ar_AE"/>
         </w:rPr>
@@ -19673,6 +22457,22 @@
       </w:r>
       <w:r>
         <w:rPr>
+          <w:lang w:val="ar_AE" w:bidi="ar_AE"/>
+        </w:rPr>
+        <w:t>כַּ⁠יָּ֑לֶק</w:t>
+      </w:r>
+    </w:p>
+    <w:p>
+      <w:pPr>
+        <w:bidi/>
+      </w:pPr>
+      <w:r>
+        <w:rPr>
+          <w:lang w:val="ar_AE" w:bidi="ar_AE"/>
+        </w:rPr>
+      </w:r>
+      <w:r>
+        <w:rPr>
           <w:b/>
           <w:lang w:val="ar_AE" w:bidi="ar_AE"/>
         </w:rPr>
@@ -19779,6 +22579,22 @@
       </w:r>
       <w:r>
         <w:rPr>
+          <w:lang w:val="ar_AE" w:bidi="ar_AE"/>
+        </w:rPr>
+        <w:t>כַּ⁠יֶּ֔לֶק</w:t>
+      </w:r>
+    </w:p>
+    <w:p>
+      <w:pPr>
+        <w:bidi/>
+      </w:pPr>
+      <w:r>
+        <w:rPr>
+          <w:lang w:val="ar_AE" w:bidi="ar_AE"/>
+        </w:rPr>
+      </w:r>
+      <w:r>
+        <w:rPr>
           <w:b/>
           <w:lang w:val="ar_AE" w:bidi="ar_AE"/>
         </w:rPr>
@@ -19885,6 +22701,22 @@
       </w:r>
       <w:r>
         <w:rPr>
+          <w:lang w:val="ar_AE" w:bidi="ar_AE"/>
+        </w:rPr>
+        <w:t>כָּ⁠אַרְבֶּֽה</w:t>
+      </w:r>
+    </w:p>
+    <w:p>
+      <w:pPr>
+        <w:bidi/>
+      </w:pPr>
+      <w:r>
+        <w:rPr>
+          <w:lang w:val="ar_AE" w:bidi="ar_AE"/>
+        </w:rPr>
+      </w:r>
+      <w:r>
+        <w:rPr>
           <w:b/>
           <w:lang w:val="ar_AE" w:bidi="ar_AE"/>
         </w:rPr>
@@ -19991,6 +22823,22 @@
       </w:r>
       <w:r>
         <w:rPr>
+          <w:lang w:val="ar_AE" w:bidi="ar_AE"/>
+        </w:rPr>
+        <w:t>הִרְבֵּית֙</w:t>
+      </w:r>
+    </w:p>
+    <w:p>
+      <w:pPr>
+        <w:bidi/>
+      </w:pPr>
+      <w:r>
+        <w:rPr>
+          <w:lang w:val="ar_AE" w:bidi="ar_AE"/>
+        </w:rPr>
+      </w:r>
+      <w:r>
+        <w:rPr>
           <w:b/>
           <w:lang w:val="ar_AE" w:bidi="ar_AE"/>
         </w:rPr>
@@ -20097,6 +22945,22 @@
       </w:r>
       <w:r>
         <w:rPr>
+          <w:lang w:val="ar_AE" w:bidi="ar_AE"/>
+        </w:rPr>
+        <w:t>מִ⁠כּוֹכְבֵ֖י הַ⁠שָּׁמָ֑יִם</w:t>
+      </w:r>
+    </w:p>
+    <w:p>
+      <w:pPr>
+        <w:bidi/>
+      </w:pPr>
+      <w:r>
+        <w:rPr>
+          <w:lang w:val="ar_AE" w:bidi="ar_AE"/>
+        </w:rPr>
+      </w:r>
+      <w:r>
+        <w:rPr>
           <w:b/>
           <w:lang w:val="ar_AE" w:bidi="ar_AE"/>
         </w:rPr>
@@ -20203,6 +23067,22 @@
       </w:r>
       <w:r>
         <w:rPr>
+          <w:lang w:val="ar_AE" w:bidi="ar_AE"/>
+        </w:rPr>
+        <w:t>יֶ֥לֶק פָּשַׁ֖ט וַ⁠יָּעֹֽף</w:t>
+      </w:r>
+    </w:p>
+    <w:p>
+      <w:pPr>
+        <w:bidi/>
+      </w:pPr>
+      <w:r>
+        <w:rPr>
+          <w:lang w:val="ar_AE" w:bidi="ar_AE"/>
+        </w:rPr>
+      </w:r>
+      <w:r>
+        <w:rPr>
           <w:b/>
           <w:lang w:val="ar_AE" w:bidi="ar_AE"/>
         </w:rPr>
@@ -20309,6 +23189,22 @@
       </w:r>
       <w:r>
         <w:rPr>
+          <w:lang w:val="ar_AE" w:bidi="ar_AE"/>
+        </w:rPr>
+        <w:t>פָּשַׁ֖ט</w:t>
+      </w:r>
+    </w:p>
+    <w:p>
+      <w:pPr>
+        <w:bidi/>
+      </w:pPr>
+      <w:r>
+        <w:rPr>
+          <w:lang w:val="ar_AE" w:bidi="ar_AE"/>
+        </w:rPr>
+      </w:r>
+      <w:r>
+        <w:rPr>
           <w:b/>
           <w:lang w:val="ar_AE" w:bidi="ar_AE"/>
         </w:rPr>
@@ -20428,6 +23324,22 @@
       </w:r>
       <w:r>
         <w:rPr>
+          <w:lang w:val="ar_AE" w:bidi="ar_AE"/>
+        </w:rPr>
+        <w:t>מִנְּזָרַ֨יִ⁠ךְ֙ כָּֽ⁠אַרְבֶּ֔ה וְ⁠טַפְסְרַ֖יִ⁠ךְ כְּ⁠ג֣וֹב גֹּבָ֑י</w:t>
+      </w:r>
+    </w:p>
+    <w:p>
+      <w:pPr>
+        <w:bidi/>
+      </w:pPr>
+      <w:r>
+        <w:rPr>
+          <w:lang w:val="ar_AE" w:bidi="ar_AE"/>
+        </w:rPr>
+      </w:r>
+      <w:r>
+        <w:rPr>
           <w:b/>
           <w:lang w:val="ar_AE" w:bidi="ar_AE"/>
         </w:rPr>
@@ -20534,6 +23446,22 @@
       </w:r>
       <w:r>
         <w:rPr>
+          <w:lang w:val="ar_AE" w:bidi="ar_AE"/>
+        </w:rPr>
+        <w:t>מִנְּזָרַ֨יִ⁠ךְ֙ כָּֽ⁠אַרְבֶּ֔ה וְ⁠טַפְסְרַ֖יִ⁠ךְ כְּ⁠ג֣וֹב גֹּבָ֑י</w:t>
+      </w:r>
+    </w:p>
+    <w:p>
+      <w:pPr>
+        <w:bidi/>
+      </w:pPr>
+      <w:r>
+        <w:rPr>
+          <w:lang w:val="ar_AE" w:bidi="ar_AE"/>
+        </w:rPr>
+      </w:r>
+      <w:r>
+        <w:rPr>
           <w:b/>
           <w:lang w:val="ar_AE" w:bidi="ar_AE"/>
         </w:rPr>
@@ -20640,6 +23568,22 @@
       </w:r>
       <w:r>
         <w:rPr>
+          <w:lang w:val="ar_AE" w:bidi="ar_AE"/>
+        </w:rPr>
+        <w:t>וְ⁠טַפְסְרַ֖יִ⁠ךְ כְּ⁠ג֣וֹב גֹּבָ֑י</w:t>
+      </w:r>
+    </w:p>
+    <w:p>
+      <w:pPr>
+        <w:bidi/>
+      </w:pPr>
+      <w:r>
+        <w:rPr>
+          <w:lang w:val="ar_AE" w:bidi="ar_AE"/>
+        </w:rPr>
+      </w:r>
+      <w:r>
+        <w:rPr>
           <w:b/>
           <w:lang w:val="ar_AE" w:bidi="ar_AE"/>
         </w:rPr>
@@ -20746,6 +23690,22 @@
       </w:r>
       <w:r>
         <w:rPr>
+          <w:lang w:val="ar_AE" w:bidi="ar_AE"/>
+        </w:rPr>
+        <w:t>וְ⁠נוֹדַ֔ד &amp; מְקוֹמ֖⁠וֹ</w:t>
+      </w:r>
+    </w:p>
+    <w:p>
+      <w:pPr>
+        <w:bidi/>
+      </w:pPr>
+      <w:r>
+        <w:rPr>
+          <w:lang w:val="ar_AE" w:bidi="ar_AE"/>
+        </w:rPr>
+      </w:r>
+      <w:r>
+        <w:rPr>
           <w:b/>
           <w:lang w:val="ar_AE" w:bidi="ar_AE"/>
         </w:rPr>
@@ -20866,6 +23826,22 @@
       </w:r>
       <w:r>
         <w:rPr>
+          <w:lang w:val="ar_AE" w:bidi="ar_AE"/>
+        </w:rPr>
+        <w:t>נָמ֤וּ רֹעֶ֨י⁠ךָ֙ מֶ֣לֶךְ אַשּׁ֔וּר</w:t>
+      </w:r>
+    </w:p>
+    <w:p>
+      <w:pPr>
+        <w:bidi/>
+      </w:pPr>
+      <w:r>
+        <w:rPr>
+          <w:lang w:val="ar_AE" w:bidi="ar_AE"/>
+        </w:rPr>
+      </w:r>
+      <w:r>
+        <w:rPr>
           <w:b/>
           <w:lang w:val="ar_AE" w:bidi="ar_AE"/>
         </w:rPr>
@@ -20972,6 +23948,22 @@
       </w:r>
       <w:r>
         <w:rPr>
+          <w:lang w:val="ar_AE" w:bidi="ar_AE"/>
+        </w:rPr>
+        <w:t>נָמ֤וּ רֹעֶ֨י⁠ךָ֙ &amp; יִשְׁכְּנ֖וּ אַדִּירֶ֑י⁠ךָ</w:t>
+      </w:r>
+    </w:p>
+    <w:p>
+      <w:pPr>
+        <w:bidi/>
+      </w:pPr>
+      <w:r>
+        <w:rPr>
+          <w:lang w:val="ar_AE" w:bidi="ar_AE"/>
+        </w:rPr>
+      </w:r>
+      <w:r>
+        <w:rPr>
           <w:b/>
           <w:lang w:val="ar_AE" w:bidi="ar_AE"/>
         </w:rPr>
@@ -21092,6 +24084,22 @@
       </w:r>
       <w:r>
         <w:rPr>
+          <w:lang w:val="ar_AE" w:bidi="ar_AE"/>
+        </w:rPr>
+        <w:t>רֹעֶ֨י⁠ךָ֙</w:t>
+      </w:r>
+    </w:p>
+    <w:p>
+      <w:pPr>
+        <w:bidi/>
+      </w:pPr>
+      <w:r>
+        <w:rPr>
+          <w:lang w:val="ar_AE" w:bidi="ar_AE"/>
+        </w:rPr>
+      </w:r>
+      <w:r>
+        <w:rPr>
           <w:b/>
           <w:lang w:val="ar_AE" w:bidi="ar_AE"/>
         </w:rPr>
@@ -21198,6 +24206,22 @@
       </w:r>
       <w:r>
         <w:rPr>
+          <w:lang w:val="ar_AE" w:bidi="ar_AE"/>
+        </w:rPr>
+        <w:t>נָמ֤וּ &amp; יִשְׁכְּנ֖וּ</w:t>
+      </w:r>
+    </w:p>
+    <w:p>
+      <w:pPr>
+        <w:bidi/>
+      </w:pPr>
+      <w:r>
+        <w:rPr>
+          <w:lang w:val="ar_AE" w:bidi="ar_AE"/>
+        </w:rPr>
+      </w:r>
+      <w:r>
+        <w:rPr>
           <w:b/>
           <w:lang w:val="ar_AE" w:bidi="ar_AE"/>
         </w:rPr>
@@ -21344,6 +24368,22 @@
       </w:r>
       <w:r>
         <w:rPr>
+          <w:lang w:val="ar_AE" w:bidi="ar_AE"/>
+        </w:rPr>
+        <w:t>נָפֹ֧שׁוּ עַמְּ⁠ךָ֛</w:t>
+      </w:r>
+    </w:p>
+    <w:p>
+      <w:pPr>
+        <w:bidi/>
+      </w:pPr>
+      <w:r>
+        <w:rPr>
+          <w:lang w:val="ar_AE" w:bidi="ar_AE"/>
+        </w:rPr>
+      </w:r>
+      <w:r>
+        <w:rPr>
           <w:b/>
           <w:lang w:val="ar_AE" w:bidi="ar_AE"/>
         </w:rPr>
@@ -21450,6 +24490,22 @@
       </w:r>
       <w:r>
         <w:rPr>
+          <w:lang w:val="ar_AE" w:bidi="ar_AE"/>
+        </w:rPr>
+        <w:t>אֵין־כֵּהָ֣ה לְ⁠שִׁבְרֶ֔⁠ךָ</w:t>
+      </w:r>
+    </w:p>
+    <w:p>
+      <w:pPr>
+        <w:bidi/>
+      </w:pPr>
+      <w:r>
+        <w:rPr>
+          <w:lang w:val="ar_AE" w:bidi="ar_AE"/>
+        </w:rPr>
+      </w:r>
+      <w:r>
+        <w:rPr>
           <w:b/>
           <w:lang w:val="ar_AE" w:bidi="ar_AE"/>
         </w:rPr>
@@ -21556,6 +24612,22 @@
       </w:r>
       <w:r>
         <w:rPr>
+          <w:lang w:val="ar_AE" w:bidi="ar_AE"/>
+        </w:rPr>
+        <w:t>נַחְלָ֖ה מַכָּתֶ֑⁠ךָ</w:t>
+      </w:r>
+    </w:p>
+    <w:p>
+      <w:pPr>
+        <w:bidi/>
+      </w:pPr>
+      <w:r>
+        <w:rPr>
+          <w:lang w:val="ar_AE" w:bidi="ar_AE"/>
+        </w:rPr>
+      </w:r>
+      <w:r>
+        <w:rPr>
           <w:b/>
           <w:lang w:val="ar_AE" w:bidi="ar_AE"/>
         </w:rPr>
@@ -21675,6 +24747,22 @@
       </w:r>
       <w:r>
         <w:rPr>
+          <w:lang w:val="ar_AE" w:bidi="ar_AE"/>
+        </w:rPr>
+        <w:t>שֹׁמְעֵ֣י שִׁמְעֲ⁠ךָ֗</w:t>
+      </w:r>
+    </w:p>
+    <w:p>
+      <w:pPr>
+        <w:bidi/>
+      </w:pPr>
+      <w:r>
+        <w:rPr>
+          <w:lang w:val="ar_AE" w:bidi="ar_AE"/>
+        </w:rPr>
+      </w:r>
+      <w:r>
+        <w:rPr>
           <w:b/>
           <w:lang w:val="ar_AE" w:bidi="ar_AE"/>
         </w:rPr>
@@ -21794,6 +24882,22 @@
       </w:r>
       <w:r>
         <w:rPr>
+          <w:lang w:val="ar_AE" w:bidi="ar_AE"/>
+        </w:rPr>
+        <w:t>תָּ֤קְעוּ כַף֙</w:t>
+      </w:r>
+    </w:p>
+    <w:p>
+      <w:pPr>
+        <w:bidi/>
+      </w:pPr>
+      <w:r>
+        <w:rPr>
+          <w:lang w:val="ar_AE" w:bidi="ar_AE"/>
+        </w:rPr>
+      </w:r>
+      <w:r>
+        <w:rPr>
           <w:b/>
           <w:lang w:val="ar_AE" w:bidi="ar_AE"/>
         </w:rPr>
@@ -21900,6 +25004,22 @@
       </w:r>
       <w:r>
         <w:rPr>
+          <w:lang w:val="ar_AE" w:bidi="ar_AE"/>
+        </w:rPr>
+        <w:t>כִּ֗י עַל־מִ֛י לֹֽא־עָבְרָ֥ה רָעָתְ⁠ךָ֖ תָּמִֽיד</w:t>
+      </w:r>
+    </w:p>
+    <w:p>
+      <w:pPr>
+        <w:bidi/>
+      </w:pPr>
+      <w:r>
+        <w:rPr>
+          <w:lang w:val="ar_AE" w:bidi="ar_AE"/>
+        </w:rPr>
+      </w:r>
+      <w:r>
+        <w:rPr>
           <w:b/>
           <w:lang w:val="ar_AE" w:bidi="ar_AE"/>
         </w:rPr>
@@ -21993,6 +25113,22 @@
         <w:rPr>
           <w:lang w:val="ar_AE" w:bidi="ar_AE"/>
         </w:rPr>
+      </w:r>
+    </w:p>
+    <w:p>
+      <w:pPr>
+        <w:bidi/>
+      </w:pPr>
+      <w:r>
+        <w:rPr>
+          <w:lang w:val="ar_AE" w:bidi="ar_AE"/>
+        </w:rPr>
+      </w:r>
+      <w:r>
+        <w:rPr>
+          <w:lang w:val="ar_AE" w:bidi="ar_AE"/>
+        </w:rPr>
+        <w:t>רָעָתְ⁠ךָ֖ תָּמִֽיד</w:t>
       </w:r>
     </w:p>
     <w:p>

--- a/arb/docx/34.content.docx
+++ b/arb/docx/34.content.docx
@@ -676,7 +676,7 @@
         <w:rPr>
           <w:lang w:val="ar_AE" w:bidi="ar_AE"/>
         </w:rPr>
-        <w:t>מַשָּׂ֖א</w:t>
+        <w:t>מַשָּׂ֖א</w:t>
       </w:r>
     </w:p>
     <w:p>
@@ -797,7 +797,7 @@
         <w:rPr>
           <w:lang w:val="ar_AE" w:bidi="ar_AE"/>
         </w:rPr>
-        <w:t>הָ⁠אֶלְקֹשִֽׁי</w:t>
+        <w:t>הָ⁠אֶלְקֹשִֽׁי</w:t>
       </w:r>
     </w:p>
     <w:p>
@@ -1505,7 +1505,7 @@
         <w:rPr>
           <w:lang w:val="ar_AE" w:bidi="ar_AE"/>
         </w:rPr>
-        <w:t>אֶ֤רֶךְ אַפַּ֨יִם֙</w:t>
+        <w:t>אֶ֤רֶךְ אַפַּ֨יִם֙</w:t>
       </w:r>
     </w:p>
     <w:p>
@@ -1626,7 +1626,7 @@
         <w:rPr>
           <w:lang w:val="ar_AE" w:bidi="ar_AE"/>
         </w:rPr>
-        <w:t>ו⁠גדול־כֹּ֔חַ</w:t>
+        <w:t>ו⁠גדול־כֹּ֔חַ</w:t>
       </w:r>
     </w:p>
     <w:p>
@@ -1747,7 +1747,7 @@
         <w:rPr>
           <w:lang w:val="ar_AE" w:bidi="ar_AE"/>
         </w:rPr>
-        <w:t>וְ⁠נַקֵּ֖ה לֹ֣א יְנַקֶּ֑ה</w:t>
+        <w:t>וְ⁠נַקֵּ֖ה לֹ֣א יְנַקֶּ֑ה</w:t>
       </w:r>
     </w:p>
     <w:p>
@@ -1989,7 +1989,7 @@
         <w:rPr>
           <w:lang w:val="ar_AE" w:bidi="ar_AE"/>
         </w:rPr>
-        <w:t>אֻמְלַ֤ל בָּשָׁן֙</w:t>
+        <w:t>אֻמְלַ֤ל בָּשָׁן֙</w:t>
       </w:r>
     </w:p>
     <w:p>
@@ -2333,7 +2333,7 @@
         <w:rPr>
           <w:lang w:val="ar_AE" w:bidi="ar_AE"/>
         </w:rPr>
-        <w:t>וְ⁠הַ⁠גְּבָע֖וֹת הִתְמֹגָ֑גוּ</w:t>
+        <w:t>וְ⁠הַ⁠גְּבָע֖וֹת הִתְמֹגָ֑גוּ</w:t>
       </w:r>
     </w:p>
     <w:p>
@@ -2441,7 +2441,7 @@
         <w:rPr>
           <w:lang w:val="ar_AE" w:bidi="ar_AE"/>
         </w:rPr>
-        <w:t>יֹ֥שְׁבֵי בָֽ⁠הּ</w:t>
+        <w:t>יֹ֥שְׁבֵי בָֽ⁠הּ</w:t>
       </w:r>
     </w:p>
     <w:p>
@@ -2562,7 +2562,7 @@
         <w:rPr>
           <w:lang w:val="ar_AE" w:bidi="ar_AE"/>
         </w:rPr>
-        <w:t>לִ⁠פְנֵ֤י זַעְמ⁠וֹ֙ מִ֣י יַֽעֲמ֔וֹד וּ⁠מִ֥י יָק֖וּם בַּ⁠חֲר֣וֹן אַפּ֑⁠וֹ</w:t>
+        <w:t>לִ⁠פְנֵ֤י זַעְמ⁠וֹ֙ מִ֣י יַֽעֲמ֔וֹד וּ⁠מִ֥י יָק֖וּם בַּ⁠חֲר֣וֹן אַפּ֑⁠וֹ</w:t>
       </w:r>
     </w:p>
     <w:p>
@@ -2805,7 +2805,7 @@
         <w:rPr>
           <w:lang w:val="ar_AE" w:bidi="ar_AE"/>
         </w:rPr>
-        <w:t>בַּ⁠חֲר֣וֹן אַפּ֑⁠וֹ</w:t>
+        <w:t>בַּ⁠חֲר֣וֹן אַפּ֑⁠וֹ</w:t>
       </w:r>
     </w:p>
     <w:p>
@@ -2926,7 +2926,7 @@
         <w:rPr>
           <w:lang w:val="ar_AE" w:bidi="ar_AE"/>
         </w:rPr>
-        <w:t>לִ⁠פְנֵ֤י זַעְמ⁠וֹ֙ &amp; חֲמָת⁠וֹ֙ נִתְּכָ֣ה כָ⁠אֵ֔שׁ</w:t>
+        <w:t>לִ⁠פְנֵ֤י זַעְמ⁠וֹ֙ &amp; חֲמָת⁠וֹ֙ נִתְּכָ֣ה כָ⁠אֵ֔שׁ</w:t>
       </w:r>
     </w:p>
     <w:p>
@@ -3181,7 +3181,7 @@
         <w:rPr>
           <w:lang w:val="ar_AE" w:bidi="ar_AE"/>
         </w:rPr>
-        <w:t>וּ⁠מִ֥י יָק֖וּם בַּ⁠חֲר֣וֹן אַפּ֑⁠וֹ</w:t>
+        <w:t>וּ⁠מִ֥י יָק֖וּם בַּ⁠חֲר֣וֹן אַפּ֑⁠וֹ</w:t>
       </w:r>
     </w:p>
     <w:p>
@@ -3397,7 +3397,7 @@
         <w:rPr>
           <w:lang w:val="ar_AE" w:bidi="ar_AE"/>
         </w:rPr>
-        <w:t>בְּ⁠י֣וֹם צָרָ֑ה</w:t>
+        <w:t>בְּ⁠י֣וֹם צָרָ֑ה</w:t>
       </w:r>
     </w:p>
     <w:p>
@@ -3773,7 +3773,7 @@
         <w:rPr>
           <w:lang w:val="ar_AE" w:bidi="ar_AE"/>
         </w:rPr>
-        <w:t>וְ⁠אֹיְבָ֖י⁠ו יְרַדֶּף־חֹֽשֶׁךְ</w:t>
+        <w:t>וְ⁠אֹיְבָ֖י⁠ו יְרַדֶּף־חֹֽשֶׁךְ</w:t>
       </w:r>
     </w:p>
     <w:p>
@@ -3894,7 +3894,7 @@
         <w:rPr>
           <w:lang w:val="ar_AE" w:bidi="ar_AE"/>
         </w:rPr>
-        <w:t>מַה־תְּחַשְּׁבוּ⁠ן֙ אֶל־יְהוָ֔ה</w:t>
+        <w:t>מַה־תְּחַשְּׁבוּ⁠ן֙ אֶל־יְהוָ֔ה</w:t>
       </w:r>
     </w:p>
     <w:p>
@@ -4002,7 +4002,7 @@
         <w:rPr>
           <w:lang w:val="ar_AE" w:bidi="ar_AE"/>
         </w:rPr>
-        <w:t>תְּחַשְּׁבוּ⁠ן֙</w:t>
+        <w:t>תְּחַשְּׁבוּ⁠ן֙</w:t>
       </w:r>
     </w:p>
     <w:p>
@@ -4123,7 +4123,7 @@
         <w:rPr>
           <w:lang w:val="ar_AE" w:bidi="ar_AE"/>
         </w:rPr>
-        <w:t>תְּחַשְּׁבוּ⁠ן֙</w:t>
+        <w:t>תְּחַשְּׁבוּ⁠ן֙</w:t>
       </w:r>
     </w:p>
     <w:p>
@@ -4499,7 +4499,7 @@
         <w:rPr>
           <w:lang w:val="ar_AE" w:bidi="ar_AE"/>
         </w:rPr>
-        <w:t>עַד־סִירִ֣ים סְבֻכִ֔ים וּ⁠כְ⁠סָבְאָ֖⁠ם סְבוּאִ֑ים אֻ֨כְּל֔וּ</w:t>
+        <w:t>עַד־סִירִ֣ים סְבֻכִ֔ים וּ⁠כְ⁠סָבְאָ֖⁠ם סְבוּאִ֑ים אֻ֨כְּל֔וּ</w:t>
       </w:r>
     </w:p>
     <w:p>
@@ -4607,7 +4607,7 @@
         <w:rPr>
           <w:lang w:val="ar_AE" w:bidi="ar_AE"/>
         </w:rPr>
-        <w:t>וּ⁠כְ⁠סָבְאָ֖⁠ם &amp; אֻ֨כְּל֔וּ</w:t>
+        <w:t>וּ⁠כְ⁠סָבְאָ֖⁠ם &amp; אֻ֨כְּל֔וּ</w:t>
       </w:r>
     </w:p>
     <w:p>
@@ -4754,7 +4754,7 @@
         <w:rPr>
           <w:lang w:val="ar_AE" w:bidi="ar_AE"/>
         </w:rPr>
-        <w:t>אֻ֨כְּל֔וּ</w:t>
+        <w:t>אֻ֨כְּל֔וּ</w:t>
       </w:r>
     </w:p>
     <w:p>
@@ -4862,7 +4862,7 @@
         <w:rPr>
           <w:lang w:val="ar_AE" w:bidi="ar_AE"/>
         </w:rPr>
-        <w:t>מִמֵּ֣⁠ךְ</w:t>
+        <w:t>מִמֵּ֣⁠ךְ</w:t>
       </w:r>
     </w:p>
     <w:p>
@@ -4983,7 +4983,7 @@
         <w:rPr>
           <w:lang w:val="ar_AE" w:bidi="ar_AE"/>
         </w:rPr>
-        <w:t>מִמֵּ֣⁠ךְ</w:t>
+        <w:t>מִמֵּ֣⁠ךְ</w:t>
       </w:r>
     </w:p>
     <w:p>
@@ -5104,7 +5104,7 @@
         <w:rPr>
           <w:lang w:val="ar_AE" w:bidi="ar_AE"/>
         </w:rPr>
-        <w:t>מִמֵּ֣⁠ךְ יָצָ֔א</w:t>
+        <w:t>מִמֵּ֣⁠ךְ יָצָ֔א</w:t>
       </w:r>
     </w:p>
     <w:p>
@@ -5226,7 +5226,7 @@
         <w:rPr>
           <w:lang w:val="ar_AE" w:bidi="ar_AE"/>
         </w:rPr>
-        <w:t>חֹשֵׁ֥ב &amp; רָעָ֑ה יֹעֵ֖ץ בְּלִיָּֽעַל</w:t>
+        <w:t>חֹשֵׁ֥ב &amp; רָעָ֑ה יֹעֵ֖ץ בְּלִיָּֽעַל</w:t>
       </w:r>
     </w:p>
     <w:p>
@@ -5347,7 +5347,7 @@
         <w:rPr>
           <w:lang w:val="ar_AE" w:bidi="ar_AE"/>
         </w:rPr>
-        <w:t>חֹשֵׁ֥ב &amp; רָעָ֑ה יֹעֵ֖ץ בְּלִיָּֽעַל</w:t>
+        <w:t>חֹשֵׁ֥ב &amp; רָעָ֑ה יֹעֵ֖ץ בְּלִיָּֽעַל</w:t>
       </w:r>
     </w:p>
     <w:p>
@@ -5494,7 +5494,7 @@
         <w:rPr>
           <w:lang w:val="ar_AE" w:bidi="ar_AE"/>
         </w:rPr>
-        <w:t>שְׁלֵמִים֙</w:t>
+        <w:t>שְׁלֵמִים֙</w:t>
       </w:r>
     </w:p>
     <w:p>
@@ -5615,7 +5615,7 @@
         <w:rPr>
           <w:lang w:val="ar_AE" w:bidi="ar_AE"/>
         </w:rPr>
-        <w:t>שְׁלֵמִים֙</w:t>
+        <w:t>שְׁלֵמִים֙</w:t>
       </w:r>
     </w:p>
     <w:p>
@@ -6207,7 +6207,7 @@
         <w:rPr>
           <w:lang w:val="ar_AE" w:bidi="ar_AE"/>
         </w:rPr>
-        <w:t>וְ⁠עִ֨נִּתִ֔⁠ךְ</w:t>
+        <w:t>וְ⁠עִ֨נִּתִ֔⁠ךְ</w:t>
       </w:r>
     </w:p>
     <w:p>
@@ -6692,7 +6692,7 @@
         <w:rPr>
           <w:lang w:val="ar_AE" w:bidi="ar_AE"/>
         </w:rPr>
-        <w:t>וּ⁠מוֹסְרֹתַ֖יִ⁠ךְ אֲנַתֵּֽק</w:t>
+        <w:t>וּ⁠מוֹסְרֹתַ֖יִ⁠ךְ אֲנַתֵּֽק</w:t>
       </w:r>
     </w:p>
     <w:p>
@@ -6948,7 +6948,7 @@
         <w:rPr>
           <w:lang w:val="ar_AE" w:bidi="ar_AE"/>
         </w:rPr>
-        <w:t>לֹֽא־יִזָּרַ֥ע מִ⁠שִּׁמְ⁠ךָ֖</w:t>
+        <w:t>לֹֽא־יִזָּרַ֥ע מִ⁠שִּׁמְ⁠ךָ֖</w:t>
       </w:r>
     </w:p>
     <w:p>
@@ -7216,7 +7216,7 @@
         <w:rPr>
           <w:lang w:val="ar_AE" w:bidi="ar_AE"/>
         </w:rPr>
-        <w:t>הִנֵּ֨ה</w:t>
+        <w:t>הִנֵּ֨ה</w:t>
       </w:r>
     </w:p>
     <w:p>
@@ -7358,7 +7358,7 @@
         <w:rPr>
           <w:lang w:val="ar_AE" w:bidi="ar_AE"/>
         </w:rPr>
-        <w:t>רַגְלֵ֤י מְבַשֵּׂר֙</w:t>
+        <w:t>רַגְלֵ֤י מְבַשֵּׂר֙</w:t>
       </w:r>
     </w:p>
     <w:p>
@@ -7479,7 +7479,7 @@
         <w:rPr>
           <w:lang w:val="ar_AE" w:bidi="ar_AE"/>
         </w:rPr>
-        <w:t>חָגִּ֧י &amp; חַגַּ֖יִ⁠ךְ</w:t>
+        <w:t>חָגִּ֧י &amp; חַגַּ֖יִ⁠ךְ</w:t>
       </w:r>
     </w:p>
     <w:p>
@@ -7721,7 +7721,7 @@
         <w:rPr>
           <w:lang w:val="ar_AE" w:bidi="ar_AE"/>
         </w:rPr>
-        <w:t>בְּלִיַּ֖עַל</w:t>
+        <w:t>בְּלִיַּ֖עַל</w:t>
       </w:r>
     </w:p>
     <w:p>
@@ -7842,7 +7842,7 @@
         <w:rPr>
           <w:lang w:val="ar_AE" w:bidi="ar_AE"/>
         </w:rPr>
-        <w:t>כֻּלֹּ֥⁠ה נִכְרָֽת</w:t>
+        <w:t>כֻּלֹּ֥⁠ה נִכְרָֽת</w:t>
       </w:r>
     </w:p>
     <w:p>
@@ -7963,7 +7963,7 @@
         <w:rPr>
           <w:lang w:val="ar_AE" w:bidi="ar_AE"/>
         </w:rPr>
-        <w:t>כֻּלֹּ֥⁠ה נִכְרָֽת</w:t>
+        <w:t>כֻּלֹּ֥⁠ה נִכְרָֽת</w:t>
       </w:r>
     </w:p>
     <w:p>
@@ -8071,7 +8071,7 @@
         <w:rPr>
           <w:lang w:val="ar_AE" w:bidi="ar_AE"/>
         </w:rPr>
-        <w:t>כֻּלֹּ֥⁠ה נִכְרָֽת</w:t>
+        <w:t>כֻּלֹּ֥⁠ה נִכְרָֽת</w:t>
       </w:r>
     </w:p>
     <w:p>
@@ -8218,7 +8218,7 @@
         <w:rPr>
           <w:lang w:val="ar_AE" w:bidi="ar_AE"/>
         </w:rPr>
-        <w:t>עָלָ֥ה מֵפִ֛יץ עַל־פָּנַ֖יִ⁠ךְ</w:t>
+        <w:t>עָלָ֥ה מֵפִ֛יץ עַל־פָּנַ֖יִ⁠ךְ</w:t>
       </w:r>
     </w:p>
     <w:p>
@@ -8448,7 +8448,7 @@
         <w:rPr>
           <w:lang w:val="ar_AE" w:bidi="ar_AE"/>
         </w:rPr>
-        <w:t>פָּנַ֖יִ⁠ךְ</w:t>
+        <w:t>פָּנַ֖יִ⁠ךְ</w:t>
       </w:r>
     </w:p>
     <w:p>
@@ -8569,7 +8569,7 @@
         <w:rPr>
           <w:lang w:val="ar_AE" w:bidi="ar_AE"/>
         </w:rPr>
-        <w:t>פָּנַ֖יִ⁠ךְ</w:t>
+        <w:t>פָּנַ֖יִ⁠ךְ</w:t>
       </w:r>
     </w:p>
     <w:p>
@@ -8690,7 +8690,7 @@
         <w:rPr>
           <w:lang w:val="ar_AE" w:bidi="ar_AE"/>
         </w:rPr>
-        <w:t>אַמֵּ֥ץ כֹּ֖חַ מְאֹֽד</w:t>
+        <w:t>אַמֵּ֥ץ כֹּ֖חַ מְאֹֽד</w:t>
       </w:r>
     </w:p>
     <w:p>
@@ -8811,7 +8811,7 @@
         <w:rPr>
           <w:lang w:val="ar_AE" w:bidi="ar_AE"/>
         </w:rPr>
-        <w:t>חַזֵּ֣ק מָתְנַ֔יִם</w:t>
+        <w:t>חַזֵּ֣ק מָתְנַ֔יִם</w:t>
       </w:r>
     </w:p>
     <w:p>
@@ -8932,7 +8932,7 @@
         <w:rPr>
           <w:lang w:val="ar_AE" w:bidi="ar_AE"/>
         </w:rPr>
-        <w:t>שָׁ֤ב</w:t>
+        <w:t>שָׁ֤ב</w:t>
       </w:r>
     </w:p>
     <w:p>
@@ -9040,7 +9040,7 @@
         <w:rPr>
           <w:lang w:val="ar_AE" w:bidi="ar_AE"/>
         </w:rPr>
-        <w:t>שָׁ֤ב יְהוָה֙ אֶת־גְּא֣וֹן יַעֲקֹ֔ב כִּ⁠גְא֖וֹן יִשְׂרָאֵ֑ל</w:t>
+        <w:t>שָׁ֤ב יְהוָה֙ אֶת־גְּא֣וֹן יַעֲקֹ֔ב כִּ⁠גְא֖וֹן יִשְׂרָאֵ֑ל</w:t>
       </w:r>
     </w:p>
     <w:p>
@@ -9161,7 +9161,7 @@
         <w:rPr>
           <w:lang w:val="ar_AE" w:bidi="ar_AE"/>
         </w:rPr>
-        <w:t>בְקָקוּ⁠ם֙ בֹּֽקְקִ֔ים</w:t>
+        <w:t>בְקָקוּ⁠ם֙ בֹּֽקְקִ֔ים</w:t>
       </w:r>
     </w:p>
     <w:p>
@@ -9282,7 +9282,7 @@
         <w:rPr>
           <w:lang w:val="ar_AE" w:bidi="ar_AE"/>
         </w:rPr>
-        <w:t>גִּבֹּרֵ֜י⁠הוּ</w:t>
+        <w:t>גִּבֹּרֵ֜י⁠הוּ</w:t>
       </w:r>
     </w:p>
     <w:p>
@@ -9403,7 +9403,7 @@
         <w:rPr>
           <w:lang w:val="ar_AE" w:bidi="ar_AE"/>
         </w:rPr>
-        <w:t>מְתֻלָּעִ֔ים</w:t>
+        <w:t>מְתֻלָּעִ֔ים</w:t>
       </w:r>
     </w:p>
     <w:p>
@@ -9524,7 +9524,7 @@
         <w:rPr>
           <w:lang w:val="ar_AE" w:bidi="ar_AE"/>
         </w:rPr>
-        <w:t>בְּ⁠אֵשׁ &amp; הָ⁠רֶ֖כֶב</w:t>
+        <w:t>בְּ⁠אֵשׁ &amp; הָ⁠רֶ֖כֶב</w:t>
       </w:r>
     </w:p>
     <w:p>
@@ -9645,7 +9645,7 @@
         <w:rPr>
           <w:lang w:val="ar_AE" w:bidi="ar_AE"/>
         </w:rPr>
-        <w:t>בְּ⁠אֵשׁ־פְּלָד֥וֹת</w:t>
+        <w:t>בְּ⁠אֵשׁ־פְּלָד֥וֹת</w:t>
       </w:r>
     </w:p>
     <w:p>
@@ -9779,7 +9779,7 @@
         <w:rPr>
           <w:lang w:val="ar_AE" w:bidi="ar_AE"/>
         </w:rPr>
-        <w:t>וְ⁠הַ⁠בְּרֹשִׁ֖ים</w:t>
+        <w:t>וְ⁠הַ⁠בְּרֹשִׁ֖ים</w:t>
       </w:r>
     </w:p>
     <w:p>
@@ -10008,7 +10008,7 @@
         <w:rPr>
           <w:lang w:val="ar_AE" w:bidi="ar_AE"/>
         </w:rPr>
-        <w:t>כַּ⁠לַּפִּידִ֔ם</w:t>
+        <w:t>כַּ⁠לַּפִּידִ֔ם</w:t>
       </w:r>
     </w:p>
     <w:p>
@@ -10129,7 +10129,7 @@
         <w:rPr>
           <w:lang w:val="ar_AE" w:bidi="ar_AE"/>
         </w:rPr>
-        <w:t>כַּ⁠בְּרָקִ֖ים יְרוֹצֵֽצוּ</w:t>
+        <w:t>כַּ⁠בְּרָקִ֖ים יְרוֹצֵֽצוּ</w:t>
       </w:r>
     </w:p>
     <w:p>
@@ -10237,7 +10237,7 @@
         <w:rPr>
           <w:lang w:val="ar_AE" w:bidi="ar_AE"/>
         </w:rPr>
-        <w:t>יִזְכֹּר֙</w:t>
+        <w:t>יִזְכֹּר֙</w:t>
       </w:r>
     </w:p>
     <w:p>
@@ -10492,7 +10492,7 @@
         <w:rPr>
           <w:lang w:val="ar_AE" w:bidi="ar_AE"/>
         </w:rPr>
-        <w:t>וְ⁠הֻכַ֖ן הַ⁠סֹּכֵֽךְ</w:t>
+        <w:t>וְ⁠הֻכַ֖ן הַ⁠סֹּכֵֽךְ</w:t>
       </w:r>
     </w:p>
     <w:p>
@@ -10613,7 +10613,7 @@
         <w:rPr>
           <w:lang w:val="ar_AE" w:bidi="ar_AE"/>
         </w:rPr>
-        <w:t>שַׁעֲרֵ֥י הַ⁠נְּהָר֖וֹת נִפְתָּ֑חוּ וְ⁠הַֽ⁠הֵיכָ֖ל נָמֽוֹג</w:t>
+        <w:t>שַׁעֲרֵ֥י הַ⁠נְּהָר֖וֹת נִפְתָּ֑חוּ וְ⁠הַֽ⁠הֵיכָ֖ל נָמֽוֹג</w:t>
       </w:r>
     </w:p>
     <w:p>
@@ -10721,7 +10721,7 @@
         <w:rPr>
           <w:lang w:val="ar_AE" w:bidi="ar_AE"/>
         </w:rPr>
-        <w:t>שַׁעֲרֵ֥י הַ⁠נְּהָר֖וֹת</w:t>
+        <w:t>שַׁעֲרֵ֥י הַ⁠נְּהָר֖וֹת</w:t>
       </w:r>
     </w:p>
     <w:p>
@@ -10829,7 +10829,7 @@
         <w:rPr>
           <w:lang w:val="ar_AE" w:bidi="ar_AE"/>
         </w:rPr>
-        <w:t>נִפְתָּ֑חוּ</w:t>
+        <w:t>נִפְתָּ֑חוּ</w:t>
       </w:r>
     </w:p>
     <w:p>
@@ -11071,7 +11071,7 @@
         <w:rPr>
           <w:lang w:val="ar_AE" w:bidi="ar_AE"/>
         </w:rPr>
-        <w:t>וְ⁠הֻצַּ֖ב</w:t>
+        <w:t>וְ⁠הֻצַּ֖ב</w:t>
       </w:r>
     </w:p>
     <w:p>
@@ -11186,7 +11186,7 @@
         <w:rPr>
           <w:lang w:val="ar_AE" w:bidi="ar_AE"/>
         </w:rPr>
-        <w:t>גֻּלְּתָ֣ה</w:t>
+        <w:t>גֻּלְּתָ֣ה</w:t>
       </w:r>
     </w:p>
     <w:p>
@@ -11428,7 +11428,7 @@
         <w:rPr>
           <w:lang w:val="ar_AE" w:bidi="ar_AE"/>
         </w:rPr>
-        <w:t>גֻּלְּתָ֣ה הֹֽעֲלָ֑תָה וְ⁠אַמְהֹתֶ֗י⁠הָ</w:t>
+        <w:t>גֻּלְּתָ֣ה הֹֽעֲלָ֑תָה וְ⁠אַמְהֹתֶ֗י⁠הָ</w:t>
       </w:r>
     </w:p>
     <w:p>
@@ -11562,7 +11562,7 @@
         <w:rPr>
           <w:lang w:val="ar_AE" w:bidi="ar_AE"/>
         </w:rPr>
-        <w:t>גֻּלְּתָ֣ה הֹֽעֲלָ֑תָה וְ⁠אַמְהֹתֶ֗י⁠הָ</w:t>
+        <w:t>גֻּלְּתָ֣ה הֹֽעֲלָ֑תָה וְ⁠אַמְהֹתֶ֗י⁠הָ</w:t>
       </w:r>
     </w:p>
     <w:p>
@@ -12148,7 +12148,7 @@
         <w:rPr>
           <w:lang w:val="ar_AE" w:bidi="ar_AE"/>
         </w:rPr>
-        <w:t>וְ⁠הֵ֣מָּה</w:t>
+        <w:t>וְ⁠הֵ֣מָּה</w:t>
       </w:r>
     </w:p>
     <w:p>
@@ -12432,7 +12432,7 @@
         <w:rPr>
           <w:lang w:val="ar_AE" w:bidi="ar_AE"/>
         </w:rPr>
-        <w:t>בֹּ֥זּוּ כֶ֖סֶף בֹּ֣זּוּ זָהָ֑ב וְ⁠אֵ֥ין קֵ֨צֶה֙ לַ⁠תְּכוּנָ֔ה כָּבֹ֕ד מִ⁠כֹּ֖ל כְּלִ֥י חֶמְדָּֽה</w:t>
+        <w:t>בֹּ֥זּוּ כֶ֖סֶף בֹּ֣זּוּ זָהָ֑ב וְ⁠אֵ֥ין קֵ֨צֶה֙ לַ⁠תְּכוּנָ֔ה כָּבֹ֕ד מִ⁠כֹּ֖ל כְּלִ֥י חֶמְדָּֽה</w:t>
       </w:r>
     </w:p>
     <w:p>
@@ -12550,7 +12550,7 @@
         <w:rPr>
           <w:lang w:val="ar_AE" w:bidi="ar_AE"/>
         </w:rPr>
-        <w:t>וְ⁠אֵ֥ין קֵ֨צֶה֙ לַ⁠תְּכוּנָ֔ה</w:t>
+        <w:t>וְ⁠אֵ֥ין קֵ֨צֶה֙ לַ⁠תְּכוּנָ֔ה</w:t>
       </w:r>
     </w:p>
     <w:p>
@@ -12668,7 +12668,7 @@
         <w:rPr>
           <w:lang w:val="ar_AE" w:bidi="ar_AE"/>
         </w:rPr>
-        <w:t>כְּלִ֥י חֶמְדָּֽה</w:t>
+        <w:t>כְּלִ֥י חֶמְדָּֽה</w:t>
       </w:r>
     </w:p>
     <w:p>
@@ -12819,7 +12819,7 @@
         <w:rPr>
           <w:lang w:val="ar_AE" w:bidi="ar_AE"/>
         </w:rPr>
-        <w:t>בּוּקָ֥ה וּ⁠מְבוּקָ֖ה וּ⁠מְבֻלָּקָ֑ה</w:t>
+        <w:t>בּוּקָ֥ה וּ⁠מְבוּקָ֖ה וּ⁠מְבֻלָּקָ֑ה</w:t>
       </w:r>
     </w:p>
     <w:p>
@@ -13186,7 +13186,7 @@
         <w:rPr>
           <w:lang w:val="ar_AE" w:bidi="ar_AE"/>
         </w:rPr>
-        <w:t>וְ⁠חַלְחָלָה֙ בְּ⁠כָל־מָתְנַ֔יִם</w:t>
+        <w:t>וְ⁠חַלְחָלָה֙ בְּ⁠כָל־מָתְנַ֔יִם</w:t>
       </w:r>
     </w:p>
     <w:p>
@@ -13317,7 +13317,7 @@
         <w:rPr>
           <w:lang w:val="ar_AE" w:bidi="ar_AE"/>
         </w:rPr>
-        <w:t>קִבְּצ֥וּ פָארֽוּר</w:t>
+        <w:t>קִבְּצ֥וּ פָארֽוּר</w:t>
       </w:r>
     </w:p>
     <w:p>
@@ -13448,7 +13448,7 @@
         <w:rPr>
           <w:lang w:val="ar_AE" w:bidi="ar_AE"/>
         </w:rPr>
-        <w:t>אַיֵּה֙ מְע֣וֹן אֲרָי֔וֹת וּ⁠מִרְעֶ֥ה ה֖וּא לַ⁠כְּפִרִ֑ים אֲשֶׁ֣ר הָלַךְ֩ אַרְיֵ֨ה לָבִ֥יא שָׁ֛ם גּ֥וּר אַרְיֵ֖ה וְ⁠אֵ֥ין מַחֲרִֽיד</w:t>
+        <w:t>אַיֵּה֙ מְע֣וֹן אֲרָי֔וֹת וּ⁠מִרְעֶ֥ה ה֖וּא לַ⁠כְּפִרִ֑ים אֲשֶׁ֣ר הָלַךְ֩ אַרְיֵ֨ה לָבִ֥יא שָׁ֛ם גּ֥וּר אַרְיֵ֖ה וְ⁠אֵ֥ין מַחֲרִֽיד</w:t>
       </w:r>
     </w:p>
     <w:p>
@@ -13688,7 +13688,7 @@
         <w:rPr>
           <w:lang w:val="ar_AE" w:bidi="ar_AE"/>
         </w:rPr>
-        <w:t>לָבִ֥יא שָׁ֛ם</w:t>
+        <w:t>לָבִ֥יא שָׁ֛ם</w:t>
       </w:r>
     </w:p>
     <w:p>
@@ -13938,7 +13938,7 @@
         <w:rPr>
           <w:lang w:val="ar_AE" w:bidi="ar_AE"/>
         </w:rPr>
-        <w:t>טֹרֵף֙ בְּ⁠דֵ֣י</w:t>
+        <w:t>טֹרֵף֙ בְּ⁠דֵ֣י</w:t>
       </w:r>
     </w:p>
     <w:p>
@@ -14056,7 +14056,7 @@
         <w:rPr>
           <w:lang w:val="ar_AE" w:bidi="ar_AE"/>
         </w:rPr>
-        <w:t>וּ⁠מְחַנֵּ֖ק</w:t>
+        <w:t>וּ⁠מְחַנֵּ֖ק</w:t>
       </w:r>
     </w:p>
     <w:p>
@@ -14174,7 +14174,7 @@
         <w:rPr>
           <w:lang w:val="ar_AE" w:bidi="ar_AE"/>
         </w:rPr>
-        <w:t>וַ⁠יְמַלֵּא־טֶ֣רֶף חֹרָ֔י⁠ו וּ⁠מְעֹֽנֹתָ֖י⁠ו טְרֵפָֽה</w:t>
+        <w:t>וַ⁠יְמַלֵּא־טֶ֣רֶף חֹרָ֔י⁠ו וּ⁠מְעֹֽנֹתָ֖י⁠ו טְרֵפָֽה</w:t>
       </w:r>
     </w:p>
     <w:p>
@@ -14777,7 +14777,7 @@
         <w:rPr>
           <w:lang w:val="ar_AE" w:bidi="ar_AE"/>
         </w:rPr>
-        <w:t>רִכְבָּ֔⁠הּ</w:t>
+        <w:t>רִכְבָּ֔⁠הּ</w:t>
       </w:r>
     </w:p>
     <w:p>
@@ -14908,7 +14908,7 @@
         <w:rPr>
           <w:lang w:val="ar_AE" w:bidi="ar_AE"/>
         </w:rPr>
-        <w:t>רִכְבָּ֔⁠הּ</w:t>
+        <w:t>רִכְבָּ֔⁠הּ</w:t>
       </w:r>
     </w:p>
     <w:p>
@@ -15039,7 +15039,7 @@
         <w:rPr>
           <w:lang w:val="ar_AE" w:bidi="ar_AE"/>
         </w:rPr>
-        <w:t>תֹּ֣אכַל חָ֑רֶב</w:t>
+        <w:t>תֹּ֣אכַל חָ֑רֶב</w:t>
       </w:r>
     </w:p>
     <w:p>
@@ -15183,7 +15183,7 @@
         <w:rPr>
           <w:lang w:val="ar_AE" w:bidi="ar_AE"/>
         </w:rPr>
-        <w:t>וְ⁠הִכְרַתִּ֤י</w:t>
+        <w:t>וְ⁠הִכְרַתִּ֤י</w:t>
       </w:r>
     </w:p>
     <w:p>
@@ -15314,7 +15314,7 @@
         <w:rPr>
           <w:lang w:val="ar_AE" w:bidi="ar_AE"/>
         </w:rPr>
-        <w:t>עִ֣יר דָּמִ֑ים</w:t>
+        <w:t>עִ֣יר דָּמִ֑ים</w:t>
       </w:r>
     </w:p>
     <w:p>
@@ -15435,7 +15435,7 @@
         <w:rPr>
           <w:lang w:val="ar_AE" w:bidi="ar_AE"/>
         </w:rPr>
-        <w:t>כֻּלָּ֗⁠הּ כַּ֤חַשׁ</w:t>
+        <w:t>כֻּלָּ֗⁠הּ כַּ֤חַשׁ</w:t>
       </w:r>
     </w:p>
     <w:p>
@@ -15566,7 +15566,7 @@
         <w:rPr>
           <w:lang w:val="ar_AE" w:bidi="ar_AE"/>
         </w:rPr>
-        <w:t>שׁ֔וֹט &amp; רַ֣עַשׁ אוֹפָ֑ן וְ⁠ס֣וּס דֹּהֵ֔ר וּ⁠מֶרְכָּבָ֖ה מְרַקֵּדָֽה</w:t>
+        <w:t>שׁ֔וֹט &amp; רַ֣עַשׁ אוֹפָ֑ן וְ⁠ס֣וּס דֹּהֵ֔ר וּ⁠מֶרְכָּבָ֖ה מְרַקֵּדָֽה</w:t>
       </w:r>
     </w:p>
     <w:p>
@@ -15749,7 +15749,7 @@
         <w:rPr>
           <w:lang w:val="ar_AE" w:bidi="ar_AE"/>
         </w:rPr>
-        <w:t>פָּרָ֣שׁ מַעֲלֶ֗ה וְ⁠לַ֤הַב חֶ֨רֶב֙ וּ⁠בְרַ֣ק חֲנִ֔ית</w:t>
+        <w:t>פָּרָ֣שׁ מַעֲלֶ֗ה וְ⁠לַ֤הַב חֶ֨רֶב֙ וּ⁠בְרַ֣ק חֲנִ֔ית</w:t>
       </w:r>
     </w:p>
     <w:p>
@@ -15893,7 +15893,7 @@
         <w:rPr>
           <w:lang w:val="ar_AE" w:bidi="ar_AE"/>
         </w:rPr>
-        <w:t>פָּרָ֣שׁ מַעֲלֶ֗ה וְ⁠לַ֤הַב חֶ֨רֶב֙ וּ⁠בְרַ֣ק חֲנִ֔ית</w:t>
+        <w:t>פָּרָ֣שׁ מַעֲלֶ֗ה וְ⁠לַ֤הַב חֶ֨רֶב֙ וּ⁠בְרַ֣ק חֲנִ֔ית</w:t>
       </w:r>
     </w:p>
     <w:p>
@@ -16011,7 +16011,7 @@
         <w:rPr>
           <w:lang w:val="ar_AE" w:bidi="ar_AE"/>
         </w:rPr>
-        <w:t>וְ⁠אֵ֥ין קֵ֨צֶה֙ לַ⁠גְּוִיָּ֔ה</w:t>
+        <w:t>וְ⁠אֵ֥ין קֵ֨צֶה֙ לַ⁠גְּוִיָּ֔ה</w:t>
       </w:r>
     </w:p>
     <w:p>
@@ -16129,7 +16129,7 @@
         <w:rPr>
           <w:lang w:val="ar_AE" w:bidi="ar_AE"/>
         </w:rPr>
-        <w:t>וְכָשְׁל֖וּ</w:t>
+        <w:t>וְכָשְׁל֖וּ</w:t>
       </w:r>
     </w:p>
     <w:p>
@@ -16260,7 +16260,7 @@
         <w:rPr>
           <w:lang w:val="ar_AE" w:bidi="ar_AE"/>
         </w:rPr>
-        <w:t>בִּ⁠גְוִיָּתָֽ⁠ם</w:t>
+        <w:t>בִּ⁠גְוִיָּתָֽ⁠ם</w:t>
       </w:r>
     </w:p>
     <w:p>
@@ -16662,7 +16662,7 @@
         <w:rPr>
           <w:lang w:val="ar_AE" w:bidi="ar_AE"/>
         </w:rPr>
-        <w:t>וּ⁠מִשְׁפָּח֖וֹת</w:t>
+        <w:t>וּ⁠מִשְׁפָּח֖וֹת</w:t>
       </w:r>
     </w:p>
     <w:p>
@@ -17600,7 +17600,7 @@
         <w:rPr>
           <w:lang w:val="ar_AE" w:bidi="ar_AE"/>
         </w:rPr>
-        <w:t>וְ⁠הִשְׁלַכְתִּ֥י עָלַ֛יִ⁠ךְ שִׁקֻּצִ֖ים</w:t>
+        <w:t>וְ⁠הִשְׁלַכְתִּ֥י עָלַ֛יִ⁠ךְ שִׁקֻּצִ֖ים</w:t>
       </w:r>
     </w:p>
     <w:p>
@@ -17731,7 +17731,7 @@
         <w:rPr>
           <w:lang w:val="ar_AE" w:bidi="ar_AE"/>
         </w:rPr>
-        <w:t>שָׁדְּדָ֣ה נִֽינְוֵ֔ה</w:t>
+        <w:t>שָׁדְּדָ֣ה נִֽינְוֵ֔ה</w:t>
       </w:r>
     </w:p>
     <w:p>
@@ -17862,7 +17862,7 @@
         <w:rPr>
           <w:lang w:val="ar_AE" w:bidi="ar_AE"/>
         </w:rPr>
-        <w:t>שָׁדְּדָ֣ה נִֽינְוֵ֔ה</w:t>
+        <w:t>שָׁדְּדָ֣ה נִֽינְוֵ֔ה</w:t>
       </w:r>
     </w:p>
     <w:p>
@@ -18098,7 +18098,7 @@
         <w:rPr>
           <w:lang w:val="ar_AE" w:bidi="ar_AE"/>
         </w:rPr>
-        <w:t>מֵ⁠אַ֛יִן אֲבַקֵּ֥שׁ מְנַחֲמִ֖ים לָֽ⁠ךְ</w:t>
+        <w:t>מֵ⁠אַ֛יִן אֲבַקֵּ֥שׁ מְנַחֲמִ֖ים לָֽ⁠ךְ</w:t>
       </w:r>
     </w:p>
     <w:p>
@@ -18216,7 +18216,7 @@
         <w:rPr>
           <w:lang w:val="ar_AE" w:bidi="ar_AE"/>
         </w:rPr>
-        <w:t>הֲ⁠תֵֽיטְבִי֙ מִ⁠נֹּ֣א אָמ֔וֹן הַ⁠יֹּֽשְׁבָה֙ בַּ⁠יְאֹרִ֔ים מַ֖יִם סָבִ֣יב לָ֑⁠הּ אֲשֶׁר־חֵ֣יל יָ֔ם מִ⁠יָּ֖ם חוֹמָתָֽ⁠הּ</w:t>
+        <w:t>הֲ⁠תֵֽיטְבִי֙ מִ⁠נֹּ֣א אָמ֔וֹן הַ⁠יֹּֽשְׁבָה֙ בַּ⁠יְאֹרִ֔ים מַ֖יִם סָבִ֣יב לָ֑⁠הּ אֲשֶׁר־חֵ֣יל יָ֔ם מִ⁠יָּ֖ם חוֹמָתָֽ⁠הּ</w:t>
       </w:r>
     </w:p>
     <w:p>
@@ -18334,7 +18334,7 @@
         <w:rPr>
           <w:lang w:val="ar_AE" w:bidi="ar_AE"/>
         </w:rPr>
-        <w:t>מִ⁠נֹּ֣א אָמ֔וֹן</w:t>
+        <w:t>מִ⁠נֹּ֣א אָמ֔וֹן</w:t>
       </w:r>
     </w:p>
     <w:p>
@@ -18459,7 +18459,7 @@
         <w:rPr>
           <w:lang w:val="ar_AE" w:bidi="ar_AE"/>
         </w:rPr>
-        <w:t>אֲשֶׁר־חֵ֣יל יָ֔ם מִ⁠יָּ֖ם חוֹמָתָֽ⁠הּ</w:t>
+        <w:t>אֲשֶׁר־חֵ֣יל יָ֔ם מִ⁠יָּ֖ם חוֹמָתָֽ⁠הּ</w:t>
       </w:r>
     </w:p>
     <w:p>
@@ -18590,7 +18590,7 @@
         <w:rPr>
           <w:lang w:val="ar_AE" w:bidi="ar_AE"/>
         </w:rPr>
-        <w:t>מִ⁠יָּ֖ם חוֹמָתָֽ⁠הּ</w:t>
+        <w:t>מִ⁠יָּ֖ם חוֹמָתָֽ⁠הּ</w:t>
       </w:r>
     </w:p>
     <w:p>
@@ -18734,7 +18734,7 @@
         <w:rPr>
           <w:lang w:val="ar_AE" w:bidi="ar_AE"/>
         </w:rPr>
-        <w:t>מִ⁠יָּ֖ם חוֹמָתָֽ⁠הּ</w:t>
+        <w:t>מִ⁠יָּ֖ם חוֹמָתָֽ⁠הּ</w:t>
       </w:r>
     </w:p>
     <w:p>
@@ -19493,7 +19493,7 @@
         <w:rPr>
           <w:lang w:val="ar_AE" w:bidi="ar_AE"/>
         </w:rPr>
-        <w:t>בְּ⁠עֶזְרָתֵֽ⁠ךְ</w:t>
+        <w:t>בְּ⁠עֶזְרָתֵֽ⁠ךְ</w:t>
       </w:r>
     </w:p>
     <w:p>
@@ -19640,7 +19640,7 @@
         <w:rPr>
           <w:lang w:val="ar_AE" w:bidi="ar_AE"/>
         </w:rPr>
-        <w:t>הִ֗יא לַ⁠גֹּלָה֙</w:t>
+        <w:t>הִ֗יא לַ⁠גֹּלָה֙</w:t>
       </w:r>
     </w:p>
     <w:p>
@@ -19787,7 +19787,7 @@
         <w:rPr>
           <w:lang w:val="ar_AE" w:bidi="ar_AE"/>
         </w:rPr>
-        <w:t>גְּדוֹלֶ֖י⁠הָ</w:t>
+        <w:t>גְּדוֹלֶ֖י⁠הָ</w:t>
       </w:r>
     </w:p>
     <w:p>
@@ -19922,7 +19922,7 @@
         <w:rPr>
           <w:lang w:val="ar_AE" w:bidi="ar_AE"/>
         </w:rPr>
-        <w:t>עֹלָלֶ֛י⁠הָ יְרֻטְּשׁ֖וּ</w:t>
+        <w:t>עֹלָלֶ֛י⁠הָ יְרֻטְּשׁ֖וּ</w:t>
       </w:r>
     </w:p>
     <w:p>
@@ -20037,7 +20037,7 @@
         <w:rPr>
           <w:lang w:val="ar_AE" w:bidi="ar_AE"/>
         </w:rPr>
-        <w:t>בְּ⁠רֹ֣אשׁ כָּל־חוּצ֑וֹת</w:t>
+        <w:t>בְּ⁠רֹ֣אשׁ כָּל־חוּצ֑וֹת</w:t>
       </w:r>
     </w:p>
     <w:p>
@@ -20311,7 +20311,7 @@
         <w:rPr>
           <w:lang w:val="ar_AE" w:bidi="ar_AE"/>
         </w:rPr>
-        <w:t>וְ⁠כָל־גְּדוֹלֶ֖י⁠הָ רֻתְּק֥וּ</w:t>
+        <w:t>וְ⁠כָל־גְּדוֹלֶ֖י⁠הָ רֻתְּק֥וּ</w:t>
       </w:r>
     </w:p>
     <w:p>
@@ -20433,7 +20433,7 @@
         <w:rPr>
           <w:lang w:val="ar_AE" w:bidi="ar_AE"/>
         </w:rPr>
-        <w:t>אַ֣תְּ</w:t>
+        <w:t>אַ֣תְּ</w:t>
       </w:r>
     </w:p>
     <w:p>
@@ -20568,7 +20568,7 @@
         <w:rPr>
           <w:lang w:val="ar_AE" w:bidi="ar_AE"/>
         </w:rPr>
-        <w:t>תִּשְׁכְּרִ֔י</w:t>
+        <w:t>תִּשְׁכְּרִ֔י</w:t>
       </w:r>
     </w:p>
     <w:p>
@@ -20690,7 +20690,7 @@
         <w:rPr>
           <w:lang w:val="ar_AE" w:bidi="ar_AE"/>
         </w:rPr>
-        <w:t>תְּהִ֖י נַֽעֲלָמָ֑ה</w:t>
+        <w:t>תְּהִ֖י נַֽעֲלָמָ֑ה</w:t>
       </w:r>
     </w:p>
     <w:p>
@@ -20812,7 +20812,7 @@
         <w:rPr>
           <w:lang w:val="ar_AE" w:bidi="ar_AE"/>
         </w:rPr>
-        <w:t>כָּ֨ל־מִבְצָרַ֔יִ⁠ךְ תְּאֵנִ֖ים עִם־בִּכּוּרִ֑ים</w:t>
+        <w:t>כָּ֨ל־מִבְצָרַ֔יִ⁠ךְ תְּאֵנִ֖ים עִם־בִּכּוּרִ֑ים</w:t>
       </w:r>
     </w:p>
     <w:p>
@@ -20973,7 +20973,7 @@
         <w:rPr>
           <w:lang w:val="ar_AE" w:bidi="ar_AE"/>
         </w:rPr>
-        <w:t>הִנֵּ֨ה</w:t>
+        <w:t>הִנֵּ֨ה</w:t>
       </w:r>
     </w:p>
     <w:p>
@@ -21095,7 +21095,7 @@
         <w:rPr>
           <w:lang w:val="ar_AE" w:bidi="ar_AE"/>
         </w:rPr>
-        <w:t>עַמֵּ֤⁠ךְ</w:t>
+        <w:t>עַמֵּ֤⁠ךְ</w:t>
       </w:r>
     </w:p>
     <w:p>
@@ -21230,7 +21230,7 @@
         <w:rPr>
           <w:lang w:val="ar_AE" w:bidi="ar_AE"/>
         </w:rPr>
-        <w:t>נָשִׁים֙</w:t>
+        <w:t>נָשִׁים֙</w:t>
       </w:r>
     </w:p>
     <w:p>
@@ -21378,7 +21378,7 @@
         <w:rPr>
           <w:lang w:val="ar_AE" w:bidi="ar_AE"/>
         </w:rPr>
-        <w:t>פָּת֥וֹחַ נִפְתְּח֖וּ</w:t>
+        <w:t>פָּת֥וֹחַ נִפְתְּח֖וּ</w:t>
       </w:r>
     </w:p>
     <w:p>
@@ -21513,7 +21513,7 @@
         <w:rPr>
           <w:lang w:val="ar_AE" w:bidi="ar_AE"/>
         </w:rPr>
-        <w:t>נִפְתְּח֖וּ &amp; אָכְלָ֥ה</w:t>
+        <w:t>נִפְתְּח֖וּ &amp; אָכְלָ֥ה</w:t>
       </w:r>
     </w:p>
     <w:p>
@@ -21649,7 +21649,7 @@
         <w:rPr>
           <w:lang w:val="ar_AE" w:bidi="ar_AE"/>
         </w:rPr>
-        <w:t>בְּרִיחָֽיִ⁠ך</w:t>
+        <w:t>בְּרִיחָֽיִ⁠ך</w:t>
       </w:r>
     </w:p>
     <w:p>
@@ -21784,7 +21784,7 @@
         <w:rPr>
           <w:lang w:val="ar_AE" w:bidi="ar_AE"/>
         </w:rPr>
-        <w:t>מֵ֤י מָצוֹר֙ שַֽׁאֲבִי־לָ֔⁠ךְ</w:t>
+        <w:t>מֵ֤י מָצוֹר֙ שַֽׁאֲבִי־לָ֔⁠ךְ</w:t>
       </w:r>
     </w:p>
     <w:p>
@@ -22054,7 +22054,7 @@
         <w:rPr>
           <w:lang w:val="ar_AE" w:bidi="ar_AE"/>
         </w:rPr>
-        <w:t>מַלְבֵּֽן</w:t>
+        <w:t>מַלְבֵּֽן</w:t>
       </w:r>
     </w:p>
     <w:p>
@@ -22189,7 +22189,7 @@
         <w:rPr>
           <w:lang w:val="ar_AE" w:bidi="ar_AE"/>
         </w:rPr>
-        <w:t>שָׁ֚ם תֹּאכְלֵ֣⁠ךְ אֵ֔שׁ</w:t>
+        <w:t>שָׁ֚ם תֹּאכְלֵ֣⁠ךְ אֵ֔שׁ</w:t>
       </w:r>
     </w:p>
     <w:p>
@@ -22324,7 +22324,7 @@
         <w:rPr>
           <w:lang w:val="ar_AE" w:bidi="ar_AE"/>
         </w:rPr>
-        <w:t>תַּכְרִיתֵ֣⁠ךְ</w:t>
+        <w:t>תַּכְרִיתֵ֣⁠ךְ</w:t>
       </w:r>
     </w:p>
     <w:p>
@@ -22459,7 +22459,7 @@
         <w:rPr>
           <w:lang w:val="ar_AE" w:bidi="ar_AE"/>
         </w:rPr>
-        <w:t>כַּ⁠יָּ֑לֶק</w:t>
+        <w:t>כַּ⁠יָּ֑לֶק</w:t>
       </w:r>
     </w:p>
     <w:p>
@@ -22581,7 +22581,7 @@
         <w:rPr>
           <w:lang w:val="ar_AE" w:bidi="ar_AE"/>
         </w:rPr>
-        <w:t>כַּ⁠יֶּ֔לֶק</w:t>
+        <w:t>כַּ⁠יֶּ֔לֶק</w:t>
       </w:r>
     </w:p>
     <w:p>
@@ -22703,7 +22703,7 @@
         <w:rPr>
           <w:lang w:val="ar_AE" w:bidi="ar_AE"/>
         </w:rPr>
-        <w:t>כָּ⁠אַרְבֶּֽה</w:t>
+        <w:t>כָּ⁠אַרְבֶּֽה</w:t>
       </w:r>
     </w:p>
     <w:p>
@@ -22825,7 +22825,7 @@
         <w:rPr>
           <w:lang w:val="ar_AE" w:bidi="ar_AE"/>
         </w:rPr>
-        <w:t>הִרְבֵּית֙</w:t>
+        <w:t>הִרְבֵּית֙</w:t>
       </w:r>
     </w:p>
     <w:p>
@@ -22947,7 +22947,7 @@
         <w:rPr>
           <w:lang w:val="ar_AE" w:bidi="ar_AE"/>
         </w:rPr>
-        <w:t>מִ⁠כּוֹכְבֵ֖י הַ⁠שָּׁמָ֑יִם</w:t>
+        <w:t>מִ⁠כּוֹכְבֵ֖י הַ⁠שָּׁמָ֑יִם</w:t>
       </w:r>
     </w:p>
     <w:p>
@@ -23069,7 +23069,7 @@
         <w:rPr>
           <w:lang w:val="ar_AE" w:bidi="ar_AE"/>
         </w:rPr>
-        <w:t>יֶ֥לֶק פָּשַׁ֖ט וַ⁠יָּעֹֽף</w:t>
+        <w:t>יֶ֥לֶק פָּשַׁ֖ט וַ⁠יָּעֹֽף</w:t>
       </w:r>
     </w:p>
     <w:p>
@@ -23191,7 +23191,7 @@
         <w:rPr>
           <w:lang w:val="ar_AE" w:bidi="ar_AE"/>
         </w:rPr>
-        <w:t>פָּשַׁ֖ט</w:t>
+        <w:t>פָּשַׁ֖ט</w:t>
       </w:r>
     </w:p>
     <w:p>
@@ -23326,7 +23326,7 @@
         <w:rPr>
           <w:lang w:val="ar_AE" w:bidi="ar_AE"/>
         </w:rPr>
-        <w:t>מִנְּזָרַ֨יִ⁠ךְ֙ כָּֽ⁠אַרְבֶּ֔ה וְ⁠טַפְסְרַ֖יִ⁠ךְ כְּ⁠ג֣וֹב גֹּבָ֑י</w:t>
+        <w:t>מִנְּזָרַ֨יִ⁠ךְ֙ כָּֽ⁠אַרְבֶּ֔ה וְ⁠טַפְסְרַ֖יִ⁠ךְ כְּ⁠ג֣וֹב גֹּבָ֑י</w:t>
       </w:r>
     </w:p>
     <w:p>
@@ -23448,7 +23448,7 @@
         <w:rPr>
           <w:lang w:val="ar_AE" w:bidi="ar_AE"/>
         </w:rPr>
-        <w:t>מִנְּזָרַ֨יִ⁠ךְ֙ כָּֽ⁠אַרְבֶּ֔ה וְ⁠טַפְסְרַ֖יִ⁠ךְ כְּ⁠ג֣וֹב גֹּבָ֑י</w:t>
+        <w:t>מִנְּזָרַ֨יִ⁠ךְ֙ כָּֽ⁠אַרְבֶּ֔ה וְ⁠טַפְסְרַ֖יִ⁠ךְ כְּ⁠ג֣וֹב גֹּבָ֑י</w:t>
       </w:r>
     </w:p>
     <w:p>
@@ -23570,7 +23570,7 @@
         <w:rPr>
           <w:lang w:val="ar_AE" w:bidi="ar_AE"/>
         </w:rPr>
-        <w:t>וְ⁠טַפְסְרַ֖יִ⁠ךְ כְּ⁠ג֣וֹב גֹּבָ֑י</w:t>
+        <w:t>וְ⁠טַפְסְרַ֖יִ⁠ךְ כְּ⁠ג֣וֹב גֹּבָ֑י</w:t>
       </w:r>
     </w:p>
     <w:p>
@@ -23828,7 +23828,7 @@
         <w:rPr>
           <w:lang w:val="ar_AE" w:bidi="ar_AE"/>
         </w:rPr>
-        <w:t>נָמ֤וּ רֹעֶ֨י⁠ךָ֙ מֶ֣לֶךְ אַשּׁ֔וּר</w:t>
+        <w:t>נָמ֤וּ רֹעֶ֨י⁠ךָ֙ מֶ֣לֶךְ אַשּׁ֔וּר</w:t>
       </w:r>
     </w:p>
     <w:p>
@@ -23950,7 +23950,7 @@
         <w:rPr>
           <w:lang w:val="ar_AE" w:bidi="ar_AE"/>
         </w:rPr>
-        <w:t>נָמ֤וּ רֹעֶ֨י⁠ךָ֙ &amp; יִשְׁכְּנ֖וּ אַדִּירֶ֑י⁠ךָ</w:t>
+        <w:t>נָמ֤וּ רֹעֶ֨י⁠ךָ֙ &amp; יִשְׁכְּנ֖וּ אַדִּירֶ֑י⁠ךָ</w:t>
       </w:r>
     </w:p>
     <w:p>
@@ -24208,7 +24208,7 @@
         <w:rPr>
           <w:lang w:val="ar_AE" w:bidi="ar_AE"/>
         </w:rPr>
-        <w:t>נָמ֤וּ &amp; יִשְׁכְּנ֖וּ</w:t>
+        <w:t>נָמ֤וּ &amp; יִשְׁכְּנ֖וּ</w:t>
       </w:r>
     </w:p>
     <w:p>
@@ -24370,7 +24370,7 @@
         <w:rPr>
           <w:lang w:val="ar_AE" w:bidi="ar_AE"/>
         </w:rPr>
-        <w:t>נָפֹ֧שׁוּ עַמְּ⁠ךָ֛</w:t>
+        <w:t>נָפֹ֧שׁוּ עַמְּ⁠ךָ֛</w:t>
       </w:r>
     </w:p>
     <w:p>
@@ -24492,7 +24492,7 @@
         <w:rPr>
           <w:lang w:val="ar_AE" w:bidi="ar_AE"/>
         </w:rPr>
-        <w:t>אֵין־כֵּהָ֣ה לְ⁠שִׁבְרֶ֔⁠ךָ</w:t>
+        <w:t>אֵין־כֵּהָ֣ה לְ⁠שִׁבְרֶ֔⁠ךָ</w:t>
       </w:r>
     </w:p>
     <w:p>
@@ -24614,7 +24614,7 @@
         <w:rPr>
           <w:lang w:val="ar_AE" w:bidi="ar_AE"/>
         </w:rPr>
-        <w:t>נַחְלָ֖ה מַכָּתֶ֑⁠ךָ</w:t>
+        <w:t>נַחְלָ֖ה מַכָּתֶ֑⁠ךָ</w:t>
       </w:r>
     </w:p>
     <w:p>
@@ -24749,7 +24749,7 @@
         <w:rPr>
           <w:lang w:val="ar_AE" w:bidi="ar_AE"/>
         </w:rPr>
-        <w:t>שֹׁמְעֵ֣י שִׁמְעֲ⁠ךָ֗</w:t>
+        <w:t>שֹׁמְעֵ֣י שִׁמְעֲ⁠ךָ֗</w:t>
       </w:r>
     </w:p>
     <w:p>
@@ -24884,7 +24884,7 @@
         <w:rPr>
           <w:lang w:val="ar_AE" w:bidi="ar_AE"/>
         </w:rPr>
-        <w:t>תָּ֤קְעוּ כַף֙</w:t>
+        <w:t>תָּ֤קְעוּ כַף֙</w:t>
       </w:r>
     </w:p>
     <w:p>
@@ -25006,7 +25006,7 @@
         <w:rPr>
           <w:lang w:val="ar_AE" w:bidi="ar_AE"/>
         </w:rPr>
-        <w:t>כִּ֗י עַל־מִ֛י לֹֽא־עָבְרָ֥ה רָעָתְ⁠ךָ֖ תָּמִֽיד</w:t>
+        <w:t>כִּ֗י עַל־מִ֛י לֹֽא־עָבְרָ֥ה רָעָתְ⁠ךָ֖ תָּמִֽיד</w:t>
       </w:r>
     </w:p>
     <w:p>
@@ -25128,7 +25128,7 @@
         <w:rPr>
           <w:lang w:val="ar_AE" w:bidi="ar_AE"/>
         </w:rPr>
-        <w:t>רָעָתְ⁠ךָ֖ תָּמִֽיד</w:t>
+        <w:t>רָעָתְ⁠ךָ֖ תָּמִֽיד</w:t>
       </w:r>
     </w:p>
     <w:p>

--- a/arb/docx/34.content.docx
+++ b/arb/docx/34.content.docx
@@ -655,6 +655,280 @@
         <w:rPr>
           <w:lang w:val="ar_AE" w:bidi="ar_AE"/>
         </w:rPr>
+        <w:t>ناحوم - مقدمة أصحاح 1</w:t>
+      </w:r>
+      <w:r>
+        <w:rPr>
+          <w:lang w:val="ar_AE" w:bidi="ar_AE"/>
+        </w:rPr>
+      </w:r>
+    </w:p>
+    <w:p>
+      <w:pPr>
+        <w:pStyle w:val="Heading3"/>
+        <w:bidi/>
+      </w:pPr>
+      <w:r>
+        <w:rPr>
+          <w:lang w:val="ar_AE" w:bidi="ar_AE"/>
+        </w:rPr>
+        <w:t>البنية (الهيكل) والتنسيق</w:t>
+      </w:r>
+    </w:p>
+    <w:p>
+      <w:pPr>
+        <w:bidi/>
+      </w:pPr>
+      <w:r>
+        <w:rPr>
+          <w:lang w:val="ar_AE" w:bidi="ar_AE"/>
+        </w:rPr>
+      </w:r>
+      <w:r>
+        <w:rPr>
+          <w:lang w:val="ar_AE" w:bidi="ar_AE"/>
+        </w:rPr>
+        <w:t xml:space="preserve">تفضل بعض الترجمات الفصل بين الاقتباسات المطولة، والصلوات، والأغاني. وتقوم ترجمة ULT والعديد من الترجمات الإنجليزية الأخرى بوضع سطور السفر بأكمله (باستثناء الآية 1 من هذا الأصحاح) بعيدًا إلى اليمين (في حالة النص الإنجليزي، وإلى اليسار في حالة الترجمة العربية) على الصفحة أكثر من النص العادي لإظهار أنها نبوة شعرية. (انظر: </w:t>
+      </w:r>
+      <w:r>
+        <w:rPr>
+          <w:lang w:val="ar_AE" w:bidi="ar_AE"/>
+        </w:rPr>
+        <w:t>نبي</w:t>
+      </w:r>
+      <w:r>
+        <w:rPr>
+          <w:lang w:val="ar_AE" w:bidi="ar_AE"/>
+        </w:rPr>
+        <w:t>)</w:t>
+      </w:r>
+    </w:p>
+    <w:p>
+      <w:pPr>
+        <w:bidi/>
+      </w:pPr>
+      <w:r>
+        <w:rPr>
+          <w:lang w:val="ar_AE" w:bidi="ar_AE"/>
+        </w:rPr>
+      </w:r>
+      <w:r>
+        <w:rPr>
+          <w:lang w:val="ar_AE" w:bidi="ar_AE"/>
+        </w:rPr>
+        <w:t>على الرغم من تقسيم هذا السفر إلى ثلاثة أصحاحات، فإنه يتكون من نبوة طويلة واحدة.</w:t>
+      </w:r>
+    </w:p>
+    <w:p>
+      <w:pPr>
+        <w:pStyle w:val="Heading4"/>
+        <w:bidi/>
+      </w:pPr>
+      <w:r>
+        <w:rPr>
+          <w:lang w:val="ar_AE" w:bidi="ar_AE"/>
+        </w:rPr>
+        <w:t>مخطط أصحاح 1</w:t>
+      </w:r>
+    </w:p>
+    <w:p>
+      <w:pPr>
+        <w:pStyle w:val="ListNumber"/>
+        <w:numPr>
+          <w:ilvl w:val="0"/>
+          <w:numId w:val="15"/>
+        </w:numPr>
+        <w:bidi/>
+        <w:spacing w:line="240" w:lineRule="auto"/>
+        <w:ind w:left="720"/>
+      </w:pPr>
+      <w:r>
+        <w:rPr>
+          <w:lang w:val="ar_AE" w:bidi="ar_AE"/>
+        </w:rPr>
+      </w:r>
+      <w:r>
+        <w:rPr>
+          <w:lang w:val="ar_AE" w:bidi="ar_AE"/>
+        </w:rPr>
+        <w:t>يقوم ناحوم بتقديم هذا السفر (1:1)</w:t>
+      </w:r>
+    </w:p>
+    <w:p>
+      <w:pPr>
+        <w:pStyle w:val="ListNumber"/>
+        <w:bidi/>
+        <w:spacing w:line="240" w:lineRule="auto"/>
+        <w:ind w:left="720"/>
+      </w:pPr>
+      <w:r>
+        <w:rPr>
+          <w:lang w:val="ar_AE" w:bidi="ar_AE"/>
+        </w:rPr>
+      </w:r>
+      <w:r>
+        <w:rPr>
+          <w:lang w:val="ar_AE" w:bidi="ar_AE"/>
+        </w:rPr>
+        <w:t>الرب سيقضي على أعدائه (1:2–6)</w:t>
+      </w:r>
+    </w:p>
+    <w:p>
+      <w:pPr>
+        <w:pStyle w:val="ListNumber"/>
+        <w:bidi/>
+        <w:spacing w:line="240" w:lineRule="auto"/>
+        <w:ind w:left="720"/>
+      </w:pPr>
+      <w:r>
+        <w:rPr>
+          <w:lang w:val="ar_AE" w:bidi="ar_AE"/>
+        </w:rPr>
+      </w:r>
+      <w:r>
+        <w:rPr>
+          <w:lang w:val="ar_AE" w:bidi="ar_AE"/>
+        </w:rPr>
+        <w:t>الرب يعتني بشعبه وسيدمر نينوى (1:7–15)</w:t>
+      </w:r>
+    </w:p>
+    <w:p>
+      <w:pPr>
+        <w:pStyle w:val="Heading3"/>
+        <w:bidi/>
+      </w:pPr>
+      <w:r>
+        <w:rPr>
+          <w:lang w:val="ar_AE" w:bidi="ar_AE"/>
+        </w:rPr>
+        <w:t>المفاهيم الدينية والثقافية في هذا الأصحاح</w:t>
+      </w:r>
+    </w:p>
+    <w:p>
+      <w:pPr>
+        <w:pStyle w:val="Heading4"/>
+        <w:bidi/>
+      </w:pPr>
+      <w:r>
+        <w:rPr>
+          <w:lang w:val="ar_AE" w:bidi="ar_AE"/>
+        </w:rPr>
+        <w:t>غضب الرب على نينوى</w:t>
+      </w:r>
+    </w:p>
+    <w:p>
+      <w:pPr>
+        <w:bidi/>
+      </w:pPr>
+      <w:r>
+        <w:rPr>
+          <w:lang w:val="ar_AE" w:bidi="ar_AE"/>
+        </w:rPr>
+      </w:r>
+      <w:r>
+        <w:rPr>
+          <w:lang w:val="ar_AE" w:bidi="ar_AE"/>
+        </w:rPr>
+        <w:t>ينبغي قراءة هذه النبوة بالتوازي مع سفر يونان. حيث يصف ذلك السفر كيف تاب أهل نينوى، عاصمة أشور، عندما حذرهم يونان من غضب الرب عليهم. بينما يشير سفر ناحوم، الذي كُتِبَ بعد أكثر من مائة عام بقليل من سفر يونان، إلى أن أهل نينوى كانوا قد عادوا إلى طرقهم الشريرة وسرعان ما سيعاقبهم الله. قراءة السفرين معًا تُظهر رحمة الله وصبره، وأيضًا غضبه ودينونته على القسوة والشر والخطية.</w:t>
+      </w:r>
+    </w:p>
+    <w:p>
+      <w:pPr>
+        <w:pStyle w:val="Heading4"/>
+        <w:bidi/>
+      </w:pPr>
+      <w:r>
+        <w:rPr>
+          <w:lang w:val="ar_AE" w:bidi="ar_AE"/>
+        </w:rPr>
+        <w:t>الهلاك الكامل</w:t>
+      </w:r>
+    </w:p>
+    <w:p>
+      <w:pPr>
+        <w:bidi/>
+      </w:pPr>
+      <w:r>
+        <w:rPr>
+          <w:lang w:val="ar_AE" w:bidi="ar_AE"/>
+        </w:rPr>
+      </w:r>
+      <w:r>
+        <w:rPr>
+          <w:lang w:val="ar_AE" w:bidi="ar_AE"/>
+        </w:rPr>
+        <w:t>في زمن نبوة ناحوم، كانت أشور تهيمن على معظم مناطق الشرق الأدنى. كان الآشوريون يتسمون بالعنف والقسوة الشديدة تجاه الشعوب التي غزوها، بما في ذلك إسرائيل. وبسبب ذلك، تنبأ ناحوم بأن الآشوريين سيُدمرون تمامًا كأمة وكشعب (1: 14). وقد تحققت هذه النبوة بشكل مفاجئ في عام ٦١٢ قبل الميلاد.</w:t>
+      </w:r>
+    </w:p>
+    <w:p>
+      <w:pPr>
+        <w:pStyle w:val="Heading3"/>
+        <w:bidi/>
+      </w:pPr>
+      <w:r>
+        <w:rPr>
+          <w:lang w:val="ar_AE" w:bidi="ar_AE"/>
+        </w:rPr>
+        <w:t>مشكلات الترجمة في هذا الأصحاح</w:t>
+      </w:r>
+    </w:p>
+    <w:p>
+      <w:pPr>
+        <w:pStyle w:val="Heading4"/>
+        <w:bidi/>
+      </w:pPr>
+      <w:r>
+        <w:rPr>
+          <w:lang w:val="ar_AE" w:bidi="ar_AE"/>
+        </w:rPr>
+        <w:t>الخطاب المباشر</w:t>
+      </w:r>
+    </w:p>
+    <w:p>
+      <w:pPr>
+        <w:bidi/>
+      </w:pPr>
+      <w:r>
+        <w:rPr>
+          <w:lang w:val="ar_AE" w:bidi="ar_AE"/>
+        </w:rPr>
+      </w:r>
+      <w:r>
+        <w:rPr>
+          <w:lang w:val="ar_AE" w:bidi="ar_AE"/>
+        </w:rPr>
+        <w:t>الجمهور المستهدف لهذا السفر هو شعب يهوذا. وهم في خطر التعرض لهجوم من الأمة القاسية والقوية أشور، التي يشار إليها في هذا السفر من خلال عاصمتها، نينوى. يبدأ هذا الأصحاح بوصف غضب الرب على أعدائه وحبه لشعبه. ثم يبدأ الرب في مخاطبة نينوى مباشرة في الآية 9 ويستمر في ذلك في مواضع مختلفة طوال السفر. ومع ذلك، فإن شعب نينوى ليسوا جزءًا من جمهور هذا السفر. الهدف من الخطاب الموجه إلى نينوى هو إظهار موقف الرب تجاه أهل نينوى وأفعالهم الشريرة لشعب يهوذا. كما أن هذه المخاطبة المباشرة تهدف إلى إعلام شعب يهوذا بأن الرب سوف يُهلك نينوى. ويخاطب الرب أيضًا يهوذا مباشرة في الآيات 12 و13 و15.</w:t>
+      </w:r>
+      <w:r>
+        <w:rPr>
+          <w:lang w:val="ar_AE" w:bidi="ar_AE"/>
+        </w:rPr>
+      </w:r>
+      <w:r>
+        <w:rPr>
+          <w:lang w:val="ar_AE" w:bidi="ar_AE"/>
+        </w:rPr>
+      </w:r>
+    </w:p>
+    <w:p>
+      <w:pPr>
+        <w:bidi/>
+      </w:pPr>
+      <w:r>
+        <w:rPr>
+          <w:lang w:val="ar_AE" w:bidi="ar_AE"/>
+        </w:rPr>
+      </w:r>
+    </w:p>
+    <w:p>
+      <w:pPr>
+        <w:pStyle w:val="Heading2"/>
+        <w:bidi/>
+      </w:pPr>
+      <w:r>
+        <w:rPr>
+          <w:lang w:val="ar_AE" w:bidi="ar_AE"/>
+        </w:rPr>
         <w:t>ناحوم 1: 1 (#1)</w:t>
       </w:r>
       <w:r>
@@ -8197,6 +8471,209 @@
         <w:rPr>
           <w:lang w:val="ar_AE" w:bidi="ar_AE"/>
         </w:rPr>
+        <w:t>ناحوم - مقدمة أصحاح 2</w:t>
+      </w:r>
+      <w:r>
+        <w:rPr>
+          <w:lang w:val="ar_AE" w:bidi="ar_AE"/>
+        </w:rPr>
+      </w:r>
+    </w:p>
+    <w:p>
+      <w:pPr>
+        <w:pStyle w:val="Heading3"/>
+        <w:bidi/>
+      </w:pPr>
+      <w:r>
+        <w:rPr>
+          <w:lang w:val="ar_AE" w:bidi="ar_AE"/>
+        </w:rPr>
+        <w:t>البنية (الهيكل) والتنسيق</w:t>
+      </w:r>
+    </w:p>
+    <w:p>
+      <w:pPr>
+        <w:bidi/>
+      </w:pPr>
+      <w:r>
+        <w:rPr>
+          <w:lang w:val="ar_AE" w:bidi="ar_AE"/>
+        </w:rPr>
+      </w:r>
+      <w:r>
+        <w:rPr>
+          <w:lang w:val="ar_AE" w:bidi="ar_AE"/>
+        </w:rPr>
+        <w:t>إذا قررت تحويل نص هذا السفر إلى سطور قصيرة من الشعر، فستحتاج أن تستمر في ذلك في هذا الأصحاح.</w:t>
+      </w:r>
+    </w:p>
+    <w:p>
+      <w:pPr>
+        <w:bidi/>
+      </w:pPr>
+      <w:r>
+        <w:rPr>
+          <w:lang w:val="ar_AE" w:bidi="ar_AE"/>
+        </w:rPr>
+      </w:r>
+      <w:r>
+        <w:rPr>
+          <w:lang w:val="ar_AE" w:bidi="ar_AE"/>
+        </w:rPr>
+        <w:t>بالرغم من تقسيم هذا السفر إلى ثلاثة أصحاحات، فإنه يحتوي على نبوة واحدة طويلة.</w:t>
+      </w:r>
+    </w:p>
+    <w:p>
+      <w:pPr>
+        <w:pStyle w:val="Heading4"/>
+        <w:bidi/>
+      </w:pPr>
+      <w:r>
+        <w:rPr>
+          <w:lang w:val="ar_AE" w:bidi="ar_AE"/>
+        </w:rPr>
+        <w:t>مخطط أصحاح 2</w:t>
+      </w:r>
+    </w:p>
+    <w:p>
+      <w:pPr>
+        <w:pStyle w:val="ListNumber"/>
+        <w:numPr>
+          <w:ilvl w:val="0"/>
+          <w:numId w:val="16"/>
+        </w:numPr>
+        <w:bidi/>
+        <w:spacing w:line="240" w:lineRule="auto"/>
+        <w:ind w:left="720"/>
+      </w:pPr>
+      <w:r>
+        <w:rPr>
+          <w:lang w:val="ar_AE" w:bidi="ar_AE"/>
+        </w:rPr>
+      </w:r>
+      <w:r>
+        <w:rPr>
+          <w:lang w:val="ar_AE" w:bidi="ar_AE"/>
+        </w:rPr>
+        <w:t>وصف المعركة التي دمرت نينوى (2:1–10)</w:t>
+      </w:r>
+    </w:p>
+    <w:p>
+      <w:pPr>
+        <w:pStyle w:val="ListNumber"/>
+        <w:bidi/>
+        <w:spacing w:line="240" w:lineRule="auto"/>
+        <w:ind w:left="720"/>
+      </w:pPr>
+      <w:r>
+        <w:rPr>
+          <w:lang w:val="ar_AE" w:bidi="ar_AE"/>
+        </w:rPr>
+      </w:r>
+      <w:r>
+        <w:rPr>
+          <w:lang w:val="ar_AE" w:bidi="ar_AE"/>
+        </w:rPr>
+        <w:t>مقارنة نينوى بعرين الأسد (2:11–13)</w:t>
+      </w:r>
+    </w:p>
+    <w:p>
+      <w:pPr>
+        <w:pStyle w:val="Heading3"/>
+        <w:bidi/>
+      </w:pPr>
+      <w:r>
+        <w:rPr>
+          <w:lang w:val="ar_AE" w:bidi="ar_AE"/>
+        </w:rPr>
+        <w:t>مشكلات الترجمة</w:t>
+      </w:r>
+    </w:p>
+    <w:p>
+      <w:pPr>
+        <w:pStyle w:val="Heading4"/>
+        <w:bidi/>
+      </w:pPr>
+      <w:r>
+        <w:rPr>
+          <w:lang w:val="ar_AE" w:bidi="ar_AE"/>
+        </w:rPr>
+        <w:t>الماضي والحاضر لأجل المستقبل</w:t>
+      </w:r>
+    </w:p>
+    <w:p>
+      <w:pPr>
+        <w:bidi/>
+      </w:pPr>
+      <w:r>
+        <w:rPr>
+          <w:lang w:val="ar_AE" w:bidi="ar_AE"/>
+        </w:rPr>
+      </w:r>
+      <w:r>
+        <w:rPr>
+          <w:lang w:val="ar_AE" w:bidi="ar_AE"/>
+        </w:rPr>
+        <w:t>في هذا الأصحاح، يصف ناحوم معركة نينوى التي سيتم فيها تدمير المدينة. وهو يصف المعركة والدمار الناتج عن المدينة كما لو كان يشاهدها تحدث، ربما لأن الله أظهرها له في رؤيا (1:1). ومع ذلك، فإن المعركة الفعلية والتدمير لم يحدث إلا بعد سنوات عديدة من تكلم ناحوم بهذه النبوة. إذا كان ذلك مفيدًا في ترجمتك، يمكنك توضيح ذلك في حاشية، أو يمكنك تغيير الأفعال إلى المستقبل حتى يعلم قراؤك أن ناحوم كان يتنبأ بشيء سيحدث لاحقًا؛ ولم يكن يحدث في ذلك الوقت.</w:t>
+      </w:r>
+    </w:p>
+    <w:p>
+      <w:pPr>
+        <w:pStyle w:val="Heading4"/>
+        <w:bidi/>
+      </w:pPr>
+      <w:r>
+        <w:rPr>
+          <w:lang w:val="ar_AE" w:bidi="ar_AE"/>
+        </w:rPr>
+        <w:t>الاستعارة الممتدة</w:t>
+      </w:r>
+    </w:p>
+    <w:p>
+      <w:pPr>
+        <w:bidi/>
+      </w:pPr>
+      <w:r>
+        <w:rPr>
+          <w:lang w:val="ar_AE" w:bidi="ar_AE"/>
+        </w:rPr>
+      </w:r>
+      <w:r>
+        <w:rPr>
+          <w:lang w:val="ar_AE" w:bidi="ar_AE"/>
+        </w:rPr>
+        <w:t>توجد استعارة ممتدة في 2:11–13. في هذه الاستعارة، يُشبّه الرب نينوى بعرين الأسد وسكانها بالأسود التي تقتل وتلتهم أعداءها. إذا كان هذا غير واضح لقرائك، فقد ترغب في تقديم شرح في حاشية. (انظر: الاستعارة الممتدة).</w:t>
+      </w:r>
+      <w:r>
+        <w:rPr>
+          <w:lang w:val="ar_AE" w:bidi="ar_AE"/>
+        </w:rPr>
+      </w:r>
+      <w:r>
+        <w:rPr>
+          <w:lang w:val="ar_AE" w:bidi="ar_AE"/>
+        </w:rPr>
+      </w:r>
+    </w:p>
+    <w:p>
+      <w:pPr>
+        <w:bidi/>
+      </w:pPr>
+      <w:r>
+        <w:rPr>
+          <w:lang w:val="ar_AE" w:bidi="ar_AE"/>
+        </w:rPr>
+      </w:r>
+    </w:p>
+    <w:p>
+      <w:pPr>
+        <w:pStyle w:val="Heading2"/>
+        <w:bidi/>
+      </w:pPr>
+      <w:r>
+        <w:rPr>
+          <w:lang w:val="ar_AE" w:bidi="ar_AE"/>
+        </w:rPr>
         <w:t>ناحوم ٢: ١ (#١)</w:t>
       </w:r>
       <w:r>
@@ -15262,6 +15739,259 @@
         <w:rPr>
           <w:lang w:val="ar_AE" w:bidi="ar_AE"/>
         </w:rPr>
+      </w:r>
+      <w:r>
+        <w:rPr>
+          <w:lang w:val="ar_AE" w:bidi="ar_AE"/>
+        </w:rPr>
+      </w:r>
+      <w:r>
+        <w:rPr>
+          <w:lang w:val="ar_AE" w:bidi="ar_AE"/>
+        </w:rPr>
+      </w:r>
+    </w:p>
+    <w:p>
+      <w:pPr>
+        <w:bidi/>
+      </w:pPr>
+      <w:r>
+        <w:rPr>
+          <w:lang w:val="ar_AE" w:bidi="ar_AE"/>
+        </w:rPr>
+      </w:r>
+    </w:p>
+    <w:p>
+      <w:pPr>
+        <w:pStyle w:val="Heading2"/>
+        <w:bidi/>
+      </w:pPr>
+      <w:r>
+        <w:rPr>
+          <w:lang w:val="ar_AE" w:bidi="ar_AE"/>
+        </w:rPr>
+        <w:t>ناحوم - مقدمة إلى أصحاح 3</w:t>
+      </w:r>
+      <w:r>
+        <w:rPr>
+          <w:lang w:val="ar_AE" w:bidi="ar_AE"/>
+        </w:rPr>
+      </w:r>
+    </w:p>
+    <w:p>
+      <w:pPr>
+        <w:pStyle w:val="Heading3"/>
+        <w:bidi/>
+      </w:pPr>
+      <w:r>
+        <w:rPr>
+          <w:lang w:val="ar_AE" w:bidi="ar_AE"/>
+        </w:rPr>
+        <w:t>البنية والتنسيق</w:t>
+      </w:r>
+    </w:p>
+    <w:p>
+      <w:pPr>
+        <w:bidi/>
+      </w:pPr>
+      <w:r>
+        <w:rPr>
+          <w:lang w:val="ar_AE" w:bidi="ar_AE"/>
+        </w:rPr>
+      </w:r>
+      <w:r>
+        <w:rPr>
+          <w:lang w:val="ar_AE" w:bidi="ar_AE"/>
+        </w:rPr>
+        <w:t>إذا قررت تحويل نص هذا السفر إلى أبيات شعرية قصيرة، فستود الاستمرار في القيام بذلك في هذا الأصحاح.</w:t>
+      </w:r>
+    </w:p>
+    <w:p>
+      <w:pPr>
+        <w:bidi/>
+      </w:pPr>
+      <w:r>
+        <w:rPr>
+          <w:lang w:val="ar_AE" w:bidi="ar_AE"/>
+        </w:rPr>
+      </w:r>
+      <w:r>
+        <w:rPr>
+          <w:lang w:val="ar_AE" w:bidi="ar_AE"/>
+        </w:rPr>
+        <w:t>بالرغم من تقسيم السفر إلى ثلاثة أصحاحات، فإنه يحتوي على نبوءة طويلة واحدة.</w:t>
+      </w:r>
+    </w:p>
+    <w:p>
+      <w:pPr>
+        <w:pStyle w:val="Heading4"/>
+        <w:bidi/>
+      </w:pPr>
+      <w:r>
+        <w:rPr>
+          <w:lang w:val="ar_AE" w:bidi="ar_AE"/>
+        </w:rPr>
+        <w:t>مخطط الأصحاح الثالث</w:t>
+      </w:r>
+    </w:p>
+    <w:p>
+      <w:pPr>
+        <w:pStyle w:val="ListNumber"/>
+        <w:numPr>
+          <w:ilvl w:val="0"/>
+          <w:numId w:val="17"/>
+        </w:numPr>
+        <w:bidi/>
+        <w:spacing w:line="240" w:lineRule="auto"/>
+        <w:ind w:left="720"/>
+      </w:pPr>
+      <w:r>
+        <w:rPr>
+          <w:lang w:val="ar_AE" w:bidi="ar_AE"/>
+        </w:rPr>
+      </w:r>
+      <w:r>
+        <w:rPr>
+          <w:lang w:val="ar_AE" w:bidi="ar_AE"/>
+        </w:rPr>
+        <w:t>الويل لنينوى (3:1–3)</w:t>
+      </w:r>
+    </w:p>
+    <w:p>
+      <w:pPr>
+        <w:pStyle w:val="ListNumber"/>
+        <w:bidi/>
+        <w:spacing w:line="240" w:lineRule="auto"/>
+        <w:ind w:left="720"/>
+      </w:pPr>
+      <w:r>
+        <w:rPr>
+          <w:lang w:val="ar_AE" w:bidi="ar_AE"/>
+        </w:rPr>
+      </w:r>
+      <w:r>
+        <w:rPr>
+          <w:lang w:val="ar_AE" w:bidi="ar_AE"/>
+        </w:rPr>
+        <w:t>نينوى العاهرة (3:4–7)</w:t>
+      </w:r>
+    </w:p>
+    <w:p>
+      <w:pPr>
+        <w:pStyle w:val="ListNumber"/>
+        <w:bidi/>
+        <w:spacing w:line="240" w:lineRule="auto"/>
+        <w:ind w:left="720"/>
+      </w:pPr>
+      <w:r>
+        <w:rPr>
+          <w:lang w:val="ar_AE" w:bidi="ar_AE"/>
+        </w:rPr>
+      </w:r>
+      <w:r>
+        <w:rPr>
+          <w:lang w:val="ar_AE" w:bidi="ar_AE"/>
+        </w:rPr>
+        <w:t xml:space="preserve">مثال </w:t>
+      </w:r>
+      <w:r>
+        <w:rPr>
+          <w:lang w:val="ar_AE" w:bidi="ar_AE"/>
+        </w:rPr>
+        <w:t>نُوَ أَمُونَ</w:t>
+      </w:r>
+      <w:r>
+        <w:rPr>
+          <w:lang w:val="ar_AE" w:bidi="ar_AE"/>
+        </w:rPr>
+        <w:t xml:space="preserve"> (3:8–11)</w:t>
+      </w:r>
+    </w:p>
+    <w:p>
+      <w:pPr>
+        <w:pStyle w:val="ListNumber"/>
+        <w:bidi/>
+        <w:spacing w:line="240" w:lineRule="auto"/>
+        <w:ind w:left="720"/>
+      </w:pPr>
+      <w:r>
+        <w:rPr>
+          <w:lang w:val="ar_AE" w:bidi="ar_AE"/>
+        </w:rPr>
+      </w:r>
+      <w:r>
+        <w:rPr>
+          <w:lang w:val="ar_AE" w:bidi="ar_AE"/>
+        </w:rPr>
+        <w:t>تدمير نينوى مؤكد (3:12–19)</w:t>
+      </w:r>
+    </w:p>
+    <w:p>
+      <w:pPr>
+        <w:pStyle w:val="Heading3"/>
+        <w:bidi/>
+      </w:pPr>
+      <w:r>
+        <w:rPr>
+          <w:lang w:val="ar_AE" w:bidi="ar_AE"/>
+        </w:rPr>
+        <w:t>المفاهيم الدينية والثقافية في هذا الأصحاح</w:t>
+      </w:r>
+    </w:p>
+    <w:p>
+      <w:pPr>
+        <w:pStyle w:val="Heading4"/>
+        <w:bidi/>
+      </w:pPr>
+      <w:r>
+        <w:rPr>
+          <w:lang w:val="ar_AE" w:bidi="ar_AE"/>
+        </w:rPr>
+        <w:t>الجراد في 3:15–17</w:t>
+      </w:r>
+    </w:p>
+    <w:p>
+      <w:pPr>
+        <w:bidi/>
+      </w:pPr>
+      <w:r>
+        <w:rPr>
+          <w:lang w:val="ar_AE" w:bidi="ar_AE"/>
+        </w:rPr>
+      </w:r>
+      <w:r>
+        <w:rPr>
+          <w:lang w:val="ar_AE" w:bidi="ar_AE"/>
+        </w:rPr>
+        <w:t>كانت هجمات الجراد شائعة في الشرق الأدنى القديم. الجراد هو نوع من الحشرات الطائرة التي كانت تأتي بأسراب هائلة. كان عددها كبيرًا لدرجة أنها كانت تظلم السماء مثل سحابة سوداء تحجب ضوء الشمس. غالبًا ما كانت تأتي بعد فترات طويلة من الجفاف. كانت تهبط على المحاصيل المتبقية في الحقول وتجردها من كل شيء. لم يكن بالإمكان إيقاف الجراد، وكان يتسبب في أضرار جسيمة. لهذا السبب، كانت غزوات الجراد تُستخدم كصورة قوية للهجمات العسكرية الكاسحة في العهد القديم.</w:t>
+      </w:r>
+    </w:p>
+    <w:p>
+      <w:pPr>
+        <w:pStyle w:val="Heading3"/>
+        <w:bidi/>
+      </w:pPr>
+      <w:r>
+        <w:rPr>
+          <w:lang w:val="ar_AE" w:bidi="ar_AE"/>
+        </w:rPr>
+        <w:t>معضلة ترجمية</w:t>
+      </w:r>
+    </w:p>
+    <w:p>
+      <w:pPr>
+        <w:bidi/>
+      </w:pPr>
+      <w:r>
+        <w:rPr>
+          <w:lang w:val="ar_AE" w:bidi="ar_AE"/>
+        </w:rPr>
+      </w:r>
+      <w:r>
+        <w:rPr>
+          <w:lang w:val="ar_AE" w:bidi="ar_AE"/>
+        </w:rPr>
+        <w:t>ثمة استعارة ممتدة في 3:4–7. في هذه الاستعارة، يُشبه الرب نينوى بامرأة تجذب الرجال تحت سيطرتها بالسحر والجاذبية. كان كل من البغاء والسحر مرتبطين بعبادة الأوثان، وفي الكتاب المقدس، يُستخدم البغاء كاستعارة لعبادة الأوثان. تمامًا كما أن المرأة ليست مخلصة لزوجها، فإن الأشخاص الذين يعبدون الأوثان ليسوا مخلصين لله الحقيقي الوحيد، الذي يستحق العبادة. كانت نينوى مدينة قوية ومزدهرة للغاية، مما جعلها جذابة للآخرين لتبني طرقها وعبادة آلهتها. إذا كان هذا غير واضح لقرائك، قد ترغب في تقديم تفسير في حاشية. (انظر: الاستعارة الممتدة).</w:t>
       </w:r>
       <w:r>
         <w:rPr>
@@ -25198,736 +25928,6 @@
           <w:lang w:val="ar_AE" w:bidi="ar_AE"/>
         </w:rPr>
         <w:t>أسلوب المبالغة</w:t>
-      </w:r>
-      <w:r>
-        <w:rPr>
-          <w:lang w:val="ar_AE" w:bidi="ar_AE"/>
-        </w:rPr>
-      </w:r>
-      <w:r>
-        <w:rPr>
-          <w:lang w:val="ar_AE" w:bidi="ar_AE"/>
-        </w:rPr>
-      </w:r>
-    </w:p>
-    <w:p>
-      <w:pPr>
-        <w:bidi/>
-      </w:pPr>
-      <w:r>
-        <w:rPr>
-          <w:lang w:val="ar_AE" w:bidi="ar_AE"/>
-        </w:rPr>
-      </w:r>
-    </w:p>
-    <w:p>
-      <w:pPr>
-        <w:pStyle w:val="Heading2"/>
-        <w:bidi/>
-      </w:pPr>
-      <w:r>
-        <w:rPr>
-          <w:lang w:val="ar_AE" w:bidi="ar_AE"/>
-        </w:rPr>
-        <w:t>ناحوم - مقدمة أصحاح 1</w:t>
-      </w:r>
-      <w:r>
-        <w:rPr>
-          <w:lang w:val="ar_AE" w:bidi="ar_AE"/>
-        </w:rPr>
-      </w:r>
-    </w:p>
-    <w:p>
-      <w:pPr>
-        <w:pStyle w:val="Heading3"/>
-        <w:bidi/>
-      </w:pPr>
-      <w:r>
-        <w:rPr>
-          <w:lang w:val="ar_AE" w:bidi="ar_AE"/>
-        </w:rPr>
-        <w:t>البنية (الهيكل) والتنسيق</w:t>
-      </w:r>
-    </w:p>
-    <w:p>
-      <w:pPr>
-        <w:bidi/>
-      </w:pPr>
-      <w:r>
-        <w:rPr>
-          <w:lang w:val="ar_AE" w:bidi="ar_AE"/>
-        </w:rPr>
-      </w:r>
-      <w:r>
-        <w:rPr>
-          <w:lang w:val="ar_AE" w:bidi="ar_AE"/>
-        </w:rPr>
-        <w:t xml:space="preserve">تفضل بعض الترجمات الفصل بين الاقتباسات المطولة، والصلوات، والأغاني. وتقوم ترجمة ULT والعديد من الترجمات الإنجليزية الأخرى بوضع سطور السفر بأكمله (باستثناء الآية 1 من هذا الأصحاح) بعيدًا إلى اليمين (في حالة النص الإنجليزي، وإلى اليسار في حالة الترجمة العربية) على الصفحة أكثر من النص العادي لإظهار أنها نبوة شعرية. (انظر: </w:t>
-      </w:r>
-      <w:r>
-        <w:rPr>
-          <w:lang w:val="ar_AE" w:bidi="ar_AE"/>
-        </w:rPr>
-        <w:t>نبي</w:t>
-      </w:r>
-      <w:r>
-        <w:rPr>
-          <w:lang w:val="ar_AE" w:bidi="ar_AE"/>
-        </w:rPr>
-        <w:t>)</w:t>
-      </w:r>
-    </w:p>
-    <w:p>
-      <w:pPr>
-        <w:bidi/>
-      </w:pPr>
-      <w:r>
-        <w:rPr>
-          <w:lang w:val="ar_AE" w:bidi="ar_AE"/>
-        </w:rPr>
-      </w:r>
-      <w:r>
-        <w:rPr>
-          <w:lang w:val="ar_AE" w:bidi="ar_AE"/>
-        </w:rPr>
-        <w:t>على الرغم من تقسيم هذا السفر إلى ثلاثة أصحاحات، فإنه يتكون من نبوة طويلة واحدة.</w:t>
-      </w:r>
-    </w:p>
-    <w:p>
-      <w:pPr>
-        <w:pStyle w:val="Heading4"/>
-        <w:bidi/>
-      </w:pPr>
-      <w:r>
-        <w:rPr>
-          <w:lang w:val="ar_AE" w:bidi="ar_AE"/>
-        </w:rPr>
-        <w:t>مخطط أصحاح 1</w:t>
-      </w:r>
-    </w:p>
-    <w:p>
-      <w:pPr>
-        <w:pStyle w:val="ListNumber"/>
-        <w:numPr>
-          <w:ilvl w:val="0"/>
-          <w:numId w:val="15"/>
-        </w:numPr>
-        <w:bidi/>
-        <w:spacing w:line="240" w:lineRule="auto"/>
-        <w:ind w:left="720"/>
-      </w:pPr>
-      <w:r>
-        <w:rPr>
-          <w:lang w:val="ar_AE" w:bidi="ar_AE"/>
-        </w:rPr>
-      </w:r>
-      <w:r>
-        <w:rPr>
-          <w:lang w:val="ar_AE" w:bidi="ar_AE"/>
-        </w:rPr>
-        <w:t>يقوم ناحوم بتقديم هذا السفر (1:1)</w:t>
-      </w:r>
-    </w:p>
-    <w:p>
-      <w:pPr>
-        <w:pStyle w:val="ListNumber"/>
-        <w:bidi/>
-        <w:spacing w:line="240" w:lineRule="auto"/>
-        <w:ind w:left="720"/>
-      </w:pPr>
-      <w:r>
-        <w:rPr>
-          <w:lang w:val="ar_AE" w:bidi="ar_AE"/>
-        </w:rPr>
-      </w:r>
-      <w:r>
-        <w:rPr>
-          <w:lang w:val="ar_AE" w:bidi="ar_AE"/>
-        </w:rPr>
-        <w:t>الرب سيقضي على أعدائه (1:2–6)</w:t>
-      </w:r>
-    </w:p>
-    <w:p>
-      <w:pPr>
-        <w:pStyle w:val="ListNumber"/>
-        <w:bidi/>
-        <w:spacing w:line="240" w:lineRule="auto"/>
-        <w:ind w:left="720"/>
-      </w:pPr>
-      <w:r>
-        <w:rPr>
-          <w:lang w:val="ar_AE" w:bidi="ar_AE"/>
-        </w:rPr>
-      </w:r>
-      <w:r>
-        <w:rPr>
-          <w:lang w:val="ar_AE" w:bidi="ar_AE"/>
-        </w:rPr>
-        <w:t>الرب يعتني بشعبه وسيدمر نينوى (1:7–15)</w:t>
-      </w:r>
-    </w:p>
-    <w:p>
-      <w:pPr>
-        <w:pStyle w:val="Heading3"/>
-        <w:bidi/>
-      </w:pPr>
-      <w:r>
-        <w:rPr>
-          <w:lang w:val="ar_AE" w:bidi="ar_AE"/>
-        </w:rPr>
-        <w:t>المفاهيم الدينية والثقافية في هذا الأصحاح</w:t>
-      </w:r>
-    </w:p>
-    <w:p>
-      <w:pPr>
-        <w:pStyle w:val="Heading4"/>
-        <w:bidi/>
-      </w:pPr>
-      <w:r>
-        <w:rPr>
-          <w:lang w:val="ar_AE" w:bidi="ar_AE"/>
-        </w:rPr>
-        <w:t>غضب الرب على نينوى</w:t>
-      </w:r>
-    </w:p>
-    <w:p>
-      <w:pPr>
-        <w:bidi/>
-      </w:pPr>
-      <w:r>
-        <w:rPr>
-          <w:lang w:val="ar_AE" w:bidi="ar_AE"/>
-        </w:rPr>
-      </w:r>
-      <w:r>
-        <w:rPr>
-          <w:lang w:val="ar_AE" w:bidi="ar_AE"/>
-        </w:rPr>
-        <w:t>ينبغي قراءة هذه النبوة بالتوازي مع سفر يونان. حيث يصف ذلك السفر كيف تاب أهل نينوى، عاصمة أشور، عندما حذرهم يونان من غضب الرب عليهم. بينما يشير سفر ناحوم، الذي كُتِبَ بعد أكثر من مائة عام بقليل من سفر يونان، إلى أن أهل نينوى كانوا قد عادوا إلى طرقهم الشريرة وسرعان ما سيعاقبهم الله. قراءة السفرين معًا تُظهر رحمة الله وصبره، وأيضًا غضبه ودينونته على القسوة والشر والخطية.</w:t>
-      </w:r>
-    </w:p>
-    <w:p>
-      <w:pPr>
-        <w:pStyle w:val="Heading4"/>
-        <w:bidi/>
-      </w:pPr>
-      <w:r>
-        <w:rPr>
-          <w:lang w:val="ar_AE" w:bidi="ar_AE"/>
-        </w:rPr>
-        <w:t>الهلاك الكامل</w:t>
-      </w:r>
-    </w:p>
-    <w:p>
-      <w:pPr>
-        <w:bidi/>
-      </w:pPr>
-      <w:r>
-        <w:rPr>
-          <w:lang w:val="ar_AE" w:bidi="ar_AE"/>
-        </w:rPr>
-      </w:r>
-      <w:r>
-        <w:rPr>
-          <w:lang w:val="ar_AE" w:bidi="ar_AE"/>
-        </w:rPr>
-        <w:t>في زمن نبوة ناحوم، كانت أشور تهيمن على معظم مناطق الشرق الأدنى. كان الآشوريون يتسمون بالعنف والقسوة الشديدة تجاه الشعوب التي غزوها، بما في ذلك إسرائيل. وبسبب ذلك، تنبأ ناحوم بأن الآشوريين سيُدمرون تمامًا كأمة وكشعب (1: 14). وقد تحققت هذه النبوة بشكل مفاجئ في عام ٦١٢ قبل الميلاد.</w:t>
-      </w:r>
-    </w:p>
-    <w:p>
-      <w:pPr>
-        <w:pStyle w:val="Heading3"/>
-        <w:bidi/>
-      </w:pPr>
-      <w:r>
-        <w:rPr>
-          <w:lang w:val="ar_AE" w:bidi="ar_AE"/>
-        </w:rPr>
-        <w:t>مشكلات الترجمة في هذا الأصحاح</w:t>
-      </w:r>
-    </w:p>
-    <w:p>
-      <w:pPr>
-        <w:pStyle w:val="Heading4"/>
-        <w:bidi/>
-      </w:pPr>
-      <w:r>
-        <w:rPr>
-          <w:lang w:val="ar_AE" w:bidi="ar_AE"/>
-        </w:rPr>
-        <w:t>الخطاب المباشر</w:t>
-      </w:r>
-    </w:p>
-    <w:p>
-      <w:pPr>
-        <w:bidi/>
-      </w:pPr>
-      <w:r>
-        <w:rPr>
-          <w:lang w:val="ar_AE" w:bidi="ar_AE"/>
-        </w:rPr>
-      </w:r>
-      <w:r>
-        <w:rPr>
-          <w:lang w:val="ar_AE" w:bidi="ar_AE"/>
-        </w:rPr>
-        <w:t>الجمهور المستهدف لهذا السفر هو شعب يهوذا. وهم في خطر التعرض لهجوم من الأمة القاسية والقوية أشور، التي يشار إليها في هذا السفر من خلال عاصمتها، نينوى. يبدأ هذا الأصحاح بوصف غضب الرب على أعدائه وحبه لشعبه. ثم يبدأ الرب في مخاطبة نينوى مباشرة في الآية 9 ويستمر في ذلك في مواضع مختلفة طوال السفر. ومع ذلك، فإن شعب نينوى ليسوا جزءًا من جمهور هذا السفر. الهدف من الخطاب الموجه إلى نينوى هو إظهار موقف الرب تجاه أهل نينوى وأفعالهم الشريرة لشعب يهوذا. كما أن هذه المخاطبة المباشرة تهدف إلى إعلام شعب يهوذا بأن الرب سوف يُهلك نينوى. ويخاطب الرب أيضًا يهوذا مباشرة في الآيات 12 و13 و15.</w:t>
-      </w:r>
-      <w:r>
-        <w:rPr>
-          <w:lang w:val="ar_AE" w:bidi="ar_AE"/>
-        </w:rPr>
-      </w:r>
-      <w:r>
-        <w:rPr>
-          <w:lang w:val="ar_AE" w:bidi="ar_AE"/>
-        </w:rPr>
-      </w:r>
-    </w:p>
-    <w:p>
-      <w:pPr>
-        <w:bidi/>
-      </w:pPr>
-      <w:r>
-        <w:rPr>
-          <w:lang w:val="ar_AE" w:bidi="ar_AE"/>
-        </w:rPr>
-      </w:r>
-    </w:p>
-    <w:p>
-      <w:pPr>
-        <w:pStyle w:val="Heading2"/>
-        <w:bidi/>
-      </w:pPr>
-      <w:r>
-        <w:rPr>
-          <w:lang w:val="ar_AE" w:bidi="ar_AE"/>
-        </w:rPr>
-        <w:t>ناحوم - مقدمة أصحاح 2</w:t>
-      </w:r>
-      <w:r>
-        <w:rPr>
-          <w:lang w:val="ar_AE" w:bidi="ar_AE"/>
-        </w:rPr>
-      </w:r>
-    </w:p>
-    <w:p>
-      <w:pPr>
-        <w:pStyle w:val="Heading3"/>
-        <w:bidi/>
-      </w:pPr>
-      <w:r>
-        <w:rPr>
-          <w:lang w:val="ar_AE" w:bidi="ar_AE"/>
-        </w:rPr>
-        <w:t>البنية (الهيكل) والتنسيق</w:t>
-      </w:r>
-    </w:p>
-    <w:p>
-      <w:pPr>
-        <w:bidi/>
-      </w:pPr>
-      <w:r>
-        <w:rPr>
-          <w:lang w:val="ar_AE" w:bidi="ar_AE"/>
-        </w:rPr>
-      </w:r>
-      <w:r>
-        <w:rPr>
-          <w:lang w:val="ar_AE" w:bidi="ar_AE"/>
-        </w:rPr>
-        <w:t>إذا قررت تحويل نص هذا السفر إلى سطور قصيرة من الشعر، فستحتاج أن تستمر في ذلك في هذا الأصحاح.</w:t>
-      </w:r>
-    </w:p>
-    <w:p>
-      <w:pPr>
-        <w:bidi/>
-      </w:pPr>
-      <w:r>
-        <w:rPr>
-          <w:lang w:val="ar_AE" w:bidi="ar_AE"/>
-        </w:rPr>
-      </w:r>
-      <w:r>
-        <w:rPr>
-          <w:lang w:val="ar_AE" w:bidi="ar_AE"/>
-        </w:rPr>
-        <w:t>بالرغم من تقسيم هذا السفر إلى ثلاثة أصحاحات، فإنه يحتوي على نبوة واحدة طويلة.</w:t>
-      </w:r>
-    </w:p>
-    <w:p>
-      <w:pPr>
-        <w:pStyle w:val="Heading4"/>
-        <w:bidi/>
-      </w:pPr>
-      <w:r>
-        <w:rPr>
-          <w:lang w:val="ar_AE" w:bidi="ar_AE"/>
-        </w:rPr>
-        <w:t>مخطط أصحاح 2</w:t>
-      </w:r>
-    </w:p>
-    <w:p>
-      <w:pPr>
-        <w:pStyle w:val="ListNumber"/>
-        <w:numPr>
-          <w:ilvl w:val="0"/>
-          <w:numId w:val="16"/>
-        </w:numPr>
-        <w:bidi/>
-        <w:spacing w:line="240" w:lineRule="auto"/>
-        <w:ind w:left="720"/>
-      </w:pPr>
-      <w:r>
-        <w:rPr>
-          <w:lang w:val="ar_AE" w:bidi="ar_AE"/>
-        </w:rPr>
-      </w:r>
-      <w:r>
-        <w:rPr>
-          <w:lang w:val="ar_AE" w:bidi="ar_AE"/>
-        </w:rPr>
-        <w:t>وصف المعركة التي دمرت نينوى (2:1–10)</w:t>
-      </w:r>
-    </w:p>
-    <w:p>
-      <w:pPr>
-        <w:pStyle w:val="ListNumber"/>
-        <w:bidi/>
-        <w:spacing w:line="240" w:lineRule="auto"/>
-        <w:ind w:left="720"/>
-      </w:pPr>
-      <w:r>
-        <w:rPr>
-          <w:lang w:val="ar_AE" w:bidi="ar_AE"/>
-        </w:rPr>
-      </w:r>
-      <w:r>
-        <w:rPr>
-          <w:lang w:val="ar_AE" w:bidi="ar_AE"/>
-        </w:rPr>
-        <w:t>مقارنة نينوى بعرين الأسد (2:11–13)</w:t>
-      </w:r>
-    </w:p>
-    <w:p>
-      <w:pPr>
-        <w:pStyle w:val="Heading3"/>
-        <w:bidi/>
-      </w:pPr>
-      <w:r>
-        <w:rPr>
-          <w:lang w:val="ar_AE" w:bidi="ar_AE"/>
-        </w:rPr>
-        <w:t>مشكلات الترجمة</w:t>
-      </w:r>
-    </w:p>
-    <w:p>
-      <w:pPr>
-        <w:pStyle w:val="Heading4"/>
-        <w:bidi/>
-      </w:pPr>
-      <w:r>
-        <w:rPr>
-          <w:lang w:val="ar_AE" w:bidi="ar_AE"/>
-        </w:rPr>
-        <w:t>الماضي والحاضر لأجل المستقبل</w:t>
-      </w:r>
-    </w:p>
-    <w:p>
-      <w:pPr>
-        <w:bidi/>
-      </w:pPr>
-      <w:r>
-        <w:rPr>
-          <w:lang w:val="ar_AE" w:bidi="ar_AE"/>
-        </w:rPr>
-      </w:r>
-      <w:r>
-        <w:rPr>
-          <w:lang w:val="ar_AE" w:bidi="ar_AE"/>
-        </w:rPr>
-        <w:t>في هذا الأصحاح، يصف ناحوم معركة نينوى التي سيتم فيها تدمير المدينة. وهو يصف المعركة والدمار الناتج عن المدينة كما لو كان يشاهدها تحدث، ربما لأن الله أظهرها له في رؤيا (1:1). ومع ذلك، فإن المعركة الفعلية والتدمير لم يحدث إلا بعد سنوات عديدة من تكلم ناحوم بهذه النبوة. إذا كان ذلك مفيدًا في ترجمتك، يمكنك توضيح ذلك في حاشية، أو يمكنك تغيير الأفعال إلى المستقبل حتى يعلم قراؤك أن ناحوم كان يتنبأ بشيء سيحدث لاحقًا؛ ولم يكن يحدث في ذلك الوقت.</w:t>
-      </w:r>
-    </w:p>
-    <w:p>
-      <w:pPr>
-        <w:pStyle w:val="Heading4"/>
-        <w:bidi/>
-      </w:pPr>
-      <w:r>
-        <w:rPr>
-          <w:lang w:val="ar_AE" w:bidi="ar_AE"/>
-        </w:rPr>
-        <w:t>الاستعارة الممتدة</w:t>
-      </w:r>
-    </w:p>
-    <w:p>
-      <w:pPr>
-        <w:bidi/>
-      </w:pPr>
-      <w:r>
-        <w:rPr>
-          <w:lang w:val="ar_AE" w:bidi="ar_AE"/>
-        </w:rPr>
-      </w:r>
-      <w:r>
-        <w:rPr>
-          <w:lang w:val="ar_AE" w:bidi="ar_AE"/>
-        </w:rPr>
-        <w:t>توجد استعارة ممتدة في 2:11–13. في هذه الاستعارة، يُشبّه الرب نينوى بعرين الأسد وسكانها بالأسود التي تقتل وتلتهم أعداءها. إذا كان هذا غير واضح لقرائك، فقد ترغب في تقديم شرح في حاشية. (انظر: الاستعارة الممتدة).</w:t>
-      </w:r>
-      <w:r>
-        <w:rPr>
-          <w:lang w:val="ar_AE" w:bidi="ar_AE"/>
-        </w:rPr>
-      </w:r>
-      <w:r>
-        <w:rPr>
-          <w:lang w:val="ar_AE" w:bidi="ar_AE"/>
-        </w:rPr>
-      </w:r>
-    </w:p>
-    <w:p>
-      <w:pPr>
-        <w:bidi/>
-      </w:pPr>
-      <w:r>
-        <w:rPr>
-          <w:lang w:val="ar_AE" w:bidi="ar_AE"/>
-        </w:rPr>
-      </w:r>
-    </w:p>
-    <w:p>
-      <w:pPr>
-        <w:pStyle w:val="Heading2"/>
-        <w:bidi/>
-      </w:pPr>
-      <w:r>
-        <w:rPr>
-          <w:lang w:val="ar_AE" w:bidi="ar_AE"/>
-        </w:rPr>
-        <w:t>ناحوم - مقدمة إلى أصحاح 3</w:t>
-      </w:r>
-      <w:r>
-        <w:rPr>
-          <w:lang w:val="ar_AE" w:bidi="ar_AE"/>
-        </w:rPr>
-      </w:r>
-    </w:p>
-    <w:p>
-      <w:pPr>
-        <w:pStyle w:val="Heading3"/>
-        <w:bidi/>
-      </w:pPr>
-      <w:r>
-        <w:rPr>
-          <w:lang w:val="ar_AE" w:bidi="ar_AE"/>
-        </w:rPr>
-        <w:t>البنية والتنسيق</w:t>
-      </w:r>
-    </w:p>
-    <w:p>
-      <w:pPr>
-        <w:bidi/>
-      </w:pPr>
-      <w:r>
-        <w:rPr>
-          <w:lang w:val="ar_AE" w:bidi="ar_AE"/>
-        </w:rPr>
-      </w:r>
-      <w:r>
-        <w:rPr>
-          <w:lang w:val="ar_AE" w:bidi="ar_AE"/>
-        </w:rPr>
-        <w:t>إذا قررت تحويل نص هذا السفر إلى أبيات شعرية قصيرة، فستود الاستمرار في القيام بذلك في هذا الأصحاح.</w:t>
-      </w:r>
-    </w:p>
-    <w:p>
-      <w:pPr>
-        <w:bidi/>
-      </w:pPr>
-      <w:r>
-        <w:rPr>
-          <w:lang w:val="ar_AE" w:bidi="ar_AE"/>
-        </w:rPr>
-      </w:r>
-      <w:r>
-        <w:rPr>
-          <w:lang w:val="ar_AE" w:bidi="ar_AE"/>
-        </w:rPr>
-        <w:t>بالرغم من تقسيم السفر إلى ثلاثة أصحاحات، فإنه يحتوي على نبوءة طويلة واحدة.</w:t>
-      </w:r>
-    </w:p>
-    <w:p>
-      <w:pPr>
-        <w:pStyle w:val="Heading4"/>
-        <w:bidi/>
-      </w:pPr>
-      <w:r>
-        <w:rPr>
-          <w:lang w:val="ar_AE" w:bidi="ar_AE"/>
-        </w:rPr>
-        <w:t>مخطط الأصحاح الثالث</w:t>
-      </w:r>
-    </w:p>
-    <w:p>
-      <w:pPr>
-        <w:pStyle w:val="ListNumber"/>
-        <w:numPr>
-          <w:ilvl w:val="0"/>
-          <w:numId w:val="17"/>
-        </w:numPr>
-        <w:bidi/>
-        <w:spacing w:line="240" w:lineRule="auto"/>
-        <w:ind w:left="720"/>
-      </w:pPr>
-      <w:r>
-        <w:rPr>
-          <w:lang w:val="ar_AE" w:bidi="ar_AE"/>
-        </w:rPr>
-      </w:r>
-      <w:r>
-        <w:rPr>
-          <w:lang w:val="ar_AE" w:bidi="ar_AE"/>
-        </w:rPr>
-        <w:t>الويل لنينوى (3:1–3)</w:t>
-      </w:r>
-    </w:p>
-    <w:p>
-      <w:pPr>
-        <w:pStyle w:val="ListNumber"/>
-        <w:bidi/>
-        <w:spacing w:line="240" w:lineRule="auto"/>
-        <w:ind w:left="720"/>
-      </w:pPr>
-      <w:r>
-        <w:rPr>
-          <w:lang w:val="ar_AE" w:bidi="ar_AE"/>
-        </w:rPr>
-      </w:r>
-      <w:r>
-        <w:rPr>
-          <w:lang w:val="ar_AE" w:bidi="ar_AE"/>
-        </w:rPr>
-        <w:t>نينوى العاهرة (3:4–7)</w:t>
-      </w:r>
-    </w:p>
-    <w:p>
-      <w:pPr>
-        <w:pStyle w:val="ListNumber"/>
-        <w:bidi/>
-        <w:spacing w:line="240" w:lineRule="auto"/>
-        <w:ind w:left="720"/>
-      </w:pPr>
-      <w:r>
-        <w:rPr>
-          <w:lang w:val="ar_AE" w:bidi="ar_AE"/>
-        </w:rPr>
-      </w:r>
-      <w:r>
-        <w:rPr>
-          <w:lang w:val="ar_AE" w:bidi="ar_AE"/>
-        </w:rPr>
-        <w:t xml:space="preserve">مثال </w:t>
-      </w:r>
-      <w:r>
-        <w:rPr>
-          <w:lang w:val="ar_AE" w:bidi="ar_AE"/>
-        </w:rPr>
-        <w:t>نُوَ أَمُونَ</w:t>
-      </w:r>
-      <w:r>
-        <w:rPr>
-          <w:lang w:val="ar_AE" w:bidi="ar_AE"/>
-        </w:rPr>
-        <w:t xml:space="preserve"> (3:8–11)</w:t>
-      </w:r>
-    </w:p>
-    <w:p>
-      <w:pPr>
-        <w:pStyle w:val="ListNumber"/>
-        <w:bidi/>
-        <w:spacing w:line="240" w:lineRule="auto"/>
-        <w:ind w:left="720"/>
-      </w:pPr>
-      <w:r>
-        <w:rPr>
-          <w:lang w:val="ar_AE" w:bidi="ar_AE"/>
-        </w:rPr>
-      </w:r>
-      <w:r>
-        <w:rPr>
-          <w:lang w:val="ar_AE" w:bidi="ar_AE"/>
-        </w:rPr>
-        <w:t>تدمير نينوى مؤكد (3:12–19)</w:t>
-      </w:r>
-    </w:p>
-    <w:p>
-      <w:pPr>
-        <w:pStyle w:val="Heading3"/>
-        <w:bidi/>
-      </w:pPr>
-      <w:r>
-        <w:rPr>
-          <w:lang w:val="ar_AE" w:bidi="ar_AE"/>
-        </w:rPr>
-        <w:t>المفاهيم الدينية والثقافية في هذا الأصحاح</w:t>
-      </w:r>
-    </w:p>
-    <w:p>
-      <w:pPr>
-        <w:pStyle w:val="Heading4"/>
-        <w:bidi/>
-      </w:pPr>
-      <w:r>
-        <w:rPr>
-          <w:lang w:val="ar_AE" w:bidi="ar_AE"/>
-        </w:rPr>
-        <w:t>الجراد في 3:15–17</w:t>
-      </w:r>
-    </w:p>
-    <w:p>
-      <w:pPr>
-        <w:bidi/>
-      </w:pPr>
-      <w:r>
-        <w:rPr>
-          <w:lang w:val="ar_AE" w:bidi="ar_AE"/>
-        </w:rPr>
-      </w:r>
-      <w:r>
-        <w:rPr>
-          <w:lang w:val="ar_AE" w:bidi="ar_AE"/>
-        </w:rPr>
-        <w:t>كانت هجمات الجراد شائعة في الشرق الأدنى القديم. الجراد هو نوع من الحشرات الطائرة التي كانت تأتي بأسراب هائلة. كان عددها كبيرًا لدرجة أنها كانت تظلم السماء مثل سحابة سوداء تحجب ضوء الشمس. غالبًا ما كانت تأتي بعد فترات طويلة من الجفاف. كانت تهبط على المحاصيل المتبقية في الحقول وتجردها من كل شيء. لم يكن بالإمكان إيقاف الجراد، وكان يتسبب في أضرار جسيمة. لهذا السبب، كانت غزوات الجراد تُستخدم كصورة قوية للهجمات العسكرية الكاسحة في العهد القديم.</w:t>
-      </w:r>
-    </w:p>
-    <w:p>
-      <w:pPr>
-        <w:pStyle w:val="Heading3"/>
-        <w:bidi/>
-      </w:pPr>
-      <w:r>
-        <w:rPr>
-          <w:lang w:val="ar_AE" w:bidi="ar_AE"/>
-        </w:rPr>
-        <w:t>معضلة ترجمية</w:t>
-      </w:r>
-    </w:p>
-    <w:p>
-      <w:pPr>
-        <w:bidi/>
-      </w:pPr>
-      <w:r>
-        <w:rPr>
-          <w:lang w:val="ar_AE" w:bidi="ar_AE"/>
-        </w:rPr>
-      </w:r>
-      <w:r>
-        <w:rPr>
-          <w:lang w:val="ar_AE" w:bidi="ar_AE"/>
-        </w:rPr>
-        <w:t>ثمة استعارة ممتدة في 3:4–7. في هذه الاستعارة، يُشبه الرب نينوى بامرأة تجذب الرجال تحت سيطرتها بالسحر والجاذبية. كان كل من البغاء والسحر مرتبطين بعبادة الأوثان، وفي الكتاب المقدس، يُستخدم البغاء كاستعارة لعبادة الأوثان. تمامًا كما أن المرأة ليست مخلصة لزوجها، فإن الأشخاص الذين يعبدون الأوثان ليسوا مخلصين لله الحقيقي الوحيد، الذي يستحق العبادة. كانت نينوى مدينة قوية ومزدهرة للغاية، مما جعلها جذابة للآخرين لتبني طرقها وعبادة آلهتها. إذا كان هذا غير واضح لقرائك، قد ترغب في تقديم تفسير في حاشية. (انظر: الاستعارة الممتدة).</w:t>
       </w:r>
       <w:r>
         <w:rPr>

--- a/arb/docx/34.content.docx
+++ b/arb/docx/34.content.docx
@@ -1184,22 +1184,6 @@
       </w:r>
       <w:r>
         <w:rPr>
-          <w:lang w:val="ar_AE" w:bidi="ar_AE"/>
-        </w:rPr>
-        <w:t>נֹקֵ֤ם &amp; לְ⁠צָרָ֔י⁠ו</w:t>
-      </w:r>
-    </w:p>
-    <w:p>
-      <w:pPr>
-        <w:bidi/>
-      </w:pPr>
-      <w:r>
-        <w:rPr>
-          <w:lang w:val="ar_AE" w:bidi="ar_AE"/>
-        </w:rPr>
-      </w:r>
-      <w:r>
-        <w:rPr>
           <w:b/>
           <w:lang w:val="ar_AE" w:bidi="ar_AE"/>
         </w:rPr>
@@ -3198,22 +3182,6 @@
       </w:r>
       <w:r>
         <w:rPr>
-          <w:lang w:val="ar_AE" w:bidi="ar_AE"/>
-        </w:rPr>
-        <w:t>לִ⁠פְנֵ֤י זַעְמ⁠וֹ֙ &amp; חֲמָת⁠וֹ֙ נִתְּכָ֣ה כָ⁠אֵ֔שׁ</w:t>
-      </w:r>
-    </w:p>
-    <w:p>
-      <w:pPr>
-        <w:bidi/>
-      </w:pPr>
-      <w:r>
-        <w:rPr>
-          <w:lang w:val="ar_AE" w:bidi="ar_AE"/>
-        </w:rPr>
-      </w:r>
-      <w:r>
-        <w:rPr>
           <w:b/>
           <w:lang w:val="ar_AE" w:bidi="ar_AE"/>
         </w:rPr>
@@ -3347,7 +3315,7 @@
         <w:rPr>
           <w:lang w:val="ar_AE" w:bidi="ar_AE"/>
         </w:rPr>
-        <w:t>לִ⁠פְנֵ֤י זַעְמ⁠וֹ֙ מִ֣י יַֽעֲמ֔וֹד</w:t>
+        <w:t>וּ⁠מִ֥י יָק֖וּם בַּ⁠חֲר֣וֹן אַפּ֑⁠וֹ</w:t>
       </w:r>
     </w:p>
     <w:p>
@@ -3453,22 +3421,6 @@
       </w:r>
       <w:r>
         <w:rPr>
-          <w:lang w:val="ar_AE" w:bidi="ar_AE"/>
-        </w:rPr>
-        <w:t>וּ⁠מִ֥י יָק֖וּם בַּ⁠חֲר֣וֹן אַפּ֑⁠וֹ</w:t>
-      </w:r>
-    </w:p>
-    <w:p>
-      <w:pPr>
-        <w:bidi/>
-      </w:pPr>
-      <w:r>
-        <w:rPr>
-          <w:lang w:val="ar_AE" w:bidi="ar_AE"/>
-        </w:rPr>
-      </w:r>
-      <w:r>
-        <w:rPr>
           <w:b/>
           <w:lang w:val="ar_AE" w:bidi="ar_AE"/>
         </w:rPr>
@@ -4771,22 +4723,6 @@
       </w:r>
       <w:r>
         <w:rPr>
-          <w:lang w:val="ar_AE" w:bidi="ar_AE"/>
-        </w:rPr>
-        <w:t>עַד־סִירִ֣ים סְבֻכִ֔ים וּ⁠כְ⁠סָבְאָ֖⁠ם סְבוּאִ֑ים אֻ֨כְּל֔וּ</w:t>
-      </w:r>
-    </w:p>
-    <w:p>
-      <w:pPr>
-        <w:bidi/>
-      </w:pPr>
-      <w:r>
-        <w:rPr>
-          <w:lang w:val="ar_AE" w:bidi="ar_AE"/>
-        </w:rPr>
-      </w:r>
-      <w:r>
-        <w:rPr>
           <w:b/>
           <w:lang w:val="ar_AE" w:bidi="ar_AE"/>
         </w:rPr>
@@ -4879,22 +4815,6 @@
       </w:r>
       <w:r>
         <w:rPr>
-          <w:lang w:val="ar_AE" w:bidi="ar_AE"/>
-        </w:rPr>
-        <w:t>וּ⁠כְ⁠סָבְאָ֖⁠ם &amp; אֻ֨כְּל֔וּ</w:t>
-      </w:r>
-    </w:p>
-    <w:p>
-      <w:pPr>
-        <w:bidi/>
-      </w:pPr>
-      <w:r>
-        <w:rPr>
-          <w:lang w:val="ar_AE" w:bidi="ar_AE"/>
-        </w:rPr>
-      </w:r>
-      <w:r>
-        <w:rPr>
           <w:b/>
           <w:lang w:val="ar_AE" w:bidi="ar_AE"/>
         </w:rPr>
@@ -5619,22 +5539,6 @@
       </w:r>
       <w:r>
         <w:rPr>
-          <w:lang w:val="ar_AE" w:bidi="ar_AE"/>
-        </w:rPr>
-        <w:t>חֹשֵׁ֥ב &amp; רָעָ֑ה יֹעֵ֖ץ בְּלִיָּֽעַל</w:t>
-      </w:r>
-    </w:p>
-    <w:p>
-      <w:pPr>
-        <w:bidi/>
-      </w:pPr>
-      <w:r>
-        <w:rPr>
-          <w:lang w:val="ar_AE" w:bidi="ar_AE"/>
-        </w:rPr>
-      </w:r>
-      <w:r>
-        <w:rPr>
           <w:b/>
           <w:lang w:val="ar_AE" w:bidi="ar_AE"/>
         </w:rPr>
@@ -5995,22 +5899,6 @@
         <w:rPr>
           <w:lang w:val="ar_AE" w:bidi="ar_AE"/>
         </w:rPr>
-      </w:r>
-    </w:p>
-    <w:p>
-      <w:pPr>
-        <w:bidi/>
-      </w:pPr>
-      <w:r>
-        <w:rPr>
-          <w:lang w:val="ar_AE" w:bidi="ar_AE"/>
-        </w:rPr>
-      </w:r>
-      <w:r>
-        <w:rPr>
-          <w:lang w:val="ar_AE" w:bidi="ar_AE"/>
-        </w:rPr>
-        <w:t>נָגֹ֖זּוּ וְ⁠עָבָ֑ר</w:t>
       </w:r>
     </w:p>
     <w:p>
@@ -9515,22 +9403,6 @@
       </w:r>
       <w:r>
         <w:rPr>
-          <w:lang w:val="ar_AE" w:bidi="ar_AE"/>
-        </w:rPr>
-        <w:t>שָׁ֤ב יְהוָה֙ אֶת־גְּא֣וֹן יַעֲקֹ֔ב כִּ⁠גְא֖וֹן יִשְׂרָאֵ֑ל</w:t>
-      </w:r>
-    </w:p>
-    <w:p>
-      <w:pPr>
-        <w:bidi/>
-      </w:pPr>
-      <w:r>
-        <w:rPr>
-          <w:lang w:val="ar_AE" w:bidi="ar_AE"/>
-        </w:rPr>
-      </w:r>
-      <w:r>
-        <w:rPr>
           <w:b/>
           <w:lang w:val="ar_AE" w:bidi="ar_AE"/>
         </w:rPr>
@@ -11088,22 +10960,6 @@
       </w:r>
       <w:r>
         <w:rPr>
-          <w:lang w:val="ar_AE" w:bidi="ar_AE"/>
-        </w:rPr>
-        <w:t>שַׁעֲרֵ֥י הַ⁠נְּהָר֖וֹת נִפְתָּ֑חוּ וְ⁠הַֽ⁠הֵיכָ֖ל נָמֽוֹג</w:t>
-      </w:r>
-    </w:p>
-    <w:p>
-      <w:pPr>
-        <w:bidi/>
-      </w:pPr>
-      <w:r>
-        <w:rPr>
-          <w:lang w:val="ar_AE" w:bidi="ar_AE"/>
-        </w:rPr>
-      </w:r>
-      <w:r>
-        <w:rPr>
           <w:b/>
           <w:lang w:val="ar_AE" w:bidi="ar_AE"/>
         </w:rPr>
@@ -11183,22 +11039,6 @@
         <w:rPr>
           <w:lang w:val="ar_AE" w:bidi="ar_AE"/>
         </w:rPr>
-      </w:r>
-    </w:p>
-    <w:p>
-      <w:pPr>
-        <w:bidi/>
-      </w:pPr>
-      <w:r>
-        <w:rPr>
-          <w:lang w:val="ar_AE" w:bidi="ar_AE"/>
-        </w:rPr>
-      </w:r>
-      <w:r>
-        <w:rPr>
-          <w:lang w:val="ar_AE" w:bidi="ar_AE"/>
-        </w:rPr>
-        <w:t>שַׁעֲרֵ֥י הַ⁠נְּהָר֖וֹת</w:t>
       </w:r>
     </w:p>
     <w:p>
@@ -11903,6 +11743,124 @@
       </w:r>
       <w:r>
         <w:rPr>
+          <w:b/>
+          <w:lang w:val="ar_AE" w:bidi="ar_AE"/>
+        </w:rPr>
+        <w:t>"وَهُصَّبُ قَدِ انْكَشَفَتْ. أُطْلِعَتْ. وَجَوَارِيهَا"</w:t>
+      </w:r>
+    </w:p>
+    <w:p>
+      <w:pPr>
+        <w:bidi/>
+      </w:pPr>
+      <w:r>
+        <w:rPr>
+          <w:lang w:val="ar_AE" w:bidi="ar_AE"/>
+        </w:rPr>
+      </w:r>
+      <w:r>
+        <w:rPr>
+          <w:lang w:val="ar_AE" w:bidi="ar_AE"/>
+        </w:rPr>
+        <w:t xml:space="preserve">الضمير في كلمة </w:t>
+      </w:r>
+      <w:r>
+        <w:rPr>
+          <w:b/>
+          <w:lang w:val="ar_AE" w:bidi="ar_AE"/>
+        </w:rPr>
+        <w:t>انْكَشَفَتْ</w:t>
+      </w:r>
+      <w:r>
+        <w:rPr>
+          <w:lang w:val="ar_AE" w:bidi="ar_AE"/>
+        </w:rPr>
+        <w:t xml:space="preserve"> والضمير في كلمة </w:t>
+      </w:r>
+      <w:r>
+        <w:rPr>
+          <w:b/>
+          <w:lang w:val="ar_AE" w:bidi="ar_AE"/>
+        </w:rPr>
+        <w:t>جَوَارِيهَا</w:t>
+      </w:r>
+      <w:r>
+        <w:rPr>
+          <w:lang w:val="ar_AE" w:bidi="ar_AE"/>
+        </w:rPr>
+        <w:t xml:space="preserve"> تشير إلى نينوى. إذا لم يكن هذا واضحًا لقرّائك، يمكنك استخدام الاسم "نينوى". الترجمة البديلة: [نينوى تنكشف (تؤخذ للسبي)؛ نينوى تُطلع (تُقاد بعيدًا)، وجواري نينوى ,,,]</w:t>
+      </w:r>
+    </w:p>
+    <w:p>
+      <w:pPr>
+        <w:bidi/>
+      </w:pPr>
+      <w:r>
+        <w:rPr>
+          <w:lang w:val="ar_AE" w:bidi="ar_AE"/>
+        </w:rPr>
+      </w:r>
+      <w:r>
+        <w:rPr>
+          <w:lang w:val="ar_AE" w:bidi="ar_AE"/>
+        </w:rPr>
+        <w:t xml:space="preserve">انظر: </w:t>
+      </w:r>
+      <w:r>
+        <w:rPr>
+          <w:lang w:val="ar_AE" w:bidi="ar_AE"/>
+        </w:rPr>
+        <w:t>الضمائر - متى تُستخدم</w:t>
+      </w:r>
+      <w:r>
+        <w:rPr>
+          <w:lang w:val="ar_AE" w:bidi="ar_AE"/>
+        </w:rPr>
+      </w:r>
+      <w:r>
+        <w:rPr>
+          <w:lang w:val="ar_AE" w:bidi="ar_AE"/>
+        </w:rPr>
+      </w:r>
+    </w:p>
+    <w:p>
+      <w:pPr>
+        <w:bidi/>
+      </w:pPr>
+      <w:r>
+        <w:rPr>
+          <w:lang w:val="ar_AE" w:bidi="ar_AE"/>
+        </w:rPr>
+      </w:r>
+    </w:p>
+    <w:p>
+      <w:pPr>
+        <w:pStyle w:val="Heading2"/>
+        <w:bidi/>
+      </w:pPr>
+      <w:r>
+        <w:rPr>
+          <w:lang w:val="ar_AE" w:bidi="ar_AE"/>
+        </w:rPr>
+        <w:t>ناحوم ٢: ٧ (#٥)</w:t>
+      </w:r>
+      <w:r>
+        <w:rPr>
+          <w:lang w:val="ar_AE" w:bidi="ar_AE"/>
+        </w:rPr>
+      </w:r>
+    </w:p>
+    <w:p>
+      <w:pPr>
+        <w:bidi/>
+      </w:pPr>
+      <w:r>
+        <w:rPr>
+          <w:lang w:val="ar_AE" w:bidi="ar_AE"/>
+        </w:rPr>
+      </w:r>
+      <w:r>
+        <w:rPr>
           <w:lang w:val="ar_AE" w:bidi="ar_AE"/>
         </w:rPr>
         <w:t>גֻּלְּתָ֣ה הֹֽעֲלָ֑תָה וְ⁠אַמְהֹתֶ֗י⁠הָ</w:t>
@@ -11938,33 +11896,7 @@
         <w:rPr>
           <w:lang w:val="ar_AE" w:bidi="ar_AE"/>
         </w:rPr>
-        <w:t xml:space="preserve">الضمير في كلمة </w:t>
-      </w:r>
-      <w:r>
-        <w:rPr>
-          <w:b/>
-          <w:lang w:val="ar_AE" w:bidi="ar_AE"/>
-        </w:rPr>
-        <w:t>انْكَشَفَتْ</w:t>
-      </w:r>
-      <w:r>
-        <w:rPr>
-          <w:lang w:val="ar_AE" w:bidi="ar_AE"/>
-        </w:rPr>
-        <w:t xml:space="preserve"> والضمير في كلمة </w:t>
-      </w:r>
-      <w:r>
-        <w:rPr>
-          <w:b/>
-          <w:lang w:val="ar_AE" w:bidi="ar_AE"/>
-        </w:rPr>
-        <w:t>جَوَارِيهَا</w:t>
-      </w:r>
-      <w:r>
-        <w:rPr>
-          <w:lang w:val="ar_AE" w:bidi="ar_AE"/>
-        </w:rPr>
-        <w:t xml:space="preserve"> تشير إلى نينوى. إذا لم يكن هذا واضحًا لقرّائك، يمكنك استخدام الاسم "نينوى". الترجمة البديلة: [نينوى تنكشف (تؤخذ للسبي)؛ نينوى تُطلع (تُقاد بعيدًا)، وجواري نينوى ,,,]</w:t>
+        <w:t>يتحدث ناحوم عن نينوى كما لو كانت المدينة امرأة لديها جواري (أي خادمات) ويمكن أن اقتيادها إلى السبي. كما يتحدث عن نساء المدينة وكأنهن يخدمن هذه المرأة. وإذا كان من المفيد في لغتك، يمكنك التعبير عن المعنى بشكل مباشر. الترجمة البديلة: [يُساق سكان نينوى إلى السبي؛ يُقادون بعيدًا، ونساء نينوى]</w:t>
       </w:r>
     </w:p>
     <w:p>
@@ -11986,7 +11918,7 @@
         <w:rPr>
           <w:lang w:val="ar_AE" w:bidi="ar_AE"/>
         </w:rPr>
-        <w:t>الضمائر - متى تُستخدم</w:t>
+        <w:t>التشخيص</w:t>
       </w:r>
       <w:r>
         <w:rPr>
@@ -12018,61 +11950,74 @@
         <w:rPr>
           <w:lang w:val="ar_AE" w:bidi="ar_AE"/>
         </w:rPr>
-        <w:t>ناحوم ٢: ٧ (#٥)</w:t>
-      </w:r>
-      <w:r>
-        <w:rPr>
-          <w:lang w:val="ar_AE" w:bidi="ar_AE"/>
-        </w:rPr>
-      </w:r>
-    </w:p>
-    <w:p>
-      <w:pPr>
-        <w:bidi/>
-      </w:pPr>
-      <w:r>
-        <w:rPr>
-          <w:lang w:val="ar_AE" w:bidi="ar_AE"/>
-        </w:rPr>
-      </w:r>
-      <w:r>
-        <w:rPr>
-          <w:lang w:val="ar_AE" w:bidi="ar_AE"/>
-        </w:rPr>
-        <w:t>גֻּלְּתָ֣ה הֹֽעֲלָ֑תָה וְ⁠אַמְהֹתֶ֗י⁠הָ</w:t>
-      </w:r>
-    </w:p>
-    <w:p>
-      <w:pPr>
-        <w:bidi/>
-      </w:pPr>
-      <w:r>
-        <w:rPr>
-          <w:lang w:val="ar_AE" w:bidi="ar_AE"/>
-        </w:rPr>
-      </w:r>
-      <w:r>
-        <w:rPr>
-          <w:b/>
-          <w:lang w:val="ar_AE" w:bidi="ar_AE"/>
-        </w:rPr>
-        <w:t>"وَهُصَّبُ قَدِ انْكَشَفَتْ. أُطْلِعَتْ. وَجَوَارِيهَا"</w:t>
-      </w:r>
-    </w:p>
-    <w:p>
-      <w:pPr>
-        <w:bidi/>
-      </w:pPr>
-      <w:r>
-        <w:rPr>
-          <w:lang w:val="ar_AE" w:bidi="ar_AE"/>
-        </w:rPr>
-      </w:r>
-      <w:r>
-        <w:rPr>
-          <w:lang w:val="ar_AE" w:bidi="ar_AE"/>
-        </w:rPr>
-        <w:t>يتحدث ناحوم عن نينوى كما لو كانت المدينة امرأة لديها جواري (أي خادمات) ويمكن أن اقتيادها إلى السبي. كما يتحدث عن نساء المدينة وكأنهن يخدمن هذه المرأة. وإذا كان من المفيد في لغتك، يمكنك التعبير عن المعنى بشكل مباشر. الترجمة البديلة: [يُساق سكان نينوى إلى السبي؛ يُقادون بعيدًا، ونساء نينوى]</w:t>
+        <w:t>ناحوم ٢: ٧ (#٦)</w:t>
+      </w:r>
+      <w:r>
+        <w:rPr>
+          <w:lang w:val="ar_AE" w:bidi="ar_AE"/>
+        </w:rPr>
+      </w:r>
+    </w:p>
+    <w:p>
+      <w:pPr>
+        <w:bidi/>
+      </w:pPr>
+      <w:r>
+        <w:rPr>
+          <w:lang w:val="ar_AE" w:bidi="ar_AE"/>
+        </w:rPr>
+      </w:r>
+      <w:r>
+        <w:rPr>
+          <w:lang w:val="ar_AE" w:bidi="ar_AE"/>
+        </w:rPr>
+        <w:t>לִבְבֵ⁠הֶֽן</w:t>
+      </w:r>
+    </w:p>
+    <w:p>
+      <w:pPr>
+        <w:bidi/>
+      </w:pPr>
+      <w:r>
+        <w:rPr>
+          <w:lang w:val="ar_AE" w:bidi="ar_AE"/>
+        </w:rPr>
+      </w:r>
+      <w:r>
+        <w:rPr>
+          <w:b/>
+          <w:lang w:val="ar_AE" w:bidi="ar_AE"/>
+        </w:rPr>
+        <w:t>"صُدُورِهِنَّ"</w:t>
+      </w:r>
+    </w:p>
+    <w:p>
+      <w:pPr>
+        <w:bidi/>
+      </w:pPr>
+      <w:r>
+        <w:rPr>
+          <w:lang w:val="ar_AE" w:bidi="ar_AE"/>
+        </w:rPr>
+      </w:r>
+      <w:r>
+        <w:rPr>
+          <w:lang w:val="ar_AE" w:bidi="ar_AE"/>
+        </w:rPr>
+        <w:t xml:space="preserve">هنا، تشير كلمة </w:t>
+      </w:r>
+      <w:r>
+        <w:rPr>
+          <w:b/>
+          <w:lang w:val="ar_AE" w:bidi="ar_AE"/>
+        </w:rPr>
+        <w:t>صُدُورِهِنَّ</w:t>
+      </w:r>
+      <w:r>
+        <w:rPr>
+          <w:lang w:val="ar_AE" w:bidi="ar_AE"/>
+        </w:rPr>
+        <w:t xml:space="preserve"> إلى القلوب. إذا كان ذلك مفيدًا في لغتك، يمكنك استخدام تعبير مكافئ أو توضيح المعنى بشكل مباشر. الترجمة البديلة: [قلوبهن]</w:t>
       </w:r>
     </w:p>
     <w:p>
@@ -12094,7 +12039,7 @@
         <w:rPr>
           <w:lang w:val="ar_AE" w:bidi="ar_AE"/>
         </w:rPr>
-        <w:t>التشخيص</w:t>
+        <w:t>مجاز مُرسل</w:t>
       </w:r>
       <w:r>
         <w:rPr>
@@ -12126,74 +12071,61 @@
         <w:rPr>
           <w:lang w:val="ar_AE" w:bidi="ar_AE"/>
         </w:rPr>
-        <w:t>ناحوم ٢: ٧ (#٦)</w:t>
-      </w:r>
-      <w:r>
-        <w:rPr>
-          <w:lang w:val="ar_AE" w:bidi="ar_AE"/>
-        </w:rPr>
-      </w:r>
-    </w:p>
-    <w:p>
-      <w:pPr>
-        <w:bidi/>
-      </w:pPr>
-      <w:r>
-        <w:rPr>
-          <w:lang w:val="ar_AE" w:bidi="ar_AE"/>
-        </w:rPr>
-      </w:r>
-      <w:r>
-        <w:rPr>
-          <w:lang w:val="ar_AE" w:bidi="ar_AE"/>
-        </w:rPr>
-        <w:t>לִבְבֵ⁠הֶֽן</w:t>
-      </w:r>
-    </w:p>
-    <w:p>
-      <w:pPr>
-        <w:bidi/>
-      </w:pPr>
-      <w:r>
-        <w:rPr>
-          <w:lang w:val="ar_AE" w:bidi="ar_AE"/>
-        </w:rPr>
-      </w:r>
-      <w:r>
-        <w:rPr>
-          <w:b/>
-          <w:lang w:val="ar_AE" w:bidi="ar_AE"/>
-        </w:rPr>
-        <w:t>"صُدُورِهِنَّ"</w:t>
-      </w:r>
-    </w:p>
-    <w:p>
-      <w:pPr>
-        <w:bidi/>
-      </w:pPr>
-      <w:r>
-        <w:rPr>
-          <w:lang w:val="ar_AE" w:bidi="ar_AE"/>
-        </w:rPr>
-      </w:r>
-      <w:r>
-        <w:rPr>
-          <w:lang w:val="ar_AE" w:bidi="ar_AE"/>
-        </w:rPr>
-        <w:t xml:space="preserve">هنا، تشير كلمة </w:t>
-      </w:r>
-      <w:r>
-        <w:rPr>
-          <w:b/>
-          <w:lang w:val="ar_AE" w:bidi="ar_AE"/>
-        </w:rPr>
-        <w:t>صُدُورِهِنَّ</w:t>
-      </w:r>
-      <w:r>
-        <w:rPr>
-          <w:lang w:val="ar_AE" w:bidi="ar_AE"/>
-        </w:rPr>
-        <w:t xml:space="preserve"> إلى القلوب. إذا كان ذلك مفيدًا في لغتك، يمكنك استخدام تعبير مكافئ أو توضيح المعنى بشكل مباشر. الترجمة البديلة: [قلوبهن]</w:t>
+        <w:t>ناحوم 2: 7 (#7)</w:t>
+      </w:r>
+      <w:r>
+        <w:rPr>
+          <w:lang w:val="ar_AE" w:bidi="ar_AE"/>
+        </w:rPr>
+      </w:r>
+    </w:p>
+    <w:p>
+      <w:pPr>
+        <w:bidi/>
+      </w:pPr>
+      <w:r>
+        <w:rPr>
+          <w:lang w:val="ar_AE" w:bidi="ar_AE"/>
+        </w:rPr>
+      </w:r>
+      <w:r>
+        <w:rPr>
+          <w:lang w:val="ar_AE" w:bidi="ar_AE"/>
+        </w:rPr>
+        <w:t>מְתֹפְפֹ֖ת עַל־לִבְבֵ⁠הֶֽן</w:t>
+      </w:r>
+    </w:p>
+    <w:p>
+      <w:pPr>
+        <w:bidi/>
+      </w:pPr>
+      <w:r>
+        <w:rPr>
+          <w:lang w:val="ar_AE" w:bidi="ar_AE"/>
+        </w:rPr>
+      </w:r>
+      <w:r>
+        <w:rPr>
+          <w:b/>
+          <w:lang w:val="ar_AE" w:bidi="ar_AE"/>
+        </w:rPr>
+        <w:t>"ضَارِبَاتٍ عَلَى صُدُورِهِنَّ."</w:t>
+      </w:r>
+    </w:p>
+    <w:p>
+      <w:pPr>
+        <w:bidi/>
+      </w:pPr>
+      <w:r>
+        <w:rPr>
+          <w:lang w:val="ar_AE" w:bidi="ar_AE"/>
+        </w:rPr>
+      </w:r>
+      <w:r>
+        <w:rPr>
+          <w:lang w:val="ar_AE" w:bidi="ar_AE"/>
+        </w:rPr>
+        <w:t>عندما يضرب الناس على صدورهم كان ذلك فعلًا رمزيًا للتعبير عن الحزن. وإذا لم يكن هذا واضحًا لقرّائك، يمكنك أن تشرح دلالة هذا الفعل في النص أو في حاشية سفلية. ترجمة بديلة: [ضاربات على قلوبهم حُزنًا]</w:t>
       </w:r>
     </w:p>
     <w:p>
@@ -12215,8 +12147,257 @@
         <w:rPr>
           <w:lang w:val="ar_AE" w:bidi="ar_AE"/>
         </w:rPr>
+        <w:t>الأفعال الرمزية</w:t>
+      </w:r>
+      <w:r>
+        <w:rPr>
+          <w:lang w:val="ar_AE" w:bidi="ar_AE"/>
+        </w:rPr>
+      </w:r>
+      <w:r>
+        <w:rPr>
+          <w:lang w:val="ar_AE" w:bidi="ar_AE"/>
+        </w:rPr>
+      </w:r>
+    </w:p>
+    <w:p>
+      <w:pPr>
+        <w:bidi/>
+      </w:pPr>
+      <w:r>
+        <w:rPr>
+          <w:lang w:val="ar_AE" w:bidi="ar_AE"/>
+        </w:rPr>
+      </w:r>
+    </w:p>
+    <w:p>
+      <w:pPr>
+        <w:pStyle w:val="Heading2"/>
+        <w:bidi/>
+      </w:pPr>
+      <w:r>
+        <w:rPr>
+          <w:lang w:val="ar_AE" w:bidi="ar_AE"/>
+        </w:rPr>
+        <w:t>ناحوم 2: 8 (#1)</w:t>
+      </w:r>
+      <w:r>
+        <w:rPr>
+          <w:lang w:val="ar_AE" w:bidi="ar_AE"/>
+        </w:rPr>
+      </w:r>
+    </w:p>
+    <w:p>
+      <w:pPr>
+        <w:bidi/>
+      </w:pPr>
+      <w:r>
+        <w:rPr>
+          <w:lang w:val="ar_AE" w:bidi="ar_AE"/>
+        </w:rPr>
+      </w:r>
+      <w:r>
+        <w:rPr>
+          <w:lang w:val="ar_AE" w:bidi="ar_AE"/>
+        </w:rPr>
+        <w:t>כִ⁠בְרֵֽכַת־מַ֖יִם</w:t>
+      </w:r>
+    </w:p>
+    <w:p>
+      <w:pPr>
+        <w:bidi/>
+      </w:pPr>
+      <w:r>
+        <w:rPr>
+          <w:lang w:val="ar_AE" w:bidi="ar_AE"/>
+        </w:rPr>
+      </w:r>
+      <w:r>
+        <w:rPr>
+          <w:b/>
+          <w:lang w:val="ar_AE" w:bidi="ar_AE"/>
+        </w:rPr>
+        <w:t>"كَبِرْكَةِ مَاءٍ مُنْذُ كَانَتْ"</w:t>
+      </w:r>
+    </w:p>
+    <w:p>
+      <w:pPr>
+        <w:bidi/>
+      </w:pPr>
+      <w:r>
+        <w:rPr>
+          <w:lang w:val="ar_AE" w:bidi="ar_AE"/>
+        </w:rPr>
+      </w:r>
+      <w:r>
+        <w:rPr>
+          <w:lang w:val="ar_AE" w:bidi="ar_AE"/>
+        </w:rPr>
+        <w:t>يذكر الكاتب أن نينوى كانت تشبه بركة ماء، حيث كانت هادئة وغير مضطربة. إذا كان ذلك مفيدًا في لغتك، يمكنك توضيح ذلك بشكل صريح. الترجمة البديلة: [كانت ساكنة، مثل بركة ماء هادئة]</w:t>
+      </w:r>
+    </w:p>
+    <w:p>
+      <w:pPr>
+        <w:bidi/>
+      </w:pPr>
+      <w:r>
+        <w:rPr>
+          <w:lang w:val="ar_AE" w:bidi="ar_AE"/>
+        </w:rPr>
+      </w:r>
+      <w:r>
+        <w:rPr>
+          <w:lang w:val="ar_AE" w:bidi="ar_AE"/>
+        </w:rPr>
+        <w:t xml:space="preserve">انظر: </w:t>
+      </w:r>
+      <w:r>
+        <w:rPr>
+          <w:lang w:val="ar_AE" w:bidi="ar_AE"/>
+        </w:rPr>
+        <w:t>تشبيه</w:t>
+      </w:r>
+    </w:p>
+    <w:p>
+      <w:pPr>
+        <w:bidi/>
+      </w:pPr>
+      <w:r>
+        <w:rPr>
+          <w:lang w:val="ar_AE" w:bidi="ar_AE"/>
+        </w:rPr>
+      </w:r>
+      <w:r>
+        <w:rPr>
+          <w:lang w:val="ar_AE" w:bidi="ar_AE"/>
+        </w:rPr>
+      </w:r>
+      <w:r>
+        <w:rPr>
+          <w:lang w:val="ar_AE" w:bidi="ar_AE"/>
+        </w:rPr>
+      </w:r>
+    </w:p>
+    <w:p>
+      <w:pPr>
+        <w:bidi/>
+      </w:pPr>
+      <w:r>
+        <w:rPr>
+          <w:lang w:val="ar_AE" w:bidi="ar_AE"/>
+        </w:rPr>
+      </w:r>
+    </w:p>
+    <w:p>
+      <w:pPr>
+        <w:pStyle w:val="Heading2"/>
+        <w:bidi/>
+      </w:pPr>
+      <w:r>
+        <w:rPr>
+          <w:lang w:val="ar_AE" w:bidi="ar_AE"/>
+        </w:rPr>
+        <w:t>ناحوم ٢: ٨ (#٢)</w:t>
+      </w:r>
+      <w:r>
+        <w:rPr>
+          <w:lang w:val="ar_AE" w:bidi="ar_AE"/>
+        </w:rPr>
+      </w:r>
+    </w:p>
+    <w:p>
+      <w:pPr>
+        <w:bidi/>
+      </w:pPr>
+      <w:r>
+        <w:rPr>
+          <w:lang w:val="ar_AE" w:bidi="ar_AE"/>
+        </w:rPr>
+      </w:r>
+      <w:r>
+        <w:rPr>
+          <w:lang w:val="ar_AE" w:bidi="ar_AE"/>
+        </w:rPr>
+        <w:t>מִ֣⁠ימֵי הִ֑יא</w:t>
+      </w:r>
+    </w:p>
+    <w:p>
+      <w:pPr>
+        <w:bidi/>
+      </w:pPr>
+      <w:r>
+        <w:rPr>
+          <w:lang w:val="ar_AE" w:bidi="ar_AE"/>
+        </w:rPr>
+      </w:r>
+      <w:r>
+        <w:rPr>
+          <w:b/>
+          <w:lang w:val="ar_AE" w:bidi="ar_AE"/>
+        </w:rPr>
+        <w:t>"مُنْذُ كَانَتْ"</w:t>
+      </w:r>
+    </w:p>
+    <w:p>
+      <w:pPr>
+        <w:bidi/>
+      </w:pPr>
+      <w:r>
+        <w:rPr>
+          <w:lang w:val="ar_AE" w:bidi="ar_AE"/>
+        </w:rPr>
+      </w:r>
+      <w:r>
+        <w:rPr>
+          <w:lang w:val="ar_AE" w:bidi="ar_AE"/>
+        </w:rPr>
+        <w:t xml:space="preserve">هنا، عبارة </w:t>
+      </w:r>
+      <w:r>
+        <w:rPr>
+          <w:b/>
+          <w:lang w:val="ar_AE" w:bidi="ar_AE"/>
+        </w:rPr>
+        <w:t>مُنْذُ كَانَتْ</w:t>
+      </w:r>
+      <w:r>
+        <w:rPr>
+          <w:lang w:val="ar_AE" w:bidi="ar_AE"/>
+        </w:rPr>
+        <w:t xml:space="preserve"> تشير إلى الوقت الذي كانت فيه نينوى مدينة قائمة. إذا كان من المفيد لقرّائك، يمكنك أن تستخدم تعبيرًا معادلًا في لغتك أو أن تُصرّح بالمعنى بوضوح. الترجمة البديلة: [خلال الفترة التي كانت فيها نينوى مدينة]</w:t>
+      </w:r>
+    </w:p>
+    <w:p>
+      <w:pPr>
+        <w:bidi/>
+      </w:pPr>
+      <w:r>
+        <w:rPr>
+          <w:lang w:val="ar_AE" w:bidi="ar_AE"/>
+        </w:rPr>
+      </w:r>
+      <w:r>
+        <w:rPr>
+          <w:lang w:val="ar_AE" w:bidi="ar_AE"/>
+        </w:rPr>
+        <w:t xml:space="preserve">انظر: </w:t>
+      </w:r>
+      <w:r>
+        <w:rPr>
+          <w:lang w:val="ar_AE" w:bidi="ar_AE"/>
+        </w:rPr>
         <w:t>مجاز مُرسل</w:t>
       </w:r>
+    </w:p>
+    <w:p>
+      <w:pPr>
+        <w:bidi/>
+      </w:pPr>
+      <w:r>
+        <w:rPr>
+          <w:lang w:val="ar_AE" w:bidi="ar_AE"/>
+        </w:rPr>
+      </w:r>
       <w:r>
         <w:rPr>
           <w:lang w:val="ar_AE" w:bidi="ar_AE"/>
@@ -12247,61 +12428,87 @@
         <w:rPr>
           <w:lang w:val="ar_AE" w:bidi="ar_AE"/>
         </w:rPr>
-        <w:t>ناحوم 2: 7 (#7)</w:t>
-      </w:r>
-      <w:r>
-        <w:rPr>
-          <w:lang w:val="ar_AE" w:bidi="ar_AE"/>
-        </w:rPr>
-      </w:r>
-    </w:p>
-    <w:p>
-      <w:pPr>
-        <w:bidi/>
-      </w:pPr>
-      <w:r>
-        <w:rPr>
-          <w:lang w:val="ar_AE" w:bidi="ar_AE"/>
-        </w:rPr>
-      </w:r>
-      <w:r>
-        <w:rPr>
-          <w:lang w:val="ar_AE" w:bidi="ar_AE"/>
-        </w:rPr>
-        <w:t>מְתֹפְפֹ֖ת עַל־לִבְבֵ⁠הֶֽן</w:t>
-      </w:r>
-    </w:p>
-    <w:p>
-      <w:pPr>
-        <w:bidi/>
-      </w:pPr>
-      <w:r>
-        <w:rPr>
-          <w:lang w:val="ar_AE" w:bidi="ar_AE"/>
-        </w:rPr>
-      </w:r>
-      <w:r>
-        <w:rPr>
-          <w:b/>
-          <w:lang w:val="ar_AE" w:bidi="ar_AE"/>
-        </w:rPr>
-        <w:t>"ضَارِبَاتٍ عَلَى صُدُورِهِنَّ."</w:t>
-      </w:r>
-    </w:p>
-    <w:p>
-      <w:pPr>
-        <w:bidi/>
-      </w:pPr>
-      <w:r>
-        <w:rPr>
-          <w:lang w:val="ar_AE" w:bidi="ar_AE"/>
-        </w:rPr>
-      </w:r>
-      <w:r>
-        <w:rPr>
-          <w:lang w:val="ar_AE" w:bidi="ar_AE"/>
-        </w:rPr>
-        <w:t>عندما يضرب الناس على صدورهم كان ذلك فعلًا رمزيًا للتعبير عن الحزن. وإذا لم يكن هذا واضحًا لقرّائك، يمكنك أن تشرح دلالة هذا الفعل في النص أو في حاشية سفلية. ترجمة بديلة: [ضاربات على قلوبهم حُزنًا]</w:t>
+        <w:t>ناحوم 2: 8 (#3)</w:t>
+      </w:r>
+      <w:r>
+        <w:rPr>
+          <w:lang w:val="ar_AE" w:bidi="ar_AE"/>
+        </w:rPr>
+      </w:r>
+    </w:p>
+    <w:p>
+      <w:pPr>
+        <w:bidi/>
+      </w:pPr>
+      <w:r>
+        <w:rPr>
+          <w:lang w:val="ar_AE" w:bidi="ar_AE"/>
+        </w:rPr>
+      </w:r>
+      <w:r>
+        <w:rPr>
+          <w:lang w:val="ar_AE" w:bidi="ar_AE"/>
+        </w:rPr>
+        <w:t>וְ⁠הֵ֣מָּה</w:t>
+      </w:r>
+    </w:p>
+    <w:p>
+      <w:pPr>
+        <w:bidi/>
+      </w:pPr>
+      <w:r>
+        <w:rPr>
+          <w:lang w:val="ar_AE" w:bidi="ar_AE"/>
+        </w:rPr>
+      </w:r>
+      <w:r>
+        <w:rPr>
+          <w:b/>
+          <w:lang w:val="ar_AE" w:bidi="ar_AE"/>
+        </w:rPr>
+        <w:t>"لكِنَّهُمُ"</w:t>
+      </w:r>
+    </w:p>
+    <w:p>
+      <w:pPr>
+        <w:bidi/>
+      </w:pPr>
+      <w:r>
+        <w:rPr>
+          <w:lang w:val="ar_AE" w:bidi="ar_AE"/>
+        </w:rPr>
+      </w:r>
+      <w:r>
+        <w:rPr>
+          <w:lang w:val="ar_AE" w:bidi="ar_AE"/>
+        </w:rPr>
+        <w:t xml:space="preserve">الضمير </w:t>
+      </w:r>
+      <w:r>
+        <w:rPr>
+          <w:b/>
+          <w:lang w:val="ar_AE" w:bidi="ar_AE"/>
+        </w:rPr>
+        <w:t>هم</w:t>
+      </w:r>
+      <w:r>
+        <w:rPr>
+          <w:lang w:val="ar_AE" w:bidi="ar_AE"/>
+        </w:rPr>
+        <w:t xml:space="preserve"> في كلمة </w:t>
+      </w:r>
+      <w:r>
+        <w:rPr>
+          <w:b/>
+          <w:lang w:val="ar_AE" w:bidi="ar_AE"/>
+        </w:rPr>
+        <w:t>لكِنَّهُمُ</w:t>
+      </w:r>
+      <w:r>
+        <w:rPr>
+          <w:lang w:val="ar_AE" w:bidi="ar_AE"/>
+        </w:rPr>
+        <w:t xml:space="preserve"> يشير إلى شعب نينوى. إذا لم يكن هذا واضحًا لقرّائك، يمكنك استخدام الاسم مباشرة. الترجمة البديلة: [لكن شعب نينوى]</w:t>
       </w:r>
     </w:p>
     <w:p>
@@ -12323,7 +12530,28 @@
         <w:rPr>
           <w:lang w:val="ar_AE" w:bidi="ar_AE"/>
         </w:rPr>
-        <w:t>الأفعال الرمزية</w:t>
+        <w:t>الضمائر - متى نستخدمها</w:t>
+      </w:r>
+    </w:p>
+    <w:p>
+      <w:pPr>
+        <w:bidi/>
+      </w:pPr>
+      <w:r>
+        <w:rPr>
+          <w:lang w:val="ar_AE" w:bidi="ar_AE"/>
+        </w:rPr>
+      </w:r>
+    </w:p>
+    <w:p>
+      <w:pPr>
+        <w:bidi/>
+      </w:pPr>
+      <w:r>
+        <w:rPr>
+          <w:lang w:val="ar_AE" w:bidi="ar_AE"/>
+        </w:rPr>
+        <w:br/>
       </w:r>
       <w:r>
         <w:rPr>
@@ -12355,61 +12583,61 @@
         <w:rPr>
           <w:lang w:val="ar_AE" w:bidi="ar_AE"/>
         </w:rPr>
-        <w:t>ناحوم 2: 8 (#1)</w:t>
-      </w:r>
-      <w:r>
-        <w:rPr>
-          <w:lang w:val="ar_AE" w:bidi="ar_AE"/>
-        </w:rPr>
-      </w:r>
-    </w:p>
-    <w:p>
-      <w:pPr>
-        <w:bidi/>
-      </w:pPr>
-      <w:r>
-        <w:rPr>
-          <w:lang w:val="ar_AE" w:bidi="ar_AE"/>
-        </w:rPr>
-      </w:r>
-      <w:r>
-        <w:rPr>
-          <w:lang w:val="ar_AE" w:bidi="ar_AE"/>
-        </w:rPr>
-        <w:t>כִ⁠בְרֵֽכַת־מַ֖יִם</w:t>
-      </w:r>
-    </w:p>
-    <w:p>
-      <w:pPr>
-        <w:bidi/>
-      </w:pPr>
-      <w:r>
-        <w:rPr>
-          <w:lang w:val="ar_AE" w:bidi="ar_AE"/>
-        </w:rPr>
-      </w:r>
-      <w:r>
-        <w:rPr>
-          <w:b/>
-          <w:lang w:val="ar_AE" w:bidi="ar_AE"/>
-        </w:rPr>
-        <w:t>"كَبِرْكَةِ مَاءٍ مُنْذُ كَانَتْ"</w:t>
-      </w:r>
-    </w:p>
-    <w:p>
-      <w:pPr>
-        <w:bidi/>
-      </w:pPr>
-      <w:r>
-        <w:rPr>
-          <w:lang w:val="ar_AE" w:bidi="ar_AE"/>
-        </w:rPr>
-      </w:r>
-      <w:r>
-        <w:rPr>
-          <w:lang w:val="ar_AE" w:bidi="ar_AE"/>
-        </w:rPr>
-        <w:t>يذكر الكاتب أن نينوى كانت تشبه بركة ماء، حيث كانت هادئة وغير مضطربة. إذا كان ذلك مفيدًا في لغتك، يمكنك توضيح ذلك بشكل صريح. الترجمة البديلة: [كانت ساكنة، مثل بركة ماء هادئة]</w:t>
+        <w:t>ناحوم 2: 8 (#4)</w:t>
+      </w:r>
+      <w:r>
+        <w:rPr>
+          <w:lang w:val="ar_AE" w:bidi="ar_AE"/>
+        </w:rPr>
+      </w:r>
+    </w:p>
+    <w:p>
+      <w:pPr>
+        <w:bidi/>
+      </w:pPr>
+      <w:r>
+        <w:rPr>
+          <w:lang w:val="ar_AE" w:bidi="ar_AE"/>
+        </w:rPr>
+      </w:r>
+      <w:r>
+        <w:rPr>
+          <w:lang w:val="ar_AE" w:bidi="ar_AE"/>
+        </w:rPr>
+        <w:t>עִמְד֥וּ עֲמֹ֖דוּ</w:t>
+      </w:r>
+    </w:p>
+    <w:p>
+      <w:pPr>
+        <w:bidi/>
+      </w:pPr>
+      <w:r>
+        <w:rPr>
+          <w:lang w:val="ar_AE" w:bidi="ar_AE"/>
+        </w:rPr>
+      </w:r>
+      <w:r>
+        <w:rPr>
+          <w:b/>
+          <w:lang w:val="ar_AE" w:bidi="ar_AE"/>
+        </w:rPr>
+        <w:t>"قِفُوا، قِفُوا!"</w:t>
+      </w:r>
+    </w:p>
+    <w:p>
+      <w:pPr>
+        <w:bidi/>
+      </w:pPr>
+      <w:r>
+        <w:rPr>
+          <w:lang w:val="ar_AE" w:bidi="ar_AE"/>
+        </w:rPr>
+      </w:r>
+      <w:r>
+        <w:rPr>
+          <w:lang w:val="ar_AE" w:bidi="ar_AE"/>
+        </w:rPr>
+        <w:t>المعنى الضمني هو أن المسؤولين هم الذين ينادون على الشعب. يمكنك تضمين هذه المعلومة إذا كان ذلك سيفيد قرّاءك. الترجمة البديلة: [المسؤولون ينادون، "توقّفوا، توقّفوا"]</w:t>
       </w:r>
     </w:p>
     <w:p>
@@ -12431,17 +12659,28 @@
         <w:rPr>
           <w:lang w:val="ar_AE" w:bidi="ar_AE"/>
         </w:rPr>
-        <w:t>تشبيه</w:t>
-      </w:r>
-    </w:p>
-    <w:p>
-      <w:pPr>
-        <w:bidi/>
-      </w:pPr>
-      <w:r>
-        <w:rPr>
-          <w:lang w:val="ar_AE" w:bidi="ar_AE"/>
-        </w:rPr>
+        <w:t>المعرفة المفترضة والمعلومات الضمنية</w:t>
+      </w:r>
+    </w:p>
+    <w:p>
+      <w:pPr>
+        <w:bidi/>
+      </w:pPr>
+      <w:r>
+        <w:rPr>
+          <w:lang w:val="ar_AE" w:bidi="ar_AE"/>
+        </w:rPr>
+      </w:r>
+    </w:p>
+    <w:p>
+      <w:pPr>
+        <w:bidi/>
+      </w:pPr>
+      <w:r>
+        <w:rPr>
+          <w:lang w:val="ar_AE" w:bidi="ar_AE"/>
+        </w:rPr>
+        <w:br/>
       </w:r>
       <w:r>
         <w:rPr>
@@ -12473,443 +12712,12 @@
         <w:rPr>
           <w:lang w:val="ar_AE" w:bidi="ar_AE"/>
         </w:rPr>
-        <w:t>ناحوم ٢: ٨ (#٢)</w:t>
-      </w:r>
-      <w:r>
-        <w:rPr>
-          <w:lang w:val="ar_AE" w:bidi="ar_AE"/>
-        </w:rPr>
-      </w:r>
-    </w:p>
-    <w:p>
-      <w:pPr>
-        <w:bidi/>
-      </w:pPr>
-      <w:r>
-        <w:rPr>
-          <w:lang w:val="ar_AE" w:bidi="ar_AE"/>
-        </w:rPr>
-      </w:r>
-      <w:r>
-        <w:rPr>
-          <w:lang w:val="ar_AE" w:bidi="ar_AE"/>
-        </w:rPr>
-        <w:t>מִ֣⁠ימֵי הִ֑יא</w:t>
-      </w:r>
-    </w:p>
-    <w:p>
-      <w:pPr>
-        <w:bidi/>
-      </w:pPr>
-      <w:r>
-        <w:rPr>
-          <w:lang w:val="ar_AE" w:bidi="ar_AE"/>
-        </w:rPr>
-      </w:r>
-      <w:r>
-        <w:rPr>
-          <w:b/>
-          <w:lang w:val="ar_AE" w:bidi="ar_AE"/>
-        </w:rPr>
-        <w:t>"مُنْذُ كَانَتْ"</w:t>
-      </w:r>
-    </w:p>
-    <w:p>
-      <w:pPr>
-        <w:bidi/>
-      </w:pPr>
-      <w:r>
-        <w:rPr>
-          <w:lang w:val="ar_AE" w:bidi="ar_AE"/>
-        </w:rPr>
-      </w:r>
-      <w:r>
-        <w:rPr>
-          <w:lang w:val="ar_AE" w:bidi="ar_AE"/>
-        </w:rPr>
-        <w:t xml:space="preserve">هنا، عبارة </w:t>
-      </w:r>
-      <w:r>
-        <w:rPr>
-          <w:b/>
-          <w:lang w:val="ar_AE" w:bidi="ar_AE"/>
-        </w:rPr>
-        <w:t>مُنْذُ كَانَتْ</w:t>
-      </w:r>
-      <w:r>
-        <w:rPr>
-          <w:lang w:val="ar_AE" w:bidi="ar_AE"/>
-        </w:rPr>
-        <w:t xml:space="preserve"> تشير إلى الوقت الذي كانت فيه نينوى مدينة قائمة. إذا كان من المفيد لقرّائك، يمكنك أن تستخدم تعبيرًا معادلًا في لغتك أو أن تُصرّح بالمعنى بوضوح. الترجمة البديلة: [خلال الفترة التي كانت فيها نينوى مدينة]</w:t>
-      </w:r>
-    </w:p>
-    <w:p>
-      <w:pPr>
-        <w:bidi/>
-      </w:pPr>
-      <w:r>
-        <w:rPr>
-          <w:lang w:val="ar_AE" w:bidi="ar_AE"/>
-        </w:rPr>
-      </w:r>
-      <w:r>
-        <w:rPr>
-          <w:lang w:val="ar_AE" w:bidi="ar_AE"/>
-        </w:rPr>
-        <w:t xml:space="preserve">انظر: </w:t>
-      </w:r>
-      <w:r>
-        <w:rPr>
-          <w:lang w:val="ar_AE" w:bidi="ar_AE"/>
-        </w:rPr>
-        <w:t>مجاز مُرسل</w:t>
-      </w:r>
-    </w:p>
-    <w:p>
-      <w:pPr>
-        <w:bidi/>
-      </w:pPr>
-      <w:r>
-        <w:rPr>
-          <w:lang w:val="ar_AE" w:bidi="ar_AE"/>
-        </w:rPr>
-      </w:r>
-      <w:r>
-        <w:rPr>
-          <w:lang w:val="ar_AE" w:bidi="ar_AE"/>
-        </w:rPr>
-      </w:r>
-      <w:r>
-        <w:rPr>
-          <w:lang w:val="ar_AE" w:bidi="ar_AE"/>
-        </w:rPr>
-      </w:r>
-    </w:p>
-    <w:p>
-      <w:pPr>
-        <w:bidi/>
-      </w:pPr>
-      <w:r>
-        <w:rPr>
-          <w:lang w:val="ar_AE" w:bidi="ar_AE"/>
-        </w:rPr>
-      </w:r>
-    </w:p>
-    <w:p>
-      <w:pPr>
-        <w:pStyle w:val="Heading2"/>
-        <w:bidi/>
-      </w:pPr>
-      <w:r>
-        <w:rPr>
-          <w:lang w:val="ar_AE" w:bidi="ar_AE"/>
-        </w:rPr>
-        <w:t>ناحوم 2: 8 (#3)</w:t>
-      </w:r>
-      <w:r>
-        <w:rPr>
-          <w:lang w:val="ar_AE" w:bidi="ar_AE"/>
-        </w:rPr>
-      </w:r>
-    </w:p>
-    <w:p>
-      <w:pPr>
-        <w:bidi/>
-      </w:pPr>
-      <w:r>
-        <w:rPr>
-          <w:lang w:val="ar_AE" w:bidi="ar_AE"/>
-        </w:rPr>
-      </w:r>
-      <w:r>
-        <w:rPr>
-          <w:lang w:val="ar_AE" w:bidi="ar_AE"/>
-        </w:rPr>
-        <w:t>וְ⁠הֵ֣מָּה</w:t>
-      </w:r>
-    </w:p>
-    <w:p>
-      <w:pPr>
-        <w:bidi/>
-      </w:pPr>
-      <w:r>
-        <w:rPr>
-          <w:lang w:val="ar_AE" w:bidi="ar_AE"/>
-        </w:rPr>
-      </w:r>
-      <w:r>
-        <w:rPr>
-          <w:b/>
-          <w:lang w:val="ar_AE" w:bidi="ar_AE"/>
-        </w:rPr>
-        <w:t>"لكِنَّهُمُ"</w:t>
-      </w:r>
-    </w:p>
-    <w:p>
-      <w:pPr>
-        <w:bidi/>
-      </w:pPr>
-      <w:r>
-        <w:rPr>
-          <w:lang w:val="ar_AE" w:bidi="ar_AE"/>
-        </w:rPr>
-      </w:r>
-      <w:r>
-        <w:rPr>
-          <w:lang w:val="ar_AE" w:bidi="ar_AE"/>
-        </w:rPr>
-        <w:t xml:space="preserve">الضمير </w:t>
-      </w:r>
-      <w:r>
-        <w:rPr>
-          <w:b/>
-          <w:lang w:val="ar_AE" w:bidi="ar_AE"/>
-        </w:rPr>
-        <w:t>هم</w:t>
-      </w:r>
-      <w:r>
-        <w:rPr>
-          <w:lang w:val="ar_AE" w:bidi="ar_AE"/>
-        </w:rPr>
-        <w:t xml:space="preserve"> في كلمة </w:t>
-      </w:r>
-      <w:r>
-        <w:rPr>
-          <w:b/>
-          <w:lang w:val="ar_AE" w:bidi="ar_AE"/>
-        </w:rPr>
-        <w:t>لكِنَّهُمُ</w:t>
-      </w:r>
-      <w:r>
-        <w:rPr>
-          <w:lang w:val="ar_AE" w:bidi="ar_AE"/>
-        </w:rPr>
-        <w:t xml:space="preserve"> يشير إلى شعب نينوى. إذا لم يكن هذا واضحًا لقرّائك، يمكنك استخدام الاسم مباشرة. الترجمة البديلة: [لكن شعب نينوى]</w:t>
-      </w:r>
-    </w:p>
-    <w:p>
-      <w:pPr>
-        <w:bidi/>
-      </w:pPr>
-      <w:r>
-        <w:rPr>
-          <w:lang w:val="ar_AE" w:bidi="ar_AE"/>
-        </w:rPr>
-      </w:r>
-      <w:r>
-        <w:rPr>
-          <w:lang w:val="ar_AE" w:bidi="ar_AE"/>
-        </w:rPr>
-        <w:t xml:space="preserve">انظر: </w:t>
-      </w:r>
-      <w:r>
-        <w:rPr>
-          <w:lang w:val="ar_AE" w:bidi="ar_AE"/>
-        </w:rPr>
-        <w:t>الضمائر - متى نستخدمها</w:t>
-      </w:r>
-    </w:p>
-    <w:p>
-      <w:pPr>
-        <w:bidi/>
-      </w:pPr>
-      <w:r>
-        <w:rPr>
-          <w:lang w:val="ar_AE" w:bidi="ar_AE"/>
-        </w:rPr>
-      </w:r>
-    </w:p>
-    <w:p>
-      <w:pPr>
-        <w:bidi/>
-      </w:pPr>
-      <w:r>
-        <w:rPr>
-          <w:lang w:val="ar_AE" w:bidi="ar_AE"/>
-        </w:rPr>
-        <w:br/>
-      </w:r>
-      <w:r>
-        <w:rPr>
-          <w:lang w:val="ar_AE" w:bidi="ar_AE"/>
-        </w:rPr>
-      </w:r>
-      <w:r>
-        <w:rPr>
-          <w:lang w:val="ar_AE" w:bidi="ar_AE"/>
-        </w:rPr>
-      </w:r>
-    </w:p>
-    <w:p>
-      <w:pPr>
-        <w:bidi/>
-      </w:pPr>
-      <w:r>
-        <w:rPr>
-          <w:lang w:val="ar_AE" w:bidi="ar_AE"/>
-        </w:rPr>
-      </w:r>
-    </w:p>
-    <w:p>
-      <w:pPr>
-        <w:pStyle w:val="Heading2"/>
-        <w:bidi/>
-      </w:pPr>
-      <w:r>
-        <w:rPr>
-          <w:lang w:val="ar_AE" w:bidi="ar_AE"/>
-        </w:rPr>
-        <w:t>ناحوم 2: 8 (#4)</w:t>
-      </w:r>
-      <w:r>
-        <w:rPr>
-          <w:lang w:val="ar_AE" w:bidi="ar_AE"/>
-        </w:rPr>
-      </w:r>
-    </w:p>
-    <w:p>
-      <w:pPr>
-        <w:bidi/>
-      </w:pPr>
-      <w:r>
-        <w:rPr>
-          <w:lang w:val="ar_AE" w:bidi="ar_AE"/>
-        </w:rPr>
-      </w:r>
-      <w:r>
-        <w:rPr>
-          <w:lang w:val="ar_AE" w:bidi="ar_AE"/>
-        </w:rPr>
-        <w:t>עִמְד֥וּ עֲמֹ֖דוּ</w:t>
-      </w:r>
-    </w:p>
-    <w:p>
-      <w:pPr>
-        <w:bidi/>
-      </w:pPr>
-      <w:r>
-        <w:rPr>
-          <w:lang w:val="ar_AE" w:bidi="ar_AE"/>
-        </w:rPr>
-      </w:r>
-      <w:r>
-        <w:rPr>
-          <w:b/>
-          <w:lang w:val="ar_AE" w:bidi="ar_AE"/>
-        </w:rPr>
-        <w:t>"قِفُوا، قِفُوا!"</w:t>
-      </w:r>
-    </w:p>
-    <w:p>
-      <w:pPr>
-        <w:bidi/>
-      </w:pPr>
-      <w:r>
-        <w:rPr>
-          <w:lang w:val="ar_AE" w:bidi="ar_AE"/>
-        </w:rPr>
-      </w:r>
-      <w:r>
-        <w:rPr>
-          <w:lang w:val="ar_AE" w:bidi="ar_AE"/>
-        </w:rPr>
-        <w:t>المعنى الضمني هو أن المسؤولين هم الذين ينادون على الشعب. يمكنك تضمين هذه المعلومة إذا كان ذلك سيفيد قرّاءك. الترجمة البديلة: [المسؤولون ينادون، "توقّفوا، توقّفوا"]</w:t>
-      </w:r>
-    </w:p>
-    <w:p>
-      <w:pPr>
-        <w:bidi/>
-      </w:pPr>
-      <w:r>
-        <w:rPr>
-          <w:lang w:val="ar_AE" w:bidi="ar_AE"/>
-        </w:rPr>
-      </w:r>
-      <w:r>
-        <w:rPr>
-          <w:lang w:val="ar_AE" w:bidi="ar_AE"/>
-        </w:rPr>
-        <w:t xml:space="preserve">انظر: </w:t>
-      </w:r>
-      <w:r>
-        <w:rPr>
-          <w:lang w:val="ar_AE" w:bidi="ar_AE"/>
-        </w:rPr>
-        <w:t>المعرفة المفترضة والمعلومات الضمنية</w:t>
-      </w:r>
-    </w:p>
-    <w:p>
-      <w:pPr>
-        <w:bidi/>
-      </w:pPr>
-      <w:r>
-        <w:rPr>
-          <w:lang w:val="ar_AE" w:bidi="ar_AE"/>
-        </w:rPr>
-      </w:r>
-    </w:p>
-    <w:p>
-      <w:pPr>
-        <w:bidi/>
-      </w:pPr>
-      <w:r>
-        <w:rPr>
-          <w:lang w:val="ar_AE" w:bidi="ar_AE"/>
-        </w:rPr>
-        <w:br/>
-      </w:r>
-      <w:r>
-        <w:rPr>
-          <w:lang w:val="ar_AE" w:bidi="ar_AE"/>
-        </w:rPr>
-      </w:r>
-      <w:r>
-        <w:rPr>
-          <w:lang w:val="ar_AE" w:bidi="ar_AE"/>
-        </w:rPr>
-      </w:r>
-    </w:p>
-    <w:p>
-      <w:pPr>
-        <w:bidi/>
-      </w:pPr>
-      <w:r>
-        <w:rPr>
-          <w:lang w:val="ar_AE" w:bidi="ar_AE"/>
-        </w:rPr>
-      </w:r>
-    </w:p>
-    <w:p>
-      <w:pPr>
-        <w:pStyle w:val="Heading2"/>
-        <w:bidi/>
-      </w:pPr>
-      <w:r>
-        <w:rPr>
-          <w:lang w:val="ar_AE" w:bidi="ar_AE"/>
-        </w:rPr>
         <w:t>ناحوم ٢: ٩ (#١)</w:t>
       </w:r>
       <w:r>
         <w:rPr>
           <w:lang w:val="ar_AE" w:bidi="ar_AE"/>
         </w:rPr>
-      </w:r>
-    </w:p>
-    <w:p>
-      <w:pPr>
-        <w:bidi/>
-      </w:pPr>
-      <w:r>
-        <w:rPr>
-          <w:lang w:val="ar_AE" w:bidi="ar_AE"/>
-        </w:rPr>
-      </w:r>
-      <w:r>
-        <w:rPr>
-          <w:lang w:val="ar_AE" w:bidi="ar_AE"/>
-        </w:rPr>
-        <w:t>בֹּ֥זּוּ כֶ֖סֶף בֹּ֣זּוּ זָהָ֑ב וְ⁠אֵ֥ין קֵ֨צֶה֙ לַ⁠תְּכוּנָ֔ה כָּבֹ֕ד מִ⁠כֹּ֖ל כְּלִ֥י חֶמְדָּֽה</w:t>
       </w:r>
     </w:p>
     <w:p>
@@ -13910,22 +13718,6 @@
         <w:rPr>
           <w:lang w:val="ar_AE" w:bidi="ar_AE"/>
         </w:rPr>
-      </w:r>
-    </w:p>
-    <w:p>
-      <w:pPr>
-        <w:bidi/>
-      </w:pPr>
-      <w:r>
-        <w:rPr>
-          <w:lang w:val="ar_AE" w:bidi="ar_AE"/>
-        </w:rPr>
-      </w:r>
-      <w:r>
-        <w:rPr>
-          <w:lang w:val="ar_AE" w:bidi="ar_AE"/>
-        </w:rPr>
-        <w:t>אַיֵּה֙ מְע֣וֹן אֲרָי֔וֹת וּ⁠מִרְעֶ֥ה ה֖וּא לַ⁠כְּפִרִ֑ים אֲשֶׁ֣ר הָלַךְ֩ אַרְיֵ֨ה לָבִ֥יא שָׁ֛ם גּ֥וּר אַרְיֵ֖ה וְ⁠אֵ֥ין מַחֲרִֽיד</w:t>
       </w:r>
     </w:p>
     <w:p>
@@ -16294,22 +16086,6 @@
       </w:r>
       <w:r>
         <w:rPr>
-          <w:lang w:val="ar_AE" w:bidi="ar_AE"/>
-        </w:rPr>
-        <w:t>שׁ֔וֹט &amp; רַ֣עַשׁ אוֹפָ֑ן וְ⁠ס֣וּס דֹּהֵ֔ר וּ⁠מֶרְכָּבָ֖ה מְרַקֵּדָֽה</w:t>
-      </w:r>
-    </w:p>
-    <w:p>
-      <w:pPr>
-        <w:bidi/>
-      </w:pPr>
-      <w:r>
-        <w:rPr>
-          <w:lang w:val="ar_AE" w:bidi="ar_AE"/>
-        </w:rPr>
-      </w:r>
-      <w:r>
-        <w:rPr>
           <w:b/>
           <w:lang w:val="ar_AE" w:bidi="ar_AE"/>
         </w:rPr>
@@ -16477,22 +16253,6 @@
       </w:r>
       <w:r>
         <w:rPr>
-          <w:lang w:val="ar_AE" w:bidi="ar_AE"/>
-        </w:rPr>
-        <w:t>פָּרָ֣שׁ מַעֲלֶ֗ה וְ⁠לַ֤הַב חֶ֨רֶב֙ וּ⁠בְרַ֣ק חֲנִ֔ית</w:t>
-      </w:r>
-    </w:p>
-    <w:p>
-      <w:pPr>
-        <w:bidi/>
-      </w:pPr>
-      <w:r>
-        <w:rPr>
-          <w:lang w:val="ar_AE" w:bidi="ar_AE"/>
-        </w:rPr>
-      </w:r>
-      <w:r>
-        <w:rPr>
           <w:b/>
           <w:lang w:val="ar_AE" w:bidi="ar_AE"/>
         </w:rPr>
@@ -16608,22 +16368,6 @@
         <w:rPr>
           <w:lang w:val="ar_AE" w:bidi="ar_AE"/>
         </w:rPr>
-      </w:r>
-    </w:p>
-    <w:p>
-      <w:pPr>
-        <w:bidi/>
-      </w:pPr>
-      <w:r>
-        <w:rPr>
-          <w:lang w:val="ar_AE" w:bidi="ar_AE"/>
-        </w:rPr>
-      </w:r>
-      <w:r>
-        <w:rPr>
-          <w:lang w:val="ar_AE" w:bidi="ar_AE"/>
-        </w:rPr>
-        <w:t>פָּרָ֣שׁ מַעֲלֶ֗ה וְ⁠לַ֤הַב חֶ֨רֶב֙ וּ⁠בְרַ֣ק חֲנִ֔ית</w:t>
       </w:r>
     </w:p>
     <w:p>
@@ -18944,22 +18688,6 @@
       </w:r>
       <w:r>
         <w:rPr>
-          <w:lang w:val="ar_AE" w:bidi="ar_AE"/>
-        </w:rPr>
-        <w:t>הֲ⁠תֵֽיטְבִי֙ מִ⁠נֹּ֣א אָמ֔וֹן הַ⁠יֹּֽשְׁבָה֙ בַּ⁠יְאֹרִ֔ים מַ֖יִם סָבִ֣יב לָ֑⁠הּ אֲשֶׁר־חֵ֣יל יָ֔ם מִ⁠יָּ֖ם חוֹמָתָֽ⁠הּ</w:t>
-      </w:r>
-    </w:p>
-    <w:p>
-      <w:pPr>
-        <w:bidi/>
-      </w:pPr>
-      <w:r>
-        <w:rPr>
-          <w:lang w:val="ar_AE" w:bidi="ar_AE"/>
-        </w:rPr>
-      </w:r>
-      <w:r>
-        <w:rPr>
           <w:b/>
           <w:lang w:val="ar_AE" w:bidi="ar_AE"/>
         </w:rPr>
@@ -20650,22 +20378,6 @@
       </w:r>
       <w:r>
         <w:rPr>
-          <w:lang w:val="ar_AE" w:bidi="ar_AE"/>
-        </w:rPr>
-        <w:t>עֹלָלֶ֛י⁠הָ יְרֻטְּשׁ֖וּ</w:t>
-      </w:r>
-    </w:p>
-    <w:p>
-      <w:pPr>
-        <w:bidi/>
-      </w:pPr>
-      <w:r>
-        <w:rPr>
-          <w:lang w:val="ar_AE" w:bidi="ar_AE"/>
-        </w:rPr>
-      </w:r>
-      <w:r>
-        <w:rPr>
           <w:b/>
           <w:lang w:val="ar_AE" w:bidi="ar_AE"/>
         </w:rPr>
@@ -21540,22 +21252,6 @@
       </w:r>
       <w:r>
         <w:rPr>
-          <w:lang w:val="ar_AE" w:bidi="ar_AE"/>
-        </w:rPr>
-        <w:t>כָּ֨ל־מִבְצָרַ֔יִ⁠ךְ תְּאֵנִ֖ים עִם־בִּכּוּרִ֑ים</w:t>
-      </w:r>
-    </w:p>
-    <w:p>
-      <w:pPr>
-        <w:bidi/>
-      </w:pPr>
-      <w:r>
-        <w:rPr>
-          <w:lang w:val="ar_AE" w:bidi="ar_AE"/>
-        </w:rPr>
-      </w:r>
-      <w:r>
-        <w:rPr>
           <w:b/>
           <w:lang w:val="ar_AE" w:bidi="ar_AE"/>
         </w:rPr>
@@ -24054,6 +23750,112 @@
       </w:r>
       <w:r>
         <w:rPr>
+          <w:b/>
+          <w:lang w:val="ar_AE" w:bidi="ar_AE"/>
+        </w:rPr>
+        <w:t>"</w:t>
+      </w:r>
+      <w:r>
+        <w:rPr>
+          <w:b/>
+          <w:lang w:val="ar_AE" w:bidi="ar_AE"/>
+        </w:rPr>
+        <w:t>رؤَساؤُكِ كالجَرادِ، ووُلاتُكِ كحَرجَلَةِ الجَرادِ</w:t>
+      </w:r>
+      <w:r>
+        <w:rPr>
+          <w:b/>
+          <w:lang w:val="ar_AE" w:bidi="ar_AE"/>
+        </w:rPr>
+        <w:t>"</w:t>
+      </w:r>
+    </w:p>
+    <w:p>
+      <w:pPr>
+        <w:bidi/>
+      </w:pPr>
+      <w:r>
+        <w:rPr>
+          <w:lang w:val="ar_AE" w:bidi="ar_AE"/>
+        </w:rPr>
+      </w:r>
+      <w:r>
+        <w:rPr>
+          <w:lang w:val="ar_AE" w:bidi="ar_AE"/>
+        </w:rPr>
+        <w:t>يقول الكاتب إن الحراس والقادة يشبهون الجراد، لأنهم غير جديرين بالثقة وعديمو الولاء، كما أن الجراد يطير مبتعدًا عندما تتغير الظروف. وإذا كان أوضح لقرّائك، يمكنك أن تذكر ذلك بصراحة. ترجمة بديلة: "إن حراسك وقادتك غير موثوقين وعديمو الولاء مثل الجراد".</w:t>
+      </w:r>
+    </w:p>
+    <w:p>
+      <w:pPr>
+        <w:bidi/>
+      </w:pPr>
+      <w:r>
+        <w:rPr>
+          <w:lang w:val="ar_AE" w:bidi="ar_AE"/>
+        </w:rPr>
+      </w:r>
+      <w:r>
+        <w:rPr>
+          <w:lang w:val="ar_AE" w:bidi="ar_AE"/>
+        </w:rPr>
+        <w:t xml:space="preserve">انظر: </w:t>
+      </w:r>
+      <w:r>
+        <w:rPr>
+          <w:lang w:val="ar_AE" w:bidi="ar_AE"/>
+        </w:rPr>
+        <w:t>التشبيه</w:t>
+      </w:r>
+      <w:r>
+        <w:rPr>
+          <w:lang w:val="ar_AE" w:bidi="ar_AE"/>
+        </w:rPr>
+      </w:r>
+      <w:r>
+        <w:rPr>
+          <w:lang w:val="ar_AE" w:bidi="ar_AE"/>
+        </w:rPr>
+      </w:r>
+    </w:p>
+    <w:p>
+      <w:pPr>
+        <w:bidi/>
+      </w:pPr>
+      <w:r>
+        <w:rPr>
+          <w:lang w:val="ar_AE" w:bidi="ar_AE"/>
+        </w:rPr>
+      </w:r>
+    </w:p>
+    <w:p>
+      <w:pPr>
+        <w:pStyle w:val="Heading2"/>
+        <w:bidi/>
+      </w:pPr>
+      <w:r>
+        <w:rPr>
+          <w:lang w:val="ar_AE" w:bidi="ar_AE"/>
+        </w:rPr>
+        <w:t>ناحوم 3: 17 (#2)</w:t>
+      </w:r>
+      <w:r>
+        <w:rPr>
+          <w:lang w:val="ar_AE" w:bidi="ar_AE"/>
+        </w:rPr>
+      </w:r>
+    </w:p>
+    <w:p>
+      <w:pPr>
+        <w:bidi/>
+      </w:pPr>
+      <w:r>
+        <w:rPr>
+          <w:lang w:val="ar_AE" w:bidi="ar_AE"/>
+        </w:rPr>
+      </w:r>
+      <w:r>
+        <w:rPr>
           <w:lang w:val="ar_AE" w:bidi="ar_AE"/>
         </w:rPr>
         <w:t>מִנְּזָרַ֨יִ⁠ךְ֙ כָּֽ⁠אַרְבֶּ֔ה וְ⁠טַפְסְרַ֖יִ⁠ךְ כְּ⁠ג֣וֹב גֹּבָ֑י</w:t>
@@ -24080,7 +23882,7 @@
           <w:b/>
           <w:lang w:val="ar_AE" w:bidi="ar_AE"/>
         </w:rPr>
-        <w:t>رؤَساؤُكِ كالجَرادِ، ووُلاتُكِ كحَرجَلَةِ الجَرادِ</w:t>
+        <w:t>رُؤَسَاؤُكِ كَٱلْجَرَادِ، وَوُلَاتُكِ كَحَرْجَلَةِ ٱلْجَرَادِ</w:t>
       </w:r>
       <w:r>
         <w:rPr>
@@ -24103,7 +23905,7 @@
         <w:rPr>
           <w:lang w:val="ar_AE" w:bidi="ar_AE"/>
         </w:rPr>
-        <w:t>يقول الكاتب إن الحراس والقادة يشبهون الجراد، لأنهم غير جديرين بالثقة وعديمو الولاء، كما أن الجراد يطير مبتعدًا عندما تتغير الظروف. وإذا كان أوضح لقرّائك، يمكنك أن تذكر ذلك بصراحة. ترجمة بديلة: "إن حراسك وقادتك غير موثوقين وعديمو الولاء مثل الجراد".</w:t>
+        <w:t>هاتان العبارتان تحملان في الأساس المعنى نفسه. العبارة الثانية تُشدِّد على معنى الأولى بإعادة الفكرة نفسها بكلمات مختلفة. وإن كان ذلك أوضح لقرّائك، يمكنك أن تدمج العبارتين، أو تصل بينهما بكلمة غير "و" لتُبيِّن أن العبارة الثانية تكرار للأولى وليست إضافة جديدة. ترجمة بديلة: [حرّاسك مثل الجراد، بل إن قادتك كسرب من الجراد]</w:t>
       </w:r>
     </w:p>
     <w:p>
@@ -24125,7 +23927,7 @@
         <w:rPr>
           <w:lang w:val="ar_AE" w:bidi="ar_AE"/>
         </w:rPr>
-        <w:t>التشبيه</w:t>
+        <w:t>التوازي</w:t>
       </w:r>
       <w:r>
         <w:rPr>
@@ -24157,28 +23959,12 @@
         <w:rPr>
           <w:lang w:val="ar_AE" w:bidi="ar_AE"/>
         </w:rPr>
-        <w:t>ناحوم 3: 17 (#2)</w:t>
-      </w:r>
-      <w:r>
-        <w:rPr>
-          <w:lang w:val="ar_AE" w:bidi="ar_AE"/>
-        </w:rPr>
-      </w:r>
-    </w:p>
-    <w:p>
-      <w:pPr>
-        <w:bidi/>
-      </w:pPr>
-      <w:r>
-        <w:rPr>
-          <w:lang w:val="ar_AE" w:bidi="ar_AE"/>
-        </w:rPr>
-      </w:r>
-      <w:r>
-        <w:rPr>
-          <w:lang w:val="ar_AE" w:bidi="ar_AE"/>
-        </w:rPr>
-        <w:t>מִנְּזָרַ֨יִ⁠ךְ֙ כָּֽ⁠אַרְבֶּ֔ה וְ⁠טַפְסְרַ֖יִ⁠ךְ כְּ⁠ג֣וֹב גֹּבָ֑י</w:t>
+        <w:t>ناحوم 3: 17 (#3)</w:t>
+      </w:r>
+      <w:r>
+        <w:rPr>
+          <w:lang w:val="ar_AE" w:bidi="ar_AE"/>
+        </w:rPr>
       </w:r>
     </w:p>
     <w:p>
@@ -24202,7 +23988,7 @@
           <w:b/>
           <w:lang w:val="ar_AE" w:bidi="ar_AE"/>
         </w:rPr>
-        <w:t>رُؤَسَاؤُكِ كَٱلْجَرَادِ، وَوُلَاتُكِ كَحَرْجَلَةِ ٱلْجَرَادِ</w:t>
+        <w:t>وُلاتُكِ كحَرجَلَةِ الجَرادِ</w:t>
       </w:r>
       <w:r>
         <w:rPr>
@@ -24225,7 +24011,7 @@
         <w:rPr>
           <w:lang w:val="ar_AE" w:bidi="ar_AE"/>
         </w:rPr>
-        <w:t>هاتان العبارتان تحملان في الأساس المعنى نفسه. العبارة الثانية تُشدِّد على معنى الأولى بإعادة الفكرة نفسها بكلمات مختلفة. وإن كان ذلك أوضح لقرّائك، يمكنك أن تدمج العبارتين، أو تصل بينهما بكلمة غير "و" لتُبيِّن أن العبارة الثانية تكرار للأولى وليست إضافة جديدة. ترجمة بديلة: [حرّاسك مثل الجراد، بل إن قادتك كسرب من الجراد]</w:t>
+        <w:t>يترك الكاتب كلمة ضرورية في لغات عديدة ليكتمل المعنى. وإذا كان من الأنسب للقراء، يمكنك أن تكمل النص بها. ترجمة بديلة: "وقادتك مثل سرب من الجراد".</w:t>
       </w:r>
     </w:p>
     <w:p>
@@ -24247,6 +24033,400 @@
         <w:rPr>
           <w:lang w:val="ar_AE" w:bidi="ar_AE"/>
         </w:rPr>
+        <w:t>الحذف</w:t>
+      </w:r>
+      <w:r>
+        <w:rPr>
+          <w:lang w:val="ar_AE" w:bidi="ar_AE"/>
+        </w:rPr>
+      </w:r>
+      <w:r>
+        <w:rPr>
+          <w:lang w:val="ar_AE" w:bidi="ar_AE"/>
+        </w:rPr>
+      </w:r>
+    </w:p>
+    <w:p>
+      <w:pPr>
+        <w:bidi/>
+      </w:pPr>
+      <w:r>
+        <w:rPr>
+          <w:lang w:val="ar_AE" w:bidi="ar_AE"/>
+        </w:rPr>
+      </w:r>
+    </w:p>
+    <w:p>
+      <w:pPr>
+        <w:pStyle w:val="Heading2"/>
+        <w:bidi/>
+      </w:pPr>
+      <w:r>
+        <w:rPr>
+          <w:lang w:val="ar_AE" w:bidi="ar_AE"/>
+        </w:rPr>
+        <w:t>ناحوم 3: 17 (#4)</w:t>
+      </w:r>
+      <w:r>
+        <w:rPr>
+          <w:lang w:val="ar_AE" w:bidi="ar_AE"/>
+        </w:rPr>
+      </w:r>
+    </w:p>
+    <w:p>
+      <w:pPr>
+        <w:bidi/>
+      </w:pPr>
+      <w:r>
+        <w:rPr>
+          <w:lang w:val="ar_AE" w:bidi="ar_AE"/>
+        </w:rPr>
+      </w:r>
+      <w:r>
+        <w:rPr>
+          <w:lang w:val="ar_AE" w:bidi="ar_AE"/>
+        </w:rPr>
+        <w:t>וְ⁠נוֹדַ֔ד &amp; מְקוֹמ֖⁠וֹ</w:t>
+      </w:r>
+    </w:p>
+    <w:p>
+      <w:pPr>
+        <w:bidi/>
+      </w:pPr>
+      <w:r>
+        <w:rPr>
+          <w:lang w:val="ar_AE" w:bidi="ar_AE"/>
+        </w:rPr>
+      </w:r>
+      <w:r>
+        <w:rPr>
+          <w:b/>
+          <w:lang w:val="ar_AE" w:bidi="ar_AE"/>
+        </w:rPr>
+        <w:t>"</w:t>
+      </w:r>
+      <w:r>
+        <w:rPr>
+          <w:b/>
+          <w:lang w:val="ar_AE" w:bidi="ar_AE"/>
+        </w:rPr>
+        <w:t>فتطيرُ</w:t>
+      </w:r>
+      <w:r>
+        <w:rPr>
+          <w:b/>
+          <w:lang w:val="ar_AE" w:bidi="ar_AE"/>
+        </w:rPr>
+        <w:t>" - "</w:t>
+      </w:r>
+      <w:r>
+        <w:rPr>
+          <w:b/>
+          <w:lang w:val="ar_AE" w:bidi="ar_AE"/>
+        </w:rPr>
+        <w:t>مَكانُها</w:t>
+      </w:r>
+      <w:r>
+        <w:rPr>
+          <w:b/>
+          <w:lang w:val="ar_AE" w:bidi="ar_AE"/>
+        </w:rPr>
+        <w:t>"</w:t>
+      </w:r>
+    </w:p>
+    <w:p>
+      <w:pPr>
+        <w:bidi/>
+      </w:pPr>
+      <w:r>
+        <w:rPr>
+          <w:lang w:val="ar_AE" w:bidi="ar_AE"/>
+        </w:rPr>
+      </w:r>
+      <w:r>
+        <w:rPr>
+          <w:lang w:val="ar_AE" w:bidi="ar_AE"/>
+        </w:rPr>
+        <w:t>تُشير الضمائر هنا هنا إلى سرب الجراد. وإذا كان أوضح في لغتك، يمكنك أن تستعمل صيغة الجمع للإشارة إلى الجراد. ترجمة بديلة: "فيطيرون ... مكانهم".</w:t>
+      </w:r>
+    </w:p>
+    <w:p>
+      <w:pPr>
+        <w:bidi/>
+      </w:pPr>
+      <w:r>
+        <w:rPr>
+          <w:lang w:val="ar_AE" w:bidi="ar_AE"/>
+        </w:rPr>
+      </w:r>
+      <w:r>
+        <w:rPr>
+          <w:lang w:val="ar_AE" w:bidi="ar_AE"/>
+        </w:rPr>
+        <w:t xml:space="preserve">انظر: </w:t>
+      </w:r>
+      <w:r>
+        <w:rPr>
+          <w:lang w:val="ar_AE" w:bidi="ar_AE"/>
+        </w:rPr>
+        <w:t>الضمائر - متى تستخدمها</w:t>
+      </w:r>
+      <w:r>
+        <w:rPr>
+          <w:lang w:val="ar_AE" w:bidi="ar_AE"/>
+        </w:rPr>
+      </w:r>
+      <w:r>
+        <w:rPr>
+          <w:lang w:val="ar_AE" w:bidi="ar_AE"/>
+        </w:rPr>
+      </w:r>
+    </w:p>
+    <w:p>
+      <w:pPr>
+        <w:bidi/>
+      </w:pPr>
+      <w:r>
+        <w:rPr>
+          <w:lang w:val="ar_AE" w:bidi="ar_AE"/>
+        </w:rPr>
+      </w:r>
+    </w:p>
+    <w:p>
+      <w:pPr>
+        <w:pStyle w:val="Heading2"/>
+        <w:bidi/>
+      </w:pPr>
+      <w:r>
+        <w:rPr>
+          <w:lang w:val="ar_AE" w:bidi="ar_AE"/>
+        </w:rPr>
+        <w:t>ناحوم 3: 18 (#1)</w:t>
+      </w:r>
+      <w:r>
+        <w:rPr>
+          <w:lang w:val="ar_AE" w:bidi="ar_AE"/>
+        </w:rPr>
+      </w:r>
+    </w:p>
+    <w:p>
+      <w:pPr>
+        <w:bidi/>
+      </w:pPr>
+      <w:r>
+        <w:rPr>
+          <w:lang w:val="ar_AE" w:bidi="ar_AE"/>
+        </w:rPr>
+      </w:r>
+      <w:r>
+        <w:rPr>
+          <w:lang w:val="ar_AE" w:bidi="ar_AE"/>
+        </w:rPr>
+        <w:t>נָמ֤וּ רֹעֶ֨י⁠ךָ֙ מֶ֣לֶךְ אַשּׁ֔וּר</w:t>
+      </w:r>
+    </w:p>
+    <w:p>
+      <w:pPr>
+        <w:bidi/>
+      </w:pPr>
+      <w:r>
+        <w:rPr>
+          <w:lang w:val="ar_AE" w:bidi="ar_AE"/>
+        </w:rPr>
+      </w:r>
+      <w:r>
+        <w:rPr>
+          <w:b/>
+          <w:lang w:val="ar_AE" w:bidi="ar_AE"/>
+        </w:rPr>
+        <w:t>"</w:t>
+      </w:r>
+      <w:r>
+        <w:rPr>
+          <w:b/>
+          <w:lang w:val="ar_AE" w:bidi="ar_AE"/>
+        </w:rPr>
+        <w:t>نَعِسَتْ رُعَاتُكَ يَا مَلِكَ أَشُّورَ</w:t>
+      </w:r>
+      <w:r>
+        <w:rPr>
+          <w:b/>
+          <w:lang w:val="ar_AE" w:bidi="ar_AE"/>
+        </w:rPr>
+        <w:t>"</w:t>
+      </w:r>
+    </w:p>
+    <w:p>
+      <w:pPr>
+        <w:bidi/>
+      </w:pPr>
+      <w:r>
+        <w:rPr>
+          <w:lang w:val="ar_AE" w:bidi="ar_AE"/>
+        </w:rPr>
+      </w:r>
+      <w:r>
+        <w:rPr>
+          <w:lang w:val="ar_AE" w:bidi="ar_AE"/>
+        </w:rPr>
+        <w:t>لقد كان ناحوم يخاطب أهل نينوى عاصمة أشور، ولكنه الآن يوجّه كلامه إلى الملك الذي يحكم في نينوى. وهو يفعل ذلك مع علمه بأن الملك لن يسمعه، لكي يعبّر بقوة أكبر عن نبوته ضد أشور وقادتها. وإذا كان أوضح لقرّائك، يمكنك أن تُدخل هذا الانتقال بوضوح أكبر وتضع بقية الخطاب (حتى الآية 19) بين علامتَي اقتباس. ترجمة بديلة: [هذا ما أقوله لملك أشور: [رعاتك نائمون]</w:t>
+      </w:r>
+    </w:p>
+    <w:p>
+      <w:pPr>
+        <w:bidi/>
+      </w:pPr>
+      <w:r>
+        <w:rPr>
+          <w:lang w:val="ar_AE" w:bidi="ar_AE"/>
+        </w:rPr>
+      </w:r>
+      <w:r>
+        <w:rPr>
+          <w:lang w:val="ar_AE" w:bidi="ar_AE"/>
+        </w:rPr>
+        <w:t xml:space="preserve">انظر: </w:t>
+      </w:r>
+      <w:r>
+        <w:rPr>
+          <w:lang w:val="ar_AE" w:bidi="ar_AE"/>
+        </w:rPr>
+        <w:t>الاستغاثة أو طلب النجدة</w:t>
+      </w:r>
+      <w:r>
+        <w:rPr>
+          <w:lang w:val="ar_AE" w:bidi="ar_AE"/>
+        </w:rPr>
+      </w:r>
+      <w:r>
+        <w:rPr>
+          <w:lang w:val="ar_AE" w:bidi="ar_AE"/>
+        </w:rPr>
+      </w:r>
+    </w:p>
+    <w:p>
+      <w:pPr>
+        <w:bidi/>
+      </w:pPr>
+      <w:r>
+        <w:rPr>
+          <w:lang w:val="ar_AE" w:bidi="ar_AE"/>
+        </w:rPr>
+      </w:r>
+    </w:p>
+    <w:p>
+      <w:pPr>
+        <w:pStyle w:val="Heading2"/>
+        <w:bidi/>
+      </w:pPr>
+      <w:r>
+        <w:rPr>
+          <w:lang w:val="ar_AE" w:bidi="ar_AE"/>
+        </w:rPr>
+        <w:t>ناحوم 3: 18 (#2)</w:t>
+      </w:r>
+      <w:r>
+        <w:rPr>
+          <w:lang w:val="ar_AE" w:bidi="ar_AE"/>
+        </w:rPr>
+      </w:r>
+    </w:p>
+    <w:p>
+      <w:pPr>
+        <w:bidi/>
+      </w:pPr>
+      <w:r>
+        <w:rPr>
+          <w:lang w:val="ar_AE" w:bidi="ar_AE"/>
+        </w:rPr>
+      </w:r>
+      <w:r>
+        <w:rPr>
+          <w:lang w:val="ar_AE" w:bidi="ar_AE"/>
+        </w:rPr>
+        <w:t>נָמ֤וּ רֹעֶ֨י⁠ךָ֙ &amp; יִשְׁכְּנ֖וּ אַדִּירֶ֑י⁠ךָ</w:t>
+      </w:r>
+    </w:p>
+    <w:p>
+      <w:pPr>
+        <w:bidi/>
+      </w:pPr>
+      <w:r>
+        <w:rPr>
+          <w:lang w:val="ar_AE" w:bidi="ar_AE"/>
+        </w:rPr>
+      </w:r>
+      <w:r>
+        <w:rPr>
+          <w:b/>
+          <w:lang w:val="ar_AE" w:bidi="ar_AE"/>
+        </w:rPr>
+        <w:t>"</w:t>
+      </w:r>
+      <w:r>
+        <w:rPr>
+          <w:b/>
+          <w:lang w:val="ar_AE" w:bidi="ar_AE"/>
+        </w:rPr>
+        <w:t>نَعِسَتْ رُعاتُكَ</w:t>
+      </w:r>
+      <w:r>
+        <w:rPr>
+          <w:b/>
+          <w:lang w:val="ar_AE" w:bidi="ar_AE"/>
+        </w:rPr>
+        <w:t>...</w:t>
+      </w:r>
+      <w:r>
+        <w:rPr>
+          <w:b/>
+          <w:lang w:val="ar_AE" w:bidi="ar_AE"/>
+        </w:rPr>
+        <w:t>اضطَجَعَتْ عُظَماؤُكَ</w:t>
+      </w:r>
+      <w:r>
+        <w:rPr>
+          <w:b/>
+          <w:lang w:val="ar_AE" w:bidi="ar_AE"/>
+        </w:rPr>
+        <w:t>"</w:t>
+      </w:r>
+    </w:p>
+    <w:p>
+      <w:pPr>
+        <w:bidi/>
+      </w:pPr>
+      <w:r>
+        <w:rPr>
+          <w:lang w:val="ar_AE" w:bidi="ar_AE"/>
+        </w:rPr>
+      </w:r>
+      <w:r>
+        <w:rPr>
+          <w:lang w:val="ar_AE" w:bidi="ar_AE"/>
+        </w:rPr>
+        <w:t>يحمل هذان التعبيران في الأساس المعنى نفسه. والعبارة الثانية تؤكد معنى الأولى بتكرار الفكرة بكلمات مختلفة. وإذا كان أوضح لقرّائك، يمكنك أن تصل بين العبارتين بكلمة تُظهر أن الثانية تكرّر الأولى ولا تضيف أمرًا جديدًا. ترجمة بديلة: "رعاتك نائمون؛ أي إن أشرافك مضطجعون".</w:t>
+      </w:r>
+    </w:p>
+    <w:p>
+      <w:pPr>
+        <w:bidi/>
+      </w:pPr>
+      <w:r>
+        <w:rPr>
+          <w:lang w:val="ar_AE" w:bidi="ar_AE"/>
+        </w:rPr>
+      </w:r>
+      <w:r>
+        <w:rPr>
+          <w:lang w:val="ar_AE" w:bidi="ar_AE"/>
+        </w:rPr>
+        <w:t xml:space="preserve">انظر: </w:t>
+      </w:r>
+      <w:r>
+        <w:rPr>
+          <w:lang w:val="ar_AE" w:bidi="ar_AE"/>
+        </w:rPr>
         <w:t>التوازي</w:t>
       </w:r>
       <w:r>
@@ -24279,28 +24459,28 @@
         <w:rPr>
           <w:lang w:val="ar_AE" w:bidi="ar_AE"/>
         </w:rPr>
-        <w:t>ناحوم 3: 17 (#3)</w:t>
-      </w:r>
-      <w:r>
-        <w:rPr>
-          <w:lang w:val="ar_AE" w:bidi="ar_AE"/>
-        </w:rPr>
-      </w:r>
-    </w:p>
-    <w:p>
-      <w:pPr>
-        <w:bidi/>
-      </w:pPr>
-      <w:r>
-        <w:rPr>
-          <w:lang w:val="ar_AE" w:bidi="ar_AE"/>
-        </w:rPr>
-      </w:r>
-      <w:r>
-        <w:rPr>
-          <w:lang w:val="ar_AE" w:bidi="ar_AE"/>
-        </w:rPr>
-        <w:t>וְ⁠טַפְסְרַ֖יִ⁠ךְ כְּ⁠ג֣וֹב גֹּבָ֑י</w:t>
+        <w:t>ناحوم 3: 18 (#3)</w:t>
+      </w:r>
+      <w:r>
+        <w:rPr>
+          <w:lang w:val="ar_AE" w:bidi="ar_AE"/>
+        </w:rPr>
+      </w:r>
+    </w:p>
+    <w:p>
+      <w:pPr>
+        <w:bidi/>
+      </w:pPr>
+      <w:r>
+        <w:rPr>
+          <w:lang w:val="ar_AE" w:bidi="ar_AE"/>
+        </w:rPr>
+      </w:r>
+      <w:r>
+        <w:rPr>
+          <w:lang w:val="ar_AE" w:bidi="ar_AE"/>
+        </w:rPr>
+        <w:t>רֹעֶ֨י⁠ךָ֙</w:t>
       </w:r>
     </w:p>
     <w:p>
@@ -24324,7 +24504,7 @@
           <w:b/>
           <w:lang w:val="ar_AE" w:bidi="ar_AE"/>
         </w:rPr>
-        <w:t>وُلاتُكِ كحَرجَلَةِ الجَرادِ</w:t>
+        <w:t>رُعاتُكَ</w:t>
       </w:r>
       <w:r>
         <w:rPr>
@@ -24347,7 +24527,7 @@
         <w:rPr>
           <w:lang w:val="ar_AE" w:bidi="ar_AE"/>
         </w:rPr>
-        <w:t>يترك الكاتب كلمة ضرورية في لغات عديدة ليكتمل المعنى. وإذا كان من الأنسب للقراء، يمكنك أن تكمل النص بها. ترجمة بديلة: "وقادتك مثل سرب من الجراد".</w:t>
+        <w:t>يتحدث الكاتب عن الرعاة كما لو كانوا قادة، لأنهم يوجّهون الناس ويحرسونهم كما يوجّه الرعاة الخراف ويحفظونها. وإذا كان أوضح لقرّائك، يمكنك أن تذكر المعنى مباشرة. ترجمة بديلة: "قادتك".</w:t>
       </w:r>
     </w:p>
     <w:p>
@@ -24369,7 +24549,7 @@
         <w:rPr>
           <w:lang w:val="ar_AE" w:bidi="ar_AE"/>
         </w:rPr>
-        <w:t>الحذف</w:t>
+        <w:t>الاستعارة</w:t>
       </w:r>
       <w:r>
         <w:rPr>
@@ -24401,28 +24581,28 @@
         <w:rPr>
           <w:lang w:val="ar_AE" w:bidi="ar_AE"/>
         </w:rPr>
-        <w:t>ناحوم 3: 17 (#4)</w:t>
-      </w:r>
-      <w:r>
-        <w:rPr>
-          <w:lang w:val="ar_AE" w:bidi="ar_AE"/>
-        </w:rPr>
-      </w:r>
-    </w:p>
-    <w:p>
-      <w:pPr>
-        <w:bidi/>
-      </w:pPr>
-      <w:r>
-        <w:rPr>
-          <w:lang w:val="ar_AE" w:bidi="ar_AE"/>
-        </w:rPr>
-      </w:r>
-      <w:r>
-        <w:rPr>
-          <w:lang w:val="ar_AE" w:bidi="ar_AE"/>
-        </w:rPr>
-        <w:t>וְ⁠נוֹדַ֔ד &amp; מְקוֹמ֖⁠וֹ</w:t>
+        <w:t>ناحوم 3: 18 (#4)</w:t>
+      </w:r>
+      <w:r>
+        <w:rPr>
+          <w:lang w:val="ar_AE" w:bidi="ar_AE"/>
+        </w:rPr>
+      </w:r>
+    </w:p>
+    <w:p>
+      <w:pPr>
+        <w:bidi/>
+      </w:pPr>
+      <w:r>
+        <w:rPr>
+          <w:lang w:val="ar_AE" w:bidi="ar_AE"/>
+        </w:rPr>
+      </w:r>
+      <w:r>
+        <w:rPr>
+          <w:lang w:val="ar_AE" w:bidi="ar_AE"/>
+        </w:rPr>
+        <w:t>נָמ֤וּ &amp; יִשְׁכְּנ֖וּ</w:t>
       </w:r>
     </w:p>
     <w:p>
@@ -24446,7 +24626,7 @@
           <w:b/>
           <w:lang w:val="ar_AE" w:bidi="ar_AE"/>
         </w:rPr>
-        <w:t>فتطيرُ</w:t>
+        <w:t>نَعِسَتْ</w:t>
       </w:r>
       <w:r>
         <w:rPr>
@@ -24460,7 +24640,7 @@
           <w:b/>
           <w:lang w:val="ar_AE" w:bidi="ar_AE"/>
         </w:rPr>
-        <w:t>مَكانُها</w:t>
+        <w:t>اضطَجَعَتْ</w:t>
       </w:r>
       <w:r>
         <w:rPr>
@@ -24483,7 +24663,33 @@
         <w:rPr>
           <w:lang w:val="ar_AE" w:bidi="ar_AE"/>
         </w:rPr>
-        <w:t>تُشير الضمائر هنا هنا إلى سرب الجراد. وإذا كان أوضح في لغتك، يمكنك أن تستعمل صيغة الجمع للإشارة إلى الجراد. ترجمة بديلة: "فيطيرون ... مكانهم".</w:t>
+        <w:t>يُشير الكاتب إلى الموت بطريقة مهذبة باستعمال عبارتي "</w:t>
+      </w:r>
+      <w:r>
+        <w:rPr>
+          <w:b/>
+          <w:lang w:val="ar_AE" w:bidi="ar_AE"/>
+        </w:rPr>
+        <w:t>نَعِسَتْ</w:t>
+      </w:r>
+      <w:r>
+        <w:rPr>
+          <w:lang w:val="ar_AE" w:bidi="ar_AE"/>
+        </w:rPr>
+        <w:t>" و"</w:t>
+      </w:r>
+      <w:r>
+        <w:rPr>
+          <w:b/>
+          <w:lang w:val="ar_AE" w:bidi="ar_AE"/>
+        </w:rPr>
+        <w:t>اضطَجَعَتْ</w:t>
+      </w:r>
+      <w:r>
+        <w:rPr>
+          <w:lang w:val="ar_AE" w:bidi="ar_AE"/>
+        </w:rPr>
+        <w:t>". وإذا كان أوضح لقرّائك، يمكنك أن تستعمل أسلوبًا مهذبًا مألوفًا في لغتك للتعبير عن الموت، أو تذكر المعنى بشكل مباشر. ترجمة بديلة: "قد مات … قد مات".</w:t>
       </w:r>
     </w:p>
     <w:p>
@@ -24505,7 +24711,7 @@
         <w:rPr>
           <w:lang w:val="ar_AE" w:bidi="ar_AE"/>
         </w:rPr>
-        <w:t>الضمائر - متى تستخدمها</w:t>
+        <w:t>التلطيف أو الكناية</w:t>
       </w:r>
       <w:r>
         <w:rPr>
@@ -24537,28 +24743,28 @@
         <w:rPr>
           <w:lang w:val="ar_AE" w:bidi="ar_AE"/>
         </w:rPr>
-        <w:t>ناحوم 3: 18 (#1)</w:t>
-      </w:r>
-      <w:r>
-        <w:rPr>
-          <w:lang w:val="ar_AE" w:bidi="ar_AE"/>
-        </w:rPr>
-      </w:r>
-    </w:p>
-    <w:p>
-      <w:pPr>
-        <w:bidi/>
-      </w:pPr>
-      <w:r>
-        <w:rPr>
-          <w:lang w:val="ar_AE" w:bidi="ar_AE"/>
-        </w:rPr>
-      </w:r>
-      <w:r>
-        <w:rPr>
-          <w:lang w:val="ar_AE" w:bidi="ar_AE"/>
-        </w:rPr>
-        <w:t>נָמ֤וּ רֹעֶ֨י⁠ךָ֙ מֶ֣לֶךְ אַשּׁ֔וּר</w:t>
+        <w:t>ناحوم 3: 18 (#5)</w:t>
+      </w:r>
+      <w:r>
+        <w:rPr>
+          <w:lang w:val="ar_AE" w:bidi="ar_AE"/>
+        </w:rPr>
+      </w:r>
+    </w:p>
+    <w:p>
+      <w:pPr>
+        <w:bidi/>
+      </w:pPr>
+      <w:r>
+        <w:rPr>
+          <w:lang w:val="ar_AE" w:bidi="ar_AE"/>
+        </w:rPr>
+      </w:r>
+      <w:r>
+        <w:rPr>
+          <w:lang w:val="ar_AE" w:bidi="ar_AE"/>
+        </w:rPr>
+        <w:t>נָפֹ֧שׁוּ עַמְּ⁠ךָ֛</w:t>
       </w:r>
     </w:p>
     <w:p>
@@ -24582,7 +24788,7 @@
           <w:b/>
           <w:lang w:val="ar_AE" w:bidi="ar_AE"/>
         </w:rPr>
-        <w:t>نَعِسَتْ رُعَاتُكَ يَا مَلِكَ أَشُّورَ</w:t>
+        <w:t>تشَتَّتَ شَعبُكَ</w:t>
       </w:r>
       <w:r>
         <w:rPr>
@@ -24605,7 +24811,7 @@
         <w:rPr>
           <w:lang w:val="ar_AE" w:bidi="ar_AE"/>
         </w:rPr>
-        <w:t>لقد كان ناحوم يخاطب أهل نينوى عاصمة أشور، ولكنه الآن يوجّه كلامه إلى الملك الذي يحكم في نينوى. وهو يفعل ذلك مع علمه بأن الملك لن يسمعه، لكي يعبّر بقوة أكبر عن نبوته ضد أشور وقادتها. وإذا كان أوضح لقرّائك، يمكنك أن تُدخل هذا الانتقال بوضوح أكبر وتضع بقية الخطاب (حتى الآية 19) بين علامتَي اقتباس. ترجمة بديلة: [هذا ما أقوله لملك أشور: [رعاتك نائمون]</w:t>
+        <w:t>إذا لم تستعمل لغتك صيغة المبني للمجهول، يمكنك أن تعبر عن الفكرة بصيغة المبني للمعلوم أو بطريقة أخرى طبيعية في لغتك. ترجمة بديلة: "قد فرّق الأعداء شعبك".</w:t>
       </w:r>
     </w:p>
     <w:p>
@@ -24627,7 +24833,7 @@
         <w:rPr>
           <w:lang w:val="ar_AE" w:bidi="ar_AE"/>
         </w:rPr>
-        <w:t>الاستغاثة أو طلب النجدة</w:t>
+        <w:t>المبني للمعلوم أو المبني للمجهول</w:t>
       </w:r>
       <w:r>
         <w:rPr>
@@ -24659,570 +24865,12 @@
         <w:rPr>
           <w:lang w:val="ar_AE" w:bidi="ar_AE"/>
         </w:rPr>
-        <w:t>ناحوم 3: 18 (#2)</w:t>
-      </w:r>
-      <w:r>
-        <w:rPr>
-          <w:lang w:val="ar_AE" w:bidi="ar_AE"/>
-        </w:rPr>
-      </w:r>
-    </w:p>
-    <w:p>
-      <w:pPr>
-        <w:bidi/>
-      </w:pPr>
-      <w:r>
-        <w:rPr>
-          <w:lang w:val="ar_AE" w:bidi="ar_AE"/>
-        </w:rPr>
-      </w:r>
-      <w:r>
-        <w:rPr>
-          <w:lang w:val="ar_AE" w:bidi="ar_AE"/>
-        </w:rPr>
-        <w:t>נָמ֤וּ רֹעֶ֨י⁠ךָ֙ &amp; יִשְׁכְּנ֖וּ אַדִּירֶ֑י⁠ךָ</w:t>
-      </w:r>
-    </w:p>
-    <w:p>
-      <w:pPr>
-        <w:bidi/>
-      </w:pPr>
-      <w:r>
-        <w:rPr>
-          <w:lang w:val="ar_AE" w:bidi="ar_AE"/>
-        </w:rPr>
-      </w:r>
-      <w:r>
-        <w:rPr>
-          <w:b/>
-          <w:lang w:val="ar_AE" w:bidi="ar_AE"/>
-        </w:rPr>
-        <w:t>"</w:t>
-      </w:r>
-      <w:r>
-        <w:rPr>
-          <w:b/>
-          <w:lang w:val="ar_AE" w:bidi="ar_AE"/>
-        </w:rPr>
-        <w:t>نَعِسَتْ رُعاتُكَ</w:t>
-      </w:r>
-      <w:r>
-        <w:rPr>
-          <w:b/>
-          <w:lang w:val="ar_AE" w:bidi="ar_AE"/>
-        </w:rPr>
-        <w:t>...</w:t>
-      </w:r>
-      <w:r>
-        <w:rPr>
-          <w:b/>
-          <w:lang w:val="ar_AE" w:bidi="ar_AE"/>
-        </w:rPr>
-        <w:t>اضطَجَعَتْ عُظَماؤُكَ</w:t>
-      </w:r>
-      <w:r>
-        <w:rPr>
-          <w:b/>
-          <w:lang w:val="ar_AE" w:bidi="ar_AE"/>
-        </w:rPr>
-        <w:t>"</w:t>
-      </w:r>
-    </w:p>
-    <w:p>
-      <w:pPr>
-        <w:bidi/>
-      </w:pPr>
-      <w:r>
-        <w:rPr>
-          <w:lang w:val="ar_AE" w:bidi="ar_AE"/>
-        </w:rPr>
-      </w:r>
-      <w:r>
-        <w:rPr>
-          <w:lang w:val="ar_AE" w:bidi="ar_AE"/>
-        </w:rPr>
-        <w:t>يحمل هذان التعبيران في الأساس المعنى نفسه. والعبارة الثانية تؤكد معنى الأولى بتكرار الفكرة بكلمات مختلفة. وإذا كان أوضح لقرّائك، يمكنك أن تصل بين العبارتين بكلمة تُظهر أن الثانية تكرّر الأولى ولا تضيف أمرًا جديدًا. ترجمة بديلة: "رعاتك نائمون؛ أي إن أشرافك مضطجعون".</w:t>
-      </w:r>
-    </w:p>
-    <w:p>
-      <w:pPr>
-        <w:bidi/>
-      </w:pPr>
-      <w:r>
-        <w:rPr>
-          <w:lang w:val="ar_AE" w:bidi="ar_AE"/>
-        </w:rPr>
-      </w:r>
-      <w:r>
-        <w:rPr>
-          <w:lang w:val="ar_AE" w:bidi="ar_AE"/>
-        </w:rPr>
-        <w:t xml:space="preserve">انظر: </w:t>
-      </w:r>
-      <w:r>
-        <w:rPr>
-          <w:lang w:val="ar_AE" w:bidi="ar_AE"/>
-        </w:rPr>
-        <w:t>التوازي</w:t>
-      </w:r>
-      <w:r>
-        <w:rPr>
-          <w:lang w:val="ar_AE" w:bidi="ar_AE"/>
-        </w:rPr>
-      </w:r>
-      <w:r>
-        <w:rPr>
-          <w:lang w:val="ar_AE" w:bidi="ar_AE"/>
-        </w:rPr>
-      </w:r>
-    </w:p>
-    <w:p>
-      <w:pPr>
-        <w:bidi/>
-      </w:pPr>
-      <w:r>
-        <w:rPr>
-          <w:lang w:val="ar_AE" w:bidi="ar_AE"/>
-        </w:rPr>
-      </w:r>
-    </w:p>
-    <w:p>
-      <w:pPr>
-        <w:pStyle w:val="Heading2"/>
-        <w:bidi/>
-      </w:pPr>
-      <w:r>
-        <w:rPr>
-          <w:lang w:val="ar_AE" w:bidi="ar_AE"/>
-        </w:rPr>
-        <w:t>ناحوم 3: 18 (#3)</w:t>
-      </w:r>
-      <w:r>
-        <w:rPr>
-          <w:lang w:val="ar_AE" w:bidi="ar_AE"/>
-        </w:rPr>
-      </w:r>
-    </w:p>
-    <w:p>
-      <w:pPr>
-        <w:bidi/>
-      </w:pPr>
-      <w:r>
-        <w:rPr>
-          <w:lang w:val="ar_AE" w:bidi="ar_AE"/>
-        </w:rPr>
-      </w:r>
-      <w:r>
-        <w:rPr>
-          <w:lang w:val="ar_AE" w:bidi="ar_AE"/>
-        </w:rPr>
-        <w:t>רֹעֶ֨י⁠ךָ֙</w:t>
-      </w:r>
-    </w:p>
-    <w:p>
-      <w:pPr>
-        <w:bidi/>
-      </w:pPr>
-      <w:r>
-        <w:rPr>
-          <w:lang w:val="ar_AE" w:bidi="ar_AE"/>
-        </w:rPr>
-      </w:r>
-      <w:r>
-        <w:rPr>
-          <w:b/>
-          <w:lang w:val="ar_AE" w:bidi="ar_AE"/>
-        </w:rPr>
-        <w:t>"</w:t>
-      </w:r>
-      <w:r>
-        <w:rPr>
-          <w:b/>
-          <w:lang w:val="ar_AE" w:bidi="ar_AE"/>
-        </w:rPr>
-        <w:t>رُعاتُكَ</w:t>
-      </w:r>
-      <w:r>
-        <w:rPr>
-          <w:b/>
-          <w:lang w:val="ar_AE" w:bidi="ar_AE"/>
-        </w:rPr>
-        <w:t>"</w:t>
-      </w:r>
-    </w:p>
-    <w:p>
-      <w:pPr>
-        <w:bidi/>
-      </w:pPr>
-      <w:r>
-        <w:rPr>
-          <w:lang w:val="ar_AE" w:bidi="ar_AE"/>
-        </w:rPr>
-      </w:r>
-      <w:r>
-        <w:rPr>
-          <w:lang w:val="ar_AE" w:bidi="ar_AE"/>
-        </w:rPr>
-        <w:t>يتحدث الكاتب عن الرعاة كما لو كانوا قادة، لأنهم يوجّهون الناس ويحرسونهم كما يوجّه الرعاة الخراف ويحفظونها. وإذا كان أوضح لقرّائك، يمكنك أن تذكر المعنى مباشرة. ترجمة بديلة: "قادتك".</w:t>
-      </w:r>
-    </w:p>
-    <w:p>
-      <w:pPr>
-        <w:bidi/>
-      </w:pPr>
-      <w:r>
-        <w:rPr>
-          <w:lang w:val="ar_AE" w:bidi="ar_AE"/>
-        </w:rPr>
-      </w:r>
-      <w:r>
-        <w:rPr>
-          <w:lang w:val="ar_AE" w:bidi="ar_AE"/>
-        </w:rPr>
-        <w:t xml:space="preserve">انظر: </w:t>
-      </w:r>
-      <w:r>
-        <w:rPr>
-          <w:lang w:val="ar_AE" w:bidi="ar_AE"/>
-        </w:rPr>
-        <w:t>الاستعارة</w:t>
-      </w:r>
-      <w:r>
-        <w:rPr>
-          <w:lang w:val="ar_AE" w:bidi="ar_AE"/>
-        </w:rPr>
-      </w:r>
-      <w:r>
-        <w:rPr>
-          <w:lang w:val="ar_AE" w:bidi="ar_AE"/>
-        </w:rPr>
-      </w:r>
-    </w:p>
-    <w:p>
-      <w:pPr>
-        <w:bidi/>
-      </w:pPr>
-      <w:r>
-        <w:rPr>
-          <w:lang w:val="ar_AE" w:bidi="ar_AE"/>
-        </w:rPr>
-      </w:r>
-    </w:p>
-    <w:p>
-      <w:pPr>
-        <w:pStyle w:val="Heading2"/>
-        <w:bidi/>
-      </w:pPr>
-      <w:r>
-        <w:rPr>
-          <w:lang w:val="ar_AE" w:bidi="ar_AE"/>
-        </w:rPr>
-        <w:t>ناحوم 3: 18 (#4)</w:t>
-      </w:r>
-      <w:r>
-        <w:rPr>
-          <w:lang w:val="ar_AE" w:bidi="ar_AE"/>
-        </w:rPr>
-      </w:r>
-    </w:p>
-    <w:p>
-      <w:pPr>
-        <w:bidi/>
-      </w:pPr>
-      <w:r>
-        <w:rPr>
-          <w:lang w:val="ar_AE" w:bidi="ar_AE"/>
-        </w:rPr>
-      </w:r>
-      <w:r>
-        <w:rPr>
-          <w:lang w:val="ar_AE" w:bidi="ar_AE"/>
-        </w:rPr>
-        <w:t>נָמ֤וּ &amp; יִשְׁכְּנ֖וּ</w:t>
-      </w:r>
-    </w:p>
-    <w:p>
-      <w:pPr>
-        <w:bidi/>
-      </w:pPr>
-      <w:r>
-        <w:rPr>
-          <w:lang w:val="ar_AE" w:bidi="ar_AE"/>
-        </w:rPr>
-      </w:r>
-      <w:r>
-        <w:rPr>
-          <w:b/>
-          <w:lang w:val="ar_AE" w:bidi="ar_AE"/>
-        </w:rPr>
-        <w:t>"</w:t>
-      </w:r>
-      <w:r>
-        <w:rPr>
-          <w:b/>
-          <w:lang w:val="ar_AE" w:bidi="ar_AE"/>
-        </w:rPr>
-        <w:t>نَعِسَتْ</w:t>
-      </w:r>
-      <w:r>
-        <w:rPr>
-          <w:b/>
-          <w:lang w:val="ar_AE" w:bidi="ar_AE"/>
-        </w:rPr>
-        <w:t>" - "</w:t>
-      </w:r>
-      <w:r>
-        <w:rPr>
-          <w:b/>
-          <w:lang w:val="ar_AE" w:bidi="ar_AE"/>
-        </w:rPr>
-        <w:t>اضطَجَعَتْ</w:t>
-      </w:r>
-      <w:r>
-        <w:rPr>
-          <w:b/>
-          <w:lang w:val="ar_AE" w:bidi="ar_AE"/>
-        </w:rPr>
-        <w:t>"</w:t>
-      </w:r>
-    </w:p>
-    <w:p>
-      <w:pPr>
-        <w:bidi/>
-      </w:pPr>
-      <w:r>
-        <w:rPr>
-          <w:lang w:val="ar_AE" w:bidi="ar_AE"/>
-        </w:rPr>
-      </w:r>
-      <w:r>
-        <w:rPr>
-          <w:lang w:val="ar_AE" w:bidi="ar_AE"/>
-        </w:rPr>
-        <w:t>يُشير الكاتب إلى الموت بطريقة مهذبة باستعمال عبارتي "</w:t>
-      </w:r>
-      <w:r>
-        <w:rPr>
-          <w:b/>
-          <w:lang w:val="ar_AE" w:bidi="ar_AE"/>
-        </w:rPr>
-        <w:t>نَعِسَتْ</w:t>
-      </w:r>
-      <w:r>
-        <w:rPr>
-          <w:lang w:val="ar_AE" w:bidi="ar_AE"/>
-        </w:rPr>
-        <w:t>" و"</w:t>
-      </w:r>
-      <w:r>
-        <w:rPr>
-          <w:b/>
-          <w:lang w:val="ar_AE" w:bidi="ar_AE"/>
-        </w:rPr>
-        <w:t>اضطَجَعَتْ</w:t>
-      </w:r>
-      <w:r>
-        <w:rPr>
-          <w:lang w:val="ar_AE" w:bidi="ar_AE"/>
-        </w:rPr>
-        <w:t>". وإذا كان أوضح لقرّائك، يمكنك أن تستعمل أسلوبًا مهذبًا مألوفًا في لغتك للتعبير عن الموت، أو تذكر المعنى بشكل مباشر. ترجمة بديلة: "قد مات … قد مات".</w:t>
-      </w:r>
-    </w:p>
-    <w:p>
-      <w:pPr>
-        <w:bidi/>
-      </w:pPr>
-      <w:r>
-        <w:rPr>
-          <w:lang w:val="ar_AE" w:bidi="ar_AE"/>
-        </w:rPr>
-      </w:r>
-      <w:r>
-        <w:rPr>
-          <w:lang w:val="ar_AE" w:bidi="ar_AE"/>
-        </w:rPr>
-        <w:t xml:space="preserve">انظر: </w:t>
-      </w:r>
-      <w:r>
-        <w:rPr>
-          <w:lang w:val="ar_AE" w:bidi="ar_AE"/>
-        </w:rPr>
-        <w:t>التلطيف أو الكناية</w:t>
-      </w:r>
-      <w:r>
-        <w:rPr>
-          <w:lang w:val="ar_AE" w:bidi="ar_AE"/>
-        </w:rPr>
-      </w:r>
-      <w:r>
-        <w:rPr>
-          <w:lang w:val="ar_AE" w:bidi="ar_AE"/>
-        </w:rPr>
-      </w:r>
-    </w:p>
-    <w:p>
-      <w:pPr>
-        <w:bidi/>
-      </w:pPr>
-      <w:r>
-        <w:rPr>
-          <w:lang w:val="ar_AE" w:bidi="ar_AE"/>
-        </w:rPr>
-      </w:r>
-    </w:p>
-    <w:p>
-      <w:pPr>
-        <w:pStyle w:val="Heading2"/>
-        <w:bidi/>
-      </w:pPr>
-      <w:r>
-        <w:rPr>
-          <w:lang w:val="ar_AE" w:bidi="ar_AE"/>
-        </w:rPr>
-        <w:t>ناحوم 3: 18 (#5)</w:t>
-      </w:r>
-      <w:r>
-        <w:rPr>
-          <w:lang w:val="ar_AE" w:bidi="ar_AE"/>
-        </w:rPr>
-      </w:r>
-    </w:p>
-    <w:p>
-      <w:pPr>
-        <w:bidi/>
-      </w:pPr>
-      <w:r>
-        <w:rPr>
-          <w:lang w:val="ar_AE" w:bidi="ar_AE"/>
-        </w:rPr>
-      </w:r>
-      <w:r>
-        <w:rPr>
-          <w:lang w:val="ar_AE" w:bidi="ar_AE"/>
-        </w:rPr>
-        <w:t>נָפֹ֧שׁוּ עַמְּ⁠ךָ֛</w:t>
-      </w:r>
-    </w:p>
-    <w:p>
-      <w:pPr>
-        <w:bidi/>
-      </w:pPr>
-      <w:r>
-        <w:rPr>
-          <w:lang w:val="ar_AE" w:bidi="ar_AE"/>
-        </w:rPr>
-      </w:r>
-      <w:r>
-        <w:rPr>
-          <w:b/>
-          <w:lang w:val="ar_AE" w:bidi="ar_AE"/>
-        </w:rPr>
-        <w:t>"</w:t>
-      </w:r>
-      <w:r>
-        <w:rPr>
-          <w:b/>
-          <w:lang w:val="ar_AE" w:bidi="ar_AE"/>
-        </w:rPr>
-        <w:t>تشَتَّتَ شَعبُكَ</w:t>
-      </w:r>
-      <w:r>
-        <w:rPr>
-          <w:b/>
-          <w:lang w:val="ar_AE" w:bidi="ar_AE"/>
-        </w:rPr>
-        <w:t>"</w:t>
-      </w:r>
-    </w:p>
-    <w:p>
-      <w:pPr>
-        <w:bidi/>
-      </w:pPr>
-      <w:r>
-        <w:rPr>
-          <w:lang w:val="ar_AE" w:bidi="ar_AE"/>
-        </w:rPr>
-      </w:r>
-      <w:r>
-        <w:rPr>
-          <w:lang w:val="ar_AE" w:bidi="ar_AE"/>
-        </w:rPr>
-        <w:t>إذا لم تستعمل لغتك صيغة المبني للمجهول، يمكنك أن تعبر عن الفكرة بصيغة المبني للمعلوم أو بطريقة أخرى طبيعية في لغتك. ترجمة بديلة: "قد فرّق الأعداء شعبك".</w:t>
-      </w:r>
-    </w:p>
-    <w:p>
-      <w:pPr>
-        <w:bidi/>
-      </w:pPr>
-      <w:r>
-        <w:rPr>
-          <w:lang w:val="ar_AE" w:bidi="ar_AE"/>
-        </w:rPr>
-      </w:r>
-      <w:r>
-        <w:rPr>
-          <w:lang w:val="ar_AE" w:bidi="ar_AE"/>
-        </w:rPr>
-        <w:t xml:space="preserve">انظر: </w:t>
-      </w:r>
-      <w:r>
-        <w:rPr>
-          <w:lang w:val="ar_AE" w:bidi="ar_AE"/>
-        </w:rPr>
-        <w:t>المبني للمعلوم أو المبني للمجهول</w:t>
-      </w:r>
-      <w:r>
-        <w:rPr>
-          <w:lang w:val="ar_AE" w:bidi="ar_AE"/>
-        </w:rPr>
-      </w:r>
-      <w:r>
-        <w:rPr>
-          <w:lang w:val="ar_AE" w:bidi="ar_AE"/>
-        </w:rPr>
-      </w:r>
-    </w:p>
-    <w:p>
-      <w:pPr>
-        <w:bidi/>
-      </w:pPr>
-      <w:r>
-        <w:rPr>
-          <w:lang w:val="ar_AE" w:bidi="ar_AE"/>
-        </w:rPr>
-      </w:r>
-    </w:p>
-    <w:p>
-      <w:pPr>
-        <w:pStyle w:val="Heading2"/>
-        <w:bidi/>
-      </w:pPr>
-      <w:r>
-        <w:rPr>
-          <w:lang w:val="ar_AE" w:bidi="ar_AE"/>
-        </w:rPr>
         <w:t>ناحوم 3: 19 (#1)</w:t>
       </w:r>
       <w:r>
         <w:rPr>
           <w:lang w:val="ar_AE" w:bidi="ar_AE"/>
         </w:rPr>
-      </w:r>
-    </w:p>
-    <w:p>
-      <w:pPr>
-        <w:bidi/>
-      </w:pPr>
-      <w:r>
-        <w:rPr>
-          <w:lang w:val="ar_AE" w:bidi="ar_AE"/>
-        </w:rPr>
-      </w:r>
-      <w:r>
-        <w:rPr>
-          <w:lang w:val="ar_AE" w:bidi="ar_AE"/>
-        </w:rPr>
-        <w:t>אֵין־כֵּהָ֣ה לְ⁠שִׁבְרֶ֔⁠ךָ</w:t>
       </w:r>
     </w:p>
     <w:p>

--- a/arb/docx/34.content.docx
+++ b/arb/docx/34.content.docx
@@ -1184,6 +1184,22 @@
       </w:r>
       <w:r>
         <w:rPr>
+          <w:lang w:val="ar_AE" w:bidi="ar_AE"/>
+        </w:rPr>
+        <w:t>נֹקֵ֤ם &amp; לְ⁠צָרָ֔י⁠ו</w:t>
+      </w:r>
+    </w:p>
+    <w:p>
+      <w:pPr>
+        <w:bidi/>
+      </w:pPr>
+      <w:r>
+        <w:rPr>
+          <w:lang w:val="ar_AE" w:bidi="ar_AE"/>
+        </w:rPr>
+      </w:r>
+      <w:r>
+        <w:rPr>
           <w:b/>
           <w:lang w:val="ar_AE" w:bidi="ar_AE"/>
         </w:rPr>
@@ -3182,6 +3198,22 @@
       </w:r>
       <w:r>
         <w:rPr>
+          <w:lang w:val="ar_AE" w:bidi="ar_AE"/>
+        </w:rPr>
+        <w:t>לִ⁠פְנֵ֤י זַעְמ⁠וֹ֙ &amp; חֲמָת⁠וֹ֙ נִתְּכָ֣ה כָ⁠אֵ֔שׁ</w:t>
+      </w:r>
+    </w:p>
+    <w:p>
+      <w:pPr>
+        <w:bidi/>
+      </w:pPr>
+      <w:r>
+        <w:rPr>
+          <w:lang w:val="ar_AE" w:bidi="ar_AE"/>
+        </w:rPr>
+      </w:r>
+      <w:r>
+        <w:rPr>
           <w:b/>
           <w:lang w:val="ar_AE" w:bidi="ar_AE"/>
         </w:rPr>
@@ -3315,6 +3347,114 @@
         <w:rPr>
           <w:lang w:val="ar_AE" w:bidi="ar_AE"/>
         </w:rPr>
+        <w:t>לִ⁠פְנֵ֤י זַעְמ⁠וֹ֙ מִ֣י יַֽעֲמ֔וֹד</w:t>
+      </w:r>
+    </w:p>
+    <w:p>
+      <w:pPr>
+        <w:bidi/>
+      </w:pPr>
+      <w:r>
+        <w:rPr>
+          <w:lang w:val="ar_AE" w:bidi="ar_AE"/>
+        </w:rPr>
+      </w:r>
+      <w:r>
+        <w:rPr>
+          <w:b/>
+          <w:lang w:val="ar_AE" w:bidi="ar_AE"/>
+        </w:rPr>
+        <w:t>"مَنْ يَقِفُ أَمَامَ سَخَطِهِ؟"</w:t>
+      </w:r>
+    </w:p>
+    <w:p>
+      <w:pPr>
+        <w:bidi/>
+      </w:pPr>
+      <w:r>
+        <w:rPr>
+          <w:lang w:val="ar_AE" w:bidi="ar_AE"/>
+        </w:rPr>
+      </w:r>
+      <w:r>
+        <w:rPr>
+          <w:lang w:val="ar_AE" w:bidi="ar_AE"/>
+        </w:rPr>
+        <w:t>يستخدم الكاتب صيغة السؤال للتأكيد على أنه لا يمكن لأحد أن يحتمل عندما يكون الرب غاضبًا. إذا لم تكن ستستخدم صيغة السؤال لهذا الغرض في لغتك، يمكنك ترجمة ذلك كجملة خبرية أو صيغة تعجب. الترجمة البديلة: [لا يمكن لأحد أن يحتمل عندما يكون غاضبًا!]</w:t>
+      </w:r>
+    </w:p>
+    <w:p>
+      <w:pPr>
+        <w:bidi/>
+      </w:pPr>
+      <w:r>
+        <w:rPr>
+          <w:lang w:val="ar_AE" w:bidi="ar_AE"/>
+        </w:rPr>
+      </w:r>
+      <w:r>
+        <w:rPr>
+          <w:lang w:val="ar_AE" w:bidi="ar_AE"/>
+        </w:rPr>
+        <w:t xml:space="preserve">انظر: </w:t>
+      </w:r>
+      <w:r>
+        <w:rPr>
+          <w:lang w:val="ar_AE" w:bidi="ar_AE"/>
+        </w:rPr>
+        <w:t>السؤال البلاغي</w:t>
+      </w:r>
+      <w:r>
+        <w:rPr>
+          <w:lang w:val="ar_AE" w:bidi="ar_AE"/>
+        </w:rPr>
+      </w:r>
+      <w:r>
+        <w:rPr>
+          <w:lang w:val="ar_AE" w:bidi="ar_AE"/>
+        </w:rPr>
+      </w:r>
+    </w:p>
+    <w:p>
+      <w:pPr>
+        <w:bidi/>
+      </w:pPr>
+      <w:r>
+        <w:rPr>
+          <w:lang w:val="ar_AE" w:bidi="ar_AE"/>
+        </w:rPr>
+      </w:r>
+    </w:p>
+    <w:p>
+      <w:pPr>
+        <w:pStyle w:val="Heading2"/>
+        <w:bidi/>
+      </w:pPr>
+      <w:r>
+        <w:rPr>
+          <w:lang w:val="ar_AE" w:bidi="ar_AE"/>
+        </w:rPr>
+        <w:t>ناحوم 1: 6 (#6)</w:t>
+      </w:r>
+      <w:r>
+        <w:rPr>
+          <w:lang w:val="ar_AE" w:bidi="ar_AE"/>
+        </w:rPr>
+      </w:r>
+    </w:p>
+    <w:p>
+      <w:pPr>
+        <w:bidi/>
+      </w:pPr>
+      <w:r>
+        <w:rPr>
+          <w:lang w:val="ar_AE" w:bidi="ar_AE"/>
+        </w:rPr>
+      </w:r>
+      <w:r>
+        <w:rPr>
+          <w:lang w:val="ar_AE" w:bidi="ar_AE"/>
+        </w:rPr>
         <w:t>וּ⁠מִ֥י יָק֖וּם בַּ⁠חֲר֣וֹן אַפּ֑⁠וֹ</w:t>
       </w:r>
     </w:p>
@@ -3332,23 +3472,23 @@
           <w:b/>
           <w:lang w:val="ar_AE" w:bidi="ar_AE"/>
         </w:rPr>
-        <w:t>"مَنْ يَقِفُ أَمَامَ سَخَطِهِ؟"</w:t>
-      </w:r>
-    </w:p>
-    <w:p>
-      <w:pPr>
-        <w:bidi/>
-      </w:pPr>
-      <w:r>
-        <w:rPr>
-          <w:lang w:val="ar_AE" w:bidi="ar_AE"/>
-        </w:rPr>
-      </w:r>
-      <w:r>
-        <w:rPr>
-          <w:lang w:val="ar_AE" w:bidi="ar_AE"/>
-        </w:rPr>
-        <w:t>يستخدم الكاتب صيغة السؤال للتأكيد على أنه لا يمكن لأحد أن يحتمل عندما يكون الرب غاضبًا. إذا لم تكن ستستخدم صيغة السؤال لهذا الغرض في لغتك، يمكنك ترجمة ذلك كجملة خبرية أو صيغة تعجب. الترجمة البديلة: [لا يمكن لأحد أن يحتمل عندما يكون غاضبًا!]</w:t>
+        <w:t>"وَمَنْ يَقُومُ فِي حُمُوِّ غَضَبِهِ؟"</w:t>
+      </w:r>
+    </w:p>
+    <w:p>
+      <w:pPr>
+        <w:bidi/>
+      </w:pPr>
+      <w:r>
+        <w:rPr>
+          <w:lang w:val="ar_AE" w:bidi="ar_AE"/>
+        </w:rPr>
+      </w:r>
+      <w:r>
+        <w:rPr>
+          <w:lang w:val="ar_AE" w:bidi="ar_AE"/>
+        </w:rPr>
+        <w:t>يستخدم الكاتب صيغة السؤال للتأكيد على أنه لا يمكن لأحد أن يقاوم عندما يكون الرب غاضبًا. إذا لم تكن ستستخدم صيغة السؤال لهذا الغرض في لغتك، يمكنك ترجمة ذلك في صيغة جملة خبرية أو صيغة تعجب. الترجمة البديلة: [لا أحد يستطيع مقاومة غضبه العارم!]</w:t>
       </w:r>
     </w:p>
     <w:p>
@@ -3402,45 +3542,61 @@
         <w:rPr>
           <w:lang w:val="ar_AE" w:bidi="ar_AE"/>
         </w:rPr>
-        <w:t>ناحوم 1: 6 (#6)</w:t>
-      </w:r>
-      <w:r>
-        <w:rPr>
-          <w:lang w:val="ar_AE" w:bidi="ar_AE"/>
-        </w:rPr>
-      </w:r>
-    </w:p>
-    <w:p>
-      <w:pPr>
-        <w:bidi/>
-      </w:pPr>
-      <w:r>
-        <w:rPr>
-          <w:lang w:val="ar_AE" w:bidi="ar_AE"/>
-        </w:rPr>
-      </w:r>
-      <w:r>
-        <w:rPr>
-          <w:b/>
-          <w:lang w:val="ar_AE" w:bidi="ar_AE"/>
-        </w:rPr>
-        <w:t>"وَمَنْ يَقُومُ فِي حُمُوِّ غَضَبِهِ؟"</w:t>
-      </w:r>
-    </w:p>
-    <w:p>
-      <w:pPr>
-        <w:bidi/>
-      </w:pPr>
-      <w:r>
-        <w:rPr>
-          <w:lang w:val="ar_AE" w:bidi="ar_AE"/>
-        </w:rPr>
-      </w:r>
-      <w:r>
-        <w:rPr>
-          <w:lang w:val="ar_AE" w:bidi="ar_AE"/>
-        </w:rPr>
-        <w:t>يستخدم الكاتب صيغة السؤال للتأكيد على أنه لا يمكن لأحد أن يقاوم عندما يكون الرب غاضبًا. إذا لم تكن ستستخدم صيغة السؤال لهذا الغرض في لغتك، يمكنك ترجمة ذلك في صيغة جملة خبرية أو صيغة تعجب. الترجمة البديلة: [لا أحد يستطيع مقاومة غضبه العارم!]</w:t>
+        <w:t>ناحوم 1: 7 (#1)</w:t>
+      </w:r>
+      <w:r>
+        <w:rPr>
+          <w:lang w:val="ar_AE" w:bidi="ar_AE"/>
+        </w:rPr>
+      </w:r>
+    </w:p>
+    <w:p>
+      <w:pPr>
+        <w:bidi/>
+      </w:pPr>
+      <w:r>
+        <w:rPr>
+          <w:lang w:val="ar_AE" w:bidi="ar_AE"/>
+        </w:rPr>
+      </w:r>
+      <w:r>
+        <w:rPr>
+          <w:lang w:val="ar_AE" w:bidi="ar_AE"/>
+        </w:rPr>
+        <w:t>לְ⁠מָע֖וֹז</w:t>
+      </w:r>
+    </w:p>
+    <w:p>
+      <w:pPr>
+        <w:bidi/>
+      </w:pPr>
+      <w:r>
+        <w:rPr>
+          <w:lang w:val="ar_AE" w:bidi="ar_AE"/>
+        </w:rPr>
+      </w:r>
+      <w:r>
+        <w:rPr>
+          <w:b/>
+          <w:lang w:val="ar_AE" w:bidi="ar_AE"/>
+        </w:rPr>
+        <w:t>"حِصْنٌ"</w:t>
+      </w:r>
+    </w:p>
+    <w:p>
+      <w:pPr>
+        <w:bidi/>
+      </w:pPr>
+      <w:r>
+        <w:rPr>
+          <w:lang w:val="ar_AE" w:bidi="ar_AE"/>
+        </w:rPr>
+      </w:r>
+      <w:r>
+        <w:rPr>
+          <w:lang w:val="ar_AE" w:bidi="ar_AE"/>
+        </w:rPr>
+        <w:t>يحذف الكاتب بعض الكلمات التي قد تحتاجها الجملة في العديد من اللغات لتكون كاملة. يمكنك إضافة "هو" من الجملة السابقة إذا كان ذلك أوضح في لغتك. الترجمة البديلة: [لأنه هو حصن]</w:t>
       </w:r>
     </w:p>
     <w:p>
@@ -3462,6 +3618,611 @@
         <w:rPr>
           <w:lang w:val="ar_AE" w:bidi="ar_AE"/>
         </w:rPr>
+        <w:t>الحذف</w:t>
+      </w:r>
+      <w:r>
+        <w:rPr>
+          <w:lang w:val="ar_AE" w:bidi="ar_AE"/>
+        </w:rPr>
+      </w:r>
+      <w:r>
+        <w:rPr>
+          <w:lang w:val="ar_AE" w:bidi="ar_AE"/>
+        </w:rPr>
+      </w:r>
+    </w:p>
+    <w:p>
+      <w:pPr>
+        <w:bidi/>
+      </w:pPr>
+      <w:r>
+        <w:rPr>
+          <w:lang w:val="ar_AE" w:bidi="ar_AE"/>
+        </w:rPr>
+      </w:r>
+    </w:p>
+    <w:p>
+      <w:pPr>
+        <w:pStyle w:val="Heading2"/>
+        <w:bidi/>
+      </w:pPr>
+      <w:r>
+        <w:rPr>
+          <w:lang w:val="ar_AE" w:bidi="ar_AE"/>
+        </w:rPr>
+        <w:t>ناحوم 1: 7 (#2)</w:t>
+      </w:r>
+      <w:r>
+        <w:rPr>
+          <w:lang w:val="ar_AE" w:bidi="ar_AE"/>
+        </w:rPr>
+      </w:r>
+    </w:p>
+    <w:p>
+      <w:pPr>
+        <w:bidi/>
+      </w:pPr>
+      <w:r>
+        <w:rPr>
+          <w:lang w:val="ar_AE" w:bidi="ar_AE"/>
+        </w:rPr>
+      </w:r>
+      <w:r>
+        <w:rPr>
+          <w:lang w:val="ar_AE" w:bidi="ar_AE"/>
+        </w:rPr>
+        <w:t>בְּ⁠י֣וֹם צָרָ֑ה</w:t>
+      </w:r>
+    </w:p>
+    <w:p>
+      <w:pPr>
+        <w:bidi/>
+      </w:pPr>
+      <w:r>
+        <w:rPr>
+          <w:lang w:val="ar_AE" w:bidi="ar_AE"/>
+        </w:rPr>
+      </w:r>
+      <w:r>
+        <w:rPr>
+          <w:b/>
+          <w:lang w:val="ar_AE" w:bidi="ar_AE"/>
+        </w:rPr>
+        <w:t>"فِي يَوْمِ الضَّيقِ"</w:t>
+      </w:r>
+    </w:p>
+    <w:p>
+      <w:pPr>
+        <w:bidi/>
+      </w:pPr>
+      <w:r>
+        <w:rPr>
+          <w:lang w:val="ar_AE" w:bidi="ar_AE"/>
+        </w:rPr>
+      </w:r>
+      <w:r>
+        <w:rPr>
+          <w:lang w:val="ar_AE" w:bidi="ar_AE"/>
+        </w:rPr>
+        <w:t xml:space="preserve">يستخدم الكاتب صيغة الملكية لوصف </w:t>
+      </w:r>
+      <w:r>
+        <w:rPr>
+          <w:b/>
+          <w:lang w:val="ar_AE" w:bidi="ar_AE"/>
+        </w:rPr>
+        <w:t>يوم</w:t>
+      </w:r>
+      <w:r>
+        <w:rPr>
+          <w:lang w:val="ar_AE" w:bidi="ar_AE"/>
+        </w:rPr>
+        <w:t xml:space="preserve"> يتميز بـ</w:t>
+      </w:r>
+      <w:r>
+        <w:rPr>
+          <w:b/>
+          <w:lang w:val="ar_AE" w:bidi="ar_AE"/>
+        </w:rPr>
+        <w:t>الضيق</w:t>
+      </w:r>
+      <w:r>
+        <w:rPr>
+          <w:lang w:val="ar_AE" w:bidi="ar_AE"/>
+        </w:rPr>
+        <w:t>. إذا كانت لغتك لا تستخدم صيغة الملكية لهذا، يمكنك التعبير عن ذلك كوقت تحدث فيه الضيقات. الترجمة البديلة: [في وقت توجد فيه ضيقات]</w:t>
+      </w:r>
+    </w:p>
+    <w:p>
+      <w:pPr>
+        <w:bidi/>
+      </w:pPr>
+      <w:r>
+        <w:rPr>
+          <w:lang w:val="ar_AE" w:bidi="ar_AE"/>
+        </w:rPr>
+      </w:r>
+      <w:r>
+        <w:rPr>
+          <w:lang w:val="ar_AE" w:bidi="ar_AE"/>
+        </w:rPr>
+        <w:t xml:space="preserve">انظر: </w:t>
+      </w:r>
+      <w:r>
+        <w:rPr>
+          <w:lang w:val="ar_AE" w:bidi="ar_AE"/>
+        </w:rPr>
+        <w:t>أدوات الملكية</w:t>
+      </w:r>
+      <w:r>
+        <w:rPr>
+          <w:lang w:val="ar_AE" w:bidi="ar_AE"/>
+        </w:rPr>
+      </w:r>
+      <w:r>
+        <w:rPr>
+          <w:lang w:val="ar_AE" w:bidi="ar_AE"/>
+        </w:rPr>
+      </w:r>
+    </w:p>
+    <w:p>
+      <w:pPr>
+        <w:bidi/>
+      </w:pPr>
+      <w:r>
+        <w:rPr>
+          <w:lang w:val="ar_AE" w:bidi="ar_AE"/>
+        </w:rPr>
+      </w:r>
+    </w:p>
+    <w:p>
+      <w:pPr>
+        <w:pStyle w:val="Heading2"/>
+        <w:bidi/>
+      </w:pPr>
+      <w:r>
+        <w:rPr>
+          <w:lang w:val="ar_AE" w:bidi="ar_AE"/>
+        </w:rPr>
+        <w:t>ناحوم 1: 7 (#3)</w:t>
+      </w:r>
+      <w:r>
+        <w:rPr>
+          <w:lang w:val="ar_AE" w:bidi="ar_AE"/>
+        </w:rPr>
+      </w:r>
+    </w:p>
+    <w:p>
+      <w:pPr>
+        <w:bidi/>
+      </w:pPr>
+      <w:r>
+        <w:rPr>
+          <w:lang w:val="ar_AE" w:bidi="ar_AE"/>
+        </w:rPr>
+      </w:r>
+      <w:r>
+        <w:rPr>
+          <w:lang w:val="ar_AE" w:bidi="ar_AE"/>
+        </w:rPr>
+        <w:t>חֹ֥סֵי בֽ⁠וֹ</w:t>
+      </w:r>
+    </w:p>
+    <w:p>
+      <w:pPr>
+        <w:bidi/>
+      </w:pPr>
+      <w:r>
+        <w:rPr>
+          <w:lang w:val="ar_AE" w:bidi="ar_AE"/>
+        </w:rPr>
+      </w:r>
+      <w:r>
+        <w:rPr>
+          <w:b/>
+          <w:lang w:val="ar_AE" w:bidi="ar_AE"/>
+        </w:rPr>
+        <w:t>"الْمُتَوَكِّلِينَ عَلَيْهِ" -(يلجأون إليه - حسب الترجمة الإنجليزية)</w:t>
+      </w:r>
+    </w:p>
+    <w:p>
+      <w:pPr>
+        <w:bidi/>
+      </w:pPr>
+      <w:r>
+        <w:rPr>
+          <w:lang w:val="ar_AE" w:bidi="ar_AE"/>
+        </w:rPr>
+      </w:r>
+      <w:r>
+        <w:rPr>
+          <w:lang w:val="ar_AE" w:bidi="ar_AE"/>
+        </w:rPr>
+        <w:t xml:space="preserve">يتحدث الكاتب عن الرب كما لو كان </w:t>
+      </w:r>
+      <w:r>
+        <w:rPr>
+          <w:b/>
+          <w:lang w:val="ar_AE" w:bidi="ar_AE"/>
+        </w:rPr>
+        <w:t>ملجأ</w:t>
+      </w:r>
+      <w:r>
+        <w:rPr>
+          <w:lang w:val="ar_AE" w:bidi="ar_AE"/>
+        </w:rPr>
+        <w:t>، أي مكانًا آمنًا للاختباء. إذا كان ذلك مفيدًا في لغتك، يمكنك توضيح المعنى بشكل صريح. الترجمة البديلة: [الذين يأتون إليه للحماية]</w:t>
+      </w:r>
+    </w:p>
+    <w:p>
+      <w:pPr>
+        <w:bidi/>
+      </w:pPr>
+      <w:r>
+        <w:rPr>
+          <w:lang w:val="ar_AE" w:bidi="ar_AE"/>
+        </w:rPr>
+      </w:r>
+      <w:r>
+        <w:rPr>
+          <w:lang w:val="ar_AE" w:bidi="ar_AE"/>
+        </w:rPr>
+        <w:t xml:space="preserve">انظر: </w:t>
+      </w:r>
+      <w:r>
+        <w:rPr>
+          <w:lang w:val="ar_AE" w:bidi="ar_AE"/>
+        </w:rPr>
+        <w:t>الاستعارة</w:t>
+      </w:r>
+      <w:r>
+        <w:rPr>
+          <w:lang w:val="ar_AE" w:bidi="ar_AE"/>
+        </w:rPr>
+      </w:r>
+      <w:r>
+        <w:rPr>
+          <w:lang w:val="ar_AE" w:bidi="ar_AE"/>
+        </w:rPr>
+      </w:r>
+    </w:p>
+    <w:p>
+      <w:pPr>
+        <w:bidi/>
+      </w:pPr>
+      <w:r>
+        <w:rPr>
+          <w:lang w:val="ar_AE" w:bidi="ar_AE"/>
+        </w:rPr>
+      </w:r>
+    </w:p>
+    <w:p>
+      <w:pPr>
+        <w:pStyle w:val="Heading2"/>
+        <w:bidi/>
+      </w:pPr>
+      <w:r>
+        <w:rPr>
+          <w:lang w:val="ar_AE" w:bidi="ar_AE"/>
+        </w:rPr>
+        <w:t>ناحوم 1: 8 (#1)</w:t>
+      </w:r>
+      <w:r>
+        <w:rPr>
+          <w:lang w:val="ar_AE" w:bidi="ar_AE"/>
+        </w:rPr>
+      </w:r>
+    </w:p>
+    <w:p>
+      <w:pPr>
+        <w:bidi/>
+      </w:pPr>
+      <w:r>
+        <w:rPr>
+          <w:lang w:val="ar_AE" w:bidi="ar_AE"/>
+        </w:rPr>
+      </w:r>
+      <w:r>
+        <w:rPr>
+          <w:lang w:val="ar_AE" w:bidi="ar_AE"/>
+        </w:rPr>
+        <w:t>מְקוֹמָ֑⁠הּ</w:t>
+      </w:r>
+    </w:p>
+    <w:p>
+      <w:pPr>
+        <w:bidi/>
+      </w:pPr>
+      <w:r>
+        <w:rPr>
+          <w:lang w:val="ar_AE" w:bidi="ar_AE"/>
+        </w:rPr>
+      </w:r>
+      <w:r>
+        <w:rPr>
+          <w:b/>
+          <w:lang w:val="ar_AE" w:bidi="ar_AE"/>
+        </w:rPr>
+        <w:t>"لِمَوْضِعِهَا"</w:t>
+      </w:r>
+    </w:p>
+    <w:p>
+      <w:pPr>
+        <w:bidi/>
+      </w:pPr>
+      <w:r>
+        <w:rPr>
+          <w:lang w:val="ar_AE" w:bidi="ar_AE"/>
+        </w:rPr>
+      </w:r>
+      <w:r>
+        <w:rPr>
+          <w:lang w:val="ar_AE" w:bidi="ar_AE"/>
+        </w:rPr>
+        <w:t xml:space="preserve">الضمير المتصل </w:t>
+      </w:r>
+      <w:r>
+        <w:rPr>
+          <w:b/>
+          <w:lang w:val="ar_AE" w:bidi="ar_AE"/>
+        </w:rPr>
+        <w:t xml:space="preserve">ها </w:t>
+      </w:r>
+      <w:r>
+        <w:rPr>
+          <w:lang w:val="ar_AE" w:bidi="ar_AE"/>
+        </w:rPr>
+        <w:t>يشير إلى نينوى. إذا لم يكن هذا واضحًا لقرائك، يمكنك استخدام اسم المدينة هنا. الترجمة البديلة: [لموضع مدينة نينوى]</w:t>
+      </w:r>
+    </w:p>
+    <w:p>
+      <w:pPr>
+        <w:bidi/>
+      </w:pPr>
+      <w:r>
+        <w:rPr>
+          <w:lang w:val="ar_AE" w:bidi="ar_AE"/>
+        </w:rPr>
+      </w:r>
+      <w:r>
+        <w:rPr>
+          <w:lang w:val="ar_AE" w:bidi="ar_AE"/>
+        </w:rPr>
+        <w:t xml:space="preserve">انظر: </w:t>
+      </w:r>
+      <w:r>
+        <w:rPr>
+          <w:lang w:val="ar_AE" w:bidi="ar_AE"/>
+        </w:rPr>
+        <w:t>الضمائر - متى تستخدمها</w:t>
+      </w:r>
+      <w:r>
+        <w:rPr>
+          <w:lang w:val="ar_AE" w:bidi="ar_AE"/>
+        </w:rPr>
+      </w:r>
+      <w:r>
+        <w:rPr>
+          <w:lang w:val="ar_AE" w:bidi="ar_AE"/>
+        </w:rPr>
+      </w:r>
+    </w:p>
+    <w:p>
+      <w:pPr>
+        <w:bidi/>
+      </w:pPr>
+      <w:r>
+        <w:rPr>
+          <w:lang w:val="ar_AE" w:bidi="ar_AE"/>
+        </w:rPr>
+      </w:r>
+    </w:p>
+    <w:p>
+      <w:pPr>
+        <w:pStyle w:val="Heading2"/>
+        <w:bidi/>
+      </w:pPr>
+      <w:r>
+        <w:rPr>
+          <w:lang w:val="ar_AE" w:bidi="ar_AE"/>
+        </w:rPr>
+        <w:t>ناحوم 1: 8 (#2)</w:t>
+      </w:r>
+      <w:r>
+        <w:rPr>
+          <w:lang w:val="ar_AE" w:bidi="ar_AE"/>
+        </w:rPr>
+      </w:r>
+    </w:p>
+    <w:p>
+      <w:pPr>
+        <w:bidi/>
+      </w:pPr>
+      <w:r>
+        <w:rPr>
+          <w:lang w:val="ar_AE" w:bidi="ar_AE"/>
+        </w:rPr>
+      </w:r>
+      <w:r>
+        <w:rPr>
+          <w:lang w:val="ar_AE" w:bidi="ar_AE"/>
+        </w:rPr>
+        <w:t>וְ⁠אֹיְבָ֖י⁠ו יְרַדֶּף־חֹֽשֶׁךְ</w:t>
+      </w:r>
+    </w:p>
+    <w:p>
+      <w:pPr>
+        <w:bidi/>
+      </w:pPr>
+      <w:r>
+        <w:rPr>
+          <w:lang w:val="ar_AE" w:bidi="ar_AE"/>
+        </w:rPr>
+      </w:r>
+      <w:r>
+        <w:rPr>
+          <w:b/>
+          <w:lang w:val="ar_AE" w:bidi="ar_AE"/>
+        </w:rPr>
+        <w:t>"وَأَعْدَاؤُهُ يَتْبَعُهُمْ ظَلاَمٌ"</w:t>
+      </w:r>
+    </w:p>
+    <w:p>
+      <w:pPr>
+        <w:bidi/>
+      </w:pPr>
+      <w:r>
+        <w:rPr>
+          <w:lang w:val="ar_AE" w:bidi="ar_AE"/>
+        </w:rPr>
+      </w:r>
+      <w:r>
+        <w:rPr>
+          <w:lang w:val="ar_AE" w:bidi="ar_AE"/>
+        </w:rPr>
+        <w:t xml:space="preserve">هنا، يرمز </w:t>
+      </w:r>
+      <w:r>
+        <w:rPr>
+          <w:b/>
+          <w:lang w:val="ar_AE" w:bidi="ar_AE"/>
+        </w:rPr>
+        <w:t>الظلام</w:t>
+      </w:r>
+      <w:r>
+        <w:rPr>
+          <w:lang w:val="ar_AE" w:bidi="ar_AE"/>
+        </w:rPr>
+        <w:t xml:space="preserve"> إلى جميع أنواع الشرور، ويتحدث ناحوم عنه كما لو كان شخصًا يلاحق أعداءه. وهذا يعني أن الرب لن يسمح لأعدائه بالفرار من عقابهم. إذا كان ذلك مفيدًا في لغتك، يمكنك توضيح المعنى بشكل مباشر. الترجمة البديلة: [لن يفر أعداؤه من عقابهم]</w:t>
+      </w:r>
+    </w:p>
+    <w:p>
+      <w:pPr>
+        <w:bidi/>
+      </w:pPr>
+      <w:r>
+        <w:rPr>
+          <w:lang w:val="ar_AE" w:bidi="ar_AE"/>
+        </w:rPr>
+      </w:r>
+      <w:r>
+        <w:rPr>
+          <w:lang w:val="ar_AE" w:bidi="ar_AE"/>
+        </w:rPr>
+        <w:t xml:space="preserve">انظر: </w:t>
+      </w:r>
+      <w:r>
+        <w:rPr>
+          <w:lang w:val="ar_AE" w:bidi="ar_AE"/>
+        </w:rPr>
+        <w:t>التشخيص</w:t>
+      </w:r>
+      <w:r>
+        <w:rPr>
+          <w:lang w:val="ar_AE" w:bidi="ar_AE"/>
+        </w:rPr>
+      </w:r>
+      <w:r>
+        <w:rPr>
+          <w:lang w:val="ar_AE" w:bidi="ar_AE"/>
+        </w:rPr>
+      </w:r>
+    </w:p>
+    <w:p>
+      <w:pPr>
+        <w:bidi/>
+      </w:pPr>
+      <w:r>
+        <w:rPr>
+          <w:lang w:val="ar_AE" w:bidi="ar_AE"/>
+        </w:rPr>
+      </w:r>
+    </w:p>
+    <w:p>
+      <w:pPr>
+        <w:pStyle w:val="Heading2"/>
+        <w:bidi/>
+      </w:pPr>
+      <w:r>
+        <w:rPr>
+          <w:lang w:val="ar_AE" w:bidi="ar_AE"/>
+        </w:rPr>
+        <w:t>ناحوم 1: 9 (#1)</w:t>
+      </w:r>
+      <w:r>
+        <w:rPr>
+          <w:lang w:val="ar_AE" w:bidi="ar_AE"/>
+        </w:rPr>
+      </w:r>
+    </w:p>
+    <w:p>
+      <w:pPr>
+        <w:bidi/>
+      </w:pPr>
+      <w:r>
+        <w:rPr>
+          <w:lang w:val="ar_AE" w:bidi="ar_AE"/>
+        </w:rPr>
+      </w:r>
+      <w:r>
+        <w:rPr>
+          <w:lang w:val="ar_AE" w:bidi="ar_AE"/>
+        </w:rPr>
+        <w:t>מַה־תְּחַשְּׁבוּ⁠ן֙ אֶל־יְהוָ֔ה</w:t>
+      </w:r>
+    </w:p>
+    <w:p>
+      <w:pPr>
+        <w:bidi/>
+      </w:pPr>
+      <w:r>
+        <w:rPr>
+          <w:lang w:val="ar_AE" w:bidi="ar_AE"/>
+        </w:rPr>
+      </w:r>
+      <w:r>
+        <w:rPr>
+          <w:b/>
+          <w:lang w:val="ar_AE" w:bidi="ar_AE"/>
+        </w:rPr>
+        <w:t>"مَاذَا تَفْتَكِرُونَ عَلَى الرَّبِّ؟"</w:t>
+      </w:r>
+    </w:p>
+    <w:p>
+      <w:pPr>
+        <w:bidi/>
+      </w:pPr>
+      <w:r>
+        <w:rPr>
+          <w:lang w:val="ar_AE" w:bidi="ar_AE"/>
+        </w:rPr>
+      </w:r>
+      <w:r>
+        <w:rPr>
+          <w:lang w:val="ar_AE" w:bidi="ar_AE"/>
+        </w:rPr>
+        <w:t>يستخدم ناحوم صيغة السؤال للتعبير بقوة عن عدم جدوى التآمر أو التفكير على الرب. إذا لم تكن تستخدم صيغة السؤال لهذا الغرض في لغتك، يمكنك ترجمة ذلك في صيغة جملة خبرية أو صيغة تعجب. الترجمة البديلة: [مهما كان ما تخططون له ضد الرب، فإنه لا يهم]</w:t>
+      </w:r>
+    </w:p>
+    <w:p>
+      <w:pPr>
+        <w:bidi/>
+      </w:pPr>
+      <w:r>
+        <w:rPr>
+          <w:lang w:val="ar_AE" w:bidi="ar_AE"/>
+        </w:rPr>
+      </w:r>
+      <w:r>
+        <w:rPr>
+          <w:lang w:val="ar_AE" w:bidi="ar_AE"/>
+        </w:rPr>
+        <w:t xml:space="preserve">انظر: </w:t>
+      </w:r>
+      <w:r>
+        <w:rPr>
+          <w:lang w:val="ar_AE" w:bidi="ar_AE"/>
+        </w:rPr>
         <w:t>السؤال البلاغي</w:t>
       </w:r>
       <w:r>
@@ -3494,61 +4255,74 @@
         <w:rPr>
           <w:lang w:val="ar_AE" w:bidi="ar_AE"/>
         </w:rPr>
-        <w:t>ناحوم 1: 7 (#1)</w:t>
-      </w:r>
-      <w:r>
-        <w:rPr>
-          <w:lang w:val="ar_AE" w:bidi="ar_AE"/>
-        </w:rPr>
-      </w:r>
-    </w:p>
-    <w:p>
-      <w:pPr>
-        <w:bidi/>
-      </w:pPr>
-      <w:r>
-        <w:rPr>
-          <w:lang w:val="ar_AE" w:bidi="ar_AE"/>
-        </w:rPr>
-      </w:r>
-      <w:r>
-        <w:rPr>
-          <w:lang w:val="ar_AE" w:bidi="ar_AE"/>
-        </w:rPr>
-        <w:t>לְ⁠מָע֖וֹז</w:t>
-      </w:r>
-    </w:p>
-    <w:p>
-      <w:pPr>
-        <w:bidi/>
-      </w:pPr>
-      <w:r>
-        <w:rPr>
-          <w:lang w:val="ar_AE" w:bidi="ar_AE"/>
-        </w:rPr>
-      </w:r>
-      <w:r>
-        <w:rPr>
-          <w:b/>
-          <w:lang w:val="ar_AE" w:bidi="ar_AE"/>
-        </w:rPr>
-        <w:t>"حِصْنٌ"</w:t>
-      </w:r>
-    </w:p>
-    <w:p>
-      <w:pPr>
-        <w:bidi/>
-      </w:pPr>
-      <w:r>
-        <w:rPr>
-          <w:lang w:val="ar_AE" w:bidi="ar_AE"/>
-        </w:rPr>
-      </w:r>
-      <w:r>
-        <w:rPr>
-          <w:lang w:val="ar_AE" w:bidi="ar_AE"/>
-        </w:rPr>
-        <w:t>يحذف الكاتب بعض الكلمات التي قد تحتاجها الجملة في العديد من اللغات لتكون كاملة. يمكنك إضافة "هو" من الجملة السابقة إذا كان ذلك أوضح في لغتك. الترجمة البديلة: [لأنه هو حصن]</w:t>
+        <w:t>ناحوم 1: 9 (#2)</w:t>
+      </w:r>
+      <w:r>
+        <w:rPr>
+          <w:lang w:val="ar_AE" w:bidi="ar_AE"/>
+        </w:rPr>
+      </w:r>
+    </w:p>
+    <w:p>
+      <w:pPr>
+        <w:bidi/>
+      </w:pPr>
+      <w:r>
+        <w:rPr>
+          <w:lang w:val="ar_AE" w:bidi="ar_AE"/>
+        </w:rPr>
+      </w:r>
+      <w:r>
+        <w:rPr>
+          <w:lang w:val="ar_AE" w:bidi="ar_AE"/>
+        </w:rPr>
+        <w:t>תְּחַשְּׁבוּ⁠ן֙</w:t>
+      </w:r>
+    </w:p>
+    <w:p>
+      <w:pPr>
+        <w:bidi/>
+      </w:pPr>
+      <w:r>
+        <w:rPr>
+          <w:lang w:val="ar_AE" w:bidi="ar_AE"/>
+        </w:rPr>
+      </w:r>
+      <w:r>
+        <w:rPr>
+          <w:b/>
+          <w:lang w:val="ar_AE" w:bidi="ar_AE"/>
+        </w:rPr>
+        <w:t>"تَفْتَكِرُونَ (أنتم)"</w:t>
+      </w:r>
+    </w:p>
+    <w:p>
+      <w:pPr>
+        <w:bidi/>
+      </w:pPr>
+      <w:r>
+        <w:rPr>
+          <w:lang w:val="ar_AE" w:bidi="ar_AE"/>
+        </w:rPr>
+      </w:r>
+      <w:r>
+        <w:rPr>
+          <w:lang w:val="ar_AE" w:bidi="ar_AE"/>
+        </w:rPr>
+        <w:t xml:space="preserve">الضمير </w:t>
+      </w:r>
+      <w:r>
+        <w:rPr>
+          <w:b/>
+          <w:lang w:val="ar_AE" w:bidi="ar_AE"/>
+        </w:rPr>
+        <w:t>أنتم</w:t>
+      </w:r>
+      <w:r>
+        <w:rPr>
+          <w:lang w:val="ar_AE" w:bidi="ar_AE"/>
+        </w:rPr>
+        <w:t xml:space="preserve"> يشير إلى أهل نينوى. إذا لم يكن هذا واضحًا لقرائك، يمكنك استخدام اسم الشعب هنا. الترجمة البديلة: [ماذا تفتكرون على الرب يا أهل نينوى]</w:t>
       </w:r>
     </w:p>
     <w:p>
@@ -3570,7 +4344,7 @@
         <w:rPr>
           <w:lang w:val="ar_AE" w:bidi="ar_AE"/>
         </w:rPr>
-        <w:t>الحذف</w:t>
+        <w:t>الضمائر - متى تستخدمها</w:t>
       </w:r>
       <w:r>
         <w:rPr>
@@ -3602,74 +4376,182 @@
         <w:rPr>
           <w:lang w:val="ar_AE" w:bidi="ar_AE"/>
         </w:rPr>
-        <w:t>ناحوم 1: 7 (#2)</w:t>
-      </w:r>
-      <w:r>
-        <w:rPr>
-          <w:lang w:val="ar_AE" w:bidi="ar_AE"/>
-        </w:rPr>
-      </w:r>
-    </w:p>
-    <w:p>
-      <w:pPr>
-        <w:bidi/>
-      </w:pPr>
-      <w:r>
-        <w:rPr>
-          <w:lang w:val="ar_AE" w:bidi="ar_AE"/>
-        </w:rPr>
-      </w:r>
-      <w:r>
-        <w:rPr>
-          <w:lang w:val="ar_AE" w:bidi="ar_AE"/>
-        </w:rPr>
-        <w:t>בְּ⁠י֣וֹם צָרָ֑ה</w:t>
-      </w:r>
-    </w:p>
-    <w:p>
-      <w:pPr>
-        <w:bidi/>
-      </w:pPr>
-      <w:r>
-        <w:rPr>
-          <w:lang w:val="ar_AE" w:bidi="ar_AE"/>
-        </w:rPr>
-      </w:r>
-      <w:r>
-        <w:rPr>
-          <w:b/>
-          <w:lang w:val="ar_AE" w:bidi="ar_AE"/>
-        </w:rPr>
-        <w:t>"فِي يَوْمِ الضَّيقِ"</w:t>
-      </w:r>
-    </w:p>
-    <w:p>
-      <w:pPr>
-        <w:bidi/>
-      </w:pPr>
-      <w:r>
-        <w:rPr>
-          <w:lang w:val="ar_AE" w:bidi="ar_AE"/>
-        </w:rPr>
-      </w:r>
-      <w:r>
-        <w:rPr>
-          <w:lang w:val="ar_AE" w:bidi="ar_AE"/>
-        </w:rPr>
-        <w:t xml:space="preserve">يستخدم الكاتب صيغة الملكية لوصف </w:t>
-      </w:r>
-      <w:r>
-        <w:rPr>
-          <w:b/>
-          <w:lang w:val="ar_AE" w:bidi="ar_AE"/>
-        </w:rPr>
-        <w:t>يوم</w:t>
-      </w:r>
-      <w:r>
-        <w:rPr>
-          <w:lang w:val="ar_AE" w:bidi="ar_AE"/>
-        </w:rPr>
-        <w:t xml:space="preserve"> يتميز بـ</w:t>
+        <w:t>ناحوم 1: 9 (#3)</w:t>
+      </w:r>
+      <w:r>
+        <w:rPr>
+          <w:lang w:val="ar_AE" w:bidi="ar_AE"/>
+        </w:rPr>
+      </w:r>
+    </w:p>
+    <w:p>
+      <w:pPr>
+        <w:bidi/>
+      </w:pPr>
+      <w:r>
+        <w:rPr>
+          <w:lang w:val="ar_AE" w:bidi="ar_AE"/>
+        </w:rPr>
+      </w:r>
+      <w:r>
+        <w:rPr>
+          <w:lang w:val="ar_AE" w:bidi="ar_AE"/>
+        </w:rPr>
+        <w:t>תְּחַשְּׁבוּ⁠ן֙</w:t>
+      </w:r>
+    </w:p>
+    <w:p>
+      <w:pPr>
+        <w:bidi/>
+      </w:pPr>
+      <w:r>
+        <w:rPr>
+          <w:lang w:val="ar_AE" w:bidi="ar_AE"/>
+        </w:rPr>
+      </w:r>
+      <w:r>
+        <w:rPr>
+          <w:b/>
+          <w:lang w:val="ar_AE" w:bidi="ar_AE"/>
+        </w:rPr>
+        <w:t>"تَفْتَكِرُونَ (أنتم)"</w:t>
+      </w:r>
+    </w:p>
+    <w:p>
+      <w:pPr>
+        <w:bidi/>
+      </w:pPr>
+      <w:r>
+        <w:rPr>
+          <w:lang w:val="ar_AE" w:bidi="ar_AE"/>
+        </w:rPr>
+      </w:r>
+      <w:r>
+        <w:rPr>
+          <w:lang w:val="ar_AE" w:bidi="ar_AE"/>
+        </w:rPr>
+        <w:t xml:space="preserve">هنا، الضمير </w:t>
+      </w:r>
+      <w:r>
+        <w:rPr>
+          <w:b/>
+          <w:lang w:val="ar_AE" w:bidi="ar_AE"/>
+        </w:rPr>
+        <w:t>أنتم</w:t>
+      </w:r>
+      <w:r>
+        <w:rPr>
+          <w:lang w:val="ar_AE" w:bidi="ar_AE"/>
+        </w:rPr>
+        <w:t xml:space="preserve"> بصيغة الجمع. وهو يشير إلى سكان نينوى، لذا استخدم صيغة الجمع في الترجمة إذا كانت لغتك تميز ذلك.</w:t>
+      </w:r>
+    </w:p>
+    <w:p>
+      <w:pPr>
+        <w:bidi/>
+      </w:pPr>
+      <w:r>
+        <w:rPr>
+          <w:lang w:val="ar_AE" w:bidi="ar_AE"/>
+        </w:rPr>
+      </w:r>
+      <w:r>
+        <w:rPr>
+          <w:lang w:val="ar_AE" w:bidi="ar_AE"/>
+        </w:rPr>
+        <w:t xml:space="preserve">انظر: </w:t>
+      </w:r>
+      <w:r>
+        <w:rPr>
+          <w:lang w:val="ar_AE" w:bidi="ar_AE"/>
+        </w:rPr>
+        <w:t>أشكال الضمير "أنت" — المفرد</w:t>
+      </w:r>
+      <w:r>
+        <w:rPr>
+          <w:lang w:val="ar_AE" w:bidi="ar_AE"/>
+        </w:rPr>
+      </w:r>
+      <w:r>
+        <w:rPr>
+          <w:lang w:val="ar_AE" w:bidi="ar_AE"/>
+        </w:rPr>
+      </w:r>
+    </w:p>
+    <w:p>
+      <w:pPr>
+        <w:bidi/>
+      </w:pPr>
+      <w:r>
+        <w:rPr>
+          <w:lang w:val="ar_AE" w:bidi="ar_AE"/>
+        </w:rPr>
+      </w:r>
+    </w:p>
+    <w:p>
+      <w:pPr>
+        <w:pStyle w:val="Heading2"/>
+        <w:bidi/>
+      </w:pPr>
+      <w:r>
+        <w:rPr>
+          <w:lang w:val="ar_AE" w:bidi="ar_AE"/>
+        </w:rPr>
+        <w:t>ناحوم 1: 9 (#4)</w:t>
+      </w:r>
+      <w:r>
+        <w:rPr>
+          <w:lang w:val="ar_AE" w:bidi="ar_AE"/>
+        </w:rPr>
+      </w:r>
+    </w:p>
+    <w:p>
+      <w:pPr>
+        <w:bidi/>
+      </w:pPr>
+      <w:r>
+        <w:rPr>
+          <w:lang w:val="ar_AE" w:bidi="ar_AE"/>
+        </w:rPr>
+      </w:r>
+      <w:r>
+        <w:rPr>
+          <w:lang w:val="ar_AE" w:bidi="ar_AE"/>
+        </w:rPr>
+        <w:t>צָרָֽה</w:t>
+      </w:r>
+    </w:p>
+    <w:p>
+      <w:pPr>
+        <w:bidi/>
+      </w:pPr>
+      <w:r>
+        <w:rPr>
+          <w:lang w:val="ar_AE" w:bidi="ar_AE"/>
+        </w:rPr>
+      </w:r>
+      <w:r>
+        <w:rPr>
+          <w:b/>
+          <w:lang w:val="ar_AE" w:bidi="ar_AE"/>
+        </w:rPr>
+        <w:t>"الضِّيقُ"</w:t>
+      </w:r>
+    </w:p>
+    <w:p>
+      <w:pPr>
+        <w:bidi/>
+      </w:pPr>
+      <w:r>
+        <w:rPr>
+          <w:lang w:val="ar_AE" w:bidi="ar_AE"/>
+        </w:rPr>
+      </w:r>
+      <w:r>
+        <w:rPr>
+          <w:lang w:val="ar_AE" w:bidi="ar_AE"/>
+        </w:rPr>
+        <w:t xml:space="preserve">إذا كانت لغتك لا تستخدم اسمًا مجردًا للتعبير عن مفهوم كلمة </w:t>
       </w:r>
       <w:r>
         <w:rPr>
@@ -3682,7 +4564,7 @@
         <w:rPr>
           <w:lang w:val="ar_AE" w:bidi="ar_AE"/>
         </w:rPr>
-        <w:t>. إذا كانت لغتك لا تستخدم صيغة الملكية لهذا، يمكنك التعبير عن ذلك كوقت تحدث فيه الضيقات. الترجمة البديلة: [في وقت توجد فيه ضيقات]</w:t>
+        <w:t>، يمكنك التعبير عن الفكرة نفسها بطريقة أخرى. الترجمة البديلة: [أحداث تضايق]</w:t>
       </w:r>
     </w:p>
     <w:p>
@@ -3704,7 +4586,7 @@
         <w:rPr>
           <w:lang w:val="ar_AE" w:bidi="ar_AE"/>
         </w:rPr>
-        <w:t>أدوات الملكية</w:t>
+        <w:t>الأسماء المجردة</w:t>
       </w:r>
       <w:r>
         <w:rPr>
@@ -3736,74 +4618,87 @@
         <w:rPr>
           <w:lang w:val="ar_AE" w:bidi="ar_AE"/>
         </w:rPr>
-        <w:t>ناحوم 1: 7 (#3)</w:t>
-      </w:r>
-      <w:r>
-        <w:rPr>
-          <w:lang w:val="ar_AE" w:bidi="ar_AE"/>
-        </w:rPr>
-      </w:r>
-    </w:p>
-    <w:p>
-      <w:pPr>
-        <w:bidi/>
-      </w:pPr>
-      <w:r>
-        <w:rPr>
-          <w:lang w:val="ar_AE" w:bidi="ar_AE"/>
-        </w:rPr>
-      </w:r>
-      <w:r>
-        <w:rPr>
-          <w:lang w:val="ar_AE" w:bidi="ar_AE"/>
-        </w:rPr>
-        <w:t>חֹ֥סֵי בֽ⁠וֹ</w:t>
-      </w:r>
-    </w:p>
-    <w:p>
-      <w:pPr>
-        <w:bidi/>
-      </w:pPr>
-      <w:r>
-        <w:rPr>
-          <w:lang w:val="ar_AE" w:bidi="ar_AE"/>
-        </w:rPr>
-      </w:r>
-      <w:r>
-        <w:rPr>
-          <w:b/>
-          <w:lang w:val="ar_AE" w:bidi="ar_AE"/>
-        </w:rPr>
-        <w:t>"الْمُتَوَكِّلِينَ عَلَيْهِ" -(يلجأون إليه - حسب الترجمة الإنجليزية)</w:t>
-      </w:r>
-    </w:p>
-    <w:p>
-      <w:pPr>
-        <w:bidi/>
-      </w:pPr>
-      <w:r>
-        <w:rPr>
-          <w:lang w:val="ar_AE" w:bidi="ar_AE"/>
-        </w:rPr>
-      </w:r>
-      <w:r>
-        <w:rPr>
-          <w:lang w:val="ar_AE" w:bidi="ar_AE"/>
-        </w:rPr>
-        <w:t xml:space="preserve">يتحدث الكاتب عن الرب كما لو كان </w:t>
-      </w:r>
-      <w:r>
-        <w:rPr>
-          <w:b/>
-          <w:lang w:val="ar_AE" w:bidi="ar_AE"/>
-        </w:rPr>
-        <w:t>ملجأ</w:t>
-      </w:r>
-      <w:r>
-        <w:rPr>
-          <w:lang w:val="ar_AE" w:bidi="ar_AE"/>
-        </w:rPr>
-        <w:t>، أي مكانًا آمنًا للاختباء. إذا كان ذلك مفيدًا في لغتك، يمكنك توضيح المعنى بشكل صريح. الترجمة البديلة: [الذين يأتون إليه للحماية]</w:t>
+        <w:t>ناحوم 1: 9 (#5)</w:t>
+      </w:r>
+      <w:r>
+        <w:rPr>
+          <w:lang w:val="ar_AE" w:bidi="ar_AE"/>
+        </w:rPr>
+      </w:r>
+    </w:p>
+    <w:p>
+      <w:pPr>
+        <w:bidi/>
+      </w:pPr>
+      <w:r>
+        <w:rPr>
+          <w:lang w:val="ar_AE" w:bidi="ar_AE"/>
+        </w:rPr>
+      </w:r>
+      <w:r>
+        <w:rPr>
+          <w:lang w:val="ar_AE" w:bidi="ar_AE"/>
+        </w:rPr>
+        <w:t>לֹֽא־תָק֥וּם</w:t>
+      </w:r>
+    </w:p>
+    <w:p>
+      <w:pPr>
+        <w:bidi/>
+      </w:pPr>
+      <w:r>
+        <w:rPr>
+          <w:lang w:val="ar_AE" w:bidi="ar_AE"/>
+        </w:rPr>
+      </w:r>
+      <w:r>
+        <w:rPr>
+          <w:b/>
+          <w:lang w:val="ar_AE" w:bidi="ar_AE"/>
+        </w:rPr>
+        <w:t>"لاَ يَقُومُ"</w:t>
+      </w:r>
+    </w:p>
+    <w:p>
+      <w:pPr>
+        <w:bidi/>
+      </w:pPr>
+      <w:r>
+        <w:rPr>
+          <w:lang w:val="ar_AE" w:bidi="ar_AE"/>
+        </w:rPr>
+      </w:r>
+      <w:r>
+        <w:rPr>
+          <w:lang w:val="ar_AE" w:bidi="ar_AE"/>
+        </w:rPr>
+        <w:t xml:space="preserve">يتحدث الكاتب عن </w:t>
+      </w:r>
+      <w:r>
+        <w:rPr>
+          <w:b/>
+          <w:lang w:val="ar_AE" w:bidi="ar_AE"/>
+        </w:rPr>
+        <w:t>الضيق</w:t>
+      </w:r>
+      <w:r>
+        <w:rPr>
+          <w:lang w:val="ar_AE" w:bidi="ar_AE"/>
+        </w:rPr>
+        <w:t xml:space="preserve"> كما لو كان شخصًا يمكنه أن </w:t>
+      </w:r>
+      <w:r>
+        <w:rPr>
+          <w:b/>
+          <w:lang w:val="ar_AE" w:bidi="ar_AE"/>
+        </w:rPr>
+        <w:t>يقوم</w:t>
+      </w:r>
+      <w:r>
+        <w:rPr>
+          <w:lang w:val="ar_AE" w:bidi="ar_AE"/>
+        </w:rPr>
+        <w:t>. إذا كان ذلك مفيدًا في لغتك، يمكنك توضيح المعنى بطريقة مباشرة. الترجمة البديلة: [لن يحدث] أو [لن يأت عليكم]</w:t>
       </w:r>
     </w:p>
     <w:p>
@@ -3825,7 +4720,7 @@
         <w:rPr>
           <w:lang w:val="ar_AE" w:bidi="ar_AE"/>
         </w:rPr>
-        <w:t>الاستعارة</w:t>
+        <w:t>التشخيص</w:t>
       </w:r>
       <w:r>
         <w:rPr>
@@ -3857,45 +4752,166 @@
         <w:rPr>
           <w:lang w:val="ar_AE" w:bidi="ar_AE"/>
         </w:rPr>
-        <w:t>ناحوم 1: 8 (#1)</w:t>
-      </w:r>
-      <w:r>
-        <w:rPr>
-          <w:lang w:val="ar_AE" w:bidi="ar_AE"/>
-        </w:rPr>
-      </w:r>
-    </w:p>
-    <w:p>
-      <w:pPr>
-        <w:bidi/>
-      </w:pPr>
-      <w:r>
-        <w:rPr>
-          <w:lang w:val="ar_AE" w:bidi="ar_AE"/>
-        </w:rPr>
-      </w:r>
-      <w:r>
-        <w:rPr>
-          <w:lang w:val="ar_AE" w:bidi="ar_AE"/>
-        </w:rPr>
-        <w:t>מְקוֹמָ֑⁠הּ</w:t>
-      </w:r>
-    </w:p>
-    <w:p>
-      <w:pPr>
-        <w:bidi/>
-      </w:pPr>
-      <w:r>
-        <w:rPr>
-          <w:lang w:val="ar_AE" w:bidi="ar_AE"/>
-        </w:rPr>
-      </w:r>
-      <w:r>
-        <w:rPr>
-          <w:b/>
-          <w:lang w:val="ar_AE" w:bidi="ar_AE"/>
-        </w:rPr>
-        <w:t>"لِمَوْضِعِهَا"</w:t>
+        <w:t>ناحوم 1: 10 (#1)</w:t>
+      </w:r>
+      <w:r>
+        <w:rPr>
+          <w:lang w:val="ar_AE" w:bidi="ar_AE"/>
+        </w:rPr>
+      </w:r>
+    </w:p>
+    <w:p>
+      <w:pPr>
+        <w:bidi/>
+      </w:pPr>
+      <w:r>
+        <w:rPr>
+          <w:lang w:val="ar_AE" w:bidi="ar_AE"/>
+        </w:rPr>
+      </w:r>
+      <w:r>
+        <w:rPr>
+          <w:lang w:val="ar_AE" w:bidi="ar_AE"/>
+        </w:rPr>
+        <w:t>עַד־סִירִ֣ים סְבֻכִ֔ים וּ⁠כְ⁠סָבְאָ֖⁠ם סְבוּאִ֑ים אֻ֨כְּל֔וּ</w:t>
+      </w:r>
+    </w:p>
+    <w:p>
+      <w:pPr>
+        <w:bidi/>
+      </w:pPr>
+      <w:r>
+        <w:rPr>
+          <w:lang w:val="ar_AE" w:bidi="ar_AE"/>
+        </w:rPr>
+      </w:r>
+      <w:r>
+        <w:rPr>
+          <w:b/>
+          <w:lang w:val="ar_AE" w:bidi="ar_AE"/>
+        </w:rPr>
+        <w:t>"فَإِنَّهُمْ وَهُمْ مُشْتَبِكُونَ مِثْلَ الشَّوْكِ، وَسَكْرَانُونَ كَمِنْ خَمْرِهِمْ، يُؤْكَلُونَ كَالْقَشِّ الْيَابِسِ بِالْكَمَالِ"</w:t>
+      </w:r>
+    </w:p>
+    <w:p>
+      <w:pPr>
+        <w:bidi/>
+      </w:pPr>
+      <w:r>
+        <w:rPr>
+          <w:lang w:val="ar_AE" w:bidi="ar_AE"/>
+        </w:rPr>
+      </w:r>
+      <w:r>
+        <w:rPr>
+          <w:lang w:val="ar_AE" w:bidi="ar_AE"/>
+        </w:rPr>
+        <w:t>يقول الكاتب إن أهل نينوى يشبهون شجيرات الشوك المتشابكة والقش الجاف في النار وكذلك مثل الشراب الذي في أيديهم، لأن كل هذه الأشياء تُستهلَك بسرعة. إذا كان ذلك مفيدًا في لغتك، يمكنك توضيح ذلك بشكل صريح. الترجمة البديلة: [هم مثل شجيرات الشوك في النار ومثل الشراب في أيدي أهل نينوى، فإنهم يُستهلَكُون بسرعة]</w:t>
+      </w:r>
+    </w:p>
+    <w:p>
+      <w:pPr>
+        <w:bidi/>
+      </w:pPr>
+      <w:r>
+        <w:rPr>
+          <w:lang w:val="ar_AE" w:bidi="ar_AE"/>
+        </w:rPr>
+      </w:r>
+      <w:r>
+        <w:rPr>
+          <w:lang w:val="ar_AE" w:bidi="ar_AE"/>
+        </w:rPr>
+        <w:t xml:space="preserve">انظر: </w:t>
+      </w:r>
+      <w:r>
+        <w:rPr>
+          <w:lang w:val="ar_AE" w:bidi="ar_AE"/>
+        </w:rPr>
+        <w:t>التشبيه</w:t>
+      </w:r>
+      <w:r>
+        <w:rPr>
+          <w:lang w:val="ar_AE" w:bidi="ar_AE"/>
+        </w:rPr>
+      </w:r>
+      <w:r>
+        <w:rPr>
+          <w:lang w:val="ar_AE" w:bidi="ar_AE"/>
+        </w:rPr>
+      </w:r>
+    </w:p>
+    <w:p>
+      <w:pPr>
+        <w:bidi/>
+      </w:pPr>
+      <w:r>
+        <w:rPr>
+          <w:lang w:val="ar_AE" w:bidi="ar_AE"/>
+        </w:rPr>
+      </w:r>
+    </w:p>
+    <w:p>
+      <w:pPr>
+        <w:pStyle w:val="Heading2"/>
+        <w:bidi/>
+      </w:pPr>
+      <w:r>
+        <w:rPr>
+          <w:lang w:val="ar_AE" w:bidi="ar_AE"/>
+        </w:rPr>
+        <w:t>ناحوم 1: 10 (#2)</w:t>
+      </w:r>
+      <w:r>
+        <w:rPr>
+          <w:lang w:val="ar_AE" w:bidi="ar_AE"/>
+        </w:rPr>
+      </w:r>
+    </w:p>
+    <w:p>
+      <w:pPr>
+        <w:bidi/>
+      </w:pPr>
+      <w:r>
+        <w:rPr>
+          <w:lang w:val="ar_AE" w:bidi="ar_AE"/>
+        </w:rPr>
+      </w:r>
+      <w:r>
+        <w:rPr>
+          <w:lang w:val="ar_AE" w:bidi="ar_AE"/>
+        </w:rPr>
+        <w:t>וּ⁠כְ⁠סָבְאָ֖⁠ם &amp; אֻ֨כְּל֔וּ</w:t>
+      </w:r>
+    </w:p>
+    <w:p>
+      <w:pPr>
+        <w:bidi/>
+      </w:pPr>
+      <w:r>
+        <w:rPr>
+          <w:lang w:val="ar_AE" w:bidi="ar_AE"/>
+        </w:rPr>
+      </w:r>
+      <w:r>
+        <w:rPr>
+          <w:b/>
+          <w:lang w:val="ar_AE" w:bidi="ar_AE"/>
+        </w:rPr>
+        <w:t>"كَمِنْ خَمْرِهِمْ"</w:t>
+      </w:r>
+      <w:r>
+        <w:rPr>
+          <w:lang w:val="ar_AE" w:bidi="ar_AE"/>
+        </w:rPr>
+        <w:t xml:space="preserve"> - </w:t>
+      </w:r>
+      <w:r>
+        <w:rPr>
+          <w:b/>
+          <w:lang w:val="ar_AE" w:bidi="ar_AE"/>
+        </w:rPr>
+        <w:t>"يُؤْكَلُونَ (هم)"</w:t>
       </w:r>
     </w:p>
     <w:p>
@@ -3918,13 +4934,26 @@
           <w:b/>
           <w:lang w:val="ar_AE" w:bidi="ar_AE"/>
         </w:rPr>
-        <w:t xml:space="preserve">ها </w:t>
-      </w:r>
-      <w:r>
-        <w:rPr>
-          <w:lang w:val="ar_AE" w:bidi="ar_AE"/>
-        </w:rPr>
-        <w:t>يشير إلى نينوى. إذا لم يكن هذا واضحًا لقرائك، يمكنك استخدام اسم المدينة هنا. الترجمة البديلة: [لموضع مدينة نينوى]</w:t>
+        <w:t>هم</w:t>
+      </w:r>
+      <w:r>
+        <w:rPr>
+          <w:lang w:val="ar_AE" w:bidi="ar_AE"/>
+        </w:rPr>
+        <w:t xml:space="preserve"> والضمير المستتر </w:t>
+      </w:r>
+      <w:r>
+        <w:rPr>
+          <w:b/>
+          <w:lang w:val="ar_AE" w:bidi="ar_AE"/>
+        </w:rPr>
+        <w:t>هم</w:t>
+      </w:r>
+      <w:r>
+        <w:rPr>
+          <w:lang w:val="ar_AE" w:bidi="ar_AE"/>
+        </w:rPr>
+        <w:t xml:space="preserve"> يشيران إلى سكان نينوى. إذا لم يكن هذا واضحًا لقرائك، يمكنك استخدام اسم شعب نينوى هنا. الترجمة البديلة: [وخمر أهل نينوى ... يُؤكل أهل نينوى]</w:t>
       </w:r>
     </w:p>
     <w:p>
@@ -3978,74 +5007,61 @@
         <w:rPr>
           <w:lang w:val="ar_AE" w:bidi="ar_AE"/>
         </w:rPr>
-        <w:t>ناحوم 1: 8 (#2)</w:t>
-      </w:r>
-      <w:r>
-        <w:rPr>
-          <w:lang w:val="ar_AE" w:bidi="ar_AE"/>
-        </w:rPr>
-      </w:r>
-    </w:p>
-    <w:p>
-      <w:pPr>
-        <w:bidi/>
-      </w:pPr>
-      <w:r>
-        <w:rPr>
-          <w:lang w:val="ar_AE" w:bidi="ar_AE"/>
-        </w:rPr>
-      </w:r>
-      <w:r>
-        <w:rPr>
-          <w:lang w:val="ar_AE" w:bidi="ar_AE"/>
-        </w:rPr>
-        <w:t>וְ⁠אֹיְבָ֖י⁠ו יְרַדֶּף־חֹֽשֶׁךְ</w:t>
-      </w:r>
-    </w:p>
-    <w:p>
-      <w:pPr>
-        <w:bidi/>
-      </w:pPr>
-      <w:r>
-        <w:rPr>
-          <w:lang w:val="ar_AE" w:bidi="ar_AE"/>
-        </w:rPr>
-      </w:r>
-      <w:r>
-        <w:rPr>
-          <w:b/>
-          <w:lang w:val="ar_AE" w:bidi="ar_AE"/>
-        </w:rPr>
-        <w:t>"وَأَعْدَاؤُهُ يَتْبَعُهُمْ ظَلاَمٌ"</w:t>
-      </w:r>
-    </w:p>
-    <w:p>
-      <w:pPr>
-        <w:bidi/>
-      </w:pPr>
-      <w:r>
-        <w:rPr>
-          <w:lang w:val="ar_AE" w:bidi="ar_AE"/>
-        </w:rPr>
-      </w:r>
-      <w:r>
-        <w:rPr>
-          <w:lang w:val="ar_AE" w:bidi="ar_AE"/>
-        </w:rPr>
-        <w:t xml:space="preserve">هنا، يرمز </w:t>
-      </w:r>
-      <w:r>
-        <w:rPr>
-          <w:b/>
-          <w:lang w:val="ar_AE" w:bidi="ar_AE"/>
-        </w:rPr>
-        <w:t>الظلام</w:t>
-      </w:r>
-      <w:r>
-        <w:rPr>
-          <w:lang w:val="ar_AE" w:bidi="ar_AE"/>
-        </w:rPr>
-        <w:t xml:space="preserve"> إلى جميع أنواع الشرور، ويتحدث ناحوم عنه كما لو كان شخصًا يلاحق أعداءه. وهذا يعني أن الرب لن يسمح لأعدائه بالفرار من عقابهم. إذا كان ذلك مفيدًا في لغتك، يمكنك توضيح المعنى بشكل مباشر. الترجمة البديلة: [لن يفر أعداؤه من عقابهم]</w:t>
+        <w:t>ناحوم 1: 10 (#3)</w:t>
+      </w:r>
+      <w:r>
+        <w:rPr>
+          <w:lang w:val="ar_AE" w:bidi="ar_AE"/>
+        </w:rPr>
+      </w:r>
+    </w:p>
+    <w:p>
+      <w:pPr>
+        <w:bidi/>
+      </w:pPr>
+      <w:r>
+        <w:rPr>
+          <w:lang w:val="ar_AE" w:bidi="ar_AE"/>
+        </w:rPr>
+      </w:r>
+      <w:r>
+        <w:rPr>
+          <w:lang w:val="ar_AE" w:bidi="ar_AE"/>
+        </w:rPr>
+        <w:t>אֻ֨כְּל֔וּ</w:t>
+      </w:r>
+    </w:p>
+    <w:p>
+      <w:pPr>
+        <w:bidi/>
+      </w:pPr>
+      <w:r>
+        <w:rPr>
+          <w:lang w:val="ar_AE" w:bidi="ar_AE"/>
+        </w:rPr>
+      </w:r>
+      <w:r>
+        <w:rPr>
+          <w:b/>
+          <w:lang w:val="ar_AE" w:bidi="ar_AE"/>
+        </w:rPr>
+        <w:t>"يُؤْكَلُونَ"</w:t>
+      </w:r>
+    </w:p>
+    <w:p>
+      <w:pPr>
+        <w:bidi/>
+      </w:pPr>
+      <w:r>
+        <w:rPr>
+          <w:lang w:val="ar_AE" w:bidi="ar_AE"/>
+        </w:rPr>
+      </w:r>
+      <w:r>
+        <w:rPr>
+          <w:lang w:val="ar_AE" w:bidi="ar_AE"/>
+        </w:rPr>
+        <w:t>إذا كانت لغتك لا تستخدم صيغة المبني للمجهول، يمكنك التعبير عن الفكرة بصيغة المبني للمعلوم أو بطريقة أخرى تكون طبيعية في لغتك. إذا كنت بحاجة لتحديد من الذي قام بالفعل، فمن الواضح من السياق أنه كان الله. الترجمة البديلة: [سيدمرهم الله]</w:t>
       </w:r>
     </w:p>
     <w:p>
@@ -4067,7 +5083,7 @@
         <w:rPr>
           <w:lang w:val="ar_AE" w:bidi="ar_AE"/>
         </w:rPr>
-        <w:t>التشخيص</w:t>
+        <w:t>المبني للمعلوم أو المبني للمجهول</w:t>
       </w:r>
       <w:r>
         <w:rPr>
@@ -4099,61 +5115,74 @@
         <w:rPr>
           <w:lang w:val="ar_AE" w:bidi="ar_AE"/>
         </w:rPr>
-        <w:t>ناحوم 1: 9 (#1)</w:t>
-      </w:r>
-      <w:r>
-        <w:rPr>
-          <w:lang w:val="ar_AE" w:bidi="ar_AE"/>
-        </w:rPr>
-      </w:r>
-    </w:p>
-    <w:p>
-      <w:pPr>
-        <w:bidi/>
-      </w:pPr>
-      <w:r>
-        <w:rPr>
-          <w:lang w:val="ar_AE" w:bidi="ar_AE"/>
-        </w:rPr>
-      </w:r>
-      <w:r>
-        <w:rPr>
-          <w:lang w:val="ar_AE" w:bidi="ar_AE"/>
-        </w:rPr>
-        <w:t>מַה־תְּחַשְּׁבוּ⁠ן֙ אֶל־יְהוָ֔ה</w:t>
-      </w:r>
-    </w:p>
-    <w:p>
-      <w:pPr>
-        <w:bidi/>
-      </w:pPr>
-      <w:r>
-        <w:rPr>
-          <w:lang w:val="ar_AE" w:bidi="ar_AE"/>
-        </w:rPr>
-      </w:r>
-      <w:r>
-        <w:rPr>
-          <w:b/>
-          <w:lang w:val="ar_AE" w:bidi="ar_AE"/>
-        </w:rPr>
-        <w:t>"مَاذَا تَفْتَكِرُونَ عَلَى الرَّبِّ؟"</w:t>
-      </w:r>
-    </w:p>
-    <w:p>
-      <w:pPr>
-        <w:bidi/>
-      </w:pPr>
-      <w:r>
-        <w:rPr>
-          <w:lang w:val="ar_AE" w:bidi="ar_AE"/>
-        </w:rPr>
-      </w:r>
-      <w:r>
-        <w:rPr>
-          <w:lang w:val="ar_AE" w:bidi="ar_AE"/>
-        </w:rPr>
-        <w:t>يستخدم ناحوم صيغة السؤال للتعبير بقوة عن عدم جدوى التآمر أو التفكير على الرب. إذا لم تكن تستخدم صيغة السؤال لهذا الغرض في لغتك، يمكنك ترجمة ذلك في صيغة جملة خبرية أو صيغة تعجب. الترجمة البديلة: [مهما كان ما تخططون له ضد الرب، فإنه لا يهم]</w:t>
+        <w:t>ناحوم 1: 11 (#1)</w:t>
+      </w:r>
+      <w:r>
+        <w:rPr>
+          <w:lang w:val="ar_AE" w:bidi="ar_AE"/>
+        </w:rPr>
+      </w:r>
+    </w:p>
+    <w:p>
+      <w:pPr>
+        <w:bidi/>
+      </w:pPr>
+      <w:r>
+        <w:rPr>
+          <w:lang w:val="ar_AE" w:bidi="ar_AE"/>
+        </w:rPr>
+      </w:r>
+      <w:r>
+        <w:rPr>
+          <w:lang w:val="ar_AE" w:bidi="ar_AE"/>
+        </w:rPr>
+        <w:t>מִמֵּ֣⁠ךְ</w:t>
+      </w:r>
+    </w:p>
+    <w:p>
+      <w:pPr>
+        <w:bidi/>
+      </w:pPr>
+      <w:r>
+        <w:rPr>
+          <w:lang w:val="ar_AE" w:bidi="ar_AE"/>
+        </w:rPr>
+      </w:r>
+      <w:r>
+        <w:rPr>
+          <w:b/>
+          <w:lang w:val="ar_AE" w:bidi="ar_AE"/>
+        </w:rPr>
+        <w:t>"مِنْكِ (أنتِ)"</w:t>
+      </w:r>
+    </w:p>
+    <w:p>
+      <w:pPr>
+        <w:bidi/>
+      </w:pPr>
+      <w:r>
+        <w:rPr>
+          <w:lang w:val="ar_AE" w:bidi="ar_AE"/>
+        </w:rPr>
+      </w:r>
+      <w:r>
+        <w:rPr>
+          <w:lang w:val="ar_AE" w:bidi="ar_AE"/>
+        </w:rPr>
+        <w:t>يشير الضمير "</w:t>
+      </w:r>
+      <w:r>
+        <w:rPr>
+          <w:b/>
+          <w:lang w:val="ar_AE" w:bidi="ar_AE"/>
+        </w:rPr>
+        <w:t>أنت"</w:t>
+      </w:r>
+      <w:r>
+        <w:rPr>
+          <w:lang w:val="ar_AE" w:bidi="ar_AE"/>
+        </w:rPr>
+        <w:t xml:space="preserve"> إلى نينوى. إذا لم يكن هذا واضحًا لقرائك، يمكنك إضافة اسم المدينة هنا. الترجمة البديلة: [منكِ يا نينوى]</w:t>
       </w:r>
     </w:p>
     <w:p>
@@ -4175,7 +5204,7 @@
         <w:rPr>
           <w:lang w:val="ar_AE" w:bidi="ar_AE"/>
         </w:rPr>
-        <w:t>السؤال البلاغي</w:t>
+        <w:t>الضمائر - متى تستخدمها</w:t>
       </w:r>
       <w:r>
         <w:rPr>
@@ -4207,45 +5236,556 @@
         <w:rPr>
           <w:lang w:val="ar_AE" w:bidi="ar_AE"/>
         </w:rPr>
-        <w:t>ناحوم 1: 9 (#2)</w:t>
-      </w:r>
-      <w:r>
-        <w:rPr>
-          <w:lang w:val="ar_AE" w:bidi="ar_AE"/>
-        </w:rPr>
-      </w:r>
-    </w:p>
-    <w:p>
-      <w:pPr>
-        <w:bidi/>
-      </w:pPr>
-      <w:r>
-        <w:rPr>
-          <w:lang w:val="ar_AE" w:bidi="ar_AE"/>
-        </w:rPr>
-      </w:r>
-      <w:r>
-        <w:rPr>
-          <w:lang w:val="ar_AE" w:bidi="ar_AE"/>
-        </w:rPr>
-        <w:t>תְּחַשְּׁבוּ⁠ן֙</w:t>
-      </w:r>
-    </w:p>
-    <w:p>
-      <w:pPr>
-        <w:bidi/>
-      </w:pPr>
-      <w:r>
-        <w:rPr>
-          <w:lang w:val="ar_AE" w:bidi="ar_AE"/>
-        </w:rPr>
-      </w:r>
-      <w:r>
-        <w:rPr>
-          <w:b/>
-          <w:lang w:val="ar_AE" w:bidi="ar_AE"/>
-        </w:rPr>
-        <w:t>"تَفْتَكِرُونَ (أنتم)"</w:t>
+        <w:t>ناحوم 1: 11 (#2)</w:t>
+      </w:r>
+      <w:r>
+        <w:rPr>
+          <w:lang w:val="ar_AE" w:bidi="ar_AE"/>
+        </w:rPr>
+      </w:r>
+    </w:p>
+    <w:p>
+      <w:pPr>
+        <w:bidi/>
+      </w:pPr>
+      <w:r>
+        <w:rPr>
+          <w:lang w:val="ar_AE" w:bidi="ar_AE"/>
+        </w:rPr>
+      </w:r>
+      <w:r>
+        <w:rPr>
+          <w:lang w:val="ar_AE" w:bidi="ar_AE"/>
+        </w:rPr>
+        <w:t>מִמֵּ֣⁠ךְ</w:t>
+      </w:r>
+    </w:p>
+    <w:p>
+      <w:pPr>
+        <w:bidi/>
+      </w:pPr>
+      <w:r>
+        <w:rPr>
+          <w:lang w:val="ar_AE" w:bidi="ar_AE"/>
+        </w:rPr>
+      </w:r>
+      <w:r>
+        <w:rPr>
+          <w:b/>
+          <w:lang w:val="ar_AE" w:bidi="ar_AE"/>
+        </w:rPr>
+        <w:t>"مِنْكِ (أنت)"</w:t>
+      </w:r>
+    </w:p>
+    <w:p>
+      <w:pPr>
+        <w:bidi/>
+      </w:pPr>
+      <w:r>
+        <w:rPr>
+          <w:lang w:val="ar_AE" w:bidi="ar_AE"/>
+        </w:rPr>
+      </w:r>
+      <w:r>
+        <w:rPr>
+          <w:lang w:val="ar_AE" w:bidi="ar_AE"/>
+        </w:rPr>
+        <w:t xml:space="preserve">هنا، الضمير </w:t>
+      </w:r>
+      <w:r>
+        <w:rPr>
+          <w:b/>
+          <w:lang w:val="ar_AE" w:bidi="ar_AE"/>
+        </w:rPr>
+        <w:t>أنت</w:t>
+      </w:r>
+      <w:r>
+        <w:rPr>
+          <w:lang w:val="ar_AE" w:bidi="ar_AE"/>
+        </w:rPr>
+        <w:t xml:space="preserve"> بصيغة المفرد. وهو يشير إلى نينوى، لذا استخدم صيغة المفرد في الترجمة إذا كانت لغتك تميز ذلك.</w:t>
+      </w:r>
+    </w:p>
+    <w:p>
+      <w:pPr>
+        <w:bidi/>
+      </w:pPr>
+      <w:r>
+        <w:rPr>
+          <w:lang w:val="ar_AE" w:bidi="ar_AE"/>
+        </w:rPr>
+      </w:r>
+      <w:r>
+        <w:rPr>
+          <w:lang w:val="ar_AE" w:bidi="ar_AE"/>
+        </w:rPr>
+        <w:t xml:space="preserve">انظر: </w:t>
+      </w:r>
+      <w:r>
+        <w:rPr>
+          <w:lang w:val="ar_AE" w:bidi="ar_AE"/>
+        </w:rPr>
+        <w:t>أشكال الضمير "أنت" — المفرد</w:t>
+      </w:r>
+      <w:r>
+        <w:rPr>
+          <w:lang w:val="ar_AE" w:bidi="ar_AE"/>
+        </w:rPr>
+      </w:r>
+      <w:r>
+        <w:rPr>
+          <w:lang w:val="ar_AE" w:bidi="ar_AE"/>
+        </w:rPr>
+      </w:r>
+    </w:p>
+    <w:p>
+      <w:pPr>
+        <w:bidi/>
+      </w:pPr>
+      <w:r>
+        <w:rPr>
+          <w:lang w:val="ar_AE" w:bidi="ar_AE"/>
+        </w:rPr>
+      </w:r>
+    </w:p>
+    <w:p>
+      <w:pPr>
+        <w:pStyle w:val="Heading2"/>
+        <w:bidi/>
+      </w:pPr>
+      <w:r>
+        <w:rPr>
+          <w:lang w:val="ar_AE" w:bidi="ar_AE"/>
+        </w:rPr>
+        <w:t>ناحوم 1: 11 (#3)</w:t>
+      </w:r>
+      <w:r>
+        <w:rPr>
+          <w:lang w:val="ar_AE" w:bidi="ar_AE"/>
+        </w:rPr>
+      </w:r>
+    </w:p>
+    <w:p>
+      <w:pPr>
+        <w:bidi/>
+      </w:pPr>
+      <w:r>
+        <w:rPr>
+          <w:lang w:val="ar_AE" w:bidi="ar_AE"/>
+        </w:rPr>
+      </w:r>
+      <w:r>
+        <w:rPr>
+          <w:lang w:val="ar_AE" w:bidi="ar_AE"/>
+        </w:rPr>
+        <w:t>מִמֵּ֣⁠ךְ יָצָ֔א</w:t>
+      </w:r>
+    </w:p>
+    <w:p>
+      <w:pPr>
+        <w:bidi/>
+      </w:pPr>
+      <w:r>
+        <w:rPr>
+          <w:lang w:val="ar_AE" w:bidi="ar_AE"/>
+        </w:rPr>
+      </w:r>
+      <w:r>
+        <w:rPr>
+          <w:b/>
+          <w:lang w:val="ar_AE" w:bidi="ar_AE"/>
+        </w:rPr>
+        <w:t>"</w:t>
+      </w:r>
+      <w:r>
+        <w:rPr>
+          <w:b/>
+          <w:lang w:val="ar_AE" w:bidi="ar_AE"/>
+        </w:rPr>
+        <w:t>مِنْكِ خَرَجَ</w:t>
+      </w:r>
+      <w:r>
+        <w:rPr>
+          <w:b/>
+          <w:lang w:val="ar_AE" w:bidi="ar_AE"/>
+        </w:rPr>
+        <w:t>"</w:t>
+      </w:r>
+    </w:p>
+    <w:p>
+      <w:pPr>
+        <w:bidi/>
+      </w:pPr>
+      <w:r>
+        <w:rPr>
+          <w:lang w:val="ar_AE" w:bidi="ar_AE"/>
+        </w:rPr>
+      </w:r>
+      <w:r>
+        <w:rPr>
+          <w:lang w:val="ar_AE" w:bidi="ar_AE"/>
+        </w:rPr>
+        <w:t>كان ناحوم يشير إلى نينوى بصيغة الغائب، لكنه ينتقل الآن إلى مخاطبة المدينة مباشرة بصيغة المخاطَب. وقد فعل ذلك مع علمه بأن أهل نينوى لا يسمعونه، ليُبرز نبوءته ضدهم بقوة أكبر أمام جمهوره، أي شعب يهوذا. وإذا كان أوضح لقرّائك، يمكنك أن تبيّن الانتقال هنا بشكل أوضح أو تضيف اسم المدينة. ترجمة بديلة: [هذا ما أقوله لنينوى: منك خرج] أو: [منكِ، يا نينوى، خرج]</w:t>
+      </w:r>
+    </w:p>
+    <w:p>
+      <w:pPr>
+        <w:bidi/>
+      </w:pPr>
+      <w:r>
+        <w:rPr>
+          <w:lang w:val="ar_AE" w:bidi="ar_AE"/>
+        </w:rPr>
+      </w:r>
+      <w:r>
+        <w:rPr>
+          <w:lang w:val="ar_AE" w:bidi="ar_AE"/>
+        </w:rPr>
+        <w:t xml:space="preserve">انظر: </w:t>
+      </w:r>
+      <w:r>
+        <w:rPr>
+          <w:lang w:val="ar_AE" w:bidi="ar_AE"/>
+        </w:rPr>
+        <w:t>الاستغاثة أو الدعوة</w:t>
+      </w:r>
+      <w:r>
+        <w:rPr>
+          <w:lang w:val="ar_AE" w:bidi="ar_AE"/>
+        </w:rPr>
+      </w:r>
+      <w:r>
+        <w:rPr>
+          <w:lang w:val="ar_AE" w:bidi="ar_AE"/>
+        </w:rPr>
+      </w:r>
+    </w:p>
+    <w:p>
+      <w:pPr>
+        <w:bidi/>
+      </w:pPr>
+      <w:r>
+        <w:rPr>
+          <w:lang w:val="ar_AE" w:bidi="ar_AE"/>
+        </w:rPr>
+      </w:r>
+    </w:p>
+    <w:p>
+      <w:pPr>
+        <w:pStyle w:val="Heading2"/>
+        <w:bidi/>
+      </w:pPr>
+      <w:r>
+        <w:rPr>
+          <w:lang w:val="ar_AE" w:bidi="ar_AE"/>
+        </w:rPr>
+        <w:t>ناحوم 1: 11 (#4)</w:t>
+      </w:r>
+      <w:r>
+        <w:rPr>
+          <w:lang w:val="ar_AE" w:bidi="ar_AE"/>
+        </w:rPr>
+      </w:r>
+    </w:p>
+    <w:p>
+      <w:pPr>
+        <w:bidi/>
+      </w:pPr>
+      <w:r>
+        <w:rPr>
+          <w:lang w:val="ar_AE" w:bidi="ar_AE"/>
+        </w:rPr>
+      </w:r>
+      <w:r>
+        <w:rPr>
+          <w:lang w:val="ar_AE" w:bidi="ar_AE"/>
+        </w:rPr>
+        <w:t>חֹשֵׁ֥ב &amp; רָעָ֑ה יֹעֵ֖ץ בְּלִיָּֽעַל</w:t>
+      </w:r>
+    </w:p>
+    <w:p>
+      <w:pPr>
+        <w:bidi/>
+      </w:pPr>
+      <w:r>
+        <w:rPr>
+          <w:lang w:val="ar_AE" w:bidi="ar_AE"/>
+        </w:rPr>
+      </w:r>
+      <w:r>
+        <w:rPr>
+          <w:b/>
+          <w:lang w:val="ar_AE" w:bidi="ar_AE"/>
+        </w:rPr>
+        <w:t>"الْمُفْتَكِرُ ... شَرًّا"</w:t>
+      </w:r>
+      <w:r>
+        <w:rPr>
+          <w:lang w:val="ar_AE" w:bidi="ar_AE"/>
+        </w:rPr>
+        <w:t xml:space="preserve"> - </w:t>
+      </w:r>
+      <w:r>
+        <w:rPr>
+          <w:b/>
+          <w:lang w:val="ar_AE" w:bidi="ar_AE"/>
+        </w:rPr>
+        <w:t>"الْمُشِيرُ بِالْهَلاَكِ"</w:t>
+      </w:r>
+    </w:p>
+    <w:p>
+      <w:pPr>
+        <w:bidi/>
+      </w:pPr>
+      <w:r>
+        <w:rPr>
+          <w:lang w:val="ar_AE" w:bidi="ar_AE"/>
+        </w:rPr>
+      </w:r>
+      <w:r>
+        <w:rPr>
+          <w:lang w:val="ar_AE" w:bidi="ar_AE"/>
+        </w:rPr>
+        <w:t>هاتان الجملتان تحملان في الأساس نفس المعنى. ويؤكد المقطع الثاني معنى الأول بتكرار الفكرة ذاتها لكن بكلمات مختلفة. إذا كان ذلك مفيدًا لقرائك، يمكنك دمج الجملتين أو ربطهما بكلمة توضح أن المقطع الثاني يكرر الأول، دون إضافة شيء جديد. الترجمة البديلة: [المفتكر شرًا ... نعم بالفعل، المشير بالهلاك]</w:t>
+      </w:r>
+    </w:p>
+    <w:p>
+      <w:pPr>
+        <w:bidi/>
+      </w:pPr>
+      <w:r>
+        <w:rPr>
+          <w:lang w:val="ar_AE" w:bidi="ar_AE"/>
+        </w:rPr>
+      </w:r>
+      <w:r>
+        <w:rPr>
+          <w:lang w:val="ar_AE" w:bidi="ar_AE"/>
+        </w:rPr>
+        <w:t xml:space="preserve">انظر: </w:t>
+      </w:r>
+      <w:r>
+        <w:rPr>
+          <w:lang w:val="ar_AE" w:bidi="ar_AE"/>
+        </w:rPr>
+        <w:t>التوازي</w:t>
+      </w:r>
+      <w:r>
+        <w:rPr>
+          <w:lang w:val="ar_AE" w:bidi="ar_AE"/>
+        </w:rPr>
+      </w:r>
+      <w:r>
+        <w:rPr>
+          <w:lang w:val="ar_AE" w:bidi="ar_AE"/>
+        </w:rPr>
+      </w:r>
+    </w:p>
+    <w:p>
+      <w:pPr>
+        <w:bidi/>
+      </w:pPr>
+      <w:r>
+        <w:rPr>
+          <w:lang w:val="ar_AE" w:bidi="ar_AE"/>
+        </w:rPr>
+      </w:r>
+    </w:p>
+    <w:p>
+      <w:pPr>
+        <w:pStyle w:val="Heading2"/>
+        <w:bidi/>
+      </w:pPr>
+      <w:r>
+        <w:rPr>
+          <w:lang w:val="ar_AE" w:bidi="ar_AE"/>
+        </w:rPr>
+        <w:t>ناحوم 1: 11 (#5)</w:t>
+      </w:r>
+      <w:r>
+        <w:rPr>
+          <w:lang w:val="ar_AE" w:bidi="ar_AE"/>
+        </w:rPr>
+      </w:r>
+    </w:p>
+    <w:p>
+      <w:pPr>
+        <w:bidi/>
+      </w:pPr>
+      <w:r>
+        <w:rPr>
+          <w:lang w:val="ar_AE" w:bidi="ar_AE"/>
+        </w:rPr>
+      </w:r>
+      <w:r>
+        <w:rPr>
+          <w:lang w:val="ar_AE" w:bidi="ar_AE"/>
+        </w:rPr>
+        <w:t>חֹשֵׁ֥ב &amp; רָעָ֑ה יֹעֵ֖ץ בְּלִיָּֽעַל</w:t>
+      </w:r>
+    </w:p>
+    <w:p>
+      <w:pPr>
+        <w:bidi/>
+      </w:pPr>
+      <w:r>
+        <w:rPr>
+          <w:lang w:val="ar_AE" w:bidi="ar_AE"/>
+        </w:rPr>
+      </w:r>
+      <w:r>
+        <w:rPr>
+          <w:b/>
+          <w:lang w:val="ar_AE" w:bidi="ar_AE"/>
+        </w:rPr>
+        <w:t>"الْمُفْتَكِرُ ... شَرًّا"</w:t>
+      </w:r>
+      <w:r>
+        <w:rPr>
+          <w:lang w:val="ar_AE" w:bidi="ar_AE"/>
+        </w:rPr>
+        <w:t xml:space="preserve"> - </w:t>
+      </w:r>
+      <w:r>
+        <w:rPr>
+          <w:b/>
+          <w:lang w:val="ar_AE" w:bidi="ar_AE"/>
+        </w:rPr>
+        <w:t>"الْمُشِيرُ بِالْهَلاَكِ"</w:t>
+      </w:r>
+    </w:p>
+    <w:p>
+      <w:pPr>
+        <w:bidi/>
+      </w:pPr>
+      <w:r>
+        <w:rPr>
+          <w:lang w:val="ar_AE" w:bidi="ar_AE"/>
+        </w:rPr>
+      </w:r>
+      <w:r>
+        <w:rPr>
+          <w:lang w:val="ar_AE" w:bidi="ar_AE"/>
+        </w:rPr>
+        <w:t xml:space="preserve">إذا كانت لغتك لا تستخدم الأسماء المجردة للتعبير عن مفهوم كلمات مثل </w:t>
+      </w:r>
+      <w:r>
+        <w:rPr>
+          <w:b/>
+          <w:lang w:val="ar_AE" w:bidi="ar_AE"/>
+        </w:rPr>
+        <w:t>الشر</w:t>
+      </w:r>
+      <w:r>
+        <w:rPr>
+          <w:lang w:val="ar_AE" w:bidi="ar_AE"/>
+        </w:rPr>
+        <w:t xml:space="preserve"> و</w:t>
+      </w:r>
+      <w:r>
+        <w:rPr>
+          <w:b/>
+          <w:lang w:val="ar_AE" w:bidi="ar_AE"/>
+        </w:rPr>
+        <w:t>الهلاك</w:t>
+      </w:r>
+      <w:r>
+        <w:rPr>
+          <w:lang w:val="ar_AE" w:bidi="ar_AE"/>
+        </w:rPr>
+        <w:t>، يمكنك التعبير عن الأفكار ذاتها بطرق أخرى. الترجمة البديلة: [المفتكر الشرير … المشير المهلِك]</w:t>
+      </w:r>
+    </w:p>
+    <w:p>
+      <w:pPr>
+        <w:bidi/>
+      </w:pPr>
+      <w:r>
+        <w:rPr>
+          <w:lang w:val="ar_AE" w:bidi="ar_AE"/>
+        </w:rPr>
+      </w:r>
+      <w:r>
+        <w:rPr>
+          <w:lang w:val="ar_AE" w:bidi="ar_AE"/>
+        </w:rPr>
+        <w:t xml:space="preserve">انظر: </w:t>
+      </w:r>
+      <w:r>
+        <w:rPr>
+          <w:lang w:val="ar_AE" w:bidi="ar_AE"/>
+        </w:rPr>
+        <w:t>الأسماء المجردة</w:t>
+      </w:r>
+      <w:r>
+        <w:rPr>
+          <w:lang w:val="ar_AE" w:bidi="ar_AE"/>
+        </w:rPr>
+      </w:r>
+      <w:r>
+        <w:rPr>
+          <w:lang w:val="ar_AE" w:bidi="ar_AE"/>
+        </w:rPr>
+      </w:r>
+    </w:p>
+    <w:p>
+      <w:pPr>
+        <w:bidi/>
+      </w:pPr>
+      <w:r>
+        <w:rPr>
+          <w:lang w:val="ar_AE" w:bidi="ar_AE"/>
+        </w:rPr>
+      </w:r>
+    </w:p>
+    <w:p>
+      <w:pPr>
+        <w:pStyle w:val="Heading2"/>
+        <w:bidi/>
+      </w:pPr>
+      <w:r>
+        <w:rPr>
+          <w:lang w:val="ar_AE" w:bidi="ar_AE"/>
+        </w:rPr>
+        <w:t>ناحوم 1: 12 (#1)</w:t>
+      </w:r>
+      <w:r>
+        <w:rPr>
+          <w:lang w:val="ar_AE" w:bidi="ar_AE"/>
+        </w:rPr>
+      </w:r>
+    </w:p>
+    <w:p>
+      <w:pPr>
+        <w:bidi/>
+      </w:pPr>
+      <w:r>
+        <w:rPr>
+          <w:lang w:val="ar_AE" w:bidi="ar_AE"/>
+        </w:rPr>
+      </w:r>
+      <w:r>
+        <w:rPr>
+          <w:lang w:val="ar_AE" w:bidi="ar_AE"/>
+        </w:rPr>
+        <w:t>שְׁלֵמִים֙</w:t>
+      </w:r>
+    </w:p>
+    <w:p>
+      <w:pPr>
+        <w:bidi/>
+      </w:pPr>
+      <w:r>
+        <w:rPr>
+          <w:lang w:val="ar_AE" w:bidi="ar_AE"/>
+        </w:rPr>
+      </w:r>
+      <w:r>
+        <w:rPr>
+          <w:b/>
+          <w:lang w:val="ar_AE" w:bidi="ar_AE"/>
+        </w:rPr>
+        <w:t>"كَانُوا (هم) سَالِمِينَ وَكَثِيرِينَ هكَذَا"</w:t>
       </w:r>
     </w:p>
     <w:p>
@@ -4268,13 +5808,13 @@
           <w:b/>
           <w:lang w:val="ar_AE" w:bidi="ar_AE"/>
         </w:rPr>
-        <w:t>أنتم</w:t>
-      </w:r>
-      <w:r>
-        <w:rPr>
-          <w:lang w:val="ar_AE" w:bidi="ar_AE"/>
-        </w:rPr>
-        <w:t xml:space="preserve"> يشير إلى أهل نينوى. إذا لم يكن هذا واضحًا لقرائك، يمكنك استخدام اسم الشعب هنا. الترجمة البديلة: [ماذا تفتكرون على الرب يا أهل نينوى]</w:t>
+        <w:t>هم</w:t>
+      </w:r>
+      <w:r>
+        <w:rPr>
+          <w:lang w:val="ar_AE" w:bidi="ar_AE"/>
+        </w:rPr>
+        <w:t xml:space="preserve"> يشير إلى أهل نينوى. إذا لم يكن هذا واضحًا لقرائك، يمكنك استخدام اسم شعب المدينة هنا. الترجمة البديلة: [كان أهل نينوى سالمين]</w:t>
       </w:r>
     </w:p>
     <w:p>
@@ -4328,74 +5868,74 @@
         <w:rPr>
           <w:lang w:val="ar_AE" w:bidi="ar_AE"/>
         </w:rPr>
-        <w:t>ناحوم 1: 9 (#3)</w:t>
-      </w:r>
-      <w:r>
-        <w:rPr>
-          <w:lang w:val="ar_AE" w:bidi="ar_AE"/>
-        </w:rPr>
-      </w:r>
-    </w:p>
-    <w:p>
-      <w:pPr>
-        <w:bidi/>
-      </w:pPr>
-      <w:r>
-        <w:rPr>
-          <w:lang w:val="ar_AE" w:bidi="ar_AE"/>
-        </w:rPr>
-      </w:r>
-      <w:r>
-        <w:rPr>
-          <w:lang w:val="ar_AE" w:bidi="ar_AE"/>
-        </w:rPr>
-        <w:t>תְּחַשְּׁבוּ⁠ן֙</w:t>
-      </w:r>
-    </w:p>
-    <w:p>
-      <w:pPr>
-        <w:bidi/>
-      </w:pPr>
-      <w:r>
-        <w:rPr>
-          <w:lang w:val="ar_AE" w:bidi="ar_AE"/>
-        </w:rPr>
-      </w:r>
-      <w:r>
-        <w:rPr>
-          <w:b/>
-          <w:lang w:val="ar_AE" w:bidi="ar_AE"/>
-        </w:rPr>
-        <w:t>"تَفْتَكِرُونَ (أنتم)"</w:t>
-      </w:r>
-    </w:p>
-    <w:p>
-      <w:pPr>
-        <w:bidi/>
-      </w:pPr>
-      <w:r>
-        <w:rPr>
-          <w:lang w:val="ar_AE" w:bidi="ar_AE"/>
-        </w:rPr>
-      </w:r>
-      <w:r>
-        <w:rPr>
-          <w:lang w:val="ar_AE" w:bidi="ar_AE"/>
-        </w:rPr>
-        <w:t xml:space="preserve">هنا، الضمير </w:t>
-      </w:r>
-      <w:r>
-        <w:rPr>
-          <w:b/>
-          <w:lang w:val="ar_AE" w:bidi="ar_AE"/>
-        </w:rPr>
-        <w:t>أنتم</w:t>
-      </w:r>
-      <w:r>
-        <w:rPr>
-          <w:lang w:val="ar_AE" w:bidi="ar_AE"/>
-        </w:rPr>
-        <w:t xml:space="preserve"> بصيغة الجمع. وهو يشير إلى سكان نينوى، لذا استخدم صيغة الجمع في الترجمة إذا كانت لغتك تميز ذلك.</w:t>
+        <w:t>ناحوم 1: 12 (#2)</w:t>
+      </w:r>
+      <w:r>
+        <w:rPr>
+          <w:lang w:val="ar_AE" w:bidi="ar_AE"/>
+        </w:rPr>
+      </w:r>
+    </w:p>
+    <w:p>
+      <w:pPr>
+        <w:bidi/>
+      </w:pPr>
+      <w:r>
+        <w:rPr>
+          <w:lang w:val="ar_AE" w:bidi="ar_AE"/>
+        </w:rPr>
+      </w:r>
+      <w:r>
+        <w:rPr>
+          <w:lang w:val="ar_AE" w:bidi="ar_AE"/>
+        </w:rPr>
+        <w:t>שְׁלֵמִים֙</w:t>
+      </w:r>
+    </w:p>
+    <w:p>
+      <w:pPr>
+        <w:bidi/>
+      </w:pPr>
+      <w:r>
+        <w:rPr>
+          <w:lang w:val="ar_AE" w:bidi="ar_AE"/>
+        </w:rPr>
+      </w:r>
+      <w:r>
+        <w:rPr>
+          <w:b/>
+          <w:lang w:val="ar_AE" w:bidi="ar_AE"/>
+        </w:rPr>
+        <w:t>"إِنْ كَانُوا سَالِمِينَ وَكَثِيرِينَ هكَذَا"</w:t>
+      </w:r>
+    </w:p>
+    <w:p>
+      <w:pPr>
+        <w:bidi/>
+      </w:pPr>
+      <w:r>
+        <w:rPr>
+          <w:lang w:val="ar_AE" w:bidi="ar_AE"/>
+        </w:rPr>
+      </w:r>
+      <w:r>
+        <w:rPr>
+          <w:lang w:val="ar_AE" w:bidi="ar_AE"/>
+        </w:rPr>
+        <w:t xml:space="preserve">المعنى الضمني هو أنهم كانوا في </w:t>
+      </w:r>
+      <w:r>
+        <w:rPr>
+          <w:b/>
+          <w:lang w:val="ar_AE" w:bidi="ar_AE"/>
+        </w:rPr>
+        <w:t>كامل</w:t>
+      </w:r>
+      <w:r>
+        <w:rPr>
+          <w:lang w:val="ar_AE" w:bidi="ar_AE"/>
+        </w:rPr>
+        <w:t xml:space="preserve"> قوتهم. يمكنك تضمين هذه المعلومات إذا كانت ستكون مفيدة لقرائك. الترجمة البديلة: [هم سالمين في كامل قوتهم]</w:t>
       </w:r>
     </w:p>
     <w:p>
@@ -4417,7 +5957,7 @@
         <w:rPr>
           <w:lang w:val="ar_AE" w:bidi="ar_AE"/>
         </w:rPr>
-        <w:t>أشكال الضمير "أنت" — المفرد</w:t>
+        <w:t>المعرفة المفترضة والمعلومات الضمنية</w:t>
       </w:r>
       <w:r>
         <w:rPr>
@@ -4449,1456 +5989,28 @@
         <w:rPr>
           <w:lang w:val="ar_AE" w:bidi="ar_AE"/>
         </w:rPr>
-        <w:t>ناحوم 1: 9 (#4)</w:t>
-      </w:r>
-      <w:r>
-        <w:rPr>
-          <w:lang w:val="ar_AE" w:bidi="ar_AE"/>
-        </w:rPr>
-      </w:r>
-    </w:p>
-    <w:p>
-      <w:pPr>
-        <w:bidi/>
-      </w:pPr>
-      <w:r>
-        <w:rPr>
-          <w:lang w:val="ar_AE" w:bidi="ar_AE"/>
-        </w:rPr>
-      </w:r>
-      <w:r>
-        <w:rPr>
-          <w:lang w:val="ar_AE" w:bidi="ar_AE"/>
-        </w:rPr>
-        <w:t>צָרָֽה</w:t>
-      </w:r>
-    </w:p>
-    <w:p>
-      <w:pPr>
-        <w:bidi/>
-      </w:pPr>
-      <w:r>
-        <w:rPr>
-          <w:lang w:val="ar_AE" w:bidi="ar_AE"/>
-        </w:rPr>
-      </w:r>
-      <w:r>
-        <w:rPr>
-          <w:b/>
-          <w:lang w:val="ar_AE" w:bidi="ar_AE"/>
-        </w:rPr>
-        <w:t>"الضِّيقُ"</w:t>
-      </w:r>
-    </w:p>
-    <w:p>
-      <w:pPr>
-        <w:bidi/>
-      </w:pPr>
-      <w:r>
-        <w:rPr>
-          <w:lang w:val="ar_AE" w:bidi="ar_AE"/>
-        </w:rPr>
-      </w:r>
-      <w:r>
-        <w:rPr>
-          <w:lang w:val="ar_AE" w:bidi="ar_AE"/>
-        </w:rPr>
-        <w:t xml:space="preserve">إذا كانت لغتك لا تستخدم اسمًا مجردًا للتعبير عن مفهوم كلمة </w:t>
-      </w:r>
-      <w:r>
-        <w:rPr>
-          <w:b/>
-          <w:lang w:val="ar_AE" w:bidi="ar_AE"/>
-        </w:rPr>
-        <w:t>الضيق</w:t>
-      </w:r>
-      <w:r>
-        <w:rPr>
-          <w:lang w:val="ar_AE" w:bidi="ar_AE"/>
-        </w:rPr>
-        <w:t>، يمكنك التعبير عن الفكرة نفسها بطريقة أخرى. الترجمة البديلة: [أحداث تضايق]</w:t>
-      </w:r>
-    </w:p>
-    <w:p>
-      <w:pPr>
-        <w:bidi/>
-      </w:pPr>
-      <w:r>
-        <w:rPr>
-          <w:lang w:val="ar_AE" w:bidi="ar_AE"/>
-        </w:rPr>
-      </w:r>
-      <w:r>
-        <w:rPr>
-          <w:lang w:val="ar_AE" w:bidi="ar_AE"/>
-        </w:rPr>
-        <w:t xml:space="preserve">انظر: </w:t>
-      </w:r>
-      <w:r>
-        <w:rPr>
-          <w:lang w:val="ar_AE" w:bidi="ar_AE"/>
-        </w:rPr>
-        <w:t>الأسماء المجردة</w:t>
-      </w:r>
-      <w:r>
-        <w:rPr>
-          <w:lang w:val="ar_AE" w:bidi="ar_AE"/>
-        </w:rPr>
-      </w:r>
-      <w:r>
-        <w:rPr>
-          <w:lang w:val="ar_AE" w:bidi="ar_AE"/>
-        </w:rPr>
-      </w:r>
-    </w:p>
-    <w:p>
-      <w:pPr>
-        <w:bidi/>
-      </w:pPr>
-      <w:r>
-        <w:rPr>
-          <w:lang w:val="ar_AE" w:bidi="ar_AE"/>
-        </w:rPr>
-      </w:r>
-    </w:p>
-    <w:p>
-      <w:pPr>
-        <w:pStyle w:val="Heading2"/>
-        <w:bidi/>
-      </w:pPr>
-      <w:r>
-        <w:rPr>
-          <w:lang w:val="ar_AE" w:bidi="ar_AE"/>
-        </w:rPr>
-        <w:t>ناحوم 1: 9 (#5)</w:t>
-      </w:r>
-      <w:r>
-        <w:rPr>
-          <w:lang w:val="ar_AE" w:bidi="ar_AE"/>
-        </w:rPr>
-      </w:r>
-    </w:p>
-    <w:p>
-      <w:pPr>
-        <w:bidi/>
-      </w:pPr>
-      <w:r>
-        <w:rPr>
-          <w:lang w:val="ar_AE" w:bidi="ar_AE"/>
-        </w:rPr>
-      </w:r>
-      <w:r>
-        <w:rPr>
-          <w:lang w:val="ar_AE" w:bidi="ar_AE"/>
-        </w:rPr>
-        <w:t>לֹֽא־תָק֥וּם</w:t>
-      </w:r>
-    </w:p>
-    <w:p>
-      <w:pPr>
-        <w:bidi/>
-      </w:pPr>
-      <w:r>
-        <w:rPr>
-          <w:lang w:val="ar_AE" w:bidi="ar_AE"/>
-        </w:rPr>
-      </w:r>
-      <w:r>
-        <w:rPr>
-          <w:b/>
-          <w:lang w:val="ar_AE" w:bidi="ar_AE"/>
-        </w:rPr>
-        <w:t>"لاَ يَقُومُ"</w:t>
-      </w:r>
-    </w:p>
-    <w:p>
-      <w:pPr>
-        <w:bidi/>
-      </w:pPr>
-      <w:r>
-        <w:rPr>
-          <w:lang w:val="ar_AE" w:bidi="ar_AE"/>
-        </w:rPr>
-      </w:r>
-      <w:r>
-        <w:rPr>
-          <w:lang w:val="ar_AE" w:bidi="ar_AE"/>
-        </w:rPr>
-        <w:t xml:space="preserve">يتحدث الكاتب عن </w:t>
-      </w:r>
-      <w:r>
-        <w:rPr>
-          <w:b/>
-          <w:lang w:val="ar_AE" w:bidi="ar_AE"/>
-        </w:rPr>
-        <w:t>الضيق</w:t>
-      </w:r>
-      <w:r>
-        <w:rPr>
-          <w:lang w:val="ar_AE" w:bidi="ar_AE"/>
-        </w:rPr>
-        <w:t xml:space="preserve"> كما لو كان شخصًا يمكنه أن </w:t>
-      </w:r>
-      <w:r>
-        <w:rPr>
-          <w:b/>
-          <w:lang w:val="ar_AE" w:bidi="ar_AE"/>
-        </w:rPr>
-        <w:t>يقوم</w:t>
-      </w:r>
-      <w:r>
-        <w:rPr>
-          <w:lang w:val="ar_AE" w:bidi="ar_AE"/>
-        </w:rPr>
-        <w:t>. إذا كان ذلك مفيدًا في لغتك، يمكنك توضيح المعنى بطريقة مباشرة. الترجمة البديلة: [لن يحدث] أو [لن يأت عليكم]</w:t>
-      </w:r>
-    </w:p>
-    <w:p>
-      <w:pPr>
-        <w:bidi/>
-      </w:pPr>
-      <w:r>
-        <w:rPr>
-          <w:lang w:val="ar_AE" w:bidi="ar_AE"/>
-        </w:rPr>
-      </w:r>
-      <w:r>
-        <w:rPr>
-          <w:lang w:val="ar_AE" w:bidi="ar_AE"/>
-        </w:rPr>
-        <w:t xml:space="preserve">انظر: </w:t>
-      </w:r>
-      <w:r>
-        <w:rPr>
-          <w:lang w:val="ar_AE" w:bidi="ar_AE"/>
-        </w:rPr>
-        <w:t>التشخيص</w:t>
-      </w:r>
-      <w:r>
-        <w:rPr>
-          <w:lang w:val="ar_AE" w:bidi="ar_AE"/>
-        </w:rPr>
-      </w:r>
-      <w:r>
-        <w:rPr>
-          <w:lang w:val="ar_AE" w:bidi="ar_AE"/>
-        </w:rPr>
-      </w:r>
-    </w:p>
-    <w:p>
-      <w:pPr>
-        <w:bidi/>
-      </w:pPr>
-      <w:r>
-        <w:rPr>
-          <w:lang w:val="ar_AE" w:bidi="ar_AE"/>
-        </w:rPr>
-      </w:r>
-    </w:p>
-    <w:p>
-      <w:pPr>
-        <w:pStyle w:val="Heading2"/>
-        <w:bidi/>
-      </w:pPr>
-      <w:r>
-        <w:rPr>
-          <w:lang w:val="ar_AE" w:bidi="ar_AE"/>
-        </w:rPr>
-        <w:t>ناحوم 1: 10 (#1)</w:t>
-      </w:r>
-      <w:r>
-        <w:rPr>
-          <w:lang w:val="ar_AE" w:bidi="ar_AE"/>
-        </w:rPr>
-      </w:r>
-    </w:p>
-    <w:p>
-      <w:pPr>
-        <w:bidi/>
-      </w:pPr>
-      <w:r>
-        <w:rPr>
-          <w:lang w:val="ar_AE" w:bidi="ar_AE"/>
-        </w:rPr>
-      </w:r>
-      <w:r>
-        <w:rPr>
-          <w:b/>
-          <w:lang w:val="ar_AE" w:bidi="ar_AE"/>
-        </w:rPr>
-        <w:t>"فَإِنَّهُمْ وَهُمْ مُشْتَبِكُونَ مِثْلَ الشَّوْكِ، وَسَكْرَانُونَ كَمِنْ خَمْرِهِمْ، يُؤْكَلُونَ كَالْقَشِّ الْيَابِسِ بِالْكَمَالِ"</w:t>
-      </w:r>
-    </w:p>
-    <w:p>
-      <w:pPr>
-        <w:bidi/>
-      </w:pPr>
-      <w:r>
-        <w:rPr>
-          <w:lang w:val="ar_AE" w:bidi="ar_AE"/>
-        </w:rPr>
-      </w:r>
-      <w:r>
-        <w:rPr>
-          <w:lang w:val="ar_AE" w:bidi="ar_AE"/>
-        </w:rPr>
-        <w:t>يقول الكاتب إن أهل نينوى يشبهون شجيرات الشوك المتشابكة والقش الجاف في النار وكذلك مثل الشراب الذي في أيديهم، لأن كل هذه الأشياء تُستهلَك بسرعة. إذا كان ذلك مفيدًا في لغتك، يمكنك توضيح ذلك بشكل صريح. الترجمة البديلة: [هم مثل شجيرات الشوك في النار ومثل الشراب في أيدي أهل نينوى، فإنهم يُستهلَكُون بسرعة]</w:t>
-      </w:r>
-    </w:p>
-    <w:p>
-      <w:pPr>
-        <w:bidi/>
-      </w:pPr>
-      <w:r>
-        <w:rPr>
-          <w:lang w:val="ar_AE" w:bidi="ar_AE"/>
-        </w:rPr>
-      </w:r>
-      <w:r>
-        <w:rPr>
-          <w:lang w:val="ar_AE" w:bidi="ar_AE"/>
-        </w:rPr>
-        <w:t xml:space="preserve">انظر: </w:t>
-      </w:r>
-      <w:r>
-        <w:rPr>
-          <w:lang w:val="ar_AE" w:bidi="ar_AE"/>
-        </w:rPr>
-        <w:t>التشبيه</w:t>
-      </w:r>
-      <w:r>
-        <w:rPr>
-          <w:lang w:val="ar_AE" w:bidi="ar_AE"/>
-        </w:rPr>
-      </w:r>
-      <w:r>
-        <w:rPr>
-          <w:lang w:val="ar_AE" w:bidi="ar_AE"/>
-        </w:rPr>
-      </w:r>
-    </w:p>
-    <w:p>
-      <w:pPr>
-        <w:bidi/>
-      </w:pPr>
-      <w:r>
-        <w:rPr>
-          <w:lang w:val="ar_AE" w:bidi="ar_AE"/>
-        </w:rPr>
-      </w:r>
-    </w:p>
-    <w:p>
-      <w:pPr>
-        <w:pStyle w:val="Heading2"/>
-        <w:bidi/>
-      </w:pPr>
-      <w:r>
-        <w:rPr>
-          <w:lang w:val="ar_AE" w:bidi="ar_AE"/>
-        </w:rPr>
-        <w:t>ناحوم 1: 10 (#2)</w:t>
-      </w:r>
-      <w:r>
-        <w:rPr>
-          <w:lang w:val="ar_AE" w:bidi="ar_AE"/>
-        </w:rPr>
-      </w:r>
-    </w:p>
-    <w:p>
-      <w:pPr>
-        <w:bidi/>
-      </w:pPr>
-      <w:r>
-        <w:rPr>
-          <w:lang w:val="ar_AE" w:bidi="ar_AE"/>
-        </w:rPr>
-      </w:r>
-      <w:r>
-        <w:rPr>
-          <w:b/>
-          <w:lang w:val="ar_AE" w:bidi="ar_AE"/>
-        </w:rPr>
-        <w:t>"كَمِنْ خَمْرِهِمْ"</w:t>
-      </w:r>
-      <w:r>
-        <w:rPr>
-          <w:lang w:val="ar_AE" w:bidi="ar_AE"/>
-        </w:rPr>
-        <w:t xml:space="preserve"> - </w:t>
-      </w:r>
-      <w:r>
-        <w:rPr>
-          <w:b/>
-          <w:lang w:val="ar_AE" w:bidi="ar_AE"/>
-        </w:rPr>
-        <w:t>"يُؤْكَلُونَ (هم)"</w:t>
-      </w:r>
-    </w:p>
-    <w:p>
-      <w:pPr>
-        <w:bidi/>
-      </w:pPr>
-      <w:r>
-        <w:rPr>
-          <w:lang w:val="ar_AE" w:bidi="ar_AE"/>
-        </w:rPr>
-      </w:r>
-      <w:r>
-        <w:rPr>
-          <w:lang w:val="ar_AE" w:bidi="ar_AE"/>
-        </w:rPr>
-        <w:t xml:space="preserve">الضمير المتصل </w:t>
-      </w:r>
-      <w:r>
-        <w:rPr>
-          <w:b/>
-          <w:lang w:val="ar_AE" w:bidi="ar_AE"/>
-        </w:rPr>
-        <w:t>هم</w:t>
-      </w:r>
-      <w:r>
-        <w:rPr>
-          <w:lang w:val="ar_AE" w:bidi="ar_AE"/>
-        </w:rPr>
-        <w:t xml:space="preserve"> والضمير المستتر </w:t>
-      </w:r>
-      <w:r>
-        <w:rPr>
-          <w:b/>
-          <w:lang w:val="ar_AE" w:bidi="ar_AE"/>
-        </w:rPr>
-        <w:t>هم</w:t>
-      </w:r>
-      <w:r>
-        <w:rPr>
-          <w:lang w:val="ar_AE" w:bidi="ar_AE"/>
-        </w:rPr>
-        <w:t xml:space="preserve"> يشيران إلى سكان نينوى. إذا لم يكن هذا واضحًا لقرائك، يمكنك استخدام اسم شعب نينوى هنا. الترجمة البديلة: [وخمر أهل نينوى ... يُؤكل أهل نينوى]</w:t>
-      </w:r>
-    </w:p>
-    <w:p>
-      <w:pPr>
-        <w:bidi/>
-      </w:pPr>
-      <w:r>
-        <w:rPr>
-          <w:lang w:val="ar_AE" w:bidi="ar_AE"/>
-        </w:rPr>
-      </w:r>
-      <w:r>
-        <w:rPr>
-          <w:lang w:val="ar_AE" w:bidi="ar_AE"/>
-        </w:rPr>
-        <w:t xml:space="preserve">انظر: </w:t>
-      </w:r>
-      <w:r>
-        <w:rPr>
-          <w:lang w:val="ar_AE" w:bidi="ar_AE"/>
-        </w:rPr>
-        <w:t>الضمائر - متى تستخدمها</w:t>
-      </w:r>
-      <w:r>
-        <w:rPr>
-          <w:lang w:val="ar_AE" w:bidi="ar_AE"/>
-        </w:rPr>
-      </w:r>
-      <w:r>
-        <w:rPr>
-          <w:lang w:val="ar_AE" w:bidi="ar_AE"/>
-        </w:rPr>
-      </w:r>
-    </w:p>
-    <w:p>
-      <w:pPr>
-        <w:bidi/>
-      </w:pPr>
-      <w:r>
-        <w:rPr>
-          <w:lang w:val="ar_AE" w:bidi="ar_AE"/>
-        </w:rPr>
-      </w:r>
-    </w:p>
-    <w:p>
-      <w:pPr>
-        <w:pStyle w:val="Heading2"/>
-        <w:bidi/>
-      </w:pPr>
-      <w:r>
-        <w:rPr>
-          <w:lang w:val="ar_AE" w:bidi="ar_AE"/>
-        </w:rPr>
-        <w:t>ناحوم 1: 10 (#3)</w:t>
-      </w:r>
-      <w:r>
-        <w:rPr>
-          <w:lang w:val="ar_AE" w:bidi="ar_AE"/>
-        </w:rPr>
-      </w:r>
-    </w:p>
-    <w:p>
-      <w:pPr>
-        <w:bidi/>
-      </w:pPr>
-      <w:r>
-        <w:rPr>
-          <w:lang w:val="ar_AE" w:bidi="ar_AE"/>
-        </w:rPr>
-      </w:r>
-      <w:r>
-        <w:rPr>
-          <w:lang w:val="ar_AE" w:bidi="ar_AE"/>
-        </w:rPr>
-        <w:t>אֻ֨כְּל֔וּ</w:t>
-      </w:r>
-    </w:p>
-    <w:p>
-      <w:pPr>
-        <w:bidi/>
-      </w:pPr>
-      <w:r>
-        <w:rPr>
-          <w:lang w:val="ar_AE" w:bidi="ar_AE"/>
-        </w:rPr>
-      </w:r>
-      <w:r>
-        <w:rPr>
-          <w:b/>
-          <w:lang w:val="ar_AE" w:bidi="ar_AE"/>
-        </w:rPr>
-        <w:t>"يُؤْكَلُونَ"</w:t>
-      </w:r>
-    </w:p>
-    <w:p>
-      <w:pPr>
-        <w:bidi/>
-      </w:pPr>
-      <w:r>
-        <w:rPr>
-          <w:lang w:val="ar_AE" w:bidi="ar_AE"/>
-        </w:rPr>
-      </w:r>
-      <w:r>
-        <w:rPr>
-          <w:lang w:val="ar_AE" w:bidi="ar_AE"/>
-        </w:rPr>
-        <w:t>إذا كانت لغتك لا تستخدم صيغة المبني للمجهول، يمكنك التعبير عن الفكرة بصيغة المبني للمعلوم أو بطريقة أخرى تكون طبيعية في لغتك. إذا كنت بحاجة لتحديد من الذي قام بالفعل، فمن الواضح من السياق أنه كان الله. الترجمة البديلة: [سيدمرهم الله]</w:t>
-      </w:r>
-    </w:p>
-    <w:p>
-      <w:pPr>
-        <w:bidi/>
-      </w:pPr>
-      <w:r>
-        <w:rPr>
-          <w:lang w:val="ar_AE" w:bidi="ar_AE"/>
-        </w:rPr>
-      </w:r>
-      <w:r>
-        <w:rPr>
-          <w:lang w:val="ar_AE" w:bidi="ar_AE"/>
-        </w:rPr>
-        <w:t xml:space="preserve">انظر: </w:t>
-      </w:r>
-      <w:r>
-        <w:rPr>
-          <w:lang w:val="ar_AE" w:bidi="ar_AE"/>
-        </w:rPr>
-        <w:t>المبني للمعلوم أو المبني للمجهول</w:t>
-      </w:r>
-      <w:r>
-        <w:rPr>
-          <w:lang w:val="ar_AE" w:bidi="ar_AE"/>
-        </w:rPr>
-      </w:r>
-      <w:r>
-        <w:rPr>
-          <w:lang w:val="ar_AE" w:bidi="ar_AE"/>
-        </w:rPr>
-      </w:r>
-    </w:p>
-    <w:p>
-      <w:pPr>
-        <w:bidi/>
-      </w:pPr>
-      <w:r>
-        <w:rPr>
-          <w:lang w:val="ar_AE" w:bidi="ar_AE"/>
-        </w:rPr>
-      </w:r>
-    </w:p>
-    <w:p>
-      <w:pPr>
-        <w:pStyle w:val="Heading2"/>
-        <w:bidi/>
-      </w:pPr>
-      <w:r>
-        <w:rPr>
-          <w:lang w:val="ar_AE" w:bidi="ar_AE"/>
-        </w:rPr>
-        <w:t>ناحوم 1: 11 (#1)</w:t>
-      </w:r>
-      <w:r>
-        <w:rPr>
-          <w:lang w:val="ar_AE" w:bidi="ar_AE"/>
-        </w:rPr>
-      </w:r>
-    </w:p>
-    <w:p>
-      <w:pPr>
-        <w:bidi/>
-      </w:pPr>
-      <w:r>
-        <w:rPr>
-          <w:lang w:val="ar_AE" w:bidi="ar_AE"/>
-        </w:rPr>
-      </w:r>
-      <w:r>
-        <w:rPr>
-          <w:lang w:val="ar_AE" w:bidi="ar_AE"/>
-        </w:rPr>
-        <w:t>מִמֵּ֣⁠ךְ</w:t>
-      </w:r>
-    </w:p>
-    <w:p>
-      <w:pPr>
-        <w:bidi/>
-      </w:pPr>
-      <w:r>
-        <w:rPr>
-          <w:lang w:val="ar_AE" w:bidi="ar_AE"/>
-        </w:rPr>
-      </w:r>
-      <w:r>
-        <w:rPr>
-          <w:b/>
-          <w:lang w:val="ar_AE" w:bidi="ar_AE"/>
-        </w:rPr>
-        <w:t>"مِنْكِ (أنتِ)"</w:t>
-      </w:r>
-    </w:p>
-    <w:p>
-      <w:pPr>
-        <w:bidi/>
-      </w:pPr>
-      <w:r>
-        <w:rPr>
-          <w:lang w:val="ar_AE" w:bidi="ar_AE"/>
-        </w:rPr>
-      </w:r>
-      <w:r>
-        <w:rPr>
-          <w:lang w:val="ar_AE" w:bidi="ar_AE"/>
-        </w:rPr>
-        <w:t>يشير الضمير "</w:t>
-      </w:r>
-      <w:r>
-        <w:rPr>
-          <w:b/>
-          <w:lang w:val="ar_AE" w:bidi="ar_AE"/>
-        </w:rPr>
-        <w:t>أنت"</w:t>
-      </w:r>
-      <w:r>
-        <w:rPr>
-          <w:lang w:val="ar_AE" w:bidi="ar_AE"/>
-        </w:rPr>
-        <w:t xml:space="preserve"> إلى نينوى. إذا لم يكن هذا واضحًا لقرائك، يمكنك إضافة اسم المدينة هنا. الترجمة البديلة: [منكِ يا نينوى]</w:t>
-      </w:r>
-    </w:p>
-    <w:p>
-      <w:pPr>
-        <w:bidi/>
-      </w:pPr>
-      <w:r>
-        <w:rPr>
-          <w:lang w:val="ar_AE" w:bidi="ar_AE"/>
-        </w:rPr>
-      </w:r>
-      <w:r>
-        <w:rPr>
-          <w:lang w:val="ar_AE" w:bidi="ar_AE"/>
-        </w:rPr>
-        <w:t xml:space="preserve">انظر: </w:t>
-      </w:r>
-      <w:r>
-        <w:rPr>
-          <w:lang w:val="ar_AE" w:bidi="ar_AE"/>
-        </w:rPr>
-        <w:t>الضمائر - متى تستخدمها</w:t>
-      </w:r>
-      <w:r>
-        <w:rPr>
-          <w:lang w:val="ar_AE" w:bidi="ar_AE"/>
-        </w:rPr>
-      </w:r>
-      <w:r>
-        <w:rPr>
-          <w:lang w:val="ar_AE" w:bidi="ar_AE"/>
-        </w:rPr>
-      </w:r>
-    </w:p>
-    <w:p>
-      <w:pPr>
-        <w:bidi/>
-      </w:pPr>
-      <w:r>
-        <w:rPr>
-          <w:lang w:val="ar_AE" w:bidi="ar_AE"/>
-        </w:rPr>
-      </w:r>
-    </w:p>
-    <w:p>
-      <w:pPr>
-        <w:pStyle w:val="Heading2"/>
-        <w:bidi/>
-      </w:pPr>
-      <w:r>
-        <w:rPr>
-          <w:lang w:val="ar_AE" w:bidi="ar_AE"/>
-        </w:rPr>
-        <w:t>ناحوم 1: 11 (#2)</w:t>
-      </w:r>
-      <w:r>
-        <w:rPr>
-          <w:lang w:val="ar_AE" w:bidi="ar_AE"/>
-        </w:rPr>
-      </w:r>
-    </w:p>
-    <w:p>
-      <w:pPr>
-        <w:bidi/>
-      </w:pPr>
-      <w:r>
-        <w:rPr>
-          <w:lang w:val="ar_AE" w:bidi="ar_AE"/>
-        </w:rPr>
-      </w:r>
-      <w:r>
-        <w:rPr>
-          <w:lang w:val="ar_AE" w:bidi="ar_AE"/>
-        </w:rPr>
-        <w:t>מִמֵּ֣⁠ךְ</w:t>
-      </w:r>
-    </w:p>
-    <w:p>
-      <w:pPr>
-        <w:bidi/>
-      </w:pPr>
-      <w:r>
-        <w:rPr>
-          <w:lang w:val="ar_AE" w:bidi="ar_AE"/>
-        </w:rPr>
-      </w:r>
-      <w:r>
-        <w:rPr>
-          <w:b/>
-          <w:lang w:val="ar_AE" w:bidi="ar_AE"/>
-        </w:rPr>
-        <w:t>"مِنْكِ (أنت)"</w:t>
-      </w:r>
-    </w:p>
-    <w:p>
-      <w:pPr>
-        <w:bidi/>
-      </w:pPr>
-      <w:r>
-        <w:rPr>
-          <w:lang w:val="ar_AE" w:bidi="ar_AE"/>
-        </w:rPr>
-      </w:r>
-      <w:r>
-        <w:rPr>
-          <w:lang w:val="ar_AE" w:bidi="ar_AE"/>
-        </w:rPr>
-        <w:t xml:space="preserve">هنا، الضمير </w:t>
-      </w:r>
-      <w:r>
-        <w:rPr>
-          <w:b/>
-          <w:lang w:val="ar_AE" w:bidi="ar_AE"/>
-        </w:rPr>
-        <w:t>أنت</w:t>
-      </w:r>
-      <w:r>
-        <w:rPr>
-          <w:lang w:val="ar_AE" w:bidi="ar_AE"/>
-        </w:rPr>
-        <w:t xml:space="preserve"> بصيغة المفرد. وهو يشير إلى نينوى، لذا استخدم صيغة المفرد في الترجمة إذا كانت لغتك تميز ذلك.</w:t>
-      </w:r>
-    </w:p>
-    <w:p>
-      <w:pPr>
-        <w:bidi/>
-      </w:pPr>
-      <w:r>
-        <w:rPr>
-          <w:lang w:val="ar_AE" w:bidi="ar_AE"/>
-        </w:rPr>
-      </w:r>
-      <w:r>
-        <w:rPr>
-          <w:lang w:val="ar_AE" w:bidi="ar_AE"/>
-        </w:rPr>
-        <w:t xml:space="preserve">انظر: </w:t>
-      </w:r>
-      <w:r>
-        <w:rPr>
-          <w:lang w:val="ar_AE" w:bidi="ar_AE"/>
-        </w:rPr>
-        <w:t>أشكال الضمير "أنت" — المفرد</w:t>
-      </w:r>
-      <w:r>
-        <w:rPr>
-          <w:lang w:val="ar_AE" w:bidi="ar_AE"/>
-        </w:rPr>
-      </w:r>
-      <w:r>
-        <w:rPr>
-          <w:lang w:val="ar_AE" w:bidi="ar_AE"/>
-        </w:rPr>
-      </w:r>
-    </w:p>
-    <w:p>
-      <w:pPr>
-        <w:bidi/>
-      </w:pPr>
-      <w:r>
-        <w:rPr>
-          <w:lang w:val="ar_AE" w:bidi="ar_AE"/>
-        </w:rPr>
-      </w:r>
-    </w:p>
-    <w:p>
-      <w:pPr>
-        <w:pStyle w:val="Heading2"/>
-        <w:bidi/>
-      </w:pPr>
-      <w:r>
-        <w:rPr>
-          <w:lang w:val="ar_AE" w:bidi="ar_AE"/>
-        </w:rPr>
-        <w:t>ناحوم 1: 11 (#3)</w:t>
-      </w:r>
-      <w:r>
-        <w:rPr>
-          <w:lang w:val="ar_AE" w:bidi="ar_AE"/>
-        </w:rPr>
-      </w:r>
-    </w:p>
-    <w:p>
-      <w:pPr>
-        <w:bidi/>
-      </w:pPr>
-      <w:r>
-        <w:rPr>
-          <w:lang w:val="ar_AE" w:bidi="ar_AE"/>
-        </w:rPr>
-      </w:r>
-      <w:r>
-        <w:rPr>
-          <w:lang w:val="ar_AE" w:bidi="ar_AE"/>
-        </w:rPr>
-        <w:t>מִמֵּ֣⁠ךְ יָצָ֔א</w:t>
-      </w:r>
-    </w:p>
-    <w:p>
-      <w:pPr>
-        <w:bidi/>
-      </w:pPr>
-      <w:r>
-        <w:rPr>
-          <w:lang w:val="ar_AE" w:bidi="ar_AE"/>
-        </w:rPr>
-      </w:r>
-      <w:r>
-        <w:rPr>
-          <w:b/>
-          <w:lang w:val="ar_AE" w:bidi="ar_AE"/>
-        </w:rPr>
-        <w:t>"</w:t>
-      </w:r>
-      <w:r>
-        <w:rPr>
-          <w:b/>
-          <w:lang w:val="ar_AE" w:bidi="ar_AE"/>
-        </w:rPr>
-        <w:t>مِنْكِ خَرَجَ</w:t>
-      </w:r>
-      <w:r>
-        <w:rPr>
-          <w:b/>
-          <w:lang w:val="ar_AE" w:bidi="ar_AE"/>
-        </w:rPr>
-        <w:t>"</w:t>
-      </w:r>
-    </w:p>
-    <w:p>
-      <w:pPr>
-        <w:bidi/>
-      </w:pPr>
-      <w:r>
-        <w:rPr>
-          <w:lang w:val="ar_AE" w:bidi="ar_AE"/>
-        </w:rPr>
-      </w:r>
-      <w:r>
-        <w:rPr>
-          <w:lang w:val="ar_AE" w:bidi="ar_AE"/>
-        </w:rPr>
-        <w:t>كان ناحوم يشير إلى نينوى بصيغة الغائب، لكنه ينتقل الآن إلى مخاطبة المدينة مباشرة بصيغة المخاطَب. وقد فعل ذلك مع علمه بأن أهل نينوى لا يسمعونه، ليُبرز نبوءته ضدهم بقوة أكبر أمام جمهوره، أي شعب يهوذا. وإذا كان أوضح لقرّائك، يمكنك أن تبيّن الانتقال هنا بشكل أوضح أو تضيف اسم المدينة. ترجمة بديلة: [هذا ما أقوله لنينوى: منك خرج] أو: [منكِ، يا نينوى، خرج]</w:t>
-      </w:r>
-    </w:p>
-    <w:p>
-      <w:pPr>
-        <w:bidi/>
-      </w:pPr>
-      <w:r>
-        <w:rPr>
-          <w:lang w:val="ar_AE" w:bidi="ar_AE"/>
-        </w:rPr>
-      </w:r>
-      <w:r>
-        <w:rPr>
-          <w:lang w:val="ar_AE" w:bidi="ar_AE"/>
-        </w:rPr>
-        <w:t xml:space="preserve">انظر: </w:t>
-      </w:r>
-      <w:r>
-        <w:rPr>
-          <w:lang w:val="ar_AE" w:bidi="ar_AE"/>
-        </w:rPr>
-        <w:t>الاستغاثة أو الدعوة</w:t>
-      </w:r>
-      <w:r>
-        <w:rPr>
-          <w:lang w:val="ar_AE" w:bidi="ar_AE"/>
-        </w:rPr>
-      </w:r>
-      <w:r>
-        <w:rPr>
-          <w:lang w:val="ar_AE" w:bidi="ar_AE"/>
-        </w:rPr>
-      </w:r>
-    </w:p>
-    <w:p>
-      <w:pPr>
-        <w:bidi/>
-      </w:pPr>
-      <w:r>
-        <w:rPr>
-          <w:lang w:val="ar_AE" w:bidi="ar_AE"/>
-        </w:rPr>
-      </w:r>
-    </w:p>
-    <w:p>
-      <w:pPr>
-        <w:pStyle w:val="Heading2"/>
-        <w:bidi/>
-      </w:pPr>
-      <w:r>
-        <w:rPr>
-          <w:lang w:val="ar_AE" w:bidi="ar_AE"/>
-        </w:rPr>
-        <w:t>ناحوم 1: 11 (#4)</w:t>
-      </w:r>
-      <w:r>
-        <w:rPr>
-          <w:lang w:val="ar_AE" w:bidi="ar_AE"/>
-        </w:rPr>
-      </w:r>
-    </w:p>
-    <w:p>
-      <w:pPr>
-        <w:bidi/>
-      </w:pPr>
-      <w:r>
-        <w:rPr>
-          <w:lang w:val="ar_AE" w:bidi="ar_AE"/>
-        </w:rPr>
-      </w:r>
-      <w:r>
-        <w:rPr>
-          <w:lang w:val="ar_AE" w:bidi="ar_AE"/>
-        </w:rPr>
-        <w:t>חֹשֵׁ֥ב &amp; רָעָ֑ה יֹעֵ֖ץ בְּלִיָּֽעַל</w:t>
-      </w:r>
-    </w:p>
-    <w:p>
-      <w:pPr>
-        <w:bidi/>
-      </w:pPr>
-      <w:r>
-        <w:rPr>
-          <w:lang w:val="ar_AE" w:bidi="ar_AE"/>
-        </w:rPr>
-      </w:r>
-      <w:r>
-        <w:rPr>
-          <w:b/>
-          <w:lang w:val="ar_AE" w:bidi="ar_AE"/>
-        </w:rPr>
-        <w:t>"الْمُفْتَكِرُ ... شَرًّا"</w:t>
-      </w:r>
-      <w:r>
-        <w:rPr>
-          <w:lang w:val="ar_AE" w:bidi="ar_AE"/>
-        </w:rPr>
-        <w:t xml:space="preserve"> - </w:t>
-      </w:r>
-      <w:r>
-        <w:rPr>
-          <w:b/>
-          <w:lang w:val="ar_AE" w:bidi="ar_AE"/>
-        </w:rPr>
-        <w:t>"الْمُشِيرُ بِالْهَلاَكِ"</w:t>
-      </w:r>
-    </w:p>
-    <w:p>
-      <w:pPr>
-        <w:bidi/>
-      </w:pPr>
-      <w:r>
-        <w:rPr>
-          <w:lang w:val="ar_AE" w:bidi="ar_AE"/>
-        </w:rPr>
-      </w:r>
-      <w:r>
-        <w:rPr>
-          <w:lang w:val="ar_AE" w:bidi="ar_AE"/>
-        </w:rPr>
-        <w:t>هاتان الجملتان تحملان في الأساس نفس المعنى. ويؤكد المقطع الثاني معنى الأول بتكرار الفكرة ذاتها لكن بكلمات مختلفة. إذا كان ذلك مفيدًا لقرائك، يمكنك دمج الجملتين أو ربطهما بكلمة توضح أن المقطع الثاني يكرر الأول، دون إضافة شيء جديد. الترجمة البديلة: [المفتكر شرًا ... نعم بالفعل، المشير بالهلاك]</w:t>
-      </w:r>
-    </w:p>
-    <w:p>
-      <w:pPr>
-        <w:bidi/>
-      </w:pPr>
-      <w:r>
-        <w:rPr>
-          <w:lang w:val="ar_AE" w:bidi="ar_AE"/>
-        </w:rPr>
-      </w:r>
-      <w:r>
-        <w:rPr>
-          <w:lang w:val="ar_AE" w:bidi="ar_AE"/>
-        </w:rPr>
-        <w:t xml:space="preserve">انظر: </w:t>
-      </w:r>
-      <w:r>
-        <w:rPr>
-          <w:lang w:val="ar_AE" w:bidi="ar_AE"/>
-        </w:rPr>
-        <w:t>التوازي</w:t>
-      </w:r>
-      <w:r>
-        <w:rPr>
-          <w:lang w:val="ar_AE" w:bidi="ar_AE"/>
-        </w:rPr>
-      </w:r>
-      <w:r>
-        <w:rPr>
-          <w:lang w:val="ar_AE" w:bidi="ar_AE"/>
-        </w:rPr>
-      </w:r>
-    </w:p>
-    <w:p>
-      <w:pPr>
-        <w:bidi/>
-      </w:pPr>
-      <w:r>
-        <w:rPr>
-          <w:lang w:val="ar_AE" w:bidi="ar_AE"/>
-        </w:rPr>
-      </w:r>
-    </w:p>
-    <w:p>
-      <w:pPr>
-        <w:pStyle w:val="Heading2"/>
-        <w:bidi/>
-      </w:pPr>
-      <w:r>
-        <w:rPr>
-          <w:lang w:val="ar_AE" w:bidi="ar_AE"/>
-        </w:rPr>
-        <w:t>ناحوم 1: 11 (#5)</w:t>
-      </w:r>
-      <w:r>
-        <w:rPr>
-          <w:lang w:val="ar_AE" w:bidi="ar_AE"/>
-        </w:rPr>
-      </w:r>
-    </w:p>
-    <w:p>
-      <w:pPr>
-        <w:bidi/>
-      </w:pPr>
-      <w:r>
-        <w:rPr>
-          <w:lang w:val="ar_AE" w:bidi="ar_AE"/>
-        </w:rPr>
-      </w:r>
-      <w:r>
-        <w:rPr>
-          <w:b/>
-          <w:lang w:val="ar_AE" w:bidi="ar_AE"/>
-        </w:rPr>
-        <w:t>"الْمُفْتَكِرُ ... شَرًّا"</w:t>
-      </w:r>
-      <w:r>
-        <w:rPr>
-          <w:lang w:val="ar_AE" w:bidi="ar_AE"/>
-        </w:rPr>
-        <w:t xml:space="preserve"> - </w:t>
-      </w:r>
-      <w:r>
-        <w:rPr>
-          <w:b/>
-          <w:lang w:val="ar_AE" w:bidi="ar_AE"/>
-        </w:rPr>
-        <w:t>"الْمُشِيرُ بِالْهَلاَكِ"</w:t>
-      </w:r>
-    </w:p>
-    <w:p>
-      <w:pPr>
-        <w:bidi/>
-      </w:pPr>
-      <w:r>
-        <w:rPr>
-          <w:lang w:val="ar_AE" w:bidi="ar_AE"/>
-        </w:rPr>
-      </w:r>
-      <w:r>
-        <w:rPr>
-          <w:lang w:val="ar_AE" w:bidi="ar_AE"/>
-        </w:rPr>
-        <w:t xml:space="preserve">إذا كانت لغتك لا تستخدم الأسماء المجردة للتعبير عن مفهوم كلمات مثل </w:t>
-      </w:r>
-      <w:r>
-        <w:rPr>
-          <w:b/>
-          <w:lang w:val="ar_AE" w:bidi="ar_AE"/>
-        </w:rPr>
-        <w:t>الشر</w:t>
-      </w:r>
-      <w:r>
-        <w:rPr>
-          <w:lang w:val="ar_AE" w:bidi="ar_AE"/>
-        </w:rPr>
-        <w:t xml:space="preserve"> و</w:t>
-      </w:r>
-      <w:r>
-        <w:rPr>
-          <w:b/>
-          <w:lang w:val="ar_AE" w:bidi="ar_AE"/>
-        </w:rPr>
-        <w:t>الهلاك</w:t>
-      </w:r>
-      <w:r>
-        <w:rPr>
-          <w:lang w:val="ar_AE" w:bidi="ar_AE"/>
-        </w:rPr>
-        <w:t>، يمكنك التعبير عن الأفكار ذاتها بطرق أخرى. الترجمة البديلة: [المفتكر الشرير … المشير المهلِك]</w:t>
-      </w:r>
-    </w:p>
-    <w:p>
-      <w:pPr>
-        <w:bidi/>
-      </w:pPr>
-      <w:r>
-        <w:rPr>
-          <w:lang w:val="ar_AE" w:bidi="ar_AE"/>
-        </w:rPr>
-      </w:r>
-      <w:r>
-        <w:rPr>
-          <w:lang w:val="ar_AE" w:bidi="ar_AE"/>
-        </w:rPr>
-        <w:t xml:space="preserve">انظر: </w:t>
-      </w:r>
-      <w:r>
-        <w:rPr>
-          <w:lang w:val="ar_AE" w:bidi="ar_AE"/>
-        </w:rPr>
-        <w:t>الأسماء المجردة</w:t>
-      </w:r>
-      <w:r>
-        <w:rPr>
-          <w:lang w:val="ar_AE" w:bidi="ar_AE"/>
-        </w:rPr>
-      </w:r>
-      <w:r>
-        <w:rPr>
-          <w:lang w:val="ar_AE" w:bidi="ar_AE"/>
-        </w:rPr>
-      </w:r>
-    </w:p>
-    <w:p>
-      <w:pPr>
-        <w:bidi/>
-      </w:pPr>
-      <w:r>
-        <w:rPr>
-          <w:lang w:val="ar_AE" w:bidi="ar_AE"/>
-        </w:rPr>
-      </w:r>
-    </w:p>
-    <w:p>
-      <w:pPr>
-        <w:pStyle w:val="Heading2"/>
-        <w:bidi/>
-      </w:pPr>
-      <w:r>
-        <w:rPr>
-          <w:lang w:val="ar_AE" w:bidi="ar_AE"/>
-        </w:rPr>
-        <w:t>ناحوم 1: 12 (#1)</w:t>
-      </w:r>
-      <w:r>
-        <w:rPr>
-          <w:lang w:val="ar_AE" w:bidi="ar_AE"/>
-        </w:rPr>
-      </w:r>
-    </w:p>
-    <w:p>
-      <w:pPr>
-        <w:bidi/>
-      </w:pPr>
-      <w:r>
-        <w:rPr>
-          <w:lang w:val="ar_AE" w:bidi="ar_AE"/>
-        </w:rPr>
-      </w:r>
-      <w:r>
-        <w:rPr>
-          <w:lang w:val="ar_AE" w:bidi="ar_AE"/>
-        </w:rPr>
-        <w:t>שְׁלֵמִים֙</w:t>
-      </w:r>
-    </w:p>
-    <w:p>
-      <w:pPr>
-        <w:bidi/>
-      </w:pPr>
-      <w:r>
-        <w:rPr>
-          <w:lang w:val="ar_AE" w:bidi="ar_AE"/>
-        </w:rPr>
-      </w:r>
-      <w:r>
-        <w:rPr>
-          <w:b/>
-          <w:lang w:val="ar_AE" w:bidi="ar_AE"/>
-        </w:rPr>
-        <w:t>"كَانُوا (هم) سَالِمِينَ وَكَثِيرِينَ هكَذَا"</w:t>
-      </w:r>
-    </w:p>
-    <w:p>
-      <w:pPr>
-        <w:bidi/>
-      </w:pPr>
-      <w:r>
-        <w:rPr>
-          <w:lang w:val="ar_AE" w:bidi="ar_AE"/>
-        </w:rPr>
-      </w:r>
-      <w:r>
-        <w:rPr>
-          <w:lang w:val="ar_AE" w:bidi="ar_AE"/>
-        </w:rPr>
-        <w:t xml:space="preserve">الضمير </w:t>
-      </w:r>
-      <w:r>
-        <w:rPr>
-          <w:b/>
-          <w:lang w:val="ar_AE" w:bidi="ar_AE"/>
-        </w:rPr>
-        <w:t>هم</w:t>
-      </w:r>
-      <w:r>
-        <w:rPr>
-          <w:lang w:val="ar_AE" w:bidi="ar_AE"/>
-        </w:rPr>
-        <w:t xml:space="preserve"> يشير إلى أهل نينوى. إذا لم يكن هذا واضحًا لقرائك، يمكنك استخدام اسم شعب المدينة هنا. الترجمة البديلة: [كان أهل نينوى سالمين]</w:t>
-      </w:r>
-    </w:p>
-    <w:p>
-      <w:pPr>
-        <w:bidi/>
-      </w:pPr>
-      <w:r>
-        <w:rPr>
-          <w:lang w:val="ar_AE" w:bidi="ar_AE"/>
-        </w:rPr>
-      </w:r>
-      <w:r>
-        <w:rPr>
-          <w:lang w:val="ar_AE" w:bidi="ar_AE"/>
-        </w:rPr>
-        <w:t xml:space="preserve">انظر: </w:t>
-      </w:r>
-      <w:r>
-        <w:rPr>
-          <w:lang w:val="ar_AE" w:bidi="ar_AE"/>
-        </w:rPr>
-        <w:t>الضمائر - متى تستخدمها</w:t>
-      </w:r>
-      <w:r>
-        <w:rPr>
-          <w:lang w:val="ar_AE" w:bidi="ar_AE"/>
-        </w:rPr>
-      </w:r>
-      <w:r>
-        <w:rPr>
-          <w:lang w:val="ar_AE" w:bidi="ar_AE"/>
-        </w:rPr>
-      </w:r>
-    </w:p>
-    <w:p>
-      <w:pPr>
-        <w:bidi/>
-      </w:pPr>
-      <w:r>
-        <w:rPr>
-          <w:lang w:val="ar_AE" w:bidi="ar_AE"/>
-        </w:rPr>
-      </w:r>
-    </w:p>
-    <w:p>
-      <w:pPr>
-        <w:pStyle w:val="Heading2"/>
-        <w:bidi/>
-      </w:pPr>
-      <w:r>
-        <w:rPr>
-          <w:lang w:val="ar_AE" w:bidi="ar_AE"/>
-        </w:rPr>
-        <w:t>ناحوم 1: 12 (#2)</w:t>
-      </w:r>
-      <w:r>
-        <w:rPr>
-          <w:lang w:val="ar_AE" w:bidi="ar_AE"/>
-        </w:rPr>
-      </w:r>
-    </w:p>
-    <w:p>
-      <w:pPr>
-        <w:bidi/>
-      </w:pPr>
-      <w:r>
-        <w:rPr>
-          <w:lang w:val="ar_AE" w:bidi="ar_AE"/>
-        </w:rPr>
-      </w:r>
-      <w:r>
-        <w:rPr>
-          <w:lang w:val="ar_AE" w:bidi="ar_AE"/>
-        </w:rPr>
-        <w:t>שְׁלֵמִים֙</w:t>
-      </w:r>
-    </w:p>
-    <w:p>
-      <w:pPr>
-        <w:bidi/>
-      </w:pPr>
-      <w:r>
-        <w:rPr>
-          <w:lang w:val="ar_AE" w:bidi="ar_AE"/>
-        </w:rPr>
-      </w:r>
-      <w:r>
-        <w:rPr>
-          <w:b/>
-          <w:lang w:val="ar_AE" w:bidi="ar_AE"/>
-        </w:rPr>
-        <w:t>"إِنْ كَانُوا سَالِمِينَ وَكَثِيرِينَ هكَذَا"</w:t>
-      </w:r>
-    </w:p>
-    <w:p>
-      <w:pPr>
-        <w:bidi/>
-      </w:pPr>
-      <w:r>
-        <w:rPr>
-          <w:lang w:val="ar_AE" w:bidi="ar_AE"/>
-        </w:rPr>
-      </w:r>
-      <w:r>
-        <w:rPr>
-          <w:lang w:val="ar_AE" w:bidi="ar_AE"/>
-        </w:rPr>
-        <w:t xml:space="preserve">المعنى الضمني هو أنهم كانوا في </w:t>
-      </w:r>
-      <w:r>
-        <w:rPr>
-          <w:b/>
-          <w:lang w:val="ar_AE" w:bidi="ar_AE"/>
-        </w:rPr>
-        <w:t>كامل</w:t>
-      </w:r>
-      <w:r>
-        <w:rPr>
-          <w:lang w:val="ar_AE" w:bidi="ar_AE"/>
-        </w:rPr>
-        <w:t xml:space="preserve"> قوتهم. يمكنك تضمين هذه المعلومات إذا كانت ستكون مفيدة لقرائك. الترجمة البديلة: [هم سالمين في كامل قوتهم]</w:t>
-      </w:r>
-    </w:p>
-    <w:p>
-      <w:pPr>
-        <w:bidi/>
-      </w:pPr>
-      <w:r>
-        <w:rPr>
-          <w:lang w:val="ar_AE" w:bidi="ar_AE"/>
-        </w:rPr>
-      </w:r>
-      <w:r>
-        <w:rPr>
-          <w:lang w:val="ar_AE" w:bidi="ar_AE"/>
-        </w:rPr>
-        <w:t xml:space="preserve">انظر: </w:t>
-      </w:r>
-      <w:r>
-        <w:rPr>
-          <w:lang w:val="ar_AE" w:bidi="ar_AE"/>
-        </w:rPr>
-        <w:t>المعرفة المفترضة والمعلومات الضمنية</w:t>
-      </w:r>
-      <w:r>
-        <w:rPr>
-          <w:lang w:val="ar_AE" w:bidi="ar_AE"/>
-        </w:rPr>
-      </w:r>
-      <w:r>
-        <w:rPr>
-          <w:lang w:val="ar_AE" w:bidi="ar_AE"/>
-        </w:rPr>
-      </w:r>
-    </w:p>
-    <w:p>
-      <w:pPr>
-        <w:bidi/>
-      </w:pPr>
-      <w:r>
-        <w:rPr>
-          <w:lang w:val="ar_AE" w:bidi="ar_AE"/>
-        </w:rPr>
-      </w:r>
-    </w:p>
-    <w:p>
-      <w:pPr>
-        <w:pStyle w:val="Heading2"/>
-        <w:bidi/>
-      </w:pPr>
-      <w:r>
-        <w:rPr>
-          <w:lang w:val="ar_AE" w:bidi="ar_AE"/>
-        </w:rPr>
         <w:t>ناحوم 1: 12 (#3)</w:t>
       </w:r>
       <w:r>
         <w:rPr>
           <w:lang w:val="ar_AE" w:bidi="ar_AE"/>
         </w:rPr>
+      </w:r>
+    </w:p>
+    <w:p>
+      <w:pPr>
+        <w:bidi/>
+      </w:pPr>
+      <w:r>
+        <w:rPr>
+          <w:lang w:val="ar_AE" w:bidi="ar_AE"/>
+        </w:rPr>
+      </w:r>
+      <w:r>
+        <w:rPr>
+          <w:lang w:val="ar_AE" w:bidi="ar_AE"/>
+        </w:rPr>
+        <w:t>נָגֹ֖זּוּ וְ⁠עָבָ֑ר</w:t>
       </w:r>
     </w:p>
     <w:p>
@@ -9403,6 +9515,22 @@
       </w:r>
       <w:r>
         <w:rPr>
+          <w:lang w:val="ar_AE" w:bidi="ar_AE"/>
+        </w:rPr>
+        <w:t>שָׁ֤ב יְהוָה֙ אֶת־גְּא֣וֹן יַעֲקֹ֔ב כִּ⁠גְא֖וֹן יִשְׂרָאֵ֑ל</w:t>
+      </w:r>
+    </w:p>
+    <w:p>
+      <w:pPr>
+        <w:bidi/>
+      </w:pPr>
+      <w:r>
+        <w:rPr>
+          <w:lang w:val="ar_AE" w:bidi="ar_AE"/>
+        </w:rPr>
+      </w:r>
+      <w:r>
+        <w:rPr>
           <w:b/>
           <w:lang w:val="ar_AE" w:bidi="ar_AE"/>
         </w:rPr>
@@ -10960,6 +11088,22 @@
       </w:r>
       <w:r>
         <w:rPr>
+          <w:lang w:val="ar_AE" w:bidi="ar_AE"/>
+        </w:rPr>
+        <w:t>שַׁעֲרֵ֥י הַ⁠נְּהָר֖וֹת נִפְתָּ֑חוּ וְ⁠הַֽ⁠הֵיכָ֖ל נָמֽוֹג</w:t>
+      </w:r>
+    </w:p>
+    <w:p>
+      <w:pPr>
+        <w:bidi/>
+      </w:pPr>
+      <w:r>
+        <w:rPr>
+          <w:lang w:val="ar_AE" w:bidi="ar_AE"/>
+        </w:rPr>
+      </w:r>
+      <w:r>
+        <w:rPr>
           <w:b/>
           <w:lang w:val="ar_AE" w:bidi="ar_AE"/>
         </w:rPr>
@@ -11039,6 +11183,22 @@
         <w:rPr>
           <w:lang w:val="ar_AE" w:bidi="ar_AE"/>
         </w:rPr>
+      </w:r>
+    </w:p>
+    <w:p>
+      <w:pPr>
+        <w:bidi/>
+      </w:pPr>
+      <w:r>
+        <w:rPr>
+          <w:lang w:val="ar_AE" w:bidi="ar_AE"/>
+        </w:rPr>
+      </w:r>
+      <w:r>
+        <w:rPr>
+          <w:lang w:val="ar_AE" w:bidi="ar_AE"/>
+        </w:rPr>
+        <w:t>שַׁעֲרֵ֥י הַ⁠נְּהָר֖וֹת</w:t>
       </w:r>
     </w:p>
     <w:p>
@@ -11743,6 +11903,22 @@
       </w:r>
       <w:r>
         <w:rPr>
+          <w:lang w:val="ar_AE" w:bidi="ar_AE"/>
+        </w:rPr>
+        <w:t>גֻּלְּתָ֣ה הֹֽעֲלָ֑תָה וְ⁠אַמְהֹתֶ֗י⁠הָ</w:t>
+      </w:r>
+    </w:p>
+    <w:p>
+      <w:pPr>
+        <w:bidi/>
+      </w:pPr>
+      <w:r>
+        <w:rPr>
+          <w:lang w:val="ar_AE" w:bidi="ar_AE"/>
+        </w:rPr>
+      </w:r>
+      <w:r>
+        <w:rPr>
           <w:b/>
           <w:lang w:val="ar_AE" w:bidi="ar_AE"/>
         </w:rPr>
@@ -12718,6 +12894,22 @@
         <w:rPr>
           <w:lang w:val="ar_AE" w:bidi="ar_AE"/>
         </w:rPr>
+      </w:r>
+    </w:p>
+    <w:p>
+      <w:pPr>
+        <w:bidi/>
+      </w:pPr>
+      <w:r>
+        <w:rPr>
+          <w:lang w:val="ar_AE" w:bidi="ar_AE"/>
+        </w:rPr>
+      </w:r>
+      <w:r>
+        <w:rPr>
+          <w:lang w:val="ar_AE" w:bidi="ar_AE"/>
+        </w:rPr>
+        <w:t>בֹּ֥זּוּ כֶ֖סֶף בֹּ֣זּוּ זָהָ֑ב וְ⁠אֵ֥ין קֵ֨צֶה֙ לַ⁠תְּכוּנָ֔ה כָּבֹ֕ד מִ⁠כֹּ֖ל כְּלִ֥י חֶמְדָּֽה</w:t>
       </w:r>
     </w:p>
     <w:p>
@@ -13718,6 +13910,22 @@
         <w:rPr>
           <w:lang w:val="ar_AE" w:bidi="ar_AE"/>
         </w:rPr>
+      </w:r>
+    </w:p>
+    <w:p>
+      <w:pPr>
+        <w:bidi/>
+      </w:pPr>
+      <w:r>
+        <w:rPr>
+          <w:lang w:val="ar_AE" w:bidi="ar_AE"/>
+        </w:rPr>
+      </w:r>
+      <w:r>
+        <w:rPr>
+          <w:lang w:val="ar_AE" w:bidi="ar_AE"/>
+        </w:rPr>
+        <w:t>אַיֵּה֙ מְע֣וֹן אֲרָי֔וֹת וּ⁠מִרְעֶ֥ה ה֖וּא לַ⁠כְּפִרִ֑ים אֲשֶׁ֣ר הָלַךְ֩ אַרְיֵ֨ה לָבִ֥יא שָׁ֛ם גּ֥וּר אַרְיֵ֖ה וְ⁠אֵ֥ין מַחֲרִֽיד</w:t>
       </w:r>
     </w:p>
     <w:p>
@@ -16086,6 +16294,22 @@
       </w:r>
       <w:r>
         <w:rPr>
+          <w:lang w:val="ar_AE" w:bidi="ar_AE"/>
+        </w:rPr>
+        <w:t>שׁ֔וֹט &amp; רַ֣עַשׁ אוֹפָ֑ן וְ⁠ס֣וּס דֹּהֵ֔ר וּ⁠מֶרְכָּבָ֖ה מְרַקֵּדָֽה</w:t>
+      </w:r>
+    </w:p>
+    <w:p>
+      <w:pPr>
+        <w:bidi/>
+      </w:pPr>
+      <w:r>
+        <w:rPr>
+          <w:lang w:val="ar_AE" w:bidi="ar_AE"/>
+        </w:rPr>
+      </w:r>
+      <w:r>
+        <w:rPr>
           <w:b/>
           <w:lang w:val="ar_AE" w:bidi="ar_AE"/>
         </w:rPr>
@@ -16253,6 +16477,22 @@
       </w:r>
       <w:r>
         <w:rPr>
+          <w:lang w:val="ar_AE" w:bidi="ar_AE"/>
+        </w:rPr>
+        <w:t>פָּרָ֣שׁ מַעֲלֶ֗ה וְ⁠לַ֤הַב חֶ֨רֶב֙ וּ⁠בְרַ֣ק חֲנִ֔ית</w:t>
+      </w:r>
+    </w:p>
+    <w:p>
+      <w:pPr>
+        <w:bidi/>
+      </w:pPr>
+      <w:r>
+        <w:rPr>
+          <w:lang w:val="ar_AE" w:bidi="ar_AE"/>
+        </w:rPr>
+      </w:r>
+      <w:r>
+        <w:rPr>
           <w:b/>
           <w:lang w:val="ar_AE" w:bidi="ar_AE"/>
         </w:rPr>
@@ -16368,6 +16608,22 @@
         <w:rPr>
           <w:lang w:val="ar_AE" w:bidi="ar_AE"/>
         </w:rPr>
+      </w:r>
+    </w:p>
+    <w:p>
+      <w:pPr>
+        <w:bidi/>
+      </w:pPr>
+      <w:r>
+        <w:rPr>
+          <w:lang w:val="ar_AE" w:bidi="ar_AE"/>
+        </w:rPr>
+      </w:r>
+      <w:r>
+        <w:rPr>
+          <w:lang w:val="ar_AE" w:bidi="ar_AE"/>
+        </w:rPr>
+        <w:t>פָּרָ֣שׁ מַעֲלֶ֗ה וְ⁠לַ֤הַב חֶ֨רֶב֙ וּ⁠בְרַ֣ק חֲנִ֔ית</w:t>
       </w:r>
     </w:p>
     <w:p>
@@ -18688,6 +18944,22 @@
       </w:r>
       <w:r>
         <w:rPr>
+          <w:lang w:val="ar_AE" w:bidi="ar_AE"/>
+        </w:rPr>
+        <w:t>הֲ⁠תֵֽיטְבִי֙ מִ⁠נֹּ֣א אָמ֔וֹן הַ⁠יֹּֽשְׁבָה֙ בַּ⁠יְאֹרִ֔ים מַ֖יִם סָבִ֣יב לָ֑⁠הּ אֲשֶׁר־חֵ֣יל יָ֔ם מִ⁠יָּ֖ם חוֹמָתָֽ⁠הּ</w:t>
+      </w:r>
+    </w:p>
+    <w:p>
+      <w:pPr>
+        <w:bidi/>
+      </w:pPr>
+      <w:r>
+        <w:rPr>
+          <w:lang w:val="ar_AE" w:bidi="ar_AE"/>
+        </w:rPr>
+      </w:r>
+      <w:r>
+        <w:rPr>
           <w:b/>
           <w:lang w:val="ar_AE" w:bidi="ar_AE"/>
         </w:rPr>
@@ -20378,6 +20650,22 @@
       </w:r>
       <w:r>
         <w:rPr>
+          <w:lang w:val="ar_AE" w:bidi="ar_AE"/>
+        </w:rPr>
+        <w:t>עֹלָלֶ֛י⁠הָ יְרֻטְּשׁ֖וּ</w:t>
+      </w:r>
+    </w:p>
+    <w:p>
+      <w:pPr>
+        <w:bidi/>
+      </w:pPr>
+      <w:r>
+        <w:rPr>
+          <w:lang w:val="ar_AE" w:bidi="ar_AE"/>
+        </w:rPr>
+      </w:r>
+      <w:r>
+        <w:rPr>
           <w:b/>
           <w:lang w:val="ar_AE" w:bidi="ar_AE"/>
         </w:rPr>
@@ -21252,6 +21540,22 @@
       </w:r>
       <w:r>
         <w:rPr>
+          <w:lang w:val="ar_AE" w:bidi="ar_AE"/>
+        </w:rPr>
+        <w:t>כָּ֨ל־מִבְצָרַ֔יִ⁠ךְ תְּאֵנִ֖ים עִם־בִּכּוּרִ֑ים</w:t>
+      </w:r>
+    </w:p>
+    <w:p>
+      <w:pPr>
+        <w:bidi/>
+      </w:pPr>
+      <w:r>
+        <w:rPr>
+          <w:lang w:val="ar_AE" w:bidi="ar_AE"/>
+        </w:rPr>
+      </w:r>
+      <w:r>
+        <w:rPr>
           <w:b/>
           <w:lang w:val="ar_AE" w:bidi="ar_AE"/>
         </w:rPr>
@@ -23750,6 +24054,22 @@
       </w:r>
       <w:r>
         <w:rPr>
+          <w:lang w:val="ar_AE" w:bidi="ar_AE"/>
+        </w:rPr>
+        <w:t>מִנְּזָרַ֨יִ⁠ךְ֙ כָּֽ⁠אַרְבֶּ֔ה וְ⁠טַפְסְרַ֖יִ⁠ךְ כְּ⁠ג֣וֹב גֹּבָ֑י</w:t>
+      </w:r>
+    </w:p>
+    <w:p>
+      <w:pPr>
+        <w:bidi/>
+      </w:pPr>
+      <w:r>
+        <w:rPr>
+          <w:lang w:val="ar_AE" w:bidi="ar_AE"/>
+        </w:rPr>
+      </w:r>
+      <w:r>
+        <w:rPr>
           <w:b/>
           <w:lang w:val="ar_AE" w:bidi="ar_AE"/>
         </w:rPr>
@@ -23978,6 +24298,22 @@
       </w:r>
       <w:r>
         <w:rPr>
+          <w:lang w:val="ar_AE" w:bidi="ar_AE"/>
+        </w:rPr>
+        <w:t>וְ⁠טַפְסְרַ֖יִ⁠ךְ כְּ⁠ג֣וֹב גֹּבָ֑י</w:t>
+      </w:r>
+    </w:p>
+    <w:p>
+      <w:pPr>
+        <w:bidi/>
+      </w:pPr>
+      <w:r>
+        <w:rPr>
+          <w:lang w:val="ar_AE" w:bidi="ar_AE"/>
+        </w:rPr>
+      </w:r>
+      <w:r>
+        <w:rPr>
           <w:b/>
           <w:lang w:val="ar_AE" w:bidi="ar_AE"/>
         </w:rPr>
@@ -24871,6 +25207,22 @@
         <w:rPr>
           <w:lang w:val="ar_AE" w:bidi="ar_AE"/>
         </w:rPr>
+      </w:r>
+    </w:p>
+    <w:p>
+      <w:pPr>
+        <w:bidi/>
+      </w:pPr>
+      <w:r>
+        <w:rPr>
+          <w:lang w:val="ar_AE" w:bidi="ar_AE"/>
+        </w:rPr>
+      </w:r>
+      <w:r>
+        <w:rPr>
+          <w:lang w:val="ar_AE" w:bidi="ar_AE"/>
+        </w:rPr>
+        <w:t>אֵין־כֵּהָ֣ה לְ⁠שִׁבְרֶ֔⁠ךָ</w:t>
       </w:r>
     </w:p>
     <w:p>
